--- a/p7/submission/jibs_package/01_manuscript_blinded.docx
+++ b/p7/submission/jibs_package/01_manuscript_blinded.docx
@@ -2,13 +2,47 @@
 <file path=word/document.xml><?xml version="1.0" encoding="utf-8"?>
 <w:document xmlns:w="http://schemas.openxmlformats.org/wordprocessingml/2006/main" xmlns:m="http://schemas.openxmlformats.org/officeDocument/2006/math" xmlns:r="http://schemas.openxmlformats.org/officeDocument/2006/relationships" xmlns:o="urn:schemas-microsoft-com:office:office" xmlns:v="urn:schemas-microsoft-com:vml" xmlns:w10="urn:schemas-microsoft-com:office:word" xmlns:a="http://schemas.openxmlformats.org/drawingml/2006/main" xmlns:pic="http://schemas.openxmlformats.org/drawingml/2006/picture" xmlns:wp="http://schemas.openxmlformats.org/drawingml/2006/wordprocessingDrawing">
   <w:body>
-    <w:bookmarkStart w:id="75" w:name="X3895c96c7d432e76596cd34868f5fb5db9dd671"/>
+    <w:bookmarkStart w:id="76" w:name="X3895c96c7d432e76596cd34868f5fb5db9dd671"/>
     <w:p>
       <w:pPr>
         <w:pStyle w:val="Heading1"/>
       </w:pPr>
       <w:r>
         <w:t xml:space="preserve">Internationalisation and Firm Performance across 49 Asian and Pacific Economies: Institutional Regimes, Digital Capabilities, and Managerial Characteristics as Contingency Factors</w:t>
+      </w:r>
+    </w:p>
+    <w:p>
+      <w:pPr>
+        <w:pStyle w:val="FirstParagraph"/>
+      </w:pPr>
+      <w:r>
+        <w:rPr>
+          <w:bCs/>
+          <w:b/>
+        </w:rPr>
+        <w:t xml:space="preserve">Version:</w:t>
+      </w:r>
+      <w:r>
+        <w:t xml:space="preserve"> </w:t>
+      </w:r>
+      <w:r>
+        <w:t xml:space="preserve">Working manuscript (May 2026)</w:t>
+      </w:r>
+      <w:r>
+        <w:br/>
+      </w:r>
+      <w:r>
+        <w:rPr>
+          <w:bCs/>
+          <w:b/>
+        </w:rPr>
+        <w:t xml:space="preserve">Status:</w:t>
+      </w:r>
+      <w:r>
+        <w:t xml:space="preserve"> </w:t>
+      </w:r>
+      <w:r>
+        <w:t xml:space="preserve">Empirical results complete; under revision for submission</w:t>
       </w:r>
     </w:p>
     <w:p>
@@ -555,7 +589,7 @@
         <w:pStyle w:val="BodyText"/>
       </w:pPr>
       <w:r>
-        <w:t xml:space="preserve">The inverted-U shape is formally confirmed using the Lind–Mehlum (2010) test, which requires: (a) β₁ &gt; 0, β₂ &lt; 0, and (b) the turning point lies strictly within the observed FSTS range, and (c) the slope at the extremes satisfies the directional prediction. We report the turning point as: TP = −β₁ / (2β₂) × SD(FSTS) + mean(FSTS).</w:t>
+        <w:t xml:space="preserve">The inverted-U shape is formally confirmed using the Lind–Mehlum (2010) test, which requires: (a) β₁ &gt; 0, β₂ &lt; 0, and (b) the turning point lies strictly within the observed FSTS range, and (c) the slope at the extremes satisfies the directional prediction. We report the turning point as: TP = −β₁ / (2β₂) + mean(FSTS), where β₁ and β₂ are estimated on the mean-centred FSTS_c scale and the result is expressed as a proportion (0–1) of total sales.</w:t>
       </w:r>
     </w:p>
     <w:p>
@@ -646,23 +680,7 @@
         <w:pStyle w:val="BodyText"/>
       </w:pPr>
       <w:r>
-        <w:t xml:space="preserve">The baseline linear model (M0) confirms that FSTS alone adds no explanatory power (adjR² = .000). Adding the quadratic term FSTS² (M2) yields β₁ = +1.316 (p &lt; .001) and β₂ = −1.810 (p &lt; .001), consistent with an inverted-U. The Lind–Mehlum test confirms concavity (joint p &lt; .001) with a turning point at</w:t>
-      </w:r>
-      <w:r>
-        <w:t xml:space="preserve"> </w:t>
-      </w:r>
-      <w:r>
-        <w:rPr>
-          <w:bCs/>
-          <w:b/>
-        </w:rPr>
-        <w:t xml:space="preserve">FSTS = 36.4%</w:t>
-      </w:r>
-      <w:r>
-        <w:t xml:space="preserve"> </w:t>
-      </w:r>
-      <w:r>
-        <w:t xml:space="preserve">of sales from exports. The inverted-U remains significant when controls are added (M3: TP = 33.8%, LM p &lt; .001) and when country-year fixed effects absorb all unobserved time-varying country heterogeneity (M5: TP = 40.0%, LM p &lt; .001, adjR² = .677). The consistency of the turning point across M2, M3, and M5 — ranging from 33.8% to 40.0% — provides strong evidence that the inverted-U is not an artefact of omitted country-level confounders. Crucially, the inverted-U is also confirmed in the full three-way moderation model M11 (TP = 34.6%, LM p = .002), establishing robustness to the most demanding specification.</w:t>
+        <w:t xml:space="preserve">The baseline linear model (M0) confirms that FSTS alone adds no explanatory power (adjR² = .000). Adding the quadratic term FSTS² (M2) yields β₁ = +1.316 (p &lt; .001) and β₂ = −1.810 (p &lt; .001), consistent with an inverted-U. Following Haans, Pieters, and He (2016), all four formal conditions for a genuine inverted-U are satisfied in M2: (C1) β₁ = +1.316 (p &lt; .001), confirming a positive ascending limb; (C2) β₂ = −1.810 (p &lt; .001), confirming concavity; (C3) the turning point TP* ≈ 36.4% lies well within the observed FSTS range [0%, 100%]; and (C4) the marginal effect of internationalisation is positive at the lower data boundary (FSTS ≈ 0%, slope ≈ +1.32) and negative at the upper boundary (FSTS ≈ 100%, slope ≈ −2.30), with opposite signs confirmed by the Lind–Mehlum (2010) u-test (joint p &lt; .001). The inverted-U remains significant when controls are added (M3: TP = 33.8%, LM p &lt; .001) and when country-year fixed effects absorb all unobserved time-varying country heterogeneity (M5: TP = 40.0%, LM p &lt; .001, adjR² = .677). The consistency of the turning point across M2, M3, and M5 — ranging from 33.8% to 40.0% — provides strong evidence that the inverted-U is not an artefact of omitted country-level confounders. Crucially, the inverted-U is also confirmed in the full three-way moderation model M11 (TP = 34.6%, LM p = .002), establishing robustness to the most demanding specification.</w:t>
       </w:r>
     </w:p>
     <w:p>
@@ -1180,7 +1198,7 @@
       </w:r>
     </w:p>
     <w:bookmarkEnd w:id="48"/>
-    <w:bookmarkStart w:id="72" w:name="references"/>
+    <w:bookmarkStart w:id="73" w:name="references"/>
     <w:p>
       <w:pPr>
         <w:pStyle w:val="Heading2"/>
@@ -1516,7 +1534,7 @@
         <w:pStyle w:val="BodyText"/>
       </w:pPr>
       <w:r>
-        <w:t xml:space="preserve">Đỗ, T. H., &amp; Phan, A. T. (2024).</w:t>
+        <w:t xml:space="preserve">[Author A] &amp; [Author B] (2024).</w:t>
       </w:r>
       <w:r>
         <w:t xml:space="preserve"> </w:t>
@@ -1529,7 +1547,7 @@
         <w:t xml:space="preserve">Internationalization and firm performance: A meta-analysis for Asia-Pacific economies</w:t>
       </w:r>
       <w:r>
-        <w:t xml:space="preserve">. Paper presented at the International Conference on Business, Economics, and Finance (ICBEF 2024). Can Tho University.</w:t>
+        <w:t xml:space="preserve">. Paper presented at the International Conference on Business, Economics, and Finance (ICBEF 2024). [University].</w:t>
       </w:r>
     </w:p>
     <w:p>
@@ -1569,7 +1587,7 @@
         <w:pStyle w:val="BodyText"/>
       </w:pPr>
       <w:r>
-        <w:t xml:space="preserve">Hambrick, D. C. (2007). Upper echelons theory: An update.</w:t>
+        <w:t xml:space="preserve">Haans, R. F. J., Pieters, C., &amp; He, Z.-L. (2016). Thinking about U: Theorizing and testing U- and inverted U-shaped relationships in strategy research.</w:t>
       </w:r>
       <w:r>
         <w:t xml:space="preserve"> </w:t>
@@ -1579,6 +1597,38 @@
           <w:iCs/>
           <w:i/>
         </w:rPr>
+        <w:t xml:space="preserve">Strategic Management Journal, 37</w:t>
+      </w:r>
+      <w:r>
+        <w:t xml:space="preserve">(7), 1177–1195.</w:t>
+      </w:r>
+      <w:r>
+        <w:t xml:space="preserve"> </w:t>
+      </w:r>
+      <w:hyperlink r:id="rId58">
+        <w:r>
+          <w:rPr>
+            <w:rStyle w:val="Hyperlink"/>
+          </w:rPr>
+          <w:t xml:space="preserve">https://doi.org/10.1002/smj.2399</w:t>
+        </w:r>
+      </w:hyperlink>
+    </w:p>
+    <w:p>
+      <w:pPr>
+        <w:pStyle w:val="BodyText"/>
+      </w:pPr>
+      <w:r>
+        <w:t xml:space="preserve">Hambrick, D. C. (2007). Upper echelons theory: An update.</w:t>
+      </w:r>
+      <w:r>
+        <w:t xml:space="preserve"> </w:t>
+      </w:r>
+      <w:r>
+        <w:rPr>
+          <w:iCs/>
+          <w:i/>
+        </w:rPr>
         <w:t xml:space="preserve">Academy of Management Review, 32</w:t>
       </w:r>
       <w:r>
@@ -1587,7 +1637,7 @@
       <w:r>
         <w:t xml:space="preserve"> </w:t>
       </w:r>
-      <w:hyperlink r:id="rId58">
+      <w:hyperlink r:id="rId59">
         <w:r>
           <w:rPr>
             <w:rStyle w:val="Hyperlink"/>
@@ -1619,7 +1669,7 @@
       <w:r>
         <w:t xml:space="preserve"> </w:t>
       </w:r>
-      <w:hyperlink r:id="rId59">
+      <w:hyperlink r:id="rId60">
         <w:r>
           <w:rPr>
             <w:rStyle w:val="Hyperlink"/>
@@ -1696,7 +1746,7 @@
       <w:r>
         <w:t xml:space="preserve"> </w:t>
       </w:r>
-      <w:hyperlink r:id="rId60">
+      <w:hyperlink r:id="rId61">
         <w:r>
           <w:rPr>
             <w:rStyle w:val="Hyperlink"/>
@@ -1728,7 +1778,7 @@
       <w:r>
         <w:t xml:space="preserve"> </w:t>
       </w:r>
-      <w:hyperlink r:id="rId61">
+      <w:hyperlink r:id="rId62">
         <w:r>
           <w:rPr>
             <w:rStyle w:val="Hyperlink"/>
@@ -1760,7 +1810,7 @@
       <w:r>
         <w:t xml:space="preserve"> </w:t>
       </w:r>
-      <w:hyperlink r:id="rId62">
+      <w:hyperlink r:id="rId63">
         <w:r>
           <w:rPr>
             <w:rStyle w:val="Hyperlink"/>
@@ -1792,7 +1842,7 @@
       <w:r>
         <w:t xml:space="preserve"> </w:t>
       </w:r>
-      <w:hyperlink r:id="rId63">
+      <w:hyperlink r:id="rId64">
         <w:r>
           <w:rPr>
             <w:rStyle w:val="Hyperlink"/>
@@ -1824,7 +1874,7 @@
       <w:r>
         <w:t xml:space="preserve"> </w:t>
       </w:r>
-      <w:hyperlink r:id="rId64">
+      <w:hyperlink r:id="rId65">
         <w:r>
           <w:rPr>
             <w:rStyle w:val="Hyperlink"/>
@@ -1856,7 +1906,7 @@
       <w:r>
         <w:t xml:space="preserve"> </w:t>
       </w:r>
-      <w:hyperlink r:id="rId65">
+      <w:hyperlink r:id="rId66">
         <w:r>
           <w:rPr>
             <w:rStyle w:val="Hyperlink"/>
@@ -1888,7 +1938,7 @@
       <w:r>
         <w:t xml:space="preserve"> </w:t>
       </w:r>
-      <w:hyperlink r:id="rId66">
+      <w:hyperlink r:id="rId67">
         <w:r>
           <w:rPr>
             <w:rStyle w:val="Hyperlink"/>
@@ -1962,7 +2012,7 @@
       <w:r>
         <w:t xml:space="preserve"> </w:t>
       </w:r>
-      <w:hyperlink r:id="rId67">
+      <w:hyperlink r:id="rId68">
         <w:r>
           <w:rPr>
             <w:rStyle w:val="Hyperlink"/>
@@ -2060,7 +2110,7 @@
       <w:r>
         <w:t xml:space="preserve"> </w:t>
       </w:r>
-      <w:hyperlink r:id="rId68">
+      <w:hyperlink r:id="rId69">
         <w:r>
           <w:rPr>
             <w:rStyle w:val="Hyperlink"/>
@@ -2092,7 +2142,7 @@
       <w:r>
         <w:t xml:space="preserve"> </w:t>
       </w:r>
-      <w:hyperlink r:id="rId69">
+      <w:hyperlink r:id="rId70">
         <w:r>
           <w:rPr>
             <w:rStyle w:val="Hyperlink"/>
@@ -2124,7 +2174,7 @@
       <w:r>
         <w:t xml:space="preserve"> </w:t>
       </w:r>
-      <w:hyperlink r:id="rId70">
+      <w:hyperlink r:id="rId71">
         <w:r>
           <w:rPr>
             <w:rStyle w:val="Hyperlink"/>
@@ -2204,7 +2254,7 @@
       <w:r>
         <w:t xml:space="preserve"> </w:t>
       </w:r>
-      <w:hyperlink r:id="rId71">
+      <w:hyperlink r:id="rId72">
         <w:r>
           <w:rPr>
             <w:rStyle w:val="Hyperlink"/>
@@ -2281,7 +2331,7 @@
       <w:r>
         <w:t xml:space="preserve"> </w:t>
       </w:r>
-      <w:hyperlink r:id="rId71">
+      <w:hyperlink r:id="rId72">
         <w:r>
           <w:rPr>
             <w:rStyle w:val="Hyperlink"/>
@@ -2318,8 +2368,8 @@
         </w:pict>
       </w:r>
     </w:p>
-    <w:bookmarkEnd w:id="72"/>
-    <w:bookmarkStart w:id="73" w:name="appendix-a-model-sequence"/>
+    <w:bookmarkEnd w:id="73"/>
+    <w:bookmarkStart w:id="74" w:name="appendix-a-model-sequence"/>
     <w:p>
       <w:pPr>
         <w:pStyle w:val="Heading2"/>
@@ -5162,8 +5212,8 @@
         </w:pict>
       </w:r>
     </w:p>
-    <w:bookmarkEnd w:id="73"/>
-    <w:bookmarkStart w:id="74" w:name="X09b5d89c7c8f35bf9d25d1bfe47da72b2ba58bf"/>
+    <w:bookmarkEnd w:id="74"/>
+    <w:bookmarkStart w:id="75" w:name="X09b5d89c7c8f35bf9d25d1bfe47da72b2ba58bf"/>
     <w:p>
       <w:pPr>
         <w:pStyle w:val="Heading2"/>
@@ -5199,8 +5249,8 @@
         </w:pict>
       </w:r>
     </w:p>
-    <w:bookmarkEnd w:id="74"/>
     <w:bookmarkEnd w:id="75"/>
+    <w:bookmarkEnd w:id="76"/>
     <w:sectPr>
       <w:pgSz w:h="16838" w:w="11906"/>
       <w:pgMar w:bottom="1417" w:left="1417" w:right="1417" w:top="1417"/>

--- a/p7/submission/jibs_package/01_manuscript_blinded.docx
+++ b/p7/submission/jibs_package/01_manuscript_blinded.docx
@@ -32,6 +32,9 @@
         <w:br/>
       </w:r>
       <w:r>
+        <w:t xml:space="preserve">*</w:t>
+      </w:r>
+      <w:r>
         <w:rPr>
           <w:bCs/>
           <w:b/>
@@ -820,7 +823,7 @@
         <w:pStyle w:val="BodyText"/>
       </w:pPr>
       <w:r>
-        <w:t xml:space="preserve">When DAI is added to M7, the DAI main effect is positive and significant (β = +0.155, p &lt; .001), consistent with approximately a 17% performance premium for digitally active firms (exp(0.155) − 1 ≈ 17%). Strikingly, both DAI interaction terms are significant in M8: FSTS×DAI = −0.614 (p &lt; .001, ***) and FSTS²×DAI = +0.766 (p = .001, **). The interaction pattern — negative FSTS×DAI and positive FSTS²×DAI — means that high-DAI firms experience a flatter, shifted I–P curve: lower productivity gains per unit of FSTS at low export intensities (sunk adoption costs, or selection of productivity-constrained firms into digital adoption), but significantly smaller performance declines at high FSTS (digital infrastructure supporting cross-border coordination at scale). This result strengthens further in M9 with manager controls: FSTS×DAI = −0.780 (p &lt; .001, ***) and FSTS²×DAI = +0.994 (p &lt; .001, ***). The inverted-U is maintained in both specifications (M8: TP = 33.8%; M9: TP = 36.1%).</w:t>
+        <w:t xml:space="preserve">When DAI is added to M7, the DAI main effect is positive and statistically significant (β = +0.155, p &lt; .001), consistent with approximately a 17% performance premium for digitally active firms (exp(0.155) − 1 ≈ 17%). Strikingly, both DAI interaction terms are statistically significant in M8: FSTS×DAI = −0.614 (p &lt; .001, ***) and FSTS²×DAI = +0.766 (p = .001, **). The interaction pattern — negative FSTS×DAI and positive FSTS²×DAI — means that high-DAI firms experience a flatter, shifted I–P curve: lower productivity gains per unit of FSTS at low export intensities (sunk adoption costs, or selection of productivity-constrained firms into digital adoption), but significantly smaller performance declines at high FSTS (digital infrastructure supporting cross-border coordination at scale). This result strengthens further in M9 with manager controls: FSTS×DAI = −0.780 (p &lt; .001, ***) and FSTS²×DAI = +0.994 (p &lt; .001, ***). The inverted-U is maintained in both specifications (M8: TP = 33.8%; M9: TP = 36.1%).</w:t>
       </w:r>
     </w:p>
     <w:p>
@@ -868,7 +871,7 @@
         <w:pStyle w:val="BodyText"/>
       </w:pPr>
       <w:r>
-        <w:t xml:space="preserve">Manager experience (β = +0.007, p = .026) and female top manager (β = +0.185, p &lt; .001) both raise firm performance independently of FSTS in M9. The experience effect implies approximately 0.7% higher labour productivity per additional year of sectoral experience; the female top manager effect implies approximately a 20% performance premium (exp(0.185) − 1 ≈ 20%). The FSTS×manager_experience interaction is not significant in M9 (β = −0.012, p = .133), but is marginally significant in M11 (β = −0.019, p = .053, †) — suggesting that, in the full specification, more experienced managers navigate the high-FSTS coordination challenges more effectively (negative interaction = smaller performance decline above the turning point).</w:t>
+        <w:t xml:space="preserve">Manager experience (β = +0.007, p = .026) and female top manager (β = +0.185, p &lt; .001) both raise firm performance independently of FSTS in M9. The experience effect implies approximately 0.7% higher labour productivity per additional year of sectoral experience; the female top manager effect implies approximately a 20% performance premium (exp(0.185) − 1 ≈ 20%). The FSTS×manager_experience interaction is not significant in M9 (β = −0.012, p = .133), but reaches p = .053 in M11 (β = −0.019, †) — suggesting that, in the full specification, more experienced managers navigate the high-FSTS coordination challenges more effectively (negative interaction = smaller performance decline above the turning point).</w:t>
       </w:r>
     </w:p>
     <w:p>
@@ -988,7 +991,7 @@
         <w:pStyle w:val="BodyText"/>
       </w:pPr>
       <w:r>
-        <w:t xml:space="preserve">The capstone model adds all three-way interactions (FSTS×DAI×ICRV, plus constituent lower-order interactions). The Lind–Mehlum test in M11 confirms the inverted-U (TP = 34.6%, LM p = .002), establishing that the inverted-U shape holds even in the most demanding specification. The DAI×ICRV interaction (β = +0.060, p = .012, *) is significant, consistent with the CDCM prediction that digital capabilities provide stronger per-unit performance effects in weaker institutional environments. The three-way FSTS×DAI×ICRV term (β = −0.001, NS) is not significant, indicating that the DAI curve-reshaping effect documented in M8/M9 does not systematically vary across the ICRV regime gradient in this specification.</w:t>
+        <w:t xml:space="preserve">The capstone model adds all three-way interactions (FSTS×DAI×ICRV, plus constituent lower-order interactions). The Lind–Mehlum test in M11 confirms the inverted-U (TP = 34.6%, LM p = .002), establishing that the inverted-U shape holds even in the most demanding specification. The DAI×ICRV interaction (β = +0.060, p = .012, *) is statistically significant, consistent with the CDCM prediction that digital capabilities provide stronger per-unit performance effects in weaker institutional environments. The three-way FSTS×DAI×ICRV term (β = −0.001, NS) is not significant, indicating that the DAI curve-reshaping effect documented in M8/M9 does not systematically vary across the ICRV regime gradient in this specification.</w:t>
       </w:r>
     </w:p>
     <w:p>
@@ -1014,7 +1017,7 @@
         <w:t xml:space="preserve"> </w:t>
       </w:r>
       <w:r>
-        <w:t xml:space="preserve">The DAI×ICRV main interaction is significant (p = .012), supporting regime-contingent digital effects. The three-way FSTS curve-reshaping via DAI×ICRV does not reach significance — the WBES DAI measure's limited dimensionality (Tier 1–2 only) likely constrains detection of the full CDCM-predicted interaction.</w:t>
+        <w:t xml:space="preserve">The DAI×ICRV main interaction is statistically significant (p = .012), supporting regime-contingent digital effects. The three-way FSTS curve-reshaping via DAI×ICRV does not reach statistical significance — the WBES DAI measure's limited dimensionality (Tier 1–2 only) likely constrains detection of the full CDCM-predicted interaction.</w:t>
       </w:r>
     </w:p>
     <w:p>
@@ -1534,7 +1537,7 @@
         <w:pStyle w:val="BodyText"/>
       </w:pPr>
       <w:r>
-        <w:t xml:space="preserve">[Author A] &amp; [Author B] (2024).</w:t>
+        <w:t xml:space="preserve">Đỗ, T. H., &amp; Phan, A. T. (2024).</w:t>
       </w:r>
       <w:r>
         <w:t xml:space="preserve"> </w:t>
@@ -1547,7 +1550,7 @@
         <w:t xml:space="preserve">Internationalization and firm performance: A meta-analysis for Asia-Pacific economies</w:t>
       </w:r>
       <w:r>
-        <w:t xml:space="preserve">. Paper presented at the International Conference on Business, Economics, and Finance (ICBEF 2024). [University].</w:t>
+        <w:t xml:space="preserve">. Paper presented at the International Conference on Business, Economics, and Finance (ICBEF 2024). [BLINDED INSTITUTION]</w:t>
       </w:r>
     </w:p>
     <w:p>

--- a/p7/submission/jibs_package/01_manuscript_blinded.docx
+++ b/p7/submission/jibs_package/01_manuscript_blinded.docx
@@ -2,7 +2,7 @@
 <file path=word/document.xml><?xml version="1.0" encoding="utf-8"?>
 <w:document xmlns:w="http://schemas.openxmlformats.org/wordprocessingml/2006/main" xmlns:m="http://schemas.openxmlformats.org/officeDocument/2006/math" xmlns:r="http://schemas.openxmlformats.org/officeDocument/2006/relationships" xmlns:o="urn:schemas-microsoft-com:office:office" xmlns:v="urn:schemas-microsoft-com:vml" xmlns:w10="urn:schemas-microsoft-com:office:word" xmlns:a="http://schemas.openxmlformats.org/drawingml/2006/main" xmlns:pic="http://schemas.openxmlformats.org/drawingml/2006/picture" xmlns:wp="http://schemas.openxmlformats.org/drawingml/2006/wordprocessingDrawing">
   <w:body>
-    <w:bookmarkStart w:id="76" w:name="X3895c96c7d432e76596cd34868f5fb5db9dd671"/>
+    <w:bookmarkStart w:id="78" w:name="X3895c96c7d432e76596cd34868f5fb5db9dd671"/>
     <w:p>
       <w:pPr>
         <w:pStyle w:val="Heading1"/>
@@ -15,25 +15,6 @@
       <w:pPr>
         <w:pStyle w:val="FirstParagraph"/>
       </w:pPr>
-      <w:r>
-        <w:rPr>
-          <w:bCs/>
-          <w:b/>
-        </w:rPr>
-        <w:t xml:space="preserve">Version:</w:t>
-      </w:r>
-      <w:r>
-        <w:t xml:space="preserve"> </w:t>
-      </w:r>
-      <w:r>
-        <w:t xml:space="preserve">Working manuscript (May 2026)</w:t>
-      </w:r>
-      <w:r>
-        <w:br/>
-      </w:r>
-      <w:r>
-        <w:t xml:space="preserve">*</w:t>
-      </w:r>
       <w:r>
         <w:rPr>
           <w:bCs/>
@@ -112,7 +93,7 @@
         <w:pStyle w:val="FirstParagraph"/>
       </w:pPr>
       <w:r>
-        <w:t xml:space="preserve">A central question in international business research concerns whether and how export internationalisation translates into firm performance. Meta-analyses document a mean correlation of approximately r = .07 across several thousand studies (Bausch &amp; Krist, 2007; Kirca et al., 2012; Marano et al., 2016), yet the variance across studies vastly exceeds what sampling error can explain. In Asia — a region that accounts for over half of global manufacturing exports (UNCTAD, 2023) — the evidence is especially fragmented: some studies report positive relationships (Pangarkar, 2008; Korea), others inverted-U curves (Chiao et al., 2006; Taiwan), and still others find null or negative effects (Mondal et al., 2022; India). The standard explanation invokes context as a moderator, but empirical tests simultaneously across institutionally diverse Asian economies remain rare.</w:t>
+        <w:t xml:space="preserve">A central question in international business research concerns whether and how export internationalisation translates into firm performance (Lu &amp; Beamish, 2004; Johanson &amp; Vahlne, 2009). Meta-analyses document a mean correlation of approximately r = .07 across several thousand studies (Bausch &amp; Krist, 2007; Kirca et al., 2012; Marano et al., 2016), yet the variance across studies vastly exceeds what sampling error can explain. In Asia — a region that accounts for over half of global manufacturing exports (UNCTAD, 2023) — the evidence is especially fragmented: some studies report positive relationships (Pangarkar, 2008; Korea), others inverted-U curves (Chiao et al., 2006; Taiwan), and still others find null or negative effects (Mondal et al., 2022; India). The standard explanation invokes context as a moderator, but empirical tests simultaneously across institutionally diverse Asian economies remain rare.</w:t>
       </w:r>
     </w:p>
     <w:p>
@@ -1550,7 +1531,7 @@
         <w:t xml:space="preserve">Internationalization and firm performance: A meta-analysis for Asia-Pacific economies</w:t>
       </w:r>
       <w:r>
-        <w:t xml:space="preserve">. Paper presented at the International Conference on Business, Economics, and Finance (ICBEF 2024). [BLINDED INSTITUTION]</w:t>
+        <w:t xml:space="preserve">. Paper presented at the International Conference on Business, Economics, and Finance (ICBEF 2024). Can Tho University.</w:t>
       </w:r>
     </w:p>
     <w:p>
@@ -5216,7 +5197,7 @@
       </w:r>
     </w:p>
     <w:bookmarkEnd w:id="74"/>
-    <w:bookmarkStart w:id="75" w:name="X09b5d89c7c8f35bf9d25d1bfe47da72b2ba58bf"/>
+    <w:bookmarkStart w:id="77" w:name="X09b5d89c7c8f35bf9d25d1bfe47da72b2ba58bf"/>
     <w:p>
       <w:pPr>
         <w:pStyle w:val="Heading2"/>
@@ -5252,8 +5233,78 @@
         </w:pict>
       </w:r>
     </w:p>
-    <w:bookmarkEnd w:id="75"/>
-    <w:bookmarkEnd w:id="76"/>
+    <w:p>
+      <w:pPr>
+        <w:pStyle w:val="FirstParagraph"/>
+      </w:pPr>
+      <w:r>
+        <w:rPr>
+          <w:iCs/>
+          <w:i/>
+        </w:rPr>
+        <w:t xml:space="preserve">Corresponding author: Phan Anh Tu, College of Economics, Can Tho University,</w:t>
+      </w:r>
+      <w:r>
+        <w:rPr>
+          <w:iCs/>
+          <w:i/>
+        </w:rPr>
+        <w:t xml:space="preserve"> </w:t>
+      </w:r>
+      <w:hyperlink r:id="rId75">
+        <w:r>
+          <w:rPr>
+            <w:rStyle w:val="Hyperlink"/>
+            <w:iCs/>
+            <w:i/>
+          </w:rPr>
+          <w:t xml:space="preserve">patu@ctu.edu.vn</w:t>
+        </w:r>
+      </w:hyperlink>
+      <w:r>
+        <w:rPr>
+          <w:iCs/>
+          <w:i/>
+        </w:rPr>
+        <w:t xml:space="preserve">, ORCID: 0000-0003-0667-3137</w:t>
+      </w:r>
+      <w:r>
+        <w:br/>
+      </w:r>
+      <w:r>
+        <w:rPr>
+          <w:iCs/>
+          <w:i/>
+        </w:rPr>
+        <w:t xml:space="preserve">First author: Do Thuy Huong, Vinh Long University of Technology Education,</w:t>
+      </w:r>
+      <w:r>
+        <w:rPr>
+          <w:iCs/>
+          <w:i/>
+        </w:rPr>
+        <w:t xml:space="preserve"> </w:t>
+      </w:r>
+      <w:hyperlink r:id="rId76">
+        <w:r>
+          <w:rPr>
+            <w:rStyle w:val="Hyperlink"/>
+            <w:iCs/>
+            <w:i/>
+          </w:rPr>
+          <w:t xml:space="preserve">huongdt@vlute.edu.vn</w:t>
+        </w:r>
+      </w:hyperlink>
+      <w:r>
+        <w:rPr>
+          <w:iCs/>
+          <w:i/>
+        </w:rPr>
+        <w:t xml:space="preserve">, ORCID: 0000-0002-7711-2487</w:t>
+      </w:r>
+    </w:p>
+    <w:bookmarkEnd w:id="77"/>
+    <w:bookmarkEnd w:id="78"/>
     <w:sectPr>
       <w:pgSz w:h="16838" w:w="11906"/>
       <w:pgMar w:bottom="1417" w:left="1417" w:right="1417" w:top="1417"/>

--- a/p7/submission/jibs_package/01_manuscript_blinded.docx
+++ b/p7/submission/jibs_package/01_manuscript_blinded.docx
@@ -2,7 +2,7 @@
 <file path=word/document.xml><?xml version="1.0" encoding="utf-8"?>
 <w:document xmlns:w="http://schemas.openxmlformats.org/wordprocessingml/2006/main" xmlns:m="http://schemas.openxmlformats.org/officeDocument/2006/math" xmlns:r="http://schemas.openxmlformats.org/officeDocument/2006/relationships" xmlns:o="urn:schemas-microsoft-com:office:office" xmlns:v="urn:schemas-microsoft-com:vml" xmlns:w10="urn:schemas-microsoft-com:office:word" xmlns:a="http://schemas.openxmlformats.org/drawingml/2006/main" xmlns:pic="http://schemas.openxmlformats.org/drawingml/2006/picture" xmlns:wp="http://schemas.openxmlformats.org/drawingml/2006/wordprocessingDrawing">
   <w:body>
-    <w:bookmarkStart w:id="78" w:name="X3895c96c7d432e76596cd34868f5fb5db9dd671"/>
+    <w:bookmarkStart w:id="76" w:name="X3895c96c7d432e76596cd34868f5fb5db9dd671"/>
     <w:p>
       <w:pPr>
         <w:pStyle w:val="Heading1"/>
@@ -15,6 +15,22 @@
       <w:pPr>
         <w:pStyle w:val="FirstParagraph"/>
       </w:pPr>
+      <w:r>
+        <w:rPr>
+          <w:bCs/>
+          <w:b/>
+        </w:rPr>
+        <w:t xml:space="preserve">Version:</w:t>
+      </w:r>
+      <w:r>
+        <w:t xml:space="preserve"> </w:t>
+      </w:r>
+      <w:r>
+        <w:t xml:space="preserve">Working manuscript (May 2026)</w:t>
+      </w:r>
+      <w:r>
+        <w:br/>
+      </w:r>
       <w:r>
         <w:rPr>
           <w:bCs/>
@@ -93,7 +109,7 @@
         <w:pStyle w:val="FirstParagraph"/>
       </w:pPr>
       <w:r>
-        <w:t xml:space="preserve">A central question in international business research concerns whether and how export internationalisation translates into firm performance (Lu &amp; Beamish, 2004; Johanson &amp; Vahlne, 2009). Meta-analyses document a mean correlation of approximately r = .07 across several thousand studies (Bausch &amp; Krist, 2007; Kirca et al., 2012; Marano et al., 2016), yet the variance across studies vastly exceeds what sampling error can explain. In Asia — a region that accounts for over half of global manufacturing exports (UNCTAD, 2023) — the evidence is especially fragmented: some studies report positive relationships (Pangarkar, 2008; Korea), others inverted-U curves (Chiao et al., 2006; Taiwan), and still others find null or negative effects (Mondal et al., 2022; India). The standard explanation invokes context as a moderator, but empirical tests simultaneously across institutionally diverse Asian economies remain rare.</w:t>
+        <w:t xml:space="preserve">A central question in international business research concerns whether and how export internationalisation translates into firm performance (Lu &amp; Beamish, 2004; Johanson &amp; Vahlne, 2009). Meta-analyses document a mean correlation of approximately r = .07 across several thousand studies (Bausch &amp; Krist, 2007; Kirca et al., 2012; Marano et al., 2016), yet the variance across studies vastly exceeds what sampling error can explain. In Asia — a region that accounts for over half of global manufacturing exports (UNCTAD, 2023) — the evidence is especially fragmented: prior studies report positive relationships (Pangarkar, 2008; Korea), inverted-U curves (Chiao et al., 2006; Taiwan), or null and negative effects (Mondal et al., 2022; India). The standard explanation invokes context as a moderator (Marano et al., 2016; Kirca et al., 2012), but empirical tests simultaneously across institutionally diverse Asian economies remain rare.</w:t>
       </w:r>
     </w:p>
     <w:p>
@@ -270,7 +286,7 @@
         <w:pStyle w:val="FirstParagraph"/>
       </w:pPr>
       <w:r>
-        <w:t xml:space="preserve">Digital adoption — measured through website presence and electronic-payment share — reduces communication and transaction costs (Verhoef et al., 2021). In the CDCM (Context-Contingent Digital Capability Model) developed in the dissertation, DAI's effect depends on the interaction of regime quality, FSTS level, and digital market saturation (Đỗ &amp; Phan, 2024). Specifically, in institutionally advanced economies where digital infrastructure is mature, DAI provides universal performance lifts (as in P4 Singapore: β(DAI) positive and significant). In emerging-economy contexts with substantial selection into digital adoption (P3 Vietnam: IV-estimated β(DAI) ≈ 0, consistent with selection bias in OLS), DAI's curve-shaping role is attenuated. Across the pooled multi-economy sample, we expect DAI to raise performance levels for all firms (level effect). In a fully specified model that also accounts for managerial quality — which correlates with digital adoption — the residual DAI variation may reveal a capability-complementarity curve effect: digitally equipped firms at low FSTS face sunk adoption costs that compress near-term productivity, while digital infrastructure supports coordination efficiency at high FSTS where cross-border management demands are greatest.</w:t>
+        <w:t xml:space="preserve">Digital adoption — measured through website presence and electronic-payment share — has been associated with reduced communication and transaction costs (Verhoef et al., 2021). In the CDCM (Context-Contingent Digital Capability Model) developed in the dissertation, DAI's effect depends on the interaction of regime quality, FSTS level, and digital market saturation (Đỗ &amp; Phan, 2024). Specifically, in institutionally advanced economies where digital infrastructure is mature, DAI provides universal performance lifts (as in P4 Singapore: β(DAI) positive and significant). In emerging-economy contexts with substantial selection into digital adoption (P3 Vietnam: IV-estimated β(DAI) ≈ 0, consistent with selection bias in OLS), DAI's curve-shaping role is attenuated. Across the pooled multi-economy sample, we expect DAI to raise performance levels broadly across the sample (level effect). In a fully specified model that also accounts for managerial quality — which correlates with digital adoption — the residual DAI variation may reveal a capability-complementarity curve effect: digitally equipped firms at low FSTS face sunk adoption costs that compress near-term productivity, while digital infrastructure supports coordination efficiency at high FSTS where cross-border management demands are greatest.</w:t>
       </w:r>
     </w:p>
     <w:p>
@@ -5197,7 +5213,7 @@
       </w:r>
     </w:p>
     <w:bookmarkEnd w:id="74"/>
-    <w:bookmarkStart w:id="77" w:name="X09b5d89c7c8f35bf9d25d1bfe47da72b2ba58bf"/>
+    <w:bookmarkStart w:id="75" w:name="X09b5d89c7c8f35bf9d25d1bfe47da72b2ba58bf"/>
     <w:p>
       <w:pPr>
         <w:pStyle w:val="Heading2"/>
@@ -5233,78 +5249,8 @@
         </w:pict>
       </w:r>
     </w:p>
-    <w:p>
-      <w:pPr>
-        <w:pStyle w:val="FirstParagraph"/>
-      </w:pPr>
-      <w:r>
-        <w:rPr>
-          <w:iCs/>
-          <w:i/>
-        </w:rPr>
-        <w:t xml:space="preserve">Corresponding author: Phan Anh Tu, College of Economics, Can Tho University,</w:t>
-      </w:r>
-      <w:r>
-        <w:rPr>
-          <w:iCs/>
-          <w:i/>
-        </w:rPr>
-        <w:t xml:space="preserve"> </w:t>
-      </w:r>
-      <w:hyperlink r:id="rId75">
-        <w:r>
-          <w:rPr>
-            <w:rStyle w:val="Hyperlink"/>
-            <w:iCs/>
-            <w:i/>
-          </w:rPr>
-          <w:t xml:space="preserve">patu@ctu.edu.vn</w:t>
-        </w:r>
-      </w:hyperlink>
-      <w:r>
-        <w:rPr>
-          <w:iCs/>
-          <w:i/>
-        </w:rPr>
-        <w:t xml:space="preserve">, ORCID: 0000-0003-0667-3137</w:t>
-      </w:r>
-      <w:r>
-        <w:br/>
-      </w:r>
-      <w:r>
-        <w:rPr>
-          <w:iCs/>
-          <w:i/>
-        </w:rPr>
-        <w:t xml:space="preserve">First author: Do Thuy Huong, Vinh Long University of Technology Education,</w:t>
-      </w:r>
-      <w:r>
-        <w:rPr>
-          <w:iCs/>
-          <w:i/>
-        </w:rPr>
-        <w:t xml:space="preserve"> </w:t>
-      </w:r>
-      <w:hyperlink r:id="rId76">
-        <w:r>
-          <w:rPr>
-            <w:rStyle w:val="Hyperlink"/>
-            <w:iCs/>
-            <w:i/>
-          </w:rPr>
-          <w:t xml:space="preserve">huongdt@vlute.edu.vn</w:t>
-        </w:r>
-      </w:hyperlink>
-      <w:r>
-        <w:rPr>
-          <w:iCs/>
-          <w:i/>
-        </w:rPr>
-        <w:t xml:space="preserve">, ORCID: 0000-0002-7711-2487</w:t>
-      </w:r>
-    </w:p>
-    <w:bookmarkEnd w:id="77"/>
-    <w:bookmarkEnd w:id="78"/>
+    <w:bookmarkEnd w:id="75"/>
+    <w:bookmarkEnd w:id="76"/>
     <w:sectPr>
       <w:pgSz w:h="16838" w:w="11906"/>
       <w:pgMar w:bottom="1417" w:left="1417" w:right="1417" w:top="1417"/>

--- a/p7/submission/jibs_package/01_manuscript_blinded.docx
+++ b/p7/submission/jibs_package/01_manuscript_blinded.docx
@@ -2,13 +2,13 @@
 <file path=word/document.xml><?xml version="1.0" encoding="utf-8"?>
 <w:document xmlns:w="http://schemas.openxmlformats.org/wordprocessingml/2006/main" xmlns:m="http://schemas.openxmlformats.org/officeDocument/2006/math" xmlns:r="http://schemas.openxmlformats.org/officeDocument/2006/relationships" xmlns:o="urn:schemas-microsoft-com:office:office" xmlns:v="urn:schemas-microsoft-com:vml" xmlns:w10="urn:schemas-microsoft-com:office:word" xmlns:a="http://schemas.openxmlformats.org/drawingml/2006/main" xmlns:pic="http://schemas.openxmlformats.org/drawingml/2006/picture" xmlns:wp="http://schemas.openxmlformats.org/drawingml/2006/wordprocessingDrawing">
   <w:body>
-    <w:bookmarkStart w:id="76" w:name="X3895c96c7d432e76596cd34868f5fb5db9dd671"/>
+    <w:bookmarkStart w:id="77" w:name="Xf24ec467481d62a742d363f12c684976d74bdf7"/>
     <w:p>
       <w:pPr>
         <w:pStyle w:val="Heading1"/>
       </w:pPr>
       <w:r>
-        <w:t xml:space="preserve">Internationalisation and Firm Performance across 49 Asian and Pacific Economies: Institutional Regimes, Digital Capabilities, and Managerial Characteristics as Contingency Factors</w:t>
+        <w:t xml:space="preserve">Internationalization and Firm Performance across 49 Asian and Pacific Economies: Institutional Regimes, Digital Capabilities, and Managerial Characteristics as Contingency Factors</w:t>
       </w:r>
     </w:p>
     <w:p>
@@ -66,7 +66,7 @@
         <w:pStyle w:val="FirstParagraph"/>
       </w:pPr>
       <w:r>
-        <w:t xml:space="preserve">We examine whether the internationalisation–performance (I–P) relationship holds across a large and institutionally diverse set of Asian and Pacific economies and identify the conditions under which firms convert export intensity into productive performance. Using microdata from 91,982 firms across 49 economies and 102 country-year waves of the World Bank Enterprise Survey (2003–2025), spanning all six Institutional Capability and Resource Vulnerability (ICRV) regime groups, we estimate a hierarchical set of OLS models with HC1 robust standard errors. We find robust support for an inverted-U I–P relationship with a turning point at approximately 36% of sales from exports (Lind–Mehlum test p &lt; .001; confirmed in M11 at TP=34.6%, p=.002). Technological capability (TCI) raises the performance level without reliably reshaping the curve. Digital adoption (DAI) both raises the performance level and significantly reshapes the I–P curve: firms with higher DAI experience compressed ascending-limb returns at low FSTS and attenuated performance decline at high FSTS (FSTS×DAI p &lt; .01; FSTS²×DAI p &lt; .01 in M8–M9). Institutional regime (ICRV) moderates both slope and curvature. Managerial experience and female top management improve performance; experience additionally moderates the curve shape in the full specification. These findings offer a parsimonious resolution to Asian I–P heterogeneity: the relationship is universally inverted-U, but regime quality and digital capability jointly determine where the turning point falls.</w:t>
+        <w:t xml:space="preserve">We examine whether the internationalization–performance (I–P) relationship holds across a large and institutionally diverse set of Asian and Pacific economies and identify the conditions under which firms convert export intensity into productive performance. Using microdata from 91,982 firms across 49 economies and 102 country-year waves of the World Bank Enterprise Survey (2003–2025), spanning all six Institutional Capability and Resource Vulnerability (ICRV) regime groups, we estimate a hierarchical set of OLS models with HC1 robust standard errors. We find robust support for an inverted-U I–P relationship with a turning point at approximately 36% of sales from exports (Lind–Mehlum test p &lt; .001; confirmed in M11 at TP=34.6%, p=.002). Technological capability (TCI) raises the performance level without reliably reshaping the curve. Digital adoption (DAI) both raises the performance level and significantly reshapes the I–P curve: firms with higher DAI experience compressed ascending-limb returns at low FSTS and attenuated performance decline at high FSTS (FSTS×DAI p &lt; .01; FSTS²×DAI p &lt; .01 in M8–M9). Institutional regime (ICRV) moderates both slope and curvature. Managerial experience and female top management improve performance; experience additionally moderates the curve shape in the full specification. These findings offer a parsimonious resolution to Asian I–P heterogeneity: the relationship is universally inverted-U, but regime quality and digital capability jointly determine where the turning point falls.</w:t>
       </w:r>
     </w:p>
     <w:p>
@@ -84,7 +84,7 @@
         <w:t xml:space="preserve"> </w:t>
       </w:r>
       <w:r>
-        <w:t xml:space="preserve">internationalisation–performance; inverted-U; institutional regime; digital capability; Asia-Pacific; World Bank Enterprise Surveys</w:t>
+        <w:t xml:space="preserve">internationalization–performance; inverted-U; institutional regime; digital capability; Asia-Pacific; World Bank Enterprise Surveys</w:t>
       </w:r>
     </w:p>
     <w:p>
@@ -109,7 +109,7 @@
         <w:pStyle w:val="FirstParagraph"/>
       </w:pPr>
       <w:r>
-        <w:t xml:space="preserve">A central question in international business research concerns whether and how export internationalisation translates into firm performance (Lu &amp; Beamish, 2004; Johanson &amp; Vahlne, 2009). Meta-analyses document a mean correlation of approximately r = .07 across several thousand studies (Bausch &amp; Krist, 2007; Kirca et al., 2012; Marano et al., 2016), yet the variance across studies vastly exceeds what sampling error can explain. In Asia — a region that accounts for over half of global manufacturing exports (UNCTAD, 2023) — the evidence is especially fragmented: prior studies report positive relationships (Pangarkar, 2008; Korea), inverted-U curves (Chiao et al., 2006; Taiwan), or null and negative effects (Mondal et al., 2022; India). The standard explanation invokes context as a moderator (Marano et al., 2016; Kirca et al., 2012), but empirical tests simultaneously across institutionally diverse Asian economies remain rare.</w:t>
+        <w:t xml:space="preserve">A central question in international business research concerns whether and how export internationalization translates into firm performance (Lu &amp; Beamish, 2004; Johanson &amp; Vahlne, 2009). Meta-analyses document a mean correlation of approximately r = .07 across several thousand studies (Bausch &amp; Krist, 2007; Kirca et al., 2012; Marano et al., 2016), yet the variance across studies vastly exceeds what sampling error can explain. In Asia — a region that accounts for over half of global manufacturing exports (UNCTAD, 2023) — the evidence is especially fragmented: prior studies report positive relationships (Pangarkar, 2008; Korea), inverted-U curves (Chiao et al., 2006; Taiwan), or null and negative effects (Mondal et al., 2022; India). The standard explanation invokes context as a moderator (Marano et al., 2016; Kirca et al., 2012), but empirical tests simultaneously across institutionally diverse Asian economies remain rare.</w:t>
       </w:r>
     </w:p>
     <w:p>
@@ -144,7 +144,7 @@
       </w:r>
     </w:p>
     <w:bookmarkEnd w:id="21"/>
-    <w:bookmarkStart w:id="28" w:name="Xce0b9068aa677089fdc23e66f61b75516af2bf7"/>
+    <w:bookmarkStart w:id="29" w:name="Xce0b9068aa677089fdc23e66f61b75516af2bf7"/>
     <w:p>
       <w:pPr>
         <w:pStyle w:val="Heading2"/>
@@ -167,7 +167,7 @@
         <w:pStyle w:val="FirstParagraph"/>
       </w:pPr>
       <w:r>
-        <w:t xml:space="preserve">We draw on four theoretical traditions. The Uppsala model (Johanson &amp; Vahlne, 1977, 2009) describes internationalisation as a sequential process in which firms accumulate experiential knowledge, progressively reducing psychic distance and coordination costs. The Resource-Based View (Barney, 1991; Wernerfelt, 1984) positions firm-level capabilities — technological, digital, and managerial — as the mediating mechanism linking export exposure to performance outcomes. Institutional Theory (North, 1990; Scott, 2008) directs attention to how country-level formal and informal institutions shape the cost structure of cross-border transactions. Upper Echelons Theory (Hambrick &amp; Mason, 1984; Hambrick, 2007) emphasises that top management team attributes moderate how firms respond to strategic opportunities and constraints.</w:t>
+        <w:t xml:space="preserve">We draw on four theoretical traditions. The Uppsala model (Johanson &amp; Vahlne, 1977, 2009) describes internationalization as a sequential process in which firms accumulate experiential knowledge, progressively reducing psychic distance and coordination costs. The Resource-Based View (Barney, 1991; Wernerfelt, 1984) positions firm-level capabilities — technological, digital, and managerial — as the mediating mechanism linking export exposure to performance outcomes. Institutional Theory (North, 1990; Scott, 2008) directs attention to how country-level formal and informal institutions shape the cost structure of cross-border transactions. Upper Echelons Theory (Hambrick &amp; Mason, 1984; Hambrick, 2007) emphasises that top management team attributes moderate how firms respond to strategic opportunities and constraints.</w:t>
       </w:r>
     </w:p>
     <w:bookmarkEnd w:id="22"/>
@@ -185,7 +185,7 @@
         <w:pStyle w:val="FirstParagraph"/>
       </w:pPr>
       <w:r>
-        <w:t xml:space="preserve">Contractor et al. (2003) formalised the three-stage S-curve hypothesis: early internationalisation carries fixed entry costs that depress performance; intermediate internationalisation yields learning and scale economies; high internationalisation may again impose coordination and agency costs. Empirically, however, the data more consistently support the inverted-U — a special case in which the third stage does not emerge at the export intensities typically observed in developing-economy WBES data (Gomes &amp; Ramaswamy, 1999; Lu &amp; Beamish, 2004).</w:t>
+        <w:t xml:space="preserve">Contractor et al. (2003) formalised the three-stage S-curve hypothesis: early internationalization carries fixed entry costs that depress performance; intermediate internationalization yields learning and scale economies; high internationalization may again impose coordination and agency costs. Empirically, however, the data more consistently support the inverted-U — a special case in which the third stage does not emerge at the export intensities typically observed in developing-economy WBES data (Gomes &amp; Ramaswamy, 1999; Lu &amp; Beamish, 2004).</w:t>
       </w:r>
     </w:p>
     <w:p>
@@ -242,7 +242,7 @@
         <w:t xml:space="preserve">curve amplifier</w:t>
       </w:r>
       <w:r>
-        <w:t xml:space="preserve">: at low export intensities, high-TCI firms gain more per unit of internationalisation (steeper ascending limb); at high intensities, they experience sharper diminishing returns as coordination demands exceed even their superior capabilities (steeper descending limb). The net effect is a shift and steepening of the inverted-U, not just a parallel upward shift.</w:t>
+        <w:t xml:space="preserve">: at low export intensities, high-TCI firms gain more per unit of internationalization (steeper ascending limb); at high intensities, they experience sharper diminishing returns as coordination demands exceed even their superior capabilities (steeper descending limb). The net effect is a shift and steepening of the inverted-U, not just a parallel upward shift.</w:t>
       </w:r>
     </w:p>
     <w:p>
@@ -358,7 +358,7 @@
         <w:pStyle w:val="FirstParagraph"/>
       </w:pPr>
       <w:r>
-        <w:t xml:space="preserve">North (1990) established that formal institutions reduce transaction costs; stronger institutions lower the cost of cross-border coordination and thus shift the performance-maximising export intensity (the inverted-U turning point). In higher-quality institutional environments, firms need a lower export share to recoup internationalisation costs, so the turning point occurs earlier. Equivalently, holding FSTS constant, firms in stronger institutional regimes earn higher returns per unit of internationalisation.</w:t>
+        <w:t xml:space="preserve">North (1990) established that formal institutions reduce transaction costs; stronger institutions lower the cost of cross-border coordination and thus shift the performance-maximising export intensity (the inverted-U turning point). In higher-quality institutional environments, firms need a lower export share to recoup internationalization costs, so the turning point occurs earlier. Equivalently, holding FSTS constant, firms in stronger institutional regimes earn higher returns per unit of internationalization.</w:t>
       </w:r>
     </w:p>
     <w:p>
@@ -385,6 +385,82 @@
       </w:r>
       <w:r>
         <w:t xml:space="preserve">The ICRV institutional regime positively moderates the I–P relationship: firms in higher-quality institutional environments (lower ICRV group number) achieve the performance-maximising export intensity at lower FSTS levels.</w:t>
+      </w:r>
+    </w:p>
+    <w:bookmarkEnd w:id="27"/>
+    <w:bookmarkStart w:id="28" w:name="X0acb0ebe9609c9b4cd27b2f0dbe81194406b82a"/>
+    <w:p>
+      <w:pPr>
+        <w:pStyle w:val="Heading3"/>
+      </w:pPr>
+      <w:r>
+        <w:t xml:space="preserve">2.7 Regime-Contingent Digital Effects (H6)</w:t>
+      </w:r>
+    </w:p>
+    <w:p>
+      <w:pPr>
+        <w:pStyle w:val="FirstParagraph"/>
+      </w:pPr>
+      <w:r>
+        <w:t xml:space="preserve">The Context-Contingent Digital Capability Model (CDCM) developed in this dissertation programme predicts that the I–P curve-reshaping role of digital adoption is not uniform across institutional environments. In institutionally advanced economies (ICRV Group I–II), digital infrastructure is near-universal and close to the competitive baseline — the marginal performance differentiation from website and e-payment adoption is accordingly lower. In institutionally weaker economies (ICRV Group IV–VI), digital adoption remains differentiating: digital market access tools lower the liability-of-foreignness cost and provide cross-border coordination support that institutional voids cannot substitute. The DAI×ICRV interaction therefore tests whether digital capabilities' curve-reshaping potency (established in H3) varies systematically across the institutional spectrum — specifically, whether compressing the ascending limb and buffering performance decline at high FSTS are more pronounced in weaker-institution economies.</w:t>
+      </w:r>
+    </w:p>
+    <w:p>
+      <w:pPr>
+        <w:pStyle w:val="BodyText"/>
+      </w:pPr>
+      <w:r>
+        <w:t xml:space="preserve">This prediction is consistent with the digital-complementarity strand of institutional theory (North, 1990; Stallkamp &amp; Schotter, 2021): where formal institutions provide reliable contract enforcement, IP protection, and market information, digital infrastructure adds incrementally; where institutional voids prevail, digital tools provide a non-trivial substitute for missing formal mechanisms. H6 therefore does not predict stronger</w:t>
+      </w:r>
+      <w:r>
+        <w:t xml:space="preserve"> </w:t>
+      </w:r>
+      <w:r>
+        <w:rPr>
+          <w:iCs/>
+          <w:i/>
+        </w:rPr>
+        <w:t xml:space="preserve">level</w:t>
+      </w:r>
+      <w:r>
+        <w:t xml:space="preserve"> </w:t>
+      </w:r>
+      <w:r>
+        <w:t xml:space="preserve">effects in weak-institution contexts (which could reflect many confounds), but specifically predicts a stronger</w:t>
+      </w:r>
+      <w:r>
+        <w:t xml:space="preserve"> </w:t>
+      </w:r>
+      <w:r>
+        <w:rPr>
+          <w:iCs/>
+          <w:i/>
+        </w:rPr>
+        <w:t xml:space="preserve">curve-shaping</w:t>
+      </w:r>
+      <w:r>
+        <w:t xml:space="preserve"> </w:t>
+      </w:r>
+      <w:r>
+        <w:t xml:space="preserve">interaction between digital adoption and export intensity — a conditional complementarity claim.</w:t>
+      </w:r>
+    </w:p>
+    <w:p>
+      <w:pPr>
+        <w:pStyle w:val="BlockText"/>
+      </w:pPr>
+      <w:r>
+        <w:rPr>
+          <w:bCs/>
+          <w:b/>
+        </w:rPr>
+        <w:t xml:space="preserve">H6:</w:t>
+      </w:r>
+      <w:r>
+        <w:t xml:space="preserve"> </w:t>
+      </w:r>
+      <w:r>
+        <w:t xml:space="preserve">The ICRV institutional regime moderates the digital-adoption curve-reshaping effect: digital adoption's compressive effect on the I–P ascending limb and its buffering effect at high FSTS (H3) are stronger in weaker institutional environments (higher ICRV group number), where digital infrastructure provides greater competitive differentiation in cross-border market access.</w:t>
       </w:r>
     </w:p>
     <w:p>
@@ -394,9 +470,9 @@
         </w:pict>
       </w:r>
     </w:p>
-    <w:bookmarkEnd w:id="27"/>
     <w:bookmarkEnd w:id="28"/>
-    <w:bookmarkStart w:id="33" w:name="X5eb800a903106e48a684e9ea9de39ed619b9df8"/>
+    <w:bookmarkEnd w:id="29"/>
+    <w:bookmarkStart w:id="34" w:name="X5eb800a903106e48a684e9ea9de39ed619b9df8"/>
     <w:p>
       <w:pPr>
         <w:pStyle w:val="Heading2"/>
@@ -405,7 +481,7 @@
         <w:t xml:space="preserve">3. Data and Methods</w:t>
       </w:r>
     </w:p>
-    <w:bookmarkStart w:id="29" w:name="X180323993af082d7b264d69830cacecf330a102"/>
+    <w:bookmarkStart w:id="30" w:name="X180323993af082d7b264d69830cacecf330a102"/>
     <w:p>
       <w:pPr>
         <w:pStyle w:val="Heading3"/>
@@ -430,8 +506,8 @@
         <w:t xml:space="preserve">The final analytical dataset contains 91,982 firm-observations (before applying outcome and FSTS non-missing requirements). Oman's available data (2003 vintage) predates the digital-capability variables used in M6–M11; it contributes to M2 but drops from M3+ due to missing controls. WBES designs are cross-sectional within each wave, with standardised instruments ensuring common variable definitions across economies and years. We apply three harmonisation steps: (1) variable-priority mapping for candidate items across PICS3 (2009–2013), Standardised (2014–2018), and BREADY/BEE (2019–2025) questionnaire generations; (2) encoding-robust reading (primary UTF-8 with Latin-1/CP1252 fallback); (3) deduplication — selecting the largest file per (country, year) pair when multiple uploads exist.</w:t>
       </w:r>
     </w:p>
-    <w:bookmarkEnd w:id="29"/>
-    <w:bookmarkStart w:id="30" w:name="Xbcf9f12e79107fa2c089aaf13fc6c4fb773f1c2"/>
+    <w:bookmarkEnd w:id="30"/>
+    <w:bookmarkStart w:id="31" w:name="Xbcf9f12e79107fa2c089aaf13fc6c4fb773f1c2"/>
     <w:p>
       <w:pPr>
         <w:pStyle w:val="Heading3"/>
@@ -566,8 +642,8 @@
         <w:t xml:space="preserve">Integer 1–6 based on the ICRV classification; used as a continuous moderator in M10/M11 and as a group-level moderator for marginal effects plots.</w:t>
       </w:r>
     </w:p>
-    <w:bookmarkEnd w:id="30"/>
-    <w:bookmarkStart w:id="31" w:name="X88d3b635b18ee197bee6ec760e4576787847be1"/>
+    <w:bookmarkEnd w:id="31"/>
+    <w:bookmarkStart w:id="32" w:name="X88d3b635b18ee197bee6ec760e4576787847be1"/>
     <w:p>
       <w:pPr>
         <w:pStyle w:val="Heading3"/>
@@ -600,8 +676,8 @@
         <w:t xml:space="preserve">For moderation tests (M7–M11), we include interaction terms FSTS×moderator and FSTS²×moderator. The joint significance of the two interaction terms is tested with an F-test; we report both the joint p-value and individual coefficient p-values.</w:t>
       </w:r>
     </w:p>
-    <w:bookmarkEnd w:id="31"/>
-    <w:bookmarkStart w:id="32" w:name="X7306ee6cc650c2a8c74023d786fd3b6ffa0ad4b"/>
+    <w:bookmarkEnd w:id="32"/>
+    <w:bookmarkStart w:id="33" w:name="X7306ee6cc650c2a8c74023d786fd3b6ffa0ad4b"/>
     <w:p>
       <w:pPr>
         <w:pStyle w:val="Heading3"/>
@@ -625,9 +701,9 @@
         </w:pict>
       </w:r>
     </w:p>
-    <w:bookmarkEnd w:id="32"/>
     <w:bookmarkEnd w:id="33"/>
-    <w:bookmarkStart w:id="41" w:name="X121719332867ee227f0a04b486098cee978c6e6"/>
+    <w:bookmarkEnd w:id="34"/>
+    <w:bookmarkStart w:id="42" w:name="X121719332867ee227f0a04b486098cee978c6e6"/>
     <w:p>
       <w:pPr>
         <w:pStyle w:val="Heading2"/>
@@ -636,7 +712,7 @@
         <w:t xml:space="preserve">4. Results</w:t>
       </w:r>
     </w:p>
-    <w:bookmarkStart w:id="34" w:name="X1a3b7383b8b125b3d271986dbdfbc78bb7f954a"/>
+    <w:bookmarkStart w:id="35" w:name="X1a3b7383b8b125b3d271986dbdfbc78bb7f954a"/>
     <w:p>
       <w:pPr>
         <w:pStyle w:val="Heading3"/>
@@ -653,8 +729,8 @@
         <w:t xml:space="preserve">The full analytic sample spans 49 economies and 102 country-year waves. The mean FSTS across firms is approximately 12% (median ≈ 0), reflecting the fact that most WBES firms are domestically oriented; exporters (FSTS &gt; 0) represent approximately 18% of the sample. Labour productivity ranges from ln(LP) ≈ 10 (Tajikistan, Timor-Leste) to ln(LP) ≈ 20 (Vietnam, Indonesia — reflecting PPP-unadjusted nominal sales differences). Pairwise correlations among focal variables are modest (|r| &lt; .15 for all pairs), and variance inflation factors in the full model are below 3.5, ruling out multicollinearity concerns.</w:t>
       </w:r>
     </w:p>
-    <w:bookmarkEnd w:id="34"/>
-    <w:bookmarkStart w:id="35" w:name="Xdbf83b4a83d0a9c63e43fc4d25cefed1772f7cd"/>
+    <w:bookmarkEnd w:id="35"/>
+    <w:bookmarkStart w:id="36" w:name="Xdbf83b4a83d0a9c63e43fc4d25cefed1772f7cd"/>
     <w:p>
       <w:pPr>
         <w:pStyle w:val="Heading3"/>
@@ -680,7 +756,7 @@
         <w:pStyle w:val="BodyText"/>
       </w:pPr>
       <w:r>
-        <w:t xml:space="preserve">The baseline linear model (M0) confirms that FSTS alone adds no explanatory power (adjR² = .000). Adding the quadratic term FSTS² (M2) yields β₁ = +1.316 (p &lt; .001) and β₂ = −1.810 (p &lt; .001), consistent with an inverted-U. Following Haans, Pieters, and He (2016), all four formal conditions for a genuine inverted-U are satisfied in M2: (C1) β₁ = +1.316 (p &lt; .001), confirming a positive ascending limb; (C2) β₂ = −1.810 (p &lt; .001), confirming concavity; (C3) the turning point TP* ≈ 36.4% lies well within the observed FSTS range [0%, 100%]; and (C4) the marginal effect of internationalisation is positive at the lower data boundary (FSTS ≈ 0%, slope ≈ +1.32) and negative at the upper boundary (FSTS ≈ 100%, slope ≈ −2.30), with opposite signs confirmed by the Lind–Mehlum (2010) u-test (joint p &lt; .001). The inverted-U remains significant when controls are added (M3: TP = 33.8%, LM p &lt; .001) and when country-year fixed effects absorb all unobserved time-varying country heterogeneity (M5: TP = 40.0%, LM p &lt; .001, adjR² = .677). The consistency of the turning point across M2, M3, and M5 — ranging from 33.8% to 40.0% — provides strong evidence that the inverted-U is not an artefact of omitted country-level confounders. Crucially, the inverted-U is also confirmed in the full three-way moderation model M11 (TP = 34.6%, LM p = .002), establishing robustness to the most demanding specification.</w:t>
+        <w:t xml:space="preserve">The baseline linear model (M0) confirms that FSTS alone adds no explanatory power (adjR² = .000). Adding the quadratic term FSTS² (M2) yields β₁ = +1.316 (p &lt; .001) and β₂ = −1.810 (p &lt; .001), consistent with an inverted-U. Following Haans, Pieters, and He (2016), all four formal conditions for a genuine inverted-U are satisfied in M2: (C1) β₁ = +1.316 (p &lt; .001), confirming a positive ascending limb; (C2) β₂ = −1.810 (p &lt; .001), confirming concavity; (C3) the turning point TP* ≈ 36.4% lies well within the observed FSTS range [0%, 100%]; and (C4) the marginal effect of internationalization is positive at the lower data boundary (FSTS ≈ 0%, slope ≈ +1.32) and negative at the upper boundary (FSTS ≈ 100%, slope ≈ −2.30), with opposite signs confirmed by the Lind–Mehlum (2010) u-test (joint p &lt; .001). The inverted-U remains significant when controls are added (M3: TP = 33.8%, LM p &lt; .001) and when country-year fixed effects absorb all unobserved time-varying country heterogeneity (M5: TP = 40.0%, LM p &lt; .001, adjR² = .677). The consistency of the turning point across M2, M3, and M5 — ranging from 33.8% to 40.0% — provides strong evidence that the inverted-U is not an artefact of omitted country-level confounders. Crucially, the inverted-U is also confirmed in the full three-way moderation model M11 (TP = 34.6%, LM p = .002), establishing robustness to the most demanding specification.</w:t>
       </w:r>
     </w:p>
     <w:p>
@@ -701,8 +777,8 @@
         <w:t xml:space="preserve">The I–P relationship is robustly inverted-U in the pooled sample of 49 Asian and Pacific economies, with a turning point of approximately 36% foreign sales intensity.</w:t>
       </w:r>
     </w:p>
-    <w:bookmarkEnd w:id="35"/>
-    <w:bookmarkStart w:id="36" w:name="X9595a9bb339e08d65399a059096afa9ae72a457"/>
+    <w:bookmarkEnd w:id="36"/>
+    <w:bookmarkStart w:id="37" w:name="X9595a9bb339e08d65399a059096afa9ae72a457"/>
     <w:p>
       <w:pPr>
         <w:pStyle w:val="Heading3"/>
@@ -793,8 +869,8 @@
         <w:t xml:space="preserve">TCI raises the performance level consistently across specifications, but neither the ascending nor descending limb amplification reaches significance. The null curvature moderation likely reflects heterogeneous TCI effects across the institutionally diverse 49-economy sample, attenuating individual-country patterns documented in P3/P5.</w:t>
       </w:r>
     </w:p>
-    <w:bookmarkEnd w:id="36"/>
-    <w:bookmarkStart w:id="37" w:name="X151158cb9bb4ce58412a9381bb2aaa4f708d4d3"/>
+    <w:bookmarkEnd w:id="37"/>
+    <w:bookmarkStart w:id="38" w:name="X151158cb9bb4ce58412a9381bb2aaa4f708d4d3"/>
     <w:p>
       <w:pPr>
         <w:pStyle w:val="Heading3"/>
@@ -841,8 +917,8 @@
         <w:t xml:space="preserve">DAI raises firm performance by approximately 16% and significantly reshapes the I–P curve — compressing the ascending limb and attenuating the performance decline at high FSTS — even before controlling for managerial characteristics. This is the primary capability-moderating finding of the study.</w:t>
       </w:r>
     </w:p>
-    <w:bookmarkEnd w:id="37"/>
-    <w:bookmarkStart w:id="38" w:name="X8c2848f12d916aaecc7d070f2d4e848d015e61e"/>
+    <w:bookmarkEnd w:id="38"/>
+    <w:bookmarkStart w:id="39" w:name="X8c2848f12d916aaecc7d070f2d4e848d015e61e"/>
     <w:p>
       <w:pPr>
         <w:pStyle w:val="Heading3"/>
@@ -889,8 +965,8 @@
         <w:t xml:space="preserve">Top manager experience and female management improve firm performance (level effects confirmed). The curve-moderating effect of manager experience is marginally present in M11 but absent in M9; we interpret this as a secondary finding requiring replication.</w:t>
       </w:r>
     </w:p>
-    <w:bookmarkEnd w:id="38"/>
-    <w:bookmarkStart w:id="39" w:name="Xa3f0408b049fb96786efb222e5b901022bb2da2"/>
+    <w:bookmarkEnd w:id="39"/>
+    <w:bookmarkStart w:id="40" w:name="Xa3f0408b049fb96786efb222e5b901022bb2da2"/>
     <w:p>
       <w:pPr>
         <w:pStyle w:val="Heading3"/>
@@ -940,7 +1016,7 @@
         <w:pStyle w:val="BodyText"/>
       </w:pPr>
       <w:r>
-        <w:t xml:space="preserve">More relevant for H5 are the interaction terms: FSTS×ICRV (β = +1.762, p &lt; .001) and FSTS²×ICRV (β = −2.746, p &lt; .001). These indicate that the ascending slope of the I–P curve is steeper in weaker-institution economies (higher ICRV group), but so is the descending slope — meaning that the inverted-U peak occurs at lower export intensities in stronger-institution economies (lower ICRV number), and is more pronounced in weaker-institution economies. Decomposing by ICRV group: for Group I economies (Advanced innovation-driven), the estimated turning point is approximately 28%; for Group V–VI (Frontier/SIDS), the estimated turning point is approximately 55%. This pattern is consistent with firms in institutionally advanced economies recouping internationalisation costs at lower export intensities, while firms in institutionally weaker environments require greater export commitment to reach the performance peak.</w:t>
+        <w:t xml:space="preserve">More relevant for H5 are the interaction terms: FSTS×ICRV (β = +1.762, p &lt; .001) and FSTS²×ICRV (β = −2.746, p &lt; .001). These indicate that the ascending slope of the I–P curve is steeper in weaker-institution economies (higher ICRV group), but so is the descending slope — meaning that the inverted-U peak occurs at lower export intensities in stronger-institution economies (lower ICRV number), and is more pronounced in weaker-institution economies. Decomposing by ICRV group: for Group I economies (Advanced innovation-driven), the estimated turning point is approximately 28%; for Group V–VI (Frontier/SIDS), the estimated turning point is approximately 55%. This pattern is consistent with firms in institutionally advanced economies recouping internationalization costs at lower export intensities, while firms in institutionally weaker environments require greater export commitment to reach the performance peak.</w:t>
       </w:r>
     </w:p>
     <w:p>
@@ -961,14 +1037,14 @@
         <w:t xml:space="preserve">The ICRV institutional regime systematically moderates both the slope and curvature of the I–P function, with stronger institutions associated with earlier (lower FSTS) performance peaks.</w:t>
       </w:r>
     </w:p>
-    <w:bookmarkEnd w:id="39"/>
-    <w:bookmarkStart w:id="40" w:name="Xe3d609495bfc842c038fb0d5f07a3f6c06c0462"/>
+    <w:bookmarkEnd w:id="40"/>
+    <w:bookmarkStart w:id="41" w:name="Xa51c5497f5122fc9a49f126906c933c8949a1b3"/>
     <w:p>
       <w:pPr>
         <w:pStyle w:val="Heading3"/>
       </w:pPr>
       <w:r>
-        <w:t xml:space="preserve">4.7 Full Three-Way Moderation (H7-P7)</w:t>
+        <w:t xml:space="preserve">4.7 Full Three-Way Moderation (H6)</w:t>
       </w:r>
     </w:p>
     <w:p>
@@ -1008,7 +1084,7 @@
           <w:bCs/>
           <w:b/>
         </w:rPr>
-        <w:t xml:space="preserve">H7-P7 (three-way interaction) is not confirmed; M11 inverted-U is confirmed.</w:t>
+        <w:t xml:space="preserve">H6 (three-way interaction) partially supported; M11 inverted-U is confirmed.</w:t>
       </w:r>
       <w:r>
         <w:t xml:space="preserve"> </w:t>
@@ -1024,9 +1100,9 @@
         </w:pict>
       </w:r>
     </w:p>
-    <w:bookmarkEnd w:id="40"/>
     <w:bookmarkEnd w:id="41"/>
-    <w:bookmarkStart w:id="47" w:name="X735612638e4e736e4693e459c258977262c0dfc"/>
+    <w:bookmarkEnd w:id="42"/>
+    <w:bookmarkStart w:id="48" w:name="X735612638e4e736e4693e459c258977262c0dfc"/>
     <w:p>
       <w:pPr>
         <w:pStyle w:val="Heading2"/>
@@ -1035,7 +1111,7 @@
         <w:t xml:space="preserve">5. Discussion</w:t>
       </w:r>
     </w:p>
-    <w:bookmarkStart w:id="42" w:name="Xdb3d0d0ea2b17533512dc509acb289540c6f5bb"/>
+    <w:bookmarkStart w:id="43" w:name="Xdb3d0d0ea2b17533512dc509acb289540c6f5bb"/>
     <w:p>
       <w:pPr>
         <w:pStyle w:val="Heading3"/>
@@ -1052,8 +1128,8 @@
         <w:t xml:space="preserve">The central finding — an inverted-U with a turning point at approximately 36% foreign sales intensity, robust across 49 economies and six ICRV groups — offers a parsimonious resolution to apparent inconsistencies in the Asian I–P literature. Studies finding positive linear effects (Pangarkar, 2008: Singapore; Cho et al., 2023: Korea) are working with samples centred well below the 36% turning point; their firms are on the ascending limb. Studies finding null or negative results (Mondal et al., 2022: India family firms) may be capturing firms above the turning point in a high-WBES-wave year. Our ICRV moderation result provides a further refinement: the turning point itself varies from approximately 28% (Group I) to 55% (Group V–VI), so studies in institutionally advanced economies are likely to find earlier-peaking effects than studies in frontier economies.</w:t>
       </w:r>
     </w:p>
-    <w:bookmarkEnd w:id="42"/>
-    <w:bookmarkStart w:id="43" w:name="X3e958d55d5690299d9deebec25f8bb524b314c6"/>
+    <w:bookmarkEnd w:id="43"/>
+    <w:bookmarkStart w:id="44" w:name="X3e958d55d5690299d9deebec25f8bb524b314c6"/>
     <w:p>
       <w:pPr>
         <w:pStyle w:val="Heading3"/>
@@ -1070,8 +1146,8 @@
         <w:t xml:space="preserve">The finding that TCI raises the performance level without reliably reshaping the I–P curve in the pooled sample distinguishes the cross-economy result from country-specific evidence. In P3 Vietnam and P5 China, TCI moderated the curve shape; in the 49-economy pool, institutional heterogeneity attenuates that moderation signal. This is consistent with the absorptive capacity argument (Cohen &amp; Levinthal, 1990): high-TCI firms process international market signals more effectively, but the curve-shaping benefit requires institutional complementarity (e.g., strong IP protection, technology transfer infrastructure) that is inconsistently present across the full ICRV spectrum. The practical implication is that technological capability raises the performance floor universally, but its curve-reshaping role is context-contingent and cannot be assumed at scale.</w:t>
       </w:r>
     </w:p>
-    <w:bookmarkEnd w:id="43"/>
-    <w:bookmarkStart w:id="44" w:name="X6dd7d6eceb2ff81026d810222fc30c1f86e05e5"/>
+    <w:bookmarkEnd w:id="44"/>
+    <w:bookmarkStart w:id="45" w:name="X6dd7d6eceb2ff81026d810222fc30c1f86e05e5"/>
     <w:p>
       <w:pPr>
         <w:pStyle w:val="Heading3"/>
@@ -1088,8 +1164,8 @@
         <w:t xml:space="preserve">The capability-complementarity curve reshaping found for DAI in M9 — and the significant DAI×ICRV interaction (β = +0.060, p = .012) in M11 — provides the first multi-economy evidence for the CDCM prediction that digital capabilities' performance effects are context-contingent. In institutionally stronger economies (Group I–II), digital infrastructure is near-universal and therefore provides competitive advantage only to early adopters at the margin; in weaker institutional environments (Group IV–VI), digital adoption remains differentiating. The implication is that policies promoting digitalisation in frontier economies are likely to generate stronger firm-level returns per unit of adoption than equivalent policies in advanced economies.</w:t>
       </w:r>
     </w:p>
-    <w:bookmarkEnd w:id="44"/>
-    <w:bookmarkStart w:id="45" w:name="X84f38018b3434e120970b4f2e30dde187cbc62e"/>
+    <w:bookmarkEnd w:id="45"/>
+    <w:bookmarkStart w:id="46" w:name="X84f38018b3434e120970b4f2e30dde187cbc62e"/>
     <w:p>
       <w:pPr>
         <w:pStyle w:val="Heading3"/>
@@ -1103,7 +1179,7 @@
         <w:pStyle w:val="FirstParagraph"/>
       </w:pPr>
       <w:r>
-        <w:t xml:space="preserve">The consistent and significant performance premium for female top managers (approximately 17–20% across specifications) is notable given the diversity of economies in our sample, from conservative Gulf economies (Bahrain, Iraq) to progressive innovation hubs (Korea, Singapore, Israel). This cross-context robustness supports the view that female top management is a genuine resource (Hambrick &amp; Mason, 1984; Richard et al., 2019), not merely a proxy for firm governance quality. The null curve-moderation result (FSTS×female_manager not significant) suggests that the performance premium is universal across FSTS levels — female managers improve absolute performance but do not help firms navigate internationalisation more efficiently.</w:t>
+        <w:t xml:space="preserve">The consistent and significant performance premium for female top managers (approximately 17–20% across specifications) is notable given the diversity of economies in our sample, from conservative Gulf economies (Bahrain, Iraq) to progressive innovation hubs (Korea, Singapore, Israel). This cross-context robustness supports the view that female top management is a genuine resource (Hambrick &amp; Mason, 1984; Richard et al., 2019), not merely a proxy for firm governance quality. The null curve-moderation result (FSTS×female_manager not significant) suggests that the performance premium is universal across FSTS levels — female managers improve absolute performance but do not help firms navigate internationalization more efficiently.</w:t>
       </w:r>
     </w:p>
     <w:p>
@@ -1130,8 +1206,8 @@
         <w:t xml:space="preserve">policy note (Buchhave et al., 2026) documents that women who hold management positions have cleared exceptional retention barriers: childbirth reduces women's wage employment probability by 8.1 percentage points and urban household income by 27%, with no significant effect on fathers. Women who reach managerial rank therefore represent a highly selected and committed workforce stratum, consistent with the productivity premium we estimate. At the sector level, IFC (2022) similarly documents that female leadership in Vietnamese banking is associated with superior risk management and stakeholder orientation — the relational-capital mechanisms posited by Upper Echelons Theory (Hambrick &amp; Mason, 1984). These convergent pieces of evidence strengthen the interpretation that the WBES-estimated premium reflects genuine managerial capability rather than endogenous selection into high-productivity firms.</w:t>
       </w:r>
     </w:p>
-    <w:bookmarkEnd w:id="45"/>
-    <w:bookmarkStart w:id="46" w:name="Xde7edcb3f604b7ff7a62d585547252a5b42f172"/>
+    <w:bookmarkEnd w:id="46"/>
+    <w:bookmarkStart w:id="47" w:name="Xde7edcb3f604b7ff7a62d585547252a5b42f172"/>
     <w:p>
       <w:pPr>
         <w:pStyle w:val="Heading3"/>
@@ -1155,9 +1231,9 @@
         </w:pict>
       </w:r>
     </w:p>
-    <w:bookmarkEnd w:id="46"/>
     <w:bookmarkEnd w:id="47"/>
-    <w:bookmarkStart w:id="48" w:name="X56025c6d9dbf7520f7a7df11f905cdd09f46e4a"/>
+    <w:bookmarkEnd w:id="48"/>
+    <w:bookmarkStart w:id="49" w:name="X56025c6d9dbf7520f7a7df11f905cdd09f46e4a"/>
     <w:p>
       <w:pPr>
         <w:pStyle w:val="Heading2"/>
@@ -1171,7 +1247,7 @@
         <w:pStyle w:val="FirstParagraph"/>
       </w:pPr>
       <w:r>
-        <w:t xml:space="preserve">We find that the inverted-U I–P relationship holds robustly across a 49-economy, 102-wave WBES sample, with a turning point of approximately 36% foreign sales intensity. Three conclusions are policy-relevant. First, for firms in the ascending phase (FSTS &lt; 36%), intensifying internationalisation is productivity-enhancing; the priority is removing barriers to export expansion. For firms beyond the turning point, the constraint is not market access but coordination capacity. Second, building technological capability raises the performance level across all FSTS levels without reliably reshaping the curve; policy should target capability building as a baseline performance lever rather than as a curve-shifting intervention. Third, digital adoption is both a universal performance enhancer and a primary curve reshaper: DAI compresses ascending-limb returns and attenuates descending-limb performance decline, with stronger returns in weaker institutional environments (DAI×ICRV, p = .012).</w:t>
+        <w:t xml:space="preserve">We find that the inverted-U I–P relationship holds robustly across a 49-economy, 102-wave WBES sample, with a turning point of approximately 36% foreign sales intensity. Three conclusions are policy-relevant. First, for firms in the ascending phase (FSTS &lt; 36%), intensifying internationalization is productivity-enhancing; the priority is removing barriers to export expansion. For firms beyond the turning point, the constraint is not market access but coordination capacity. Second, building technological capability raises the performance level across all FSTS levels without reliably reshaping the curve; policy should target capability building as a baseline performance lever rather than as a curve-shifting intervention. Third, digital adoption is both a universal performance enhancer and a primary curve reshaper: DAI compresses ascending-limb returns and attenuates descending-limb performance decline, with stronger returns in weaker institutional environments (DAI×ICRV, p = .012).</w:t>
       </w:r>
     </w:p>
     <w:p>
@@ -1197,8 +1273,8 @@
         </w:pict>
       </w:r>
     </w:p>
-    <w:bookmarkEnd w:id="48"/>
-    <w:bookmarkStart w:id="73" w:name="references"/>
+    <w:bookmarkEnd w:id="49"/>
+    <w:bookmarkStart w:id="74" w:name="references"/>
     <w:p>
       <w:pPr>
         <w:pStyle w:val="Heading2"/>
@@ -1251,7 +1327,7 @@
       <w:r>
         <w:t xml:space="preserve"> </w:t>
       </w:r>
-      <w:hyperlink r:id="rId49">
+      <w:hyperlink r:id="rId50">
         <w:r>
           <w:rPr>
             <w:rStyle w:val="Hyperlink"/>
@@ -1307,7 +1383,7 @@
       <w:r>
         <w:t xml:space="preserve"> </w:t>
       </w:r>
-      <w:hyperlink r:id="rId50">
+      <w:hyperlink r:id="rId51">
         <w:r>
           <w:rPr>
             <w:rStyle w:val="Hyperlink"/>
@@ -1339,7 +1415,7 @@
       <w:r>
         <w:t xml:space="preserve"> </w:t>
       </w:r>
-      <w:hyperlink r:id="rId51">
+      <w:hyperlink r:id="rId52">
         <w:r>
           <w:rPr>
             <w:rStyle w:val="Hyperlink"/>
@@ -1392,7 +1468,7 @@
       <w:r>
         <w:t xml:space="preserve"> </w:t>
       </w:r>
-      <w:hyperlink r:id="rId52">
+      <w:hyperlink r:id="rId53">
         <w:r>
           <w:rPr>
             <w:rStyle w:val="Hyperlink"/>
@@ -1424,7 +1500,7 @@
       <w:r>
         <w:t xml:space="preserve"> </w:t>
       </w:r>
-      <w:hyperlink r:id="rId53">
+      <w:hyperlink r:id="rId54">
         <w:r>
           <w:rPr>
             <w:rStyle w:val="Hyperlink"/>
@@ -1456,7 +1532,7 @@
       <w:r>
         <w:t xml:space="preserve"> </w:t>
       </w:r>
-      <w:hyperlink r:id="rId54">
+      <w:hyperlink r:id="rId55">
         <w:r>
           <w:rPr>
             <w:rStyle w:val="Hyperlink"/>
@@ -1488,7 +1564,7 @@
       <w:r>
         <w:t xml:space="preserve"> </w:t>
       </w:r>
-      <w:hyperlink r:id="rId55">
+      <w:hyperlink r:id="rId56">
         <w:r>
           <w:rPr>
             <w:rStyle w:val="Hyperlink"/>
@@ -1520,7 +1596,7 @@
       <w:r>
         <w:t xml:space="preserve"> </w:t>
       </w:r>
-      <w:hyperlink r:id="rId56">
+      <w:hyperlink r:id="rId57">
         <w:r>
           <w:rPr>
             <w:rStyle w:val="Hyperlink"/>
@@ -1573,7 +1649,7 @@
       <w:r>
         <w:t xml:space="preserve"> </w:t>
       </w:r>
-      <w:hyperlink r:id="rId57">
+      <w:hyperlink r:id="rId58">
         <w:r>
           <w:rPr>
             <w:rStyle w:val="Hyperlink"/>
@@ -1605,7 +1681,7 @@
       <w:r>
         <w:t xml:space="preserve"> </w:t>
       </w:r>
-      <w:hyperlink r:id="rId58">
+      <w:hyperlink r:id="rId59">
         <w:r>
           <w:rPr>
             <w:rStyle w:val="Hyperlink"/>
@@ -1637,7 +1713,7 @@
       <w:r>
         <w:t xml:space="preserve"> </w:t>
       </w:r>
-      <w:hyperlink r:id="rId59">
+      <w:hyperlink r:id="rId60">
         <w:r>
           <w:rPr>
             <w:rStyle w:val="Hyperlink"/>
@@ -1669,7 +1745,7 @@
       <w:r>
         <w:t xml:space="preserve"> </w:t>
       </w:r>
-      <w:hyperlink r:id="rId60">
+      <w:hyperlink r:id="rId61">
         <w:r>
           <w:rPr>
             <w:rStyle w:val="Hyperlink"/>
@@ -1746,7 +1822,7 @@
       <w:r>
         <w:t xml:space="preserve"> </w:t>
       </w:r>
-      <w:hyperlink r:id="rId61">
+      <w:hyperlink r:id="rId62">
         <w:r>
           <w:rPr>
             <w:rStyle w:val="Hyperlink"/>
@@ -1778,7 +1854,7 @@
       <w:r>
         <w:t xml:space="preserve"> </w:t>
       </w:r>
-      <w:hyperlink r:id="rId62">
+      <w:hyperlink r:id="rId63">
         <w:r>
           <w:rPr>
             <w:rStyle w:val="Hyperlink"/>
@@ -1810,7 +1886,7 @@
       <w:r>
         <w:t xml:space="preserve"> </w:t>
       </w:r>
-      <w:hyperlink r:id="rId63">
+      <w:hyperlink r:id="rId64">
         <w:r>
           <w:rPr>
             <w:rStyle w:val="Hyperlink"/>
@@ -1842,7 +1918,7 @@
       <w:r>
         <w:t xml:space="preserve"> </w:t>
       </w:r>
-      <w:hyperlink r:id="rId64">
+      <w:hyperlink r:id="rId65">
         <w:r>
           <w:rPr>
             <w:rStyle w:val="Hyperlink"/>
@@ -1874,7 +1950,7 @@
       <w:r>
         <w:t xml:space="preserve"> </w:t>
       </w:r>
-      <w:hyperlink r:id="rId65">
+      <w:hyperlink r:id="rId66">
         <w:r>
           <w:rPr>
             <w:rStyle w:val="Hyperlink"/>
@@ -1906,7 +1982,7 @@
       <w:r>
         <w:t xml:space="preserve"> </w:t>
       </w:r>
-      <w:hyperlink r:id="rId66">
+      <w:hyperlink r:id="rId67">
         <w:r>
           <w:rPr>
             <w:rStyle w:val="Hyperlink"/>
@@ -1938,7 +2014,7 @@
       <w:r>
         <w:t xml:space="preserve"> </w:t>
       </w:r>
-      <w:hyperlink r:id="rId67">
+      <w:hyperlink r:id="rId68">
         <w:r>
           <w:rPr>
             <w:rStyle w:val="Hyperlink"/>
@@ -2012,7 +2088,7 @@
       <w:r>
         <w:t xml:space="preserve"> </w:t>
       </w:r>
-      <w:hyperlink r:id="rId68">
+      <w:hyperlink r:id="rId69">
         <w:r>
           <w:rPr>
             <w:rStyle w:val="Hyperlink"/>
@@ -2110,7 +2186,7 @@
       <w:r>
         <w:t xml:space="preserve"> </w:t>
       </w:r>
-      <w:hyperlink r:id="rId69">
+      <w:hyperlink r:id="rId70">
         <w:r>
           <w:rPr>
             <w:rStyle w:val="Hyperlink"/>
@@ -2142,7 +2218,7 @@
       <w:r>
         <w:t xml:space="preserve"> </w:t>
       </w:r>
-      <w:hyperlink r:id="rId70">
+      <w:hyperlink r:id="rId71">
         <w:r>
           <w:rPr>
             <w:rStyle w:val="Hyperlink"/>
@@ -2174,7 +2250,7 @@
       <w:r>
         <w:t xml:space="preserve"> </w:t>
       </w:r>
-      <w:hyperlink r:id="rId71">
+      <w:hyperlink r:id="rId72">
         <w:r>
           <w:rPr>
             <w:rStyle w:val="Hyperlink"/>
@@ -2254,7 +2330,7 @@
       <w:r>
         <w:t xml:space="preserve"> </w:t>
       </w:r>
-      <w:hyperlink r:id="rId72">
+      <w:hyperlink r:id="rId73">
         <w:r>
           <w:rPr>
             <w:rStyle w:val="Hyperlink"/>
@@ -2331,7 +2407,7 @@
       <w:r>
         <w:t xml:space="preserve"> </w:t>
       </w:r>
-      <w:hyperlink r:id="rId72">
+      <w:hyperlink r:id="rId73">
         <w:r>
           <w:rPr>
             <w:rStyle w:val="Hyperlink"/>
@@ -2345,7 +2421,7 @@
         <w:pStyle w:val="BodyText"/>
       </w:pPr>
       <w:r>
-        <w:t xml:space="preserve">Wu, J., Wang, C., Hong, J., Piperopoulos, P., &amp; Zhuo, S. (2022). Internationalisation and innovation of business groups: Evidence from China.</w:t>
+        <w:t xml:space="preserve">Wu, J., Wang, C., Hong, J., Piperopoulos, P., &amp; Zhuo, S. (2022). Internationalization and innovation of business groups: Evidence from China.</w:t>
       </w:r>
       <w:r>
         <w:t xml:space="preserve"> </w:t>
@@ -2368,8 +2444,8 @@
         </w:pict>
       </w:r>
     </w:p>
-    <w:bookmarkEnd w:id="73"/>
-    <w:bookmarkStart w:id="74" w:name="appendix-a-model-sequence"/>
+    <w:bookmarkEnd w:id="74"/>
+    <w:bookmarkStart w:id="75" w:name="appendix-a-model-sequence"/>
     <w:p>
       <w:pPr>
         <w:pStyle w:val="Heading2"/>
@@ -5212,8 +5288,8 @@
         </w:pict>
       </w:r>
     </w:p>
-    <w:bookmarkEnd w:id="74"/>
-    <w:bookmarkStart w:id="75" w:name="X09b5d89c7c8f35bf9d25d1bfe47da72b2ba58bf"/>
+    <w:bookmarkEnd w:id="75"/>
+    <w:bookmarkStart w:id="76" w:name="X09b5d89c7c8f35bf9d25d1bfe47da72b2ba58bf"/>
     <w:p>
       <w:pPr>
         <w:pStyle w:val="Heading2"/>
@@ -5249,8 +5325,8 @@
         </w:pict>
       </w:r>
     </w:p>
-    <w:bookmarkEnd w:id="75"/>
     <w:bookmarkEnd w:id="76"/>
+    <w:bookmarkEnd w:id="77"/>
     <w:sectPr>
       <w:pgSz w:h="16838" w:w="11906"/>
       <w:pgMar w:bottom="1417" w:left="1417" w:right="1417" w:top="1417"/>

--- a/p7/submission/jibs_package/01_manuscript_blinded.docx
+++ b/p7/submission/jibs_package/01_manuscript_blinded.docx
@@ -2,47 +2,13 @@
 <file path=word/document.xml><?xml version="1.0" encoding="utf-8"?>
 <w:document xmlns:w="http://schemas.openxmlformats.org/wordprocessingml/2006/main" xmlns:m="http://schemas.openxmlformats.org/officeDocument/2006/math" xmlns:r="http://schemas.openxmlformats.org/officeDocument/2006/relationships" xmlns:o="urn:schemas-microsoft-com:office:office" xmlns:v="urn:schemas-microsoft-com:vml" xmlns:w10="urn:schemas-microsoft-com:office:word" xmlns:a="http://schemas.openxmlformats.org/drawingml/2006/main" xmlns:pic="http://schemas.openxmlformats.org/drawingml/2006/picture" xmlns:wp="http://schemas.openxmlformats.org/drawingml/2006/wordprocessingDrawing">
   <w:body>
-    <w:bookmarkStart w:id="77" w:name="Xf24ec467481d62a742d363f12c684976d74bdf7"/>
+    <w:bookmarkStart w:id="79" w:name="Xf24ec467481d62a742d363f12c684976d74bdf7"/>
     <w:p>
       <w:pPr>
         <w:pStyle w:val="Heading1"/>
       </w:pPr>
       <w:r>
         <w:t xml:space="preserve">Internationalization and Firm Performance across 49 Asian and Pacific Economies: Institutional Regimes, Digital Capabilities, and Managerial Characteristics as Contingency Factors</w:t>
-      </w:r>
-    </w:p>
-    <w:p>
-      <w:pPr>
-        <w:pStyle w:val="FirstParagraph"/>
-      </w:pPr>
-      <w:r>
-        <w:rPr>
-          <w:bCs/>
-          <w:b/>
-        </w:rPr>
-        <w:t xml:space="preserve">Version:</w:t>
-      </w:r>
-      <w:r>
-        <w:t xml:space="preserve"> </w:t>
-      </w:r>
-      <w:r>
-        <w:t xml:space="preserve">Working manuscript (May 2026)</w:t>
-      </w:r>
-      <w:r>
-        <w:br/>
-      </w:r>
-      <w:r>
-        <w:rPr>
-          <w:bCs/>
-          <w:b/>
-        </w:rPr>
-        <w:t xml:space="preserve">Status:</w:t>
-      </w:r>
-      <w:r>
-        <w:t xml:space="preserve"> </w:t>
-      </w:r>
-      <w:r>
-        <w:t xml:space="preserve">Empirical results complete; under revision for submission</w:t>
       </w:r>
     </w:p>
     <w:p>
@@ -193,7 +159,7 @@
         <w:pStyle w:val="BodyText"/>
       </w:pPr>
       <w:r>
-        <w:t xml:space="preserve">In the Asian context, three country-specific studies in our broader dissertation programme provide prior evidence. For Vietnam (P3), the inverted-U is confirmed with a turning point at 39–46% using a WBES-based instrumental variable design. For China (P5), an inverted-U turning point of 47–49% is replicated across specifications with Paternoster cross-cohort tests (p = .545). For Singapore (P4), the relationship is predominantly positive with a very late turning point (~88.6%), consistent with near-monotonic returns in a high-institutional, digitally saturated economy. Pooled across a much larger and institutionally heterogeneous sample, we expect the inverted-U to emerge at an intermediate turning point.</w:t>
+        <w:t xml:space="preserve">In the Asian context, three country-specific studies in our broader dissertation programme provide prior evidence. For Vietnam (P3), the inverted-U is confirmed with a turning point at 39–46% using a WBES-based instrumental variable design. For China (P5), an inverted-U turning point of 47–49% is replicated across specifications with Paternoster cross-cohort tests (p = .545). For Singapore (P4), the relationship is predominantly positive with a very late turning point (~82%), consistent with near-monotonic returns in a high-institutional, digitally saturated economy. Pooled across a much larger and institutionally heterogeneous sample, we expect the inverted-U to emerge at an intermediate turning point.</w:t>
       </w:r>
     </w:p>
     <w:p>
@@ -992,7 +958,7 @@
         <w:pStyle w:val="BodyText"/>
       </w:pPr>
       <w:r>
-        <w:t xml:space="preserve">The ICRV group main effect (β = +0.763, p &lt; .001) indicates that — controlling for TCI, DAI, and firm characteristics — each step up the ICRV scale (from Group I to VI, i.e., from stronger to weaker institutions) is associated with approximately a 115% higher labour productivity level (exp(0.763) − 1 ≈ 115%). This counter-intuitive</w:t>
+        <w:t xml:space="preserve">The ICRV group main effect (β = +0.729, p &lt; .001) indicates that — controlling for TCI, DAI, and firm characteristics — each step up the ICRV scale (from Group I to VI, i.e., from stronger to weaker institutions) is associated with approximately a 107% higher labour productivity level (exp(0.729) − 1 ≈ 107%). This counter-intuitive</w:t>
       </w:r>
       <w:r>
         <w:t xml:space="preserve"> </w:t>
@@ -1016,7 +982,7 @@
         <w:pStyle w:val="BodyText"/>
       </w:pPr>
       <w:r>
-        <w:t xml:space="preserve">More relevant for H5 are the interaction terms: FSTS×ICRV (β = +1.762, p &lt; .001) and FSTS²×ICRV (β = −2.746, p &lt; .001). These indicate that the ascending slope of the I–P curve is steeper in weaker-institution economies (higher ICRV group), but so is the descending slope — meaning that the inverted-U peak occurs at lower export intensities in stronger-institution economies (lower ICRV number), and is more pronounced in weaker-institution economies. Decomposing by ICRV group: for Group I economies (Advanced innovation-driven), the estimated turning point is approximately 28%; for Group V–VI (Frontier/SIDS), the estimated turning point is approximately 55%. This pattern is consistent with firms in institutionally advanced economies recouping internationalization costs at lower export intensities, while firms in institutionally weaker environments require greater export commitment to reach the performance peak.</w:t>
+        <w:t xml:space="preserve">More relevant for H5 are the interaction terms: FSTS×ICRV (β = +1.636, p &lt; .001) and FSTS²×ICRV (β = −2.501, p &lt; .001). These indicate that the ascending slope of the I–P curve is steeper in weaker-institution economies (higher ICRV group), but so is the descending slope — meaning that the inverted-U peak occurs at lower export intensities in stronger-institution economies (lower ICRV number), and is more pronounced in weaker-institution economies. Decomposing by ICRV group: for Group I economies (Advanced innovation-driven), the estimated turning point is approximately 28%; for Group V–VI (Frontier/SIDS), the estimated turning point is approximately 55%. This pattern is consistent with firms in institutionally advanced economies recouping internationalization costs at lower export intensities, while firms in institutionally weaker environments require greater export commitment to reach the performance peak.</w:t>
       </w:r>
     </w:p>
     <w:p>
@@ -1221,7 +1187,7 @@
         <w:pStyle w:val="FirstParagraph"/>
       </w:pPr>
       <w:r>
-        <w:t xml:space="preserve">Three inferential constraints bound these findings. First, WBES is a cross-sectional design: the term "performance" throughout refers to a contemporaneous association between FSTS and labour productivity in a given survey year, not a panel-tracked causal effect. The IV strategy used in P3 Vietnam to address selection into exporting is not available at scale across 34 economies. Second, the DAI measure is limited to Tier 1 (website) and Tier 2 (e-payment) capabilities in most WBES waves; the richer digital capability dimensions captured in more recent BEE-schema waves are not yet available for the majority of economies. Third, the dataset now covers all 49 ICRV-mapped economies across six regime groups; however, Oman's available wave (2003) predates the digital-capability variables, limiting its contribution to baseline models only. Future waves of the Oman WBES would sharpen Group II estimates.</w:t>
+        <w:t xml:space="preserve">Three inferential constraints bound these findings. First, WBES is a cross-sectional design: the term "performance" throughout refers to a contemporaneous association between FSTS and labour productivity in a given survey year, not a panel-tracked causal effect. The IV strategy used in P3 Vietnam to address selection into exporting is not available at scale across 49 economies. Second, the DAI measure is limited to Tier 1 (website) and Tier 2 (e-payment) capabilities in most WBES waves; the richer digital capability dimensions captured in more recent BEE-schema waves are not yet available for the majority of economies. Third, the dataset now covers all 49 ICRV-mapped economies across six regime groups; however, Oman's available wave (2003) predates the digital-capability variables, limiting its contribution to baseline models only. Future waves of the Oman WBES would sharpen Group II estimates.</w:t>
       </w:r>
     </w:p>
     <w:p>
@@ -5289,7 +5255,7 @@
       </w:r>
     </w:p>
     <w:bookmarkEnd w:id="75"/>
-    <w:bookmarkStart w:id="76" w:name="X09b5d89c7c8f35bf9d25d1bfe47da72b2ba58bf"/>
+    <w:bookmarkStart w:id="78" w:name="X09b5d89c7c8f35bf9d25d1bfe47da72b2ba58bf"/>
     <w:p>
       <w:pPr>
         <w:pStyle w:val="Heading2"/>
@@ -5325,8 +5291,78 @@
         </w:pict>
       </w:r>
     </w:p>
-    <w:bookmarkEnd w:id="76"/>
-    <w:bookmarkEnd w:id="77"/>
+    <w:p>
+      <w:pPr>
+        <w:pStyle w:val="FirstParagraph"/>
+      </w:pPr>
+      <w:r>
+        <w:rPr>
+          <w:iCs/>
+          <w:i/>
+        </w:rPr>
+        <w:t xml:space="preserve">Corresponding author: Phan Anh Tu, College of Economics, Can Tho University,</w:t>
+      </w:r>
+      <w:r>
+        <w:rPr>
+          <w:iCs/>
+          <w:i/>
+        </w:rPr>
+        <w:t xml:space="preserve"> </w:t>
+      </w:r>
+      <w:hyperlink r:id="rId76">
+        <w:r>
+          <w:rPr>
+            <w:rStyle w:val="Hyperlink"/>
+            <w:iCs/>
+            <w:i/>
+          </w:rPr>
+          <w:t xml:space="preserve">patu@ctu.edu.vn</w:t>
+        </w:r>
+      </w:hyperlink>
+      <w:r>
+        <w:rPr>
+          <w:iCs/>
+          <w:i/>
+        </w:rPr>
+        <w:t xml:space="preserve">, ORCID: 0000-0003-0667-3137</w:t>
+      </w:r>
+      <w:r>
+        <w:br/>
+      </w:r>
+      <w:r>
+        <w:rPr>
+          <w:iCs/>
+          <w:i/>
+        </w:rPr>
+        <w:t xml:space="preserve">First author: Do Thuy Huong, Vinh Long University of Technology Education,</w:t>
+      </w:r>
+      <w:r>
+        <w:rPr>
+          <w:iCs/>
+          <w:i/>
+        </w:rPr>
+        <w:t xml:space="preserve"> </w:t>
+      </w:r>
+      <w:hyperlink r:id="rId77">
+        <w:r>
+          <w:rPr>
+            <w:rStyle w:val="Hyperlink"/>
+            <w:iCs/>
+            <w:i/>
+          </w:rPr>
+          <w:t xml:space="preserve">huongdt@vlute.edu.vn</w:t>
+        </w:r>
+      </w:hyperlink>
+      <w:r>
+        <w:rPr>
+          <w:iCs/>
+          <w:i/>
+        </w:rPr>
+        <w:t xml:space="preserve">, ORCID: 0000-0002-7711-2487</w:t>
+      </w:r>
+    </w:p>
+    <w:bookmarkEnd w:id="78"/>
+    <w:bookmarkEnd w:id="79"/>
     <w:sectPr>
       <w:pgSz w:h="16838" w:w="11906"/>
       <w:pgMar w:bottom="1417" w:left="1417" w:right="1417" w:top="1417"/>

--- a/p7/submission/jibs_package/01_manuscript_blinded.docx
+++ b/p7/submission/jibs_package/01_manuscript_blinded.docx
@@ -2,13 +2,13 @@
 <file path=word/document.xml><?xml version="1.0" encoding="utf-8"?>
 <w:document xmlns:w="http://schemas.openxmlformats.org/wordprocessingml/2006/main" xmlns:m="http://schemas.openxmlformats.org/officeDocument/2006/math" xmlns:r="http://schemas.openxmlformats.org/officeDocument/2006/relationships" xmlns:o="urn:schemas-microsoft-com:office:office" xmlns:v="urn:schemas-microsoft-com:vml" xmlns:w10="urn:schemas-microsoft-com:office:word" xmlns:a="http://schemas.openxmlformats.org/drawingml/2006/main" xmlns:pic="http://schemas.openxmlformats.org/drawingml/2006/picture" xmlns:wp="http://schemas.openxmlformats.org/drawingml/2006/wordprocessingDrawing">
   <w:body>
-    <w:bookmarkStart w:id="77" w:name="Xf24ec467481d62a742d363f12c684976d74bdf7"/>
+    <w:bookmarkStart w:id="85" w:name="Xdb894c26febb3cc9442dfb5c539bd48c4fb3517"/>
     <w:p>
       <w:pPr>
         <w:pStyle w:val="Heading1"/>
       </w:pPr>
       <w:r>
-        <w:t xml:space="preserve">Internationalization and Firm Performance across 49 Asian and Pacific Economies: Institutional Regimes, Digital Capabilities, and Managerial Characteristics as Contingency Factors</w:t>
+        <w:t xml:space="preserve">Where Internationalization Pays: Institutional Regime and Digital Capability as Joint Determinants of the Performance Optimum across 45 Asian and Pacific Economies</w:t>
       </w:r>
     </w:p>
     <w:p>
@@ -27,6 +27,22 @@
       </w:r>
       <w:r>
         <w:t xml:space="preserve">Working manuscript (May 2026)</w:t>
+      </w:r>
+      <w:r>
+        <w:br/>
+      </w:r>
+      <w:r>
+        <w:rPr>
+          <w:bCs/>
+          <w:b/>
+        </w:rPr>
+        <w:t xml:space="preserve">Target journal:</w:t>
+      </w:r>
+      <w:r>
+        <w:t xml:space="preserve"> </w:t>
+      </w:r>
+      <w:r>
+        <w:t xml:space="preserve">Journal of International Business Studies (JIBS)</w:t>
       </w:r>
       <w:r>
         <w:br/>
@@ -66,7 +82,55 @@
         <w:pStyle w:val="FirstParagraph"/>
       </w:pPr>
       <w:r>
-        <w:t xml:space="preserve">We examine whether the internationalization–performance (I–P) relationship holds across a large and institutionally diverse set of Asian and Pacific economies and identify the conditions under which firms convert export intensity into productive performance. Using microdata from 91,982 firms across 49 economies and 102 country-year waves of the World Bank Enterprise Survey (2003–2025), spanning all six Institutional Capability and Resource Vulnerability (ICRV) regime groups, we estimate a hierarchical set of OLS models with HC1 robust standard errors. We find robust support for an inverted-U I–P relationship with a turning point at approximately 36% of sales from exports (Lind–Mehlum test p &lt; .001; confirmed in M11 at TP=34.6%, p=.002). Technological capability (TCI) raises the performance level without reliably reshaping the curve. Digital adoption (DAI) both raises the performance level and significantly reshapes the I–P curve: firms with higher DAI experience compressed ascending-limb returns at low FSTS and attenuated performance decline at high FSTS (FSTS×DAI p &lt; .01; FSTS²×DAI p &lt; .01 in M8–M9). Institutional regime (ICRV) moderates both slope and curvature. Managerial experience and female top management improve performance; experience additionally moderates the curve shape in the full specification. These findings offer a parsimonious resolution to Asian I–P heterogeneity: the relationship is universally inverted-U, but regime quality and digital capability jointly determine where the turning point falls.</w:t>
+        <w:t xml:space="preserve">The central unresolved question in research on the internationalization–performance (I–P) relationship is not whether the relationship is non-linear, but what determines</w:t>
+      </w:r>
+      <w:r>
+        <w:t xml:space="preserve"> </w:t>
+      </w:r>
+      <w:r>
+        <w:rPr>
+          <w:iCs/>
+          <w:i/>
+        </w:rPr>
+        <w:t xml:space="preserve">where</w:t>
+      </w:r>
+      <w:r>
+        <w:t xml:space="preserve"> </w:t>
+      </w:r>
+      <w:r>
+        <w:t xml:space="preserve">its performance-maximising optimum falls. We develop and test an integrated multi-level account in which the inverted-U is universal in form but its shape is</w:t>
+      </w:r>
+      <w:r>
+        <w:t xml:space="preserve"> </w:t>
+      </w:r>
+      <w:r>
+        <w:rPr>
+          <w:iCs/>
+          <w:i/>
+        </w:rPr>
+        <w:t xml:space="preserve">jointly conditioned</w:t>
+      </w:r>
+      <w:r>
+        <w:t xml:space="preserve"> </w:t>
+      </w:r>
+      <w:r>
+        <w:t xml:space="preserve">by the institutional regime in which a firm operates and by the firm's digital capability, with the institutional regime governing the curve's amplitude and digital capability reshaping it, the latter operating as a partial</w:t>
+      </w:r>
+      <w:r>
+        <w:t xml:space="preserve"> </w:t>
+      </w:r>
+      <w:r>
+        <w:rPr>
+          <w:iCs/>
+          <w:i/>
+        </w:rPr>
+        <w:t xml:space="preserve">substitute</w:t>
+      </w:r>
+      <w:r>
+        <w:t xml:space="preserve"> </w:t>
+      </w:r>
+      <w:r>
+        <w:t xml:space="preserve">for institutional strength rather than as a uniform enhancer. Using harmonised microdata from 98,658 firm-observations (baseline estimation sample N = 82,302 after non-missing productivity and export-intensity requirements; 28,500 in the fully specified model) across 45 economies and 98 country-year waves of the World Bank Enterprise Survey (2003–2025), spanning all six groups of the Institutional Context Regime Variation (ICRV) framework, we estimate a hierarchical set of OLS models with HC1 robust standard errors. We confirm a robustly inverted-U I–P relationship with a turning point at approximately 37% of sales from exports (Lind–Mehlum test p &lt; .001; confirmed in M11 at TP=25.7%, p=.026). Institutional regime systematically moderates this optimum: the concavity of the inverted-U deepens as institutional quality declines, so the performance penalty to over-internationalisation is sharpest in frontier and vulnerable regimes and flattest in advanced ones. Digital adoption (DAI) both raises the performance level and reshapes the curve, compressing ascending-limb returns at low FSTS and attenuating performance decline at high FSTS (FSTS×DAI p &lt; .01; FSTS²×DAI p &lt; .01 in M8–M9), and its curve-reshaping potency is significantly stronger in weaker-institution regimes (DAI×ICRV p = .049), consistent with digital-for-institutional substitution. Technological capability (TCI) raises the performance level without reliably reshaping the curve, and managerial experience and female top management improve performance. The account offers a parsimonious resolution to the fragmented Asian I–P literature: divergent country findings are not mutually contradictory but locate firms at different positions on a single optimum whose location is jointly set by institutional quality and digital capability.</w:t>
       </w:r>
     </w:p>
     <w:p>
@@ -109,23 +173,120 @@
         <w:pStyle w:val="FirstParagraph"/>
       </w:pPr>
       <w:r>
-        <w:t xml:space="preserve">A central question in international business research concerns whether and how export internationalization translates into firm performance (Lu &amp; Beamish, 2004; Johanson &amp; Vahlne, 2009). Meta-analyses document a mean correlation of approximately r = .07 across several thousand studies (Bausch &amp; Krist, 2007; Kirca et al., 2012; Marano et al., 2016), yet the variance across studies vastly exceeds what sampling error can explain. In Asia — a region that accounts for over half of global manufacturing exports (UNCTAD, 2023) — the evidence is especially fragmented: prior studies report positive relationships (Pangarkar, 2008; Korea), inverted-U curves (Chiao et al., 2006; Taiwan), or null and negative effects (Mondal et al., 2022; India). The standard explanation invokes context as a moderator (Marano et al., 2016; Kirca et al., 2012), but empirical tests simultaneously across institutionally diverse Asian economies remain rare.</w:t>
-      </w:r>
-    </w:p>
-    <w:p>
-      <w:pPr>
-        <w:pStyle w:val="BodyText"/>
-      </w:pPr>
-      <w:r>
-        <w:t xml:space="preserve">This paper addresses that gap. We pool 91,982 firm-observations from 49 Asian and Pacific economies spanning 2003–2025, harmonised from the World Bank Enterprise Survey (WBES). Our sample spans all six ICRV regime groups — from advanced innovation-driven economies (Singapore, Korea, Taiwan, HongKong, Israel, Cyprus) to Pacific Small Island Developing States (Vanuatu, Solomon Islands, Fiji, Tonga, Samoa, Kiribati, Papua New Guinea, Timor-Leste) and Gulf advanced-resource economies (Bahrain, Kuwait, Qatar, Brunei, Saudi Arabia, Oman) — classified through the Institutional Capability and Resource Vulnerability (ICRV) framework that anchors the broader dissertation programme of which this study is part.</w:t>
-      </w:r>
-    </w:p>
-    <w:p>
-      <w:pPr>
-        <w:pStyle w:val="BodyText"/>
-      </w:pPr>
-      <w:r>
-        <w:t xml:space="preserve">Our contributions are threefold. First, we provide the largest WBES-based test of the inverted-U I–P hypothesis in Asia, confirming a turning point at approximately 36% foreign sales intensity across all specifications (N = 84,910–29,840), robust even in the full three-way moderation model (M11: TP=34.6%, LM p=.002). Second, we document that digital adoption (DAI) is the primary capability moderator that reshapes the I–P curve, generating significant curve compression effects (FSTS×DAI p&lt;.001) that emerge even without controlling for manager characteristics. Technological capability (TCI) raises the performance level but does not reliably reshape the ascending limb across this sample. Third, we document that institutional regime (ICRV group) systematically moderates both the slope and curvature of the I–P function, with DAI×ICRV interactions (p=.012) indicating that digital capabilities deliver stronger per-unit performance returns in weaker institutional environments.</w:t>
+        <w:t xml:space="preserve">The same export-intensity decision that lifts a firm in one economy depresses it in another: as a firm moves along the institutional gradient, the performance payoff to internationalization slides predictably. This</w:t>
+      </w:r>
+      <w:r>
+        <w:t xml:space="preserve"> </w:t>
+      </w:r>
+      <w:r>
+        <w:rPr>
+          <w:iCs/>
+          <w:i/>
+        </w:rPr>
+        <w:t xml:space="preserve">institutional slope</w:t>
+      </w:r>
+      <w:r>
+        <w:t xml:space="preserve">, not the sign of the average effect, is the organizing puzzle of this paper. A central question in international business research concerns whether and how export internationalization translates into firm performance (Lu &amp; Beamish, 2004; Johanson &amp; Vahlne, 2009). Meta-analyses document a mean correlation of approximately r = .07 across several thousand studies (Bausch &amp; Krist, 2007; Kirca et al., 2012; Marano et al., 2016), yet the variance across studies vastly exceeds what sampling error can explain. In Asia, a region that accounts for over half of global manufacturing exports (UNCTAD, 2023), the evidence is especially fragmented: prior studies report positive relationships (Pangarkar, 2008; Korea), inverted-U curves (Chiao et al., 2006; Taiwan), or null and negative effects (Mondal et al., 2022; India). The standard response has been to invoke context as a moderator (Kirca et al., 2012; Marano et al., 2016). Yet treating context as a moderator leaves the deeper question unanswered: if the I–P relationship is non-linear, what determines</w:t>
+      </w:r>
+      <w:r>
+        <w:t xml:space="preserve"> </w:t>
+      </w:r>
+      <w:r>
+        <w:rPr>
+          <w:iCs/>
+          <w:i/>
+        </w:rPr>
+        <w:t xml:space="preserve">where</w:t>
+      </w:r>
+      <w:r>
+        <w:t xml:space="preserve"> </w:t>
+      </w:r>
+      <w:r>
+        <w:t xml:space="preserve">its performance-maximising turning point falls, and why should that location differ systematically across firms and economies? Absent a unifying account of the optimum's location, each new country study reads as a refutation of the last rather than as a coordinate on a common curve. Progress requires a framework that specifies the firm- and country-level forces that relocate the optimum and that is testable simultaneously across institutionally diverse economies, conditions that prior single-country and meta-analytic designs have not jointly satisfied.</w:t>
+      </w:r>
+    </w:p>
+    <w:p>
+      <w:pPr>
+        <w:pStyle w:val="BodyText"/>
+      </w:pPr>
+      <w:r>
+        <w:t xml:space="preserve">This paper addresses that gap. We pool 98,658 firm-observations from 45 Asian and Pacific economies spanning 2003–2025, harmonised from the World Bank Enterprise Survey (WBES); after imposing non-missing productivity and export-intensity requirements, the baseline estimation sample is 82,302 firm-observations (falling to 28,500 in the fully specified model M11). Our sample spans all six ICRV regime groups, from advanced innovation-driven economies (Singapore, Korea, Taiwan, HongKong, Israel) to Pacific Small Island Developing States (Vanuatu, Solomon Islands, Fiji, Tonga, Samoa, Kiribati, Papua New Guinea, Timor-Leste) and Gulf advanced-resource economies (Bahrain, Kuwait, Qatar, Brunei, Saudi Arabia), classified through the Institutional Context Regime Variation (ICRV) framework that anchors the broader dissertation programme of which this study is part.</w:t>
+      </w:r>
+    </w:p>
+    <w:p>
+      <w:pPr>
+        <w:pStyle w:val="BodyText"/>
+      </w:pPr>
+      <w:r>
+        <w:t xml:space="preserve">Our contributions are theoretical, not merely empirical. First, we advance a</w:t>
+      </w:r>
+      <w:r>
+        <w:t xml:space="preserve"> </w:t>
+      </w:r>
+      <w:r>
+        <w:rPr>
+          <w:iCs/>
+          <w:i/>
+        </w:rPr>
+        <w:t xml:space="preserve">relocated-optimum</w:t>
+      </w:r>
+      <w:r>
+        <w:t xml:space="preserve"> </w:t>
+      </w:r>
+      <w:r>
+        <w:t xml:space="preserve">account of the I–P relationship: the inverted-U is universal in form, but its curvature is endogenous to the institutional regime, deepening as institutional quality declines (confirmed across specifications at N = 82,302–28,500; M11: TP = 25.7%, Lind–Mehlum p = .026). This reframes the long-running "is it an inverted-U?" debate as a question about the</w:t>
+      </w:r>
+      <w:r>
+        <w:t xml:space="preserve"> </w:t>
+      </w:r>
+      <w:r>
+        <w:rPr>
+          <w:iCs/>
+          <w:i/>
+        </w:rPr>
+        <w:t xml:space="preserve">determinants of the optimum's location</w:t>
+      </w:r>
+      <w:r>
+        <w:t xml:space="preserve">, and reconciles otherwise conflicting country evidence within a single curve. Second, we theorise and test</w:t>
+      </w:r>
+      <w:r>
+        <w:t xml:space="preserve"> </w:t>
+      </w:r>
+      <w:r>
+        <w:rPr>
+          <w:iCs/>
+          <w:i/>
+        </w:rPr>
+        <w:t xml:space="preserve">digital-for-institutional substitution</w:t>
+      </w:r>
+      <w:r>
+        <w:t xml:space="preserve">: the curve-reshaping potency of digital adoption is significantly greater where formal institutions are weaker (DAI×ICRV, p = .049), positioning foundational digital capability as a partial substitute for institutional infrastructure in converting exports into performance, a multi-economy extension of the institutional-voids logic (Khanna &amp; Palepu, 1997) into the digital domain. Third, we formalise the Institutional Context Regime Variation (ICRV) framework as a firm-relevant contingency construct that orders economies jointly by institutional capability and exposure to resource vulnerability, and show that it predicts both the slope and the curvature of the I–P function, distinguishing the curve-</w:t>
+      </w:r>
+      <w:r>
+        <w:rPr>
+          <w:iCs/>
+          <w:i/>
+        </w:rPr>
+        <w:t xml:space="preserve">relocating</w:t>
+      </w:r>
+      <w:r>
+        <w:t xml:space="preserve"> </w:t>
+      </w:r>
+      <w:r>
+        <w:t xml:space="preserve">role of institutions (H5) from the level-</w:t>
+      </w:r>
+      <w:r>
+        <w:rPr>
+          <w:iCs/>
+          <w:i/>
+        </w:rPr>
+        <w:t xml:space="preserve">shifting</w:t>
+      </w:r>
+      <w:r>
+        <w:t xml:space="preserve"> </w:t>
+      </w:r>
+      <w:r>
+        <w:t xml:space="preserve">role of firm capabilities such as technological capability (TCI). Taken together, these contributions move the multi-country I–P literature from cataloguing heterogeneous effects toward a parsimonious, jointly-determined account of when and where internationalization pays.</w:t>
       </w:r>
     </w:p>
     <w:p>
@@ -167,7 +328,201 @@
         <w:pStyle w:val="FirstParagraph"/>
       </w:pPr>
       <w:r>
-        <w:t xml:space="preserve">We draw on four theoretical traditions. The Uppsala model (Johanson &amp; Vahlne, 1977, 2009) describes internationalization as a sequential process in which firms accumulate experiential knowledge, progressively reducing psychic distance and coordination costs. The Resource-Based View (Barney, 1991; Wernerfelt, 1984) positions firm-level capabilities — technological, digital, and managerial — as the mediating mechanism linking export exposure to performance outcomes. Institutional Theory (North, 1990; Scott, 2008) directs attention to how country-level formal and informal institutions shape the cost structure of cross-border transactions. Upper Echelons Theory (Hambrick &amp; Mason, 1984; Hambrick, 2007) emphasises that top management team attributes moderate how firms respond to strategic opportunities and constraints.</w:t>
+        <w:t xml:space="preserve">We draw on four theoretical traditions. The Uppsala model (Johanson &amp; Vahlne, 1977, 2009) describes internationalization as a sequential process in which firms accumulate experiential knowledge, progressively reducing psychic distance and coordination costs. The Resource-Based View (Barney, 1991; Wernerfelt, 1984) positions firm-level capabilities, technological, digital, and managerial, as the mediating mechanism linking export exposure to performance outcomes. Institutional Theory (North, 1990; Scott, 2008) directs attention to how country-level formal and informal institutions shape the cost structure of cross-border transactions. Upper Echelons Theory (Hambrick &amp; Mason, 1984; Hambrick, 2007) emphasises that top management team attributes moderate how firms respond to strategic opportunities and constraints. Rather than four parallel traditions, this paper integrates them through one organizing spine: the ICRV institutional context functions as a</w:t>
+      </w:r>
+      <w:r>
+        <w:t xml:space="preserve"> </w:t>
+      </w:r>
+      <w:r>
+        <w:rPr>
+          <w:iCs/>
+          <w:i/>
+        </w:rPr>
+        <w:t xml:space="preserve">transaction cost filter</w:t>
+      </w:r>
+      <w:r>
+        <w:t xml:space="preserve"> </w:t>
+      </w:r>
+      <w:r>
+        <w:t xml:space="preserve">that defines a</w:t>
+      </w:r>
+      <w:r>
+        <w:t xml:space="preserve"> </w:t>
+      </w:r>
+      <w:r>
+        <w:rPr>
+          <w:iCs/>
+          <w:i/>
+        </w:rPr>
+        <w:t xml:space="preserve">strategic export topography</w:t>
+      </w:r>
+      <w:r>
+        <w:t xml:space="preserve"> </w:t>
+      </w:r>
+      <w:r>
+        <w:t xml:space="preserve">on which the I–P optimum sits. Institutional Theory supplies the filter itself; RBV capabilities (TCI, DAI) are the firm-level shields that move a firm's position on that topography; the Uppsala model describes movement along it; and Upper Echelons attributes enter as an endogenous control on managerial quality rather than as a structural moderator of the curve's shape.</w:t>
+      </w:r>
+    </w:p>
+    <w:p>
+      <w:pPr>
+        <w:pStyle w:val="BodyText"/>
+      </w:pPr>
+      <w:r>
+        <w:t xml:space="preserve">These traditions are typically invoked piecemeal. We integrate them through a single contingency construct, the</w:t>
+      </w:r>
+      <w:r>
+        <w:t xml:space="preserve"> </w:t>
+      </w:r>
+      <w:r>
+        <w:rPr>
+          <w:bCs/>
+          <w:b/>
+        </w:rPr>
+        <w:t xml:space="preserve">Institutional Context Regime Variation (ICRV)</w:t>
+      </w:r>
+      <w:r>
+        <w:t xml:space="preserve"> </w:t>
+      </w:r>
+      <w:r>
+        <w:t xml:space="preserve">framework, that specifies</w:t>
+      </w:r>
+      <w:r>
+        <w:t xml:space="preserve"> </w:t>
+      </w:r>
+      <w:r>
+        <w:rPr>
+          <w:iCs/>
+          <w:i/>
+        </w:rPr>
+        <w:t xml:space="preserve">where</w:t>
+      </w:r>
+      <w:r>
+        <w:t xml:space="preserve"> </w:t>
+      </w:r>
+      <w:r>
+        <w:t xml:space="preserve">on the I–P curve a firm's environment places it. ICRV orders economies along two theoretically distinct dimensions that prior typologies treat separately:</w:t>
+      </w:r>
+      <w:r>
+        <w:t xml:space="preserve"> </w:t>
+      </w:r>
+      <w:r>
+        <w:rPr>
+          <w:iCs/>
+          <w:i/>
+        </w:rPr>
+        <w:t xml:space="preserve">institutional capability</w:t>
+      </w:r>
+      <w:r>
+        <w:t xml:space="preserve"> </w:t>
+      </w:r>
+      <w:r>
+        <w:t xml:space="preserve">(the formal-institutional quality emphasised by North (1990) and elaborated in the varieties-of-capitalism tradition; Hall &amp; Soskice, 2001) and</w:t>
+      </w:r>
+      <w:r>
+        <w:t xml:space="preserve"> </w:t>
+      </w:r>
+      <w:r>
+        <w:rPr>
+          <w:iCs/>
+          <w:i/>
+        </w:rPr>
+        <w:t xml:space="preserve">resource vulnerability</w:t>
+      </w:r>
+      <w:r>
+        <w:t xml:space="preserve"> </w:t>
+      </w:r>
+      <w:r>
+        <w:t xml:space="preserve">(exposure to external shocks, narrow factor endowments, and the institutional voids that firms must internalise; Khanna &amp; Palepu, 1997). The resulting six regime groups range from advanced innovation-driven economies, through resource-driven, upper-middle, emerging, and frontier economies, to highly vulnerable small-island states. Our central theoretical claim follows from locating the firm within this regime space: the inverted-U</w:t>
+      </w:r>
+      <w:r>
+        <w:t xml:space="preserve"> </w:t>
+      </w:r>
+      <w:r>
+        <w:rPr>
+          <w:iCs/>
+          <w:i/>
+        </w:rPr>
+        <w:t xml:space="preserve">form</w:t>
+      </w:r>
+      <w:r>
+        <w:t xml:space="preserve"> </w:t>
+      </w:r>
+      <w:r>
+        <w:t xml:space="preserve">of the I–P relationship is universal (H1), but its shape and performance-maximising optimum are</w:t>
+      </w:r>
+      <w:r>
+        <w:t xml:space="preserve"> </w:t>
+      </w:r>
+      <w:r>
+        <w:rPr>
+          <w:iCs/>
+          <w:i/>
+        </w:rPr>
+        <w:t xml:space="preserve">jointly conditioned</w:t>
+      </w:r>
+      <w:r>
+        <w:t xml:space="preserve"> </w:t>
+      </w:r>
+      <w:r>
+        <w:t xml:space="preserve">by the institutional regime (H5) and by the firm's digital capability (H3), with digital capability acting as a partial substitute for institutional strength where the latter is weak (H6). Firm capabilities enter on a second axis: technological capability is hypothesised to</w:t>
+      </w:r>
+      <w:r>
+        <w:t xml:space="preserve"> </w:t>
+      </w:r>
+      <w:r>
+        <w:rPr>
+          <w:iCs/>
+          <w:i/>
+        </w:rPr>
+        <w:t xml:space="preserve">amplify</w:t>
+      </w:r>
+      <w:r>
+        <w:t xml:space="preserve"> </w:t>
+      </w:r>
+      <w:r>
+        <w:t xml:space="preserve">the curve (H2) and managerial characteristics to lift the performance</w:t>
+      </w:r>
+      <w:r>
+        <w:t xml:space="preserve"> </w:t>
+      </w:r>
+      <w:r>
+        <w:rPr>
+          <w:iCs/>
+          <w:i/>
+        </w:rPr>
+        <w:t xml:space="preserve">level</w:t>
+      </w:r>
+      <w:r>
+        <w:t xml:space="preserve"> </w:t>
+      </w:r>
+      <w:r>
+        <w:t xml:space="preserve">without reshaping it (H4); whether each in fact relocates the optimum or merely shifts the level is an empirical question the design is built to adjudicate. This contrast between optimum-</w:t>
+      </w:r>
+      <w:r>
+        <w:rPr>
+          <w:iCs/>
+          <w:i/>
+        </w:rPr>
+        <w:t xml:space="preserve">relocating</w:t>
+      </w:r>
+      <w:r>
+        <w:t xml:space="preserve"> </w:t>
+      </w:r>
+      <w:r>
+        <w:t xml:space="preserve">forces (institutional regime and digital capability) and firm-</w:t>
+      </w:r>
+      <w:r>
+        <w:rPr>
+          <w:iCs/>
+          <w:i/>
+        </w:rPr>
+        <w:t xml:space="preserve">capability</w:t>
+      </w:r>
+      <w:r>
+        <w:t xml:space="preserve"> </w:t>
+      </w:r>
+      <w:r>
+        <w:t xml:space="preserve">forces (technological and managerial) is the analytical spine of the paper.</w:t>
       </w:r>
     </w:p>
     <w:bookmarkEnd w:id="22"/>
@@ -185,15 +540,15 @@
         <w:pStyle w:val="FirstParagraph"/>
       </w:pPr>
       <w:r>
-        <w:t xml:space="preserve">Contractor et al. (2003) formalised the three-stage S-curve hypothesis: early internationalization carries fixed entry costs that depress performance; intermediate internationalization yields learning and scale economies; high internationalization may again impose coordination and agency costs. Empirically, however, the data more consistently support the inverted-U — a special case in which the third stage does not emerge at the export intensities typically observed in developing-economy WBES data (Gomes &amp; Ramaswamy, 1999; Lu &amp; Beamish, 2004).</w:t>
-      </w:r>
-    </w:p>
-    <w:p>
-      <w:pPr>
-        <w:pStyle w:val="BodyText"/>
-      </w:pPr>
-      <w:r>
-        <w:t xml:space="preserve">In the Asian context, three country-specific studies in our broader dissertation programme provide prior evidence. For Vietnam (P3), the inverted-U is confirmed with a turning point at 39–46% using a WBES-based instrumental variable design. For China (P5), an inverted-U turning point of 47–49% is replicated across specifications with Paternoster cross-cohort tests (p = .545). For Singapore (P4), the relationship is predominantly positive with a very late turning point (~88.6%), consistent with near-monotonic returns in a high-institutional, digitally saturated economy. Pooled across a much larger and institutionally heterogeneous sample, we expect the inverted-U to emerge at an intermediate turning point.</w:t>
+        <w:t xml:space="preserve">Contractor et al. (2003) formalised the three-stage S-curve hypothesis: early internationalization carries fixed entry costs that depress performance; intermediate internationalization yields learning and scale economies; high internationalization may again impose coordination and agency costs. Empirically, however, the data more consistently support the inverted-U, a special case in which the third stage does not emerge at the export intensities typically observed in developing-economy WBES data (Gomes &amp; Ramaswamy, 1999; Lu &amp; Beamish, 2004).</w:t>
+      </w:r>
+    </w:p>
+    <w:p>
+      <w:pPr>
+        <w:pStyle w:val="BodyText"/>
+      </w:pPr>
+      <w:r>
+        <w:t xml:space="preserve">In the Asian context, three country-specific studies in our broader dissertation programme provide prior evidence. For Vietnam (P3), the inverted-U is confirmed with a turning point at 39–46% using a WBES-based instrumental variable design. For China (P5), an inverted-U turning point of 47–49% is replicated across specifications with Paternoster cross-cohort tests (p = .545). For Singapore (P4), the relationship is predominantly positive with a very late turning point (~82%), consistent with near-monotonic returns in a high-institutional, digitally saturated economy. Pooled across a much larger and institutionally heterogeneous sample, we expect the inverted-U to emerge at an intermediate turning point.</w:t>
       </w:r>
     </w:p>
     <w:p>
@@ -229,7 +584,7 @@
         <w:pStyle w:val="FirstParagraph"/>
       </w:pPr>
       <w:r>
-        <w:t xml:space="preserve">Technological capability — operationalised as a composite of quality certification, foreign-technology adoption, process innovation, and R&amp;D — raises absorptive capacity (Cohen &amp; Levinthal, 1990), enabling firms to extract greater performance value per unit of export exposure. Critically, we expect TCI to operate as a</w:t>
+        <w:t xml:space="preserve">Technological capability, operationalised as a composite of quality certification, foreign-technology adoption, process innovation, and R&amp;D, raises absorptive capacity (Cohen &amp; Levinthal, 1990), enabling firms to extract greater performance value per unit of export exposure. Critically, we expect TCI to operate as a</w:t>
       </w:r>
       <w:r>
         <w:t xml:space="preserve"> </w:t>
@@ -286,7 +641,7 @@
         <w:pStyle w:val="FirstParagraph"/>
       </w:pPr>
       <w:r>
-        <w:t xml:space="preserve">Digital adoption — measured through website presence and electronic-payment share — has been associated with reduced communication and transaction costs (Verhoef et al., 2021). In the CDCM (Context-Contingent Digital Capability Model) developed in the dissertation, DAI's effect depends on the interaction of regime quality, FSTS level, and digital market saturation (Đỗ &amp; Phan, 2024). Specifically, in institutionally advanced economies where digital infrastructure is mature, DAI provides universal performance lifts (as in P4 Singapore: β(DAI) positive and significant). In emerging-economy contexts with substantial selection into digital adoption (P3 Vietnam: IV-estimated β(DAI) ≈ 0, consistent with selection bias in OLS), DAI's curve-shaping role is attenuated. Across the pooled multi-economy sample, we expect DAI to raise performance levels broadly across the sample (level effect). In a fully specified model that also accounts for managerial quality — which correlates with digital adoption — the residual DAI variation may reveal a capability-complementarity curve effect: digitally equipped firms at low FSTS face sunk adoption costs that compress near-term productivity, while digital infrastructure supports coordination efficiency at high FSTS where cross-border management demands are greatest.</w:t>
+        <w:t xml:space="preserve">Digital adoption, measured through website presence and electronic-payment share, has been associated with reduced communication and transaction costs (Verhoef et al., 2021). In the CDCM (Context-Contingent Digital Capability Model) developed in the dissertation, DAI's effect depends on the interaction of regime quality, FSTS level, and digital market saturation (Đỗ &amp; Phan, 2024). Specifically, in institutionally advanced economies where digital infrastructure is mature, DAI provides universal performance lifts (as in P4 Singapore: β(DAI) positive and significant). In emerging-economy contexts with substantial selection into digital adoption (P3 Vietnam: IV-estimated β(DAI) ≈ 0, consistent with selection bias in OLS), DAI's curve-shaping role is attenuated. Across the pooled multi-economy sample, we expect DAI to raise performance levels broadly across the sample (level effect). In a fully specified model that also accounts for managerial quality, which correlates with digital adoption, the residual DAI variation may reveal a capability-complementarity curve effect: digitally equipped firms at low FSTS face sunk adoption costs that compress near-term productivity, while digital infrastructure supports coordination efficiency at high FSTS where cross-border management demands are greatest.</w:t>
       </w:r>
     </w:p>
     <w:p>
@@ -322,7 +677,7 @@
         <w:pStyle w:val="FirstParagraph"/>
       </w:pPr>
       <w:r>
-        <w:t xml:space="preserve">Upper Echelons Theory predicts that top manager experience and gender composition affect strategic cognition and decision-making (Hambrick &amp; Mason, 1984). Manager experience reduces coordination errors in cross-border operations; female top management is associated with stakeholder orientation, relationship capital, and risk management — all relevant in institutionally heterogeneous export markets (Richard et al., 2019). We expect both to raise the performance level for any given FSTS. However, given the breadth of the multi-country sample, firm-level managerial differences are unlikely to systematically reshape the aggregate FSTS–performance curve, whose shape is primarily determined by economy-wide institutional and market-maturity factors.</w:t>
+        <w:t xml:space="preserve">Upper Echelons Theory predicts that top manager experience and gender composition affect strategic cognition and decision-making (Hambrick &amp; Mason, 1984). Manager experience reduces coordination errors in cross-border operations; female top management is associated with stakeholder orientation, relationship capital, and risk management, all relevant in institutionally heterogeneous export markets (Richard et al., 2019). We expect both to raise the performance level for any given FSTS. However, given the breadth of the multi-country sample, firm-level managerial differences are unlikely to systematically reshape the aggregate FSTS–performance curve, whose shape is primarily determined by economy-wide institutional and market-maturity factors.</w:t>
       </w:r>
     </w:p>
     <w:p>
@@ -366,7 +721,7 @@
         <w:pStyle w:val="BodyText"/>
       </w:pPr>
       <w:r>
-        <w:t xml:space="preserve">We operationalise institutional regime through the ICRV classification system developed in the dissertation: six groups ranging from Group I (Advanced innovation-driven: Singapore, Korea, Taiwan, Israel, Cyprus) to Group VI (SIDS and small open economies: Vanuatu, Solomon Islands, Timor-Leste). Higher ICRV group numbers denote weaker institutions. We expect positive FSTS×ICRV and negative FSTS²×ICRV interactions in Group III–VI compared to Group I (stronger institutions = higher Group I coefficient), which is observationally equivalent to the turning point occurring later in lower-quality institutional environments.</w:t>
+        <w:t xml:space="preserve">We operationalise institutional regime through the ICRV classification system developed in the dissertation: six groups ranging from Group I (Advanced innovation-driven: Singapore, Korea, Taiwan, Israel) to Group VI (SIDS and small open economies: Vanuatu, Solomon Islands, Timor-Leste). Higher ICRV group numbers denote weaker institutions. We expect positive FSTS×ICRV and negative FSTS²×ICRV interactions in Group III–VI compared to Group I (stronger institutions = higher Group I coefficient), which is observationally equivalent to the turning point occurring later in lower-quality institutional environments.</w:t>
       </w:r>
     </w:p>
     <w:p>
@@ -402,7 +757,7 @@
         <w:pStyle w:val="FirstParagraph"/>
       </w:pPr>
       <w:r>
-        <w:t xml:space="preserve">The Context-Contingent Digital Capability Model (CDCM) developed in this dissertation programme predicts that the I–P curve-reshaping role of digital adoption is not uniform across institutional environments. In institutionally advanced economies (ICRV Group I–II), digital infrastructure is near-universal and close to the competitive baseline — the marginal performance differentiation from website and e-payment adoption is accordingly lower. In institutionally weaker economies (ICRV Group IV–VI), digital adoption remains differentiating: digital market access tools lower the liability-of-foreignness cost and provide cross-border coordination support that institutional voids cannot substitute. The DAI×ICRV interaction therefore tests whether digital capabilities' curve-reshaping potency (established in H3) varies systematically across the institutional spectrum — specifically, whether compressing the ascending limb and buffering performance decline at high FSTS are more pronounced in weaker-institution economies.</w:t>
+        <w:t xml:space="preserve">The Context-Contingent Digital Capability Model (CDCM) developed in this dissertation programme predicts that the I–P curve-reshaping role of digital adoption is not uniform across institutional environments. In institutionally advanced economies (ICRV Group I–II), digital infrastructure is near-universal and close to the competitive baseline, the marginal performance differentiation from website and e-payment adoption is accordingly lower. In institutionally weaker economies (ICRV Group IV–VI), digital adoption remains differentiating: digital market access tools lower the liability-of-foreignness cost and provide cross-border coordination support that institutional voids cannot substitute. The DAI×ICRV interaction therefore tests whether digital capabilities' curve-reshaping potency (established in H3) varies systematically across the institutional spectrum, specifically, whether compressing the ascending limb and buffering performance decline at high FSTS are more pronounced in weaker-institution economies.</w:t>
       </w:r>
     </w:p>
     <w:p>
@@ -442,7 +797,7 @@
         <w:t xml:space="preserve"> </w:t>
       </w:r>
       <w:r>
-        <w:t xml:space="preserve">interaction between digital adoption and export intensity — a conditional complementarity claim.</w:t>
+        <w:t xml:space="preserve">interaction between digital adoption and export intensity, a conditional complementarity claim.</w:t>
       </w:r>
     </w:p>
     <w:p>
@@ -495,15 +850,15 @@
         <w:pStyle w:val="FirstParagraph"/>
       </w:pPr>
       <w:r>
-        <w:t xml:space="preserve">Data derive from the World Bank Enterprise Surveys (WBES), a stratified random-sample survey of formal private-sector enterprises conducted periodically across over 130 countries. We use microdata from 49 Asian and Pacific economies across 102 country-year waves spanning 2003–2025. This coverage encompasses six UN M.49 Asian sub-regions: East Asia (China, HongKong, Korea, Mongolia, Taiwan), Southeast Asia (Brunei, Cambodia, Indonesia, Laos, Malaysia, Myanmar, Philippines, Singapore, Thailand, Timor-Leste, Vietnam), South Asia (Afghanistan, Bangladesh, Bhutan, India, Maldives, Nepal, Pakistan, Sri Lanka), Central Asia (Kazakhstan, Kyrgyz Republic, Tajikistan, Turkmenistan, Uzbekistan), West Asia (Armenia, Bahrain, Cyprus, Iraq, Israel, Jordan, Kuwait, Lebanon, Oman, Qatar, Saudi Arabia, Yemen), and Pacific/SIDS (Fiji, Kiribati, Papua New Guinea, Samoa, Solomon Islands, Tonga, Vanuatu).</w:t>
-      </w:r>
-    </w:p>
-    <w:p>
-      <w:pPr>
-        <w:pStyle w:val="BodyText"/>
-      </w:pPr>
-      <w:r>
-        <w:t xml:space="preserve">The final analytical dataset contains 91,982 firm-observations (before applying outcome and FSTS non-missing requirements). Oman's available data (2003 vintage) predates the digital-capability variables used in M6–M11; it contributes to M2 but drops from M3+ due to missing controls. WBES designs are cross-sectional within each wave, with standardised instruments ensuring common variable definitions across economies and years. We apply three harmonisation steps: (1) variable-priority mapping for candidate items across PICS3 (2009–2013), Standardised (2014–2018), and BREADY/BEE (2019–2025) questionnaire generations; (2) encoding-robust reading (primary UTF-8 with Latin-1/CP1252 fallback); (3) deduplication — selecting the largest file per (country, year) pair when multiple uploads exist.</w:t>
+        <w:t xml:space="preserve">Data derive from the World Bank Enterprise Surveys (WBES), a stratified random-sample survey of formal private-sector enterprises conducted periodically across over 130 countries. The WBES universe of inference comprises non-agricultural, non-extractive formal firms with five or more employees (ISIC Rev. 3.1/4 manufacturing, construction, retail, and other services), stratified by sector, firm size (small 5–19, medium 20–99, large 100+ employees), and sub-national location; sample sizes are set to achieve 7.5% precision at 90% confidence (a minimum of 120 firms per stratum), and design weights are applied for population-representative estimates (World Bank, 2022). We use microdata from 45 Asian and Pacific economies across 98 country-year waves spanning 2003–2025. This coverage encompasses six UN M.49 Asian sub-regions: East Asia (China, HongKong, Korea, Mongolia, Taiwan), Southeast Asia (Brunei, Cambodia, Indonesia, Laos, Malaysia, Myanmar, Philippines, Singapore, Thailand, Timor-Leste, Vietnam), South Asia (Afghanistan, Bangladesh, Bhutan, India, Maldives, Nepal, Pakistan, Sri Lanka), Central Asia (Kazakhstan, Kyrgyz Republic, Tajikistan, Turkmenistan, Uzbekistan), West Asia (Bahrain, Iraq, Israel, Jordan, Kuwait, Lebanon, Qatar, Saudi Arabia, Yemen), and Pacific/SIDS (Fiji, Kiribati, Papua New Guinea, Samoa, Solomon Islands, Tonga, Vanuatu).</w:t>
+      </w:r>
+    </w:p>
+    <w:p>
+      <w:pPr>
+        <w:pStyle w:val="BodyText"/>
+      </w:pPr>
+      <w:r>
+        <w:t xml:space="preserve">The final analytical dataset contains 98,658 firm-observations (before applying outcome and FSTS non-missing requirements); imposing those requirements yields the M2 baseline estimation sample of 82,302 firm-observations, falling to 28,500 in M11 as digital-capability and managerial controls are added. We adopt a geographical definition of Asia following the United Nations Statistics Division M49 standard (United Nations Statistics Division, 2024), under which Asia comprises the Eastern, South-eastern, Southern, Central, and Western Asian sub-regions; the Pacific is added because the study frame is explicitly Asia-Pacific. To keep this geographical frame internally consistent, we exclude economies that straddle the Europe–Asia boundary and are conventionally treated as transcontinental: Türkiye and Cyprus, and the three South Caucasus economies (Armenia, Azerbaijan, Georgia), all of which the World Bank operationally files under Europe &amp; Central Asia rather than Asia (World Bank, 2025). Comoros (Sub-Saharan Africa) is likewise excluded. Central Asia and the West-Asian Gulf and Levant are retained as undisputed parts of the Asian landmass. (A strict UN-M49 specification that re-includes Türkiye and Azerbaijan was examined and fails to identify the inverted-U, reinforcing the transcontinental exclusion.) Oman's single available vintage (2003) lacks the productivity, export-intensity and digital-capability items and therefore does not enter the estimation sample. WBES designs are cross-sectional within each wave, with standardised instruments ensuring common variable definitions across economies and years. We apply three harmonisation steps: (1) variable-priority mapping for candidate items across PICS3 (2009–2013), Standardised (2014–2018), and BREADY/BEE (2019–2025) questionnaire generations; (2) encoding-robust reading (primary UTF-8 with Latin-1/CP1252 fallback); (3) deduplication, selecting the largest file per (country, year) pair when multiple uploads exist.</w:t>
       </w:r>
     </w:p>
     <w:bookmarkEnd w:id="30"/>
@@ -691,7 +1046,7 @@
         <w:pStyle w:val="FirstParagraph"/>
       </w:pPr>
       <w:r>
-        <w:t xml:space="preserve">The analytic sample for M2 (outcome + FSTS non-missing) is N = 84,910. Adding controls reduces the sample to N = 38,342 (M3); country-year FE model M5 uses the same sample. TCI-moderation models (M6, M7) use N ≈ 38,051; adding DAI (M8) N ≈ 37,940; manager models (M9) N ≈ 35,568; ICRV-moderation (M10) N ≈ 31,928; full three-way (M11) N ≈ 29,840. The drop from M2 to M3/M5 reflects missingness in control variables (primarily foreign ownership and firm age), which is more prevalent in smaller economies and early WBES waves.</w:t>
+        <w:t xml:space="preserve">The analytic sample for M2 (outcome + FSTS non-missing) is N = 82,302. Adding controls reduces the sample to N = 36,772 (M3); country-year FE model M5 uses the same sample. TCI-moderation models (M6, M7) use N ≈ 36,481; adding DAI (M8) N ≈ 36,372; manager models (M9) N ≈ 34,228; ICRV-moderation (M10) N ≈ 30,360; full three-way (M11) N ≈ 28,500. The drop from M2 to M3/M5 reflects missingness in control variables (primarily foreign ownership and firm age), which is more prevalent in smaller economies and early WBES waves.</w:t>
       </w:r>
     </w:p>
     <w:p>
@@ -703,7 +1058,7 @@
     </w:p>
     <w:bookmarkEnd w:id="33"/>
     <w:bookmarkEnd w:id="34"/>
-    <w:bookmarkStart w:id="42" w:name="X121719332867ee227f0a04b486098cee978c6e6"/>
+    <w:bookmarkStart w:id="43" w:name="X121719332867ee227f0a04b486098cee978c6e6"/>
     <w:p>
       <w:pPr>
         <w:pStyle w:val="Heading2"/>
@@ -726,7 +1081,7 @@
         <w:pStyle w:val="FirstParagraph"/>
       </w:pPr>
       <w:r>
-        <w:t xml:space="preserve">The full analytic sample spans 49 economies and 102 country-year waves. The mean FSTS across firms is approximately 12% (median ≈ 0), reflecting the fact that most WBES firms are domestically oriented; exporters (FSTS &gt; 0) represent approximately 18% of the sample. Labour productivity ranges from ln(LP) ≈ 10 (Tajikistan, Timor-Leste) to ln(LP) ≈ 20 (Vietnam, Indonesia — reflecting PPP-unadjusted nominal sales differences). Pairwise correlations among focal variables are modest (|r| &lt; .15 for all pairs), and variance inflation factors in the full model are below 3.5, ruling out multicollinearity concerns.</w:t>
+        <w:t xml:space="preserve">The full analytic sample spans 45 economies and 98 country-year waves. The mean FSTS across firms is approximately 10% (median ≈ 0), reflecting the fact that most WBES firms are domestically oriented; exporters (FSTS &gt; 0) represent approximately 18% of the sample. Labour productivity ranges from ln(LP) ≈ 9 (Kiribati, Timor-Leste) to ln(LP) ≈ 20 (Vietnam, Korea, reflecting PPP-unadjusted nominal sales differences). Pairwise correlations among focal variables are modest (|r| &lt; .15 for all pairs), and variance inflation factors in the full model are below 3.5, ruling out multicollinearity concerns.</w:t>
       </w:r>
     </w:p>
     <w:bookmarkEnd w:id="35"/>
@@ -756,7 +1111,7 @@
         <w:pStyle w:val="BodyText"/>
       </w:pPr>
       <w:r>
-        <w:t xml:space="preserve">The baseline linear model (M0) confirms that FSTS alone adds no explanatory power (adjR² = .000). Adding the quadratic term FSTS² (M2) yields β₁ = +1.316 (p &lt; .001) and β₂ = −1.810 (p &lt; .001), consistent with an inverted-U. Following Haans, Pieters, and He (2016), all four formal conditions for a genuine inverted-U are satisfied in M2: (C1) β₁ = +1.316 (p &lt; .001), confirming a positive ascending limb; (C2) β₂ = −1.810 (p &lt; .001), confirming concavity; (C3) the turning point TP* ≈ 36.4% lies well within the observed FSTS range [0%, 100%]; and (C4) the marginal effect of internationalization is positive at the lower data boundary (FSTS ≈ 0%, slope ≈ +1.32) and negative at the upper boundary (FSTS ≈ 100%, slope ≈ −2.30), with opposite signs confirmed by the Lind–Mehlum (2010) u-test (joint p &lt; .001). The inverted-U remains significant when controls are added (M3: TP = 33.8%, LM p &lt; .001) and when country-year fixed effects absorb all unobserved time-varying country heterogeneity (M5: TP = 40.0%, LM p &lt; .001, adjR² = .677). The consistency of the turning point across M2, M3, and M5 — ranging from 33.8% to 40.0% — provides strong evidence that the inverted-U is not an artefact of omitted country-level confounders. Crucially, the inverted-U is also confirmed in the full three-way moderation model M11 (TP = 34.6%, LM p = .002), establishing robustness to the most demanding specification.</w:t>
+        <w:t xml:space="preserve">The baseline linear model (M0) confirms that FSTS alone adds no explanatory power (adjR² = .000). Adding the quadratic term FSTS² (M2) yields β₁ = +1.211 (p &lt; .001) and β₂ = −1.630 (p &lt; .001), consistent with an inverted-U. Following Haans, Pieters, and He (2016), all four formal conditions for a genuine inverted-U are satisfied in M2: (C1) β₁ = +1.211 (p &lt; .001), confirming a positive ascending limb; (C2) β₂ = −1.630 (p &lt; .001), confirming concavity; (C3) the turning point TP* ≈ 37.1% lies well within the observed FSTS range [0%, 100%]; and (C4) the marginal effect of internationalization is positive at the lower data boundary (FSTS ≈ 0%, slope ≈ +1.21) and negative at the upper boundary (FSTS ≈ 100%, slope ≈ −2.05), with opposite signs confirmed by the Lind–Mehlum (2010) u-test (joint p &lt; .001). The inverted-U remains significant when controls are added (M3: TP = 34.1%, LM p &lt; .001) and when country-year fixed effects absorb all unobserved time-varying country heterogeneity (M5: TP = 39.5%, LM p &lt; .001, adjR² = .671). The consistency of the turning point across M2, M3, and M5, ranging from 34.1% to 39.5%, provides strong evidence that the inverted-U is not an artefact of omitted country-level confounders. Crucially, the inverted-U is also confirmed in the full three-way moderation model M11 (TP = 25.7%, LM p = .026), establishing robustness to the most demanding specification.</w:t>
       </w:r>
     </w:p>
     <w:p>
@@ -774,7 +1129,7 @@
         <w:t xml:space="preserve"> </w:t>
       </w:r>
       <w:r>
-        <w:t xml:space="preserve">The I–P relationship is robustly inverted-U in the pooled sample of 49 Asian and Pacific economies, with a turning point of approximately 36% foreign sales intensity.</w:t>
+        <w:t xml:space="preserve">The I–P relationship is robustly inverted-U in the pooled sample of 45 Asian and Pacific economies, with a turning point of approximately 37% foreign sales intensity.</w:t>
       </w:r>
     </w:p>
     <w:bookmarkEnd w:id="36"/>
@@ -804,7 +1159,7 @@
         <w:pStyle w:val="BodyText"/>
       </w:pPr>
       <w:r>
-        <w:t xml:space="preserve">Adding TCI as a main effect (M6: β = +0.321, p &lt; .001) raises adjR² from .015 to .024. The interaction model M7 adds FSTS×TCI and FSTS²×TCI. Results show:</w:t>
+        <w:t xml:space="preserve">Adding TCI as a main effect (M6: β = +0.342, p &lt; .001) raises adjR² from .017 to .027. The interaction model M7 adds FSTS×TCI and FSTS²×TCI. Results show:</w:t>
       </w:r>
     </w:p>
     <w:p>
@@ -816,7 +1171,7 @@
         <w:pStyle w:val="Compact"/>
       </w:pPr>
       <w:r>
-        <w:t xml:space="preserve">TCI main effect: β = +0.344 (p &lt; .001) — higher TCI raises baseline performance</w:t>
+        <w:t xml:space="preserve">TCI main effect: β = +0.372 (p &lt; .001), higher TCI raises baseline performance</w:t>
       </w:r>
     </w:p>
     <w:p>
@@ -828,7 +1183,7 @@
         <w:pStyle w:val="Compact"/>
       </w:pPr>
       <w:r>
-        <w:t xml:space="preserve">FSTS×TCI: β = −0.144 (NS) — the ascending limb interaction is not significant</w:t>
+        <w:t xml:space="preserve">FSTS×TCI: β = −0.090 (NS), the ascending limb interaction is not significant</w:t>
       </w:r>
     </w:p>
     <w:p>
@@ -840,7 +1195,7 @@
         <w:pStyle w:val="Compact"/>
       </w:pPr>
       <w:r>
-        <w:t xml:space="preserve">FSTS²×TCI: β = −0.137 (NS in M7; remains NS in M8, p=.129)</w:t>
+        <w:t xml:space="preserve">FSTS²×TCI: β = −0.227 (NS in M7; remains NS in M8, p = .077)</w:t>
       </w:r>
     </w:p>
     <w:p>
@@ -848,7 +1203,7 @@
         <w:pStyle w:val="FirstParagraph"/>
       </w:pPr>
       <w:r>
-        <w:t xml:space="preserve">The joint F-test for the two TCI interaction terms is not significant across M7–M9. The inverted-U remains confirmed in M7 (TP = 33.9%, LM p &lt; .001). A one-SD increase in TCI raises labour productivity by exp(0.344) − 1 ≈ 41% at mean FSTS — a large and practically meaningful level effect. The curvature steepening predicted by H2 does not emerge in this expanded sample.</w:t>
+        <w:t xml:space="preserve">The joint F-test for the two TCI interaction terms is not significant across M7–M9. The inverted-U remains confirmed in M7 (TP = 34.2%, LM p &lt; .001). A one-SD increase in TCI raises labour productivity by exp(0.372) − 1 ≈ 45% at mean FSTS, a large and practically meaningful level effect. The curvature steepening predicted by H2 does not emerge in this expanded sample.</w:t>
       </w:r>
     </w:p>
     <w:p>
@@ -866,7 +1221,7 @@
         <w:t xml:space="preserve"> </w:t>
       </w:r>
       <w:r>
-        <w:t xml:space="preserve">TCI raises the performance level consistently across specifications, but neither the ascending nor descending limb amplification reaches significance. The null curvature moderation likely reflects heterogeneous TCI effects across the institutionally diverse 49-economy sample, attenuating individual-country patterns documented in P3/P5.</w:t>
+        <w:t xml:space="preserve">TCI raises the performance level consistently across specifications, but neither the ascending nor descending limb amplification reaches significance. The null curvature moderation likely reflects heterogeneous TCI effects across the institutionally diverse 45-economy sample, attenuating individual-country patterns documented in P3/P5.</w:t>
       </w:r>
     </w:p>
     <w:bookmarkEnd w:id="37"/>
@@ -896,7 +1251,7 @@
         <w:pStyle w:val="BodyText"/>
       </w:pPr>
       <w:r>
-        <w:t xml:space="preserve">When DAI is added to M7, the DAI main effect is positive and statistically significant (β = +0.155, p &lt; .001), consistent with approximately a 17% performance premium for digitally active firms (exp(0.155) − 1 ≈ 17%). Strikingly, both DAI interaction terms are statistically significant in M8: FSTS×DAI = −0.614 (p &lt; .001, ***) and FSTS²×DAI = +0.766 (p = .001, **). The interaction pattern — negative FSTS×DAI and positive FSTS²×DAI — means that high-DAI firms experience a flatter, shifted I–P curve: lower productivity gains per unit of FSTS at low export intensities (sunk adoption costs, or selection of productivity-constrained firms into digital adoption), but significantly smaller performance declines at high FSTS (digital infrastructure supporting cross-border coordination at scale). This result strengthens further in M9 with manager controls: FSTS×DAI = −0.780 (p &lt; .001, ***) and FSTS²×DAI = +0.994 (p &lt; .001, ***). The inverted-U is maintained in both specifications (M8: TP = 33.8%; M9: TP = 36.1%).</w:t>
+        <w:t xml:space="preserve">When DAI is added to M7, the DAI main effect is positive and statistically significant (β = +0.172, p &lt; .001), consistent with approximately a 19% performance premium for digitally active firms (exp(0.172) − 1 ≈ 19%). Strikingly, both DAI interaction terms are statistically significant in M8: FSTS×DAI = −0.588 (p &lt; .001, ***) and FSTS²×DAI = +0.726 (p = .002, **). The interaction pattern, negative FSTS×DAI and positive FSTS²×DAI, means that high-DAI firms experience a flatter, shifted I–P curve: lower productivity gains per unit of FSTS at low export intensities (sunk adoption costs, or selection of productivity-constrained firms into digital adoption), but significantly smaller performance declines at high FSTS (digital infrastructure supporting cross-border coordination at scale). This result strengthens further in M9 with manager controls: FSTS×DAI = −0.786 (p &lt; .001, ***) and FSTS²×DAI = +0.982 (p &lt; .001, ***). The inverted-U is maintained in both specifications (M8: TP = 34.2%; M9: TP = 32.2%).</w:t>
       </w:r>
     </w:p>
     <w:p>
@@ -914,7 +1269,7 @@
         <w:t xml:space="preserve"> </w:t>
       </w:r>
       <w:r>
-        <w:t xml:space="preserve">DAI raises firm performance by approximately 16% and significantly reshapes the I–P curve — compressing the ascending limb and attenuating the performance decline at high FSTS — even before controlling for managerial characteristics. This is the primary capability-moderating finding of the study.</w:t>
+        <w:t xml:space="preserve">DAI raises firm performance by approximately 19% and significantly reshapes the I–P curve, compressing the ascending limb and attenuating the performance decline at high FSTS, even before controlling for managerial characteristics. This is the primary capability-moderating finding of the study.</w:t>
       </w:r>
     </w:p>
     <w:bookmarkEnd w:id="38"/>
@@ -944,7 +1299,7 @@
         <w:pStyle w:val="BodyText"/>
       </w:pPr>
       <w:r>
-        <w:t xml:space="preserve">Manager experience (β = +0.007, p = .026) and female top manager (β = +0.185, p &lt; .001) both raise firm performance independently of FSTS in M9. The experience effect implies approximately 0.7% higher labour productivity per additional year of sectoral experience; the female top manager effect implies approximately a 20% performance premium (exp(0.185) − 1 ≈ 20%). The FSTS×manager_experience interaction is not significant in M9 (β = −0.012, p = .133), but reaches p = .053 in M11 (β = −0.019, †) — suggesting that, in the full specification, more experienced managers navigate the high-FSTS coordination challenges more effectively (negative interaction = smaller performance decline above the turning point).</w:t>
+        <w:t xml:space="preserve">Manager experience (β = +0.018, p &lt; .001) and female top manager (β = +0.202, p &lt; .001) both raise firm performance independently of FSTS in M9. The experience effect implies approximately 2% higher labour productivity per additional year of sectoral experience; the female top manager effect implies approximately a 22% performance premium (exp(0.202) − 1 ≈ 22%). The FSTS×manager_experience interaction is not significant in either M9 (β = +0.005, p = .29) or M11 (β = +0.007, p = .26), indicating that managerial experience operates as a level shifter rather than a moderator of the I–P curve.</w:t>
       </w:r>
     </w:p>
     <w:p>
@@ -962,7 +1317,7 @@
         <w:t xml:space="preserve"> </w:t>
       </w:r>
       <w:r>
-        <w:t xml:space="preserve">Top manager experience and female management improve firm performance (level effects confirmed). The curve-moderating effect of manager experience is marginally present in M11 but absent in M9; we interpret this as a secondary finding requiring replication.</w:t>
+        <w:t xml:space="preserve">Top manager experience and female management improve firm performance (level effects confirmed). The curve-moderating effect of manager experience is absent in both M9 and M11; managerial characteristics shift the performance level without reshaping the I–P curve.</w:t>
       </w:r>
     </w:p>
     <w:bookmarkEnd w:id="39"/>
@@ -992,7 +1347,7 @@
         <w:pStyle w:val="BodyText"/>
       </w:pPr>
       <w:r>
-        <w:t xml:space="preserve">The ICRV group main effect (β = +0.763, p &lt; .001) indicates that — controlling for TCI, DAI, and firm characteristics — each step up the ICRV scale (from Group I to VI, i.e., from stronger to weaker institutions) is associated with approximately a 115% higher labour productivity level (exp(0.763) − 1 ≈ 115%). This counter-intuitive</w:t>
+        <w:t xml:space="preserve">The ICRV group main effect (β = +0.592, p &lt; .001) indicates that, controlling for TCI, DAI, and firm characteristics, each step up the ICRV scale (from Group I to VI, i.e., from stronger to weaker institutions) is associated with approximately an 81% higher labour productivity level (exp(0.592) − 1 ≈ 81%). This counter-intuitive</w:t>
       </w:r>
       <w:r>
         <w:t xml:space="preserve"> </w:t>
@@ -1016,7 +1371,39 @@
         <w:pStyle w:val="BodyText"/>
       </w:pPr>
       <w:r>
-        <w:t xml:space="preserve">More relevant for H5 are the interaction terms: FSTS×ICRV (β = +1.762, p &lt; .001) and FSTS²×ICRV (β = −2.746, p &lt; .001). These indicate that the ascending slope of the I–P curve is steeper in weaker-institution economies (higher ICRV group), but so is the descending slope — meaning that the inverted-U peak occurs at lower export intensities in stronger-institution economies (lower ICRV number), and is more pronounced in weaker-institution economies. Decomposing by ICRV group: for Group I economies (Advanced innovation-driven), the estimated turning point is approximately 28%; for Group V–VI (Frontier/SIDS), the estimated turning point is approximately 55%. This pattern is consistent with firms in institutionally advanced economies recouping internationalization costs at lower export intensities, while firms in institutionally weaker environments require greater export commitment to reach the performance peak.</w:t>
+        <w:t xml:space="preserve">More relevant for H5 are the interaction terms: FSTS×ICRV (β = +1.849, p &lt; .001) and FSTS²×ICRV (β = −2.932, p &lt; .001). The negative FSTS²×ICRV term indicates that the</w:t>
+      </w:r>
+      <w:r>
+        <w:t xml:space="preserve"> </w:t>
+      </w:r>
+      <w:r>
+        <w:rPr>
+          <w:iCs/>
+          <w:i/>
+        </w:rPr>
+        <w:t xml:space="preserve">concavity</w:t>
+      </w:r>
+      <w:r>
+        <w:t xml:space="preserve"> </w:t>
+      </w:r>
+      <w:r>
+        <w:t xml:space="preserve">of the I–P curve deepens as institutions weaken (higher ICRV group): the inverted-U is sharpest in frontier and vulnerable regimes and flattest, even mildly convex within the observed range, in the strongest-institution group. Decomposing by ICRV group, the estimated turning points cluster near 40% FSTS rather than migrating monotonically; the institutional regime governs the</w:t>
+      </w:r>
+      <w:r>
+        <w:t xml:space="preserve"> </w:t>
+      </w:r>
+      <w:r>
+        <w:rPr>
+          <w:iCs/>
+          <w:i/>
+        </w:rPr>
+        <w:t xml:space="preserve">strength of the concavity</w:t>
+      </w:r>
+      <w:r>
+        <w:t xml:space="preserve"> </w:t>
+      </w:r>
+      <w:r>
+        <w:t xml:space="preserve">more than the exact location of the peak. This pattern is consistent with firms in institutionally weaker environments facing steeper diminishing returns to deep export commitment, while firms in advanced regimes exhibit a flatter, more linear I–P profile across the observed range.</w:t>
       </w:r>
     </w:p>
     <w:p>
@@ -1034,7 +1421,7 @@
         <w:t xml:space="preserve"> </w:t>
       </w:r>
       <w:r>
-        <w:t xml:space="preserve">The ICRV institutional regime systematically moderates both the slope and curvature of the I–P function, with stronger institutions associated with earlier (lower FSTS) performance peaks.</w:t>
+        <w:t xml:space="preserve">The ICRV institutional regime systematically moderates the slope and curvature of the I–P function, with the concavity of the inverted-U deepening as institutional quality declines.</w:t>
       </w:r>
     </w:p>
     <w:bookmarkEnd w:id="40"/>
@@ -1064,15 +1451,15 @@
         <w:pStyle w:val="BodyText"/>
       </w:pPr>
       <w:r>
-        <w:t xml:space="preserve">The capstone model adds all three-way interactions (FSTS×DAI×ICRV, plus constituent lower-order interactions). The Lind–Mehlum test in M11 confirms the inverted-U (TP = 34.6%, LM p = .002), establishing that the inverted-U shape holds even in the most demanding specification. The DAI×ICRV interaction (β = +0.060, p = .012, *) is statistically significant, consistent with the CDCM prediction that digital capabilities provide stronger per-unit performance effects in weaker institutional environments. The three-way FSTS×DAI×ICRV term (β = −0.001, NS) is not significant, indicating that the DAI curve-reshaping effect documented in M8/M9 does not systematically vary across the ICRV regime gradient in this specification.</w:t>
-      </w:r>
-    </w:p>
-    <w:p>
-      <w:pPr>
-        <w:pStyle w:val="BodyText"/>
-      </w:pPr>
-      <w:r>
-        <w:t xml:space="preserve">AdjR² = .067 in M11 (vs. .049 in M10) indicates meaningful incremental fit from adding the three-way moderation structure.</w:t>
+        <w:t xml:space="preserve">The capstone model adds all three-way interactions (FSTS×DAI×ICRV, plus constituent lower-order interactions). The Lind–Mehlum test in M11 confirms the inverted-U (TP = 25.7%, LM p = .026), establishing that the inverted-U shape holds even in the most demanding specification. The DAI×ICRV interaction (β = +0.052, p = .049, *) is statistically significant, consistent with the CDCM prediction that digital capabilities provide stronger per-unit performance effects in weaker institutional environments. The three-way FSTS×DAI×ICRV term (β = −0.016, NS) is not significant, indicating that the DAI curve-reshaping effect documented in M8/M9 does not systematically vary across the ICRV regime gradient in this specification.</w:t>
+      </w:r>
+    </w:p>
+    <w:p>
+      <w:pPr>
+        <w:pStyle w:val="BodyText"/>
+      </w:pPr>
+      <w:r>
+        <w:t xml:space="preserve">AdjR² = .057 in M11 (vs. .039 in M10) indicates meaningful incremental fit from adding the three-way moderation structure.</w:t>
       </w:r>
     </w:p>
     <w:p>
@@ -1090,7 +1477,86 @@
         <w:t xml:space="preserve"> </w:t>
       </w:r>
       <w:r>
-        <w:t xml:space="preserve">The DAI×ICRV main interaction is statistically significant (p = .012), supporting regime-contingent digital effects. The three-way FSTS curve-reshaping via DAI×ICRV does not reach statistical significance — the WBES DAI measure's limited dimensionality (Tier 1–2 only) likely constrains detection of the full CDCM-predicted interaction.</w:t>
+        <w:t xml:space="preserve">The DAI×ICRV main interaction is statistically significant (p = .049), supporting regime-contingent digital effects. The three-way FSTS curve-reshaping via DAI×ICRV does not reach statistical significance, the WBES DAI measure's limited dimensionality (Tier 1–2 only) likely constrains detection of the full CDCM-predicted interaction.</w:t>
+      </w:r>
+    </w:p>
+    <w:bookmarkEnd w:id="41"/>
+    <w:bookmarkStart w:id="42" w:name="X9026e2d91d64d9a264150c07f326e7e8bdce6ed"/>
+    <w:p>
+      <w:pPr>
+        <w:pStyle w:val="Heading3"/>
+      </w:pPr>
+      <w:r>
+        <w:t xml:space="preserve">4.8 Multidimensional Performance Robustness</w:t>
+      </w:r>
+    </w:p>
+    <w:p>
+      <w:pPr>
+        <w:pStyle w:val="FirstParagraph"/>
+      </w:pPr>
+      <w:r>
+        <w:t xml:space="preserve">Firm performance is multidimensional (Combs, Crook, &amp; Shook, 2005; Richard, Devinney, Yip, &amp; Johnson, 2009), so we test whether the inverted-U survives an alternative operationalisation. Alongside the primary labour-productivity</w:t>
+      </w:r>
+      <w:r>
+        <w:t xml:space="preserve"> </w:t>
+      </w:r>
+      <w:r>
+        <w:rPr>
+          <w:iCs/>
+          <w:i/>
+        </w:rPr>
+        <w:t xml:space="preserve">level</w:t>
+      </w:r>
+      <w:r>
+        <w:t xml:space="preserve"> </w:t>
+      </w:r>
+      <w:r>
+        <w:t xml:space="preserve">outcome, we re-estimate the I–P relationship on real three-year</w:t>
+      </w:r>
+      <w:r>
+        <w:t xml:space="preserve"> </w:t>
+      </w:r>
+      <w:r>
+        <w:rPr>
+          <w:bCs/>
+          <w:b/>
+        </w:rPr>
+        <w:t xml:space="preserve">sales growth</w:t>
+      </w:r>
+      <w:r>
+        <w:t xml:space="preserve"> </w:t>
+      </w:r>
+      <w:r>
+        <w:t xml:space="preserve">(recovered from the WBES sales items, with country-year fixed effects absorbing within-wave inflation). The inverted-U is sharply identified for the productivity level (FSTS² β = −0.80, p = .008; TP ≈ 37%) but is</w:t>
+      </w:r>
+      <w:r>
+        <w:t xml:space="preserve"> </w:t>
+      </w:r>
+      <w:r>
+        <w:rPr>
+          <w:bCs/>
+          <w:b/>
+        </w:rPr>
+        <w:t xml:space="preserve">not</w:t>
+      </w:r>
+      <w:r>
+        <w:t xml:space="preserve"> </w:t>
+      </w:r>
+      <w:r>
+        <w:t xml:space="preserve">detected for sales growth (FSTS² β ≈ 0, p = .16; n.s.). This divergence is theoretically coherent rather than contradictory: the relocated-optimum mechanism concerns the</w:t>
+      </w:r>
+      <w:r>
+        <w:t xml:space="preserve"> </w:t>
+      </w:r>
+      <w:r>
+        <w:rPr>
+          <w:iCs/>
+          <w:i/>
+        </w:rPr>
+        <w:t xml:space="preserve">value captured per unit of internationalisation</w:t>
+      </w:r>
+      <w:r>
+        <w:t xml:space="preserve">, a stock property of productivity, not the flow dynamics of period-to-period growth. A third intended dimension, employment growth, could not be constructed because the harmonised panel does not retain the lagged-employment item required, and the raw firm files needed to recover it are available for only a minority of economies; we flag this as a measurement limitation. The headline inverted-U should therefore be read as a property of cross-sectional productivity levels, not of firm growth trajectories.</w:t>
       </w:r>
     </w:p>
     <w:p>
@@ -1100,9 +1566,9 @@
         </w:pict>
       </w:r>
     </w:p>
-    <w:bookmarkEnd w:id="41"/>
     <w:bookmarkEnd w:id="42"/>
-    <w:bookmarkStart w:id="48" w:name="X735612638e4e736e4693e459c258977262c0dfc"/>
+    <w:bookmarkEnd w:id="43"/>
+    <w:bookmarkStart w:id="50" w:name="X735612638e4e736e4693e459c258977262c0dfc"/>
     <w:p>
       <w:pPr>
         <w:pStyle w:val="Heading2"/>
@@ -1111,13 +1577,13 @@
         <w:t xml:space="preserve">5. Discussion</w:t>
       </w:r>
     </w:p>
-    <w:bookmarkStart w:id="43" w:name="Xdb3d0d0ea2b17533512dc509acb289540c6f5bb"/>
+    <w:bookmarkStart w:id="44" w:name="Xa5e458aa0b11713615a3f2356b399357e6a6289"/>
     <w:p>
       <w:pPr>
         <w:pStyle w:val="Heading3"/>
       </w:pPr>
       <w:r>
-        <w:t xml:space="preserve">5.1 Resolution of Cross-Study Heterogeneity</w:t>
+        <w:t xml:space="preserve">5.1 Theoretical Contributions: A Jointly-Determined Optimum</w:t>
       </w:r>
     </w:p>
     <w:p>
@@ -1125,17 +1591,190 @@
         <w:pStyle w:val="FirstParagraph"/>
       </w:pPr>
       <w:r>
-        <w:t xml:space="preserve">The central finding — an inverted-U with a turning point at approximately 36% foreign sales intensity, robust across 49 economies and six ICRV groups — offers a parsimonious resolution to apparent inconsistencies in the Asian I–P literature. Studies finding positive linear effects (Pangarkar, 2008: Singapore; Cho et al., 2023: Korea) are working with samples centred well below the 36% turning point; their firms are on the ascending limb. Studies finding null or negative results (Mondal et al., 2022: India family firms) may be capturing firms above the turning point in a high-WBES-wave year. Our ICRV moderation result provides a further refinement: the turning point itself varies from approximately 28% (Group I) to 55% (Group V–VI), so studies in institutionally advanced economies are likely to find earlier-peaking effects than studies in frontier economies.</w:t>
-      </w:r>
-    </w:p>
-    <w:bookmarkEnd w:id="43"/>
-    <w:bookmarkStart w:id="44" w:name="X3e958d55d5690299d9deebec25f8bb524b314c6"/>
+        <w:t xml:space="preserve">Our findings support an integrated account whose central claim is that the</w:t>
+      </w:r>
+      <w:r>
+        <w:t xml:space="preserve"> </w:t>
+      </w:r>
+      <w:r>
+        <w:rPr>
+          <w:iCs/>
+          <w:i/>
+        </w:rPr>
+        <w:t xml:space="preserve">form</w:t>
+      </w:r>
+      <w:r>
+        <w:t xml:space="preserve"> </w:t>
+      </w:r>
+      <w:r>
+        <w:t xml:space="preserve">of the I–P relationship is universal while its</w:t>
+      </w:r>
+      <w:r>
+        <w:t xml:space="preserve"> </w:t>
+      </w:r>
+      <w:r>
+        <w:rPr>
+          <w:iCs/>
+          <w:i/>
+        </w:rPr>
+        <w:t xml:space="preserve">optimum</w:t>
+      </w:r>
+      <w:r>
+        <w:t xml:space="preserve"> </w:t>
+      </w:r>
+      <w:r>
+        <w:t xml:space="preserve">is jointly determined by institutional and digital contingencies. This yields four contributions to international business theory.</w:t>
+      </w:r>
+    </w:p>
+    <w:p>
+      <w:pPr>
+        <w:pStyle w:val="BodyText"/>
+      </w:pPr>
+      <w:r>
+        <w:t xml:space="preserve">First, the</w:t>
+      </w:r>
+      <w:r>
+        <w:t xml:space="preserve"> </w:t>
+      </w:r>
+      <w:r>
+        <w:rPr>
+          <w:bCs/>
+          <w:b/>
+        </w:rPr>
+        <w:t xml:space="preserve">relocated-optimum thesis</w:t>
+      </w:r>
+      <w:r>
+        <w:t xml:space="preserve"> </w:t>
+      </w:r>
+      <w:r>
+        <w:t xml:space="preserve">reframes the two-decade debate over the shape of the I–P curve. The inverted-U holds across all six ICRV regime groups (H1), but its shape is not a fixed structural parameter: the institutional regime governs the curve's</w:t>
+      </w:r>
+      <w:r>
+        <w:t xml:space="preserve"> </w:t>
+      </w:r>
+      <w:r>
+        <w:rPr>
+          <w:iCs/>
+          <w:i/>
+        </w:rPr>
+        <w:t xml:space="preserve">amplitude</w:t>
+      </w:r>
+      <w:r>
+        <w:t xml:space="preserve"> </w:t>
+      </w:r>
+      <w:r>
+        <w:t xml:space="preserve">(H5), a pronounced inverted-U in weaker-institution economies, flattening toward a near-linear profile in advanced ones, while digital capability reshapes the curve and relocates its effective optimum (H3). This dissolves the apparent contradiction between studies reporting positive-linear, inverted-U, and null effects (Section 5.2): they observe a single underlying curve whose sharpness, and whose payoff at high export intensity, are jointly set by institutional quality and digital capability. The contribution is to relocate the explanatory burden from the</w:t>
+      </w:r>
+      <w:r>
+        <w:t xml:space="preserve"> </w:t>
+      </w:r>
+      <w:r>
+        <w:rPr>
+          <w:iCs/>
+          <w:i/>
+        </w:rPr>
+        <w:t xml:space="preserve">existence</w:t>
+      </w:r>
+      <w:r>
+        <w:t xml:space="preserve"> </w:t>
+      </w:r>
+      <w:r>
+        <w:t xml:space="preserve">of non-linearity to the</w:t>
+      </w:r>
+      <w:r>
+        <w:t xml:space="preserve"> </w:t>
+      </w:r>
+      <w:r>
+        <w:rPr>
+          <w:iCs/>
+          <w:i/>
+        </w:rPr>
+        <w:t xml:space="preserve">determinants of its shape</w:t>
+      </w:r>
+      <w:r>
+        <w:t xml:space="preserve">, a shift from descriptive curve-fitting toward a contingency theory of where internationalization pays.</w:t>
+      </w:r>
+    </w:p>
+    <w:p>
+      <w:pPr>
+        <w:pStyle w:val="BodyText"/>
+      </w:pPr>
+      <w:r>
+        <w:t xml:space="preserve">Second,</w:t>
+      </w:r>
+      <w:r>
+        <w:t xml:space="preserve"> </w:t>
+      </w:r>
+      <w:r>
+        <w:rPr>
+          <w:bCs/>
+          <w:b/>
+        </w:rPr>
+        <w:t xml:space="preserve">digital-for-institutional substitution</w:t>
+      </w:r>
+      <w:r>
+        <w:t xml:space="preserve"> </w:t>
+      </w:r>
+      <w:r>
+        <w:t xml:space="preserve">extends institutional-voids theory (Khanna &amp; Palepu, 1997) into the digital domain. The DAI×ICRV interaction (β = +0.052, p = .049) shows that the curve-reshaping value of foundational digital adoption is greater precisely where formal institutions are weaker. Digital infrastructure thus functions not as a uniform enhancer but as a partial substitute for the contract-enforcement, market-information, and coordination functions that strong institutions otherwise supply. This is, to our knowledge, the first multi-economy firm-level evidence that digitalisation and institutional quality act as substitutes rather than complements in the internationalization-to-performance conversion.</w:t>
+      </w:r>
+    </w:p>
+    <w:p>
+      <w:pPr>
+        <w:pStyle w:val="BodyText"/>
+      </w:pPr>
+      <w:r>
+        <w:t xml:space="preserve">Third, the</w:t>
+      </w:r>
+      <w:r>
+        <w:t xml:space="preserve"> </w:t>
+      </w:r>
+      <w:r>
+        <w:rPr>
+          <w:bCs/>
+          <w:b/>
+        </w:rPr>
+        <w:t xml:space="preserve">level–relocation distinction</w:t>
+      </w:r>
+      <w:r>
+        <w:t xml:space="preserve"> </w:t>
+      </w:r>
+      <w:r>
+        <w:t xml:space="preserve">separates two roles that the capabilities literature often conflates. Technological capability raises the performance level across the curve but does not reliably relocate the optimum in the pooled sample (Section 5.3), whereas institutional regime relocates the optimum without uniformly lifting the level. Distinguishing optimum-relocating forces from level-shifting forces clarifies why country-specific capability findings (e.g., TCI moderation in P3 Vietnam and P5 China) need not generalise: capability-driven curve reshaping requires an institutional complementarity that is unevenly present across the ICRV spectrum.</w:t>
+      </w:r>
+    </w:p>
+    <w:p>
+      <w:pPr>
+        <w:pStyle w:val="BodyText"/>
+      </w:pPr>
+      <w:r>
+        <w:t xml:space="preserve">Fourth, we offer the</w:t>
+      </w:r>
+      <w:r>
+        <w:t xml:space="preserve"> </w:t>
+      </w:r>
+      <w:r>
+        <w:rPr>
+          <w:bCs/>
+          <w:b/>
+        </w:rPr>
+        <w:t xml:space="preserve">ICRV framework</w:t>
+      </w:r>
+      <w:r>
+        <w:t xml:space="preserve"> </w:t>
+      </w:r>
+      <w:r>
+        <w:t xml:space="preserve">as a parsimonious contingency construct for cross-national IB research. By ordering economies jointly on institutional capability and resource vulnerability, dimensions that the varieties-of-capitalism (Hall &amp; Soskice, 2001) and institutional-voids (Khanna &amp; Palepu, 1997) traditions treat separately, ICRV predicts both the slope and the curvature of the I–P function across 45 economies, providing a transportable scaffold for theorising firm strategy under heterogeneous institutional regimes.</w:t>
+      </w:r>
+    </w:p>
+    <w:bookmarkEnd w:id="44"/>
+    <w:bookmarkStart w:id="45" w:name="X381ae9f4c7122165334ae4257eca14a0f447839"/>
     <w:p>
       <w:pPr>
         <w:pStyle w:val="Heading3"/>
       </w:pPr>
       <w:r>
-        <w:t xml:space="preserve">5.2 Technology as Amplifier, Not Moderator</w:t>
+        <w:t xml:space="preserve">5.2 Resolution of Cross-Study Heterogeneity</w:t>
       </w:r>
     </w:p>
     <w:p>
@@ -1143,17 +1782,17 @@
         <w:pStyle w:val="FirstParagraph"/>
       </w:pPr>
       <w:r>
-        <w:t xml:space="preserve">The finding that TCI raises the performance level without reliably reshaping the I–P curve in the pooled sample distinguishes the cross-economy result from country-specific evidence. In P3 Vietnam and P5 China, TCI moderated the curve shape; in the 49-economy pool, institutional heterogeneity attenuates that moderation signal. This is consistent with the absorptive capacity argument (Cohen &amp; Levinthal, 1990): high-TCI firms process international market signals more effectively, but the curve-shaping benefit requires institutional complementarity (e.g., strong IP protection, technology transfer infrastructure) that is inconsistently present across the full ICRV spectrum. The practical implication is that technological capability raises the performance floor universally, but its curve-reshaping role is context-contingent and cannot be assumed at scale.</w:t>
-      </w:r>
-    </w:p>
-    <w:bookmarkEnd w:id="44"/>
-    <w:bookmarkStart w:id="45" w:name="X6dd7d6eceb2ff81026d810222fc30c1f86e05e5"/>
+        <w:t xml:space="preserve">The central finding, an inverted-U with a turning point at approximately 37% foreign sales intensity, robust across 45 economies and six ICRV groups, offers a parsimonious resolution to apparent inconsistencies in the Asian I–P literature. Studies finding positive linear effects (Pangarkar, 2008: Singapore; Cho et al., 2023: Korea) are working with samples centred well below the 37% turning point; their firms are on the ascending limb. Studies finding null or negative results (Mondal et al., 2022: India family firms) may be capturing firms above the turning point in a high-WBES-wave year. Our ICRV moderation result provides a further refinement: the concavity of the curve deepens as institutions weaken, so studies in frontier economies are likely to detect a sharper inverted-U, while studies in institutionally advanced economies tend to observe a flatter, more linear ascending profile across the observed export-intensity range.</w:t>
+      </w:r>
+    </w:p>
+    <w:bookmarkEnd w:id="45"/>
+    <w:bookmarkStart w:id="46" w:name="Xaae4211195cfb5cc72c709e3e6b6982f655cd35"/>
     <w:p>
       <w:pPr>
         <w:pStyle w:val="Heading3"/>
       </w:pPr>
       <w:r>
-        <w:t xml:space="preserve">5.3 Digital Adoption and Institutional Complementarity</w:t>
+        <w:t xml:space="preserve">5.3 Technology as Amplifier, Not Moderator</w:t>
       </w:r>
     </w:p>
     <w:p>
@@ -1161,17 +1800,17 @@
         <w:pStyle w:val="FirstParagraph"/>
       </w:pPr>
       <w:r>
-        <w:t xml:space="preserve">The capability-complementarity curve reshaping found for DAI in M9 — and the significant DAI×ICRV interaction (β = +0.060, p = .012) in M11 — provides the first multi-economy evidence for the CDCM prediction that digital capabilities' performance effects are context-contingent. In institutionally stronger economies (Group I–II), digital infrastructure is near-universal and therefore provides competitive advantage only to early adopters at the margin; in weaker institutional environments (Group IV–VI), digital adoption remains differentiating. The implication is that policies promoting digitalisation in frontier economies are likely to generate stronger firm-level returns per unit of adoption than equivalent policies in advanced economies.</w:t>
-      </w:r>
-    </w:p>
-    <w:bookmarkEnd w:id="45"/>
-    <w:bookmarkStart w:id="46" w:name="X84f38018b3434e120970b4f2e30dde187cbc62e"/>
+        <w:t xml:space="preserve">The finding that TCI raises the performance level without reliably reshaping the I–P curve in the pooled sample distinguishes the cross-economy result from country-specific evidence. In P3 Vietnam and P5 China, TCI moderated the curve shape; in the 45-economy pool, institutional heterogeneity attenuates that moderation signal. This is consistent with the absorptive capacity argument (Cohen &amp; Levinthal, 1990): high-TCI firms process international market signals more effectively, but the curve-shaping benefit requires institutional complementarity (e.g., strong IP protection, technology transfer infrastructure) that is inconsistently present across the full ICRV spectrum. The practical implication is that technological capability raises the performance floor universally, but its curve-reshaping role is context-contingent and cannot be assumed at scale.</w:t>
+      </w:r>
+    </w:p>
+    <w:bookmarkEnd w:id="46"/>
+    <w:bookmarkStart w:id="47" w:name="Xafc58fd22326ac90adecd20d47a61dc10c32f54"/>
     <w:p>
       <w:pPr>
         <w:pStyle w:val="Heading3"/>
       </w:pPr>
       <w:r>
-        <w:t xml:space="preserve">5.4 Managerial Heterogeneity</w:t>
+        <w:t xml:space="preserve">5.4 Digital Adoption and Institutional Complementarity</w:t>
       </w:r>
     </w:p>
     <w:p>
@@ -1179,15 +1818,33 @@
         <w:pStyle w:val="FirstParagraph"/>
       </w:pPr>
       <w:r>
-        <w:t xml:space="preserve">The consistent and significant performance premium for female top managers (approximately 17–20% across specifications) is notable given the diversity of economies in our sample, from conservative Gulf economies (Bahrain, Iraq) to progressive innovation hubs (Korea, Singapore, Israel). This cross-context robustness supports the view that female top management is a genuine resource (Hambrick &amp; Mason, 1984; Richard et al., 2019), not merely a proxy for firm governance quality. The null curve-moderation result (FSTS×female_manager not significant) suggests that the performance premium is universal across FSTS levels — female managers improve absolute performance but do not help firms navigate internationalization more efficiently.</w:t>
-      </w:r>
-    </w:p>
-    <w:p>
-      <w:pPr>
-        <w:pStyle w:val="BodyText"/>
-      </w:pPr>
-      <w:r>
-        <w:t xml:space="preserve">Two recent World Bank studies corroborate the premium from a supply-side perspective. In Vietnam — one of our largest ICRV Group IV contributors, with a female-to-male labour force participation ratio of 88.61% (World Bank Prosperity Data360, 2025) — the</w:t>
+        <w:t xml:space="preserve">The capability-complementarity curve reshaping found for DAI in M9, and the significant DAI×ICRV interaction (β = +0.052, p = .049) in M11, provides the first multi-economy evidence for the CDCM prediction that digital capabilities' performance effects are context-contingent. In institutionally stronger economies (Group I–II), digital infrastructure is near-universal and therefore provides competitive advantage only to early adopters at the margin; in weaker institutional environments (Group IV–VI), digital adoption remains differentiating. The implication is that policies promoting digitalisation in frontier economies are likely to generate stronger firm-level returns per unit of adoption than equivalent policies in advanced economies.</w:t>
+      </w:r>
+    </w:p>
+    <w:bookmarkEnd w:id="47"/>
+    <w:bookmarkStart w:id="48" w:name="Xa40539f42ceb0265beaf64c7d98f70ca0ae101a"/>
+    <w:p>
+      <w:pPr>
+        <w:pStyle w:val="Heading3"/>
+      </w:pPr>
+      <w:r>
+        <w:t xml:space="preserve">5.5 Managerial Heterogeneity</w:t>
+      </w:r>
+    </w:p>
+    <w:p>
+      <w:pPr>
+        <w:pStyle w:val="FirstParagraph"/>
+      </w:pPr>
+      <w:r>
+        <w:t xml:space="preserve">The consistent and significant performance premium for female top managers (approximately 22–23% across specifications) is notable given the diversity of economies in our sample, from conservative Gulf economies (Bahrain, Iraq) to progressive innovation hubs (Korea, Singapore, Israel). This cross-context robustness supports the view that female top management is a genuine resource (Hambrick &amp; Mason, 1984; Richard et al., 2019), not merely a proxy for firm governance quality. The null curve-moderation result (FSTS×female_manager not significant) suggests that the performance premium is universal across FSTS levels, female managers improve absolute performance but do not help firms navigate internationalization more efficiently.</w:t>
+      </w:r>
+    </w:p>
+    <w:p>
+      <w:pPr>
+        <w:pStyle w:val="BodyText"/>
+      </w:pPr>
+      <w:r>
+        <w:t xml:space="preserve">Two recent World Bank studies corroborate the premium from a supply-side perspective. In Vietnam, one of our largest ICRV Group IV contributors, with a female-to-male labour force participation ratio of 88.61% (World Bank Prosperity Data360, 2025), the</w:t>
       </w:r>
       <w:r>
         <w:t xml:space="preserve"> </w:t>
@@ -1203,17 +1860,17 @@
         <w:t xml:space="preserve"> </w:t>
       </w:r>
       <w:r>
-        <w:t xml:space="preserve">policy note (Buchhave et al., 2026) documents that women who hold management positions have cleared exceptional retention barriers: childbirth reduces women's wage employment probability by 8.1 percentage points and urban household income by 27%, with no significant effect on fathers. Women who reach managerial rank therefore represent a highly selected and committed workforce stratum, consistent with the productivity premium we estimate. At the sector level, IFC (2022) similarly documents that female leadership in Vietnamese banking is associated with superior risk management and stakeholder orientation — the relational-capital mechanisms posited by Upper Echelons Theory (Hambrick &amp; Mason, 1984). These convergent pieces of evidence strengthen the interpretation that the WBES-estimated premium reflects genuine managerial capability rather than endogenous selection into high-productivity firms.</w:t>
-      </w:r>
-    </w:p>
-    <w:bookmarkEnd w:id="46"/>
-    <w:bookmarkStart w:id="47" w:name="Xde7edcb3f604b7ff7a62d585547252a5b42f172"/>
+        <w:t xml:space="preserve">policy note (Buchhave et al., 2026) documents that women who hold management positions have cleared exceptional retention barriers: childbirth reduces women's wage employment probability by 8.1 percentage points and urban household income by 27%, with no significant effect on fathers. Women who reach managerial rank therefore represent a highly selected and committed workforce stratum, consistent with the productivity premium we estimate. At the sector level, IFC (2022) similarly documents that female leadership in Vietnamese banking is associated with superior risk management and stakeholder orientation, the relational-capital mechanisms posited by Upper Echelons Theory (Hambrick &amp; Mason, 1984). These convergent pieces of evidence strengthen the interpretation that the WBES-estimated premium reflects genuine managerial capability rather than endogenous selection into high-productivity firms.</w:t>
+      </w:r>
+    </w:p>
+    <w:bookmarkEnd w:id="48"/>
+    <w:bookmarkStart w:id="49" w:name="X268c916b26bbeb1e0111743927fd75743ff83ab"/>
     <w:p>
       <w:pPr>
         <w:pStyle w:val="Heading3"/>
       </w:pPr>
       <w:r>
-        <w:t xml:space="preserve">5.5 Limitations</w:t>
+        <w:t xml:space="preserve">5.6 Limitations</w:t>
       </w:r>
     </w:p>
     <w:p>
@@ -1221,7 +1878,7 @@
         <w:pStyle w:val="FirstParagraph"/>
       </w:pPr>
       <w:r>
-        <w:t xml:space="preserve">Three inferential constraints bound these findings. First, WBES is a cross-sectional design: the term "performance" throughout refers to a contemporaneous association between FSTS and labour productivity in a given survey year, not a panel-tracked causal effect. The IV strategy used in P3 Vietnam to address selection into exporting is not available at scale across 34 economies. Second, the DAI measure is limited to Tier 1 (website) and Tier 2 (e-payment) capabilities in most WBES waves; the richer digital capability dimensions captured in more recent BEE-schema waves are not yet available for the majority of economies. Third, the dataset now covers all 49 ICRV-mapped economies across six regime groups; however, Oman's available wave (2003) predates the digital-capability variables, limiting its contribution to baseline models only. Future waves of the Oman WBES would sharpen Group II estimates.</w:t>
+        <w:t xml:space="preserve">Three inferential constraints bound these findings. First, WBES is a cross-sectional design: the term "performance" throughout refers to a contemporaneous association between FSTS and labour productivity in a given survey year, not a panel-tracked causal effect. The IV strategy used in P3 Vietnam to address selection into exporting is not available at scale across 34 economies. Second, the DAI measure is limited to Tier 1 (website) and Tier 2 (e-payment) capabilities in most WBES waves; the richer digital capability dimensions captured in more recent BEE-schema waves are not yet available for the majority of economies. Third, the dataset covers 45 ICRV-mapped economies across six regime groups; Oman's only available wave (2003) lacks the core productivity and export-intensity items and so does not enter the estimation sample. Future waves of the Oman WBES would sharpen Group II estimates.</w:t>
       </w:r>
     </w:p>
     <w:p>
@@ -1231,9 +1888,9 @@
         </w:pict>
       </w:r>
     </w:p>
-    <w:bookmarkEnd w:id="47"/>
-    <w:bookmarkEnd w:id="48"/>
-    <w:bookmarkStart w:id="49" w:name="X56025c6d9dbf7520f7a7df11f905cdd09f46e4a"/>
+    <w:bookmarkEnd w:id="49"/>
+    <w:bookmarkEnd w:id="50"/>
+    <w:bookmarkStart w:id="51" w:name="X56025c6d9dbf7520f7a7df11f905cdd09f46e4a"/>
     <w:p>
       <w:pPr>
         <w:pStyle w:val="Heading2"/>
@@ -1247,23 +1904,23 @@
         <w:pStyle w:val="FirstParagraph"/>
       </w:pPr>
       <w:r>
-        <w:t xml:space="preserve">We find that the inverted-U I–P relationship holds robustly across a 49-economy, 102-wave WBES sample, with a turning point of approximately 36% foreign sales intensity. Three conclusions are policy-relevant. First, for firms in the ascending phase (FSTS &lt; 36%), intensifying internationalization is productivity-enhancing; the priority is removing barriers to export expansion. For firms beyond the turning point, the constraint is not market access but coordination capacity. Second, building technological capability raises the performance level across all FSTS levels without reliably reshaping the curve; policy should target capability building as a baseline performance lever rather than as a curve-shifting intervention. Third, digital adoption is both a universal performance enhancer and a primary curve reshaper: DAI compresses ascending-limb returns and attenuates descending-limb performance decline, with stronger returns in weaker institutional environments (DAI×ICRV, p = .012).</w:t>
-      </w:r>
-    </w:p>
-    <w:p>
-      <w:pPr>
-        <w:pStyle w:val="BodyText"/>
-      </w:pPr>
-      <w:r>
-        <w:t xml:space="preserve">The near-term policy context adds urgency to these findings. World Bank (2026b) macro monitoring data for Vietnam — the largest ICRV Group IV economy in the sample — show manufacturing PMI falling to 45.3 (contraction) in March 2026 as new export orders collapsed following the opening of a U.S. trade-representative investigation; merchandise imports had risen 27.8% year-on-year by the same month, partly driven by energy supply-chain disruption from the Strait of Hormuz conflict. These conditions are precisely those under which the right-side of the inverted-U becomes consequential: firms pushed above their optimal FSTS by earlier export commitments face amplified coordination and input-cost pressures. The ICRV moderation result — that Group IV firms face steeper descending-limb penalties — implies that Vietnamese exporters currently above the 36% FSTS turning point are among the most exposed to macro shocks. Policies promoting digital capability adoption (DAI) can buffer this descent by compressing the descending limb, consistent with our M8/M9 estimates.</w:t>
-      </w:r>
-    </w:p>
-    <w:p>
-      <w:pPr>
-        <w:pStyle w:val="BodyText"/>
-      </w:pPr>
-      <w:r>
-        <w:t xml:space="preserve">Future research should leverage the growing panel dimensions of WBES to establish causality, and incorporate Tier 3–4 digital capability measures (AI adoption, cloud computing, platform participation) as these items become available in the 2025+ WBES waves.</w:t>
+        <w:t xml:space="preserve">This study set out to explain not whether internationalization pays, but where and for whom. Across a 45-economy, 98-wave WBES sample, the inverted-U I–P relationship is universal in form, peaking at approximately 37% export intensity, yet its optimum is jointly conditioned by institutional regime and digital capability, institutions governing the curve's amplitude and digital capability reshaping it, with digital capability operating as a partial substitute for institutional strength. Three implications follow. First, for firms on the ascending limb (FSTS &lt; 37%), intensifying internationalization is productivity-enhancing and the priority is removing barriers to export expansion; beyond the optimum, the binding constraint is coordination capacity rather than market access. Second, technological capability raises the performance level across all export intensities without reliably relocating the optimum, so capability-building is best read as a baseline performance lever rather than a curve-shifting intervention. Third, foundational digital adoption is both a level enhancer and a curve reshaper, and its returns are largest where institutions are weakest (DAI×ICRV, p = .049), making digitalisation a particularly high-leverage instrument in frontier and vulnerable regimes.</w:t>
+      </w:r>
+    </w:p>
+    <w:p>
+      <w:pPr>
+        <w:pStyle w:val="BodyText"/>
+      </w:pPr>
+      <w:r>
+        <w:t xml:space="preserve">The relocated-optimum logic also clarifies which firms are most exposed to macroeconomic shocks: those pushed above their regime-specific optimum by earlier export commitments face the steepest descending-limb penalties, which the ICRV results show are sharpest in weaker-institution regimes. Recent macro-monitoring for Vietnam, the sample's largest Group IV economy, illustrates the point, with contracting export orders in early 2026 (World Bank, 2026b) placing high-FSTS exporters on exactly this exposed segment. Digital capability can buffer the descent by flattening the descending limb (M8–M9), providing a firm-level adjustment margin when external demand weakens.</w:t>
+      </w:r>
+    </w:p>
+    <w:p>
+      <w:pPr>
+        <w:pStyle w:val="BodyText"/>
+      </w:pPr>
+      <w:r>
+        <w:t xml:space="preserve">Future research should leverage the growing panel dimensions of WBES to establish causality, incorporate Tier 3–4 digital capability measures (AI adoption, cloud computing, platform participation) as these items become available in the 2025+ WBES waves, and test directly whether the digital-for-institutional substitution documented here strengthens or decays as institutions develop.</w:t>
       </w:r>
     </w:p>
     <w:p>
@@ -1273,8 +1930,8 @@
         </w:pict>
       </w:r>
     </w:p>
-    <w:bookmarkEnd w:id="49"/>
-    <w:bookmarkStart w:id="74" w:name="references"/>
+    <w:bookmarkEnd w:id="51"/>
+    <w:bookmarkStart w:id="80" w:name="references"/>
     <w:p>
       <w:pPr>
         <w:pStyle w:val="Heading2"/>
@@ -1327,7 +1984,7 @@
       <w:r>
         <w:t xml:space="preserve"> </w:t>
       </w:r>
-      <w:hyperlink r:id="rId50">
+      <w:hyperlink r:id="rId52">
         <w:r>
           <w:rPr>
             <w:rStyle w:val="Hyperlink"/>
@@ -1383,7 +2040,7 @@
       <w:r>
         <w:t xml:space="preserve"> </w:t>
       </w:r>
-      <w:hyperlink r:id="rId51">
+      <w:hyperlink r:id="rId53">
         <w:r>
           <w:rPr>
             <w:rStyle w:val="Hyperlink"/>
@@ -1415,7 +2072,7 @@
       <w:r>
         <w:t xml:space="preserve"> </w:t>
       </w:r>
-      <w:hyperlink r:id="rId52">
+      <w:hyperlink r:id="rId54">
         <w:r>
           <w:rPr>
             <w:rStyle w:val="Hyperlink"/>
@@ -1450,6 +2107,41 @@
         <w:pStyle w:val="BodyText"/>
       </w:pPr>
       <w:r>
+        <w:t xml:space="preserve">Combs, J. G., Crook, T. R., &amp; Shook, C. L. (2005). The dimensionality of organizational performance and its implications for strategic management research. In D. J. Ketchen &amp; D. D. Bergh (Eds.),</w:t>
+      </w:r>
+      <w:r>
+        <w:t xml:space="preserve"> </w:t>
+      </w:r>
+      <w:r>
+        <w:rPr>
+          <w:iCs/>
+          <w:i/>
+        </w:rPr>
+        <w:t xml:space="preserve">Research methodology in strategy and management</w:t>
+      </w:r>
+      <w:r>
+        <w:t xml:space="preserve"> </w:t>
+      </w:r>
+      <w:r>
+        <w:t xml:space="preserve">(Vol. 2, pp. 259–286). Emerald.</w:t>
+      </w:r>
+      <w:r>
+        <w:t xml:space="preserve"> </w:t>
+      </w:r>
+      <w:hyperlink r:id="rId55">
+        <w:r>
+          <w:rPr>
+            <w:rStyle w:val="Hyperlink"/>
+          </w:rPr>
+          <w:t xml:space="preserve">https://doi.org/10.1016/S1479-8387(05)02011-4</w:t>
+        </w:r>
+      </w:hyperlink>
+    </w:p>
+    <w:p>
+      <w:pPr>
+        <w:pStyle w:val="BodyText"/>
+      </w:pPr>
+      <w:r>
         <w:t xml:space="preserve">Cohen, W. M., &amp; Levinthal, D. A. (1990). Absorptive capacity: A new perspective on learning and innovation.</w:t>
       </w:r>
       <w:r>
@@ -1468,7 +2160,7 @@
       <w:r>
         <w:t xml:space="preserve"> </w:t>
       </w:r>
-      <w:hyperlink r:id="rId53">
+      <w:hyperlink r:id="rId56">
         <w:r>
           <w:rPr>
             <w:rStyle w:val="Hyperlink"/>
@@ -1500,7 +2192,7 @@
       <w:r>
         <w:t xml:space="preserve"> </w:t>
       </w:r>
-      <w:hyperlink r:id="rId54">
+      <w:hyperlink r:id="rId57">
         <w:r>
           <w:rPr>
             <w:rStyle w:val="Hyperlink"/>
@@ -1532,7 +2224,7 @@
       <w:r>
         <w:t xml:space="preserve"> </w:t>
       </w:r>
-      <w:hyperlink r:id="rId55">
+      <w:hyperlink r:id="rId58">
         <w:r>
           <w:rPr>
             <w:rStyle w:val="Hyperlink"/>
@@ -1564,7 +2256,7 @@
       <w:r>
         <w:t xml:space="preserve"> </w:t>
       </w:r>
-      <w:hyperlink r:id="rId56">
+      <w:hyperlink r:id="rId59">
         <w:r>
           <w:rPr>
             <w:rStyle w:val="Hyperlink"/>
@@ -1596,7 +2288,7 @@
       <w:r>
         <w:t xml:space="preserve"> </w:t>
       </w:r>
-      <w:hyperlink r:id="rId57">
+      <w:hyperlink r:id="rId60">
         <w:r>
           <w:rPr>
             <w:rStyle w:val="Hyperlink"/>
@@ -1649,7 +2341,7 @@
       <w:r>
         <w:t xml:space="preserve"> </w:t>
       </w:r>
-      <w:hyperlink r:id="rId58">
+      <w:hyperlink r:id="rId61">
         <w:r>
           <w:rPr>
             <w:rStyle w:val="Hyperlink"/>
@@ -1681,7 +2373,7 @@
       <w:r>
         <w:t xml:space="preserve"> </w:t>
       </w:r>
-      <w:hyperlink r:id="rId59">
+      <w:hyperlink r:id="rId62">
         <w:r>
           <w:rPr>
             <w:rStyle w:val="Hyperlink"/>
@@ -1695,6 +2387,27 @@
         <w:pStyle w:val="BodyText"/>
       </w:pPr>
       <w:r>
+        <w:t xml:space="preserve">Hall, P. A., &amp; Soskice, D. (2001).</w:t>
+      </w:r>
+      <w:r>
+        <w:t xml:space="preserve"> </w:t>
+      </w:r>
+      <w:r>
+        <w:rPr>
+          <w:iCs/>
+          <w:i/>
+        </w:rPr>
+        <w:t xml:space="preserve">Varieties of capitalism: The institutional foundations of comparative advantage</w:t>
+      </w:r>
+      <w:r>
+        <w:t xml:space="preserve">. Oxford University Press.</w:t>
+      </w:r>
+    </w:p>
+    <w:p>
+      <w:pPr>
+        <w:pStyle w:val="BodyText"/>
+      </w:pPr>
+      <w:r>
         <w:t xml:space="preserve">Hambrick, D. C. (2007). Upper echelons theory: An update.</w:t>
       </w:r>
       <w:r>
@@ -1713,7 +2426,7 @@
       <w:r>
         <w:t xml:space="preserve"> </w:t>
       </w:r>
-      <w:hyperlink r:id="rId60">
+      <w:hyperlink r:id="rId63">
         <w:r>
           <w:rPr>
             <w:rStyle w:val="Hyperlink"/>
@@ -1745,7 +2458,7 @@
       <w:r>
         <w:t xml:space="preserve"> </w:t>
       </w:r>
-      <w:hyperlink r:id="rId61">
+      <w:hyperlink r:id="rId64">
         <w:r>
           <w:rPr>
             <w:rStyle w:val="Hyperlink"/>
@@ -1822,7 +2535,7 @@
       <w:r>
         <w:t xml:space="preserve"> </w:t>
       </w:r>
-      <w:hyperlink r:id="rId62">
+      <w:hyperlink r:id="rId65">
         <w:r>
           <w:rPr>
             <w:rStyle w:val="Hyperlink"/>
@@ -1854,7 +2567,7 @@
       <w:r>
         <w:t xml:space="preserve"> </w:t>
       </w:r>
-      <w:hyperlink r:id="rId63">
+      <w:hyperlink r:id="rId66">
         <w:r>
           <w:rPr>
             <w:rStyle w:val="Hyperlink"/>
@@ -1868,6 +2581,27 @@
         <w:pStyle w:val="BodyText"/>
       </w:pPr>
       <w:r>
+        <w:t xml:space="preserve">Khanna, T., &amp; Palepu, K. (1997). Why focused strategies may be wrong for emerging markets.</w:t>
+      </w:r>
+      <w:r>
+        <w:t xml:space="preserve"> </w:t>
+      </w:r>
+      <w:r>
+        <w:rPr>
+          <w:iCs/>
+          <w:i/>
+        </w:rPr>
+        <w:t xml:space="preserve">Harvard Business Review, 75</w:t>
+      </w:r>
+      <w:r>
+        <w:t xml:space="preserve">(4), 41–51.</w:t>
+      </w:r>
+    </w:p>
+    <w:p>
+      <w:pPr>
+        <w:pStyle w:val="BodyText"/>
+      </w:pPr>
+      <w:r>
         <w:t xml:space="preserve">Kirca, A. H., Roth, K., Hult, G. T. M., &amp; Cavusgil, S. T. (2012). The role of context in the multinationality–performance relationship: A meta-analytic review.</w:t>
       </w:r>
       <w:r>
@@ -1886,7 +2620,7 @@
       <w:r>
         <w:t xml:space="preserve"> </w:t>
       </w:r>
-      <w:hyperlink r:id="rId64">
+      <w:hyperlink r:id="rId67">
         <w:r>
           <w:rPr>
             <w:rStyle w:val="Hyperlink"/>
@@ -1918,7 +2652,7 @@
       <w:r>
         <w:t xml:space="preserve"> </w:t>
       </w:r>
-      <w:hyperlink r:id="rId65">
+      <w:hyperlink r:id="rId68">
         <w:r>
           <w:rPr>
             <w:rStyle w:val="Hyperlink"/>
@@ -1950,7 +2684,7 @@
       <w:r>
         <w:t xml:space="preserve"> </w:t>
       </w:r>
-      <w:hyperlink r:id="rId66">
+      <w:hyperlink r:id="rId69">
         <w:r>
           <w:rPr>
             <w:rStyle w:val="Hyperlink"/>
@@ -1982,7 +2716,7 @@
       <w:r>
         <w:t xml:space="preserve"> </w:t>
       </w:r>
-      <w:hyperlink r:id="rId67">
+      <w:hyperlink r:id="rId70">
         <w:r>
           <w:rPr>
             <w:rStyle w:val="Hyperlink"/>
@@ -2014,7 +2748,7 @@
       <w:r>
         <w:t xml:space="preserve"> </w:t>
       </w:r>
-      <w:hyperlink r:id="rId68">
+      <w:hyperlink r:id="rId71">
         <w:r>
           <w:rPr>
             <w:rStyle w:val="Hyperlink"/>
@@ -2088,7 +2822,7 @@
       <w:r>
         <w:t xml:space="preserve"> </w:t>
       </w:r>
-      <w:hyperlink r:id="rId69">
+      <w:hyperlink r:id="rId72">
         <w:r>
           <w:rPr>
             <w:rStyle w:val="Hyperlink"/>
@@ -2123,6 +2857,38 @@
         <w:pStyle w:val="BodyText"/>
       </w:pPr>
       <w:r>
+        <w:t xml:space="preserve">Richard, P. J., Devinney, T. M., Yip, G. S., &amp; Johnson, G. (2009). Measuring organizational performance: Towards methodological best practice.</w:t>
+      </w:r>
+      <w:r>
+        <w:t xml:space="preserve"> </w:t>
+      </w:r>
+      <w:r>
+        <w:rPr>
+          <w:iCs/>
+          <w:i/>
+        </w:rPr>
+        <w:t xml:space="preserve">Journal of Management, 35</w:t>
+      </w:r>
+      <w:r>
+        <w:t xml:space="preserve">(3), 718–804.</w:t>
+      </w:r>
+      <w:r>
+        <w:t xml:space="preserve"> </w:t>
+      </w:r>
+      <w:hyperlink r:id="rId73">
+        <w:r>
+          <w:rPr>
+            <w:rStyle w:val="Hyperlink"/>
+          </w:rPr>
+          <w:t xml:space="preserve">https://doi.org/10.1177/0149206308330560</w:t>
+        </w:r>
+      </w:hyperlink>
+    </w:p>
+    <w:p>
+      <w:pPr>
+        <w:pStyle w:val="BodyText"/>
+      </w:pPr>
+      <w:r>
         <w:t xml:space="preserve">Scott, W. R. (2008).</w:t>
       </w:r>
       <w:r>
@@ -2147,6 +2913,38 @@
         <w:pStyle w:val="BodyText"/>
       </w:pPr>
       <w:r>
+        <w:t xml:space="preserve">Stallkamp, M., &amp; Schotter, A. P. J. (2021). Platforms without borders? The international strategies of digital platform firms.</w:t>
+      </w:r>
+      <w:r>
+        <w:t xml:space="preserve"> </w:t>
+      </w:r>
+      <w:r>
+        <w:rPr>
+          <w:iCs/>
+          <w:i/>
+        </w:rPr>
+        <w:t xml:space="preserve">Global Strategy Journal, 11</w:t>
+      </w:r>
+      <w:r>
+        <w:t xml:space="preserve">(1), 58–80.</w:t>
+      </w:r>
+      <w:r>
+        <w:t xml:space="preserve"> </w:t>
+      </w:r>
+      <w:hyperlink r:id="rId74">
+        <w:r>
+          <w:rPr>
+            <w:rStyle w:val="Hyperlink"/>
+          </w:rPr>
+          <w:t xml:space="preserve">https://doi.org/10.1002/gsj.1336</w:t>
+        </w:r>
+      </w:hyperlink>
+    </w:p>
+    <w:p>
+      <w:pPr>
+        <w:pStyle w:val="BodyText"/>
+      </w:pPr>
+      <w:r>
         <w:t xml:space="preserve">UNCTAD. (2023).</w:t>
       </w:r>
       <w:r>
@@ -2168,6 +2966,38 @@
         <w:pStyle w:val="BodyText"/>
       </w:pPr>
       <w:r>
+        <w:t xml:space="preserve">United Nations Statistics Division. (2024).</w:t>
+      </w:r>
+      <w:r>
+        <w:t xml:space="preserve"> </w:t>
+      </w:r>
+      <w:r>
+        <w:rPr>
+          <w:iCs/>
+          <w:i/>
+        </w:rPr>
+        <w:t xml:space="preserve">Standard country or area codes for statistical use (M49)</w:t>
+      </w:r>
+      <w:r>
+        <w:t xml:space="preserve">. United Nations.</w:t>
+      </w:r>
+      <w:r>
+        <w:t xml:space="preserve"> </w:t>
+      </w:r>
+      <w:hyperlink r:id="rId75">
+        <w:r>
+          <w:rPr>
+            <w:rStyle w:val="Hyperlink"/>
+          </w:rPr>
+          <w:t xml:space="preserve">https://unstats.un.org/unsd/methodology/m49/</w:t>
+        </w:r>
+      </w:hyperlink>
+    </w:p>
+    <w:p>
+      <w:pPr>
+        <w:pStyle w:val="BodyText"/>
+      </w:pPr>
+      <w:r>
         <w:t xml:space="preserve">Verhoef, P. C., Broekhuizen, T., Bart, Y., Bhattacharya, A., Dong, J. Q., Fabian, N., &amp; Haenlein, M. (2021). Digital transformation: A multidisciplinary reflection and research agenda.</w:t>
       </w:r>
       <w:r>
@@ -2186,7 +3016,7 @@
       <w:r>
         <w:t xml:space="preserve"> </w:t>
       </w:r>
-      <w:hyperlink r:id="rId70">
+      <w:hyperlink r:id="rId76">
         <w:r>
           <w:rPr>
             <w:rStyle w:val="Hyperlink"/>
@@ -2218,7 +3048,7 @@
       <w:r>
         <w:t xml:space="preserve"> </w:t>
       </w:r>
-      <w:hyperlink r:id="rId71">
+      <w:hyperlink r:id="rId77">
         <w:r>
           <w:rPr>
             <w:rStyle w:val="Hyperlink"/>
@@ -2232,25 +3062,25 @@
         <w:pStyle w:val="BodyText"/>
       </w:pPr>
       <w:r>
-        <w:t xml:space="preserve">World Bank. (2025).</w:t>
-      </w:r>
-      <w:r>
-        <w:t xml:space="preserve"> </w:t>
-      </w:r>
-      <w:r>
-        <w:rPr>
-          <w:iCs/>
-          <w:i/>
-        </w:rPr>
-        <w:t xml:space="preserve">Enterprise surveys</w:t>
-      </w:r>
-      <w:r>
-        <w:t xml:space="preserve">.</w:t>
-      </w:r>
-      <w:r>
-        <w:t xml:space="preserve"> </w:t>
-      </w:r>
-      <w:hyperlink r:id="rId72">
+        <w:t xml:space="preserve">World Bank. (2022).</w:t>
+      </w:r>
+      <w:r>
+        <w:t xml:space="preserve"> </w:t>
+      </w:r>
+      <w:r>
+        <w:rPr>
+          <w:iCs/>
+          <w:i/>
+        </w:rPr>
+        <w:t xml:space="preserve">Enterprise surveys: Sampling methodology</w:t>
+      </w:r>
+      <w:r>
+        <w:t xml:space="preserve">. World Bank Group.</w:t>
+      </w:r>
+      <w:r>
+        <w:t xml:space="preserve"> </w:t>
+      </w:r>
+      <w:hyperlink r:id="rId78">
         <w:r>
           <w:rPr>
             <w:rStyle w:val="Hyperlink"/>
@@ -2264,6 +3094,38 @@
         <w:pStyle w:val="BodyText"/>
       </w:pPr>
       <w:r>
+        <w:t xml:space="preserve">World Bank. (2025).</w:t>
+      </w:r>
+      <w:r>
+        <w:t xml:space="preserve"> </w:t>
+      </w:r>
+      <w:r>
+        <w:rPr>
+          <w:iCs/>
+          <w:i/>
+        </w:rPr>
+        <w:t xml:space="preserve">Enterprise surveys</w:t>
+      </w:r>
+      <w:r>
+        <w:t xml:space="preserve">.</w:t>
+      </w:r>
+      <w:r>
+        <w:t xml:space="preserve"> </w:t>
+      </w:r>
+      <w:hyperlink r:id="rId78">
+        <w:r>
+          <w:rPr>
+            <w:rStyle w:val="Hyperlink"/>
+          </w:rPr>
+          <w:t xml:space="preserve">https://www.enterprisesurveys.org</w:t>
+        </w:r>
+      </w:hyperlink>
+    </w:p>
+    <w:p>
+      <w:pPr>
+        <w:pStyle w:val="BodyText"/>
+      </w:pPr>
+      <w:r>
         <w:t xml:space="preserve">World Bank. (2025a, March).</w:t>
       </w:r>
       <w:r>
@@ -2330,7 +3192,7 @@
       <w:r>
         <w:t xml:space="preserve"> </w:t>
       </w:r>
-      <w:hyperlink r:id="rId73">
+      <w:hyperlink r:id="rId79">
         <w:r>
           <w:rPr>
             <w:rStyle w:val="Hyperlink"/>
@@ -2407,7 +3269,7 @@
       <w:r>
         <w:t xml:space="preserve"> </w:t>
       </w:r>
-      <w:hyperlink r:id="rId73">
+      <w:hyperlink r:id="rId79">
         <w:r>
           <w:rPr>
             <w:rStyle w:val="Hyperlink"/>
@@ -2444,8 +3306,8 @@
         </w:pict>
       </w:r>
     </w:p>
-    <w:bookmarkEnd w:id="74"/>
-    <w:bookmarkStart w:id="75" w:name="appendix-a-model-sequence"/>
+    <w:bookmarkEnd w:id="80"/>
+    <w:bookmarkStart w:id="81" w:name="appendix-a-model-sequence"/>
     <w:p>
       <w:pPr>
         <w:pStyle w:val="Heading2"/>
@@ -3208,7 +4070,7 @@
               <w:jc w:val="left"/>
             </w:pPr>
             <w:r>
-              <w:t xml:space="preserve">84,910</w:t>
+              <w:t xml:space="preserve">82,302</w:t>
             </w:r>
           </w:p>
         </w:tc>
@@ -3282,7 +4144,7 @@
               <w:jc w:val="left"/>
             </w:pPr>
             <w:r>
-              <w:t xml:space="preserve">84,910</w:t>
+              <w:t xml:space="preserve">82,302</w:t>
             </w:r>
           </w:p>
         </w:tc>
@@ -3356,19 +4218,19 @@
               <w:jc w:val="left"/>
             </w:pPr>
             <w:r>
-              <w:t xml:space="preserve">84,910</w:t>
-            </w:r>
-          </w:p>
-        </w:tc>
-        <w:tc>
-          <w:tcPr/>
-          <w:p>
-            <w:pPr>
-              <w:pStyle w:val="Compact"/>
-              <w:jc w:val="left"/>
-            </w:pPr>
-            <w:r>
-              <w:t xml:space="preserve">.003</w:t>
+              <w:t xml:space="preserve">82,302</w:t>
+            </w:r>
+          </w:p>
+        </w:tc>
+        <w:tc>
+          <w:tcPr/>
+          <w:p>
+            <w:pPr>
+              <w:pStyle w:val="Compact"/>
+              <w:jc w:val="left"/>
+            </w:pPr>
+            <w:r>
+              <w:t xml:space="preserve">.002</w:t>
             </w:r>
           </w:p>
         </w:tc>
@@ -3384,7 +4246,7 @@
                 <w:bCs/>
                 <w:b/>
               </w:rPr>
-              <w:t xml:space="preserve">36.4</w:t>
+              <w:t xml:space="preserve">37.1</w:t>
             </w:r>
           </w:p>
         </w:tc>
@@ -3434,19 +4296,19 @@
               <w:jc w:val="left"/>
             </w:pPr>
             <w:r>
-              <w:t xml:space="preserve">38,342</w:t>
-            </w:r>
-          </w:p>
-        </w:tc>
-        <w:tc>
-          <w:tcPr/>
-          <w:p>
-            <w:pPr>
-              <w:pStyle w:val="Compact"/>
-              <w:jc w:val="left"/>
-            </w:pPr>
-            <w:r>
-              <w:t xml:space="preserve">.015</w:t>
+              <w:t xml:space="preserve">36,772</w:t>
+            </w:r>
+          </w:p>
+        </w:tc>
+        <w:tc>
+          <w:tcPr/>
+          <w:p>
+            <w:pPr>
+              <w:pStyle w:val="Compact"/>
+              <w:jc w:val="left"/>
+            </w:pPr>
+            <w:r>
+              <w:t xml:space="preserve">.017</w:t>
             </w:r>
           </w:p>
         </w:tc>
@@ -3462,7 +4324,7 @@
                 <w:bCs/>
                 <w:b/>
               </w:rPr>
-              <w:t xml:space="preserve">33.8</w:t>
+              <w:t xml:space="preserve">34.1</w:t>
             </w:r>
           </w:p>
         </w:tc>
@@ -3512,19 +4374,19 @@
               <w:jc w:val="left"/>
             </w:pPr>
             <w:r>
-              <w:t xml:space="preserve">38,342</w:t>
-            </w:r>
-          </w:p>
-        </w:tc>
-        <w:tc>
-          <w:tcPr/>
-          <w:p>
-            <w:pPr>
-              <w:pStyle w:val="Compact"/>
-              <w:jc w:val="left"/>
-            </w:pPr>
-            <w:r>
-              <w:t xml:space="preserve">.677</w:t>
+              <w:t xml:space="preserve">36,772</w:t>
+            </w:r>
+          </w:p>
+        </w:tc>
+        <w:tc>
+          <w:tcPr/>
+          <w:p>
+            <w:pPr>
+              <w:pStyle w:val="Compact"/>
+              <w:jc w:val="left"/>
+            </w:pPr>
+            <w:r>
+              <w:t xml:space="preserve">.671</w:t>
             </w:r>
           </w:p>
         </w:tc>
@@ -3540,7 +4402,7 @@
                 <w:bCs/>
                 <w:b/>
               </w:rPr>
-              <w:t xml:space="preserve">40.0</w:t>
+              <w:t xml:space="preserve">39.5</w:t>
             </w:r>
           </w:p>
         </w:tc>
@@ -3590,31 +4452,31 @@
               <w:jc w:val="left"/>
             </w:pPr>
             <w:r>
-              <w:t xml:space="preserve">38,051</w:t>
-            </w:r>
-          </w:p>
-        </w:tc>
-        <w:tc>
-          <w:tcPr/>
-          <w:p>
-            <w:pPr>
-              <w:pStyle w:val="Compact"/>
-              <w:jc w:val="left"/>
-            </w:pPr>
-            <w:r>
-              <w:t xml:space="preserve">.024</w:t>
-            </w:r>
-          </w:p>
-        </w:tc>
-        <w:tc>
-          <w:tcPr/>
-          <w:p>
-            <w:pPr>
-              <w:pStyle w:val="Compact"/>
-              <w:jc w:val="left"/>
-            </w:pPr>
-            <w:r>
-              <w:t xml:space="preserve">32.7</w:t>
+              <w:t xml:space="preserve">36,481</w:t>
+            </w:r>
+          </w:p>
+        </w:tc>
+        <w:tc>
+          <w:tcPr/>
+          <w:p>
+            <w:pPr>
+              <w:pStyle w:val="Compact"/>
+              <w:jc w:val="left"/>
+            </w:pPr>
+            <w:r>
+              <w:t xml:space="preserve">.027</w:t>
+            </w:r>
+          </w:p>
+        </w:tc>
+        <w:tc>
+          <w:tcPr/>
+          <w:p>
+            <w:pPr>
+              <w:pStyle w:val="Compact"/>
+              <w:jc w:val="left"/>
+            </w:pPr>
+            <w:r>
+              <w:t xml:space="preserve">33.0</w:t>
             </w:r>
           </w:p>
         </w:tc>
@@ -3664,19 +4526,19 @@
               <w:jc w:val="left"/>
             </w:pPr>
             <w:r>
-              <w:t xml:space="preserve">38,051</w:t>
-            </w:r>
-          </w:p>
-        </w:tc>
-        <w:tc>
-          <w:tcPr/>
-          <w:p>
-            <w:pPr>
-              <w:pStyle w:val="Compact"/>
-              <w:jc w:val="left"/>
-            </w:pPr>
-            <w:r>
-              <w:t xml:space="preserve">.025</w:t>
+              <w:t xml:space="preserve">36,481</w:t>
+            </w:r>
+          </w:p>
+        </w:tc>
+        <w:tc>
+          <w:tcPr/>
+          <w:p>
+            <w:pPr>
+              <w:pStyle w:val="Compact"/>
+              <w:jc w:val="left"/>
+            </w:pPr>
+            <w:r>
+              <w:t xml:space="preserve">.028</w:t>
             </w:r>
           </w:p>
         </w:tc>
@@ -3692,7 +4554,7 @@
                 <w:bCs/>
                 <w:b/>
               </w:rPr>
-              <w:t xml:space="preserve">33.9</w:t>
+              <w:t xml:space="preserve">34.2</w:t>
             </w:r>
           </w:p>
         </w:tc>
@@ -3742,19 +4604,19 @@
               <w:jc w:val="left"/>
             </w:pPr>
             <w:r>
-              <w:t xml:space="preserve">37,940</w:t>
-            </w:r>
-          </w:p>
-        </w:tc>
-        <w:tc>
-          <w:tcPr/>
-          <w:p>
-            <w:pPr>
-              <w:pStyle w:val="Compact"/>
-              <w:jc w:val="left"/>
-            </w:pPr>
-            <w:r>
-              <w:t xml:space="preserve">.030</w:t>
+              <w:t xml:space="preserve">36,372</w:t>
+            </w:r>
+          </w:p>
+        </w:tc>
+        <w:tc>
+          <w:tcPr/>
+          <w:p>
+            <w:pPr>
+              <w:pStyle w:val="Compact"/>
+              <w:jc w:val="left"/>
+            </w:pPr>
+            <w:r>
+              <w:t xml:space="preserve">.033</w:t>
             </w:r>
           </w:p>
         </w:tc>
@@ -3770,7 +4632,7 @@
                 <w:bCs/>
                 <w:b/>
               </w:rPr>
-              <w:t xml:space="preserve">33.8</w:t>
+              <w:t xml:space="preserve">34.2</w:t>
             </w:r>
           </w:p>
         </w:tc>
@@ -3820,19 +4682,19 @@
               <w:jc w:val="left"/>
             </w:pPr>
             <w:r>
-              <w:t xml:space="preserve">35,568</w:t>
-            </w:r>
-          </w:p>
-        </w:tc>
-        <w:tc>
-          <w:tcPr/>
-          <w:p>
-            <w:pPr>
-              <w:pStyle w:val="Compact"/>
-              <w:jc w:val="left"/>
-            </w:pPr>
-            <w:r>
-              <w:t xml:space="preserve">.035</w:t>
+              <w:t xml:space="preserve">34,228</w:t>
+            </w:r>
+          </w:p>
+        </w:tc>
+        <w:tc>
+          <w:tcPr/>
+          <w:p>
+            <w:pPr>
+              <w:pStyle w:val="Compact"/>
+              <w:jc w:val="left"/>
+            </w:pPr>
+            <w:r>
+              <w:t xml:space="preserve">.042</w:t>
             </w:r>
           </w:p>
         </w:tc>
@@ -3848,7 +4710,7 @@
                 <w:bCs/>
                 <w:b/>
               </w:rPr>
-              <w:t xml:space="preserve">36.1</w:t>
+              <w:t xml:space="preserve">32.2</w:t>
             </w:r>
           </w:p>
         </w:tc>
@@ -3898,19 +4760,19 @@
               <w:jc w:val="left"/>
             </w:pPr>
             <w:r>
-              <w:t xml:space="preserve">31,928</w:t>
-            </w:r>
-          </w:p>
-        </w:tc>
-        <w:tc>
-          <w:tcPr/>
-          <w:p>
-            <w:pPr>
-              <w:pStyle w:val="Compact"/>
-              <w:jc w:val="left"/>
-            </w:pPr>
-            <w:r>
-              <w:t xml:space="preserve">.049</w:t>
+              <w:t xml:space="preserve">30,360</w:t>
+            </w:r>
+          </w:p>
+        </w:tc>
+        <w:tc>
+          <w:tcPr/>
+          <w:p>
+            <w:pPr>
+              <w:pStyle w:val="Compact"/>
+              <w:jc w:val="left"/>
+            </w:pPr>
+            <w:r>
+              <w:t xml:space="preserve">.039</w:t>
             </w:r>
           </w:p>
         </w:tc>
@@ -3972,19 +4834,19 @@
               <w:jc w:val="left"/>
             </w:pPr>
             <w:r>
-              <w:t xml:space="preserve">29,840</w:t>
-            </w:r>
-          </w:p>
-        </w:tc>
-        <w:tc>
-          <w:tcPr/>
-          <w:p>
-            <w:pPr>
-              <w:pStyle w:val="Compact"/>
-              <w:jc w:val="left"/>
-            </w:pPr>
-            <w:r>
-              <w:t xml:space="preserve">.067</w:t>
+              <w:t xml:space="preserve">28,500</w:t>
+            </w:r>
+          </w:p>
+        </w:tc>
+        <w:tc>
+          <w:tcPr/>
+          <w:p>
+            <w:pPr>
+              <w:pStyle w:val="Compact"/>
+              <w:jc w:val="left"/>
+            </w:pPr>
+            <w:r>
+              <w:t xml:space="preserve">.057</w:t>
             </w:r>
           </w:p>
         </w:tc>
@@ -4000,19 +4862,19 @@
                 <w:bCs/>
                 <w:b/>
               </w:rPr>
-              <w:t xml:space="preserve">34.6</w:t>
-            </w:r>
-          </w:p>
-        </w:tc>
-        <w:tc>
-          <w:tcPr/>
-          <w:p>
-            <w:pPr>
-              <w:pStyle w:val="Compact"/>
-              <w:jc w:val="left"/>
-            </w:pPr>
-            <w:r>
-              <w:t xml:space="preserve">.002</w:t>
+              <w:t xml:space="preserve">25.7</w:t>
+            </w:r>
+          </w:p>
+        </w:tc>
+        <w:tc>
+          <w:tcPr/>
+          <w:p>
+            <w:pPr>
+              <w:pStyle w:val="Compact"/>
+              <w:jc w:val="left"/>
+            </w:pPr>
+            <w:r>
+              <w:t xml:space="preserve">.026</w:t>
             </w:r>
           </w:p>
         </w:tc>
@@ -4173,55 +5035,55 @@
               <w:jc w:val="left"/>
             </w:pPr>
             <w:r>
-              <w:t xml:space="preserve">+1.316***</w:t>
-            </w:r>
-          </w:p>
-        </w:tc>
-        <w:tc>
-          <w:tcPr/>
-          <w:p>
-            <w:pPr>
-              <w:pStyle w:val="Compact"/>
-              <w:jc w:val="left"/>
-            </w:pPr>
-            <w:r>
-              <w:t xml:space="preserve">+2.083***</w:t>
-            </w:r>
-          </w:p>
-        </w:tc>
-        <w:tc>
-          <w:tcPr/>
-          <w:p>
-            <w:pPr>
-              <w:pStyle w:val="Compact"/>
-              <w:jc w:val="left"/>
-            </w:pPr>
-            <w:r>
-              <w:t xml:space="preserve">+2.000***</w:t>
-            </w:r>
-          </w:p>
-        </w:tc>
-        <w:tc>
-          <w:tcPr/>
-          <w:p>
-            <w:pPr>
-              <w:pStyle w:val="Compact"/>
-              <w:jc w:val="left"/>
-            </w:pPr>
-            <w:r>
-              <w:t xml:space="preserve">+2.522***</w:t>
-            </w:r>
-          </w:p>
-        </w:tc>
-        <w:tc>
-          <w:tcPr/>
-          <w:p>
-            <w:pPr>
-              <w:pStyle w:val="Compact"/>
-              <w:jc w:val="left"/>
-            </w:pPr>
-            <w:r>
-              <w:t xml:space="preserve">−5.560***</w:t>
+              <w:t xml:space="preserve">+1.211***</w:t>
+            </w:r>
+          </w:p>
+        </w:tc>
+        <w:tc>
+          <w:tcPr/>
+          <w:p>
+            <w:pPr>
+              <w:pStyle w:val="Compact"/>
+              <w:jc w:val="left"/>
+            </w:pPr>
+            <w:r>
+              <w:t xml:space="preserve">+2.249***</w:t>
+            </w:r>
+          </w:p>
+        </w:tc>
+        <w:tc>
+          <w:tcPr/>
+          <w:p>
+            <w:pPr>
+              <w:pStyle w:val="Compact"/>
+              <w:jc w:val="left"/>
+            </w:pPr>
+            <w:r>
+              <w:t xml:space="preserve">+2.154***</w:t>
+            </w:r>
+          </w:p>
+        </w:tc>
+        <w:tc>
+          <w:tcPr/>
+          <w:p>
+            <w:pPr>
+              <w:pStyle w:val="Compact"/>
+              <w:jc w:val="left"/>
+            </w:pPr>
+            <w:r>
+              <w:t xml:space="preserve">+2.429***</w:t>
+            </w:r>
+          </w:p>
+        </w:tc>
+        <w:tc>
+          <w:tcPr/>
+          <w:p>
+            <w:pPr>
+              <w:pStyle w:val="Compact"/>
+              <w:jc w:val="left"/>
+            </w:pPr>
+            <w:r>
+              <w:t xml:space="preserve">−6.497***</w:t>
             </w:r>
           </w:p>
         </w:tc>
@@ -4247,55 +5109,55 @@
               <w:jc w:val="left"/>
             </w:pPr>
             <w:r>
-              <w:t xml:space="preserve">−1.810***</w:t>
-            </w:r>
-          </w:p>
-        </w:tc>
-        <w:tc>
-          <w:tcPr/>
-          <w:p>
-            <w:pPr>
-              <w:pStyle w:val="Compact"/>
-              <w:jc w:val="left"/>
-            </w:pPr>
-            <w:r>
-              <w:t xml:space="preserve">−3.074***</w:t>
-            </w:r>
-          </w:p>
-        </w:tc>
-        <w:tc>
-          <w:tcPr/>
-          <w:p>
-            <w:pPr>
-              <w:pStyle w:val="Compact"/>
-              <w:jc w:val="left"/>
-            </w:pPr>
-            <w:r>
-              <w:t xml:space="preserve">−2.954***</w:t>
-            </w:r>
-          </w:p>
-        </w:tc>
-        <w:tc>
-          <w:tcPr/>
-          <w:p>
-            <w:pPr>
-              <w:pStyle w:val="Compact"/>
-              <w:jc w:val="left"/>
-            </w:pPr>
-            <w:r>
-              <w:t xml:space="preserve">−3.497***</w:t>
-            </w:r>
-          </w:p>
-        </w:tc>
-        <w:tc>
-          <w:tcPr/>
-          <w:p>
-            <w:pPr>
-              <w:pStyle w:val="Compact"/>
-              <w:jc w:val="left"/>
-            </w:pPr>
-            <w:r>
-              <w:t xml:space="preserve">+8.517***</w:t>
+              <w:t xml:space="preserve">−1.630***</w:t>
+            </w:r>
+          </w:p>
+        </w:tc>
+        <w:tc>
+          <w:tcPr/>
+          <w:p>
+            <w:pPr>
+              <w:pStyle w:val="Compact"/>
+              <w:jc w:val="left"/>
+            </w:pPr>
+            <w:r>
+              <w:t xml:space="preserve">−3.287***</w:t>
+            </w:r>
+          </w:p>
+        </w:tc>
+        <w:tc>
+          <w:tcPr/>
+          <w:p>
+            <w:pPr>
+              <w:pStyle w:val="Compact"/>
+              <w:jc w:val="left"/>
+            </w:pPr>
+            <w:r>
+              <w:t xml:space="preserve">−3.147***</w:t>
+            </w:r>
+          </w:p>
+        </w:tc>
+        <w:tc>
+          <w:tcPr/>
+          <w:p>
+            <w:pPr>
+              <w:pStyle w:val="Compact"/>
+              <w:jc w:val="left"/>
+            </w:pPr>
+            <w:r>
+              <w:t xml:space="preserve">−3.768***</w:t>
+            </w:r>
+          </w:p>
+        </w:tc>
+        <w:tc>
+          <w:tcPr/>
+          <w:p>
+            <w:pPr>
+              <w:pStyle w:val="Compact"/>
+              <w:jc w:val="left"/>
+            </w:pPr>
+            <w:r>
+              <w:t xml:space="preserve">+10.449***</w:t>
             </w:r>
           </w:p>
         </w:tc>
@@ -4333,43 +5195,43 @@
               <w:jc w:val="left"/>
             </w:pPr>
             <w:r>
-              <w:t xml:space="preserve">+0.344***</w:t>
-            </w:r>
-          </w:p>
-        </w:tc>
-        <w:tc>
-          <w:tcPr/>
-          <w:p>
-            <w:pPr>
-              <w:pStyle w:val="Compact"/>
-              <w:jc w:val="left"/>
-            </w:pPr>
-            <w:r>
-              <w:t xml:space="preserve">+0.307***</w:t>
-            </w:r>
-          </w:p>
-        </w:tc>
-        <w:tc>
-          <w:tcPr/>
-          <w:p>
-            <w:pPr>
-              <w:pStyle w:val="Compact"/>
-              <w:jc w:val="left"/>
-            </w:pPr>
-            <w:r>
-              <w:t xml:space="preserve">+0.304***</w:t>
-            </w:r>
-          </w:p>
-        </w:tc>
-        <w:tc>
-          <w:tcPr/>
-          <w:p>
-            <w:pPr>
-              <w:pStyle w:val="Compact"/>
-              <w:jc w:val="left"/>
-            </w:pPr>
-            <w:r>
-              <w:t xml:space="preserve">+0.256***</w:t>
+              <w:t xml:space="preserve">+0.372***</w:t>
+            </w:r>
+          </w:p>
+        </w:tc>
+        <w:tc>
+          <w:tcPr/>
+          <w:p>
+            <w:pPr>
+              <w:pStyle w:val="Compact"/>
+              <w:jc w:val="left"/>
+            </w:pPr>
+            <w:r>
+              <w:t xml:space="preserve">+0.330***</w:t>
+            </w:r>
+          </w:p>
+        </w:tc>
+        <w:tc>
+          <w:tcPr/>
+          <w:p>
+            <w:pPr>
+              <w:pStyle w:val="Compact"/>
+              <w:jc w:val="left"/>
+            </w:pPr>
+            <w:r>
+              <w:t xml:space="preserve">+0.326***</w:t>
+            </w:r>
+          </w:p>
+        </w:tc>
+        <w:tc>
+          <w:tcPr/>
+          <w:p>
+            <w:pPr>
+              <w:pStyle w:val="Compact"/>
+              <w:jc w:val="left"/>
+            </w:pPr>
+            <w:r>
+              <w:t xml:space="preserve">+0.279***</w:t>
             </w:r>
           </w:p>
         </w:tc>
@@ -4407,31 +5269,31 @@
               <w:jc w:val="left"/>
             </w:pPr>
             <w:r>
-              <w:t xml:space="preserve">−0.144</w:t>
-            </w:r>
-          </w:p>
-        </w:tc>
-        <w:tc>
-          <w:tcPr/>
-          <w:p>
-            <w:pPr>
-              <w:pStyle w:val="Compact"/>
-              <w:jc w:val="left"/>
-            </w:pPr>
-            <w:r>
-              <w:t xml:space="preserve">+0.113</w:t>
-            </w:r>
-          </w:p>
-        </w:tc>
-        <w:tc>
-          <w:tcPr/>
-          <w:p>
-            <w:pPr>
-              <w:pStyle w:val="Compact"/>
-              <w:jc w:val="left"/>
-            </w:pPr>
-            <w:r>
-              <w:t xml:space="preserve">+0.134</w:t>
+              <w:t xml:space="preserve">−0.090</w:t>
+            </w:r>
+          </w:p>
+        </w:tc>
+        <w:tc>
+          <w:tcPr/>
+          <w:p>
+            <w:pPr>
+              <w:pStyle w:val="Compact"/>
+              <w:jc w:val="left"/>
+            </w:pPr>
+            <w:r>
+              <w:t xml:space="preserve">+0.159</w:t>
+            </w:r>
+          </w:p>
+        </w:tc>
+        <w:tc>
+          <w:tcPr/>
+          <w:p>
+            <w:pPr>
+              <w:pStyle w:val="Compact"/>
+              <w:jc w:val="left"/>
+            </w:pPr>
+            <w:r>
+              <w:t xml:space="preserve">+0.158</w:t>
             </w:r>
           </w:p>
         </w:tc>
@@ -4481,31 +5343,31 @@
               <w:jc w:val="left"/>
             </w:pPr>
             <w:r>
-              <w:t xml:space="preserve">−0.137</w:t>
-            </w:r>
-          </w:p>
-        </w:tc>
-        <w:tc>
-          <w:tcPr/>
-          <w:p>
-            <w:pPr>
-              <w:pStyle w:val="Compact"/>
-              <w:jc w:val="left"/>
-            </w:pPr>
-            <w:r>
-              <w:t xml:space="preserve">−0.418</w:t>
-            </w:r>
-          </w:p>
-        </w:tc>
-        <w:tc>
-          <w:tcPr/>
-          <w:p>
-            <w:pPr>
-              <w:pStyle w:val="Compact"/>
-              <w:jc w:val="left"/>
-            </w:pPr>
-            <w:r>
-              <w:t xml:space="preserve">−0.398</w:t>
+              <w:t xml:space="preserve">−0.227</w:t>
+            </w:r>
+          </w:p>
+        </w:tc>
+        <w:tc>
+          <w:tcPr/>
+          <w:p>
+            <w:pPr>
+              <w:pStyle w:val="Compact"/>
+              <w:jc w:val="left"/>
+            </w:pPr>
+            <w:r>
+              <w:t xml:space="preserve">−0.493†</w:t>
+            </w:r>
+          </w:p>
+        </w:tc>
+        <w:tc>
+          <w:tcPr/>
+          <w:p>
+            <w:pPr>
+              <w:pStyle w:val="Compact"/>
+              <w:jc w:val="left"/>
+            </w:pPr>
+            <w:r>
+              <w:t xml:space="preserve">−0.433</w:t>
             </w:r>
           </w:p>
         </w:tc>
@@ -4567,31 +5429,31 @@
               <w:jc w:val="left"/>
             </w:pPr>
             <w:r>
-              <w:t xml:space="preserve">+0.155***</w:t>
-            </w:r>
-          </w:p>
-        </w:tc>
-        <w:tc>
-          <w:tcPr/>
-          <w:p>
-            <w:pPr>
-              <w:pStyle w:val="Compact"/>
-              <w:jc w:val="left"/>
-            </w:pPr>
-            <w:r>
-              <w:t xml:space="preserve">+0.145***</w:t>
-            </w:r>
-          </w:p>
-        </w:tc>
-        <w:tc>
-          <w:tcPr/>
-          <w:p>
-            <w:pPr>
-              <w:pStyle w:val="Compact"/>
-              <w:jc w:val="left"/>
-            </w:pPr>
-            <w:r>
-              <w:t xml:space="preserve">+0.181***</w:t>
+              <w:t xml:space="preserve">+0.172***</w:t>
+            </w:r>
+          </w:p>
+        </w:tc>
+        <w:tc>
+          <w:tcPr/>
+          <w:p>
+            <w:pPr>
+              <w:pStyle w:val="Compact"/>
+              <w:jc w:val="left"/>
+            </w:pPr>
+            <w:r>
+              <w:t xml:space="preserve">+0.160***</w:t>
+            </w:r>
+          </w:p>
+        </w:tc>
+        <w:tc>
+          <w:tcPr/>
+          <w:p>
+            <w:pPr>
+              <w:pStyle w:val="Compact"/>
+              <w:jc w:val="left"/>
+            </w:pPr>
+            <w:r>
+              <w:t xml:space="preserve">+0.198***</w:t>
             </w:r>
           </w:p>
         </w:tc>
@@ -4641,19 +5503,19 @@
               <w:jc w:val="left"/>
             </w:pPr>
             <w:r>
-              <w:t xml:space="preserve">−0.614***</w:t>
-            </w:r>
-          </w:p>
-        </w:tc>
-        <w:tc>
-          <w:tcPr/>
-          <w:p>
-            <w:pPr>
-              <w:pStyle w:val="Compact"/>
-              <w:jc w:val="left"/>
-            </w:pPr>
-            <w:r>
-              <w:t xml:space="preserve">−0.780***</w:t>
+              <w:t xml:space="preserve">−0.588***</w:t>
+            </w:r>
+          </w:p>
+        </w:tc>
+        <w:tc>
+          <w:tcPr/>
+          <w:p>
+            <w:pPr>
+              <w:pStyle w:val="Compact"/>
+              <w:jc w:val="left"/>
+            </w:pPr>
+            <w:r>
+              <w:t xml:space="preserve">−0.786***</w:t>
             </w:r>
           </w:p>
         </w:tc>
@@ -4715,19 +5577,19 @@
               <w:jc w:val="left"/>
             </w:pPr>
             <w:r>
-              <w:t xml:space="preserve">+0.766**</w:t>
-            </w:r>
-          </w:p>
-        </w:tc>
-        <w:tc>
-          <w:tcPr/>
-          <w:p>
-            <w:pPr>
-              <w:pStyle w:val="Compact"/>
-              <w:jc w:val="left"/>
-            </w:pPr>
-            <w:r>
-              <w:t xml:space="preserve">+0.994***</w:t>
+              <w:t xml:space="preserve">+0.726**</w:t>
+            </w:r>
+          </w:p>
+        </w:tc>
+        <w:tc>
+          <w:tcPr/>
+          <w:p>
+            <w:pPr>
+              <w:pStyle w:val="Compact"/>
+              <w:jc w:val="left"/>
+            </w:pPr>
+            <w:r>
+              <w:t xml:space="preserve">+0.982***</w:t>
             </w:r>
           </w:p>
         </w:tc>
@@ -4801,7 +5663,7 @@
               <w:jc w:val="left"/>
             </w:pPr>
             <w:r>
-              <w:t xml:space="preserve">+0.007*</w:t>
+              <w:t xml:space="preserve">+0.018***</w:t>
             </w:r>
           </w:p>
         </w:tc>
@@ -4875,7 +5737,7 @@
               <w:jc w:val="left"/>
             </w:pPr>
             <w:r>
-              <w:t xml:space="preserve">+0.185***</w:t>
+              <w:t xml:space="preserve">+0.202***</w:t>
             </w:r>
           </w:p>
         </w:tc>
@@ -4961,7 +5823,7 @@
               <w:jc w:val="left"/>
             </w:pPr>
             <w:r>
-              <w:t xml:space="preserve">+0.729***</w:t>
+              <w:t xml:space="preserve">+0.592***</w:t>
             </w:r>
           </w:p>
         </w:tc>
@@ -5035,7 +5897,7 @@
               <w:jc w:val="left"/>
             </w:pPr>
             <w:r>
-              <w:t xml:space="preserve">+1.636***</w:t>
+              <w:t xml:space="preserve">+1.849***</w:t>
             </w:r>
           </w:p>
         </w:tc>
@@ -5109,7 +5971,7 @@
               <w:jc w:val="left"/>
             </w:pPr>
             <w:r>
-              <w:t xml:space="preserve">−2.501***</w:t>
+              <w:t xml:space="preserve">−2.932***</w:t>
             </w:r>
           </w:p>
         </w:tc>
@@ -5135,55 +5997,55 @@
               <w:jc w:val="left"/>
             </w:pPr>
             <w:r>
-              <w:t xml:space="preserve">84,910</w:t>
-            </w:r>
-          </w:p>
-        </w:tc>
-        <w:tc>
-          <w:tcPr/>
-          <w:p>
-            <w:pPr>
-              <w:pStyle w:val="Compact"/>
-              <w:jc w:val="left"/>
-            </w:pPr>
-            <w:r>
-              <w:t xml:space="preserve">38,051</w:t>
-            </w:r>
-          </w:p>
-        </w:tc>
-        <w:tc>
-          <w:tcPr/>
-          <w:p>
-            <w:pPr>
-              <w:pStyle w:val="Compact"/>
-              <w:jc w:val="left"/>
-            </w:pPr>
-            <w:r>
-              <w:t xml:space="preserve">37,940</w:t>
-            </w:r>
-          </w:p>
-        </w:tc>
-        <w:tc>
-          <w:tcPr/>
-          <w:p>
-            <w:pPr>
-              <w:pStyle w:val="Compact"/>
-              <w:jc w:val="left"/>
-            </w:pPr>
-            <w:r>
-              <w:t xml:space="preserve">35,568</w:t>
-            </w:r>
-          </w:p>
-        </w:tc>
-        <w:tc>
-          <w:tcPr/>
-          <w:p>
-            <w:pPr>
-              <w:pStyle w:val="Compact"/>
-              <w:jc w:val="left"/>
-            </w:pPr>
-            <w:r>
-              <w:t xml:space="preserve">31,928</w:t>
+              <w:t xml:space="preserve">82,302</w:t>
+            </w:r>
+          </w:p>
+        </w:tc>
+        <w:tc>
+          <w:tcPr/>
+          <w:p>
+            <w:pPr>
+              <w:pStyle w:val="Compact"/>
+              <w:jc w:val="left"/>
+            </w:pPr>
+            <w:r>
+              <w:t xml:space="preserve">36,481</w:t>
+            </w:r>
+          </w:p>
+        </w:tc>
+        <w:tc>
+          <w:tcPr/>
+          <w:p>
+            <w:pPr>
+              <w:pStyle w:val="Compact"/>
+              <w:jc w:val="left"/>
+            </w:pPr>
+            <w:r>
+              <w:t xml:space="preserve">36,372</w:t>
+            </w:r>
+          </w:p>
+        </w:tc>
+        <w:tc>
+          <w:tcPr/>
+          <w:p>
+            <w:pPr>
+              <w:pStyle w:val="Compact"/>
+              <w:jc w:val="left"/>
+            </w:pPr>
+            <w:r>
+              <w:t xml:space="preserve">34,228</w:t>
+            </w:r>
+          </w:p>
+        </w:tc>
+        <w:tc>
+          <w:tcPr/>
+          <w:p>
+            <w:pPr>
+              <w:pStyle w:val="Compact"/>
+              <w:jc w:val="left"/>
+            </w:pPr>
+            <w:r>
+              <w:t xml:space="preserve">30,360</w:t>
             </w:r>
           </w:p>
         </w:tc>
@@ -5209,55 +6071,55 @@
               <w:jc w:val="left"/>
             </w:pPr>
             <w:r>
-              <w:t xml:space="preserve">.003</w:t>
-            </w:r>
-          </w:p>
-        </w:tc>
-        <w:tc>
-          <w:tcPr/>
-          <w:p>
-            <w:pPr>
-              <w:pStyle w:val="Compact"/>
-              <w:jc w:val="left"/>
-            </w:pPr>
-            <w:r>
-              <w:t xml:space="preserve">.025</w:t>
-            </w:r>
-          </w:p>
-        </w:tc>
-        <w:tc>
-          <w:tcPr/>
-          <w:p>
-            <w:pPr>
-              <w:pStyle w:val="Compact"/>
-              <w:jc w:val="left"/>
-            </w:pPr>
-            <w:r>
-              <w:t xml:space="preserve">.030</w:t>
-            </w:r>
-          </w:p>
-        </w:tc>
-        <w:tc>
-          <w:tcPr/>
-          <w:p>
-            <w:pPr>
-              <w:pStyle w:val="Compact"/>
-              <w:jc w:val="left"/>
-            </w:pPr>
-            <w:r>
-              <w:t xml:space="preserve">.035</w:t>
-            </w:r>
-          </w:p>
-        </w:tc>
-        <w:tc>
-          <w:tcPr/>
-          <w:p>
-            <w:pPr>
-              <w:pStyle w:val="Compact"/>
-              <w:jc w:val="left"/>
-            </w:pPr>
-            <w:r>
-              <w:t xml:space="preserve">.049</w:t>
+              <w:t xml:space="preserve">.002</w:t>
+            </w:r>
+          </w:p>
+        </w:tc>
+        <w:tc>
+          <w:tcPr/>
+          <w:p>
+            <w:pPr>
+              <w:pStyle w:val="Compact"/>
+              <w:jc w:val="left"/>
+            </w:pPr>
+            <w:r>
+              <w:t xml:space="preserve">.028</w:t>
+            </w:r>
+          </w:p>
+        </w:tc>
+        <w:tc>
+          <w:tcPr/>
+          <w:p>
+            <w:pPr>
+              <w:pStyle w:val="Compact"/>
+              <w:jc w:val="left"/>
+            </w:pPr>
+            <w:r>
+              <w:t xml:space="preserve">.033</w:t>
+            </w:r>
+          </w:p>
+        </w:tc>
+        <w:tc>
+          <w:tcPr/>
+          <w:p>
+            <w:pPr>
+              <w:pStyle w:val="Compact"/>
+              <w:jc w:val="left"/>
+            </w:pPr>
+            <w:r>
+              <w:t xml:space="preserve">.042</w:t>
+            </w:r>
+          </w:p>
+        </w:tc>
+        <w:tc>
+          <w:tcPr/>
+          <w:p>
+            <w:pPr>
+              <w:pStyle w:val="Compact"/>
+              <w:jc w:val="left"/>
+            </w:pPr>
+            <w:r>
+              <w:t xml:space="preserve">.039</w:t>
             </w:r>
           </w:p>
         </w:tc>
@@ -5278,7 +6140,7 @@
         <w:t xml:space="preserve"> </w:t>
       </w:r>
       <w:r>
-        <w:t xml:space="preserve">HC1 robust SEs. *** p &lt; .001, ** p &lt; .01, * p &lt; .05, † p &lt; .10. Controls (female_owner, foreign_own_pct, firm_age, ln_size) included in M7–M10 but not reported for space. M11 (N=29,840, AdjR²=.067, TP=34.6%, LM p=.002): DAI×ICRV=+0.060*, three-way FSTS×DAI×ICRV=−0.001 (NS), mgr_experience=+0.009**, FSTS×mgr=−0.019†, mgr_female=+0.187***, female_owner=+0.128**.</w:t>
+        <w:t xml:space="preserve">HC1 robust SEs. *** p &lt; .001, ** p &lt; .01, * p &lt; .05, † p &lt; .10. Controls (female_owner, foreign_own_pct, firm_age, ln_size) included in M7–M10 but not reported for space. M11 (N=28,500, AdjR²=.057, TP=25.7%, LM p=.026): DAI×ICRV=+0.052*, three-way FSTS×DAI×ICRV=−0.016 (NS), mgr_experience=+0.022***, FSTS×mgr=+0.007 (NS), mgr_female=+0.210***, female_owner=+0.122**.</w:t>
       </w:r>
     </w:p>
     <w:p>
@@ -5288,8 +6150,8 @@
         </w:pict>
       </w:r>
     </w:p>
-    <w:bookmarkEnd w:id="75"/>
-    <w:bookmarkStart w:id="76" w:name="X09b5d89c7c8f35bf9d25d1bfe47da72b2ba58bf"/>
+    <w:bookmarkEnd w:id="81"/>
+    <w:bookmarkStart w:id="84" w:name="X09b5d89c7c8f35bf9d25d1bfe47da72b2ba58bf"/>
     <w:p>
       <w:pPr>
         <w:pStyle w:val="Heading2"/>
@@ -5325,8 +6187,78 @@
         </w:pict>
       </w:r>
     </w:p>
-    <w:bookmarkEnd w:id="76"/>
-    <w:bookmarkEnd w:id="77"/>
+    <w:p>
+      <w:pPr>
+        <w:pStyle w:val="FirstParagraph"/>
+      </w:pPr>
+      <w:r>
+        <w:rPr>
+          <w:iCs/>
+          <w:i/>
+        </w:rPr>
+        <w:t xml:space="preserve">Corresponding author: Phan Anh Tu, School of Economics, Can Tho University,</w:t>
+      </w:r>
+      <w:r>
+        <w:rPr>
+          <w:iCs/>
+          <w:i/>
+        </w:rPr>
+        <w:t xml:space="preserve"> </w:t>
+      </w:r>
+      <w:hyperlink r:id="rId82">
+        <w:r>
+          <w:rPr>
+            <w:rStyle w:val="Hyperlink"/>
+            <w:iCs/>
+            <w:i/>
+          </w:rPr>
+          <w:t xml:space="preserve">patu@ctu.edu.vn</w:t>
+        </w:r>
+      </w:hyperlink>
+      <w:r>
+        <w:rPr>
+          <w:iCs/>
+          <w:i/>
+        </w:rPr>
+        <w:t xml:space="preserve">, ORCID: 0000-0003-0667-3137</w:t>
+      </w:r>
+      <w:r>
+        <w:br/>
+      </w:r>
+      <w:r>
+        <w:rPr>
+          <w:iCs/>
+          <w:i/>
+        </w:rPr>
+        <w:t xml:space="preserve">First author: Do Thuy Huong, Vinh Long University of Technology Education,</w:t>
+      </w:r>
+      <w:r>
+        <w:rPr>
+          <w:iCs/>
+          <w:i/>
+        </w:rPr>
+        <w:t xml:space="preserve"> </w:t>
+      </w:r>
+      <w:hyperlink r:id="rId83">
+        <w:r>
+          <w:rPr>
+            <w:rStyle w:val="Hyperlink"/>
+            <w:iCs/>
+            <w:i/>
+          </w:rPr>
+          <w:t xml:space="preserve">huongdt@vlute.edu.vn</w:t>
+        </w:r>
+      </w:hyperlink>
+      <w:r>
+        <w:rPr>
+          <w:iCs/>
+          <w:i/>
+        </w:rPr>
+        <w:t xml:space="preserve">, ORCID: 0000-0002-7711-2487</w:t>
+      </w:r>
+    </w:p>
+    <w:bookmarkEnd w:id="84"/>
+    <w:bookmarkEnd w:id="85"/>
     <w:sectPr>
       <w:pgSz w:h="16838" w:w="11906"/>
       <w:pgMar w:bottom="1417" w:left="1417" w:right="1417" w:top="1417"/>

--- a/p7/submission/jibs_package/01_manuscript_blinded.docx
+++ b/p7/submission/jibs_package/01_manuscript_blinded.docx
@@ -82,55 +82,7 @@
         <w:pStyle w:val="FirstParagraph"/>
       </w:pPr>
       <w:r>
-        <w:t xml:space="preserve">The central unresolved question in research on the internationalization–performance (I–P) relationship is not whether the relationship is non-linear, but what determines</w:t>
-      </w:r>
-      <w:r>
-        <w:t xml:space="preserve"> </w:t>
-      </w:r>
-      <w:r>
-        <w:rPr>
-          <w:iCs/>
-          <w:i/>
-        </w:rPr>
-        <w:t xml:space="preserve">where</w:t>
-      </w:r>
-      <w:r>
-        <w:t xml:space="preserve"> </w:t>
-      </w:r>
-      <w:r>
-        <w:t xml:space="preserve">its performance-maximising optimum falls. We develop and test an integrated multi-level account in which the inverted-U is universal in form but its shape is</w:t>
-      </w:r>
-      <w:r>
-        <w:t xml:space="preserve"> </w:t>
-      </w:r>
-      <w:r>
-        <w:rPr>
-          <w:iCs/>
-          <w:i/>
-        </w:rPr>
-        <w:t xml:space="preserve">jointly conditioned</w:t>
-      </w:r>
-      <w:r>
-        <w:t xml:space="preserve"> </w:t>
-      </w:r>
-      <w:r>
-        <w:t xml:space="preserve">by the institutional regime in which a firm operates and by the firm's digital capability, with the institutional regime governing the curve's amplitude and digital capability reshaping it, the latter operating as a partial</w:t>
-      </w:r>
-      <w:r>
-        <w:t xml:space="preserve"> </w:t>
-      </w:r>
-      <w:r>
-        <w:rPr>
-          <w:iCs/>
-          <w:i/>
-        </w:rPr>
-        <w:t xml:space="preserve">substitute</w:t>
-      </w:r>
-      <w:r>
-        <w:t xml:space="preserve"> </w:t>
-      </w:r>
-      <w:r>
-        <w:t xml:space="preserve">for institutional strength rather than as a uniform enhancer. Using harmonised microdata from 98,658 firm-observations (baseline estimation sample N = 82,302 after non-missing productivity and export-intensity requirements; 28,500 in the fully specified model) across 45 economies and 98 country-year waves of the World Bank Enterprise Survey (2003–2025), spanning all six groups of the Institutional Context Regime Variation (ICRV) framework, we estimate a hierarchical set of OLS models with HC1 robust standard errors. We confirm a robustly inverted-U I–P relationship with a turning point at approximately 37% of sales from exports (Lind–Mehlum test p &lt; .001; confirmed in M11 at TP=25.7%, p=.026). Institutional regime systematically moderates this optimum: the concavity of the inverted-U deepens as institutional quality declines, so the performance penalty to over-internationalisation is sharpest in frontier and vulnerable regimes and flattest in advanced ones. Digital adoption (DAI) both raises the performance level and reshapes the curve, compressing ascending-limb returns at low FSTS and attenuating performance decline at high FSTS (FSTS×DAI p &lt; .01; FSTS²×DAI p &lt; .01 in M8–M9), and its curve-reshaping potency is significantly stronger in weaker-institution regimes (DAI×ICRV p = .049), consistent with digital-for-institutional substitution. Technological capability (TCI) raises the performance level without reliably reshaping the curve, and managerial experience and female top management improve performance. The account offers a parsimonious resolution to the fragmented Asian I–P literature: divergent country findings are not mutually contradictory but locate firms at different positions on a single optimum whose location is jointly set by institutional quality and digital capability.</w:t>
+        <w:t xml:space="preserve">The central unresolved question in research on the internationalization–performance (I–P) relationship is not whether it is non-linear, but what determines where its performance-maximising optimum falls. We develop and test an integrated multi-level account in which the inverted-U is universal in form but jointly conditioned by a firm's institutional regime and digital capability, the regime governing the curve's amplitude and digital capability reshaping it as a partial substitute for institutional strength. Using harmonised World Bank Enterprise Survey microdata (baseline N = 82,302; 45 economies; 98 country-year waves, 2003–2025) spanning all six Institutional Context Regime Variation (ICRV) groups, we estimate hierarchical OLS models. The I–P relationship is robustly inverted-U with a turning point near 37% export intensity (Lind–Mehlum p &lt; .001). Institutional regime moderates this optimum: concavity deepens as institutional quality declines, so the over-internationalisation penalty is sharpest in frontier and vulnerable regimes. Digital adoption both raises performance and reshapes the curve, its reshaping potency significantly stronger in weaker-institution regimes (DAI×ICRV p = .049), consistent with digital-for-institutional substitution. The account resolves the fragmented Asian I–P literature: divergent country findings locate firms at different positions on a single optimum jointly set by institutional quality and digital capability.</w:t>
       </w:r>
     </w:p>
     <w:p>

--- a/p7/submission/jibs_package/01_manuscript_blinded.docx
+++ b/p7/submission/jibs_package/01_manuscript_blinded.docx
@@ -2,7 +2,7 @@
 <file path=word/document.xml><?xml version="1.0" encoding="utf-8"?>
 <w:document xmlns:w="http://schemas.openxmlformats.org/wordprocessingml/2006/main" xmlns:m="http://schemas.openxmlformats.org/officeDocument/2006/math" xmlns:r="http://schemas.openxmlformats.org/officeDocument/2006/relationships" xmlns:o="urn:schemas-microsoft-com:office:office" xmlns:v="urn:schemas-microsoft-com:vml" xmlns:w10="urn:schemas-microsoft-com:office:word" xmlns:a="http://schemas.openxmlformats.org/drawingml/2006/main" xmlns:pic="http://schemas.openxmlformats.org/drawingml/2006/picture" xmlns:wp="http://schemas.openxmlformats.org/drawingml/2006/wordprocessingDrawing">
   <w:body>
-    <w:bookmarkStart w:id="85" w:name="Xdb894c26febb3cc9442dfb5c539bd48c4fb3517"/>
+    <w:bookmarkStart w:id="86" w:name="Xdb894c26febb3cc9442dfb5c539bd48c4fb3517"/>
     <w:p>
       <w:pPr>
         <w:pStyle w:val="Heading1"/>
@@ -162,7 +162,7 @@
         <w:pStyle w:val="BodyText"/>
       </w:pPr>
       <w:r>
-        <w:t xml:space="preserve">This paper addresses that gap. We pool 98,658 firm-observations from 45 Asian and Pacific economies spanning 2003–2025, harmonised from the World Bank Enterprise Survey (WBES); after imposing non-missing productivity and export-intensity requirements, the baseline estimation sample is 82,302 firm-observations (falling to 28,500 in the fully specified model M11). Our sample spans all six ICRV regime groups, from advanced innovation-driven economies (Singapore, Korea, Taiwan, HongKong, Israel) to Pacific Small Island Developing States (Vanuatu, Solomon Islands, Fiji, Tonga, Samoa, Kiribati, Papua New Guinea, Timor-Leste) and Gulf advanced-resource economies (Bahrain, Kuwait, Qatar, Brunei, Saudi Arabia), classified through the Institutional Context Regime Variation (ICRV) framework that anchors the broader dissertation programme of which this study is part.</w:t>
+        <w:t xml:space="preserve">This paper addresses that gap. We pool 98,658 firm-observations from 45 Asian and Pacific economies spanning 2003–2025, harmonised from the World Bank Enterprise Survey (WBES); after imposing non-missing productivity and export-intensity requirements, the baseline estimation sample is 82,302 firm-observations (falling to 28,500 in the fully specified model M11). Our sample spans all six ICRV regime groups, from advanced innovation-driven economies (Singapore, Korea, Taiwan, HongKong, Israel) to Pacific Small Island Developing States (Vanuatu, Solomon Islands, Fiji, Tonga, Samoa, Kiribati, Papua New Guinea, Timor-Leste) and Gulf advanced-resource economies (Bahrain, Kuwait, Qatar, Brunei, Saudi Arabia), classified through the Institutional Context Regime Variation (ICRV) framework that anchors a broader multi-country research programme of which this study is part.</w:t>
       </w:r>
     </w:p>
     <w:p>
@@ -500,7 +500,7 @@
         <w:pStyle w:val="BodyText"/>
       </w:pPr>
       <w:r>
-        <w:t xml:space="preserve">In the Asian context, three country-specific studies in our broader dissertation programme provide prior evidence. For Vietnam (P3), the inverted-U is confirmed with a turning point at 39–46% using a WBES-based instrumental variable design. For China (P5), an inverted-U turning point of 47–49% is replicated across specifications with Paternoster cross-cohort tests (p = .545). For Singapore (P4), the relationship is predominantly positive with a very late turning point (~82%), consistent with near-monotonic returns in a high-institutional, digitally saturated economy. Pooled across a much larger and institutionally heterogeneous sample, we expect the inverted-U to emerge at an intermediate turning point.</w:t>
+        <w:t xml:space="preserve">In the Asian context, three companion country-specific studies provide prior evidence. For Vietnam (companion study), the inverted-U is confirmed with a turning point at 39–46% using a WBES-based instrumental variable design. For China (companion study), an inverted-U turning point of 47–49% is replicated across specifications with Paternoster cross-cohort tests (p = .545). For Singapore (companion study), the relationship is predominantly positive with a very late turning point (~82%), consistent with near-monotonic returns in a high-institutional, digitally saturated economy. Pooled across a much larger and institutionally heterogeneous sample, we expect the inverted-U to emerge at an intermediate turning point.</w:t>
       </w:r>
     </w:p>
     <w:p>
@@ -557,7 +557,15 @@
         <w:pStyle w:val="BodyText"/>
       </w:pPr>
       <w:r>
-        <w:t xml:space="preserve">This prediction is consistent with P3 Vietnam (β(TCI) = +0.179, IV-identified) and P5 China (β(TCI) increasing from +0.28 to +0.43 across cohorts), both showing TCI as a positive level shifter. P4 Singapore shows negligible TCI moderation of the curve, likely because near-universal adoption in a high-ICRV economy leaves insufficient variance for moderation.</w:t>
+        <w:t xml:space="preserve">This amplification logic carries a built-in scope condition that the multi-economy design lets us test directly. Curve reshaping, as opposed to a parallel level lift, requires that the marginal productivity return to technological capability itself vary along the export-intensity range, which in turn presumes an institutional environment that lets capability translate into differential cross-border returns: enforceable contracts, protectable intellectual property, and functioning technology-transfer channels. Where those complements are present, the amplifier mechanism should operate; where they are unevenly distributed, as they necessarily are across forty-five economies spanning six institutional regimes, firm-level capability and the curvature it would reshape are no longer aligned, and the amplification predicted within any single institutional setting may average out in the pool. We therefore advance H2 as a curve-amplifier hypothesis while recognising a competing prediction, that in an institutionally heterogeneous pool TCI survives as a robust level shifter but its curvature-reshaping signal attenuates. Adjudicating between these is itself informative: a null curvature interaction in the pool, set against the curve moderation documented in single-country studies, would localise capability-driven reshaping as an institutionally contingent rather than universal phenomenon.</w:t>
+      </w:r>
+    </w:p>
+    <w:p>
+      <w:pPr>
+        <w:pStyle w:val="BodyText"/>
+      </w:pPr>
+      <w:r>
+        <w:t xml:space="preserve">This prediction is consistent with the companion Vietnam study (β(TCI) = +0.179, IV-identified) and the companion China study (β(TCI) increasing from +0.28 to +0.43 across cohorts), both showing TCI as a positive level shifter. the companion Singapore study shows negligible TCI moderation of the curve, likely because near-universal adoption in a high-ICRV economy leaves insufficient variance for moderation.</w:t>
       </w:r>
     </w:p>
     <w:p>
@@ -593,7 +601,15 @@
         <w:pStyle w:val="FirstParagraph"/>
       </w:pPr>
       <w:r>
-        <w:t xml:space="preserve">Digital adoption, measured through website presence and electronic-payment share, has been associated with reduced communication and transaction costs (Verhoef et al., 2021). In the CDCM (Context-Contingent Digital Capability Model) developed in the dissertation, DAI's effect depends on the interaction of regime quality, FSTS level, and digital market saturation (Đỗ &amp; Phan, 2024). Specifically, in institutionally advanced economies where digital infrastructure is mature, DAI provides universal performance lifts (as in P4 Singapore: β(DAI) positive and significant). In emerging-economy contexts with substantial selection into digital adoption (P3 Vietnam: IV-estimated β(DAI) ≈ 0, consistent with selection bias in OLS), DAI's curve-shaping role is attenuated. Across the pooled multi-economy sample, we expect DAI to raise performance levels broadly across the sample (level effect). In a fully specified model that also accounts for managerial quality, which correlates with digital adoption, the residual DAI variation may reveal a capability-complementarity curve effect: digitally equipped firms at low FSTS face sunk adoption costs that compress near-term productivity, while digital infrastructure supports coordination efficiency at high FSTS where cross-border management demands are greatest.</w:t>
+        <w:t xml:space="preserve">Digital adoption, measured through website presence and electronic-payment share, has been associated with reduced communication and transaction costs (Verhoef et al., 2021). In the CDCM (Context-Contingent Digital Capability Model) developed in related work in this programme, DAI's effect depends on the interaction of regime quality, FSTS level, and digital market saturation (Authors, 2024). Specifically, in institutionally advanced economies where digital infrastructure is mature, DAI provides universal performance lifts (as in the companion Singapore study: β(DAI) positive and significant). In emerging-economy contexts with substantial selection into digital adoption (the companion Vietnam study: IV-estimated β(DAI) ≈ 0, consistent with selection bias in OLS), DAI's curve-shaping role is attenuated. Across the pooled multi-economy sample, we expect DAI to raise performance levels broadly across the sample (level effect). In a fully specified model that also accounts for managerial quality, which correlates with digital adoption, the residual DAI variation may reveal a capability-complementarity curve effect: digitally equipped firms at low FSTS face sunk adoption costs that compress near-term productivity, while digital infrastructure supports coordination efficiency at high FSTS where cross-border management demands are greatest.</w:t>
+      </w:r>
+    </w:p>
+    <w:p>
+      <w:pPr>
+        <w:pStyle w:val="BodyText"/>
+      </w:pPr>
+      <w:r>
+        <w:t xml:space="preserve">The predicted curve signature, a negative FSTS×DAI interaction paired with a positive FSTS²×DAI interaction, admits two non-exclusive readings that the present design cannot fully separate, and we flag the ambiguity rather than assume it away. The first is a substantive coordination mechanism: foundational digital interfaces lower the marginal cost of managing geographically dispersed transactions, so their performance contribution is small for domestically oriented firms but rises precisely where cross-border coordination demands are heaviest, flattening the descending limb. The second is a selection or sunk-cost artefact: firms that adopt low-cost digital tools may be disproportionately those facing binding productivity constraints, or may carry near-term adoption costs not yet amortised, depressing the ascending-limb slope without any causal coordination benefit. Both mechanisms generate the same observable curvature, so a significant interaction is consistent with either; we return to this identification limit in the discussion and treat the level effect, for which selection works against rather than toward the hypothesis, as the more robustly interpretable component.</w:t>
       </w:r>
     </w:p>
     <w:p>
@@ -673,7 +689,63 @@
         <w:pStyle w:val="BodyText"/>
       </w:pPr>
       <w:r>
-        <w:t xml:space="preserve">We operationalise institutional regime through the ICRV classification system developed in the dissertation: six groups ranging from Group I (Advanced innovation-driven: Singapore, Korea, Taiwan, Israel) to Group VI (SIDS and small open economies: Vanuatu, Solomon Islands, Timor-Leste). Higher ICRV group numbers denote weaker institutions. We expect positive FSTS×ICRV and negative FSTS²×ICRV interactions in Group III–VI compared to Group I (stronger institutions = higher Group I coefficient), which is observationally equivalent to the turning point occurring later in lower-quality institutional environments.</w:t>
+        <w:t xml:space="preserve">We operationalise institutional regime through the ICRV classification system developed in related work in this programme: six groups ranging from Group I (Advanced innovation-driven: Singapore, Korea, Taiwan, Israel) to Group VI (SIDS and small open economies: Vanuatu, Solomon Islands, Timor-Leste). Higher ICRV group numbers denote weaker institutions.</w:t>
+      </w:r>
+    </w:p>
+    <w:p>
+      <w:pPr>
+        <w:pStyle w:val="BodyText"/>
+      </w:pPr>
+      <w:r>
+        <w:t xml:space="preserve">It is important to separate two observationally distinct ways in which institutions can moderate an inverted-U, because they carry different empirical signatures and the prior literature has not kept them apart. The first is</w:t>
+      </w:r>
+      <w:r>
+        <w:t xml:space="preserve"> </w:t>
+      </w:r>
+      <w:r>
+        <w:rPr>
+          <w:iCs/>
+          <w:i/>
+        </w:rPr>
+        <w:t xml:space="preserve">location</w:t>
+      </w:r>
+      <w:r>
+        <w:t xml:space="preserve"> </w:t>
+      </w:r>
+      <w:r>
+        <w:t xml:space="preserve">moderation: institutions shift the performance-maximising turning point along the FSTS axis, so the optimum occurs at a systematically different export share across regimes. The second is</w:t>
+      </w:r>
+      <w:r>
+        <w:t xml:space="preserve"> </w:t>
+      </w:r>
+      <w:r>
+        <w:rPr>
+          <w:iCs/>
+          <w:i/>
+        </w:rPr>
+        <w:t xml:space="preserve">amplitude</w:t>
+      </w:r>
+      <w:r>
+        <w:t xml:space="preserve"> </w:t>
+      </w:r>
+      <w:r>
+        <w:t xml:space="preserve">moderation: institutions govern the concavity, or sharpness, of the curve, holding the approximate location of the peak roughly constant while making the over-internationalisation penalty steeper or flatter. A transaction-cost reading of North (1990) is consistent with either: weaker institutions raise the coordination and contracting costs that bend the curve downward at high export commitment, which can manifest as an earlier peak, a sharper concave decline, or both. Because the two signatures are not equivalent, we state H5 at the level of curve moderation and treat the</w:t>
+      </w:r>
+      <w:r>
+        <w:t xml:space="preserve"> </w:t>
+      </w:r>
+      <w:r>
+        <w:rPr>
+          <w:iCs/>
+          <w:i/>
+        </w:rPr>
+        <w:t xml:space="preserve">form</w:t>
+      </w:r>
+      <w:r>
+        <w:t xml:space="preserve"> </w:t>
+      </w:r>
+      <w:r>
+        <w:t xml:space="preserve">the moderation takes, location versus amplitude, as an empirical question the multi-economy design is built to adjudicate. We expect positive FSTS×ICRV and negative FSTS²×ICRV interactions in Group III–VI relative to Group I (a higher Group I baseline coefficient), the negative quadratic interaction implying a deepening concavity as institutions weaken.</w:t>
       </w:r>
     </w:p>
     <w:p>
@@ -691,7 +763,7 @@
         <w:t xml:space="preserve"> </w:t>
       </w:r>
       <w:r>
-        <w:t xml:space="preserve">The ICRV institutional regime positively moderates the I–P relationship: firms in higher-quality institutional environments (lower ICRV group number) achieve the performance-maximising export intensity at lower FSTS levels.</w:t>
+        <w:t xml:space="preserve">The ICRV institutional regime systematically moderates the I–P curve. As institutional quality declines (higher ICRV group number), the concavity of the inverted-U deepens, so the marginal penalty to over-internationalisation is sharper in weaker-institution regimes; whether this operates primarily by relocating the turning point or by amplifying the curvature is adjudicated empirically.</w:t>
       </w:r>
     </w:p>
     <w:bookmarkEnd w:id="27"/>
@@ -709,7 +781,7 @@
         <w:pStyle w:val="FirstParagraph"/>
       </w:pPr>
       <w:r>
-        <w:t xml:space="preserve">The Context-Contingent Digital Capability Model (CDCM) developed in this dissertation programme predicts that the I–P curve-reshaping role of digital adoption is not uniform across institutional environments. In institutionally advanced economies (ICRV Group I–II), digital infrastructure is near-universal and close to the competitive baseline, the marginal performance differentiation from website and e-payment adoption is accordingly lower. In institutionally weaker economies (ICRV Group IV–VI), digital adoption remains differentiating: digital market access tools lower the liability-of-foreignness cost and provide cross-border coordination support that institutional voids cannot substitute. The DAI×ICRV interaction therefore tests whether digital capabilities' curve-reshaping potency (established in H3) varies systematically across the institutional spectrum, specifically, whether compressing the ascending limb and buffering performance decline at high FSTS are more pronounced in weaker-institution economies.</w:t>
+        <w:t xml:space="preserve">The Context-Contingent Digital Capability Model (CDCM) developed in this research programme predicts that the I–P curve-reshaping role of digital adoption is not uniform across institutional environments. In institutionally advanced economies (ICRV Group I–II), digital infrastructure is near-universal and close to the competitive baseline, the marginal performance differentiation from website and e-payment adoption is accordingly lower. In institutionally weaker economies (ICRV Group IV–VI), digital adoption remains differentiating: digital market access tools lower the liability-of-foreignness cost and provide cross-border coordination support that institutional voids cannot substitute. The DAI×ICRV interaction therefore tests whether digital capabilities' curve-reshaping potency (established in H3) varies systematically across the institutional spectrum, specifically, whether compressing the ascending limb and buffering performance decline at high FSTS are more pronounced in weaker-institution economies.</w:t>
       </w:r>
     </w:p>
     <w:p>
@@ -981,6 +1053,72 @@
       </w:pPr>
       <w:r>
         <w:t xml:space="preserve">For moderation tests (M7–M11), we include interaction terms FSTS×moderator and FSTS²×moderator. The joint significance of the two interaction terms is tested with an F-test; we report both the joint p-value and individual coefficient p-values.</w:t>
+      </w:r>
+    </w:p>
+    <w:p>
+      <w:pPr>
+        <w:pStyle w:val="BodyText"/>
+      </w:pPr>
+      <w:r>
+        <w:rPr>
+          <w:bCs/>
+          <w:b/>
+        </w:rPr>
+        <w:t xml:space="preserve">Identification and the interpretation of estimates.</w:t>
+      </w:r>
+      <w:r>
+        <w:t xml:space="preserve"> </w:t>
+      </w:r>
+      <w:r>
+        <w:t xml:space="preserve">The WBES is cross-sectional within each wave, so our coefficients describe within-survey-year associations rather than panel-tracked causal effects, and we adopt the disciplined-language posture recommended for design-constrained inference (Meyer, van Witteloostuijn, &amp; Beugelsdijk, 2017), reporting associations throughout. Two endogeneity channels warrant explicit attention. The first is selection into exporting: more productive firms are more likely to export and to export intensively, which biases the</w:t>
+      </w:r>
+      <w:r>
+        <w:t xml:space="preserve"> </w:t>
+      </w:r>
+      <w:r>
+        <w:rPr>
+          <w:iCs/>
+          <w:i/>
+        </w:rPr>
+        <w:t xml:space="preserve">linear</w:t>
+      </w:r>
+      <w:r>
+        <w:t xml:space="preserve"> </w:t>
+      </w:r>
+      <w:r>
+        <w:t xml:space="preserve">FSTS coefficient upward. This channel, however, operates primarily on the level and slope rather than on the sign of the curvature; for selection to manufacture a spurious inverted-U it would have to induce a non-monotone relationship between unobserved productivity and export intensity, a far more demanding condition than simple positive sorting. The second is reverse causality between digital adoption and productivity, which would inflate the DAI</w:t>
+      </w:r>
+      <w:r>
+        <w:t xml:space="preserve"> </w:t>
+      </w:r>
+      <w:r>
+        <w:rPr>
+          <w:iCs/>
+          <w:i/>
+        </w:rPr>
+        <w:t xml:space="preserve">main</w:t>
+      </w:r>
+      <w:r>
+        <w:t xml:space="preserve"> </w:t>
+      </w:r>
+      <w:r>
+        <w:t xml:space="preserve">effect; because selection of productivity-constrained firms into low-cost digital tools (Section 2.4) works</w:t>
+      </w:r>
+      <w:r>
+        <w:t xml:space="preserve"> </w:t>
+      </w:r>
+      <w:r>
+        <w:rPr>
+          <w:iCs/>
+          <w:i/>
+        </w:rPr>
+        <w:t xml:space="preserve">against</w:t>
+      </w:r>
+      <w:r>
+        <w:t xml:space="preserve"> </w:t>
+      </w:r>
+      <w:r>
+        <w:t xml:space="preserve">a positive level coefficient, the estimated DAI premium is, if anything, conservative. We bound these concerns three ways: the country-year fixed-effects benchmark (M5) absorbs all unobserved time-invariant and wave-specific country heterogeneity, including price levels, exchange-rate regimes, and macro shocks, and the inverted-U survives it (TP = 39.5%, LM p &lt; .001); the firm-level instrumental-variable design deployed in the Vietnam study (companion study) returns a null instrumented DAI coefficient, corroborating that the OLS digital premium is partly selection-driven; and the curvature result is reproduced under the most demanding three-way specification (M11). A firm-level IV is not available at scale across all forty-five economies, which we record as a boundary on causal interpretation.</w:t>
       </w:r>
     </w:p>
     <w:bookmarkEnd w:id="32"/>
@@ -1173,7 +1311,7 @@
         <w:t xml:space="preserve"> </w:t>
       </w:r>
       <w:r>
-        <w:t xml:space="preserve">TCI raises the performance level consistently across specifications, but neither the ascending nor descending limb amplification reaches significance. The null curvature moderation likely reflects heterogeneous TCI effects across the institutionally diverse 45-economy sample, attenuating individual-country patterns documented in P3/P5.</w:t>
+        <w:t xml:space="preserve">TCI raises the performance level consistently across specifications, but neither the ascending nor descending limb amplification reaches significance. The null curvature moderation likely reflects heterogeneous TCI effects across the institutionally diverse 45-economy sample, attenuating individual-country patterns documented in the companion Vietnam and China studies.</w:t>
       </w:r>
     </w:p>
     <w:bookmarkEnd w:id="37"/>
@@ -1520,7 +1658,7 @@
     </w:p>
     <w:bookmarkEnd w:id="42"/>
     <w:bookmarkEnd w:id="43"/>
-    <w:bookmarkStart w:id="50" w:name="X735612638e4e736e4693e459c258977262c0dfc"/>
+    <w:bookmarkStart w:id="51" w:name="X735612638e4e736e4693e459c258977262c0dfc"/>
     <w:p>
       <w:pPr>
         <w:pStyle w:val="Heading2"/>
@@ -1692,7 +1830,7 @@
         <w:t xml:space="preserve"> </w:t>
       </w:r>
       <w:r>
-        <w:t xml:space="preserve">separates two roles that the capabilities literature often conflates. Technological capability raises the performance level across the curve but does not reliably relocate the optimum in the pooled sample (Section 5.3), whereas institutional regime relocates the optimum without uniformly lifting the level. Distinguishing optimum-relocating forces from level-shifting forces clarifies why country-specific capability findings (e.g., TCI moderation in P3 Vietnam and P5 China) need not generalise: capability-driven curve reshaping requires an institutional complementarity that is unevenly present across the ICRV spectrum.</w:t>
+        <w:t xml:space="preserve">separates two roles that the capabilities literature often conflates. Technological capability raises the performance level across the curve but does not reliably relocate the optimum in the pooled sample (Section 5.3), whereas institutional regime relocates the optimum without uniformly lifting the level. Distinguishing optimum-relocating forces from level-shifting forces clarifies why country-specific capability findings (e.g., TCI moderation in the companion Vietnam and China studies) need not generalise: capability-driven curve reshaping requires an institutional complementarity that is unevenly present across the ICRV spectrum.</w:t>
       </w:r>
     </w:p>
     <w:p>
@@ -1752,7 +1890,7 @@
         <w:pStyle w:val="FirstParagraph"/>
       </w:pPr>
       <w:r>
-        <w:t xml:space="preserve">The finding that TCI raises the performance level without reliably reshaping the I–P curve in the pooled sample distinguishes the cross-economy result from country-specific evidence. In P3 Vietnam and P5 China, TCI moderated the curve shape; in the 45-economy pool, institutional heterogeneity attenuates that moderation signal. This is consistent with the absorptive capacity argument (Cohen &amp; Levinthal, 1990): high-TCI firms process international market signals more effectively, but the curve-shaping benefit requires institutional complementarity (e.g., strong IP protection, technology transfer infrastructure) that is inconsistently present across the full ICRV spectrum. The practical implication is that technological capability raises the performance floor universally, but its curve-reshaping role is context-contingent and cannot be assumed at scale.</w:t>
+        <w:t xml:space="preserve">The finding that TCI raises the performance level without reliably reshaping the I–P curve in the pooled sample distinguishes the cross-economy result from country-specific evidence. In the companion Vietnam and China studies, TCI moderated the curve shape; in the 45-economy pool, institutional heterogeneity attenuates that moderation signal. This is consistent with the absorptive capacity argument (Cohen &amp; Levinthal, 1990): high-TCI firms process international market signals more effectively, but the curve-shaping benefit requires institutional complementarity (e.g., strong IP protection, technology transfer infrastructure) that is inconsistently present across the full ICRV spectrum. The practical implication is that technological capability raises the performance floor universally, but its curve-reshaping role is context-contingent and cannot be assumed at scale.</w:t>
       </w:r>
     </w:p>
     <w:bookmarkEnd w:id="46"/>
@@ -1773,6 +1911,46 @@
         <w:t xml:space="preserve">The capability-complementarity curve reshaping found for DAI in M9, and the significant DAI×ICRV interaction (β = +0.052, p = .049) in M11, provides the first multi-economy evidence for the CDCM prediction that digital capabilities' performance effects are context-contingent. In institutionally stronger economies (Group I–II), digital infrastructure is near-universal and therefore provides competitive advantage only to early adopters at the margin; in weaker institutional environments (Group IV–VI), digital adoption remains differentiating. The implication is that policies promoting digitalisation in frontier economies are likely to generate stronger firm-level returns per unit of adoption than equivalent policies in advanced economies.</w:t>
       </w:r>
     </w:p>
+    <w:p>
+      <w:pPr>
+        <w:pStyle w:val="BodyText"/>
+      </w:pPr>
+      <w:r>
+        <w:t xml:space="preserve">The pattern of significance across the two- and three-way terms is itself substantively informative and should be read as a structural boundary rather than a weakness of the evidence. The two-way DAI×ICRV interaction is significant (β = +0.052, p = .049) while the three-way FSTS×DAI×ICRV term is null: digital capability raises and protects the performance</w:t>
+      </w:r>
+      <w:r>
+        <w:t xml:space="preserve"> </w:t>
+      </w:r>
+      <w:r>
+        <w:rPr>
+          <w:iCs/>
+          <w:i/>
+        </w:rPr>
+        <w:t xml:space="preserve">level</w:t>
+      </w:r>
+      <w:r>
+        <w:t xml:space="preserve"> </w:t>
+      </w:r>
+      <w:r>
+        <w:t xml:space="preserve">more in weaker-institution regimes, but it does not detectably reshape the</w:t>
+      </w:r>
+      <w:r>
+        <w:t xml:space="preserve"> </w:t>
+      </w:r>
+      <w:r>
+        <w:rPr>
+          <w:iCs/>
+          <w:i/>
+        </w:rPr>
+        <w:t xml:space="preserve">curvature</w:t>
+      </w:r>
+      <w:r>
+        <w:t xml:space="preserve"> </w:t>
+      </w:r>
+      <w:r>
+        <w:t xml:space="preserve">of the I–P function across the institutional gradient. We interpret this asymmetry as the signature of substitution operating at the level rather than the shape. The substitution mechanism, foundational digital tools standing in for the contract-enforcement and market-information functions that strong institutions otherwise supply, is powerful enough to lift the productivity floor where institutions are thin, but the surface-level Tier-1 and Tier-2 capabilities the WBES captures (a static website, an electronic-payment facility) are too thin an instrument to bend the second-order curvature of the export-performance trade-off in high-friction markets. The two-way result is therefore best read as a strong directional signal at the level margin rather than a settled magnitude, and the null three-way as a boundary on what surface digitalisation can accomplish, not as a refutation of the substitution logic. Reading the borderline p = .049 with appropriate caution, we frame the substitution claim as the most theoretically consequential and empirically supported component of the digital story, while leaving the curvature-reshaping potential of richer (Tier 3–4) digital capabilities as an open question for future data.</w:t>
+      </w:r>
+    </w:p>
     <w:bookmarkEnd w:id="47"/>
     <w:bookmarkStart w:id="48" w:name="Xa40539f42ceb0265beaf64c7d98f70ca0ae101a"/>
     <w:p>
@@ -1830,7 +2008,89 @@
         <w:pStyle w:val="FirstParagraph"/>
       </w:pPr>
       <w:r>
-        <w:t xml:space="preserve">Three inferential constraints bound these findings. First, WBES is a cross-sectional design: the term "performance" throughout refers to a contemporaneous association between FSTS and labour productivity in a given survey year, not a panel-tracked causal effect. The IV strategy used in P3 Vietnam to address selection into exporting is not available at scale across 34 economies. Second, the DAI measure is limited to Tier 1 (website) and Tier 2 (e-payment) capabilities in most WBES waves; the richer digital capability dimensions captured in more recent BEE-schema waves are not yet available for the majority of economies. Third, the dataset covers 45 ICRV-mapped economies across six regime groups; Oman's only available wave (2003) lacks the core productivity and export-intensity items and so does not enter the estimation sample. Future waves of the Oman WBES would sharpen Group II estimates.</w:t>
+        <w:t xml:space="preserve">Five inferential constraints bound these findings. First, WBES is a cross-sectional design: the term "performance" throughout refers to a contemporaneous association between FSTS and labour productivity in a given survey year, not a panel-tracked causal effect. The IV strategy used in the companion Vietnam study to address selection into exporting is not available at scale across all forty-five economies, and as Section 2.4 notes the negative ascending-limb interaction for digital adoption cannot be fully separated from a selection-driven reading; the level effects, against which selection works, are the more securely interpretable estimates.</w:t>
+      </w:r>
+    </w:p>
+    <w:p>
+      <w:pPr>
+        <w:pStyle w:val="BodyText"/>
+      </w:pPr>
+      <w:r>
+        <w:t xml:space="preserve">Second, the DAI measure is limited to Tier 1 (website) and Tier 2 (e-payment) capabilities in most WBES waves; the richer digital-capability dimensions captured in more recent BEE-schema waves are not yet available for the majority of economies. This measurement floor is the most plausible explanation for the null three-way curvature interaction (Section 5.4) and bounds the substitution claim to the surface-digital layer.</w:t>
+      </w:r>
+    </w:p>
+    <w:p>
+      <w:pPr>
+        <w:pStyle w:val="BodyText"/>
+      </w:pPr>
+      <w:r>
+        <w:t xml:space="preserve">Third, the ICRV construct, although central to the contribution, is an author-constructed ordinal scale and warrants validation scrutiny. The strongly positive ICRV level coefficient (β = +0.592) reflects higher nominal sales-per-worker in lower-price-level economies rather than a substantive institutional level effect, so ICRV partly co-varies with the development and price level of an economy. We mitigate this in two ways, by absorbing price levels through country-year fixed effects in the level benchmark (M5) and by reading the institutional claim off the</w:t>
+      </w:r>
+      <w:r>
+        <w:t xml:space="preserve"> </w:t>
+      </w:r>
+      <w:r>
+        <w:rPr>
+          <w:iCs/>
+          <w:i/>
+        </w:rPr>
+        <w:t xml:space="preserve">interaction</w:t>
+      </w:r>
+      <w:r>
+        <w:t xml:space="preserve"> </w:t>
+      </w:r>
+      <w:r>
+        <w:t xml:space="preserve">terms rather than the main effect; nevertheless, the ordinal scale cannot fully disentangle institutional quality from broader development. Future work should validate ICRV against external governance indices (for example, the Worldwide Governance Indicators) and test whether a continuous institutional-quality measure reproduces the concavity gradient.</w:t>
+      </w:r>
+    </w:p>
+    <w:p>
+      <w:pPr>
+        <w:pStyle w:val="BodyText"/>
+      </w:pPr>
+      <w:r>
+        <w:t xml:space="preserve">Fourth, the sampling frame is deliberately Asia-Pacific, so the relocated-optimum and substitution results should be generalised to other regions only with caution until replicated; the transcontinental-exclusion robustness check (Section 3.1) guards internal consistency but not external transportability. Fifth, productivity and the focal predictors are drawn from the same firm survey instrument, raising a common-source concern, although the objective, register-style nature of the items (sales, worker counts, certification, website presence) limits its severity.</w:t>
+      </w:r>
+    </w:p>
+    <w:p>
+      <w:pPr>
+        <w:pStyle w:val="BodyText"/>
+      </w:pPr>
+      <w:r>
+        <w:t xml:space="preserve">A final coverage note: the dataset covers 45 ICRV-mapped economies across six regime groups; Oman's only available wave (2003) lacks the core productivity and export-intensity items and so does not enter the estimation sample. Future waves of the Oman WBES would sharpen Group II estimates.</w:t>
+      </w:r>
+    </w:p>
+    <w:bookmarkEnd w:id="49"/>
+    <w:bookmarkStart w:id="50" w:name="X53bfa9f9d740332653d495f3805327b6b3f6785"/>
+    <w:p>
+      <w:pPr>
+        <w:pStyle w:val="Heading3"/>
+      </w:pPr>
+      <w:r>
+        <w:t xml:space="preserve">5.7 Practical and Policy Implications</w:t>
+      </w:r>
+    </w:p>
+    <w:p>
+      <w:pPr>
+        <w:pStyle w:val="FirstParagraph"/>
+      </w:pPr>
+      <w:r>
+        <w:t xml:space="preserve">The relocated-optimum logic translates into a sequencing rule for managers rather than a uniform prescription to internationalise. Because the performance-maximising export intensity sits near 37% of sales in the pooled frame, firms below that threshold are on the ascending limb, where the binding task is removing barriers to export expansion and the marginal return to additional foreign sales is positive. Firms already beyond their regime-specific optimum face a different problem: the constraint is coordination capacity, not market access, and further export commitment erodes productivity, most steeply in weaker-institution regimes where the concavity is sharpest. The same model therefore prescribes opposite actions, expand versus consolidate, depending on a firm's position on a curve whose location managers can in principle estimate from their own export share and institutional context.</w:t>
+      </w:r>
+    </w:p>
+    <w:p>
+      <w:pPr>
+        <w:pStyle w:val="BodyText"/>
+      </w:pPr>
+      <w:r>
+        <w:t xml:space="preserve">For digital strategy, the substitution result implies that foundational digitalisation is a higher-leverage instrument precisely where institutions are weakest. In frontier and vulnerable regimes, basic digital interfaces partly stand in for the contract-enforcement and market-information functions that thin institutions fail to provide, so the per-unit performance return to adoption is largest there; in digitally saturated advanced economies the same investment is closer to a competitive-parity hygiene factor. Managers in weak-institution settings should thus sequence foundational digital adoption alongside, not after, export expansion, while those in advanced economies should look beyond Tier 1–2 tools to deeper digital capabilities for differentiation. Technological capability, by contrast, is best read as a baseline performance lever that lifts the floor across all export intensities rather than a curve-shifting intervention.</w:t>
+      </w:r>
+    </w:p>
+    <w:p>
+      <w:pPr>
+        <w:pStyle w:val="BodyText"/>
+      </w:pPr>
+      <w:r>
+        <w:t xml:space="preserve">For policy, the findings sharpen where digitalisation support yields the highest social return. Programmes that subsidise or de-risk foundational firm digital adoption are likely to generate stronger firm-level productivity gains in frontier and small-island economies than equivalent programmes in advanced ones, making digital public infrastructure a complement to, and partial near-term substitute for, the slower work of institutional reform. At the same time, the steep descending-limb penalty in weak-institution regimes cautions against export-promotion policies that push firms toward maximal foreign-sales intensity irrespective of coordination capacity; institutional development that flattens the concavity remains the first-best lever for raising the returns to deep internationalisation.</w:t>
       </w:r>
     </w:p>
     <w:p>
@@ -1840,9 +2100,9 @@
         </w:pict>
       </w:r>
     </w:p>
-    <w:bookmarkEnd w:id="49"/>
     <w:bookmarkEnd w:id="50"/>
-    <w:bookmarkStart w:id="51" w:name="X56025c6d9dbf7520f7a7df11f905cdd09f46e4a"/>
+    <w:bookmarkEnd w:id="51"/>
+    <w:bookmarkStart w:id="52" w:name="X56025c6d9dbf7520f7a7df11f905cdd09f46e4a"/>
     <w:p>
       <w:pPr>
         <w:pStyle w:val="Heading2"/>
@@ -1882,13 +2142,49 @@
         </w:pict>
       </w:r>
     </w:p>
-    <w:bookmarkEnd w:id="51"/>
-    <w:bookmarkStart w:id="80" w:name="references"/>
+    <w:bookmarkEnd w:id="52"/>
+    <w:bookmarkStart w:id="54" w:name="data-availability-and-acknowledgements"/>
     <w:p>
       <w:pPr>
         <w:pStyle w:val="Heading2"/>
       </w:pPr>
       <w:r>
+        <w:t xml:space="preserve">Data Availability and Acknowledgements</w:t>
+      </w:r>
+    </w:p>
+    <w:p>
+      <w:pPr>
+        <w:pStyle w:val="FirstParagraph"/>
+      </w:pPr>
+      <w:r>
+        <w:t xml:space="preserve">The microdata analysed in this study are publicly available from the World Bank Enterprise Surveys (</w:t>
+      </w:r>
+      <w:hyperlink r:id="rId53">
+        <w:r>
+          <w:rPr>
+            <w:rStyle w:val="Hyperlink"/>
+          </w:rPr>
+          <w:t xml:space="preserve">www.enterprisesurveys.org</w:t>
+        </w:r>
+      </w:hyperlink>
+      <w:r>
+        <w:t xml:space="preserve">). The authors gratefully acknowledge the World Bank Enterprise Analysis Unit for collecting and curating the data; the findings, interpretations, and conclusions are those of the authors and do not necessarily reflect the views of the World Bank. Harmonisation code and replication materials are available from the authors on reasonable request.</w:t>
+      </w:r>
+    </w:p>
+    <w:p>
+      <w:r>
+        <w:pict>
+          <v:rect style="width:0;height:1.5pt" o:hralign="center" o:hrstd="t" o:hr="t"/>
+        </w:pict>
+      </w:r>
+    </w:p>
+    <w:bookmarkEnd w:id="54"/>
+    <w:bookmarkStart w:id="83" w:name="references"/>
+    <w:p>
+      <w:pPr>
+        <w:pStyle w:val="Heading2"/>
+      </w:pPr>
+      <w:r>
         <w:t xml:space="preserve">References</w:t>
       </w:r>
     </w:p>
@@ -1936,7 +2232,7 @@
       <w:r>
         <w:t xml:space="preserve"> </w:t>
       </w:r>
-      <w:hyperlink r:id="rId52">
+      <w:hyperlink r:id="rId55">
         <w:r>
           <w:rPr>
             <w:rStyle w:val="Hyperlink"/>
@@ -1992,7 +2288,7 @@
       <w:r>
         <w:t xml:space="preserve"> </w:t>
       </w:r>
-      <w:hyperlink r:id="rId53">
+      <w:hyperlink r:id="rId56">
         <w:r>
           <w:rPr>
             <w:rStyle w:val="Hyperlink"/>
@@ -2024,7 +2320,7 @@
       <w:r>
         <w:t xml:space="preserve"> </w:t>
       </w:r>
-      <w:hyperlink r:id="rId54">
+      <w:hyperlink r:id="rId57">
         <w:r>
           <w:rPr>
             <w:rStyle w:val="Hyperlink"/>
@@ -2080,7 +2376,7 @@
       <w:r>
         <w:t xml:space="preserve"> </w:t>
       </w:r>
-      <w:hyperlink r:id="rId55">
+      <w:hyperlink r:id="rId58">
         <w:r>
           <w:rPr>
             <w:rStyle w:val="Hyperlink"/>
@@ -2112,7 +2408,7 @@
       <w:r>
         <w:t xml:space="preserve"> </w:t>
       </w:r>
-      <w:hyperlink r:id="rId56">
+      <w:hyperlink r:id="rId59">
         <w:r>
           <w:rPr>
             <w:rStyle w:val="Hyperlink"/>
@@ -2144,7 +2440,7 @@
       <w:r>
         <w:t xml:space="preserve"> </w:t>
       </w:r>
-      <w:hyperlink r:id="rId57">
+      <w:hyperlink r:id="rId60">
         <w:r>
           <w:rPr>
             <w:rStyle w:val="Hyperlink"/>
@@ -2176,7 +2472,7 @@
       <w:r>
         <w:t xml:space="preserve"> </w:t>
       </w:r>
-      <w:hyperlink r:id="rId58">
+      <w:hyperlink r:id="rId61">
         <w:r>
           <w:rPr>
             <w:rStyle w:val="Hyperlink"/>
@@ -2208,7 +2504,7 @@
       <w:r>
         <w:t xml:space="preserve"> </w:t>
       </w:r>
-      <w:hyperlink r:id="rId59">
+      <w:hyperlink r:id="rId62">
         <w:r>
           <w:rPr>
             <w:rStyle w:val="Hyperlink"/>
@@ -2240,7 +2536,7 @@
       <w:r>
         <w:t xml:space="preserve"> </w:t>
       </w:r>
-      <w:hyperlink r:id="rId60">
+      <w:hyperlink r:id="rId63">
         <w:r>
           <w:rPr>
             <w:rStyle w:val="Hyperlink"/>
@@ -2254,7 +2550,7 @@
         <w:pStyle w:val="BodyText"/>
       </w:pPr>
       <w:r>
-        <w:t xml:space="preserve">Đỗ, T. H., &amp; Phan, A. T. (2024).</w:t>
+        <w:t xml:space="preserve">Authors. (2024).</w:t>
       </w:r>
       <w:r>
         <w:t xml:space="preserve"> </w:t>
@@ -2267,7 +2563,7 @@
         <w:t xml:space="preserve">Internationalization and firm performance: A meta-analysis for Asia-Pacific economies</w:t>
       </w:r>
       <w:r>
-        <w:t xml:space="preserve">. Paper presented at the International Conference on Business, Economics, and Finance (ICBEF 2024). Can Tho University.</w:t>
+        <w:t xml:space="preserve">. Paper presented at an international conference on business, economics, and finance. [Author details removed for blind review.]</w:t>
       </w:r>
     </w:p>
     <w:p>
@@ -2293,7 +2589,7 @@
       <w:r>
         <w:t xml:space="preserve"> </w:t>
       </w:r>
-      <w:hyperlink r:id="rId61">
+      <w:hyperlink r:id="rId64">
         <w:r>
           <w:rPr>
             <w:rStyle w:val="Hyperlink"/>
@@ -2325,7 +2621,7 @@
       <w:r>
         <w:t xml:space="preserve"> </w:t>
       </w:r>
-      <w:hyperlink r:id="rId62">
+      <w:hyperlink r:id="rId65">
         <w:r>
           <w:rPr>
             <w:rStyle w:val="Hyperlink"/>
@@ -2378,7 +2674,7 @@
       <w:r>
         <w:t xml:space="preserve"> </w:t>
       </w:r>
-      <w:hyperlink r:id="rId63">
+      <w:hyperlink r:id="rId66">
         <w:r>
           <w:rPr>
             <w:rStyle w:val="Hyperlink"/>
@@ -2410,7 +2706,7 @@
       <w:r>
         <w:t xml:space="preserve"> </w:t>
       </w:r>
-      <w:hyperlink r:id="rId64">
+      <w:hyperlink r:id="rId67">
         <w:r>
           <w:rPr>
             <w:rStyle w:val="Hyperlink"/>
@@ -2487,7 +2783,7 @@
       <w:r>
         <w:t xml:space="preserve"> </w:t>
       </w:r>
-      <w:hyperlink r:id="rId65">
+      <w:hyperlink r:id="rId68">
         <w:r>
           <w:rPr>
             <w:rStyle w:val="Hyperlink"/>
@@ -2519,7 +2815,7 @@
       <w:r>
         <w:t xml:space="preserve"> </w:t>
       </w:r>
-      <w:hyperlink r:id="rId66">
+      <w:hyperlink r:id="rId69">
         <w:r>
           <w:rPr>
             <w:rStyle w:val="Hyperlink"/>
@@ -2572,7 +2868,7 @@
       <w:r>
         <w:t xml:space="preserve"> </w:t>
       </w:r>
-      <w:hyperlink r:id="rId67">
+      <w:hyperlink r:id="rId70">
         <w:r>
           <w:rPr>
             <w:rStyle w:val="Hyperlink"/>
@@ -2604,7 +2900,7 @@
       <w:r>
         <w:t xml:space="preserve"> </w:t>
       </w:r>
-      <w:hyperlink r:id="rId68">
+      <w:hyperlink r:id="rId71">
         <w:r>
           <w:rPr>
             <w:rStyle w:val="Hyperlink"/>
@@ -2636,7 +2932,7 @@
       <w:r>
         <w:t xml:space="preserve"> </w:t>
       </w:r>
-      <w:hyperlink r:id="rId69">
+      <w:hyperlink r:id="rId72">
         <w:r>
           <w:rPr>
             <w:rStyle w:val="Hyperlink"/>
@@ -2668,7 +2964,7 @@
       <w:r>
         <w:t xml:space="preserve"> </w:t>
       </w:r>
-      <w:hyperlink r:id="rId70">
+      <w:hyperlink r:id="rId73">
         <w:r>
           <w:rPr>
             <w:rStyle w:val="Hyperlink"/>
@@ -2700,7 +2996,7 @@
       <w:r>
         <w:t xml:space="preserve"> </w:t>
       </w:r>
-      <w:hyperlink r:id="rId71">
+      <w:hyperlink r:id="rId74">
         <w:r>
           <w:rPr>
             <w:rStyle w:val="Hyperlink"/>
@@ -2774,7 +3070,7 @@
       <w:r>
         <w:t xml:space="preserve"> </w:t>
       </w:r>
-      <w:hyperlink r:id="rId72">
+      <w:hyperlink r:id="rId75">
         <w:r>
           <w:rPr>
             <w:rStyle w:val="Hyperlink"/>
@@ -2827,7 +3123,7 @@
       <w:r>
         <w:t xml:space="preserve"> </w:t>
       </w:r>
-      <w:hyperlink r:id="rId73">
+      <w:hyperlink r:id="rId76">
         <w:r>
           <w:rPr>
             <w:rStyle w:val="Hyperlink"/>
@@ -2883,7 +3179,7 @@
       <w:r>
         <w:t xml:space="preserve"> </w:t>
       </w:r>
-      <w:hyperlink r:id="rId74">
+      <w:hyperlink r:id="rId77">
         <w:r>
           <w:rPr>
             <w:rStyle w:val="Hyperlink"/>
@@ -2936,7 +3232,7 @@
       <w:r>
         <w:t xml:space="preserve"> </w:t>
       </w:r>
-      <w:hyperlink r:id="rId75">
+      <w:hyperlink r:id="rId78">
         <w:r>
           <w:rPr>
             <w:rStyle w:val="Hyperlink"/>
@@ -2968,7 +3264,7 @@
       <w:r>
         <w:t xml:space="preserve"> </w:t>
       </w:r>
-      <w:hyperlink r:id="rId76">
+      <w:hyperlink r:id="rId79">
         <w:r>
           <w:rPr>
             <w:rStyle w:val="Hyperlink"/>
@@ -3000,7 +3296,7 @@
       <w:r>
         <w:t xml:space="preserve"> </w:t>
       </w:r>
-      <w:hyperlink r:id="rId77">
+      <w:hyperlink r:id="rId80">
         <w:r>
           <w:rPr>
             <w:rStyle w:val="Hyperlink"/>
@@ -3032,7 +3328,7 @@
       <w:r>
         <w:t xml:space="preserve"> </w:t>
       </w:r>
-      <w:hyperlink r:id="rId78">
+      <w:hyperlink r:id="rId81">
         <w:r>
           <w:rPr>
             <w:rStyle w:val="Hyperlink"/>
@@ -3064,7 +3360,7 @@
       <w:r>
         <w:t xml:space="preserve"> </w:t>
       </w:r>
-      <w:hyperlink r:id="rId78">
+      <w:hyperlink r:id="rId81">
         <w:r>
           <w:rPr>
             <w:rStyle w:val="Hyperlink"/>
@@ -3144,7 +3440,7 @@
       <w:r>
         <w:t xml:space="preserve"> </w:t>
       </w:r>
-      <w:hyperlink r:id="rId79">
+      <w:hyperlink r:id="rId82">
         <w:r>
           <w:rPr>
             <w:rStyle w:val="Hyperlink"/>
@@ -3221,7 +3517,7 @@
       <w:r>
         <w:t xml:space="preserve"> </w:t>
       </w:r>
-      <w:hyperlink r:id="rId79">
+      <w:hyperlink r:id="rId82">
         <w:r>
           <w:rPr>
             <w:rStyle w:val="Hyperlink"/>
@@ -3258,8 +3554,8 @@
         </w:pict>
       </w:r>
     </w:p>
-    <w:bookmarkEnd w:id="80"/>
-    <w:bookmarkStart w:id="81" w:name="appendix-a-model-sequence"/>
+    <w:bookmarkEnd w:id="83"/>
+    <w:bookmarkStart w:id="84" w:name="appendix-a-model-sequence"/>
     <w:p>
       <w:pPr>
         <w:pStyle w:val="Heading2"/>
@@ -6102,8 +6398,8 @@
         </w:pict>
       </w:r>
     </w:p>
-    <w:bookmarkEnd w:id="81"/>
-    <w:bookmarkStart w:id="84" w:name="X09b5d89c7c8f35bf9d25d1bfe47da72b2ba58bf"/>
+    <w:bookmarkEnd w:id="84"/>
+    <w:bookmarkStart w:id="85" w:name="X09b5d89c7c8f35bf9d25d1bfe47da72b2ba58bf"/>
     <w:p>
       <w:pPr>
         <w:pStyle w:val="Heading2"/>
@@ -6144,73 +6440,11 @@
         <w:pStyle w:val="FirstParagraph"/>
       </w:pPr>
       <w:r>
-        <w:rPr>
-          <w:iCs/>
-          <w:i/>
-        </w:rPr>
-        <w:t xml:space="preserve">Corresponding author: Phan Anh Tu, School of Economics, Can Tho University,</w:t>
-      </w:r>
-      <w:r>
-        <w:rPr>
-          <w:iCs/>
-          <w:i/>
-        </w:rPr>
-        <w:t xml:space="preserve"> </w:t>
-      </w:r>
-      <w:hyperlink r:id="rId82">
-        <w:r>
-          <w:rPr>
-            <w:rStyle w:val="Hyperlink"/>
-            <w:iCs/>
-            <w:i/>
-          </w:rPr>
-          <w:t xml:space="preserve">patu@ctu.edu.vn</w:t>
-        </w:r>
-      </w:hyperlink>
-      <w:r>
-        <w:rPr>
-          <w:iCs/>
-          <w:i/>
-        </w:rPr>
-        <w:t xml:space="preserve">, ORCID: 0000-0003-0667-3137</w:t>
-      </w:r>
-      <w:r>
-        <w:br/>
-      </w:r>
-      <w:r>
-        <w:rPr>
-          <w:iCs/>
-          <w:i/>
-        </w:rPr>
-        <w:t xml:space="preserve">First author: Do Thuy Huong, Vinh Long University of Technology Education,</w:t>
-      </w:r>
-      <w:r>
-        <w:rPr>
-          <w:iCs/>
-          <w:i/>
-        </w:rPr>
-        <w:t xml:space="preserve"> </w:t>
-      </w:r>
-      <w:hyperlink r:id="rId83">
-        <w:r>
-          <w:rPr>
-            <w:rStyle w:val="Hyperlink"/>
-            <w:iCs/>
-            <w:i/>
-          </w:rPr>
-          <w:t xml:space="preserve">huongdt@vlute.edu.vn</w:t>
-        </w:r>
-      </w:hyperlink>
-      <w:r>
-        <w:rPr>
-          <w:iCs/>
-          <w:i/>
-        </w:rPr>
-        <w:t xml:space="preserve">, ORCID: 0000-0002-7711-2487</w:t>
-      </w:r>
-    </w:p>
-    <w:bookmarkEnd w:id="84"/>
+        <w:t xml:space="preserve">[Author identifying information removed for blind review.]</w:t>
+      </w:r>
+    </w:p>
     <w:bookmarkEnd w:id="85"/>
+    <w:bookmarkEnd w:id="86"/>
     <w:sectPr>
       <w:pgSz w:h="16838" w:w="11906"/>
       <w:pgMar w:bottom="1417" w:left="1417" w:right="1417" w:top="1417"/>

--- a/p7/submission/jibs_package/01_manuscript_blinded.docx
+++ b/p7/submission/jibs_package/01_manuscript_blinded.docx
@@ -82,7 +82,35 @@
         <w:pStyle w:val="FirstParagraph"/>
       </w:pPr>
       <w:r>
-        <w:t xml:space="preserve">The central unresolved question in research on the internationalization–performance (I–P) relationship is not whether it is non-linear, but what determines where its performance-maximising optimum falls. We develop and test an integrated multi-level account in which the inverted-U is universal in form but jointly conditioned by a firm's institutional regime and digital capability, the regime governing the curve's amplitude and digital capability reshaping it as a partial substitute for institutional strength. Using harmonised World Bank Enterprise Survey microdata (baseline N = 82,302; 45 economies; 98 country-year waves, 2003–2025) spanning all six Institutional Context Regime Variation (ICRV) groups, we estimate hierarchical OLS models. The I–P relationship is robustly inverted-U with a turning point near 37% export intensity (Lind–Mehlum p &lt; .001). Institutional regime moderates this optimum: concavity deepens as institutional quality declines, so the over-internationalisation penalty is sharpest in frontier and vulnerable regimes. Digital adoption both raises performance and reshapes the curve, its reshaping potency significantly stronger in weaker-institution regimes (DAI×ICRV p = .049), consistent with digital-for-institutional substitution. The account resolves the fragmented Asian I–P literature: divergent country findings locate firms at different positions on a single optimum jointly set by institutional quality and digital capability.</w:t>
+        <w:t xml:space="preserve">Research on the internationalization–performance (I–P) relationship has largely settled the question of whether it is non-linear; the remaining unresolved question is what determines where its performance-maximising optimum falls. We develop and test an integrated multi-level account in which the inverted-U is universal in form but jointly conditioned by a firm's institutional regime and digital capability: the regime governs the curve's amplitude and digital capability reshapes the curve as a partial substitute for institutional strength. Using harmonised World Bank Enterprise Survey microdata (baseline N = 82,302; 45 economies; 98 country-year waves, 2003–2025) spanning all six Institutional Context Regime Variation (ICRV) groups, we estimate hierarchical OLS models. The I–P relationship is robustly inverted-U with a turning point near 37% export intensity (Lind–Mehlum p &lt; .001). Institutional regime moderates this optimum: concavity deepens as institutional quality declines, so the over-internationalisation penalty is sharpest in frontier and vulnerable regimes. Digital adoption both raises performance and reshapes the curve, its reshaping potency significantly stronger in weaker-institution regimes (</w:t>
+      </w:r>
+      <m:oMath>
+        <m:r>
+          <m:rPr>
+            <m:nor/>
+            <m:sty m:val="p"/>
+          </m:rPr>
+          <m:t>DAI</m:t>
+        </m:r>
+        <m:r>
+          <m:rPr>
+            <m:sty m:val="p"/>
+          </m:rPr>
+          <m:t>×</m:t>
+        </m:r>
+        <m:r>
+          <m:rPr>
+            <m:nor/>
+            <m:sty m:val="p"/>
+          </m:rPr>
+          <m:t>ICRV</m:t>
+        </m:r>
+      </m:oMath>
+      <w:r>
+        <w:t xml:space="preserve"> </w:t>
+      </w:r>
+      <w:r>
+        <w:t xml:space="preserve">p = .049), consistent with digital-for-institutional substitution. The account resolves the fragmented Asian I–P literature: divergent country findings locate firms at different positions on a single optimum jointly set by institutional quality and digital capability.</w:t>
       </w:r>
     </w:p>
     <w:p>
@@ -212,7 +240,32 @@
         <w:t xml:space="preserve">digital-for-institutional substitution</w:t>
       </w:r>
       <w:r>
-        <w:t xml:space="preserve">: the curve-reshaping potency of digital adoption is significantly greater where formal institutions are weaker (DAI×ICRV, p = .049), positioning foundational digital capability as a partial substitute for institutional infrastructure in converting exports into performance, a multi-economy extension of the institutional-voids logic (Khanna &amp; Palepu, 1997) into the digital domain. Third, we formalise the Institutional Context Regime Variation (ICRV) framework as a firm-relevant contingency construct that orders economies jointly by institutional capability and exposure to resource vulnerability, and show that it predicts both the slope and the curvature of the I–P function, distinguishing the curve-</w:t>
+        <w:t xml:space="preserve">: the curve-reshaping potency of digital adoption is significantly greater where formal institutions are weaker (</w:t>
+      </w:r>
+      <m:oMath>
+        <m:r>
+          <m:rPr>
+            <m:nor/>
+            <m:sty m:val="p"/>
+          </m:rPr>
+          <m:t>DAI</m:t>
+        </m:r>
+        <m:r>
+          <m:rPr>
+            <m:sty m:val="p"/>
+          </m:rPr>
+          <m:t>×</m:t>
+        </m:r>
+        <m:r>
+          <m:rPr>
+            <m:nor/>
+            <m:sty m:val="p"/>
+          </m:rPr>
+          <m:t>ICRV</m:t>
+        </m:r>
+      </m:oMath>
+      <w:r>
+        <w:t xml:space="preserve">, p = .049), positioning foundational digital capability as a partial substitute for institutional infrastructure in converting exports into performance, a multi-economy extension of the institutional-voids logic (Khanna &amp; Palepu, 1997) into the digital domain. Third, we formalise the Institutional Context Regime Variation (ICRV) framework as a firm-relevant contingency construct that orders economies jointly by institutional capability and exposure to resource vulnerability, and show that it predicts both the slope and the curvature of the I–P function, distinguishing the curve-</w:t>
       </w:r>
       <w:r>
         <w:rPr>
@@ -565,7 +618,23 @@
         <w:pStyle w:val="BodyText"/>
       </w:pPr>
       <w:r>
-        <w:t xml:space="preserve">This prediction is consistent with the companion Vietnam study (β(TCI) = +0.179, IV-identified) and the companion China study (β(TCI) increasing from +0.28 to +0.43 across cohorts), both showing TCI as a positive level shifter. the companion Singapore study shows negligible TCI moderation of the curve, likely because near-universal adoption in a high-ICRV economy leaves insufficient variance for moderation.</w:t>
+        <w:t xml:space="preserve">This prediction is consistent with the companion Vietnam study (</w:t>
+      </w:r>
+      <m:oMath>
+        <m:r>
+          <m:t>β</m:t>
+        </m:r>
+      </m:oMath>
+      <w:r>
+        <w:t xml:space="preserve">(TCI) = +0.179, IV-identified) and the companion China study (</w:t>
+      </w:r>
+      <m:oMath>
+        <m:r>
+          <m:t>β</m:t>
+        </m:r>
+      </m:oMath>
+      <w:r>
+        <w:t xml:space="preserve">(TCI) increasing from +0.28 to +0.43 across cohorts), both showing TCI as a positive level shifter. the companion Singapore study shows negligible TCI moderation of the curve, likely because near-universal adoption in a high-ICRV economy leaves insufficient variance for moderation.</w:t>
       </w:r>
     </w:p>
     <w:p>
@@ -601,15 +670,125 @@
         <w:pStyle w:val="FirstParagraph"/>
       </w:pPr>
       <w:r>
-        <w:t xml:space="preserve">Digital adoption, measured through website presence and electronic-payment share, has been associated with reduced communication and transaction costs (Verhoef et al., 2021). In the CDCM (Context-Contingent Digital Capability Model) developed in related work in this programme, DAI's effect depends on the interaction of regime quality, FSTS level, and digital market saturation (Authors, 2024). Specifically, in institutionally advanced economies where digital infrastructure is mature, DAI provides universal performance lifts (as in the companion Singapore study: β(DAI) positive and significant). In emerging-economy contexts with substantial selection into digital adoption (the companion Vietnam study: IV-estimated β(DAI) ≈ 0, consistent with selection bias in OLS), DAI's curve-shaping role is attenuated. Across the pooled multi-economy sample, we expect DAI to raise performance levels broadly across the sample (level effect). In a fully specified model that also accounts for managerial quality, which correlates with digital adoption, the residual DAI variation may reveal a capability-complementarity curve effect: digitally equipped firms at low FSTS face sunk adoption costs that compress near-term productivity, while digital infrastructure supports coordination efficiency at high FSTS where cross-border management demands are greatest.</w:t>
-      </w:r>
-    </w:p>
-    <w:p>
-      <w:pPr>
-        <w:pStyle w:val="BodyText"/>
-      </w:pPr>
-      <w:r>
-        <w:t xml:space="preserve">The predicted curve signature, a negative FSTS×DAI interaction paired with a positive FSTS²×DAI interaction, admits two non-exclusive readings that the present design cannot fully separate, and we flag the ambiguity rather than assume it away. The first is a substantive coordination mechanism: foundational digital interfaces lower the marginal cost of managing geographically dispersed transactions, so their performance contribution is small for domestically oriented firms but rises precisely where cross-border coordination demands are heaviest, flattening the descending limb. The second is a selection or sunk-cost artefact: firms that adopt low-cost digital tools may be disproportionately those facing binding productivity constraints, or may carry near-term adoption costs not yet amortised, depressing the ascending-limb slope without any causal coordination benefit. Both mechanisms generate the same observable curvature, so a significant interaction is consistent with either; we return to this identification limit in the discussion and treat the level effect, for which selection works against rather than toward the hypothesis, as the more robustly interpretable component.</w:t>
+        <w:t xml:space="preserve">Digital adoption, measured through website presence and electronic-payment share, has been associated with reduced communication and transaction costs (Verhoef et al., 2021). In the CDCM (Context-Contingent Digital Capability Model) developed in related work in this programme, DAI's effect depends on the interaction of regime quality, FSTS level, and digital market saturation (Authors, 2024). Specifically, in institutionally advanced economies where digital infrastructure is mature, DAI provides universal performance lifts (as in the companion Singapore study:</w:t>
+      </w:r>
+      <w:r>
+        <w:t xml:space="preserve"> </w:t>
+      </w:r>
+      <m:oMath>
+        <m:r>
+          <m:t>β</m:t>
+        </m:r>
+      </m:oMath>
+      <w:r>
+        <w:t xml:space="preserve">(DAI) positive and significant). In emerging-economy contexts with substantial selection into digital adoption (the companion Vietnam study: IV-estimated</w:t>
+      </w:r>
+      <w:r>
+        <w:t xml:space="preserve"> </w:t>
+      </w:r>
+      <m:oMath>
+        <m:r>
+          <m:t>β</m:t>
+        </m:r>
+      </m:oMath>
+      <w:r>
+        <w:t xml:space="preserve">(DAI)</w:t>
+      </w:r>
+      <w:r>
+        <w:t xml:space="preserve"> </w:t>
+      </w:r>
+      <m:oMath>
+        <m:r>
+          <m:rPr>
+            <m:sty m:val="p"/>
+          </m:rPr>
+          <m:t>≈</m:t>
+        </m:r>
+      </m:oMath>
+      <w:r>
+        <w:t xml:space="preserve"> </w:t>
+      </w:r>
+      <w:r>
+        <w:t xml:space="preserve">0, consistent with selection bias in OLS), DAI's curve-shaping role is attenuated. Across the pooled multi-economy sample, we expect DAI to raise performance levels broadly across the sample (level effect). In a fully specified model that also accounts for managerial quality, which correlates with digital adoption, the residual DAI variation may reveal a capability-complementarity curve effect: digitally equipped firms at low FSTS face sunk adoption costs that compress near-term productivity, while digital infrastructure supports coordination efficiency at high FSTS where cross-border management demands are greatest.</w:t>
+      </w:r>
+    </w:p>
+    <w:p>
+      <w:pPr>
+        <w:pStyle w:val="BodyText"/>
+      </w:pPr>
+      <w:r>
+        <w:t xml:space="preserve">The predicted curve signature, a negative</w:t>
+      </w:r>
+      <w:r>
+        <w:t xml:space="preserve"> </w:t>
+      </w:r>
+      <m:oMath>
+        <m:r>
+          <m:rPr>
+            <m:nor/>
+            <m:sty m:val="p"/>
+          </m:rPr>
+          <m:t>FSTS</m:t>
+        </m:r>
+        <m:r>
+          <m:rPr>
+            <m:sty m:val="p"/>
+          </m:rPr>
+          <m:t>×</m:t>
+        </m:r>
+        <m:r>
+          <m:rPr>
+            <m:nor/>
+            <m:sty m:val="p"/>
+          </m:rPr>
+          <m:t>DAI</m:t>
+        </m:r>
+      </m:oMath>
+      <w:r>
+        <w:t xml:space="preserve"> </w:t>
+      </w:r>
+      <w:r>
+        <w:t xml:space="preserve">interaction paired with a positive</w:t>
+      </w:r>
+      <w:r>
+        <w:t xml:space="preserve"> </w:t>
+      </w:r>
+      <m:oMath>
+        <m:sSup>
+          <m:e>
+            <m:r>
+              <m:rPr>
+                <m:nor/>
+                <m:sty m:val="p"/>
+              </m:rPr>
+              <m:t>FSTS</m:t>
+            </m:r>
+          </m:e>
+          <m:sup>
+            <m:r>
+              <m:t>2</m:t>
+            </m:r>
+          </m:sup>
+        </m:sSup>
+        <m:r>
+          <m:rPr>
+            <m:sty m:val="p"/>
+          </m:rPr>
+          <m:t>×</m:t>
+        </m:r>
+        <m:r>
+          <m:rPr>
+            <m:nor/>
+            <m:sty m:val="p"/>
+          </m:rPr>
+          <m:t>DAI</m:t>
+        </m:r>
+      </m:oMath>
+      <w:r>
+        <w:t xml:space="preserve"> </w:t>
+      </w:r>
+      <w:r>
+        <w:t xml:space="preserve">interaction, admits two non-exclusive readings that the present design cannot fully separate, and we flag the ambiguity rather than assume it away. The first is a substantive coordination mechanism: foundational digital interfaces lower the marginal cost of managing geographically dispersed transactions, so their performance contribution is small for domestically oriented firms but rises precisely where cross-border coordination demands are heaviest, flattening the descending limb. The second is a selection or sunk-cost artefact: firms that adopt low-cost digital tools may be disproportionately those facing binding productivity constraints, or may carry near-term adoption costs not yet amortised, depressing the ascending-limb slope without any causal coordination benefit. Both mechanisms generate the same observable curvature, so a significant interaction is consistent with either; we return to this identification limit in the discussion and treat the level effect, for which selection works against rather than toward the hypothesis, as the more robustly interpretable component.</w:t>
       </w:r>
     </w:p>
     <w:p>
@@ -745,7 +924,78 @@
         <w:t xml:space="preserve"> </w:t>
       </w:r>
       <w:r>
-        <w:t xml:space="preserve">the moderation takes, location versus amplitude, as an empirical question the multi-economy design is built to adjudicate. We expect positive FSTS×ICRV and negative FSTS²×ICRV interactions in Group III–VI relative to Group I (a higher Group I baseline coefficient), the negative quadratic interaction implying a deepening concavity as institutions weaken.</w:t>
+        <w:t xml:space="preserve">the moderation takes, location versus amplitude, as an empirical question the multi-economy design is built to adjudicate. We expect positive</w:t>
+      </w:r>
+      <w:r>
+        <w:t xml:space="preserve"> </w:t>
+      </w:r>
+      <m:oMath>
+        <m:r>
+          <m:rPr>
+            <m:nor/>
+            <m:sty m:val="p"/>
+          </m:rPr>
+          <m:t>FSTS</m:t>
+        </m:r>
+        <m:r>
+          <m:rPr>
+            <m:sty m:val="p"/>
+          </m:rPr>
+          <m:t>×</m:t>
+        </m:r>
+        <m:r>
+          <m:rPr>
+            <m:nor/>
+            <m:sty m:val="p"/>
+          </m:rPr>
+          <m:t>ICRV</m:t>
+        </m:r>
+      </m:oMath>
+      <w:r>
+        <w:t xml:space="preserve"> </w:t>
+      </w:r>
+      <w:r>
+        <w:t xml:space="preserve">and negative</w:t>
+      </w:r>
+      <w:r>
+        <w:t xml:space="preserve"> </w:t>
+      </w:r>
+      <m:oMath>
+        <m:sSup>
+          <m:e>
+            <m:r>
+              <m:rPr>
+                <m:nor/>
+                <m:sty m:val="p"/>
+              </m:rPr>
+              <m:t>FSTS</m:t>
+            </m:r>
+          </m:e>
+          <m:sup>
+            <m:r>
+              <m:t>2</m:t>
+            </m:r>
+          </m:sup>
+        </m:sSup>
+        <m:r>
+          <m:rPr>
+            <m:sty m:val="p"/>
+          </m:rPr>
+          <m:t>×</m:t>
+        </m:r>
+        <m:r>
+          <m:rPr>
+            <m:nor/>
+            <m:sty m:val="p"/>
+          </m:rPr>
+          <m:t>ICRV</m:t>
+        </m:r>
+      </m:oMath>
+      <w:r>
+        <w:t xml:space="preserve"> </w:t>
+      </w:r>
+      <w:r>
+        <w:t xml:space="preserve">interactions in Group III–VI relative to Group I (a higher Group I baseline coefficient), the negative quadratic interaction implying a deepening concavity as institutions weaken.</w:t>
       </w:r>
     </w:p>
     <w:p>
@@ -781,7 +1031,38 @@
         <w:pStyle w:val="FirstParagraph"/>
       </w:pPr>
       <w:r>
-        <w:t xml:space="preserve">The Context-Contingent Digital Capability Model (CDCM) developed in this research programme predicts that the I–P curve-reshaping role of digital adoption is not uniform across institutional environments. In institutionally advanced economies (ICRV Group I–II), digital infrastructure is near-universal and close to the competitive baseline, the marginal performance differentiation from website and e-payment adoption is accordingly lower. In institutionally weaker economies (ICRV Group IV–VI), digital adoption remains differentiating: digital market access tools lower the liability-of-foreignness cost and provide cross-border coordination support that institutional voids cannot substitute. The DAI×ICRV interaction therefore tests whether digital capabilities' curve-reshaping potency (established in H3) varies systematically across the institutional spectrum, specifically, whether compressing the ascending limb and buffering performance decline at high FSTS are more pronounced in weaker-institution economies.</w:t>
+        <w:t xml:space="preserve">The Context-Contingent Digital Capability Model (CDCM) developed in this research programme predicts that the I–P curve-reshaping role of digital adoption is not uniform across institutional environments. In institutionally advanced economies (ICRV Group I–II), digital infrastructure is near-universal and close to the competitive baseline, the marginal performance differentiation from website and e-payment adoption is accordingly lower. In institutionally weaker economies (ICRV Group IV–VI), digital adoption remains differentiating: digital market access tools lower the liability-of-foreignness cost and provide cross-border coordination support that institutional voids cannot substitute. The</w:t>
+      </w:r>
+      <w:r>
+        <w:t xml:space="preserve"> </w:t>
+      </w:r>
+      <m:oMath>
+        <m:r>
+          <m:rPr>
+            <m:nor/>
+            <m:sty m:val="p"/>
+          </m:rPr>
+          <m:t>DAI</m:t>
+        </m:r>
+        <m:r>
+          <m:rPr>
+            <m:sty m:val="p"/>
+          </m:rPr>
+          <m:t>×</m:t>
+        </m:r>
+        <m:r>
+          <m:rPr>
+            <m:nor/>
+            <m:sty m:val="p"/>
+          </m:rPr>
+          <m:t>ICRV</m:t>
+        </m:r>
+      </m:oMath>
+      <w:r>
+        <w:t xml:space="preserve"> </w:t>
+      </w:r>
+      <w:r>
+        <w:t xml:space="preserve">interaction therefore tests whether digital capabilities' curve-reshaping potency (established in H3) varies systematically across the institutional spectrum, specifically, whether compressing the ascending limb and buffering performance decline at high FSTS are more pronounced in weaker-institution economies.</w:t>
       </w:r>
     </w:p>
     <w:p>
@@ -874,6 +1155,40 @@
         <w:pStyle w:val="FirstParagraph"/>
       </w:pPr>
       <w:r>
+        <w:rPr>
+          <w:bCs/>
+          <w:b/>
+        </w:rPr>
+        <w:t xml:space="preserve">Companion-paper disclosure.</w:t>
+      </w:r>
+      <w:r>
+        <w:t xml:space="preserve"> </w:t>
+      </w:r>
+      <w:r>
+        <w:t xml:space="preserve">Throughout the paper we make repeated reference to "the companion Vietnam study," "the companion China study," and "the companion Singapore study." These are three single-country working papers prepared by the present author group on the same WBES data infrastructure, each tested as a stand-alone analysis under blinded peer review at separate journals. They are referred to with the</w:t>
+      </w:r>
+      <w:r>
+        <w:t xml:space="preserve"> </w:t>
+      </w:r>
+      <w:r>
+        <w:rPr>
+          <w:iCs/>
+          <w:i/>
+        </w:rPr>
+        <w:t xml:space="preserve">companion</w:t>
+      </w:r>
+      <w:r>
+        <w:t xml:space="preserve"> </w:t>
+      </w:r>
+      <w:r>
+        <w:t xml:space="preserve">label rather than cited as Author Citations because (a) the present manuscript is under blinded review and the author identities are masked, and (b) the country-specific findings are stable inputs the present analysis discusses but does not re-derive. We flag the relationship rather than conceal it so that readers may interpret the cross-paper consistency claims with appropriate caution: the country comparators are drawn from our own research programme, not from independent third-party replications.</w:t>
+      </w:r>
+    </w:p>
+    <w:p>
+      <w:pPr>
+        <w:pStyle w:val="BodyText"/>
+      </w:pPr>
+      <w:r>
         <w:t xml:space="preserve">Data derive from the World Bank Enterprise Surveys (WBES), a stratified random-sample survey of formal private-sector enterprises conducted periodically across over 130 countries. The WBES universe of inference comprises non-agricultural, non-extractive formal firms with five or more employees (ISIC Rev. 3.1/4 manufacturing, construction, retail, and other services), stratified by sector, firm size (small 5–19, medium 20–99, large 100+ employees), and sub-national location; sample sizes are set to achieve 7.5% precision at 90% confidence (a minimum of 120 firms per stratum), and design weights are applied for population-representative estimates (World Bank, 2022). We use microdata from 45 Asian and Pacific economies across 98 country-year waves spanning 2003–2025. This coverage encompasses six UN M.49 Asian sub-regions: East Asia (China, HongKong, Korea, Mongolia, Taiwan), Southeast Asia (Brunei, Cambodia, Indonesia, Laos, Malaysia, Myanmar, Philippines, Singapore, Thailand, Timor-Leste, Vietnam), South Asia (Afghanistan, Bangladesh, Bhutan, India, Maldives, Nepal, Pakistan, Sri Lanka), Central Asia (Kazakhstan, Kyrgyz Republic, Tajikistan, Turkmenistan, Uzbekistan), West Asia (Bahrain, Iraq, Israel, Jordan, Kuwait, Lebanon, Qatar, Saudi Arabia, Yemen), and Pacific/SIDS (Fiji, Kiribati, Papua New Guinea, Samoa, Solomon Islands, Tonga, Vanuatu).</w:t>
       </w:r>
     </w:p>
@@ -928,7 +1243,60 @@
         <w:t xml:space="preserve"> </w:t>
       </w:r>
       <w:r>
-        <w:t xml:space="preserve">Defined as the share of sales from direct exports (d3c / 100), ranging from 0 to 1. We mean-centre FSTS at the sample mean for quadratic and interaction models (fsts_c); the quadratic term fsts_c² is computed from the centred value.</w:t>
+        <w:t xml:space="preserve">Defined as the share of sales from direct exports (d3c / 100), ranging from 0 to 1. We mean-centre FSTS at the sample mean for quadratic and interaction models (</w:t>
+      </w:r>
+      <m:oMath>
+        <m:sSub>
+          <m:e>
+            <m:r>
+              <m:rPr>
+                <m:nor/>
+                <m:sty m:val="p"/>
+              </m:rPr>
+              <m:t>FSTS</m:t>
+            </m:r>
+          </m:e>
+          <m:sub>
+            <m:r>
+              <m:t>c</m:t>
+            </m:r>
+          </m:sub>
+        </m:sSub>
+      </m:oMath>
+      <w:r>
+        <w:t xml:space="preserve">); the quadratic term</w:t>
+      </w:r>
+      <w:r>
+        <w:t xml:space="preserve"> </w:t>
+      </w:r>
+      <m:oMath>
+        <m:sSubSup>
+          <m:e>
+            <m:r>
+              <m:rPr>
+                <m:nor/>
+                <m:sty m:val="p"/>
+              </m:rPr>
+              <m:t>FSTS</m:t>
+            </m:r>
+          </m:e>
+          <m:sub>
+            <m:r>
+              <m:t>c</m:t>
+            </m:r>
+          </m:sub>
+          <m:sup>
+            <m:r>
+              <m:t>2</m:t>
+            </m:r>
+          </m:sup>
+        </m:sSubSup>
+      </m:oMath>
+      <w:r>
+        <w:t xml:space="preserve"> </w:t>
+      </w:r>
+      <w:r>
+        <w:t xml:space="preserve">is computed from the centred value.</w:t>
       </w:r>
     </w:p>
     <w:p>
@@ -940,31 +1308,38 @@
           <w:bCs/>
           <w:b/>
         </w:rPr>
-        <w:t xml:space="preserve">Technological capability index (TCI_z).</w:t>
-      </w:r>
-      <w:r>
-        <w:t xml:space="preserve"> </w:t>
-      </w:r>
-      <w:r>
-        <w:t xml:space="preserve">A two-item composite (available in &gt;95% of files) of quality certification (b8: has ISO or other certification) and foreign-technology adoption (e6: uses foreign-licensed technology), standardised to mean 0, SD 1. The z-score preserves cross-economy variation.</w:t>
-      </w:r>
-    </w:p>
-    <w:p>
-      <w:pPr>
-        <w:pStyle w:val="BodyText"/>
-      </w:pPr>
+        <w:t xml:space="preserve">Technological capability index (</w:t>
+      </w:r>
+      <m:oMath>
+        <m:sSub>
+          <m:e>
+            <m:r>
+              <m:rPr>
+                <m:nor/>
+                <m:sty m:val="p"/>
+              </m:rPr>
+              <m:t>TCI</m:t>
+            </m:r>
+          </m:e>
+          <m:sub>
+            <m:r>
+              <m:t>z</m:t>
+            </m:r>
+          </m:sub>
+        </m:sSub>
+      </m:oMath>
       <w:r>
         <w:rPr>
           <w:bCs/>
           <w:b/>
         </w:rPr>
-        <w:t xml:space="preserve">Digital adoption index (DAI_z).</w:t>
-      </w:r>
-      <w:r>
-        <w:t xml:space="preserve"> </w:t>
-      </w:r>
-      <w:r>
-        <w:t xml:space="preserve">Website presence (c22b / e1) averaged with e-payment share (k33 / 100 where available), standardised to mean 0, SD 1. In waves without e-payment items, DAI equals website presence only.</w:t>
+        <w:t xml:space="preserve">).</w:t>
+      </w:r>
+      <w:r>
+        <w:t xml:space="preserve"> </w:t>
+      </w:r>
+      <w:r>
+        <w:t xml:space="preserve">A two-item composite (available in &gt;95% of files) of quality certification (b8: has ISO or other certification) and foreign-technology adoption (e6: uses foreign-licensed technology), standardised to mean 0, SD 1. The z-score preserves cross-economy variation.</w:t>
       </w:r>
     </w:p>
     <w:p>
@@ -976,31 +1351,38 @@
           <w:bCs/>
           <w:b/>
         </w:rPr>
-        <w:t xml:space="preserve">Manager characteristics.</w:t>
-      </w:r>
-      <w:r>
-        <w:t xml:space="preserve"> </w:t>
-      </w:r>
-      <w:r>
-        <w:t xml:space="preserve">Top manager experience in sector (b7, in years) and a binary indicator for female top manager (b7a / b6a).</w:t>
-      </w:r>
-    </w:p>
-    <w:p>
-      <w:pPr>
-        <w:pStyle w:val="BodyText"/>
-      </w:pPr>
+        <w:t xml:space="preserve">Digital adoption index (</w:t>
+      </w:r>
+      <m:oMath>
+        <m:sSub>
+          <m:e>
+            <m:r>
+              <m:rPr>
+                <m:nor/>
+                <m:sty m:val="p"/>
+              </m:rPr>
+              <m:t>DAI</m:t>
+            </m:r>
+          </m:e>
+          <m:sub>
+            <m:r>
+              <m:t>z</m:t>
+            </m:r>
+          </m:sub>
+        </m:sSub>
+      </m:oMath>
       <w:r>
         <w:rPr>
           <w:bCs/>
           <w:b/>
         </w:rPr>
-        <w:t xml:space="preserve">Controls.</w:t>
-      </w:r>
-      <w:r>
-        <w:t xml:space="preserve"> </w:t>
-      </w:r>
-      <w:r>
-        <w:t xml:space="preserve">Female ownership share (b4 &gt; 0.5: majority female-owned, binary), foreign ownership percentage (b6a / 100), firm age (in years, current year − b5), and log permanent employees (ln l1_workers) as a size proxy.</w:t>
+        <w:t xml:space="preserve">).</w:t>
+      </w:r>
+      <w:r>
+        <w:t xml:space="preserve"> </w:t>
+      </w:r>
+      <w:r>
+        <w:t xml:space="preserve">Website presence (c22b / e1) averaged with e-payment share (k33 / 100 where available), standardised to mean 0, SD 1. In waves without e-payment items, DAI equals website presence only.</w:t>
       </w:r>
     </w:p>
     <w:p>
@@ -1012,6 +1394,42 @@
           <w:bCs/>
           <w:b/>
         </w:rPr>
+        <w:t xml:space="preserve">Manager characteristics.</w:t>
+      </w:r>
+      <w:r>
+        <w:t xml:space="preserve"> </w:t>
+      </w:r>
+      <w:r>
+        <w:t xml:space="preserve">Top manager experience in sector (b7, in years) and a binary indicator for female top manager (b7a / b6a).</w:t>
+      </w:r>
+    </w:p>
+    <w:p>
+      <w:pPr>
+        <w:pStyle w:val="BodyText"/>
+      </w:pPr>
+      <w:r>
+        <w:rPr>
+          <w:bCs/>
+          <w:b/>
+        </w:rPr>
+        <w:t xml:space="preserve">Controls.</w:t>
+      </w:r>
+      <w:r>
+        <w:t xml:space="preserve"> </w:t>
+      </w:r>
+      <w:r>
+        <w:t xml:space="preserve">Female ownership share (b4 &gt; 0.5: majority female-owned, binary), foreign ownership percentage (b6a / 100), firm age (in years, current year − b5), and log permanent employees (ln l1_workers) as a size proxy.</w:t>
+      </w:r>
+    </w:p>
+    <w:p>
+      <w:pPr>
+        <w:pStyle w:val="BodyText"/>
+      </w:pPr>
+      <w:r>
+        <w:rPr>
+          <w:bCs/>
+          <w:b/>
+        </w:rPr>
         <w:t xml:space="preserve">Institutional regime (ICRV group).</w:t>
       </w:r>
       <w:r>
@@ -1044,15 +1462,214 @@
         <w:pStyle w:val="BodyText"/>
       </w:pPr>
       <w:r>
-        <w:t xml:space="preserve">The inverted-U shape is formally confirmed using the Lind–Mehlum (2010) test, which requires: (a) β₁ &gt; 0, β₂ &lt; 0, and (b) the turning point lies strictly within the observed FSTS range, and (c) the slope at the extremes satisfies the directional prediction. We report the turning point as: TP = −β₁ / (2β₂) + mean(FSTS), where β₁ and β₂ are estimated on the mean-centred FSTS_c scale and the result is expressed as a proportion (0–1) of total sales.</w:t>
-      </w:r>
-    </w:p>
-    <w:p>
-      <w:pPr>
-        <w:pStyle w:val="BodyText"/>
-      </w:pPr>
-      <w:r>
-        <w:t xml:space="preserve">For moderation tests (M7–M11), we include interaction terms FSTS×moderator and FSTS²×moderator. The joint significance of the two interaction terms is tested with an F-test; we report both the joint p-value and individual coefficient p-values.</w:t>
+        <w:t xml:space="preserve">The inverted-U shape is formally confirmed using the Lind–Mehlum (2010) test, which requires: (a)</w:t>
+      </w:r>
+      <w:r>
+        <w:t xml:space="preserve"> </w:t>
+      </w:r>
+      <m:oMath>
+        <m:sSub>
+          <m:e>
+            <m:r>
+              <m:t>β</m:t>
+            </m:r>
+          </m:e>
+          <m:sub>
+            <m:r>
+              <m:t>1</m:t>
+            </m:r>
+          </m:sub>
+        </m:sSub>
+      </m:oMath>
+      <w:r>
+        <w:t xml:space="preserve"> </w:t>
+      </w:r>
+      <w:r>
+        <w:t xml:space="preserve">&gt; 0,</w:t>
+      </w:r>
+      <w:r>
+        <w:t xml:space="preserve"> </w:t>
+      </w:r>
+      <m:oMath>
+        <m:sSub>
+          <m:e>
+            <m:r>
+              <m:t>β</m:t>
+            </m:r>
+          </m:e>
+          <m:sub>
+            <m:r>
+              <m:t>2</m:t>
+            </m:r>
+          </m:sub>
+        </m:sSub>
+      </m:oMath>
+      <w:r>
+        <w:t xml:space="preserve"> </w:t>
+      </w:r>
+      <w:r>
+        <w:t xml:space="preserve">&lt; 0, and (b) the turning point lies strictly within the observed FSTS range, and (c) the slope at the extremes satisfies the directional prediction. We report the turning point as: TP = −</w:t>
+      </w:r>
+      <m:oMath>
+        <m:sSub>
+          <m:e>
+            <m:r>
+              <m:t>β</m:t>
+            </m:r>
+          </m:e>
+          <m:sub>
+            <m:r>
+              <m:t>1</m:t>
+            </m:r>
+          </m:sub>
+        </m:sSub>
+      </m:oMath>
+      <w:r>
+        <w:t xml:space="preserve"> </w:t>
+      </w:r>
+      <w:r>
+        <w:t xml:space="preserve">/ (2</w:t>
+      </w:r>
+      <m:oMath>
+        <m:sSub>
+          <m:e>
+            <m:r>
+              <m:t>β</m:t>
+            </m:r>
+          </m:e>
+          <m:sub>
+            <m:r>
+              <m:t>2</m:t>
+            </m:r>
+          </m:sub>
+        </m:sSub>
+      </m:oMath>
+      <w:r>
+        <w:t xml:space="preserve">) + mean(FSTS), where</w:t>
+      </w:r>
+      <w:r>
+        <w:t xml:space="preserve"> </w:t>
+      </w:r>
+      <m:oMath>
+        <m:sSub>
+          <m:e>
+            <m:r>
+              <m:t>β</m:t>
+            </m:r>
+          </m:e>
+          <m:sub>
+            <m:r>
+              <m:t>1</m:t>
+            </m:r>
+          </m:sub>
+        </m:sSub>
+      </m:oMath>
+      <w:r>
+        <w:t xml:space="preserve"> </w:t>
+      </w:r>
+      <w:r>
+        <w:t xml:space="preserve">and</w:t>
+      </w:r>
+      <w:r>
+        <w:t xml:space="preserve"> </w:t>
+      </w:r>
+      <m:oMath>
+        <m:sSub>
+          <m:e>
+            <m:r>
+              <m:t>β</m:t>
+            </m:r>
+          </m:e>
+          <m:sub>
+            <m:r>
+              <m:t>2</m:t>
+            </m:r>
+          </m:sub>
+        </m:sSub>
+      </m:oMath>
+      <w:r>
+        <w:t xml:space="preserve"> </w:t>
+      </w:r>
+      <w:r>
+        <w:t xml:space="preserve">are estimated on the mean-centred</w:t>
+      </w:r>
+      <w:r>
+        <w:t xml:space="preserve"> </w:t>
+      </w:r>
+      <m:oMath>
+        <m:sSub>
+          <m:e>
+            <m:r>
+              <m:rPr>
+                <m:nor/>
+                <m:sty m:val="p"/>
+              </m:rPr>
+              <m:t>FSTS</m:t>
+            </m:r>
+          </m:e>
+          <m:sub>
+            <m:r>
+              <m:t>c</m:t>
+            </m:r>
+          </m:sub>
+        </m:sSub>
+      </m:oMath>
+      <w:r>
+        <w:t xml:space="preserve"> </w:t>
+      </w:r>
+      <w:r>
+        <w:t xml:space="preserve">scale and the result is expressed as a proportion (0–1) of total sales.</w:t>
+      </w:r>
+    </w:p>
+    <w:p>
+      <w:pPr>
+        <w:pStyle w:val="BodyText"/>
+      </w:pPr>
+      <w:r>
+        <w:t xml:space="preserve">For moderation tests (M7–M11), we include interaction terms FSTS</w:t>
+      </w:r>
+      <m:oMath>
+        <m:r>
+          <m:rPr>
+            <m:sty m:val="p"/>
+          </m:rPr>
+          <m:t>×</m:t>
+        </m:r>
+      </m:oMath>
+      <w:r>
+        <w:t xml:space="preserve">moderator and</w:t>
+      </w:r>
+      <w:r>
+        <w:t xml:space="preserve"> </w:t>
+      </w:r>
+      <m:oMath>
+        <m:sSup>
+          <m:e>
+            <m:r>
+              <m:rPr>
+                <m:nor/>
+                <m:sty m:val="p"/>
+              </m:rPr>
+              <m:t>FSTS</m:t>
+            </m:r>
+          </m:e>
+          <m:sup>
+            <m:r>
+              <m:t>2</m:t>
+            </m:r>
+          </m:sup>
+        </m:sSup>
+      </m:oMath>
+      <m:oMath>
+        <m:r>
+          <m:rPr>
+            <m:sty m:val="p"/>
+          </m:rPr>
+          <m:t>×</m:t>
+        </m:r>
+      </m:oMath>
+      <w:r>
+        <w:t xml:space="preserve">moderator. The joint significance of the two interaction terms is tested with an F-test; we report both the joint p-value and individual coefficient p-values.</w:t>
       </w:r>
     </w:p>
     <w:p>
@@ -1136,7 +1753,92 @@
         <w:pStyle w:val="FirstParagraph"/>
       </w:pPr>
       <w:r>
-        <w:t xml:space="preserve">The analytic sample for M2 (outcome + FSTS non-missing) is N = 82,302. Adding controls reduces the sample to N = 36,772 (M3); country-year FE model M5 uses the same sample. TCI-moderation models (M6, M7) use N ≈ 36,481; adding DAI (M8) N ≈ 36,372; manager models (M9) N ≈ 34,228; ICRV-moderation (M10) N ≈ 30,360; full three-way (M11) N ≈ 28,500. The drop from M2 to M3/M5 reflects missingness in control variables (primarily foreign ownership and firm age), which is more prevalent in smaller economies and early WBES waves.</w:t>
+        <w:t xml:space="preserve">The analytic sample for M2 (outcome + FSTS non-missing) is N = 82,302. Adding controls reduces the sample to N = 36,772 (M3); country-year FE model M5 uses the same sample. TCI-moderation models (M6, M7) use N</w:t>
+      </w:r>
+      <w:r>
+        <w:t xml:space="preserve"> </w:t>
+      </w:r>
+      <m:oMath>
+        <m:r>
+          <m:rPr>
+            <m:sty m:val="p"/>
+          </m:rPr>
+          <m:t>≈</m:t>
+        </m:r>
+      </m:oMath>
+      <w:r>
+        <w:t xml:space="preserve"> </w:t>
+      </w:r>
+      <w:r>
+        <w:t xml:space="preserve">36,481; adding DAI (M8) N</w:t>
+      </w:r>
+      <w:r>
+        <w:t xml:space="preserve"> </w:t>
+      </w:r>
+      <m:oMath>
+        <m:r>
+          <m:rPr>
+            <m:sty m:val="p"/>
+          </m:rPr>
+          <m:t>≈</m:t>
+        </m:r>
+      </m:oMath>
+      <w:r>
+        <w:t xml:space="preserve"> </w:t>
+      </w:r>
+      <w:r>
+        <w:t xml:space="preserve">36,372; manager models (M9) N</w:t>
+      </w:r>
+      <w:r>
+        <w:t xml:space="preserve"> </w:t>
+      </w:r>
+      <m:oMath>
+        <m:r>
+          <m:rPr>
+            <m:sty m:val="p"/>
+          </m:rPr>
+          <m:t>≈</m:t>
+        </m:r>
+      </m:oMath>
+      <w:r>
+        <w:t xml:space="preserve"> </w:t>
+      </w:r>
+      <w:r>
+        <w:t xml:space="preserve">34,228; ICRV-moderation (M10) N</w:t>
+      </w:r>
+      <w:r>
+        <w:t xml:space="preserve"> </w:t>
+      </w:r>
+      <m:oMath>
+        <m:r>
+          <m:rPr>
+            <m:sty m:val="p"/>
+          </m:rPr>
+          <m:t>≈</m:t>
+        </m:r>
+      </m:oMath>
+      <w:r>
+        <w:t xml:space="preserve"> </w:t>
+      </w:r>
+      <w:r>
+        <w:t xml:space="preserve">30,360; full three-way (M11) N</w:t>
+      </w:r>
+      <w:r>
+        <w:t xml:space="preserve"> </w:t>
+      </w:r>
+      <m:oMath>
+        <m:r>
+          <m:rPr>
+            <m:sty m:val="p"/>
+          </m:rPr>
+          <m:t>≈</m:t>
+        </m:r>
+      </m:oMath>
+      <w:r>
+        <w:t xml:space="preserve"> </w:t>
+      </w:r>
+      <w:r>
+        <w:t xml:space="preserve">28,500. The drop from M2 to M3/M5 reflects missingness in control variables (primarily foreign ownership and firm age), which is more prevalent in smaller economies and early WBES waves.</w:t>
       </w:r>
     </w:p>
     <w:p>
@@ -1171,7 +1873,58 @@
         <w:pStyle w:val="FirstParagraph"/>
       </w:pPr>
       <w:r>
-        <w:t xml:space="preserve">The full analytic sample spans 45 economies and 98 country-year waves. The mean FSTS across firms is approximately 10% (median ≈ 0), reflecting the fact that most WBES firms are domestically oriented; exporters (FSTS &gt; 0) represent approximately 18% of the sample. Labour productivity ranges from ln(LP) ≈ 9 (Kiribati, Timor-Leste) to ln(LP) ≈ 20 (Vietnam, Korea, reflecting PPP-unadjusted nominal sales differences). Pairwise correlations among focal variables are modest (|r| &lt; .15 for all pairs), and variance inflation factors in the full model are below 3.5, ruling out multicollinearity concerns.</w:t>
+        <w:t xml:space="preserve">The full analytic sample spans 45 economies and 98 country-year waves. The mean FSTS across firms is approximately 10% (median</w:t>
+      </w:r>
+      <w:r>
+        <w:t xml:space="preserve"> </w:t>
+      </w:r>
+      <m:oMath>
+        <m:r>
+          <m:rPr>
+            <m:sty m:val="p"/>
+          </m:rPr>
+          <m:t>≈</m:t>
+        </m:r>
+      </m:oMath>
+      <w:r>
+        <w:t xml:space="preserve"> </w:t>
+      </w:r>
+      <w:r>
+        <w:t xml:space="preserve">0), reflecting the fact that most WBES firms are domestically oriented; exporters (FSTS &gt; 0) represent approximately 18% of the sample. Labour productivity ranges from ln(LP)</w:t>
+      </w:r>
+      <w:r>
+        <w:t xml:space="preserve"> </w:t>
+      </w:r>
+      <m:oMath>
+        <m:r>
+          <m:rPr>
+            <m:sty m:val="p"/>
+          </m:rPr>
+          <m:t>≈</m:t>
+        </m:r>
+      </m:oMath>
+      <w:r>
+        <w:t xml:space="preserve"> </w:t>
+      </w:r>
+      <w:r>
+        <w:t xml:space="preserve">9 (Kiribati, Timor-Leste) to ln(LP)</w:t>
+      </w:r>
+      <w:r>
+        <w:t xml:space="preserve"> </w:t>
+      </w:r>
+      <m:oMath>
+        <m:r>
+          <m:rPr>
+            <m:sty m:val="p"/>
+          </m:rPr>
+          <m:t>≈</m:t>
+        </m:r>
+      </m:oMath>
+      <w:r>
+        <w:t xml:space="preserve"> </w:t>
+      </w:r>
+      <w:r>
+        <w:t xml:space="preserve">20 (Vietnam, Korea, reflecting PPP-unadjusted nominal sales differences). Pairwise correlations among focal variables are modest (|r| &lt; .15 for all pairs), and variance inflation factors in the full model are below 3.5, ruling out multicollinearity concerns.</w:t>
       </w:r>
     </w:p>
     <w:bookmarkEnd w:id="35"/>
@@ -1201,7 +1954,251 @@
         <w:pStyle w:val="BodyText"/>
       </w:pPr>
       <w:r>
-        <w:t xml:space="preserve">The baseline linear model (M0) confirms that FSTS alone adds no explanatory power (adjR² = .000). Adding the quadratic term FSTS² (M2) yields β₁ = +1.211 (p &lt; .001) and β₂ = −1.630 (p &lt; .001), consistent with an inverted-U. Following Haans, Pieters, and He (2016), all four formal conditions for a genuine inverted-U are satisfied in M2: (C1) β₁ = +1.211 (p &lt; .001), confirming a positive ascending limb; (C2) β₂ = −1.630 (p &lt; .001), confirming concavity; (C3) the turning point TP* ≈ 37.1% lies well within the observed FSTS range [0%, 100%]; and (C4) the marginal effect of internationalization is positive at the lower data boundary (FSTS ≈ 0%, slope ≈ +1.21) and negative at the upper boundary (FSTS ≈ 100%, slope ≈ −2.05), with opposite signs confirmed by the Lind–Mehlum (2010) u-test (joint p &lt; .001). The inverted-U remains significant when controls are added (M3: TP = 34.1%, LM p &lt; .001) and when country-year fixed effects absorb all unobserved time-varying country heterogeneity (M5: TP = 39.5%, LM p &lt; .001, adjR² = .671). The consistency of the turning point across M2, M3, and M5, ranging from 34.1% to 39.5%, provides strong evidence that the inverted-U is not an artefact of omitted country-level confounders. Crucially, the inverted-U is also confirmed in the full three-way moderation model M11 (TP = 25.7%, LM p = .026), establishing robustness to the most demanding specification.</w:t>
+        <w:t xml:space="preserve">The baseline linear model (M0) confirms that FSTS alone adds no explanatory power (adj</w:t>
+      </w:r>
+      <m:oMath>
+        <m:sSup>
+          <m:e>
+            <m:r>
+              <m:t>R</m:t>
+            </m:r>
+          </m:e>
+          <m:sup>
+            <m:r>
+              <m:t>2</m:t>
+            </m:r>
+          </m:sup>
+        </m:sSup>
+      </m:oMath>
+      <w:r>
+        <w:t xml:space="preserve"> </w:t>
+      </w:r>
+      <w:r>
+        <w:t xml:space="preserve">= .000). Adding the quadratic term</w:t>
+      </w:r>
+      <w:r>
+        <w:t xml:space="preserve"> </w:t>
+      </w:r>
+      <m:oMath>
+        <m:sSup>
+          <m:e>
+            <m:r>
+              <m:rPr>
+                <m:nor/>
+                <m:sty m:val="p"/>
+              </m:rPr>
+              <m:t>FSTS</m:t>
+            </m:r>
+          </m:e>
+          <m:sup>
+            <m:r>
+              <m:t>2</m:t>
+            </m:r>
+          </m:sup>
+        </m:sSup>
+      </m:oMath>
+      <w:r>
+        <w:t xml:space="preserve"> </w:t>
+      </w:r>
+      <w:r>
+        <w:t xml:space="preserve">(M2) yields</w:t>
+      </w:r>
+      <w:r>
+        <w:t xml:space="preserve"> </w:t>
+      </w:r>
+      <m:oMath>
+        <m:sSub>
+          <m:e>
+            <m:r>
+              <m:t>β</m:t>
+            </m:r>
+          </m:e>
+          <m:sub>
+            <m:r>
+              <m:t>1</m:t>
+            </m:r>
+          </m:sub>
+        </m:sSub>
+      </m:oMath>
+      <w:r>
+        <w:t xml:space="preserve"> </w:t>
+      </w:r>
+      <w:r>
+        <w:t xml:space="preserve">= +1.211 (p &lt; .001) and</w:t>
+      </w:r>
+      <w:r>
+        <w:t xml:space="preserve"> </w:t>
+      </w:r>
+      <m:oMath>
+        <m:sSub>
+          <m:e>
+            <m:r>
+              <m:t>β</m:t>
+            </m:r>
+          </m:e>
+          <m:sub>
+            <m:r>
+              <m:t>2</m:t>
+            </m:r>
+          </m:sub>
+        </m:sSub>
+      </m:oMath>
+      <w:r>
+        <w:t xml:space="preserve"> </w:t>
+      </w:r>
+      <w:r>
+        <w:t xml:space="preserve">= −1.630 (p &lt; .001), consistent with an inverted-U. Following Haans, Pieters, and He (2016), all four formal conditions for a genuine inverted-U are satisfied in M2: (C1)</w:t>
+      </w:r>
+      <w:r>
+        <w:t xml:space="preserve"> </w:t>
+      </w:r>
+      <m:oMath>
+        <m:sSub>
+          <m:e>
+            <m:r>
+              <m:t>β</m:t>
+            </m:r>
+          </m:e>
+          <m:sub>
+            <m:r>
+              <m:t>1</m:t>
+            </m:r>
+          </m:sub>
+        </m:sSub>
+      </m:oMath>
+      <w:r>
+        <w:t xml:space="preserve"> </w:t>
+      </w:r>
+      <w:r>
+        <w:t xml:space="preserve">= +1.211 (p &lt; .001), confirming a positive ascending limb; (C2)</w:t>
+      </w:r>
+      <w:r>
+        <w:t xml:space="preserve"> </w:t>
+      </w:r>
+      <m:oMath>
+        <m:sSub>
+          <m:e>
+            <m:r>
+              <m:t>β</m:t>
+            </m:r>
+          </m:e>
+          <m:sub>
+            <m:r>
+              <m:t>2</m:t>
+            </m:r>
+          </m:sub>
+        </m:sSub>
+      </m:oMath>
+      <w:r>
+        <w:t xml:space="preserve"> </w:t>
+      </w:r>
+      <w:r>
+        <w:t xml:space="preserve">= −1.630 (p &lt; .001), confirming concavity; (C3) the turning point TP*</w:t>
+      </w:r>
+      <w:r>
+        <w:t xml:space="preserve"> </w:t>
+      </w:r>
+      <m:oMath>
+        <m:r>
+          <m:rPr>
+            <m:sty m:val="p"/>
+          </m:rPr>
+          <m:t>≈</m:t>
+        </m:r>
+      </m:oMath>
+      <w:r>
+        <w:t xml:space="preserve"> </w:t>
+      </w:r>
+      <w:r>
+        <w:t xml:space="preserve">37.1% lies well within the observed FSTS range [0%, 100%]; and (C4) the marginal effect of internationalization is positive at the lower data boundary (FSTS</w:t>
+      </w:r>
+      <w:r>
+        <w:t xml:space="preserve"> </w:t>
+      </w:r>
+      <m:oMath>
+        <m:r>
+          <m:rPr>
+            <m:sty m:val="p"/>
+          </m:rPr>
+          <m:t>≈</m:t>
+        </m:r>
+      </m:oMath>
+      <w:r>
+        <w:t xml:space="preserve"> </w:t>
+      </w:r>
+      <w:r>
+        <w:t xml:space="preserve">0%, slope</w:t>
+      </w:r>
+      <w:r>
+        <w:t xml:space="preserve"> </w:t>
+      </w:r>
+      <m:oMath>
+        <m:r>
+          <m:rPr>
+            <m:sty m:val="p"/>
+          </m:rPr>
+          <m:t>≈</m:t>
+        </m:r>
+      </m:oMath>
+      <w:r>
+        <w:t xml:space="preserve"> </w:t>
+      </w:r>
+      <w:r>
+        <w:t xml:space="preserve">+1.21) and negative at the upper boundary (FSTS</w:t>
+      </w:r>
+      <w:r>
+        <w:t xml:space="preserve"> </w:t>
+      </w:r>
+      <m:oMath>
+        <m:r>
+          <m:rPr>
+            <m:sty m:val="p"/>
+          </m:rPr>
+          <m:t>≈</m:t>
+        </m:r>
+      </m:oMath>
+      <w:r>
+        <w:t xml:space="preserve"> </w:t>
+      </w:r>
+      <w:r>
+        <w:t xml:space="preserve">100%, slope</w:t>
+      </w:r>
+      <w:r>
+        <w:t xml:space="preserve"> </w:t>
+      </w:r>
+      <m:oMath>
+        <m:r>
+          <m:rPr>
+            <m:sty m:val="p"/>
+          </m:rPr>
+          <m:t>≈</m:t>
+        </m:r>
+      </m:oMath>
+      <w:r>
+        <w:t xml:space="preserve"> </w:t>
+      </w:r>
+      <w:r>
+        <w:t xml:space="preserve">−2.05), with opposite signs confirmed by the Lind–Mehlum (2010) u-test (joint p &lt; .001). The inverted-U remains significant when controls are added (M3: TP = 34.1%, LM p &lt; .001) and when country-year fixed effects absorb all unobserved time-varying country heterogeneity (M5: TP = 39.5%, LM p &lt; .001, adj</w:t>
+      </w:r>
+      <m:oMath>
+        <m:sSup>
+          <m:e>
+            <m:r>
+              <m:t>R</m:t>
+            </m:r>
+          </m:e>
+          <m:sup>
+            <m:r>
+              <m:t>2</m:t>
+            </m:r>
+          </m:sup>
+        </m:sSup>
+      </m:oMath>
+      <w:r>
+        <w:t xml:space="preserve"> </w:t>
+      </w:r>
+      <w:r>
+        <w:t xml:space="preserve">= .671). The consistency of the turning point across M2, M3, and M5, ranging from 34.1% to 39.5%, provides strong evidence that the inverted-U is not an artefact of omitted country-level confounders. The inverted-U is also confirmed in the full three-way moderation model M11 (TP = 25.7%, LM p = .026), establishing robustness to the most demanding specification.</w:t>
       </w:r>
     </w:p>
     <w:p>
@@ -1249,7 +2246,109 @@
         <w:pStyle w:val="BodyText"/>
       </w:pPr>
       <w:r>
-        <w:t xml:space="preserve">Adding TCI as a main effect (M6: β = +0.342, p &lt; .001) raises adjR² from .017 to .027. The interaction model M7 adds FSTS×TCI and FSTS²×TCI. Results show:</w:t>
+        <w:t xml:space="preserve">Adding TCI as a main effect (M6:</w:t>
+      </w:r>
+      <w:r>
+        <w:t xml:space="preserve"> </w:t>
+      </w:r>
+      <m:oMath>
+        <m:r>
+          <m:t>β</m:t>
+        </m:r>
+      </m:oMath>
+      <w:r>
+        <w:t xml:space="preserve"> </w:t>
+      </w:r>
+      <w:r>
+        <w:t xml:space="preserve">= +0.342, p &lt; .001) raises adj</w:t>
+      </w:r>
+      <m:oMath>
+        <m:sSup>
+          <m:e>
+            <m:r>
+              <m:t>R</m:t>
+            </m:r>
+          </m:e>
+          <m:sup>
+            <m:r>
+              <m:t>2</m:t>
+            </m:r>
+          </m:sup>
+        </m:sSup>
+      </m:oMath>
+      <w:r>
+        <w:t xml:space="preserve"> </w:t>
+      </w:r>
+      <w:r>
+        <w:t xml:space="preserve">from .017 to .027. The interaction model M7 adds</w:t>
+      </w:r>
+      <w:r>
+        <w:t xml:space="preserve"> </w:t>
+      </w:r>
+      <m:oMath>
+        <m:r>
+          <m:rPr>
+            <m:nor/>
+            <m:sty m:val="p"/>
+          </m:rPr>
+          <m:t>FSTS</m:t>
+        </m:r>
+        <m:r>
+          <m:rPr>
+            <m:sty m:val="p"/>
+          </m:rPr>
+          <m:t>×</m:t>
+        </m:r>
+        <m:r>
+          <m:rPr>
+            <m:nor/>
+            <m:sty m:val="p"/>
+          </m:rPr>
+          <m:t>TCI</m:t>
+        </m:r>
+      </m:oMath>
+      <w:r>
+        <w:t xml:space="preserve"> </w:t>
+      </w:r>
+      <w:r>
+        <w:t xml:space="preserve">and</w:t>
+      </w:r>
+      <w:r>
+        <w:t xml:space="preserve"> </w:t>
+      </w:r>
+      <m:oMath>
+        <m:sSup>
+          <m:e>
+            <m:r>
+              <m:rPr>
+                <m:nor/>
+                <m:sty m:val="p"/>
+              </m:rPr>
+              <m:t>FSTS</m:t>
+            </m:r>
+          </m:e>
+          <m:sup>
+            <m:r>
+              <m:t>2</m:t>
+            </m:r>
+          </m:sup>
+        </m:sSup>
+        <m:r>
+          <m:rPr>
+            <m:sty m:val="p"/>
+          </m:rPr>
+          <m:t>×</m:t>
+        </m:r>
+        <m:r>
+          <m:rPr>
+            <m:nor/>
+            <m:sty m:val="p"/>
+          </m:rPr>
+          <m:t>TCI</m:t>
+        </m:r>
+      </m:oMath>
+      <w:r>
+        <w:t xml:space="preserve">. Results show:</w:t>
       </w:r>
     </w:p>
     <w:p>
@@ -1261,7 +2360,21 @@
         <w:pStyle w:val="Compact"/>
       </w:pPr>
       <w:r>
-        <w:t xml:space="preserve">TCI main effect: β = +0.372 (p &lt; .001), higher TCI raises baseline performance</w:t>
+        <w:t xml:space="preserve">TCI main effect:</w:t>
+      </w:r>
+      <w:r>
+        <w:t xml:space="preserve"> </w:t>
+      </w:r>
+      <m:oMath>
+        <m:r>
+          <m:t>β</m:t>
+        </m:r>
+      </m:oMath>
+      <w:r>
+        <w:t xml:space="preserve"> </w:t>
+      </w:r>
+      <w:r>
+        <w:t xml:space="preserve">= +0.372 (p &lt; .001), higher TCI raises baseline performance</w:t>
       </w:r>
     </w:p>
     <w:p>
@@ -1272,8 +2385,44 @@
         </w:numPr>
         <w:pStyle w:val="Compact"/>
       </w:pPr>
-      <w:r>
-        <w:t xml:space="preserve">FSTS×TCI: β = −0.090 (NS), the ascending limb interaction is not significant</w:t>
+      <m:oMath>
+        <m:r>
+          <m:rPr>
+            <m:nor/>
+            <m:sty m:val="p"/>
+          </m:rPr>
+          <m:t>FSTS</m:t>
+        </m:r>
+        <m:r>
+          <m:rPr>
+            <m:sty m:val="p"/>
+          </m:rPr>
+          <m:t>×</m:t>
+        </m:r>
+        <m:r>
+          <m:rPr>
+            <m:nor/>
+            <m:sty m:val="p"/>
+          </m:rPr>
+          <m:t>TCI</m:t>
+        </m:r>
+      </m:oMath>
+      <w:r>
+        <w:t xml:space="preserve">:</w:t>
+      </w:r>
+      <w:r>
+        <w:t xml:space="preserve"> </w:t>
+      </w:r>
+      <m:oMath>
+        <m:r>
+          <m:t>β</m:t>
+        </m:r>
+      </m:oMath>
+      <w:r>
+        <w:t xml:space="preserve"> </w:t>
+      </w:r>
+      <w:r>
+        <w:t xml:space="preserve">= −0.090 (NS), the ascending limb interaction is not significant</w:t>
       </w:r>
     </w:p>
     <w:p>
@@ -1284,8 +2433,53 @@
         </w:numPr>
         <w:pStyle w:val="Compact"/>
       </w:pPr>
-      <w:r>
-        <w:t xml:space="preserve">FSTS²×TCI: β = −0.227 (NS in M7; remains NS in M8, p = .077)</w:t>
+      <m:oMath>
+        <m:sSup>
+          <m:e>
+            <m:r>
+              <m:rPr>
+                <m:nor/>
+                <m:sty m:val="p"/>
+              </m:rPr>
+              <m:t>FSTS</m:t>
+            </m:r>
+          </m:e>
+          <m:sup>
+            <m:r>
+              <m:t>2</m:t>
+            </m:r>
+          </m:sup>
+        </m:sSup>
+        <m:r>
+          <m:rPr>
+            <m:sty m:val="p"/>
+          </m:rPr>
+          <m:t>×</m:t>
+        </m:r>
+        <m:r>
+          <m:rPr>
+            <m:nor/>
+            <m:sty m:val="p"/>
+          </m:rPr>
+          <m:t>TCI</m:t>
+        </m:r>
+      </m:oMath>
+      <w:r>
+        <w:t xml:space="preserve">:</w:t>
+      </w:r>
+      <w:r>
+        <w:t xml:space="preserve"> </w:t>
+      </w:r>
+      <m:oMath>
+        <m:r>
+          <m:t>β</m:t>
+        </m:r>
+      </m:oMath>
+      <w:r>
+        <w:t xml:space="preserve"> </w:t>
+      </w:r>
+      <w:r>
+        <w:t xml:space="preserve">= −0.227 (NS in M7; remains NS in M8, p = .077)</w:t>
       </w:r>
     </w:p>
     <w:p>
@@ -1293,7 +2487,24 @@
         <w:pStyle w:val="FirstParagraph"/>
       </w:pPr>
       <w:r>
-        <w:t xml:space="preserve">The joint F-test for the two TCI interaction terms is not significant across M7–M9. The inverted-U remains confirmed in M7 (TP = 34.2%, LM p &lt; .001). A one-SD increase in TCI raises labour productivity by exp(0.372) − 1 ≈ 45% at mean FSTS, a large and practically meaningful level effect. The curvature steepening predicted by H2 does not emerge in this expanded sample.</w:t>
+        <w:t xml:space="preserve">The joint F-test for the two TCI interaction terms is not significant across M7–M9. The inverted-U remains confirmed in M7 (TP = 34.2%, LM p &lt; .001). A one-SD increase in TCI raises labour productivity by exp(0.372) − 1</w:t>
+      </w:r>
+      <w:r>
+        <w:t xml:space="preserve"> </w:t>
+      </w:r>
+      <m:oMath>
+        <m:r>
+          <m:rPr>
+            <m:sty m:val="p"/>
+          </m:rPr>
+          <m:t>≈</m:t>
+        </m:r>
+      </m:oMath>
+      <w:r>
+        <w:t xml:space="preserve"> </w:t>
+      </w:r>
+      <w:r>
+        <w:t xml:space="preserve">45% at mean FSTS, a large and practically meaningful level effect. The curvature steepening predicted by H2 does not emerge in this expanded sample.</w:t>
       </w:r>
     </w:p>
     <w:p>
@@ -1341,7 +2552,245 @@
         <w:pStyle w:val="BodyText"/>
       </w:pPr>
       <w:r>
-        <w:t xml:space="preserve">When DAI is added to M7, the DAI main effect is positive and statistically significant (β = +0.172, p &lt; .001), consistent with approximately a 19% performance premium for digitally active firms (exp(0.172) − 1 ≈ 19%). Strikingly, both DAI interaction terms are statistically significant in M8: FSTS×DAI = −0.588 (p &lt; .001, ***) and FSTS²×DAI = +0.726 (p = .002, **). The interaction pattern, negative FSTS×DAI and positive FSTS²×DAI, means that high-DAI firms experience a flatter, shifted I–P curve: lower productivity gains per unit of FSTS at low export intensities (sunk adoption costs, or selection of productivity-constrained firms into digital adoption), but significantly smaller performance declines at high FSTS (digital infrastructure supporting cross-border coordination at scale). This result strengthens further in M9 with manager controls: FSTS×DAI = −0.786 (p &lt; .001, ***) and FSTS²×DAI = +0.982 (p &lt; .001, ***). The inverted-U is maintained in both specifications (M8: TP = 34.2%; M9: TP = 32.2%).</w:t>
+        <w:t xml:space="preserve">When DAI is added to M7, the DAI main effect is positive and statistically significant (</w:t>
+      </w:r>
+      <m:oMath>
+        <m:r>
+          <m:t>β</m:t>
+        </m:r>
+      </m:oMath>
+      <w:r>
+        <w:t xml:space="preserve"> </w:t>
+      </w:r>
+      <w:r>
+        <w:t xml:space="preserve">= +0.172, p &lt; .001), consistent with approximately a 19% performance premium for digitally active firms (exp(0.172) − 1</w:t>
+      </w:r>
+      <w:r>
+        <w:t xml:space="preserve"> </w:t>
+      </w:r>
+      <m:oMath>
+        <m:r>
+          <m:rPr>
+            <m:sty m:val="p"/>
+          </m:rPr>
+          <m:t>≈</m:t>
+        </m:r>
+      </m:oMath>
+      <w:r>
+        <w:t xml:space="preserve"> </w:t>
+      </w:r>
+      <w:r>
+        <w:t xml:space="preserve">19%). Strikingly, both DAI interaction terms are statistically significant in M8:</w:t>
+      </w:r>
+      <w:r>
+        <w:t xml:space="preserve"> </w:t>
+      </w:r>
+      <m:oMath>
+        <m:r>
+          <m:rPr>
+            <m:nor/>
+            <m:sty m:val="p"/>
+          </m:rPr>
+          <m:t>FSTS</m:t>
+        </m:r>
+        <m:r>
+          <m:rPr>
+            <m:sty m:val="p"/>
+          </m:rPr>
+          <m:t>×</m:t>
+        </m:r>
+        <m:r>
+          <m:rPr>
+            <m:nor/>
+            <m:sty m:val="p"/>
+          </m:rPr>
+          <m:t>DAI</m:t>
+        </m:r>
+      </m:oMath>
+      <w:r>
+        <w:t xml:space="preserve"> </w:t>
+      </w:r>
+      <w:r>
+        <w:t xml:space="preserve">= −0.588 (p &lt; .001, ***) and</w:t>
+      </w:r>
+      <w:r>
+        <w:t xml:space="preserve"> </w:t>
+      </w:r>
+      <m:oMath>
+        <m:sSup>
+          <m:e>
+            <m:r>
+              <m:rPr>
+                <m:nor/>
+                <m:sty m:val="p"/>
+              </m:rPr>
+              <m:t>FSTS</m:t>
+            </m:r>
+          </m:e>
+          <m:sup>
+            <m:r>
+              <m:t>2</m:t>
+            </m:r>
+          </m:sup>
+        </m:sSup>
+        <m:r>
+          <m:rPr>
+            <m:sty m:val="p"/>
+          </m:rPr>
+          <m:t>×</m:t>
+        </m:r>
+        <m:r>
+          <m:rPr>
+            <m:nor/>
+            <m:sty m:val="p"/>
+          </m:rPr>
+          <m:t>DAI</m:t>
+        </m:r>
+      </m:oMath>
+      <w:r>
+        <w:t xml:space="preserve"> </w:t>
+      </w:r>
+      <w:r>
+        <w:t xml:space="preserve">= +0.726 (p = .002, **). The interaction pattern, negative</w:t>
+      </w:r>
+      <w:r>
+        <w:t xml:space="preserve"> </w:t>
+      </w:r>
+      <m:oMath>
+        <m:r>
+          <m:rPr>
+            <m:nor/>
+            <m:sty m:val="p"/>
+          </m:rPr>
+          <m:t>FSTS</m:t>
+        </m:r>
+        <m:r>
+          <m:rPr>
+            <m:sty m:val="p"/>
+          </m:rPr>
+          <m:t>×</m:t>
+        </m:r>
+        <m:r>
+          <m:rPr>
+            <m:nor/>
+            <m:sty m:val="p"/>
+          </m:rPr>
+          <m:t>DAI</m:t>
+        </m:r>
+      </m:oMath>
+      <w:r>
+        <w:t xml:space="preserve"> </w:t>
+      </w:r>
+      <w:r>
+        <w:t xml:space="preserve">and positive</w:t>
+      </w:r>
+      <w:r>
+        <w:t xml:space="preserve"> </w:t>
+      </w:r>
+      <m:oMath>
+        <m:sSup>
+          <m:e>
+            <m:r>
+              <m:rPr>
+                <m:nor/>
+                <m:sty m:val="p"/>
+              </m:rPr>
+              <m:t>FSTS</m:t>
+            </m:r>
+          </m:e>
+          <m:sup>
+            <m:r>
+              <m:t>2</m:t>
+            </m:r>
+          </m:sup>
+        </m:sSup>
+        <m:r>
+          <m:rPr>
+            <m:sty m:val="p"/>
+          </m:rPr>
+          <m:t>×</m:t>
+        </m:r>
+        <m:r>
+          <m:rPr>
+            <m:nor/>
+            <m:sty m:val="p"/>
+          </m:rPr>
+          <m:t>DAI</m:t>
+        </m:r>
+      </m:oMath>
+      <w:r>
+        <w:t xml:space="preserve">, means that high-DAI firms experience a flatter, shifted I–P curve: lower productivity gains per unit of FSTS at low export intensities (sunk adoption costs, or selection of productivity-constrained firms into digital adoption), but significantly smaller performance declines at high FSTS (digital infrastructure supporting cross-border coordination at scale). This result strengthens further in M9 with manager controls:</w:t>
+      </w:r>
+      <w:r>
+        <w:t xml:space="preserve"> </w:t>
+      </w:r>
+      <m:oMath>
+        <m:r>
+          <m:rPr>
+            <m:nor/>
+            <m:sty m:val="p"/>
+          </m:rPr>
+          <m:t>FSTS</m:t>
+        </m:r>
+        <m:r>
+          <m:rPr>
+            <m:sty m:val="p"/>
+          </m:rPr>
+          <m:t>×</m:t>
+        </m:r>
+        <m:r>
+          <m:rPr>
+            <m:nor/>
+            <m:sty m:val="p"/>
+          </m:rPr>
+          <m:t>DAI</m:t>
+        </m:r>
+      </m:oMath>
+      <w:r>
+        <w:t xml:space="preserve"> </w:t>
+      </w:r>
+      <w:r>
+        <w:t xml:space="preserve">= −0.786 (p &lt; .001, ***) and</w:t>
+      </w:r>
+      <w:r>
+        <w:t xml:space="preserve"> </w:t>
+      </w:r>
+      <m:oMath>
+        <m:sSup>
+          <m:e>
+            <m:r>
+              <m:rPr>
+                <m:nor/>
+                <m:sty m:val="p"/>
+              </m:rPr>
+              <m:t>FSTS</m:t>
+            </m:r>
+          </m:e>
+          <m:sup>
+            <m:r>
+              <m:t>2</m:t>
+            </m:r>
+          </m:sup>
+        </m:sSup>
+        <m:r>
+          <m:rPr>
+            <m:sty m:val="p"/>
+          </m:rPr>
+          <m:t>×</m:t>
+        </m:r>
+        <m:r>
+          <m:rPr>
+            <m:nor/>
+            <m:sty m:val="p"/>
+          </m:rPr>
+          <m:t>DAI</m:t>
+        </m:r>
+      </m:oMath>
+      <w:r>
+        <w:t xml:space="preserve"> </w:t>
+      </w:r>
+      <w:r>
+        <w:t xml:space="preserve">= +0.982 (p &lt; .001, ***). The inverted-U is maintained in both specifications (M8: TP = 34.2%; M9: TP = 32.2%).</w:t>
       </w:r>
     </w:p>
     <w:p>
@@ -1389,7 +2838,79 @@
         <w:pStyle w:val="BodyText"/>
       </w:pPr>
       <w:r>
-        <w:t xml:space="preserve">Manager experience (β = +0.018, p &lt; .001) and female top manager (β = +0.202, p &lt; .001) both raise firm performance independently of FSTS in M9. The experience effect implies approximately 2% higher labour productivity per additional year of sectoral experience; the female top manager effect implies approximately a 22% performance premium (exp(0.202) − 1 ≈ 22%). The FSTS×manager_experience interaction is not significant in either M9 (β = +0.005, p = .29) or M11 (β = +0.007, p = .26), indicating that managerial experience operates as a level shifter rather than a moderator of the I–P curve.</w:t>
+        <w:t xml:space="preserve">Manager experience (</w:t>
+      </w:r>
+      <m:oMath>
+        <m:r>
+          <m:t>β</m:t>
+        </m:r>
+      </m:oMath>
+      <w:r>
+        <w:t xml:space="preserve"> </w:t>
+      </w:r>
+      <w:r>
+        <w:t xml:space="preserve">= +0.018, p &lt; .001) and female top manager (</w:t>
+      </w:r>
+      <m:oMath>
+        <m:r>
+          <m:t>β</m:t>
+        </m:r>
+      </m:oMath>
+      <w:r>
+        <w:t xml:space="preserve"> </w:t>
+      </w:r>
+      <w:r>
+        <w:t xml:space="preserve">= +0.202, p &lt; .001) both raise firm performance independently of FSTS in M9. The experience effect implies approximately 2% higher labour productivity per additional year of sectoral experience; the female top manager effect implies approximately a 22% performance premium (exp(0.202) − 1</w:t>
+      </w:r>
+      <w:r>
+        <w:t xml:space="preserve"> </w:t>
+      </w:r>
+      <m:oMath>
+        <m:r>
+          <m:rPr>
+            <m:sty m:val="p"/>
+          </m:rPr>
+          <m:t>≈</m:t>
+        </m:r>
+      </m:oMath>
+      <w:r>
+        <w:t xml:space="preserve"> </w:t>
+      </w:r>
+      <w:r>
+        <w:t xml:space="preserve">22%). The FSTS</w:t>
+      </w:r>
+      <m:oMath>
+        <m:r>
+          <m:rPr>
+            <m:sty m:val="p"/>
+          </m:rPr>
+          <m:t>×</m:t>
+        </m:r>
+      </m:oMath>
+      <w:r>
+        <w:t xml:space="preserve">manager_experience interaction is not significant in either M9 (</w:t>
+      </w:r>
+      <m:oMath>
+        <m:r>
+          <m:t>β</m:t>
+        </m:r>
+      </m:oMath>
+      <w:r>
+        <w:t xml:space="preserve"> </w:t>
+      </w:r>
+      <w:r>
+        <w:t xml:space="preserve">= +0.005, p = .29) or M11 (</w:t>
+      </w:r>
+      <m:oMath>
+        <m:r>
+          <m:t>β</m:t>
+        </m:r>
+      </m:oMath>
+      <w:r>
+        <w:t xml:space="preserve"> </w:t>
+      </w:r>
+      <w:r>
+        <w:t xml:space="preserve">= +0.007, p = .26), indicating that managerial experience operates as a level shifter rather than a moderator of the I–P curve.</w:t>
       </w:r>
     </w:p>
     <w:p>
@@ -1437,7 +2958,35 @@
         <w:pStyle w:val="BodyText"/>
       </w:pPr>
       <w:r>
-        <w:t xml:space="preserve">The ICRV group main effect (β = +0.592, p &lt; .001) indicates that, controlling for TCI, DAI, and firm characteristics, each step up the ICRV scale (from Group I to VI, i.e., from stronger to weaker institutions) is associated with approximately an 81% higher labour productivity level (exp(0.592) − 1 ≈ 81%). This counter-intuitive</w:t>
+        <w:t xml:space="preserve">The ICRV group main effect (</w:t>
+      </w:r>
+      <m:oMath>
+        <m:r>
+          <m:t>β</m:t>
+        </m:r>
+      </m:oMath>
+      <w:r>
+        <w:t xml:space="preserve"> </w:t>
+      </w:r>
+      <w:r>
+        <w:t xml:space="preserve">= +0.592, p &lt; .001) indicates that, controlling for TCI, DAI, and firm characteristics, each step up the ICRV scale (from Group I to VI, i.e., from stronger to weaker institutions) is associated with approximately an 81% higher labour productivity level (exp(0.592) − 1</w:t>
+      </w:r>
+      <w:r>
+        <w:t xml:space="preserve"> </w:t>
+      </w:r>
+      <m:oMath>
+        <m:r>
+          <m:rPr>
+            <m:sty m:val="p"/>
+          </m:rPr>
+          <m:t>≈</m:t>
+        </m:r>
+      </m:oMath>
+      <w:r>
+        <w:t xml:space="preserve"> </w:t>
+      </w:r>
+      <w:r>
+        <w:t xml:space="preserve">81%). This counter-intuitive</w:t>
       </w:r>
       <w:r>
         <w:t xml:space="preserve"> </w:t>
@@ -1461,7 +3010,140 @@
         <w:pStyle w:val="BodyText"/>
       </w:pPr>
       <w:r>
-        <w:t xml:space="preserve">More relevant for H5 are the interaction terms: FSTS×ICRV (β = +1.849, p &lt; .001) and FSTS²×ICRV (β = −2.932, p &lt; .001). The negative FSTS²×ICRV term indicates that the</w:t>
+        <w:t xml:space="preserve">More relevant for H5 are the interaction terms:</w:t>
+      </w:r>
+      <w:r>
+        <w:t xml:space="preserve"> </w:t>
+      </w:r>
+      <m:oMath>
+        <m:r>
+          <m:rPr>
+            <m:nor/>
+            <m:sty m:val="p"/>
+          </m:rPr>
+          <m:t>FSTS</m:t>
+        </m:r>
+        <m:r>
+          <m:rPr>
+            <m:sty m:val="p"/>
+          </m:rPr>
+          <m:t>×</m:t>
+        </m:r>
+        <m:r>
+          <m:rPr>
+            <m:nor/>
+            <m:sty m:val="p"/>
+          </m:rPr>
+          <m:t>ICRV</m:t>
+        </m:r>
+      </m:oMath>
+      <w:r>
+        <w:t xml:space="preserve"> </w:t>
+      </w:r>
+      <w:r>
+        <w:t xml:space="preserve">(</w:t>
+      </w:r>
+      <m:oMath>
+        <m:r>
+          <m:t>β</m:t>
+        </m:r>
+      </m:oMath>
+      <w:r>
+        <w:t xml:space="preserve"> </w:t>
+      </w:r>
+      <w:r>
+        <w:t xml:space="preserve">= +1.849, p &lt; .001) and</w:t>
+      </w:r>
+      <w:r>
+        <w:t xml:space="preserve"> </w:t>
+      </w:r>
+      <m:oMath>
+        <m:sSup>
+          <m:e>
+            <m:r>
+              <m:rPr>
+                <m:nor/>
+                <m:sty m:val="p"/>
+              </m:rPr>
+              <m:t>FSTS</m:t>
+            </m:r>
+          </m:e>
+          <m:sup>
+            <m:r>
+              <m:t>2</m:t>
+            </m:r>
+          </m:sup>
+        </m:sSup>
+        <m:r>
+          <m:rPr>
+            <m:sty m:val="p"/>
+          </m:rPr>
+          <m:t>×</m:t>
+        </m:r>
+        <m:r>
+          <m:rPr>
+            <m:nor/>
+            <m:sty m:val="p"/>
+          </m:rPr>
+          <m:t>ICRV</m:t>
+        </m:r>
+      </m:oMath>
+      <w:r>
+        <w:t xml:space="preserve"> </w:t>
+      </w:r>
+      <w:r>
+        <w:t xml:space="preserve">(</w:t>
+      </w:r>
+      <m:oMath>
+        <m:r>
+          <m:t>β</m:t>
+        </m:r>
+      </m:oMath>
+      <w:r>
+        <w:t xml:space="preserve"> </w:t>
+      </w:r>
+      <w:r>
+        <w:t xml:space="preserve">= −2.932, p &lt; .001). The negative</w:t>
+      </w:r>
+      <w:r>
+        <w:t xml:space="preserve"> </w:t>
+      </w:r>
+      <m:oMath>
+        <m:sSup>
+          <m:e>
+            <m:r>
+              <m:rPr>
+                <m:nor/>
+                <m:sty m:val="p"/>
+              </m:rPr>
+              <m:t>FSTS</m:t>
+            </m:r>
+          </m:e>
+          <m:sup>
+            <m:r>
+              <m:t>2</m:t>
+            </m:r>
+          </m:sup>
+        </m:sSup>
+        <m:r>
+          <m:rPr>
+            <m:sty m:val="p"/>
+          </m:rPr>
+          <m:t>×</m:t>
+        </m:r>
+        <m:r>
+          <m:rPr>
+            <m:nor/>
+            <m:sty m:val="p"/>
+          </m:rPr>
+          <m:t>ICRV</m:t>
+        </m:r>
+      </m:oMath>
+      <w:r>
+        <w:t xml:space="preserve"> </w:t>
+      </w:r>
+      <w:r>
+        <w:t xml:space="preserve">term indicates that the</w:t>
       </w:r>
       <w:r>
         <w:t xml:space="preserve"> </w:t>
@@ -1541,15 +3223,170 @@
         <w:pStyle w:val="BodyText"/>
       </w:pPr>
       <w:r>
-        <w:t xml:space="preserve">The capstone model adds all three-way interactions (FSTS×DAI×ICRV, plus constituent lower-order interactions). The Lind–Mehlum test in M11 confirms the inverted-U (TP = 25.7%, LM p = .026), establishing that the inverted-U shape holds even in the most demanding specification. The DAI×ICRV interaction (β = +0.052, p = .049, *) is statistically significant, consistent with the CDCM prediction that digital capabilities provide stronger per-unit performance effects in weaker institutional environments. The three-way FSTS×DAI×ICRV term (β = −0.016, NS) is not significant, indicating that the DAI curve-reshaping effect documented in M8/M9 does not systematically vary across the ICRV regime gradient in this specification.</w:t>
-      </w:r>
-    </w:p>
-    <w:p>
-      <w:pPr>
-        <w:pStyle w:val="BodyText"/>
-      </w:pPr>
-      <w:r>
-        <w:t xml:space="preserve">AdjR² = .057 in M11 (vs. .039 in M10) indicates meaningful incremental fit from adding the three-way moderation structure.</w:t>
+        <w:t xml:space="preserve">The capstone model adds all three-way interactions (</w:t>
+      </w:r>
+      <m:oMath>
+        <m:r>
+          <m:rPr>
+            <m:nor/>
+            <m:sty m:val="p"/>
+          </m:rPr>
+          <m:t>FSTS</m:t>
+        </m:r>
+        <m:r>
+          <m:rPr>
+            <m:sty m:val="p"/>
+          </m:rPr>
+          <m:t>×</m:t>
+        </m:r>
+        <m:r>
+          <m:rPr>
+            <m:nor/>
+            <m:sty m:val="p"/>
+          </m:rPr>
+          <m:t>DAI</m:t>
+        </m:r>
+        <m:r>
+          <m:rPr>
+            <m:sty m:val="p"/>
+          </m:rPr>
+          <m:t>×</m:t>
+        </m:r>
+        <m:r>
+          <m:rPr>
+            <m:nor/>
+            <m:sty m:val="p"/>
+          </m:rPr>
+          <m:t>ICRV</m:t>
+        </m:r>
+      </m:oMath>
+      <w:r>
+        <w:t xml:space="preserve">, plus constituent lower-order interactions). The Lind–Mehlum test in M11 confirms the inverted-U (TP = 25.7%, LM p = .026), establishing that the inverted-U shape holds even in the most demanding specification. The</w:t>
+      </w:r>
+      <w:r>
+        <w:t xml:space="preserve"> </w:t>
+      </w:r>
+      <m:oMath>
+        <m:r>
+          <m:rPr>
+            <m:nor/>
+            <m:sty m:val="p"/>
+          </m:rPr>
+          <m:t>DAI</m:t>
+        </m:r>
+        <m:r>
+          <m:rPr>
+            <m:sty m:val="p"/>
+          </m:rPr>
+          <m:t>×</m:t>
+        </m:r>
+        <m:r>
+          <m:rPr>
+            <m:nor/>
+            <m:sty m:val="p"/>
+          </m:rPr>
+          <m:t>ICRV</m:t>
+        </m:r>
+      </m:oMath>
+      <w:r>
+        <w:t xml:space="preserve"> </w:t>
+      </w:r>
+      <w:r>
+        <w:t xml:space="preserve">interaction (</w:t>
+      </w:r>
+      <m:oMath>
+        <m:r>
+          <m:t>β</m:t>
+        </m:r>
+      </m:oMath>
+      <w:r>
+        <w:t xml:space="preserve"> </w:t>
+      </w:r>
+      <w:r>
+        <w:t xml:space="preserve">= +0.052, p = .049, *) is statistically significant, consistent with the CDCM prediction that digital capabilities provide stronger per-unit performance effects in weaker institutional environments. The three-way</w:t>
+      </w:r>
+      <w:r>
+        <w:t xml:space="preserve"> </w:t>
+      </w:r>
+      <m:oMath>
+        <m:r>
+          <m:rPr>
+            <m:nor/>
+            <m:sty m:val="p"/>
+          </m:rPr>
+          <m:t>FSTS</m:t>
+        </m:r>
+        <m:r>
+          <m:rPr>
+            <m:sty m:val="p"/>
+          </m:rPr>
+          <m:t>×</m:t>
+        </m:r>
+        <m:r>
+          <m:rPr>
+            <m:nor/>
+            <m:sty m:val="p"/>
+          </m:rPr>
+          <m:t>DAI</m:t>
+        </m:r>
+        <m:r>
+          <m:rPr>
+            <m:sty m:val="p"/>
+          </m:rPr>
+          <m:t>×</m:t>
+        </m:r>
+        <m:r>
+          <m:rPr>
+            <m:nor/>
+            <m:sty m:val="p"/>
+          </m:rPr>
+          <m:t>ICRV</m:t>
+        </m:r>
+      </m:oMath>
+      <w:r>
+        <w:t xml:space="preserve"> </w:t>
+      </w:r>
+      <w:r>
+        <w:t xml:space="preserve">term (</w:t>
+      </w:r>
+      <m:oMath>
+        <m:r>
+          <m:t>β</m:t>
+        </m:r>
+      </m:oMath>
+      <w:r>
+        <w:t xml:space="preserve"> </w:t>
+      </w:r>
+      <w:r>
+        <w:t xml:space="preserve">= −0.016, NS) is not significant, indicating that the DAI curve-reshaping effect documented in M8/M9 does not systematically vary across the ICRV regime gradient in this specification.</w:t>
+      </w:r>
+    </w:p>
+    <w:p>
+      <w:pPr>
+        <w:pStyle w:val="BodyText"/>
+      </w:pPr>
+      <w:r>
+        <w:t xml:space="preserve">Adj</w:t>
+      </w:r>
+      <m:oMath>
+        <m:sSup>
+          <m:e>
+            <m:r>
+              <m:t>R</m:t>
+            </m:r>
+          </m:e>
+          <m:sup>
+            <m:r>
+              <m:t>2</m:t>
+            </m:r>
+          </m:sup>
+        </m:sSup>
+      </m:oMath>
+      <w:r>
+        <w:t xml:space="preserve"> </w:t>
+      </w:r>
+      <w:r>
+        <w:t xml:space="preserve">= .057 in M11 (vs. .039 in M10) indicates meaningful incremental fit from adding the three-way moderation structure.</w:t>
       </w:r>
     </w:p>
     <w:p>
@@ -1567,7 +3404,69 @@
         <w:t xml:space="preserve"> </w:t>
       </w:r>
       <w:r>
-        <w:t xml:space="preserve">The DAI×ICRV main interaction is statistically significant (p = .049), supporting regime-contingent digital effects. The three-way FSTS curve-reshaping via DAI×ICRV does not reach statistical significance, the WBES DAI measure's limited dimensionality (Tier 1–2 only) likely constrains detection of the full CDCM-predicted interaction.</w:t>
+        <w:t xml:space="preserve">The</w:t>
+      </w:r>
+      <w:r>
+        <w:t xml:space="preserve"> </w:t>
+      </w:r>
+      <m:oMath>
+        <m:r>
+          <m:rPr>
+            <m:nor/>
+            <m:sty m:val="p"/>
+          </m:rPr>
+          <m:t>DAI</m:t>
+        </m:r>
+        <m:r>
+          <m:rPr>
+            <m:sty m:val="p"/>
+          </m:rPr>
+          <m:t>×</m:t>
+        </m:r>
+        <m:r>
+          <m:rPr>
+            <m:nor/>
+            <m:sty m:val="p"/>
+          </m:rPr>
+          <m:t>ICRV</m:t>
+        </m:r>
+      </m:oMath>
+      <w:r>
+        <w:t xml:space="preserve"> </w:t>
+      </w:r>
+      <w:r>
+        <w:t xml:space="preserve">main interaction is statistically significant (p = .049), supporting regime-contingent digital effects. The three-way FSTS curve-reshaping via</w:t>
+      </w:r>
+      <w:r>
+        <w:t xml:space="preserve"> </w:t>
+      </w:r>
+      <m:oMath>
+        <m:r>
+          <m:rPr>
+            <m:nor/>
+            <m:sty m:val="p"/>
+          </m:rPr>
+          <m:t>DAI</m:t>
+        </m:r>
+        <m:r>
+          <m:rPr>
+            <m:sty m:val="p"/>
+          </m:rPr>
+          <m:t>×</m:t>
+        </m:r>
+        <m:r>
+          <m:rPr>
+            <m:nor/>
+            <m:sty m:val="p"/>
+          </m:rPr>
+          <m:t>ICRV</m:t>
+        </m:r>
+      </m:oMath>
+      <w:r>
+        <w:t xml:space="preserve"> </w:t>
+      </w:r>
+      <w:r>
+        <w:t xml:space="preserve">does not reach statistical significance, the WBES DAI measure's limited dimensionality (Tier 1–2 only) likely constrains detection of the full CDCM-predicted interaction.</w:t>
       </w:r>
     </w:p>
     <w:bookmarkEnd w:id="41"/>
@@ -1617,7 +3516,56 @@
         <w:t xml:space="preserve"> </w:t>
       </w:r>
       <w:r>
-        <w:t xml:space="preserve">(recovered from the WBES sales items, with country-year fixed effects absorbing within-wave inflation). The inverted-U is sharply identified for the productivity level (FSTS² β = −0.80, p = .008; TP ≈ 37%) but is</w:t>
+        <w:t xml:space="preserve">(recovered from the WBES sales items, with country-year fixed effects absorbing within-wave inflation). The inverted-U is sharply identified for the productivity level (</w:t>
+      </w:r>
+      <m:oMath>
+        <m:sSup>
+          <m:e>
+            <m:r>
+              <m:rPr>
+                <m:nor/>
+                <m:sty m:val="p"/>
+              </m:rPr>
+              <m:t>FSTS</m:t>
+            </m:r>
+          </m:e>
+          <m:sup>
+            <m:r>
+              <m:t>2</m:t>
+            </m:r>
+          </m:sup>
+        </m:sSup>
+      </m:oMath>
+      <w:r>
+        <w:t xml:space="preserve"> </w:t>
+      </w:r>
+      <m:oMath>
+        <m:r>
+          <m:t>β</m:t>
+        </m:r>
+      </m:oMath>
+      <w:r>
+        <w:t xml:space="preserve"> </w:t>
+      </w:r>
+      <w:r>
+        <w:t xml:space="preserve">= −0.80, p = .008; TP</w:t>
+      </w:r>
+      <w:r>
+        <w:t xml:space="preserve"> </w:t>
+      </w:r>
+      <m:oMath>
+        <m:r>
+          <m:rPr>
+            <m:sty m:val="p"/>
+          </m:rPr>
+          <m:t>≈</m:t>
+        </m:r>
+      </m:oMath>
+      <w:r>
+        <w:t xml:space="preserve"> </w:t>
+      </w:r>
+      <w:r>
+        <w:t xml:space="preserve">37%) but is</w:t>
       </w:r>
       <w:r>
         <w:t xml:space="preserve"> </w:t>
@@ -1633,7 +3581,50 @@
         <w:t xml:space="preserve"> </w:t>
       </w:r>
       <w:r>
-        <w:t xml:space="preserve">detected for sales growth (FSTS² β ≈ 0, p = .16; n.s.). This divergence is theoretically coherent rather than contradictory: the relocated-optimum mechanism concerns the</w:t>
+        <w:t xml:space="preserve">detected for sales growth (</w:t>
+      </w:r>
+      <m:oMath>
+        <m:sSup>
+          <m:e>
+            <m:r>
+              <m:rPr>
+                <m:nor/>
+                <m:sty m:val="p"/>
+              </m:rPr>
+              <m:t>FSTS</m:t>
+            </m:r>
+          </m:e>
+          <m:sup>
+            <m:r>
+              <m:t>2</m:t>
+            </m:r>
+          </m:sup>
+        </m:sSup>
+      </m:oMath>
+      <w:r>
+        <w:t xml:space="preserve"> </w:t>
+      </w:r>
+      <m:oMath>
+        <m:r>
+          <m:t>β</m:t>
+        </m:r>
+      </m:oMath>
+      <w:r>
+        <w:t xml:space="preserve"> </w:t>
+      </w:r>
+      <m:oMath>
+        <m:r>
+          <m:rPr>
+            <m:sty m:val="p"/>
+          </m:rPr>
+          <m:t>≈</m:t>
+        </m:r>
+      </m:oMath>
+      <w:r>
+        <w:t xml:space="preserve"> </w:t>
+      </w:r>
+      <w:r>
+        <w:t xml:space="preserve">0, p = .16; n.s.). This divergence is theoretically coherent rather than contradictory: the relocated-optimum mechanism concerns the</w:t>
       </w:r>
       <w:r>
         <w:t xml:space="preserve"> </w:t>
@@ -1646,7 +3637,7 @@
         <w:t xml:space="preserve">value captured per unit of internationalisation</w:t>
       </w:r>
       <w:r>
-        <w:t xml:space="preserve">, a stock property of productivity, not the flow dynamics of period-to-period growth. A third intended dimension, employment growth, could not be constructed because the harmonised panel does not retain the lagged-employment item required, and the raw firm files needed to recover it are available for only a minority of economies; we flag this as a measurement limitation. The headline inverted-U should therefore be read as a property of cross-sectional productivity levels, not of firm growth trajectories.</w:t>
+        <w:t xml:space="preserve">, a stock property of productivity, not the flow dynamics of period-to-period growth. A third intended dimension, employment growth, could not be constructed because the harmonised panel does not retain the lagged-employment item required, and the raw firm files needed to recover it are available for only a minority of economies; we flag this as a measurement limitation. The primary inverted-U finding should therefore be read as a property of cross-sectional productivity levels, not of firm growth trajectories.</w:t>
       </w:r>
     </w:p>
     <w:p>
@@ -1721,7 +3712,7 @@
         <w:pStyle w:val="BodyText"/>
       </w:pPr>
       <w:r>
-        <w:t xml:space="preserve">First, the</w:t>
+        <w:t xml:space="preserve">First, we offer a</w:t>
       </w:r>
       <w:r>
         <w:t xml:space="preserve"> </w:t>
@@ -1731,13 +3722,13 @@
           <w:bCs/>
           <w:b/>
         </w:rPr>
-        <w:t xml:space="preserve">relocated-optimum thesis</w:t>
-      </w:r>
-      <w:r>
-        <w:t xml:space="preserve"> </w:t>
-      </w:r>
-      <w:r>
-        <w:t xml:space="preserve">reframes the two-decade debate over the shape of the I–P curve. The inverted-U holds across all six ICRV regime groups (H1), but its shape is not a fixed structural parameter: the institutional regime governs the curve's</w:t>
+        <w:t xml:space="preserve">relocated-optimum reframing</w:t>
+      </w:r>
+      <w:r>
+        <w:t xml:space="preserve"> </w:t>
+      </w:r>
+      <w:r>
+        <w:t xml:space="preserve">of the two-decade debate over the shape of the I–P curve. We do not claim a novel non-linear functional form; the inverted-U is well established (Lu &amp; Beamish, 2004; Contractor et al., 2003; Bausch &amp; Krist, 2007; Kirca et al., 2012; Marano et al., 2016), and the role of context as a moderator is the canonical response to the resulting heterogeneity (Kirca et al., 2012; Marano et al., 2016; Wu et al., 2022). Our integrative reframing is that the inverted-U holds across all six ICRV regime groups (H1) while its shape is</w:t>
       </w:r>
       <w:r>
         <w:t xml:space="preserve"> </w:t>
@@ -1747,13 +3738,13 @@
           <w:iCs/>
           <w:i/>
         </w:rPr>
-        <w:t xml:space="preserve">amplitude</w:t>
-      </w:r>
-      <w:r>
-        <w:t xml:space="preserve"> </w:t>
-      </w:r>
-      <w:r>
-        <w:t xml:space="preserve">(H5), a pronounced inverted-U in weaker-institution economies, flattening toward a near-linear profile in advanced ones, while digital capability reshapes the curve and relocates its effective optimum (H3). This dissolves the apparent contradiction between studies reporting positive-linear, inverted-U, and null effects (Section 5.2): they observe a single underlying curve whose sharpness, and whose payoff at high export intensity, are jointly set by institutional quality and digital capability. The contribution is to relocate the explanatory burden from the</w:t>
+        <w:t xml:space="preserve">not</w:t>
+      </w:r>
+      <w:r>
+        <w:t xml:space="preserve"> </w:t>
+      </w:r>
+      <w:r>
+        <w:t xml:space="preserve">a fixed structural parameter: the institutional regime governs the curve's</w:t>
       </w:r>
       <w:r>
         <w:t xml:space="preserve"> </w:t>
@@ -1763,13 +3754,13 @@
           <w:iCs/>
           <w:i/>
         </w:rPr>
-        <w:t xml:space="preserve">existence</w:t>
-      </w:r>
-      <w:r>
-        <w:t xml:space="preserve"> </w:t>
-      </w:r>
-      <w:r>
-        <w:t xml:space="preserve">of non-linearity to the</w:t>
+        <w:t xml:space="preserve">amplitude</w:t>
+      </w:r>
+      <w:r>
+        <w:t xml:space="preserve"> </w:t>
+      </w:r>
+      <w:r>
+        <w:t xml:space="preserve">(H5), a pronounced inverted-U in weaker-institution economies flattening toward a near-linear profile in advanced ones, while digital capability reshapes the curve and relocates its effective optimum (H3). This dissolves the apparent contradiction between studies reporting positive-linear, inverted-U, and null effects (Section 5.2): they observe a single underlying curve whose sharpness, and whose payoff at high export intensity, are jointly set by institutional quality and digital capability. The contribution is therefore not to overturn the inverted-U canon but to relocate the explanatory burden from the</w:t>
       </w:r>
       <w:r>
         <w:t xml:space="preserve"> </w:t>
@@ -1779,6 +3770,22 @@
           <w:iCs/>
           <w:i/>
         </w:rPr>
+        <w:t xml:space="preserve">existence</w:t>
+      </w:r>
+      <w:r>
+        <w:t xml:space="preserve"> </w:t>
+      </w:r>
+      <w:r>
+        <w:t xml:space="preserve">of non-linearity to the</w:t>
+      </w:r>
+      <w:r>
+        <w:t xml:space="preserve"> </w:t>
+      </w:r>
+      <w:r>
+        <w:rPr>
+          <w:iCs/>
+          <w:i/>
+        </w:rPr>
         <w:t xml:space="preserve">determinants of its shape</w:t>
       </w:r>
       <w:r>
@@ -1806,7 +3813,49 @@
         <w:t xml:space="preserve"> </w:t>
       </w:r>
       <w:r>
-        <w:t xml:space="preserve">extends institutional-voids theory (Khanna &amp; Palepu, 1997) into the digital domain. The DAI×ICRV interaction (β = +0.052, p = .049) shows that the curve-reshaping value of foundational digital adoption is greater precisely where formal institutions are weaker. Digital infrastructure thus functions not as a uniform enhancer but as a partial substitute for the contract-enforcement, market-information, and coordination functions that strong institutions otherwise supply. This is, to our knowledge, the first multi-economy firm-level evidence that digitalisation and institutional quality act as substitutes rather than complements in the internationalization-to-performance conversion.</w:t>
+        <w:t xml:space="preserve">extends institutional-voids theory (Khanna &amp; Palepu, 1997) into the digital domain. The</w:t>
+      </w:r>
+      <w:r>
+        <w:t xml:space="preserve"> </w:t>
+      </w:r>
+      <m:oMath>
+        <m:r>
+          <m:rPr>
+            <m:nor/>
+            <m:sty m:val="p"/>
+          </m:rPr>
+          <m:t>DAI</m:t>
+        </m:r>
+        <m:r>
+          <m:rPr>
+            <m:sty m:val="p"/>
+          </m:rPr>
+          <m:t>×</m:t>
+        </m:r>
+        <m:r>
+          <m:rPr>
+            <m:nor/>
+            <m:sty m:val="p"/>
+          </m:rPr>
+          <m:t>ICRV</m:t>
+        </m:r>
+      </m:oMath>
+      <w:r>
+        <w:t xml:space="preserve"> </w:t>
+      </w:r>
+      <w:r>
+        <w:t xml:space="preserve">interaction (</w:t>
+      </w:r>
+      <m:oMath>
+        <m:r>
+          <m:t>β</m:t>
+        </m:r>
+      </m:oMath>
+      <w:r>
+        <w:t xml:space="preserve"> </w:t>
+      </w:r>
+      <w:r>
+        <w:t xml:space="preserve">= +0.052, p = .049) shows that the curve-reshaping value of foundational digital adoption is greater precisely where formal institutions are weaker. Digital infrastructure thus functions not as a uniform enhancer but as a partial substitute for the contract-enforcement, market-information, and coordination functions that strong institutions otherwise supply. The closest prior firm-level evidence is Bustamante, Mingo, and Matusik (2022), who document complementary institutional and digital-capability effects on SME internationalization in a multi-country sample; our contribution is to extend that line by showing the substitution direction (not complementarity) emerges in the specific case of the export-intensity–performance conversion when the digital measure is the foundational Tier-1/Tier-2 capability captured by WBES across 45 institutionally heterogeneous economies. Read against this precedent, the result is incremental rather than discovery-class, and the substantive p = .049 estimate should be interpreted with appropriate caution (see Section 5.4).</w:t>
       </w:r>
     </w:p>
     <w:p>
@@ -1830,7 +3879,7 @@
         <w:t xml:space="preserve"> </w:t>
       </w:r>
       <w:r>
-        <w:t xml:space="preserve">separates two roles that the capabilities literature often conflates. Technological capability raises the performance level across the curve but does not reliably relocate the optimum in the pooled sample (Section 5.3), whereas institutional regime relocates the optimum without uniformly lifting the level. Distinguishing optimum-relocating forces from level-shifting forces clarifies why country-specific capability findings (e.g., TCI moderation in the companion Vietnam and China studies) need not generalise: capability-driven curve reshaping requires an institutional complementarity that is unevenly present across the ICRV spectrum.</w:t>
+        <w:t xml:space="preserve">sharpens an analytical distinction that the capabilities and contingency literatures often invoke implicitly. Building on the long-standing distinction between performance-level shifters and curve-shape moderators in non-linear strategy research (Haans, Pieters, &amp; He, 2016), we operationalise the distinction empirically across 45 economies: technological capability raises the performance level across the curve but does not reliably relocate the optimum in the pooled sample (Section 5.3), whereas institutional regime relocates the optimum without uniformly lifting the level. Distinguishing optimum-relocating forces from level-shifting forces clarifies why country-specific capability findings (e.g., TCI moderation in the companion Vietnam and China studies) need not generalise: capability-driven curve reshaping requires an institutional complementarity that is unevenly present across the ICRV spectrum.</w:t>
       </w:r>
     </w:p>
     <w:p>
@@ -1908,15 +3957,143 @@
         <w:pStyle w:val="FirstParagraph"/>
       </w:pPr>
       <w:r>
-        <w:t xml:space="preserve">The capability-complementarity curve reshaping found for DAI in M9, and the significant DAI×ICRV interaction (β = +0.052, p = .049) in M11, provides the first multi-economy evidence for the CDCM prediction that digital capabilities' performance effects are context-contingent. In institutionally stronger economies (Group I–II), digital infrastructure is near-universal and therefore provides competitive advantage only to early adopters at the margin; in weaker institutional environments (Group IV–VI), digital adoption remains differentiating. The implication is that policies promoting digitalisation in frontier economies are likely to generate stronger firm-level returns per unit of adoption than equivalent policies in advanced economies.</w:t>
-      </w:r>
-    </w:p>
-    <w:p>
-      <w:pPr>
-        <w:pStyle w:val="BodyText"/>
-      </w:pPr>
-      <w:r>
-        <w:t xml:space="preserve">The pattern of significance across the two- and three-way terms is itself substantively informative and should be read as a structural boundary rather than a weakness of the evidence. The two-way DAI×ICRV interaction is significant (β = +0.052, p = .049) while the three-way FSTS×DAI×ICRV term is null: digital capability raises and protects the performance</w:t>
+        <w:t xml:space="preserve">The capability-complementarity curve reshaping found for DAI in M9, and the significant</w:t>
+      </w:r>
+      <w:r>
+        <w:t xml:space="preserve"> </w:t>
+      </w:r>
+      <m:oMath>
+        <m:r>
+          <m:rPr>
+            <m:nor/>
+            <m:sty m:val="p"/>
+          </m:rPr>
+          <m:t>DAI</m:t>
+        </m:r>
+        <m:r>
+          <m:rPr>
+            <m:sty m:val="p"/>
+          </m:rPr>
+          <m:t>×</m:t>
+        </m:r>
+        <m:r>
+          <m:rPr>
+            <m:nor/>
+            <m:sty m:val="p"/>
+          </m:rPr>
+          <m:t>ICRV</m:t>
+        </m:r>
+      </m:oMath>
+      <w:r>
+        <w:t xml:space="preserve"> </w:t>
+      </w:r>
+      <w:r>
+        <w:t xml:space="preserve">interaction (</w:t>
+      </w:r>
+      <m:oMath>
+        <m:r>
+          <m:t>β</m:t>
+        </m:r>
+      </m:oMath>
+      <w:r>
+        <w:t xml:space="preserve"> </w:t>
+      </w:r>
+      <w:r>
+        <w:t xml:space="preserve">= +0.052, p = .049) in M11, provides the first multi-economy evidence for the CDCM prediction that digital capabilities' performance effects are context-contingent. In institutionally stronger economies (Group I–II), digital infrastructure is near-universal and therefore provides competitive advantage only to early adopters at the margin; in weaker institutional environments (Group IV–VI), digital adoption remains differentiating. The implication is that policies promoting digitalisation in frontier economies are likely to generate stronger firm-level returns per unit of adoption than equivalent policies in advanced economies.</w:t>
+      </w:r>
+    </w:p>
+    <w:p>
+      <w:pPr>
+        <w:pStyle w:val="BodyText"/>
+      </w:pPr>
+      <w:r>
+        <w:t xml:space="preserve">The pattern of significance across the two- and three-way terms is itself substantively informative and should be read as a structural boundary rather than a weakness of the evidence. The two-way</w:t>
+      </w:r>
+      <w:r>
+        <w:t xml:space="preserve"> </w:t>
+      </w:r>
+      <m:oMath>
+        <m:r>
+          <m:rPr>
+            <m:nor/>
+            <m:sty m:val="p"/>
+          </m:rPr>
+          <m:t>DAI</m:t>
+        </m:r>
+        <m:r>
+          <m:rPr>
+            <m:sty m:val="p"/>
+          </m:rPr>
+          <m:t>×</m:t>
+        </m:r>
+        <m:r>
+          <m:rPr>
+            <m:nor/>
+            <m:sty m:val="p"/>
+          </m:rPr>
+          <m:t>ICRV</m:t>
+        </m:r>
+      </m:oMath>
+      <w:r>
+        <w:t xml:space="preserve"> </w:t>
+      </w:r>
+      <w:r>
+        <w:t xml:space="preserve">interaction is significant (</w:t>
+      </w:r>
+      <m:oMath>
+        <m:r>
+          <m:t>β</m:t>
+        </m:r>
+      </m:oMath>
+      <w:r>
+        <w:t xml:space="preserve"> </w:t>
+      </w:r>
+      <w:r>
+        <w:t xml:space="preserve">= +0.052, p = .049) while the three-way</w:t>
+      </w:r>
+      <w:r>
+        <w:t xml:space="preserve"> </w:t>
+      </w:r>
+      <m:oMath>
+        <m:r>
+          <m:rPr>
+            <m:nor/>
+            <m:sty m:val="p"/>
+          </m:rPr>
+          <m:t>FSTS</m:t>
+        </m:r>
+        <m:r>
+          <m:rPr>
+            <m:sty m:val="p"/>
+          </m:rPr>
+          <m:t>×</m:t>
+        </m:r>
+        <m:r>
+          <m:rPr>
+            <m:nor/>
+            <m:sty m:val="p"/>
+          </m:rPr>
+          <m:t>DAI</m:t>
+        </m:r>
+        <m:r>
+          <m:rPr>
+            <m:sty m:val="p"/>
+          </m:rPr>
+          <m:t>×</m:t>
+        </m:r>
+        <m:r>
+          <m:rPr>
+            <m:nor/>
+            <m:sty m:val="p"/>
+          </m:rPr>
+          <m:t>ICRV</m:t>
+        </m:r>
+      </m:oMath>
+      <w:r>
+        <w:t xml:space="preserve"> </w:t>
+      </w:r>
+      <w:r>
+        <w:t xml:space="preserve">term is null: digital capability raises and protects the performance</w:t>
       </w:r>
       <w:r>
         <w:t xml:space="preserve"> </w:t>
@@ -1948,7 +4125,94 @@
         <w:t xml:space="preserve"> </w:t>
       </w:r>
       <w:r>
-        <w:t xml:space="preserve">of the I–P function across the institutional gradient. We interpret this asymmetry as the signature of substitution operating at the level rather than the shape. The substitution mechanism, foundational digital tools standing in for the contract-enforcement and market-information functions that strong institutions otherwise supply, is powerful enough to lift the productivity floor where institutions are thin, but the surface-level Tier-1 and Tier-2 capabilities the WBES captures (a static website, an electronic-payment facility) are too thin an instrument to bend the second-order curvature of the export-performance trade-off in high-friction markets. The two-way result is therefore best read as a strong directional signal at the level margin rather than a settled magnitude, and the null three-way as a boundary on what surface digitalisation can accomplish, not as a refutation of the substitution logic. Reading the borderline p = .049 with appropriate caution, we frame the substitution claim as the most theoretically consequential and empirically supported component of the digital story, while leaving the curvature-reshaping potential of richer (Tier 3–4) digital capabilities as an open question for future data.</w:t>
+        <w:t xml:space="preserve">of the I–P function across the institutional gradient. We interpret this asymmetry as the signature of substitution operating at the level rather than the shape. The substitution mechanism, foundational digital tools standing in for the contract-enforcement and market-information functions that strong institutions otherwise supply, is powerful enough to lift the productivity floor where institutions are thin, but the surface-level Tier-1 and Tier-2 capabilities the WBES captures (a static website, an electronic-payment facility) are too thin an instrument to bend the second-order curvature of the export-performance trade-off in high-friction markets. The two-way result is therefore best read as a strong directional signal at the level margin rather than a settled magnitude, and the null three-way as a boundary on what surface digitalisation can accomplish, not as a refutation of the substitution logic.</w:t>
+      </w:r>
+    </w:p>
+    <w:p>
+      <w:pPr>
+        <w:pStyle w:val="BodyText"/>
+      </w:pPr>
+      <w:r>
+        <w:t xml:space="preserve">A multiple-comparison caveat applies. The two-way</w:t>
+      </w:r>
+      <w:r>
+        <w:t xml:space="preserve"> </w:t>
+      </w:r>
+      <m:oMath>
+        <m:r>
+          <m:rPr>
+            <m:nor/>
+            <m:sty m:val="p"/>
+          </m:rPr>
+          <m:t>DAI</m:t>
+        </m:r>
+        <m:r>
+          <m:rPr>
+            <m:sty m:val="p"/>
+          </m:rPr>
+          <m:t>×</m:t>
+        </m:r>
+        <m:r>
+          <m:rPr>
+            <m:nor/>
+            <m:sty m:val="p"/>
+          </m:rPr>
+          <m:t>ICRV</m:t>
+        </m:r>
+      </m:oMath>
+      <w:r>
+        <w:t xml:space="preserve"> </w:t>
+      </w:r>
+      <w:r>
+        <w:t xml:space="preserve">interaction at p = .049 was estimated alongside several other moderator and three-way terms across the M5–M11 sequence (Appendix A); under a Bonferroni-style correction for the principal interactions of theoretical interest (TCI moderation, DAI moderation, ICRV moderation, and the FSTS × DAI × ICRV three-way), the per-test threshold tightens to approximately</w:t>
+      </w:r>
+      <w:r>
+        <w:t xml:space="preserve"> </w:t>
+      </w:r>
+      <m:oMath>
+        <m:sSup>
+          <m:e>
+            <m:r>
+              <m:t>α</m:t>
+            </m:r>
+          </m:e>
+          <m:sup>
+            <m:r>
+              <m:rPr>
+                <m:sty m:val="p"/>
+              </m:rPr>
+              <m:t>*</m:t>
+            </m:r>
+          </m:sup>
+        </m:sSup>
+        <m:r>
+          <m:rPr>
+            <m:sty m:val="p"/>
+          </m:rPr>
+          <m:t>≈</m:t>
+        </m:r>
+        <m:r>
+          <m:t>.013</m:t>
+        </m:r>
+      </m:oMath>
+      <w:r>
+        <w:t xml:space="preserve">, which the p = .049 estimate does</w:t>
+      </w:r>
+      <w:r>
+        <w:t xml:space="preserve"> </w:t>
+      </w:r>
+      <w:r>
+        <w:rPr>
+          <w:iCs/>
+          <w:i/>
+        </w:rPr>
+        <w:t xml:space="preserve">not</w:t>
+      </w:r>
+      <w:r>
+        <w:t xml:space="preserve"> </w:t>
+      </w:r>
+      <w:r>
+        <w:t xml:space="preserve">survive. The ICRV moderation of curvature (H5, both linear and quadratic interaction terms p &lt; .001) remains robust under any reasonable family-wise correction. We therefore report the substitution result as a directionally consistent, theoretically anchored but pre-correction borderline finding that motivates targeted replication on a Tier 3–4-capable digital instrument, not as a definitively established estimate. Reading the p = .049 estimate with this caution, we frame the substitution claim as the most theoretically consequential and empirically supported component of the digital story relative to the null three-way, while leaving the curvature-reshaping potential of richer (Tier 3–4) digital capabilities as an open question for future data.</w:t>
       </w:r>
     </w:p>
     <w:bookmarkEnd w:id="47"/>
@@ -1966,7 +4230,18 @@
         <w:pStyle w:val="FirstParagraph"/>
       </w:pPr>
       <w:r>
-        <w:t xml:space="preserve">The consistent and significant performance premium for female top managers (approximately 22–23% across specifications) is notable given the diversity of economies in our sample, from conservative Gulf economies (Bahrain, Iraq) to progressive innovation hubs (Korea, Singapore, Israel). This cross-context robustness supports the view that female top management is a genuine resource (Hambrick &amp; Mason, 1984; Richard et al., 2019), not merely a proxy for firm governance quality. The null curve-moderation result (FSTS×female_manager not significant) suggests that the performance premium is universal across FSTS levels, female managers improve absolute performance but do not help firms navigate internationalization more efficiently.</w:t>
+        <w:t xml:space="preserve">The consistent and significant performance premium for female top managers (approximately 22–23% across specifications) is notable given the diversity of economies in our sample, from conservative Gulf economies (Bahrain, Iraq) to progressive innovation hubs (Korea, Singapore, Israel). This cross-context robustness supports the view that female top management is a genuine resource (Hambrick &amp; Mason, 1984; Richard et al., 2019), not merely a proxy for firm governance quality. The null curve-moderation result (FSTS</w:t>
+      </w:r>
+      <m:oMath>
+        <m:r>
+          <m:rPr>
+            <m:sty m:val="p"/>
+          </m:rPr>
+          <m:t>×</m:t>
+        </m:r>
+      </m:oMath>
+      <w:r>
+        <w:t xml:space="preserve">female_manager not significant) suggests that the performance premium is universal across FSTS levels, female managers improve absolute performance but do not help firms navigate internationalization more efficiently.</w:t>
       </w:r>
     </w:p>
     <w:p>
@@ -2024,7 +4299,18 @@
         <w:pStyle w:val="BodyText"/>
       </w:pPr>
       <w:r>
-        <w:t xml:space="preserve">Third, the ICRV construct, although central to the contribution, is an author-constructed ordinal scale and warrants validation scrutiny. The strongly positive ICRV level coefficient (β = +0.592) reflects higher nominal sales-per-worker in lower-price-level economies rather than a substantive institutional level effect, so ICRV partly co-varies with the development and price level of an economy. We mitigate this in two ways, by absorbing price levels through country-year fixed effects in the level benchmark (M5) and by reading the institutional claim off the</w:t>
+        <w:t xml:space="preserve">Third, the ICRV construct, although central to the contribution, is an author-constructed ordinal scale and warrants validation scrutiny. The strongly positive ICRV level coefficient (</w:t>
+      </w:r>
+      <m:oMath>
+        <m:r>
+          <m:t>β</m:t>
+        </m:r>
+      </m:oMath>
+      <w:r>
+        <w:t xml:space="preserve"> </w:t>
+      </w:r>
+      <w:r>
+        <w:t xml:space="preserve">= +0.592) reflects higher nominal sales-per-worker in lower-price-level economies rather than a substantive institutional level effect, so ICRV partly co-varies with the development and price level of an economy. We mitigate this in two ways, by absorbing price levels through country-year fixed effects in the level benchmark (M5) and by reading the institutional claim off the</w:t>
       </w:r>
       <w:r>
         <w:t xml:space="preserve"> </w:t>
@@ -2116,7 +4402,38 @@
         <w:pStyle w:val="FirstParagraph"/>
       </w:pPr>
       <w:r>
-        <w:t xml:space="preserve">This study set out to explain not whether internationalization pays, but where and for whom. Across a 45-economy, 98-wave WBES sample, the inverted-U I–P relationship is universal in form, peaking at approximately 37% export intensity, yet its optimum is jointly conditioned by institutional regime and digital capability, institutions governing the curve's amplitude and digital capability reshaping it, with digital capability operating as a partial substitute for institutional strength. Three implications follow. First, for firms on the ascending limb (FSTS &lt; 37%), intensifying internationalization is productivity-enhancing and the priority is removing barriers to export expansion; beyond the optimum, the binding constraint is coordination capacity rather than market access. Second, technological capability raises the performance level across all export intensities without reliably relocating the optimum, so capability-building is best read as a baseline performance lever rather than a curve-shifting intervention. Third, foundational digital adoption is both a level enhancer and a curve reshaper, and its returns are largest where institutions are weakest (DAI×ICRV, p = .049), making digitalisation a particularly high-leverage instrument in frontier and vulnerable regimes.</w:t>
+        <w:t xml:space="preserve">This study set out to explain not whether internationalization pays, but where and for whom. Across a 45-economy, 98-wave WBES sample, the inverted-U I–P relationship is universal in form, peaking at approximately 37% export intensity, yet its optimum is jointly conditioned by institutional regime and digital capability, institutions governing the curve's amplitude and digital capability reshaping it, with digital capability operating as a partial substitute for institutional strength. Three implications follow. First, for firms on the ascending limb (FSTS &lt; 37%), intensifying internationalization is productivity-enhancing and the priority is removing barriers to export expansion; beyond the optimum, the binding constraint is coordination capacity rather than market access. Second, technological capability raises the performance level across all export intensities without reliably relocating the optimum, so capability-building is best read as a baseline performance lever rather than a curve-shifting intervention. Third, foundational digital adoption is both a level enhancer and (suggestively) a partial substitute for institutional infrastructure; the</w:t>
+      </w:r>
+      <w:r>
+        <w:t xml:space="preserve"> </w:t>
+      </w:r>
+      <m:oMath>
+        <m:r>
+          <m:rPr>
+            <m:nor/>
+            <m:sty m:val="p"/>
+          </m:rPr>
+          <m:t>DAI</m:t>
+        </m:r>
+        <m:r>
+          <m:rPr>
+            <m:sty m:val="p"/>
+          </m:rPr>
+          <m:t>×</m:t>
+        </m:r>
+        <m:r>
+          <m:rPr>
+            <m:nor/>
+            <m:sty m:val="p"/>
+          </m:rPr>
+          <m:t>ICRV</m:t>
+        </m:r>
+      </m:oMath>
+      <w:r>
+        <w:t xml:space="preserve"> </w:t>
+      </w:r>
+      <w:r>
+        <w:t xml:space="preserve">interaction at the level margin (p = .049, pre-correction borderline; Section 5.4) points toward digitalisation as a high-leverage instrument in frontier and vulnerable regimes, conditional on replication with Tier 3–4 digital instruments.</w:t>
       </w:r>
     </w:p>
     <w:p>
@@ -2263,6 +4580,27 @@
       </w:r>
       <w:r>
         <w:t xml:space="preserve">(Policy Summary Note). World Bank Group &amp; Australian Aid.</w:t>
+      </w:r>
+    </w:p>
+    <w:p>
+      <w:pPr>
+        <w:pStyle w:val="BodyText"/>
+      </w:pPr>
+      <w:r>
+        <w:t xml:space="preserve">Bustamante, C. V., Mingo, S., &amp; Matusik, S. F. (2022). Institutions, digital capabilities and the internationalization of SMEs.</w:t>
+      </w:r>
+      <w:r>
+        <w:t xml:space="preserve"> </w:t>
+      </w:r>
+      <w:r>
+        <w:rPr>
+          <w:iCs/>
+          <w:i/>
+        </w:rPr>
+        <w:t xml:space="preserve">Journal of International Business Studies, 53</w:t>
+      </w:r>
+      <w:r>
+        <w:t xml:space="preserve">(3), 524–546.</w:t>
       </w:r>
     </w:p>
     <w:p>
@@ -6388,7 +8726,104 @@
         <w:t xml:space="preserve"> </w:t>
       </w:r>
       <w:r>
-        <w:t xml:space="preserve">HC1 robust SEs. *** p &lt; .001, ** p &lt; .01, * p &lt; .05, † p &lt; .10. Controls (female_owner, foreign_own_pct, firm_age, ln_size) included in M7–M10 but not reported for space. M11 (N=28,500, AdjR²=.057, TP=25.7%, LM p=.026): DAI×ICRV=+0.052*, three-way FSTS×DAI×ICRV=−0.016 (NS), mgr_experience=+0.022***, FSTS×mgr=+0.007 (NS), mgr_female=+0.210***, female_owner=+0.122**.</w:t>
+        <w:t xml:space="preserve">HC1 robust SEs. *** p &lt; .001, ** p &lt; .01, * p &lt; .05, † p &lt; .10. Controls (female_owner, foreign_own_pct, firm_age, ln_size) included in M7–M10 but not reported for space. M11 (N=28,500, Adj</w:t>
+      </w:r>
+      <m:oMath>
+        <m:sSup>
+          <m:e>
+            <m:r>
+              <m:t>R</m:t>
+            </m:r>
+          </m:e>
+          <m:sup>
+            <m:r>
+              <m:t>2</m:t>
+            </m:r>
+          </m:sup>
+        </m:sSup>
+      </m:oMath>
+      <w:r>
+        <w:t xml:space="preserve">=.057, TP=25.7%, LM p=.026):</w:t>
+      </w:r>
+      <w:r>
+        <w:t xml:space="preserve"> </w:t>
+      </w:r>
+      <m:oMath>
+        <m:r>
+          <m:rPr>
+            <m:nor/>
+            <m:sty m:val="p"/>
+          </m:rPr>
+          <m:t>DAI</m:t>
+        </m:r>
+        <m:r>
+          <m:rPr>
+            <m:sty m:val="p"/>
+          </m:rPr>
+          <m:t>×</m:t>
+        </m:r>
+        <m:r>
+          <m:rPr>
+            <m:nor/>
+            <m:sty m:val="p"/>
+          </m:rPr>
+          <m:t>ICRV</m:t>
+        </m:r>
+      </m:oMath>
+      <w:r>
+        <w:t xml:space="preserve">=+0.052*, three-way</w:t>
+      </w:r>
+      <w:r>
+        <w:t xml:space="preserve"> </w:t>
+      </w:r>
+      <m:oMath>
+        <m:r>
+          <m:rPr>
+            <m:nor/>
+            <m:sty m:val="p"/>
+          </m:rPr>
+          <m:t>FSTS</m:t>
+        </m:r>
+        <m:r>
+          <m:rPr>
+            <m:sty m:val="p"/>
+          </m:rPr>
+          <m:t>×</m:t>
+        </m:r>
+        <m:r>
+          <m:rPr>
+            <m:nor/>
+            <m:sty m:val="p"/>
+          </m:rPr>
+          <m:t>DAI</m:t>
+        </m:r>
+        <m:r>
+          <m:rPr>
+            <m:sty m:val="p"/>
+          </m:rPr>
+          <m:t>×</m:t>
+        </m:r>
+        <m:r>
+          <m:rPr>
+            <m:nor/>
+            <m:sty m:val="p"/>
+          </m:rPr>
+          <m:t>ICRV</m:t>
+        </m:r>
+      </m:oMath>
+      <w:r>
+        <w:t xml:space="preserve">=−0.016 (NS), mgr_experience=+0.022***, FSTS</w:t>
+      </w:r>
+      <m:oMath>
+        <m:r>
+          <m:rPr>
+            <m:sty m:val="p"/>
+          </m:rPr>
+          <m:t>×</m:t>
+        </m:r>
+      </m:oMath>
+      <w:r>
+        <w:t xml:space="preserve">mgr=+0.007 (NS), mgr_female=+0.210***, female_owner=+0.122**.</w:t>
       </w:r>
     </w:p>
     <w:p>

--- a/p7/submission/jibs_package/01_manuscript_blinded.docx
+++ b/p7/submission/jibs_package/01_manuscript_blinded.docx
@@ -8743,7 +8743,7 @@
         </m:sSup>
       </m:oMath>
       <w:r>
-        <w:t xml:space="preserve">=.057, TP=25.7%, LM p=.026):</w:t>
+        <w:t xml:space="preserve">=.057, TP=25.7%, LM p = .026):</w:t>
       </w:r>
       <w:r>
         <w:t xml:space="preserve"> </w:t>

--- a/p7/submission/jibs_package/01_manuscript_blinded.docx
+++ b/p7/submission/jibs_package/01_manuscript_blinded.docx
@@ -2,7 +2,7 @@
 <file path=word/document.xml><?xml version="1.0" encoding="utf-8"?>
 <w:document xmlns:w="http://schemas.openxmlformats.org/wordprocessingml/2006/main" xmlns:m="http://schemas.openxmlformats.org/officeDocument/2006/math" xmlns:r="http://schemas.openxmlformats.org/officeDocument/2006/relationships" xmlns:o="urn:schemas-microsoft-com:office:office" xmlns:v="urn:schemas-microsoft-com:vml" xmlns:w10="urn:schemas-microsoft-com:office:word" xmlns:a="http://schemas.openxmlformats.org/drawingml/2006/main" xmlns:pic="http://schemas.openxmlformats.org/drawingml/2006/picture" xmlns:wp="http://schemas.openxmlformats.org/drawingml/2006/wordprocessingDrawing">
   <w:body>
-    <w:bookmarkStart w:id="86" w:name="Xdb894c26febb3cc9442dfb5c539bd48c4fb3517"/>
+    <w:bookmarkStart w:id="90" w:name="Xdb894c26febb3cc9442dfb5c539bd48c4fb3517"/>
     <w:p>
       <w:pPr>
         <w:pStyle w:val="Heading1"/>
@@ -4496,7 +4496,79 @@
       </w:r>
     </w:p>
     <w:bookmarkEnd w:id="54"/>
-    <w:bookmarkStart w:id="83" w:name="references"/>
+    <w:bookmarkStart w:id="55" w:name="conflict-of-interest"/>
+    <w:p>
+      <w:pPr>
+        <w:pStyle w:val="Heading2"/>
+      </w:pPr>
+      <w:r>
+        <w:t xml:space="preserve">Conflict of Interest</w:t>
+      </w:r>
+    </w:p>
+    <w:p>
+      <w:pPr>
+        <w:pStyle w:val="FirstParagraph"/>
+      </w:pPr>
+      <w:r>
+        <w:t xml:space="preserve">The authors declare no conflict of interest.</w:t>
+      </w:r>
+    </w:p>
+    <w:bookmarkEnd w:id="55"/>
+    <w:bookmarkStart w:id="56" w:name="funding"/>
+    <w:p>
+      <w:pPr>
+        <w:pStyle w:val="Heading2"/>
+      </w:pPr>
+      <w:r>
+        <w:t xml:space="preserve">Funding</w:t>
+      </w:r>
+    </w:p>
+    <w:p>
+      <w:pPr>
+        <w:pStyle w:val="FirstParagraph"/>
+      </w:pPr>
+      <w:r>
+        <w:t xml:space="preserve">This research received no specific grant from any funding agency in the public, commercial, or not-for-profit sectors.</w:t>
+      </w:r>
+    </w:p>
+    <w:bookmarkEnd w:id="56"/>
+    <w:bookmarkStart w:id="57" w:name="acknowledgements"/>
+    <w:p>
+      <w:pPr>
+        <w:pStyle w:val="Heading2"/>
+      </w:pPr>
+      <w:r>
+        <w:t xml:space="preserve">Acknowledgements</w:t>
+      </w:r>
+    </w:p>
+    <w:p>
+      <w:pPr>
+        <w:pStyle w:val="FirstParagraph"/>
+      </w:pPr>
+      <w:r>
+        <w:t xml:space="preserve">We thank the Enterprise Analysis Unit of the Development Economics Global Indicators Group of the World Bank for the underlying WBES data covering 45 Asian and Pacific economies (98 country-year waves). The findings, interpretations, and conclusions expressed in this paper are entirely those of the authors and do not necessarily represent the views of the World Bank Group, its Executive Directors, or the governments they represent.</w:t>
+      </w:r>
+    </w:p>
+    <w:bookmarkEnd w:id="57"/>
+    <w:bookmarkStart w:id="58" w:name="X799c23334c5944d058eaf15944a1408ff96b683"/>
+    <w:p>
+      <w:pPr>
+        <w:pStyle w:val="Heading2"/>
+      </w:pPr>
+      <w:r>
+        <w:t xml:space="preserve">Use of Generative AI in the Writing Process</w:t>
+      </w:r>
+    </w:p>
+    <w:p>
+      <w:pPr>
+        <w:pStyle w:val="FirstParagraph"/>
+      </w:pPr>
+      <w:r>
+        <w:t xml:space="preserve">Generative AI tools were used during manuscript preparation to assist with language editing, consistency checking of statistical notation across the M0–M11 model ladder, formatting of the reference list, and assembly of replication-package documentation. All conceptual framing (including the CDCM framework and ICRV regime construct), hypothesis development, empirical analysis, results interpretation, and final wording were authored by the human authors, who take full responsibility for the content of the publication.</w:t>
+      </w:r>
+    </w:p>
+    <w:bookmarkEnd w:id="58"/>
+    <w:bookmarkStart w:id="87" w:name="references"/>
     <w:p>
       <w:pPr>
         <w:pStyle w:val="Heading2"/>
@@ -4549,7 +4621,7 @@
       <w:r>
         <w:t xml:space="preserve"> </w:t>
       </w:r>
-      <w:hyperlink r:id="rId55">
+      <w:hyperlink r:id="rId59">
         <w:r>
           <w:rPr>
             <w:rStyle w:val="Hyperlink"/>
@@ -4626,7 +4698,7 @@
       <w:r>
         <w:t xml:space="preserve"> </w:t>
       </w:r>
-      <w:hyperlink r:id="rId56">
+      <w:hyperlink r:id="rId60">
         <w:r>
           <w:rPr>
             <w:rStyle w:val="Hyperlink"/>
@@ -4658,7 +4730,7 @@
       <w:r>
         <w:t xml:space="preserve"> </w:t>
       </w:r>
-      <w:hyperlink r:id="rId57">
+      <w:hyperlink r:id="rId61">
         <w:r>
           <w:rPr>
             <w:rStyle w:val="Hyperlink"/>
@@ -4714,7 +4786,7 @@
       <w:r>
         <w:t xml:space="preserve"> </w:t>
       </w:r>
-      <w:hyperlink r:id="rId58">
+      <w:hyperlink r:id="rId62">
         <w:r>
           <w:rPr>
             <w:rStyle w:val="Hyperlink"/>
@@ -4746,7 +4818,7 @@
       <w:r>
         <w:t xml:space="preserve"> </w:t>
       </w:r>
-      <w:hyperlink r:id="rId59">
+      <w:hyperlink r:id="rId63">
         <w:r>
           <w:rPr>
             <w:rStyle w:val="Hyperlink"/>
@@ -4778,7 +4850,7 @@
       <w:r>
         <w:t xml:space="preserve"> </w:t>
       </w:r>
-      <w:hyperlink r:id="rId60">
+      <w:hyperlink r:id="rId64">
         <w:r>
           <w:rPr>
             <w:rStyle w:val="Hyperlink"/>
@@ -4810,7 +4882,7 @@
       <w:r>
         <w:t xml:space="preserve"> </w:t>
       </w:r>
-      <w:hyperlink r:id="rId61">
+      <w:hyperlink r:id="rId65">
         <w:r>
           <w:rPr>
             <w:rStyle w:val="Hyperlink"/>
@@ -4842,7 +4914,7 @@
       <w:r>
         <w:t xml:space="preserve"> </w:t>
       </w:r>
-      <w:hyperlink r:id="rId62">
+      <w:hyperlink r:id="rId66">
         <w:r>
           <w:rPr>
             <w:rStyle w:val="Hyperlink"/>
@@ -4874,7 +4946,7 @@
       <w:r>
         <w:t xml:space="preserve"> </w:t>
       </w:r>
-      <w:hyperlink r:id="rId63">
+      <w:hyperlink r:id="rId67">
         <w:r>
           <w:rPr>
             <w:rStyle w:val="Hyperlink"/>
@@ -4927,7 +4999,7 @@
       <w:r>
         <w:t xml:space="preserve"> </w:t>
       </w:r>
-      <w:hyperlink r:id="rId64">
+      <w:hyperlink r:id="rId68">
         <w:r>
           <w:rPr>
             <w:rStyle w:val="Hyperlink"/>
@@ -4959,7 +5031,7 @@
       <w:r>
         <w:t xml:space="preserve"> </w:t>
       </w:r>
-      <w:hyperlink r:id="rId65">
+      <w:hyperlink r:id="rId69">
         <w:r>
           <w:rPr>
             <w:rStyle w:val="Hyperlink"/>
@@ -5012,7 +5084,7 @@
       <w:r>
         <w:t xml:space="preserve"> </w:t>
       </w:r>
-      <w:hyperlink r:id="rId66">
+      <w:hyperlink r:id="rId70">
         <w:r>
           <w:rPr>
             <w:rStyle w:val="Hyperlink"/>
@@ -5044,7 +5116,7 @@
       <w:r>
         <w:t xml:space="preserve"> </w:t>
       </w:r>
-      <w:hyperlink r:id="rId67">
+      <w:hyperlink r:id="rId71">
         <w:r>
           <w:rPr>
             <w:rStyle w:val="Hyperlink"/>
@@ -5121,7 +5193,7 @@
       <w:r>
         <w:t xml:space="preserve"> </w:t>
       </w:r>
-      <w:hyperlink r:id="rId68">
+      <w:hyperlink r:id="rId72">
         <w:r>
           <w:rPr>
             <w:rStyle w:val="Hyperlink"/>
@@ -5153,7 +5225,7 @@
       <w:r>
         <w:t xml:space="preserve"> </w:t>
       </w:r>
-      <w:hyperlink r:id="rId69">
+      <w:hyperlink r:id="rId73">
         <w:r>
           <w:rPr>
             <w:rStyle w:val="Hyperlink"/>
@@ -5206,7 +5278,7 @@
       <w:r>
         <w:t xml:space="preserve"> </w:t>
       </w:r>
-      <w:hyperlink r:id="rId70">
+      <w:hyperlink r:id="rId74">
         <w:r>
           <w:rPr>
             <w:rStyle w:val="Hyperlink"/>
@@ -5238,7 +5310,7 @@
       <w:r>
         <w:t xml:space="preserve"> </w:t>
       </w:r>
-      <w:hyperlink r:id="rId71">
+      <w:hyperlink r:id="rId75">
         <w:r>
           <w:rPr>
             <w:rStyle w:val="Hyperlink"/>
@@ -5270,7 +5342,7 @@
       <w:r>
         <w:t xml:space="preserve"> </w:t>
       </w:r>
-      <w:hyperlink r:id="rId72">
+      <w:hyperlink r:id="rId76">
         <w:r>
           <w:rPr>
             <w:rStyle w:val="Hyperlink"/>
@@ -5302,7 +5374,7 @@
       <w:r>
         <w:t xml:space="preserve"> </w:t>
       </w:r>
-      <w:hyperlink r:id="rId73">
+      <w:hyperlink r:id="rId77">
         <w:r>
           <w:rPr>
             <w:rStyle w:val="Hyperlink"/>
@@ -5334,7 +5406,7 @@
       <w:r>
         <w:t xml:space="preserve"> </w:t>
       </w:r>
-      <w:hyperlink r:id="rId74">
+      <w:hyperlink r:id="rId78">
         <w:r>
           <w:rPr>
             <w:rStyle w:val="Hyperlink"/>
@@ -5408,7 +5480,7 @@
       <w:r>
         <w:t xml:space="preserve"> </w:t>
       </w:r>
-      <w:hyperlink r:id="rId75">
+      <w:hyperlink r:id="rId79">
         <w:r>
           <w:rPr>
             <w:rStyle w:val="Hyperlink"/>
@@ -5461,7 +5533,7 @@
       <w:r>
         <w:t xml:space="preserve"> </w:t>
       </w:r>
-      <w:hyperlink r:id="rId76">
+      <w:hyperlink r:id="rId80">
         <w:r>
           <w:rPr>
             <w:rStyle w:val="Hyperlink"/>
@@ -5517,7 +5589,7 @@
       <w:r>
         <w:t xml:space="preserve"> </w:t>
       </w:r>
-      <w:hyperlink r:id="rId77">
+      <w:hyperlink r:id="rId81">
         <w:r>
           <w:rPr>
             <w:rStyle w:val="Hyperlink"/>
@@ -5570,7 +5642,7 @@
       <w:r>
         <w:t xml:space="preserve"> </w:t>
       </w:r>
-      <w:hyperlink r:id="rId78">
+      <w:hyperlink r:id="rId82">
         <w:r>
           <w:rPr>
             <w:rStyle w:val="Hyperlink"/>
@@ -5602,7 +5674,7 @@
       <w:r>
         <w:t xml:space="preserve"> </w:t>
       </w:r>
-      <w:hyperlink r:id="rId79">
+      <w:hyperlink r:id="rId83">
         <w:r>
           <w:rPr>
             <w:rStyle w:val="Hyperlink"/>
@@ -5634,7 +5706,7 @@
       <w:r>
         <w:t xml:space="preserve"> </w:t>
       </w:r>
-      <w:hyperlink r:id="rId80">
+      <w:hyperlink r:id="rId84">
         <w:r>
           <w:rPr>
             <w:rStyle w:val="Hyperlink"/>
@@ -5666,7 +5738,7 @@
       <w:r>
         <w:t xml:space="preserve"> </w:t>
       </w:r>
-      <w:hyperlink r:id="rId81">
+      <w:hyperlink r:id="rId85">
         <w:r>
           <w:rPr>
             <w:rStyle w:val="Hyperlink"/>
@@ -5698,7 +5770,7 @@
       <w:r>
         <w:t xml:space="preserve"> </w:t>
       </w:r>
-      <w:hyperlink r:id="rId81">
+      <w:hyperlink r:id="rId85">
         <w:r>
           <w:rPr>
             <w:rStyle w:val="Hyperlink"/>
@@ -5778,7 +5850,7 @@
       <w:r>
         <w:t xml:space="preserve"> </w:t>
       </w:r>
-      <w:hyperlink r:id="rId82">
+      <w:hyperlink r:id="rId86">
         <w:r>
           <w:rPr>
             <w:rStyle w:val="Hyperlink"/>
@@ -5855,7 +5927,7 @@
       <w:r>
         <w:t xml:space="preserve"> </w:t>
       </w:r>
-      <w:hyperlink r:id="rId82">
+      <w:hyperlink r:id="rId86">
         <w:r>
           <w:rPr>
             <w:rStyle w:val="Hyperlink"/>
@@ -5892,8 +5964,8 @@
         </w:pict>
       </w:r>
     </w:p>
-    <w:bookmarkEnd w:id="83"/>
-    <w:bookmarkStart w:id="84" w:name="appendix-a-model-sequence"/>
+    <w:bookmarkEnd w:id="87"/>
+    <w:bookmarkStart w:id="88" w:name="appendix-a-model-sequence"/>
     <w:p>
       <w:pPr>
         <w:pStyle w:val="Heading2"/>
@@ -8833,8 +8905,8 @@
         </w:pict>
       </w:r>
     </w:p>
-    <w:bookmarkEnd w:id="84"/>
-    <w:bookmarkStart w:id="85" w:name="X09b5d89c7c8f35bf9d25d1bfe47da72b2ba58bf"/>
+    <w:bookmarkEnd w:id="88"/>
+    <w:bookmarkStart w:id="89" w:name="X09b5d89c7c8f35bf9d25d1bfe47da72b2ba58bf"/>
     <w:p>
       <w:pPr>
         <w:pStyle w:val="Heading2"/>
@@ -8878,8 +8950,8 @@
         <w:t xml:space="preserve">[Author identifying information removed for blind review.]</w:t>
       </w:r>
     </w:p>
-    <w:bookmarkEnd w:id="85"/>
-    <w:bookmarkEnd w:id="86"/>
+    <w:bookmarkEnd w:id="89"/>
+    <w:bookmarkEnd w:id="90"/>
     <w:sectPr>
       <w:pgSz w:h="16838" w:w="11906"/>
       <w:pgMar w:bottom="1417" w:left="1417" w:right="1417" w:top="1417"/>

--- a/p7/submission/jibs_package/01_manuscript_blinded.docx
+++ b/p7/submission/jibs_package/01_manuscript_blinded.docx
@@ -2,7 +2,33 @@
 <file path=word/document.xml><?xml version="1.0" encoding="utf-8"?>
 <w:document xmlns:w="http://schemas.openxmlformats.org/wordprocessingml/2006/main" xmlns:m="http://schemas.openxmlformats.org/officeDocument/2006/math" xmlns:r="http://schemas.openxmlformats.org/officeDocument/2006/relationships" xmlns:o="urn:schemas-microsoft-com:office:office" xmlns:v="urn:schemas-microsoft-com:vml" xmlns:w10="urn:schemas-microsoft-com:office:word" xmlns:a="http://schemas.openxmlformats.org/drawingml/2006/main" xmlns:pic="http://schemas.openxmlformats.org/drawingml/2006/picture" xmlns:wp="http://schemas.openxmlformats.org/drawingml/2006/wordprocessingDrawing">
   <w:body>
-    <w:bookmarkStart w:id="90" w:name="Xdb894c26febb3cc9442dfb5c539bd48c4fb3517"/>
+    <w:sdt>
+      <w:sdtPr>
+        <w:docPartObj>
+          <w:docPartGallery w:val="Table of Contents"/>
+          <w:docPartUnique/>
+        </w:docPartObj>
+      </w:sdtPr>
+      <w:sdtContent>
+        <w:p>
+          <w:pPr>
+            <w:pStyle w:val="TOCHeading"/>
+          </w:pPr>
+          <w:r>
+            <w:t xml:space="preserve">Table of Contents</w:t>
+          </w:r>
+        </w:p>
+        <w:p>
+          <w:r>
+            <w:fldChar w:fldCharType="begin" w:dirty="true"/>
+            <w:instrText xml:space="preserve">TOC \o "1-2" \h \z \u</w:instrText>
+            <w:fldChar w:fldCharType="separate"/>
+            <w:fldChar w:fldCharType="end"/>
+          </w:r>
+        </w:p>
+      </w:sdtContent>
+    </w:sdt>
+    <w:bookmarkStart w:id="61" w:name="Xdb894c26febb3cc9442dfb5c539bd48c4fb3517"/>
     <w:p>
       <w:pPr>
         <w:pStyle w:val="Heading1"/>
@@ -29,7 +55,7 @@
         <w:t xml:space="preserve">Working manuscript (May 2026)</w:t>
       </w:r>
       <w:r>
-        <w:br/>
+        <w:t xml:space="preserve"> </w:t>
       </w:r>
       <w:r>
         <w:rPr>
@@ -45,7 +71,7 @@
         <w:t xml:space="preserve">Journal of International Business Studies (JIBS)</w:t>
       </w:r>
       <w:r>
-        <w:br/>
+        <w:t xml:space="preserve"> </w:t>
       </w:r>
       <w:r>
         <w:rPr>
@@ -82,7 +108,7 @@
         <w:pStyle w:val="FirstParagraph"/>
       </w:pPr>
       <w:r>
-        <w:t xml:space="preserve">Research on the internationalization–performance (I–P) relationship has largely settled the question of whether it is non-linear; the remaining unresolved question is what determines where its performance-maximising optimum falls. We develop and test an integrated multi-level account in which the inverted-U is universal in form but jointly conditioned by a firm's institutional regime and digital capability: the regime governs the curve's amplitude and digital capability reshapes the curve as a partial substitute for institutional strength. Using harmonised World Bank Enterprise Survey microdata (baseline N = 82,302; 45 economies; 98 country-year waves, 2003–2025) spanning all six Institutional Context Regime Variation (ICRV) groups, we estimate hierarchical OLS models. The I–P relationship is robustly inverted-U with a turning point near 37% export intensity (Lind–Mehlum p &lt; .001). Institutional regime moderates this optimum: concavity deepens as institutional quality declines, so the over-internationalisation penalty is sharpest in frontier and vulnerable regimes. Digital adoption both raises performance and reshapes the curve, its reshaping potency significantly stronger in weaker-institution regimes (</w:t>
+        <w:t xml:space="preserve">Research on the internationalization–performance (I–P) relationship has largely settled whether it is non-linear; the unresolved question is what determines where its optimum falls. This study develops and test a multi-level account in which the inverted-U is universal in form but jointly conditioned by institutional regime and digital capability: regime governs amplitude; digital capability reshapes the curve as a partial substitute for institutional strength. Using harmonised World Bank Enterprise Survey microdata (N = 82,302; 45 economies; 98 country-year waves, 2003–2025) spanning all six Institutional Context Regime Variation (ICRV) groups, the analysis estimates hierarchical OLS models. The I–P relationship is robustly inverted-U with a turning point near 37% export intensity (Lind–Mehlum p &lt;.001). Concavity deepens as institutional quality declines, the over-internationalisation penalty is sharpest in frontier and vulnerable regimes. Digital adoption both raises performance and reshapes the curve; its reshaping potency is significantly stronger in weaker-institution regimes (</w:t>
       </w:r>
       <m:oMath>
         <m:r>
@@ -110,7 +136,7 @@
         <w:t xml:space="preserve"> </w:t>
       </w:r>
       <w:r>
-        <w:t xml:space="preserve">p = .049), consistent with digital-for-institutional substitution. The account resolves the fragmented Asian I–P literature: divergent country findings locate firms at different positions on a single optimum jointly set by institutional quality and digital capability.</w:t>
+        <w:t xml:space="preserve">p =.049), consistent with digital-for-institutional substitution. The account resolves the fragmented Asian I–P literature: divergent country findings locate firms at different positions on a single optimum.</w:t>
       </w:r>
     </w:p>
     <w:p>
@@ -129,6 +155,42 @@
       </w:r>
       <w:r>
         <w:t xml:space="preserve">internationalization–performance; inverted-U; institutional regime; digital capability; Asia-Pacific; World Bank Enterprise Surveys</w:t>
+      </w:r>
+    </w:p>
+    <w:p>
+      <w:pPr>
+        <w:pStyle w:val="BodyText"/>
+      </w:pPr>
+      <w:r>
+        <w:rPr>
+          <w:bCs/>
+          <w:b/>
+        </w:rPr>
+        <w:t xml:space="preserve">JEL classification:</w:t>
+      </w:r>
+      <w:r>
+        <w:t xml:space="preserve"> </w:t>
+      </w:r>
+      <w:r>
+        <w:t xml:space="preserve">F23 (multinational firms; international business); O33 (technological change: choices and consequences); O17 (formal and informal sectors; institutional arrangements); D22 (firm behaviour: empirical analysis); L25 (firm performance); O53 (economywide country studies: Asia including Middle East).</w:t>
+      </w:r>
+    </w:p>
+    <w:p>
+      <w:pPr>
+        <w:pStyle w:val="BodyText"/>
+      </w:pPr>
+      <w:r>
+        <w:rPr>
+          <w:bCs/>
+          <w:b/>
+        </w:rPr>
+        <w:t xml:space="preserve">Paper type:</w:t>
+      </w:r>
+      <w:r>
+        <w:t xml:space="preserve"> </w:t>
+      </w:r>
+      <w:r>
+        <w:t xml:space="preserve">Research article (multi-country empirical)</w:t>
       </w:r>
     </w:p>
     <w:p>
@@ -139,7 +201,7 @@
       </w:r>
     </w:p>
     <w:bookmarkEnd w:id="20"/>
-    <w:bookmarkStart w:id="21" w:name="Xe3d0fc0bea9a42ce7605565d0964033d7f6ee47"/>
+    <w:bookmarkStart w:id="21" w:name="introduction"/>
     <w:p>
       <w:pPr>
         <w:pStyle w:val="Heading2"/>
@@ -166,7 +228,7 @@
         <w:t xml:space="preserve">institutional slope</w:t>
       </w:r>
       <w:r>
-        <w:t xml:space="preserve">, not the sign of the average effect, is the organizing puzzle of this paper. A central question in international business research concerns whether and how export internationalization translates into firm performance (Lu &amp; Beamish, 2004; Johanson &amp; Vahlne, 2009). Meta-analyses document a mean correlation of approximately r = .07 across several thousand studies (Bausch &amp; Krist, 2007; Kirca et al., 2012; Marano et al., 2016), yet the variance across studies vastly exceeds what sampling error can explain. In Asia, a region that accounts for over half of global manufacturing exports (UNCTAD, 2023), the evidence is especially fragmented: prior studies report positive relationships (Pangarkar, 2008; Korea), inverted-U curves (Chiao et al., 2006; Taiwan), or null and negative effects (Mondal et al., 2022; India). The standard response has been to invoke context as a moderator (Kirca et al., 2012; Marano et al., 2016). Yet treating context as a moderator leaves the deeper question unanswered: if the I–P relationship is non-linear, what determines</w:t>
+        <w:t xml:space="preserve">, not the sign of the average effect, is the organizing puzzle of this paper. A central question in international business research concerns whether and how export internationalization translates into firm performance (Lu &amp; Beamish, 2004; Johanson &amp; Vahlne, 2009). Meta-analyses document a mean correlation of approximately r =.07 across several thousand studies (Bausch &amp; Krist, 2007; Kirca et al., 2012; Marano et al., 2016), yet the variance across studies vastly exceeds what sampling error can explain. In Asia, a region that accounts for over half of global manufacturing exports (UNCTAD, 2023), the evidence is especially fragmented: prior studies report positive relationships (Pangarkar, 2008; Korea), inverted-U curves (Chiao et al., 2006; Taiwan), or null and negative effects (Mondal et al., 2022; India). The standard response has been to invoke context as a moderator (Kirca et al., 2012; Marano et al., 2016). Yet treating context as a moderator leaves the deeper question unanswered: if the I–P relationship is non-linear, what determines</w:t>
       </w:r>
       <w:r>
         <w:t xml:space="preserve"> </w:t>
@@ -182,23 +244,23 @@
         <w:t xml:space="preserve"> </w:t>
       </w:r>
       <w:r>
-        <w:t xml:space="preserve">its performance-maximising turning point falls, and why should that location differ systematically across firms and economies? Absent a unifying account of the optimum's location, each new country study reads as a refutation of the last rather than as a coordinate on a common curve. Progress requires a framework that specifies the firm- and country-level forces that relocate the optimum and that is testable simultaneously across institutionally diverse economies, conditions that prior single-country and meta-analytic designs have not jointly satisfied.</w:t>
-      </w:r>
-    </w:p>
-    <w:p>
-      <w:pPr>
-        <w:pStyle w:val="BodyText"/>
-      </w:pPr>
-      <w:r>
-        <w:t xml:space="preserve">This paper addresses that gap. We pool 98,658 firm-observations from 45 Asian and Pacific economies spanning 2003–2025, harmonised from the World Bank Enterprise Survey (WBES); after imposing non-missing productivity and export-intensity requirements, the baseline estimation sample is 82,302 firm-observations (falling to 28,500 in the fully specified model M11). Our sample spans all six ICRV regime groups, from advanced innovation-driven economies (Singapore, Korea, Taiwan, HongKong, Israel) to Pacific Small Island Developing States (Vanuatu, Solomon Islands, Fiji, Tonga, Samoa, Kiribati, Papua New Guinea, Timor-Leste) and Gulf advanced-resource economies (Bahrain, Kuwait, Qatar, Brunei, Saudi Arabia), classified through the Institutional Context Regime Variation (ICRV) framework that anchors a broader multi-country research programme of which this study is part.</w:t>
-      </w:r>
-    </w:p>
-    <w:p>
-      <w:pPr>
-        <w:pStyle w:val="BodyText"/>
-      </w:pPr>
-      <w:r>
-        <w:t xml:space="preserve">Our contributions are theoretical, not merely empirical. First, we advance a</w:t>
+        <w:t xml:space="preserve">its performance-maximising turning point falls, and why should that location differ systematically across firms and economies? Absent a unifying account of the optimum’s location, each new country study reads as a refutation of the last rather than as a coordinate on a common curve. Progress requires a framework that specifies the firm- and country-level forces that relocate the optimum and that is testable simultaneously across institutionally diverse economies, conditions that prior single-country and meta-analytic designs have not jointly satisfied.</w:t>
+      </w:r>
+    </w:p>
+    <w:p>
+      <w:pPr>
+        <w:pStyle w:val="BodyText"/>
+      </w:pPr>
+      <w:r>
+        <w:t xml:space="preserve">This paper addresses that gap. This study pools 98,658 firm-observations from 45 Asian and Pacific economies spanning 2003–2025, harmonised from the World Bank Enterprise Survey (WBES); after imposing non-missing productivity and export-intensity requirements, the baseline estimation sample is 82,302 firm-observations (falling to 28,500 in the fully specified model M11). The sample spans all six ICRV regime groups, from advanced innovation-driven economies (Singapore, Korea, Taiwan, HongKong, Israel) to Pacific Small Island Developing States (Vanuatu, Solomon Islands, Fiji, Tonga, Samoa, Kiribati, Papua New Guinea, Timor-Leste) and Gulf advanced-resource economies (Bahrain, Kuwait, Qatar, Brunei, Saudi Arabia), classified through the Institutional Context Regime Variation (ICRV) framework that anchors a broader multi-country research programme of which this study is part.</w:t>
+      </w:r>
+    </w:p>
+    <w:p>
+      <w:pPr>
+        <w:pStyle w:val="BodyText"/>
+      </w:pPr>
+      <w:r>
+        <w:t xml:space="preserve">The contributions of this study are theoretical, not merely empirical. First, this study advancess a</w:t>
       </w:r>
       <w:r>
         <w:t xml:space="preserve"> </w:t>
@@ -214,20 +276,38 @@
         <w:t xml:space="preserve"> </w:t>
       </w:r>
       <w:r>
-        <w:t xml:space="preserve">account of the I–P relationship: the inverted-U is universal in form, but its curvature is endogenous to the institutional regime, deepening as institutional quality declines (confirmed across specifications at N = 82,302–28,500; M11: TP = 25.7%, Lind–Mehlum p = .026). This reframes the long-running "is it an inverted-U?" debate as a question about the</w:t>
-      </w:r>
-      <w:r>
-        <w:t xml:space="preserve"> </w:t>
-      </w:r>
-      <w:r>
-        <w:rPr>
-          <w:iCs/>
-          <w:i/>
-        </w:rPr>
-        <w:t xml:space="preserve">determinants of the optimum's location</w:t>
-      </w:r>
-      <w:r>
-        <w:t xml:space="preserve">, and reconciles otherwise conflicting country evidence within a single curve. Second, we theorise and test</w:t>
+        <w:t xml:space="preserve">account of the I–P relationship: the inverted-U is universal in form, but its curvature is endogenous to the institutional regime, deepening as institutional quality declines (confirmed across specifications at N = 82,302–28,500; M11: TP = 25.7%, Lind–Mehlum p =.026). This reframes the long-running</w:t>
+      </w:r>
+      <w:r>
+        <w:t xml:space="preserve"> </w:t>
+      </w:r>
+      <w:r>
+        <w:t xml:space="preserve">“</w:t>
+      </w:r>
+      <w:r>
+        <w:t xml:space="preserve">is it an inverted-U?</w:t>
+      </w:r>
+      <w:r>
+        <w:t xml:space="preserve">”</w:t>
+      </w:r>
+      <w:r>
+        <w:t xml:space="preserve"> </w:t>
+      </w:r>
+      <w:r>
+        <w:t xml:space="preserve">debate as a question about the</w:t>
+      </w:r>
+      <w:r>
+        <w:t xml:space="preserve"> </w:t>
+      </w:r>
+      <w:r>
+        <w:rPr>
+          <w:iCs/>
+          <w:i/>
+        </w:rPr>
+        <w:t xml:space="preserve">determinants of the optimum’s location</w:t>
+      </w:r>
+      <w:r>
+        <w:t xml:space="preserve">, and reconciles otherwise conflicting country evidence within a single curve. Second, this study theorises and tests</w:t>
       </w:r>
       <w:r>
         <w:t xml:space="preserve"> </w:t>
@@ -265,7 +345,7 @@
         </m:r>
       </m:oMath>
       <w:r>
-        <w:t xml:space="preserve">, p = .049), positioning foundational digital capability as a partial substitute for institutional infrastructure in converting exports into performance, a multi-economy extension of the institutional-voids logic (Khanna &amp; Palepu, 1997) into the digital domain. Third, we formalise the Institutional Context Regime Variation (ICRV) framework as a firm-relevant contingency construct that orders economies jointly by institutional capability and exposure to resource vulnerability, and show that it predicts both the slope and the curvature of the I–P function, distinguishing the curve-</w:t>
+        <w:t xml:space="preserve">, p =.049), positioning foundational digital capability as a partial substitute for institutional infrastructure in converting exports into performance, a multi-economy extension of the institutional-voids logic (Khanna &amp; Palepu, 1997) into the digital domain. Third, this study formalises the Institutional Context Regime Variation (ICRV) framework as a firm-relevant contingency construct that orders economies jointly by institutional capability and exposure to resource vulnerability, and shows that it predicts both the slope and the curvature of the I–P function, distinguishing the curve-</w:t>
       </w:r>
       <w:r>
         <w:rPr>
@@ -310,7 +390,7 @@
       </w:r>
     </w:p>
     <w:bookmarkEnd w:id="21"/>
-    <w:bookmarkStart w:id="29" w:name="Xce0b9068aa677089fdc23e66f61b75516af2bf7"/>
+    <w:bookmarkStart w:id="29" w:name="theoretical-framework-and-hypotheses"/>
     <w:p>
       <w:pPr>
         <w:pStyle w:val="Heading2"/>
@@ -319,7 +399,7 @@
         <w:t xml:space="preserve">2. Theoretical Framework and Hypotheses</w:t>
       </w:r>
     </w:p>
-    <w:bookmarkStart w:id="22" w:name="X61eb865d3ba9c18e1eda9971096f2566a95b0ec"/>
+    <w:bookmarkStart w:id="22" w:name="theoretical-foundations"/>
     <w:p>
       <w:pPr>
         <w:pStyle w:val="Heading3"/>
@@ -333,7 +413,7 @@
         <w:pStyle w:val="FirstParagraph"/>
       </w:pPr>
       <w:r>
-        <w:t xml:space="preserve">We draw on four theoretical traditions. The Uppsala model (Johanson &amp; Vahlne, 1977, 2009) describes internationalization as a sequential process in which firms accumulate experiential knowledge, progressively reducing psychic distance and coordination costs. The Resource-Based View (Barney, 1991; Wernerfelt, 1984) positions firm-level capabilities, technological, digital, and managerial, as the mediating mechanism linking export exposure to performance outcomes. Institutional Theory (North, 1990; Scott, 2008) directs attention to how country-level formal and informal institutions shape the cost structure of cross-border transactions. Upper Echelons Theory (Hambrick &amp; Mason, 1984; Hambrick, 2007) emphasises that top management team attributes moderate how firms respond to strategic opportunities and constraints. Rather than four parallel traditions, this paper integrates them through one organizing spine: the ICRV institutional context functions as a</w:t>
+        <w:t xml:space="preserve">This study draws on four theoretical traditions. The Uppsala model (Johanson &amp; Vahlne, 1977, 2009) describes internationalization as a sequential process in which firms accumulate experiential knowledge, progressively reducing psychic distance and coordination costs. The Resource-Based View (Barney, 1991; Wernerfelt, 1984) positions firm-level capabilities, technological, digital, and managerial, as the mediating mechanism linking export exposure to performance outcomes. Institutional Theory (North, 1990; Scott, 2008) directs attention to how country-level formal and informal institutions shape the cost structure of cross-border transactions. Upper Echelons Theory (Hambrick &amp; Mason, 1984; Hambrick, 2007) emphasises that top management team attributes moderate how firms respond to strategic opportunities and constraints. Rather than four parallel traditions, this paper integrates them through one organizing spine: the ICRV institutional context functions as a</w:t>
       </w:r>
       <w:r>
         <w:t xml:space="preserve"> </w:t>
@@ -365,15 +445,15 @@
         <w:t xml:space="preserve"> </w:t>
       </w:r>
       <w:r>
-        <w:t xml:space="preserve">on which the I–P optimum sits. Institutional Theory supplies the filter itself; RBV capabilities (TCI, DAI) are the firm-level shields that move a firm's position on that topography; the Uppsala model describes movement along it; and Upper Echelons attributes enter as an endogenous control on managerial quality rather than as a structural moderator of the curve's shape.</w:t>
-      </w:r>
-    </w:p>
-    <w:p>
-      <w:pPr>
-        <w:pStyle w:val="BodyText"/>
-      </w:pPr>
-      <w:r>
-        <w:t xml:space="preserve">These traditions are typically invoked piecemeal. We integrate them through a single contingency construct, the</w:t>
+        <w:t xml:space="preserve">on which the I–P optimum sits. Institutional Theory supplies the filter itself; RBV capabilities (TCI, DAI) are the firm-level shields that move a firm’s position on that topography; the Uppsala model describes movement along it; and Upper Echelons attributes enter as an endogenous control on managerial quality rather than as a structural moderator of the curve’s shape.</w:t>
+      </w:r>
+    </w:p>
+    <w:p>
+      <w:pPr>
+        <w:pStyle w:val="BodyText"/>
+      </w:pPr>
+      <w:r>
+        <w:t xml:space="preserve">These traditions are typically invoked piecemeal. This study integrates them through a single contingency construct, the</w:t>
       </w:r>
       <w:r>
         <w:t xml:space="preserve"> </w:t>
@@ -405,7 +485,7 @@
         <w:t xml:space="preserve"> </w:t>
       </w:r>
       <w:r>
-        <w:t xml:space="preserve">on the I–P curve a firm's environment places it. ICRV orders economies along two theoretically distinct dimensions that prior typologies treat separately:</w:t>
+        <w:t xml:space="preserve">on the I–P curve a firm’s environment places it. ICRV orders economies along two theoretically distinct dimensions that prior typologies treat separately:</w:t>
       </w:r>
       <w:r>
         <w:t xml:space="preserve"> </w:t>
@@ -437,7 +517,7 @@
         <w:t xml:space="preserve"> </w:t>
       </w:r>
       <w:r>
-        <w:t xml:space="preserve">(exposure to external shocks, narrow factor endowments, and the institutional voids that firms must internalise; Khanna &amp; Palepu, 1997). The resulting six regime groups range from advanced innovation-driven economies, through resource-driven, upper-middle, emerging, and frontier economies, to highly vulnerable small-island states. Our central theoretical claim follows from locating the firm within this regime space: the inverted-U</w:t>
+        <w:t xml:space="preserve">(exposure to external shocks, narrow factor endowments, and the institutional voids that firms must internalise; Khanna &amp; Palepu, 1997). The resulting six regime groups range from advanced innovation-driven economies, through resource-driven, upper-middle, emerging, and frontier economies, to highly vulnerable small-island states. The central theoretical claim follows from locating the firm within this regime space: the inverted-U</w:t>
       </w:r>
       <w:r>
         <w:t xml:space="preserve"> </w:t>
@@ -469,7 +549,7 @@
         <w:t xml:space="preserve"> </w:t>
       </w:r>
       <w:r>
-        <w:t xml:space="preserve">by the institutional regime (H5) and by the firm's digital capability (H3), with digital capability acting as a partial substitute for institutional strength where the latter is weak (H6). Firm capabilities enter on a second axis: technological capability is hypothesised to</w:t>
+        <w:t xml:space="preserve">by the institutional regime (H5) and by the firm’s digital capability (H3), with digital capability acting as a partial substitute for institutional strength where the latter is weak (H6). Firm capabilities enter on a second axis: technological capability is hypothesised to</w:t>
       </w:r>
       <w:r>
         <w:t xml:space="preserve"> </w:t>
@@ -531,7 +611,7 @@
       </w:r>
     </w:p>
     <w:bookmarkEnd w:id="22"/>
-    <w:bookmarkStart w:id="23" w:name="Xf68c2510db72354551e5b442c06e6149a212286"/>
+    <w:bookmarkStart w:id="23" w:name="the-non-linear-ip-relationship-h1"/>
     <w:p>
       <w:pPr>
         <w:pStyle w:val="Heading3"/>
@@ -545,15 +625,15 @@
         <w:pStyle w:val="FirstParagraph"/>
       </w:pPr>
       <w:r>
-        <w:t xml:space="preserve">Contractor et al. (2003) formalised the three-stage S-curve hypothesis: early internationalization carries fixed entry costs that depress performance; intermediate internationalization yields learning and scale economies; high internationalization may again impose coordination and agency costs. Empirically, however, the data more consistently support the inverted-U, a special case in which the third stage does not emerge at the export intensities typically observed in developing-economy WBES data (Gomes &amp; Ramaswamy, 1999; Lu &amp; Beamish, 2004).</w:t>
-      </w:r>
-    </w:p>
-    <w:p>
-      <w:pPr>
-        <w:pStyle w:val="BodyText"/>
-      </w:pPr>
-      <w:r>
-        <w:t xml:space="preserve">In the Asian context, three companion country-specific studies provide prior evidence. For Vietnam (companion study), the inverted-U is confirmed with a turning point at 39–46% using a WBES-based instrumental variable design. For China (companion study), an inverted-U turning point of 47–49% is replicated across specifications with Paternoster cross-cohort tests (p = .545). For Singapore (companion study), the relationship is predominantly positive with a very late turning point (~82%), consistent with near-monotonic returns in a high-institutional, digitally saturated economy. Pooled across a much larger and institutionally heterogeneous sample, we expect the inverted-U to emerge at an intermediate turning point.</w:t>
+        <w:t xml:space="preserve">Contractor et al. (2003) formalised the three-stage S-curve hypothesis: early internationalization carries fixed entry costs that depress performance; intermediate internationalization yields learning and scale economies; high internationalization may again impose coordination and agency costs. Empirically, however, the data more consistently support the inverted-U, a special case in which the third stage does not emerge at the export intensities typically observed in developing-economy WBES data (Gomes &amp; Ramaswamy, 1999; Lu &amp; Beamish, 2004).</w:t>
+      </w:r>
+    </w:p>
+    <w:p>
+      <w:pPr>
+        <w:pStyle w:val="BodyText"/>
+      </w:pPr>
+      <w:r>
+        <w:t xml:space="preserve">In the Asian context, three companion country-specific studies provide prior evidence. For Vietnam (companion study), the inverted-U is confirmed with a turning point at 39–46% using a WBES-based instrumental variable design. For China (companion study), an inverted-U turning point of 47–49% is replicated across specifications with Paternoster cross-cohort tests (p =.545). For Singapore (companion study), the relationship is predominantly positive with a very late turning point (~82%), consistent with near-monotonic returns in a high-institutional, digitally saturated economy. Pooled across a much larger and institutionally heterogeneous sample, this study expects the inverted-U to emerge at an intermediate turning point.</w:t>
       </w:r>
     </w:p>
     <w:p>
@@ -575,7 +655,7 @@
       </w:r>
     </w:p>
     <w:bookmarkEnd w:id="23"/>
-    <w:bookmarkStart w:id="24" w:name="X804c25e8bdbf8eade8cd93fdb8dbf851f3c8515"/>
+    <w:bookmarkStart w:id="24" w:name="Xe2f9215226203df0d35a74fbc3991b825156e23"/>
     <w:p>
       <w:pPr>
         <w:pStyle w:val="Heading3"/>
@@ -589,7 +669,7 @@
         <w:pStyle w:val="FirstParagraph"/>
       </w:pPr>
       <w:r>
-        <w:t xml:space="preserve">Technological capability, operationalised as a composite of quality certification, foreign-technology adoption, process innovation, and R&amp;D, raises absorptive capacity (Cohen &amp; Levinthal, 1990), enabling firms to extract greater performance value per unit of export exposure. Critically, we expect TCI to operate as a</w:t>
+        <w:t xml:space="preserve">Technological capability, operationalised as a composite of quality certification, foreign-technology adoption, process innovation, and R&amp;D, raises absorptive capacity (Cohen &amp; Levinthal, 1990), enabling firms to extract greater performance value per unit of export exposure. Critically, this study expects TCI to operate as a</w:t>
       </w:r>
       <w:r>
         <w:t xml:space="preserve"> </w:t>
@@ -602,15 +682,15 @@
         <w:t xml:space="preserve">curve amplifier</w:t>
       </w:r>
       <w:r>
-        <w:t xml:space="preserve">: at low export intensities, high-TCI firms gain more per unit of internationalization (steeper ascending limb); at high intensities, they experience sharper diminishing returns as coordination demands exceed even their superior capabilities (steeper descending limb). The net effect is a shift and steepening of the inverted-U, not just a parallel upward shift.</w:t>
-      </w:r>
-    </w:p>
-    <w:p>
-      <w:pPr>
-        <w:pStyle w:val="BodyText"/>
-      </w:pPr>
-      <w:r>
-        <w:t xml:space="preserve">This amplification logic carries a built-in scope condition that the multi-economy design lets us test directly. Curve reshaping, as opposed to a parallel level lift, requires that the marginal productivity return to technological capability itself vary along the export-intensity range, which in turn presumes an institutional environment that lets capability translate into differential cross-border returns: enforceable contracts, protectable intellectual property, and functioning technology-transfer channels. Where those complements are present, the amplifier mechanism should operate; where they are unevenly distributed, as they necessarily are across forty-five economies spanning six institutional regimes, firm-level capability and the curvature it would reshape are no longer aligned, and the amplification predicted within any single institutional setting may average out in the pool. We therefore advance H2 as a curve-amplifier hypothesis while recognising a competing prediction, that in an institutionally heterogeneous pool TCI survives as a robust level shifter but its curvature-reshaping signal attenuates. Adjudicating between these is itself informative: a null curvature interaction in the pool, set against the curve moderation documented in single-country studies, would localise capability-driven reshaping as an institutionally contingent rather than universal phenomenon.</w:t>
+        <w:t xml:space="preserve">: at low export intensities, high-TCI firms gain more per unit of internationalization (steeper ascending limb); at high intensities, they experience sharper diminishing returns as coordination demands exceed even their superior capabilities (steeper descending limb). The net effect is a shift and steepening of the inverted-U, beyond a parallel upward shift.</w:t>
+      </w:r>
+    </w:p>
+    <w:p>
+      <w:pPr>
+        <w:pStyle w:val="BodyText"/>
+      </w:pPr>
+      <w:r>
+        <w:t xml:space="preserve">This amplification logic carries a built-in scope condition that the multi-economy design lets us test directly. Curve reshaping, as opposed to a parallel level lift, requires that the marginal productivity return to technological capability itself vary along the export-intensity range, which in turn presumes an institutional environment that lets capability translate into differential cross-border returns: enforceable contracts, protectable intellectual property, and functioning technology-transfer channels. Where those complements are present, the amplifier mechanism should operate; where they are unevenly distributed, as they necessarily are across forty-five economies spanning six institutional regimes, firm-level capability and the curvature it would reshape are no longer aligned, and the amplification predicted within any single institutional setting may average out in the pool. This study therefore advance H2 as a curve-amplifier hypothesis while recognising a competing prediction, that in an institutionally heterogeneous pool TCI survives as a robust level shifter but its curvature-reshaping signal attenuates. Adjudicating between these is itself informative: a null curvature interaction in the pool, set against the curve moderation documented in single-country studies, would localise capability-driven reshaping as an institutionally contingent rather than universal phenomenon.</w:t>
       </w:r>
     </w:p>
     <w:p>
@@ -656,7 +736,7 @@
       </w:r>
     </w:p>
     <w:bookmarkEnd w:id="24"/>
-    <w:bookmarkStart w:id="25" w:name="Xf9645264d48ebb644ff7e280396113254c384c7"/>
+    <w:bookmarkStart w:id="25" w:name="digital-adoption-as-a-level-enhancer-h3"/>
     <w:p>
       <w:pPr>
         <w:pStyle w:val="Heading3"/>
@@ -670,7 +750,7 @@
         <w:pStyle w:val="FirstParagraph"/>
       </w:pPr>
       <w:r>
-        <w:t xml:space="preserve">Digital adoption, measured through website presence and electronic-payment share, has been associated with reduced communication and transaction costs (Verhoef et al., 2021). In the CDCM (Context-Contingent Digital Capability Model) developed in related work in this programme, DAI's effect depends on the interaction of regime quality, FSTS level, and digital market saturation (Authors, 2024). Specifically, in institutionally advanced economies where digital infrastructure is mature, DAI provides universal performance lifts (as in the companion Singapore study:</w:t>
+        <w:t xml:space="preserve">Digital adoption, measured through website presence and electronic-payment share, has been associated with reduced communication and transaction costs (Verhoef et al., 2021). In the CDCM (Context-Contingent Digital Capability Model) developed in related work in this programme, DAI’s effect depends on the interaction of regime quality, FSTS level, and digital market saturation (Authors, 2024). Specifically, in institutionally advanced economies where digital infrastructure is mature, DAI provides universal performance lifts (as in the companion Singapore study:</w:t>
       </w:r>
       <w:r>
         <w:t xml:space="preserve"> </w:t>
@@ -709,7 +789,7 @@
         <w:t xml:space="preserve"> </w:t>
       </w:r>
       <w:r>
-        <w:t xml:space="preserve">0, consistent with selection bias in OLS), DAI's curve-shaping role is attenuated. Across the pooled multi-economy sample, we expect DAI to raise performance levels broadly across the sample (level effect). In a fully specified model that also accounts for managerial quality, which correlates with digital adoption, the residual DAI variation may reveal a capability-complementarity curve effect: digitally equipped firms at low FSTS face sunk adoption costs that compress near-term productivity, while digital infrastructure supports coordination efficiency at high FSTS where cross-border management demands are greatest.</w:t>
+        <w:t xml:space="preserve">0, consistent with selection bias in OLS), DAI’s curve-shaping role is attenuated. Across the pooled multi-economy sample, this study expects DAI to raise performance levels broadly across the sample (level effect). In a fully specified model that also accounts for managerial quality, which correlates with digital adoption, the residual DAI variation may reveal a capability-complementarity curve effect: digitally equipped firms at low FSTS face sunk adoption costs that compress near-term productivity, while digital infrastructure supports coordination efficiency at high FSTS where cross-border management demands are greatest.</w:t>
       </w:r>
     </w:p>
     <w:p>
@@ -788,7 +868,7 @@
         <w:t xml:space="preserve"> </w:t>
       </w:r>
       <w:r>
-        <w:t xml:space="preserve">interaction, admits two non-exclusive readings that the present design cannot fully separate, and we flag the ambiguity rather than assume it away. The first is a substantive coordination mechanism: foundational digital interfaces lower the marginal cost of managing geographically dispersed transactions, so their performance contribution is small for domestically oriented firms but rises precisely where cross-border coordination demands are heaviest, flattening the descending limb. The second is a selection or sunk-cost artefact: firms that adopt low-cost digital tools may be disproportionately those facing binding productivity constraints, or may carry near-term adoption costs not yet amortised, depressing the ascending-limb slope without any causal coordination benefit. Both mechanisms generate the same observable curvature, so a significant interaction is consistent with either; we return to this identification limit in the discussion and treat the level effect, for which selection works against rather than toward the hypothesis, as the more robustly interpretable component.</w:t>
+        <w:t xml:space="preserve">interaction, admits two non-exclusive readings that the present design cannot fully separate, and this study flags the ambiguity rather than assume it away. The first is a substantive coordination mechanism: foundational digital interfaces lower the marginal cost of managing geographically dispersed transactions, so their performance contribution is small for domestically oriented firms but rises precisely where cross-border coordination demands are heaviest, flattening the descending limb. The second is a selection or sunk-cost artefact: firms that adopt low-cost digital tools may be disproportionately those facing binding productivity constraints, or may carry near-term adoption costs not yet amortised, depressing the ascending-limb slope without any causal coordination benefit. Both mechanisms generate the same observable curvature, so a significant interaction is consistent with either; this study returns to this identification limit in the discussion and treat the level effect, for which selection works against rather than toward the hypothesis, as the more robustly interpretable component.</w:t>
       </w:r>
     </w:p>
     <w:p>
@@ -810,7 +890,7 @@
       </w:r>
     </w:p>
     <w:bookmarkEnd w:id="25"/>
-    <w:bookmarkStart w:id="26" w:name="Xfde2382d547d6bd016a370b8abd9bb51c6ab875"/>
+    <w:bookmarkStart w:id="26" w:name="managerial-characteristics-h4"/>
     <w:p>
       <w:pPr>
         <w:pStyle w:val="Heading3"/>
@@ -824,7 +904,7 @@
         <w:pStyle w:val="FirstParagraph"/>
       </w:pPr>
       <w:r>
-        <w:t xml:space="preserve">Upper Echelons Theory predicts that top manager experience and gender composition affect strategic cognition and decision-making (Hambrick &amp; Mason, 1984). Manager experience reduces coordination errors in cross-border operations; female top management is associated with stakeholder orientation, relationship capital, and risk management, all relevant in institutionally heterogeneous export markets (Richard et al., 2019). We expect both to raise the performance level for any given FSTS. However, given the breadth of the multi-country sample, firm-level managerial differences are unlikely to systematically reshape the aggregate FSTS–performance curve, whose shape is primarily determined by economy-wide institutional and market-maturity factors.</w:t>
+        <w:t xml:space="preserve">Upper Echelons Theory predicts that top manager experience and gender composition affect strategic cognition and decision-making (Hambrick &amp; Mason, 1984). Manager experience reduces coordination errors in cross-border operations; female top management is associated with stakeholder orientation, relationship capital, and risk management, all relevant in institutionally heterogeneous export markets (Richard et al., 2019). This study expects both to raise the performance level for any given FSTS. However, given the breadth of the multi-country sample, firm-level managerial differences are unlikely to systematically reshape the aggregate FSTS–performance curve, whose shape is primarily determined by economy-wide institutional and market-maturity factors.</w:t>
       </w:r>
     </w:p>
     <w:p>
@@ -846,7 +926,7 @@
       </w:r>
     </w:p>
     <w:bookmarkEnd w:id="26"/>
-    <w:bookmarkStart w:id="27" w:name="Xc04b0d08a7461e173e211ec4b938149d2f7c8bf"/>
+    <w:bookmarkStart w:id="27" w:name="X0b3fdaf9bb49b1730bc3a0521f76f654a8096ae"/>
     <w:p>
       <w:pPr>
         <w:pStyle w:val="Heading3"/>
@@ -868,7 +948,7 @@
         <w:pStyle w:val="BodyText"/>
       </w:pPr>
       <w:r>
-        <w:t xml:space="preserve">We operationalise institutional regime through the ICRV classification system developed in related work in this programme: six groups ranging from Group I (Advanced innovation-driven: Singapore, Korea, Taiwan, Israel) to Group VI (SIDS and small open economies: Vanuatu, Solomon Islands, Timor-Leste). Higher ICRV group numbers denote weaker institutions.</w:t>
+        <w:t xml:space="preserve">This study operationalises institutional regime through the ICRV classification system developed in related work in this programme: six groups ranging from Group I (Advanced innovation-driven: Singapore, Korea, Taiwan, Israel) to Group VI (SIDS and small open economies: Vanuatu, Solomon Islands, Timor-Leste). Higher ICRV group numbers denote weaker institutions.</w:t>
       </w:r>
     </w:p>
     <w:p>
@@ -908,7 +988,7 @@
         <w:t xml:space="preserve"> </w:t>
       </w:r>
       <w:r>
-        <w:t xml:space="preserve">moderation: institutions govern the concavity, or sharpness, of the curve, holding the approximate location of the peak roughly constant while making the over-internationalisation penalty steeper or flatter. A transaction-cost reading of North (1990) is consistent with either: weaker institutions raise the coordination and contracting costs that bend the curve downward at high export commitment, which can manifest as an earlier peak, a sharper concave decline, or both. Because the two signatures are not equivalent, we state H5 at the level of curve moderation and treat the</w:t>
+        <w:t xml:space="preserve">moderation: institutions govern the concavity, or sharpness, of the curve, holding the approximate location of the peak roughly constant while making the over-internationalisation penalty steeper or flatter. A transaction-cost reading of North (1990) is consistent with either: weaker institutions raise the coordination and contracting costs that bend the curve downward at high export commitment, which can manifest as an earlier peak, a sharper concave decline, or both. Because the two signatures are not equivalent, this study states H5 at the level of curve moderation and treat the</w:t>
       </w:r>
       <w:r>
         <w:t xml:space="preserve"> </w:t>
@@ -924,7 +1004,7 @@
         <w:t xml:space="preserve"> </w:t>
       </w:r>
       <w:r>
-        <w:t xml:space="preserve">the moderation takes, location versus amplitude, as an empirical question the multi-economy design is built to adjudicate. We expect positive</w:t>
+        <w:t xml:space="preserve">the moderation takes, location versus amplitude, as an empirical question the multi-economy design is built to adjudicate. This study expects positive</w:t>
       </w:r>
       <w:r>
         <w:t xml:space="preserve"> </w:t>
@@ -1017,7 +1097,7 @@
       </w:r>
     </w:p>
     <w:bookmarkEnd w:id="27"/>
-    <w:bookmarkStart w:id="28" w:name="X0acb0ebe9609c9b4cd27b2f0dbe81194406b82a"/>
+    <w:bookmarkStart w:id="28" w:name="regime-contingent-digital-effects-h6"/>
     <w:p>
       <w:pPr>
         <w:pStyle w:val="Heading3"/>
@@ -1062,7 +1142,7 @@
         <w:t xml:space="preserve"> </w:t>
       </w:r>
       <w:r>
-        <w:t xml:space="preserve">interaction therefore tests whether digital capabilities' curve-reshaping potency (established in H3) varies systematically across the institutional spectrum, specifically, whether compressing the ascending limb and buffering performance decline at high FSTS are more pronounced in weaker-institution economies.</w:t>
+        <w:t xml:space="preserve">interaction therefore tests whether digital capabilities’ curve-reshaping potency (established in H3) varies systematically across the institutional spectrum, specifically, whether compressing the ascending limb and buffering performance decline at high FSTS are more pronounced in weaker-institution economies.</w:t>
       </w:r>
     </w:p>
     <w:p>
@@ -1120,7 +1200,7 @@
         <w:t xml:space="preserve"> </w:t>
       </w:r>
       <w:r>
-        <w:t xml:space="preserve">The ICRV institutional regime moderates the digital-adoption curve-reshaping effect: digital adoption's compressive effect on the I–P ascending limb and its buffering effect at high FSTS (H3) are stronger in weaker institutional environments (higher ICRV group number), where digital infrastructure provides greater competitive differentiation in cross-border market access.</w:t>
+        <w:t xml:space="preserve">The ICRV institutional regime moderates the digital-adoption curve-reshaping effect: digital adoption’s compressive effect on the I–P ascending limb and its buffering effect at high FSTS (H3) are stronger in weaker institutional environments (higher ICRV group number), where digital infrastructure provides greater competitive differentiation in cross-border market access.</w:t>
       </w:r>
     </w:p>
     <w:p>
@@ -1132,7 +1212,7 @@
     </w:p>
     <w:bookmarkEnd w:id="28"/>
     <w:bookmarkEnd w:id="29"/>
-    <w:bookmarkStart w:id="34" w:name="X5eb800a903106e48a684e9ea9de39ed619b9df8"/>
+    <w:bookmarkStart w:id="34" w:name="data-and-methods"/>
     <w:p>
       <w:pPr>
         <w:pStyle w:val="Heading2"/>
@@ -1141,7 +1221,7 @@
         <w:t xml:space="preserve">3. Data and Methods</w:t>
       </w:r>
     </w:p>
-    <w:bookmarkStart w:id="30" w:name="X180323993af082d7b264d69830cacecf330a102"/>
+    <w:bookmarkStart w:id="30" w:name="data-source"/>
     <w:p>
       <w:pPr>
         <w:pStyle w:val="Heading3"/>
@@ -1165,7 +1245,55 @@
         <w:t xml:space="preserve"> </w:t>
       </w:r>
       <w:r>
-        <w:t xml:space="preserve">Throughout the paper we make repeated reference to "the companion Vietnam study," "the companion China study," and "the companion Singapore study." These are three single-country working papers prepared by the present author group on the same WBES data infrastructure, each tested as a stand-alone analysis under blinded peer review at separate journals. They are referred to with the</w:t>
+        <w:t xml:space="preserve">Throughout the paper this study makes repeated reference to</w:t>
+      </w:r>
+      <w:r>
+        <w:t xml:space="preserve"> </w:t>
+      </w:r>
+      <w:r>
+        <w:t xml:space="preserve">“</w:t>
+      </w:r>
+      <w:r>
+        <w:t xml:space="preserve">the companion Vietnam study,</w:t>
+      </w:r>
+      <w:r>
+        <w:t xml:space="preserve">”</w:t>
+      </w:r>
+      <w:r>
+        <w:t xml:space="preserve"> </w:t>
+      </w:r>
+      <w:r>
+        <w:t xml:space="preserve">“</w:t>
+      </w:r>
+      <w:r>
+        <w:t xml:space="preserve">the companion China study,</w:t>
+      </w:r>
+      <w:r>
+        <w:t xml:space="preserve">”</w:t>
+      </w:r>
+      <w:r>
+        <w:t xml:space="preserve"> </w:t>
+      </w:r>
+      <w:r>
+        <w:t xml:space="preserve">and</w:t>
+      </w:r>
+      <w:r>
+        <w:t xml:space="preserve"> </w:t>
+      </w:r>
+      <w:r>
+        <w:t xml:space="preserve">“</w:t>
+      </w:r>
+      <w:r>
+        <w:t xml:space="preserve">the companion Singapore study.</w:t>
+      </w:r>
+      <w:r>
+        <w:t xml:space="preserve">”</w:t>
+      </w:r>
+      <w:r>
+        <w:t xml:space="preserve"> </w:t>
+      </w:r>
+      <w:r>
+        <w:t xml:space="preserve">These are three single-country working papers prepared by the present author group on the same WBES data infrastructure, each tested as a stand-alone analysis under blinded peer review at separate journals. They are referred to with the</w:t>
       </w:r>
       <w:r>
         <w:t xml:space="preserve"> </w:t>
@@ -1181,27 +1309,27 @@
         <w:t xml:space="preserve"> </w:t>
       </w:r>
       <w:r>
-        <w:t xml:space="preserve">label rather than cited as Author Citations because (a) the present manuscript is under blinded review and the author identities are masked, and (b) the country-specific findings are stable inputs the present analysis discusses but does not re-derive. We flag the relationship rather than conceal it so that readers may interpret the cross-paper consistency claims with appropriate caution: the country comparators are drawn from our own research programme, not from independent third-party replications.</w:t>
-      </w:r>
-    </w:p>
-    <w:p>
-      <w:pPr>
-        <w:pStyle w:val="BodyText"/>
-      </w:pPr>
-      <w:r>
-        <w:t xml:space="preserve">Data derive from the World Bank Enterprise Surveys (WBES), a stratified random-sample survey of formal private-sector enterprises conducted periodically across over 130 countries. The WBES universe of inference comprises non-agricultural, non-extractive formal firms with five or more employees (ISIC Rev. 3.1/4 manufacturing, construction, retail, and other services), stratified by sector, firm size (small 5–19, medium 20–99, large 100+ employees), and sub-national location; sample sizes are set to achieve 7.5% precision at 90% confidence (a minimum of 120 firms per stratum), and design weights are applied for population-representative estimates (World Bank, 2022). We use microdata from 45 Asian and Pacific economies across 98 country-year waves spanning 2003–2025. This coverage encompasses six UN M.49 Asian sub-regions: East Asia (China, HongKong, Korea, Mongolia, Taiwan), Southeast Asia (Brunei, Cambodia, Indonesia, Laos, Malaysia, Myanmar, Philippines, Singapore, Thailand, Timor-Leste, Vietnam), South Asia (Afghanistan, Bangladesh, Bhutan, India, Maldives, Nepal, Pakistan, Sri Lanka), Central Asia (Kazakhstan, Kyrgyz Republic, Tajikistan, Turkmenistan, Uzbekistan), West Asia (Bahrain, Iraq, Israel, Jordan, Kuwait, Lebanon, Qatar, Saudi Arabia, Yemen), and Pacific/SIDS (Fiji, Kiribati, Papua New Guinea, Samoa, Solomon Islands, Tonga, Vanuatu).</w:t>
-      </w:r>
-    </w:p>
-    <w:p>
-      <w:pPr>
-        <w:pStyle w:val="BodyText"/>
-      </w:pPr>
-      <w:r>
-        <w:t xml:space="preserve">The final analytical dataset contains 98,658 firm-observations (before applying outcome and FSTS non-missing requirements); imposing those requirements yields the M2 baseline estimation sample of 82,302 firm-observations, falling to 28,500 in M11 as digital-capability and managerial controls are added. We adopt a geographical definition of Asia following the United Nations Statistics Division M49 standard (United Nations Statistics Division, 2024), under which Asia comprises the Eastern, South-eastern, Southern, Central, and Western Asian sub-regions; the Pacific is added because the study frame is explicitly Asia-Pacific. To keep this geographical frame internally consistent, we exclude economies that straddle the Europe–Asia boundary and are conventionally treated as transcontinental: Türkiye and Cyprus, and the three South Caucasus economies (Armenia, Azerbaijan, Georgia), all of which the World Bank operationally files under Europe &amp; Central Asia rather than Asia (World Bank, 2025). Comoros (Sub-Saharan Africa) is likewise excluded. Central Asia and the West-Asian Gulf and Levant are retained as undisputed parts of the Asian landmass. (A strict UN-M49 specification that re-includes Türkiye and Azerbaijan was examined and fails to identify the inverted-U, reinforcing the transcontinental exclusion.) Oman's single available vintage (2003) lacks the productivity, export-intensity and digital-capability items and therefore does not enter the estimation sample. WBES designs are cross-sectional within each wave, with standardised instruments ensuring common variable definitions across economies and years. We apply three harmonisation steps: (1) variable-priority mapping for candidate items across PICS3 (2009–2013), Standardised (2014–2018), and BREADY/BEE (2019–2025) questionnaire generations; (2) encoding-robust reading (primary UTF-8 with Latin-1/CP1252 fallback); (3) deduplication, selecting the largest file per (country, year) pair when multiple uploads exist.</w:t>
+        <w:t xml:space="preserve">label rather than cited as Author Citations because (a) the present manuscript is under blinded review and the author identities are masked, and (b) the country-specific findings are stable inputs the present analysis discusses but does not re-derive. This study flags the relationship rather than conceal it so that readers may interpret the cross-paper consistency claims with appropriate caution: the country comparators are drawn from the present study’s own research programme, not from independent third-party replications.</w:t>
+      </w:r>
+    </w:p>
+    <w:p>
+      <w:pPr>
+        <w:pStyle w:val="BodyText"/>
+      </w:pPr>
+      <w:r>
+        <w:t xml:space="preserve">Data derive from the World Bank Enterprise Surveys (WBES), a stratified random-sample survey of formal private-sector enterprises conducted periodically across over 130 countries. The WBES universe of inference comprises non-agricultural, non-extractive formal firms with five or more employees (ISIC Rev. 3.1/4 manufacturing, construction, retail, and other services), stratified by sector, firm size (small 5–19, medium 20–99, large 100+ employees), and sub-national location; sample sizes are set to achieve 7.5% precision at 90% confidence (a minimum of 120 firms per stratum), and design weights are applied for population-representative estimates (World Bank, 2022). This study uses microdata from 45 Asian and Pacific economies across 98 country-year waves spanning 2003–2025. This coverage encompasses six UN M.49 Asian sub-regions: East Asia (China, HongKong, Korea, Mongolia, Taiwan), Southeast Asia (Brunei, Cambodia, Indonesia, Laos, Malaysia, Myanmar, Philippines, Singapore, Thailand, Timor-Leste, Vietnam), South Asia (Afghanistan, Bangladesh, Bhutan, India, Maldives, Nepal, Pakistan, Sri Lanka), Central Asia (Kazakhstan, Kyrgyz Republic, Tajikistan, Turkmenistan, Uzbekistan), West Asia (Bahrain, Iraq, Israel, Jordan, Kuwait, Lebanon, Qatar, Saudi Arabia, Yemen), and Pacific/SIDS (Fiji, Kiribati, Papua New Guinea, Samoa, Solomon Islands, Tonga, Vanuatu).</w:t>
+      </w:r>
+    </w:p>
+    <w:p>
+      <w:pPr>
+        <w:pStyle w:val="BodyText"/>
+      </w:pPr>
+      <w:r>
+        <w:t xml:space="preserve">The final analytical dataset contains 98,658 firm-observations (before applying outcome and FSTS non-missing requirements); imposing those requirements yields the M2 baseline estimation sample of 82,302 firm-observations, falling to 28,500 in M11 as digital-capability and managerial controls are added. This study adopts a geographical definition of Asia following the United Nations Statistics Division M49 standard (United Nations Statistics Division, 2024), under which Asia comprises the Eastern, South-eastern, Southern, Central, and Western Asian sub-regions; the Pacific is added because the study frame is explicitly Asia-Pacific. To keep this geographical frame internally consistent, this study excludes economies that straddle the Europe–Asia boundary and are conventionally treated as transcontinental: Türkiye and Cyprus, and the three South Caucasus economies (Armenia, Azerbaijan, Georgia), all of which the World Bank operationally files under Europe &amp; Central Asia rather than Asia (World Bank, 2025). Comoros (Sub-Saharan Africa) is likewise excluded. Central Asia and the West-Asian Gulf and Levant are retained as undisputed parts of the Asian landmass. (A strict UN-M49 specification that re-includes Türkiye and Azerbaijan was examined and fails to identify the inverted-U, reinforcing the transcontinental exclusion.) Oman’s single available vintage (2003) lacks the productivity, export-intensity and digital-capability items and therefore does not enter the estimation sample. WBES designs are cross-sectional within each wave, with standardised instruments ensuring common variable definitions across economies and years. We apply three harmonisation steps: (1) variable-priority mapping for candidate items across PICS3 (2009–2013), Standardised (2014–2018), and BREADY/BEE (2019–2025) questionnaire generations; (2) encoding-robust reading (primary UTF-8 with Latin-1/CP1252 fallback); (3) deduplication, selecting the largest file per (country, year) pair when multiple uploads exist.</w:t>
       </w:r>
     </w:p>
     <w:bookmarkEnd w:id="30"/>
-    <w:bookmarkStart w:id="31" w:name="Xbcf9f12e79107fa2c089aaf13fc6c4fb773f1c2"/>
+    <w:bookmarkStart w:id="31" w:name="variables"/>
     <w:p>
       <w:pPr>
         <w:pStyle w:val="Heading3"/>
@@ -1440,7 +1568,7 @@
       </w:r>
     </w:p>
     <w:bookmarkEnd w:id="31"/>
-    <w:bookmarkStart w:id="32" w:name="X88d3b635b18ee197bee6ec760e4576787847be1"/>
+    <w:bookmarkStart w:id="32" w:name="estimation-strategy"/>
     <w:p>
       <w:pPr>
         <w:pStyle w:val="Heading3"/>
@@ -1454,7 +1582,7 @@
         <w:pStyle w:val="FirstParagraph"/>
       </w:pPr>
       <w:r>
-        <w:t xml:space="preserve">We estimate a hierarchical sequence of 11 models (Table 2). All models use OLS with HC1 heteroskedasticity-robust standard errors (Long &amp; Ervin, 2000), clustering by country-year. Country-year fixed effects (M5) provide the most conservative benchmark. We prefer HC1 over clustered SE given that WBES sampling is stratified within, not across, country-years.</w:t>
+        <w:t xml:space="preserve">The analysis estimates a hierarchical sequence of 11 models (Table 2). All models use OLS with HC1 heteroskedasticity-robust standard errors (Long &amp; Ervin, 2000), clustering by country-year. Country-year fixed effects (M5) provide the most conservative benchmark. We prefer HC1 over clustered SE given that WBES sampling is stratified within, not across, country-years.</w:t>
       </w:r>
     </w:p>
     <w:p>
@@ -1508,7 +1636,7 @@
         <w:t xml:space="preserve"> </w:t>
       </w:r>
       <w:r>
-        <w:t xml:space="preserve">&lt; 0, and (b) the turning point lies strictly within the observed FSTS range, and (c) the slope at the extremes satisfies the directional prediction. We report the turning point as: TP = −</w:t>
+        <w:t xml:space="preserve">&lt; 0, and (b) the turning point lies strictly within the observed FSTS range, and (c) the slope at the extremes satisfies the directional prediction. The analysis reports the turning point as: TP = −</w:t>
       </w:r>
       <m:oMath>
         <m:sSub>
@@ -1626,7 +1754,7 @@
         <w:pStyle w:val="BodyText"/>
       </w:pPr>
       <w:r>
-        <w:t xml:space="preserve">For moderation tests (M7–M11), we include interaction terms FSTS</w:t>
+        <w:t xml:space="preserve">For moderation tests (M7–M11), this study includes interaction terms FSTS</w:t>
       </w:r>
       <m:oMath>
         <m:r>
@@ -1669,7 +1797,7 @@
         </m:r>
       </m:oMath>
       <w:r>
-        <w:t xml:space="preserve">moderator. The joint significance of the two interaction terms is tested with an F-test; we report both the joint p-value and individual coefficient p-values.</w:t>
+        <w:t xml:space="preserve">moderator. The joint significance of the two interaction terms is tested with an F-test; the analysis reports both the joint p-value and individual coefficient p-values.</w:t>
       </w:r>
     </w:p>
     <w:p>
@@ -1687,7 +1815,7 @@
         <w:t xml:space="preserve"> </w:t>
       </w:r>
       <w:r>
-        <w:t xml:space="preserve">The WBES is cross-sectional within each wave, so our coefficients describe within-survey-year associations rather than panel-tracked causal effects, and we adopt the disciplined-language posture recommended for design-constrained inference (Meyer, van Witteloostuijn, &amp; Beugelsdijk, 2017), reporting associations throughout. Two endogeneity channels warrant explicit attention. The first is selection into exporting: more productive firms are more likely to export and to export intensively, which biases the</w:t>
+        <w:t xml:space="preserve">The WBES is cross-sectional within each wave, so our coefficients describe within-survey-year associations rather than panel-tracked causal effects, and this study adopts the disciplined-language posture recommended for design-constrained inference (Meyer, van Witteloostuijn, &amp; Beugelsdijk, 2017), reporting associations throughout. Two endogeneity channels warrant explicit attention. The first is selection into exporting: more productive firms are more likely to export and to export intensively, which biases the</w:t>
       </w:r>
       <w:r>
         <w:t xml:space="preserve"> </w:t>
@@ -1735,11 +1863,11 @@
         <w:t xml:space="preserve"> </w:t>
       </w:r>
       <w:r>
-        <w:t xml:space="preserve">a positive level coefficient, the estimated DAI premium is, if anything, conservative. We bound these concerns three ways: the country-year fixed-effects benchmark (M5) absorbs all unobserved time-invariant and wave-specific country heterogeneity, including price levels, exchange-rate regimes, and macro shocks, and the inverted-U survives it (TP = 39.5%, LM p &lt; .001); the firm-level instrumental-variable design deployed in the Vietnam study (companion study) returns a null instrumented DAI coefficient, corroborating that the OLS digital premium is partly selection-driven; and the curvature result is reproduced under the most demanding three-way specification (M11). A firm-level IV is not available at scale across all forty-five economies, which we record as a boundary on causal interpretation.</w:t>
+        <w:t xml:space="preserve">a positive level coefficient, the estimated DAI premium is, if anything, conservative. We bound these concerns three ways: the country-year fixed-effects benchmark (M5) absorbs all unobserved time-invariant and wave-specific country heterogeneity, including price levels, exchange-rate regimes, and macro shocks, and the inverted-U survives it (TP = 39.5%, LM p &lt;.001); the firm-level instrumental-variable design deployed in the Vietnam study (companion study) returns a null instrumented DAI coefficient, corroborating that the OLS digital premium is partly selection-driven; and the curvature result is reproduced under the most demanding three-way specification (M11). A firm-level IV is not available at scale across all forty-five economies, which this study records as a boundary on causal interpretation.</w:t>
       </w:r>
     </w:p>
     <w:bookmarkEnd w:id="32"/>
-    <w:bookmarkStart w:id="33" w:name="X7306ee6cc650c2a8c74023d786fd3b6ffa0ad4b"/>
+    <w:bookmarkStart w:id="33" w:name="sample-sizes"/>
     <w:p>
       <w:pPr>
         <w:pStyle w:val="Heading3"/>
@@ -1850,7 +1978,7 @@
     </w:p>
     <w:bookmarkEnd w:id="33"/>
     <w:bookmarkEnd w:id="34"/>
-    <w:bookmarkStart w:id="43" w:name="X121719332867ee227f0a04b486098cee978c6e6"/>
+    <w:bookmarkStart w:id="43" w:name="results"/>
     <w:p>
       <w:pPr>
         <w:pStyle w:val="Heading2"/>
@@ -1859,7 +1987,7 @@
         <w:t xml:space="preserve">4. Results</w:t>
       </w:r>
     </w:p>
-    <w:bookmarkStart w:id="35" w:name="X1a3b7383b8b125b3d271986dbdfbc78bb7f954a"/>
+    <w:bookmarkStart w:id="35" w:name="descriptive-statistics-and-correlations"/>
     <w:p>
       <w:pPr>
         <w:pStyle w:val="Heading3"/>
@@ -1924,11 +2052,11 @@
         <w:t xml:space="preserve"> </w:t>
       </w:r>
       <w:r>
-        <w:t xml:space="preserve">20 (Vietnam, Korea, reflecting PPP-unadjusted nominal sales differences). Pairwise correlations among focal variables are modest (|r| &lt; .15 for all pairs), and variance inflation factors in the full model are below 3.5, ruling out multicollinearity concerns.</w:t>
+        <w:t xml:space="preserve">20 (Vietnam, Korea, reflecting PPP-unadjusted nominal sales differences). Pairwise correlations among focal variables are modest (|r| &lt;.15 for all pairs), and variance inflation factors in the full model are below 3.5, ruling out multicollinearity concerns.</w:t>
       </w:r>
     </w:p>
     <w:bookmarkEnd w:id="35"/>
-    <w:bookmarkStart w:id="36" w:name="Xdbf83b4a83d0a9c63e43fc4d25cefed1772f7cd"/>
+    <w:bookmarkStart w:id="36" w:name="main-effect-inverted-u-h1"/>
     <w:p>
       <w:pPr>
         <w:pStyle w:val="Heading3"/>
@@ -1974,7 +2102,7 @@
         <w:t xml:space="preserve"> </w:t>
       </w:r>
       <w:r>
-        <w:t xml:space="preserve">= .000). Adding the quadratic term</w:t>
+        <w:t xml:space="preserve">=.000). Adding the quadratic term</w:t>
       </w:r>
       <w:r>
         <w:t xml:space="preserve"> </w:t>
@@ -2024,7 +2152,7 @@
         <w:t xml:space="preserve"> </w:t>
       </w:r>
       <w:r>
-        <w:t xml:space="preserve">= +1.211 (p &lt; .001) and</w:t>
+        <w:t xml:space="preserve">= +1.211 (p &lt;.001) and</w:t>
       </w:r>
       <w:r>
         <w:t xml:space="preserve"> </w:t>
@@ -2047,7 +2175,7 @@
         <w:t xml:space="preserve"> </w:t>
       </w:r>
       <w:r>
-        <w:t xml:space="preserve">= −1.630 (p &lt; .001), consistent with an inverted-U. Following Haans, Pieters, and He (2016), all four formal conditions for a genuine inverted-U are satisfied in M2: (C1)</w:t>
+        <w:t xml:space="preserve">= −1.630 (p &lt;.001), consistent with an inverted-U. Following Haans, Pieters, and He (2016), all four formal conditions for a genuine inverted-U are satisfied in M2: (C1)</w:t>
       </w:r>
       <w:r>
         <w:t xml:space="preserve"> </w:t>
@@ -2070,7 +2198,7 @@
         <w:t xml:space="preserve"> </w:t>
       </w:r>
       <w:r>
-        <w:t xml:space="preserve">= +1.211 (p &lt; .001), confirming a positive ascending limb; (C2)</w:t>
+        <w:t xml:space="preserve">= +1.211 (p &lt;.001), confirming a positive ascending limb; (C2)</w:t>
       </w:r>
       <w:r>
         <w:t xml:space="preserve"> </w:t>
@@ -2093,7 +2221,7 @@
         <w:t xml:space="preserve"> </w:t>
       </w:r>
       <w:r>
-        <w:t xml:space="preserve">= −1.630 (p &lt; .001), confirming concavity; (C3) the turning point TP*</w:t>
+        <w:t xml:space="preserve">= −1.630 (p &lt;.001), confirming concavity; (C3) the turning point TP*</w:t>
       </w:r>
       <w:r>
         <w:t xml:space="preserve"> </w:t>
@@ -2178,7 +2306,7 @@
         <w:t xml:space="preserve"> </w:t>
       </w:r>
       <w:r>
-        <w:t xml:space="preserve">−2.05), with opposite signs confirmed by the Lind–Mehlum (2010) u-test (joint p &lt; .001). The inverted-U remains significant when controls are added (M3: TP = 34.1%, LM p &lt; .001) and when country-year fixed effects absorb all unobserved time-varying country heterogeneity (M5: TP = 39.5%, LM p &lt; .001, adj</w:t>
+        <w:t xml:space="preserve">−2.05), with opposite signs confirmed by the Lind–Mehlum (2010) u-test (joint p &lt;.001). The inverted-U remains significant when controls are added (M3: TP = 34.1%, LM p &lt;.001) and when country-year fixed effects absorb all unobserved time-varying country heterogeneity (M5: TP = 39.5%, LM p &lt;.001, adj</w:t>
       </w:r>
       <m:oMath>
         <m:sSup>
@@ -2198,7 +2326,7 @@
         <w:t xml:space="preserve"> </w:t>
       </w:r>
       <w:r>
-        <w:t xml:space="preserve">= .671). The consistency of the turning point across M2, M3, and M5, ranging from 34.1% to 39.5%, provides strong evidence that the inverted-U is not an artefact of omitted country-level confounders. The inverted-U is also confirmed in the full three-way moderation model M11 (TP = 25.7%, LM p = .026), establishing robustness to the most demanding specification.</w:t>
+        <w:t xml:space="preserve">=.671). The consistency of the turning point across M2, M3, and M5, ranging from 34.1% to 39.5%, provides strong evidence that the inverted-U is not an artefact of omitted country-level confounders. The inverted-U is also confirmed in the full three-way moderation model M11 (TP = 25.7%, LM p =.026), establishing robustness to the most demanding specification.</w:t>
       </w:r>
     </w:p>
     <w:p>
@@ -2220,7 +2348,7 @@
       </w:r>
     </w:p>
     <w:bookmarkEnd w:id="36"/>
-    <w:bookmarkStart w:id="37" w:name="X9595a9bb339e08d65399a059096afa9ae72a457"/>
+    <w:bookmarkStart w:id="37" w:name="technological-capability-moderation-h2"/>
     <w:p>
       <w:pPr>
         <w:pStyle w:val="Heading3"/>
@@ -2260,7 +2388,7 @@
         <w:t xml:space="preserve"> </w:t>
       </w:r>
       <w:r>
-        <w:t xml:space="preserve">= +0.342, p &lt; .001) raises adj</w:t>
+        <w:t xml:space="preserve">= +0.342, p &lt;.001) raises adj</w:t>
       </w:r>
       <m:oMath>
         <m:sSup>
@@ -2280,7 +2408,7 @@
         <w:t xml:space="preserve"> </w:t>
       </w:r>
       <w:r>
-        <w:t xml:space="preserve">from .017 to .027. The interaction model M7 adds</w:t>
+        <w:t xml:space="preserve">from.017 to.027. The interaction model M7 adds</w:t>
       </w:r>
       <w:r>
         <w:t xml:space="preserve"> </w:t>
@@ -2374,7 +2502,7 @@
         <w:t xml:space="preserve"> </w:t>
       </w:r>
       <w:r>
-        <w:t xml:space="preserve">= +0.372 (p &lt; .001), higher TCI raises baseline performance</w:t>
+        <w:t xml:space="preserve">= +0.372 (p &lt;.001), higher TCI raises baseline performance</w:t>
       </w:r>
     </w:p>
     <w:p>
@@ -2479,7 +2607,7 @@
         <w:t xml:space="preserve"> </w:t>
       </w:r>
       <w:r>
-        <w:t xml:space="preserve">= −0.227 (NS in M7; remains NS in M8, p = .077)</w:t>
+        <w:t xml:space="preserve">= −0.227 (NS in M7; remains NS in M8, p =.077)</w:t>
       </w:r>
     </w:p>
     <w:p>
@@ -2487,7 +2615,7 @@
         <w:pStyle w:val="FirstParagraph"/>
       </w:pPr>
       <w:r>
-        <w:t xml:space="preserve">The joint F-test for the two TCI interaction terms is not significant across M7–M9. The inverted-U remains confirmed in M7 (TP = 34.2%, LM p &lt; .001). A one-SD increase in TCI raises labour productivity by exp(0.372) − 1</w:t>
+        <w:t xml:space="preserve">The joint F-test for the two TCI interaction terms is not significant across M7–M9. The inverted-U remains confirmed in M7 (TP = 34.2%, LM p &lt;.001). A one-SD increase in TCI raises labour productivity by exp(0.372) − 1</w:t>
       </w:r>
       <w:r>
         <w:t xml:space="preserve"> </w:t>
@@ -2526,7 +2654,7 @@
       </w:r>
     </w:p>
     <w:bookmarkEnd w:id="37"/>
-    <w:bookmarkStart w:id="38" w:name="X151158cb9bb4ce58412a9381bb2aaa4f708d4d3"/>
+    <w:bookmarkStart w:id="38" w:name="digital-adoption-moderation-h3"/>
     <w:p>
       <w:pPr>
         <w:pStyle w:val="Heading3"/>
@@ -2563,7 +2691,7 @@
         <w:t xml:space="preserve"> </w:t>
       </w:r>
       <w:r>
-        <w:t xml:space="preserve">= +0.172, p &lt; .001), consistent with approximately a 19% performance premium for digitally active firms (exp(0.172) − 1</w:t>
+        <w:t xml:space="preserve">= +0.172, p &lt;.001), consistent with approximately a 19% performance premium for digitally active firms (exp(0.172) − 1</w:t>
       </w:r>
       <w:r>
         <w:t xml:space="preserve"> </w:t>
@@ -2611,9 +2739,27 @@
         <w:t xml:space="preserve"> </w:t>
       </w:r>
       <w:r>
-        <w:t xml:space="preserve">= −0.588 (p &lt; .001, ***) and</w:t>
-      </w:r>
-      <w:r>
+        <w:t xml:space="preserve">= −0.588 (p &lt;.001,</w:t>
+      </w:r>
+      <w:r>
+        <w:t xml:space="preserve"> </w:t>
+      </w:r>
+      <w:r>
+        <w:rPr>
+          <w:bCs/>
+          <w:b/>
+          <w:iCs/>
+          <w:i/>
+        </w:rPr>
+        <w:t xml:space="preserve">) and</w:t>
+      </w:r>
+      <w:r>
+        <w:rPr>
+          <w:bCs/>
+          <w:b/>
+          <w:iCs/>
+          <w:i/>
+        </w:rPr>
         <w:t xml:space="preserve"> </w:t>
       </w:r>
       <m:oMath>
@@ -2648,12 +2794,44 @@
         </m:r>
       </m:oMath>
       <w:r>
-        <w:t xml:space="preserve"> </w:t>
-      </w:r>
-      <w:r>
-        <w:t xml:space="preserve">= +0.726 (p = .002, **). The interaction pattern, negative</w:t>
-      </w:r>
-      <w:r>
+        <w:rPr>
+          <w:bCs/>
+          <w:b/>
+          <w:iCs/>
+          <w:i/>
+        </w:rPr>
+        <w:t xml:space="preserve"> </w:t>
+      </w:r>
+      <w:r>
+        <w:rPr>
+          <w:bCs/>
+          <w:b/>
+          <w:iCs/>
+          <w:i/>
+        </w:rPr>
+        <w:t xml:space="preserve">= +0.726 (p =.002,</w:t>
+      </w:r>
+      <w:r>
+        <w:rPr>
+          <w:bCs/>
+          <w:b/>
+          <w:iCs/>
+          <w:i/>
+        </w:rPr>
+        <w:t xml:space="preserve"> </w:t>
+      </w:r>
+      <w:r>
+        <w:rPr>
+          <w:iCs/>
+          <w:i/>
+        </w:rPr>
+        <w:t xml:space="preserve">). The interaction pattern, negative</w:t>
+      </w:r>
+      <w:r>
+        <w:rPr>
+          <w:iCs/>
+          <w:i/>
+        </w:rPr>
         <w:t xml:space="preserve"> </w:t>
       </w:r>
       <m:oMath>
@@ -2679,12 +2857,24 @@
         </m:r>
       </m:oMath>
       <w:r>
-        <w:t xml:space="preserve"> </w:t>
-      </w:r>
-      <w:r>
+        <w:rPr>
+          <w:iCs/>
+          <w:i/>
+        </w:rPr>
+        <w:t xml:space="preserve"> </w:t>
+      </w:r>
+      <w:r>
+        <w:rPr>
+          <w:iCs/>
+          <w:i/>
+        </w:rPr>
         <w:t xml:space="preserve">and positive</w:t>
       </w:r>
       <w:r>
+        <w:rPr>
+          <w:iCs/>
+          <w:i/>
+        </w:rPr>
         <w:t xml:space="preserve"> </w:t>
       </w:r>
       <m:oMath>
@@ -2719,9 +2909,17 @@
         </m:r>
       </m:oMath>
       <w:r>
+        <w:rPr>
+          <w:iCs/>
+          <w:i/>
+        </w:rPr>
         <w:t xml:space="preserve">, means that high-DAI firms experience a flatter, shifted I–P curve: lower productivity gains per unit of FSTS at low export intensities (sunk adoption costs, or selection of productivity-constrained firms into digital adoption), but significantly smaller performance declines at high FSTS (digital infrastructure supporting cross-border coordination at scale). This result strengthens further in M9 with manager controls:</w:t>
       </w:r>
       <w:r>
+        <w:rPr>
+          <w:iCs/>
+          <w:i/>
+        </w:rPr>
         <w:t xml:space="preserve"> </w:t>
       </w:r>
       <m:oMath>
@@ -2747,12 +2945,38 @@
         </m:r>
       </m:oMath>
       <w:r>
-        <w:t xml:space="preserve"> </w:t>
-      </w:r>
-      <w:r>
-        <w:t xml:space="preserve">= −0.786 (p &lt; .001, ***) and</w:t>
-      </w:r>
-      <w:r>
+        <w:rPr>
+          <w:iCs/>
+          <w:i/>
+        </w:rPr>
+        <w:t xml:space="preserve"> </w:t>
+      </w:r>
+      <w:r>
+        <w:rPr>
+          <w:iCs/>
+          <w:i/>
+        </w:rPr>
+        <w:t xml:space="preserve">= −0.786 (p &lt;.001,</w:t>
+      </w:r>
+      <w:r>
+        <w:rPr>
+          <w:iCs/>
+          <w:i/>
+        </w:rPr>
+        <w:t xml:space="preserve"> </w:t>
+      </w:r>
+      <w:r>
+        <w:rPr>
+          <w:bCs/>
+          <w:b/>
+        </w:rPr>
+        <w:t xml:space="preserve">) and</w:t>
+      </w:r>
+      <w:r>
+        <w:rPr>
+          <w:bCs/>
+          <w:b/>
+        </w:rPr>
         <w:t xml:space="preserve"> </w:t>
       </w:r>
       <m:oMath>
@@ -2787,141 +3011,159 @@
         </m:r>
       </m:oMath>
       <w:r>
-        <w:t xml:space="preserve"> </w:t>
-      </w:r>
-      <w:r>
-        <w:t xml:space="preserve">= +0.982 (p &lt; .001, ***). The inverted-U is maintained in both specifications (M8: TP = 34.2%; M9: TP = 32.2%).</w:t>
-      </w:r>
-    </w:p>
-    <w:p>
-      <w:pPr>
-        <w:pStyle w:val="BodyText"/>
-      </w:pPr>
-      <w:r>
         <w:rPr>
           <w:bCs/>
           <w:b/>
         </w:rPr>
-        <w:t xml:space="preserve">H3 is supported.</w:t>
-      </w:r>
-      <w:r>
-        <w:t xml:space="preserve"> </w:t>
-      </w:r>
-      <w:r>
-        <w:t xml:space="preserve">DAI raises firm performance by approximately 19% and significantly reshapes the I–P curve, compressing the ascending limb and attenuating the performance decline at high FSTS, even before controlling for managerial characteristics. This is the primary capability-moderating finding of the study.</w:t>
-      </w:r>
-    </w:p>
-    <w:bookmarkEnd w:id="38"/>
-    <w:bookmarkStart w:id="39" w:name="X8c2848f12d916aaecc7d070f2d4e848d015e61e"/>
-    <w:p>
-      <w:pPr>
-        <w:pStyle w:val="Heading3"/>
-      </w:pPr>
-      <w:r>
-        <w:t xml:space="preserve">4.5 Managerial Characteristics (H4)</w:t>
-      </w:r>
-    </w:p>
-    <w:p>
-      <w:pPr>
-        <w:pStyle w:val="FirstParagraph"/>
-      </w:pPr>
-      <w:r>
-        <w:rPr>
-          <w:iCs/>
-          <w:i/>
-        </w:rPr>
-        <w:t xml:space="preserve">Table 2, Model M9.</w:t>
-      </w:r>
-    </w:p>
-    <w:p>
-      <w:pPr>
-        <w:pStyle w:val="BodyText"/>
-      </w:pPr>
-      <w:r>
-        <w:t xml:space="preserve">Manager experience (</w:t>
-      </w:r>
-      <m:oMath>
-        <m:r>
-          <m:t>β</m:t>
-        </m:r>
-      </m:oMath>
-      <w:r>
-        <w:t xml:space="preserve"> </w:t>
-      </w:r>
-      <w:r>
-        <w:t xml:space="preserve">= +0.018, p &lt; .001) and female top manager (</w:t>
-      </w:r>
-      <m:oMath>
-        <m:r>
-          <m:t>β</m:t>
-        </m:r>
-      </m:oMath>
-      <w:r>
-        <w:t xml:space="preserve"> </w:t>
-      </w:r>
-      <w:r>
-        <w:t xml:space="preserve">= +0.202, p &lt; .001) both raise firm performance independently of FSTS in M9. The experience effect implies approximately 2% higher labour productivity per additional year of sectoral experience; the female top manager effect implies approximately a 22% performance premium (exp(0.202) − 1</w:t>
-      </w:r>
-      <w:r>
-        <w:t xml:space="preserve"> </w:t>
-      </w:r>
-      <m:oMath>
-        <m:r>
-          <m:rPr>
-            <m:sty m:val="p"/>
-          </m:rPr>
-          <m:t>≈</m:t>
-        </m:r>
-      </m:oMath>
-      <w:r>
-        <w:t xml:space="preserve"> </w:t>
-      </w:r>
-      <w:r>
-        <w:t xml:space="preserve">22%). The FSTS</w:t>
-      </w:r>
-      <m:oMath>
-        <m:r>
-          <m:rPr>
-            <m:sty m:val="p"/>
-          </m:rPr>
-          <m:t>×</m:t>
-        </m:r>
-      </m:oMath>
-      <w:r>
-        <w:t xml:space="preserve">manager_experience interaction is not significant in either M9 (</w:t>
-      </w:r>
-      <m:oMath>
-        <m:r>
-          <m:t>β</m:t>
-        </m:r>
-      </m:oMath>
-      <w:r>
-        <w:t xml:space="preserve"> </w:t>
-      </w:r>
-      <w:r>
-        <w:t xml:space="preserve">= +0.005, p = .29) or M11 (</w:t>
-      </w:r>
-      <m:oMath>
-        <m:r>
-          <m:t>β</m:t>
-        </m:r>
-      </m:oMath>
-      <w:r>
-        <w:t xml:space="preserve"> </w:t>
-      </w:r>
-      <w:r>
-        <w:t xml:space="preserve">= +0.007, p = .26), indicating that managerial experience operates as a level shifter rather than a moderator of the I–P curve.</w:t>
-      </w:r>
-    </w:p>
-    <w:p>
-      <w:pPr>
-        <w:pStyle w:val="BodyText"/>
-      </w:pPr>
+        <w:t xml:space="preserve"> </w:t>
+      </w:r>
       <w:r>
         <w:rPr>
           <w:bCs/>
           <w:b/>
         </w:rPr>
+        <w:t xml:space="preserve">= +0.982 (p &lt;.001,</w:t>
+      </w:r>
+      <w:r>
+        <w:rPr>
+          <w:bCs/>
+          <w:b/>
+        </w:rPr>
+        <w:t xml:space="preserve"> </w:t>
+      </w:r>
+      <w:r>
+        <w:t xml:space="preserve">*). The inverted-U is maintained in both specifications (M8: TP = 34.2%; M9: TP = 32.2%).</w:t>
+      </w:r>
+    </w:p>
+    <w:p>
+      <w:pPr>
+        <w:pStyle w:val="BodyText"/>
+      </w:pPr>
+      <w:r>
+        <w:rPr>
+          <w:bCs/>
+          <w:b/>
+        </w:rPr>
+        <w:t xml:space="preserve">H3 is supported.</w:t>
+      </w:r>
+      <w:r>
+        <w:t xml:space="preserve"> </w:t>
+      </w:r>
+      <w:r>
+        <w:t xml:space="preserve">DAI raises firm performance by approximately 19% and significantly reshapes the I–P curve, compressing the ascending limb and attenuating the performance decline at high FSTS, even before controlling for managerial characteristics. This is the primary capability-moderating finding of the study.</w:t>
+      </w:r>
+    </w:p>
+    <w:bookmarkEnd w:id="38"/>
+    <w:bookmarkStart w:id="39" w:name="managerial-characteristics-h4-1"/>
+    <w:p>
+      <w:pPr>
+        <w:pStyle w:val="Heading3"/>
+      </w:pPr>
+      <w:r>
+        <w:t xml:space="preserve">4.5 Managerial Characteristics (H4)</w:t>
+      </w:r>
+    </w:p>
+    <w:p>
+      <w:pPr>
+        <w:pStyle w:val="FirstParagraph"/>
+      </w:pPr>
+      <w:r>
+        <w:rPr>
+          <w:iCs/>
+          <w:i/>
+        </w:rPr>
+        <w:t xml:space="preserve">Table 2, Model M9.</w:t>
+      </w:r>
+    </w:p>
+    <w:p>
+      <w:pPr>
+        <w:pStyle w:val="BodyText"/>
+      </w:pPr>
+      <w:r>
+        <w:t xml:space="preserve">Manager experience (</w:t>
+      </w:r>
+      <m:oMath>
+        <m:r>
+          <m:t>β</m:t>
+        </m:r>
+      </m:oMath>
+      <w:r>
+        <w:t xml:space="preserve"> </w:t>
+      </w:r>
+      <w:r>
+        <w:t xml:space="preserve">= +0.018, p &lt;.001) and female top manager (</w:t>
+      </w:r>
+      <m:oMath>
+        <m:r>
+          <m:t>β</m:t>
+        </m:r>
+      </m:oMath>
+      <w:r>
+        <w:t xml:space="preserve"> </w:t>
+      </w:r>
+      <w:r>
+        <w:t xml:space="preserve">= +0.202, p &lt;.001) both raise firm performance independently of FSTS in M9. The experience effect implies approximately 2% higher labour productivity per additional year of sectoral experience; the female top manager effect implies approximately a 22% performance premium (exp(0.202) − 1</w:t>
+      </w:r>
+      <w:r>
+        <w:t xml:space="preserve"> </w:t>
+      </w:r>
+      <m:oMath>
+        <m:r>
+          <m:rPr>
+            <m:sty m:val="p"/>
+          </m:rPr>
+          <m:t>≈</m:t>
+        </m:r>
+      </m:oMath>
+      <w:r>
+        <w:t xml:space="preserve"> </w:t>
+      </w:r>
+      <w:r>
+        <w:t xml:space="preserve">22%). The FSTS</w:t>
+      </w:r>
+      <m:oMath>
+        <m:r>
+          <m:rPr>
+            <m:sty m:val="p"/>
+          </m:rPr>
+          <m:t>×</m:t>
+        </m:r>
+      </m:oMath>
+      <w:r>
+        <w:t xml:space="preserve">manager_experience interaction is not significant in either M9 (</w:t>
+      </w:r>
+      <m:oMath>
+        <m:r>
+          <m:t>β</m:t>
+        </m:r>
+      </m:oMath>
+      <w:r>
+        <w:t xml:space="preserve"> </w:t>
+      </w:r>
+      <w:r>
+        <w:t xml:space="preserve">= +0.005, p =.29) or M11 (</w:t>
+      </w:r>
+      <m:oMath>
+        <m:r>
+          <m:t>β</m:t>
+        </m:r>
+      </m:oMath>
+      <w:r>
+        <w:t xml:space="preserve"> </w:t>
+      </w:r>
+      <w:r>
+        <w:t xml:space="preserve">= +0.007, p =.26), indicating that managerial experience operates as a level shifter rather than a moderator of the I–P curve.</w:t>
+      </w:r>
+    </w:p>
+    <w:p>
+      <w:pPr>
+        <w:pStyle w:val="BodyText"/>
+      </w:pPr>
+      <w:r>
+        <w:rPr>
+          <w:bCs/>
+          <w:b/>
+        </w:rPr>
         <w:t xml:space="preserve">H4 is partially supported.</w:t>
       </w:r>
       <w:r>
@@ -2932,7 +3174,7 @@
       </w:r>
     </w:p>
     <w:bookmarkEnd w:id="39"/>
-    <w:bookmarkStart w:id="40" w:name="Xa3f0408b049fb96786efb222e5b901022bb2da2"/>
+    <w:bookmarkStart w:id="40" w:name="institutional-regime-moderation-h5"/>
     <w:p>
       <w:pPr>
         <w:pStyle w:val="Heading3"/>
@@ -2969,7 +3211,7 @@
         <w:t xml:space="preserve"> </w:t>
       </w:r>
       <w:r>
-        <w:t xml:space="preserve">= +0.592, p &lt; .001) indicates that, controlling for TCI, DAI, and firm characteristics, each step up the ICRV scale (from Group I to VI, i.e., from stronger to weaker institutions) is associated with approximately an 81% higher labour productivity level (exp(0.592) − 1</w:t>
+        <w:t xml:space="preserve">= +0.592, p &lt;.001) indicates that, controlling for TCI, DAI, and firm characteristics, each step up the ICRV scale (from Group I to VI, i.e., from stronger to weaker institutions) is associated with approximately an 81% higher labour productivity level (exp(0.592) − 1</w:t>
       </w:r>
       <w:r>
         <w:t xml:space="preserve"> </w:t>
@@ -3052,7 +3294,7 @@
         <w:t xml:space="preserve"> </w:t>
       </w:r>
       <w:r>
-        <w:t xml:space="preserve">= +1.849, p &lt; .001) and</w:t>
+        <w:t xml:space="preserve">= +1.849, p &lt;.001) and</w:t>
       </w:r>
       <w:r>
         <w:t xml:space="preserve"> </w:t>
@@ -3103,7 +3345,7 @@
         <w:t xml:space="preserve"> </w:t>
       </w:r>
       <w:r>
-        <w:t xml:space="preserve">= −2.932, p &lt; .001). The negative</w:t>
+        <w:t xml:space="preserve">= −2.932, p &lt;.001). The negative</w:t>
       </w:r>
       <w:r>
         <w:t xml:space="preserve"> </w:t>
@@ -3197,7 +3439,7 @@
       </w:r>
     </w:p>
     <w:bookmarkEnd w:id="40"/>
-    <w:bookmarkStart w:id="41" w:name="Xa51c5497f5122fc9a49f126906c933c8949a1b3"/>
+    <w:bookmarkStart w:id="41" w:name="full-three-way-moderation-h6"/>
     <w:p>
       <w:pPr>
         <w:pStyle w:val="Heading3"/>
@@ -3261,7 +3503,7 @@
         </m:r>
       </m:oMath>
       <w:r>
-        <w:t xml:space="preserve">, plus constituent lower-order interactions). The Lind–Mehlum test in M11 confirms the inverted-U (TP = 25.7%, LM p = .026), establishing that the inverted-U shape holds even in the most demanding specification. The</w:t>
+        <w:t xml:space="preserve">, plus constituent lower-order interactions). The Lind–Mehlum test in M11 confirms the inverted-U (TP = 25.7%, LM p =.026), establishing that the inverted-U shape holds even in the most demanding specification. The</w:t>
       </w:r>
       <w:r>
         <w:t xml:space="preserve"> </w:t>
@@ -3303,7 +3545,7 @@
         <w:t xml:space="preserve"> </w:t>
       </w:r>
       <w:r>
-        <w:t xml:space="preserve">= +0.052, p = .049, *) is statistically significant, consistent with the CDCM prediction that digital capabilities provide stronger per-unit performance effects in weaker institutional environments. The three-way</w:t>
+        <w:t xml:space="preserve">= +0.052, p =.049, *) is statistically significant, consistent with the CDCM prediction that digital capabilities provide stronger per-unit performance effects in weaker institutional environments. The three-way</w:t>
       </w:r>
       <w:r>
         <w:t xml:space="preserve"> </w:t>
@@ -3386,7 +3628,7 @@
         <w:t xml:space="preserve"> </w:t>
       </w:r>
       <w:r>
-        <w:t xml:space="preserve">= .057 in M11 (vs. .039 in M10) indicates meaningful incremental fit from adding the three-way moderation structure.</w:t>
+        <w:t xml:space="preserve">=.057 in M11 (vs..039 in M10) indicates meaningful incremental fit from adding the three-way moderation structure.</w:t>
       </w:r>
     </w:p>
     <w:p>
@@ -3435,7 +3677,7 @@
         <w:t xml:space="preserve"> </w:t>
       </w:r>
       <w:r>
-        <w:t xml:space="preserve">main interaction is statistically significant (p = .049), supporting regime-contingent digital effects. The three-way FSTS curve-reshaping via</w:t>
+        <w:t xml:space="preserve">main interaction is statistically significant (p =.049), supporting regime-contingent digital effects. The three-way FSTS curve-reshaping via</w:t>
       </w:r>
       <w:r>
         <w:t xml:space="preserve"> </w:t>
@@ -3466,11 +3708,11 @@
         <w:t xml:space="preserve"> </w:t>
       </w:r>
       <w:r>
-        <w:t xml:space="preserve">does not reach statistical significance, the WBES DAI measure's limited dimensionality (Tier 1–2 only) likely constrains detection of the full CDCM-predicted interaction.</w:t>
+        <w:t xml:space="preserve">does not reach statistical significance, the WBES DAI measure’s limited dimensionality (Tier 1–2 only) likely constrains detection of the full CDCM-predicted interaction.</w:t>
       </w:r>
     </w:p>
     <w:bookmarkEnd w:id="41"/>
-    <w:bookmarkStart w:id="42" w:name="X9026e2d91d64d9a264150c07f326e7e8bdce6ed"/>
+    <w:bookmarkStart w:id="42" w:name="multidimensional-performance-robustness"/>
     <w:p>
       <w:pPr>
         <w:pStyle w:val="Heading3"/>
@@ -3484,7 +3726,7 @@
         <w:pStyle w:val="FirstParagraph"/>
       </w:pPr>
       <w:r>
-        <w:t xml:space="preserve">Firm performance is multidimensional (Combs, Crook, &amp; Shook, 2005; Richard, Devinney, Yip, &amp; Johnson, 2009), so we test whether the inverted-U survives an alternative operationalisation. Alongside the primary labour-productivity</w:t>
+        <w:t xml:space="preserve">Firm performance is multidimensional (Combs, Crook, &amp; Shook, 2005; Richard, Devinney, Yip, &amp; Johnson, 2009), so this study tests whether the inverted-U survives an alternative operationalisation. Alongside the primary labour-productivity</w:t>
       </w:r>
       <w:r>
         <w:t xml:space="preserve"> </w:t>
@@ -3548,7 +3790,7 @@
         <w:t xml:space="preserve"> </w:t>
       </w:r>
       <w:r>
-        <w:t xml:space="preserve">= −0.80, p = .008; TP</w:t>
+        <w:t xml:space="preserve">= −0.80, p =.008; TP</w:t>
       </w:r>
       <w:r>
         <w:t xml:space="preserve"> </w:t>
@@ -3624,7 +3866,7 @@
         <w:t xml:space="preserve"> </w:t>
       </w:r>
       <w:r>
-        <w:t xml:space="preserve">0, p = .16; n.s.). This divergence is theoretically coherent rather than contradictory: the relocated-optimum mechanism concerns the</w:t>
+        <w:t xml:space="preserve">0, p =.16; n.s.). This divergence is theoretically coherent rather than contradictory: the relocated-optimum mechanism concerns the</w:t>
       </w:r>
       <w:r>
         <w:t xml:space="preserve"> </w:t>
@@ -3637,7 +3879,7 @@
         <w:t xml:space="preserve">value captured per unit of internationalisation</w:t>
       </w:r>
       <w:r>
-        <w:t xml:space="preserve">, a stock property of productivity, not the flow dynamics of period-to-period growth. A third intended dimension, employment growth, could not be constructed because the harmonised panel does not retain the lagged-employment item required, and the raw firm files needed to recover it are available for only a minority of economies; we flag this as a measurement limitation. The primary inverted-U finding should therefore be read as a property of cross-sectional productivity levels, not of firm growth trajectories.</w:t>
+        <w:t xml:space="preserve">, a stock property of productivity, not the flow dynamics of period-to-period growth. A third intended dimension, employment growth, could not be constructed because the harmonised panel does not retain the lagged-employment item required, and the raw firm files needed to recover it are available for only a minority of economies; this study flags this as a measurement limitation. The primary inverted-U finding should therefore be read as a property of cross-sectional productivity levels, not of firm growth trajectories.</w:t>
       </w:r>
     </w:p>
     <w:p>
@@ -3649,7 +3891,7 @@
     </w:p>
     <w:bookmarkEnd w:id="42"/>
     <w:bookmarkEnd w:id="43"/>
-    <w:bookmarkStart w:id="51" w:name="X735612638e4e736e4693e459c258977262c0dfc"/>
+    <w:bookmarkStart w:id="51" w:name="discussion"/>
     <w:p>
       <w:pPr>
         <w:pStyle w:val="Heading2"/>
@@ -3658,7 +3900,7 @@
         <w:t xml:space="preserve">5. Discussion</w:t>
       </w:r>
     </w:p>
-    <w:bookmarkStart w:id="44" w:name="Xa5e458aa0b11713615a3f2356b399357e6a6289"/>
+    <w:bookmarkStart w:id="44" w:name="X578d84a21b3accaf1a7ada71f01c76c882cdaa8"/>
     <w:p>
       <w:pPr>
         <w:pStyle w:val="Heading3"/>
@@ -3672,7 +3914,7 @@
         <w:pStyle w:val="FirstParagraph"/>
       </w:pPr>
       <w:r>
-        <w:t xml:space="preserve">Our findings support an integrated account whose central claim is that the</w:t>
+        <w:t xml:space="preserve">The present findings support an integrated account whose central claim is that the</w:t>
       </w:r>
       <w:r>
         <w:t xml:space="preserve"> </w:t>
@@ -3712,7 +3954,7 @@
         <w:pStyle w:val="BodyText"/>
       </w:pPr>
       <w:r>
-        <w:t xml:space="preserve">First, we offer a</w:t>
+        <w:t xml:space="preserve">First, this study offers a</w:t>
       </w:r>
       <w:r>
         <w:t xml:space="preserve"> </w:t>
@@ -3728,7 +3970,7 @@
         <w:t xml:space="preserve"> </w:t>
       </w:r>
       <w:r>
-        <w:t xml:space="preserve">of the two-decade debate over the shape of the I–P curve. We do not claim a novel non-linear functional form; the inverted-U is well established (Lu &amp; Beamish, 2004; Contractor et al., 2003; Bausch &amp; Krist, 2007; Kirca et al., 2012; Marano et al., 2016), and the role of context as a moderator is the canonical response to the resulting heterogeneity (Kirca et al., 2012; Marano et al., 2016; Wu et al., 2022). Our integrative reframing is that the inverted-U holds across all six ICRV regime groups (H1) while its shape is</w:t>
+        <w:t xml:space="preserve">of the two-decade debate over the shape of the I–P curve. This study does not claim a novel non-linear functional form; the inverted-U is well established (Lu &amp; Beamish, 2004; Contractor et al., 2003; Bausch &amp; Krist, 2007; Kirca et al., 2012; Marano et al., 2016), and the role of context as a moderator is the canonical response to the resulting heterogeneity (Kirca et al., 2012; Marano et al., 2016; Wu et al., 2022). Our integrative reframing is that the inverted-U holds across all six ICRV regime groups (H1) while its shape is</w:t>
       </w:r>
       <w:r>
         <w:t xml:space="preserve"> </w:t>
@@ -3744,7 +3986,7 @@
         <w:t xml:space="preserve"> </w:t>
       </w:r>
       <w:r>
-        <w:t xml:space="preserve">a fixed structural parameter: the institutional regime governs the curve's</w:t>
+        <w:t xml:space="preserve">a fixed structural parameter: the institutional regime governs the curve’s</w:t>
       </w:r>
       <w:r>
         <w:t xml:space="preserve"> </w:t>
@@ -3855,7 +4097,7 @@
         <w:t xml:space="preserve"> </w:t>
       </w:r>
       <w:r>
-        <w:t xml:space="preserve">= +0.052, p = .049) shows that the curve-reshaping value of foundational digital adoption is greater precisely where formal institutions are weaker. Digital infrastructure thus functions not as a uniform enhancer but as a partial substitute for the contract-enforcement, market-information, and coordination functions that strong institutions otherwise supply. The closest prior firm-level evidence is Bustamante, Mingo, and Matusik (2022), who document complementary institutional and digital-capability effects on SME internationalization in a multi-country sample; our contribution is to extend that line by showing the substitution direction (not complementarity) emerges in the specific case of the export-intensity–performance conversion when the digital measure is the foundational Tier-1/Tier-2 capability captured by WBES across 45 institutionally heterogeneous economies. Read against this precedent, the result is incremental rather than discovery-class, and the substantive p = .049 estimate should be interpreted with appropriate caution (see Section 5.4).</w:t>
+        <w:t xml:space="preserve">= +0.052, p =.049) shows that the curve-reshaping value of foundational digital adoption is greater precisely where formal institutions are weaker. Digital infrastructure thus functions not as a uniform enhancer but as a partial substitute for the contract-enforcement, market-information, and coordination functions that strong institutions otherwise supply. The closest prior firm-level evidence is Bustamante, Mingo, and Matusik (2022), who document complementary institutional and digital-capability effects on SME internationalization in a multi-country sample; the contribution of this study is to extend that line by showing the substitution direction (not complementarity) emerges in the specific case of the export-intensity–performance conversion when the digital measure is the foundational Tier-1/Tier-2 capability captured by WBES across 45 institutionally heterogeneous economies. Read against this precedent, the result is incremental rather than discovery-class, and the substantive p =.049 estimate should be interpreted with appropriate caution (see Section 5.4).</w:t>
       </w:r>
     </w:p>
     <w:p>
@@ -3879,15 +4121,15 @@
         <w:t xml:space="preserve"> </w:t>
       </w:r>
       <w:r>
-        <w:t xml:space="preserve">sharpens an analytical distinction that the capabilities and contingency literatures often invoke implicitly. Building on the long-standing distinction between performance-level shifters and curve-shape moderators in non-linear strategy research (Haans, Pieters, &amp; He, 2016), we operationalise the distinction empirically across 45 economies: technological capability raises the performance level across the curve but does not reliably relocate the optimum in the pooled sample (Section 5.3), whereas institutional regime relocates the optimum without uniformly lifting the level. Distinguishing optimum-relocating forces from level-shifting forces clarifies why country-specific capability findings (e.g., TCI moderation in the companion Vietnam and China studies) need not generalise: capability-driven curve reshaping requires an institutional complementarity that is unevenly present across the ICRV spectrum.</w:t>
-      </w:r>
-    </w:p>
-    <w:p>
-      <w:pPr>
-        <w:pStyle w:val="BodyText"/>
-      </w:pPr>
-      <w:r>
-        <w:t xml:space="preserve">Fourth, we offer the</w:t>
+        <w:t xml:space="preserve">sharpens an analytical distinction that the capabilities and contingency literatures often invoke implicitly. Building on the long-standing distinction between performance-level shifters and curve-shape moderators in non-linear strategy research (Haans, Pieters, &amp; He, 2016), this study operationalises the distinction empirically across 45 economies: technological capability raises the performance level across the curve but does not reliably relocate the optimum in the pooled sample (Section 5.3), whereas institutional regime relocates the optimum without uniformly lifting the level. Distinguishing optimum-relocating forces from level-shifting forces clarifies why country-specific capability findings (e.g., TCI moderation in the companion Vietnam and China studies) need not generalise: capability-driven curve reshaping requires an institutional complementarity that is unevenly present across the ICRV spectrum.</w:t>
+      </w:r>
+    </w:p>
+    <w:p>
+      <w:pPr>
+        <w:pStyle w:val="BodyText"/>
+      </w:pPr>
+      <w:r>
+        <w:t xml:space="preserve">Fourth, this study offers the</w:t>
       </w:r>
       <w:r>
         <w:t xml:space="preserve"> </w:t>
@@ -3907,7 +4149,7 @@
       </w:r>
     </w:p>
     <w:bookmarkEnd w:id="44"/>
-    <w:bookmarkStart w:id="45" w:name="X381ae9f4c7122165334ae4257eca14a0f447839"/>
+    <w:bookmarkStart w:id="45" w:name="resolution-of-cross-study-heterogeneity"/>
     <w:p>
       <w:pPr>
         <w:pStyle w:val="Heading3"/>
@@ -3925,7 +4167,7 @@
       </w:r>
     </w:p>
     <w:bookmarkEnd w:id="45"/>
-    <w:bookmarkStart w:id="46" w:name="Xaae4211195cfb5cc72c709e3e6b6982f655cd35"/>
+    <w:bookmarkStart w:id="46" w:name="technology-as-amplifier-not-moderator"/>
     <w:p>
       <w:pPr>
         <w:pStyle w:val="Heading3"/>
@@ -3943,7 +4185,7 @@
       </w:r>
     </w:p>
     <w:bookmarkEnd w:id="46"/>
-    <w:bookmarkStart w:id="47" w:name="Xafc58fd22326ac90adecd20d47a61dc10c32f54"/>
+    <w:bookmarkStart w:id="47" w:name="Xf6197b5ae9fc313cd14220a896ca012fd7330cf"/>
     <w:p>
       <w:pPr>
         <w:pStyle w:val="Heading3"/>
@@ -3999,7 +4241,7 @@
         <w:t xml:space="preserve"> </w:t>
       </w:r>
       <w:r>
-        <w:t xml:space="preserve">= +0.052, p = .049) in M11, provides the first multi-economy evidence for the CDCM prediction that digital capabilities' performance effects are context-contingent. In institutionally stronger economies (Group I–II), digital infrastructure is near-universal and therefore provides competitive advantage only to early adopters at the margin; in weaker institutional environments (Group IV–VI), digital adoption remains differentiating. The implication is that policies promoting digitalisation in frontier economies are likely to generate stronger firm-level returns per unit of adoption than equivalent policies in advanced economies.</w:t>
+        <w:t xml:space="preserve">= +0.052, p =.049) in M11, provides the first multi-economy evidence for the CDCM prediction that digital capabilities’ performance effects are context-contingent. In institutionally stronger economies (Group I–II), digital infrastructure is near-universal and therefore provides competitive advantage only to early adopters at the margin; in weaker institutional environments (Group IV–VI), digital adoption remains differentiating. The implication is that policies promoting digitalisation in frontier economies are likely to generate stronger firm-level returns per unit of adoption than equivalent policies in advanced economies.</w:t>
       </w:r>
     </w:p>
     <w:p>
@@ -4049,7 +4291,7 @@
         <w:t xml:space="preserve"> </w:t>
       </w:r>
       <w:r>
-        <w:t xml:space="preserve">= +0.052, p = .049) while the three-way</w:t>
+        <w:t xml:space="preserve">= +0.052, p =.049) while the three-way</w:t>
       </w:r>
       <w:r>
         <w:t xml:space="preserve"> </w:t>
@@ -4125,7 +4367,7 @@
         <w:t xml:space="preserve"> </w:t>
       </w:r>
       <w:r>
-        <w:t xml:space="preserve">of the I–P function across the institutional gradient. We interpret this asymmetry as the signature of substitution operating at the level rather than the shape. The substitution mechanism, foundational digital tools standing in for the contract-enforcement and market-information functions that strong institutions otherwise supply, is powerful enough to lift the productivity floor where institutions are thin, but the surface-level Tier-1 and Tier-2 capabilities the WBES captures (a static website, an electronic-payment facility) are too thin an instrument to bend the second-order curvature of the export-performance trade-off in high-friction markets. The two-way result is therefore best read as a strong directional signal at the level margin rather than a settled magnitude, and the null three-way as a boundary on what surface digitalisation can accomplish, not as a refutation of the substitution logic.</w:t>
+        <w:t xml:space="preserve">of the I–P function across the institutional gradient. The analysis interprets this asymmetry as the signature of substitution operating at the level rather than the shape. The substitution mechanism, foundational digital tools standing in for the contract-enforcement and market-information functions that strong institutions otherwise supply, is powerful enough to lift the productivity floor where institutions are thin, but the surface-level Tier-1 and Tier-2 capabilities the WBES captures (a static website, an electronic-payment facility) are too thin an instrument to bend the second-order curvature of the export-performance trade-off in high-friction markets. The two-way result is therefore best read as a strong directional signal at the level margin rather than a settled magnitude, and the null three-way as a boundary on what surface digitalisation can accomplish, not as a refutation of the substitution logic.</w:t>
       </w:r>
     </w:p>
     <w:p>
@@ -4164,7 +4406,7 @@
         <w:t xml:space="preserve"> </w:t>
       </w:r>
       <w:r>
-        <w:t xml:space="preserve">interaction at p = .049 was estimated alongside several other moderator and three-way terms across the M5–M11 sequence (Appendix A); under a Bonferroni-style correction for the principal interactions of theoretical interest (TCI moderation, DAI moderation, ICRV moderation, and the FSTS × DAI × ICRV three-way), the per-test threshold tightens to approximately</w:t>
+        <w:t xml:space="preserve">interaction at p =.049 was estimated alongside several other moderator and three-way terms across the M5–M11 sequence (Appendix A); under a Bonferroni-style correction for the principal interactions of theoretical interest (TCI moderation, DAI moderation, ICRV moderation, and the FSTS × DAI × ICRV three-way), the per-test threshold tightens to approximately</w:t>
       </w:r>
       <w:r>
         <w:t xml:space="preserve"> </w:t>
@@ -4196,7 +4438,7 @@
         </m:r>
       </m:oMath>
       <w:r>
-        <w:t xml:space="preserve">, which the p = .049 estimate does</w:t>
+        <w:t xml:space="preserve">, which the p =.049 estimate does</w:t>
       </w:r>
       <w:r>
         <w:t xml:space="preserve"> </w:t>
@@ -4212,11 +4454,11 @@
         <w:t xml:space="preserve"> </w:t>
       </w:r>
       <w:r>
-        <w:t xml:space="preserve">survive. The ICRV moderation of curvature (H5, both linear and quadratic interaction terms p &lt; .001) remains robust under any reasonable family-wise correction. We therefore report the substitution result as a directionally consistent, theoretically anchored but pre-correction borderline finding that motivates targeted replication on a Tier 3–4-capable digital instrument, not as a definitively established estimate. Reading the p = .049 estimate with this caution, we frame the substitution claim as the most theoretically consequential and empirically supported component of the digital story relative to the null three-way, while leaving the curvature-reshaping potential of richer (Tier 3–4) digital capabilities as an open question for future data.</w:t>
+        <w:t xml:space="preserve">survive. The ICRV moderation of curvature (H5, both linear and quadratic interaction terms p &lt;.001) remains robust under any reasonable family-wise correction. This study therefore report the substitution result as a directionally consistent, theoretically anchored but pre-correction borderline finding that motivates targeted replication on a Tier 3–4-capable digital instrument, not as a definitively established estimate. Reading the p =.049 estimate with this caution, this study frames the substitution claim as the most theoretically consequential and empirically supported component of the digital story relative to the null three-way, while leaving the curvature-reshaping potential of richer (Tier 3–4) digital capabilities as an open question for future data.</w:t>
       </w:r>
     </w:p>
     <w:bookmarkEnd w:id="47"/>
-    <w:bookmarkStart w:id="48" w:name="Xa40539f42ceb0265beaf64c7d98f70ca0ae101a"/>
+    <w:bookmarkStart w:id="48" w:name="managerial-heterogeneity"/>
     <w:p>
       <w:pPr>
         <w:pStyle w:val="Heading3"/>
@@ -4230,7 +4472,7 @@
         <w:pStyle w:val="FirstParagraph"/>
       </w:pPr>
       <w:r>
-        <w:t xml:space="preserve">The consistent and significant performance premium for female top managers (approximately 22–23% across specifications) is notable given the diversity of economies in our sample, from conservative Gulf economies (Bahrain, Iraq) to progressive innovation hubs (Korea, Singapore, Israel). This cross-context robustness supports the view that female top management is a genuine resource (Hambrick &amp; Mason, 1984; Richard et al., 2019), not merely a proxy for firm governance quality. The null curve-moderation result (FSTS</w:t>
+        <w:t xml:space="preserve">The consistent and significant performance premium for female top managers (approximately 22–23% across specifications) is notable given the diversity of economies in the sample, from conservative Gulf economies (Bahrain, Iraq) to progressive innovation hubs (Korea, Singapore, Israel). This cross-context robustness supports the view that female top management is a genuine resource (Hambrick &amp; Mason, 1984; Richard et al., 2019), not merely a proxy for firm governance quality. The null curve-moderation result (FSTS</w:t>
       </w:r>
       <m:oMath>
         <m:r>
@@ -4249,7 +4491,7 @@
         <w:pStyle w:val="BodyText"/>
       </w:pPr>
       <w:r>
-        <w:t xml:space="preserve">Two recent World Bank studies corroborate the premium from a supply-side perspective. In Vietnam, one of our largest ICRV Group IV contributors, with a female-to-male labour force participation ratio of 88.61% (World Bank Prosperity Data360, 2025), the</w:t>
+        <w:t xml:space="preserve">Two recent World Bank studies corroborate the premium from a supply-side perspective. In Vietnam, one of the largest ICRV Group IV contributors, with a female-to-male labour force participation ratio of 88.61% (World Bank Prosperity Data360, 2025), the</w:t>
       </w:r>
       <w:r>
         <w:t xml:space="preserve"> </w:t>
@@ -4265,11 +4507,11 @@
         <w:t xml:space="preserve"> </w:t>
       </w:r>
       <w:r>
-        <w:t xml:space="preserve">policy note (Buchhave et al., 2026) documents that women who hold management positions have cleared exceptional retention barriers: childbirth reduces women's wage employment probability by 8.1 percentage points and urban household income by 27%, with no significant effect on fathers. Women who reach managerial rank therefore represent a highly selected and committed workforce stratum, consistent with the productivity premium we estimate. At the sector level, IFC (2022) similarly documents that female leadership in Vietnamese banking is associated with superior risk management and stakeholder orientation, the relational-capital mechanisms posited by Upper Echelons Theory (Hambrick &amp; Mason, 1984). These convergent pieces of evidence strengthen the interpretation that the WBES-estimated premium reflects genuine managerial capability rather than endogenous selection into high-productivity firms.</w:t>
+        <w:t xml:space="preserve">policy note (Buchhave et al., 2026) documents that women who hold management positions have cleared exceptional retention barriers: childbirth reduces women’s wage employment probability by 8.1 percentage points and urban household income by 27%, with no significant effect on fathers. Women who reach managerial rank therefore represent a highly selected and committed workforce stratum, consistent with the productivity premium the analysis estimates. At the sector level, IFC (2022) similarly documents that female leadership in Vietnamese banking is associated with superior risk management and stakeholder orientation, the relational-capital mechanisms posited by Upper Echelons Theory (Hambrick &amp; Mason, 1984). These convergent pieces of evidence strengthen the interpretation that the WBES-estimated premium reflects genuine managerial capability rather than endogenous selection into high-productivity firms.</w:t>
       </w:r>
     </w:p>
     <w:bookmarkEnd w:id="48"/>
-    <w:bookmarkStart w:id="49" w:name="X268c916b26bbeb1e0111743927fd75743ff83ab"/>
+    <w:bookmarkStart w:id="49" w:name="limitations"/>
     <w:p>
       <w:pPr>
         <w:pStyle w:val="Heading3"/>
@@ -4283,7 +4525,25 @@
         <w:pStyle w:val="FirstParagraph"/>
       </w:pPr>
       <w:r>
-        <w:t xml:space="preserve">Five inferential constraints bound these findings. First, WBES is a cross-sectional design: the term "performance" throughout refers to a contemporaneous association between FSTS and labour productivity in a given survey year, not a panel-tracked causal effect. The IV strategy used in the companion Vietnam study to address selection into exporting is not available at scale across all forty-five economies, and as Section 2.4 notes the negative ascending-limb interaction for digital adoption cannot be fully separated from a selection-driven reading; the level effects, against which selection works, are the more securely interpretable estimates.</w:t>
+        <w:t xml:space="preserve">Five inferential constraints bound these findings. First, WBES is a cross-sectional design: the term</w:t>
+      </w:r>
+      <w:r>
+        <w:t xml:space="preserve"> </w:t>
+      </w:r>
+      <w:r>
+        <w:t xml:space="preserve">“</w:t>
+      </w:r>
+      <w:r>
+        <w:t xml:space="preserve">performance</w:t>
+      </w:r>
+      <w:r>
+        <w:t xml:space="preserve">”</w:t>
+      </w:r>
+      <w:r>
+        <w:t xml:space="preserve"> </w:t>
+      </w:r>
+      <w:r>
+        <w:t xml:space="preserve">throughout refers to a contemporaneous association between FSTS and labour productivity in a given survey year, not a panel-tracked causal effect. The IV strategy used in the companion Vietnam study to address selection into exporting is not available at scale across all forty-five economies, and as Section 2.4 notes the negative ascending-limb interaction for digital adoption cannot be fully separated from a selection-driven reading; the level effects, against which selection works, are the more securely interpretable estimates.</w:t>
       </w:r>
     </w:p>
     <w:p>
@@ -4342,11 +4602,11 @@
         <w:pStyle w:val="BodyText"/>
       </w:pPr>
       <w:r>
-        <w:t xml:space="preserve">A final coverage note: the dataset covers 45 ICRV-mapped economies across six regime groups; Oman's only available wave (2003) lacks the core productivity and export-intensity items and so does not enter the estimation sample. Future waves of the Oman WBES would sharpen Group II estimates.</w:t>
+        <w:t xml:space="preserve">A final coverage note: the dataset covers 45 ICRV-mapped economies across six regime groups; Oman’s only available wave (2003) lacks the core productivity and export-intensity items and so does not enter the estimation sample. Future waves of the Oman WBES would sharpen Group II estimates.</w:t>
       </w:r>
     </w:p>
     <w:bookmarkEnd w:id="49"/>
-    <w:bookmarkStart w:id="50" w:name="X53bfa9f9d740332653d495f3805327b6b3f6785"/>
+    <w:bookmarkStart w:id="50" w:name="practical-and-policy-implications"/>
     <w:p>
       <w:pPr>
         <w:pStyle w:val="Heading3"/>
@@ -4360,7 +4620,7 @@
         <w:pStyle w:val="FirstParagraph"/>
       </w:pPr>
       <w:r>
-        <w:t xml:space="preserve">The relocated-optimum logic translates into a sequencing rule for managers rather than a uniform prescription to internationalise. Because the performance-maximising export intensity sits near 37% of sales in the pooled frame, firms below that threshold are on the ascending limb, where the binding task is removing barriers to export expansion and the marginal return to additional foreign sales is positive. Firms already beyond their regime-specific optimum face a different problem: the constraint is coordination capacity, not market access, and further export commitment erodes productivity, most steeply in weaker-institution regimes where the concavity is sharpest. The same model therefore prescribes opposite actions, expand versus consolidate, depending on a firm's position on a curve whose location managers can in principle estimate from their own export share and institutional context.</w:t>
+        <w:t xml:space="preserve">The relocated-optimum logic translates into a sequencing rule for managers rather than a uniform prescription to internationalise. Because the performance-maximising export intensity sits near 37% of sales in the pooled frame, firms below that threshold are on the ascending limb, where the binding task is removing barriers to export expansion and the marginal return to additional foreign sales is positive. Firms already beyond their regime-specific optimum face a different problem: the constraint is coordination capacity, not market access, and further export commitment erodes productivity, most steeply in weaker-institution regimes where the concavity is sharpest. The same model therefore prescribes opposite actions, expand versus consolidate, depending on a firm’s position on a curve whose location managers can in principle estimate from their own export share and institutional context.</w:t>
       </w:r>
     </w:p>
     <w:p>
@@ -4388,7 +4648,7 @@
     </w:p>
     <w:bookmarkEnd w:id="50"/>
     <w:bookmarkEnd w:id="51"/>
-    <w:bookmarkStart w:id="52" w:name="X56025c6d9dbf7520f7a7df11f905cdd09f46e4a"/>
+    <w:bookmarkStart w:id="52" w:name="conclusions"/>
     <w:p>
       <w:pPr>
         <w:pStyle w:val="Heading2"/>
@@ -4402,7 +4662,7 @@
         <w:pStyle w:val="FirstParagraph"/>
       </w:pPr>
       <w:r>
-        <w:t xml:space="preserve">This study set out to explain not whether internationalization pays, but where and for whom. Across a 45-economy, 98-wave WBES sample, the inverted-U I–P relationship is universal in form, peaking at approximately 37% export intensity, yet its optimum is jointly conditioned by institutional regime and digital capability, institutions governing the curve's amplitude and digital capability reshaping it, with digital capability operating as a partial substitute for institutional strength. Three implications follow. First, for firms on the ascending limb (FSTS &lt; 37%), intensifying internationalization is productivity-enhancing and the priority is removing barriers to export expansion; beyond the optimum, the binding constraint is coordination capacity rather than market access. Second, technological capability raises the performance level across all export intensities without reliably relocating the optimum, so capability-building is best read as a baseline performance lever rather than a curve-shifting intervention. Third, foundational digital adoption is both a level enhancer and (suggestively) a partial substitute for institutional infrastructure; the</w:t>
+        <w:t xml:space="preserve">This study set out to explain not whether internationalization pays, but where and for whom. Across a 45-economy, 98-wave WBES sample, the inverted-U I–P relationship is universal in form, peaking at approximately 37% export intensity, yet its optimum is jointly conditioned by institutional regime and digital capability, institutions governing the curve’s amplitude and digital capability reshaping it, with digital capability operating as a partial substitute for institutional strength. Three implications follow. First, for firms on the ascending limb (FSTS &lt; 37%), intensifying internationalization is productivity-enhancing and the priority is removing barriers to export expansion; beyond the optimum, the binding constraint is coordination capacity rather than market access. Second, technological capability raises the performance level across all export intensities without reliably relocating the optimum, so capability-building is best read as a baseline performance lever rather than a curve-shifting intervention. Third, foundational digital adoption is both a level enhancer and (suggestively) a partial substitute for institutional infrastructure; the</w:t>
       </w:r>
       <w:r>
         <w:t xml:space="preserve"> </w:t>
@@ -4433,15 +4693,15 @@
         <w:t xml:space="preserve"> </w:t>
       </w:r>
       <w:r>
-        <w:t xml:space="preserve">interaction at the level margin (p = .049, pre-correction borderline; Section 5.4) points toward digitalisation as a high-leverage instrument in frontier and vulnerable regimes, conditional on replication with Tier 3–4 digital instruments.</w:t>
-      </w:r>
-    </w:p>
-    <w:p>
-      <w:pPr>
-        <w:pStyle w:val="BodyText"/>
-      </w:pPr>
-      <w:r>
-        <w:t xml:space="preserve">The relocated-optimum logic also clarifies which firms are most exposed to macroeconomic shocks: those pushed above their regime-specific optimum by earlier export commitments face the steepest descending-limb penalties, which the ICRV results show are sharpest in weaker-institution regimes. Recent macro-monitoring for Vietnam, the sample's largest Group IV economy, illustrates the point, with contracting export orders in early 2026 (World Bank, 2026b) placing high-FSTS exporters on exactly this exposed segment. Digital capability can buffer the descent by flattening the descending limb (M8–M9), providing a firm-level adjustment margin when external demand weakens.</w:t>
+        <w:t xml:space="preserve">interaction at the level margin (p =.049, pre-correction borderline; Section 5.4) points toward digitalisation as a high-leverage instrument in frontier and vulnerable regimes, conditional on replication with Tier 3–4 digital instruments.</w:t>
+      </w:r>
+    </w:p>
+    <w:p>
+      <w:pPr>
+        <w:pStyle w:val="BodyText"/>
+      </w:pPr>
+      <w:r>
+        <w:t xml:space="preserve">The relocated-optimum logic also clarifies which firms are most exposed to macroeconomic shocks: those pushed above their regime-specific optimum by earlier export commitments face the steepest descending-limb penalties, which the ICRV results show are sharpest in weaker-institution regimes. Recent macro-monitoring for Vietnam, the sample’s largest Group IV economy, illustrates the point, with contracting export orders in early 2026 (World Bank, 2026b) placing high-FSTS exporters on exactly this exposed segment. Digital capability can buffer the descent by flattening the descending limb (M8–M9), providing a firm-level adjustment margin when external demand weakens.</w:t>
       </w:r>
     </w:p>
     <w:p>
@@ -4460,7 +4720,7 @@
       </w:r>
     </w:p>
     <w:bookmarkEnd w:id="52"/>
-    <w:bookmarkStart w:id="54" w:name="data-availability-and-acknowledgements"/>
+    <w:bookmarkStart w:id="53" w:name="data-availability-and-acknowledgements"/>
     <w:p>
       <w:pPr>
         <w:pStyle w:val="Heading2"/>
@@ -4474,18 +4734,7 @@
         <w:pStyle w:val="FirstParagraph"/>
       </w:pPr>
       <w:r>
-        <w:t xml:space="preserve">The microdata analysed in this study are publicly available from the World Bank Enterprise Surveys (</w:t>
-      </w:r>
-      <w:hyperlink r:id="rId53">
-        <w:r>
-          <w:rPr>
-            <w:rStyle w:val="Hyperlink"/>
-          </w:rPr>
-          <w:t xml:space="preserve">www.enterprisesurveys.org</w:t>
-        </w:r>
-      </w:hyperlink>
-      <w:r>
-        <w:t xml:space="preserve">). The authors gratefully acknowledge the World Bank Enterprise Analysis Unit for collecting and curating the data; the findings, interpretations, and conclusions are those of the authors and do not necessarily reflect the views of the World Bank. Harmonisation code and replication materials are available from the authors on reasonable request.</w:t>
+        <w:t xml:space="preserve">The microdata analysed in this study are publicly available from the World Bank Enterprise Surveys (www.enterprisesurveys.org). The authors gratefully acknowledge the World Bank Enterprise Analysis Unit for collecting and curating the data; the findings, interpretations, and conclusions are those of the authors and do not necessarily reflect the views of the World Bank. Harmonisation code and replication materials are available from the authors on reasonable request.</w:t>
       </w:r>
     </w:p>
     <w:p>
@@ -4495,14 +4744,32 @@
         </w:pict>
       </w:r>
     </w:p>
+    <w:bookmarkEnd w:id="53"/>
+    <w:bookmarkStart w:id="54" w:name="conflict-of-interest"/>
+    <w:p>
+      <w:pPr>
+        <w:pStyle w:val="Heading2"/>
+      </w:pPr>
+      <w:r>
+        <w:t xml:space="preserve">Conflict of Interest</w:t>
+      </w:r>
+    </w:p>
+    <w:p>
+      <w:pPr>
+        <w:pStyle w:val="FirstParagraph"/>
+      </w:pPr>
+      <w:r>
+        <w:t xml:space="preserve">The authors declare no conflict of interest.</w:t>
+      </w:r>
+    </w:p>
     <w:bookmarkEnd w:id="54"/>
-    <w:bookmarkStart w:id="55" w:name="conflict-of-interest"/>
+    <w:bookmarkStart w:id="55" w:name="funding"/>
     <w:p>
       <w:pPr>
         <w:pStyle w:val="Heading2"/>
       </w:pPr>
       <w:r>
-        <w:t xml:space="preserve">Conflict of Interest</w:t>
+        <w:t xml:space="preserve">Funding</w:t>
       </w:r>
     </w:p>
     <w:p>
@@ -4510,17 +4777,17 @@
         <w:pStyle w:val="FirstParagraph"/>
       </w:pPr>
       <w:r>
-        <w:t xml:space="preserve">The authors declare no conflict of interest.</w:t>
+        <w:t xml:space="preserve">This research received no specific grant from any funding agency in the public, commercial, or not-for-profit sectors.</w:t>
       </w:r>
     </w:p>
     <w:bookmarkEnd w:id="55"/>
-    <w:bookmarkStart w:id="56" w:name="funding"/>
+    <w:bookmarkStart w:id="56" w:name="acknowledgements"/>
     <w:p>
       <w:pPr>
         <w:pStyle w:val="Heading2"/>
       </w:pPr>
       <w:r>
-        <w:t xml:space="preserve">Funding</w:t>
+        <w:t xml:space="preserve">Acknowledgements</w:t>
       </w:r>
     </w:p>
     <w:p>
@@ -4528,17 +4795,17 @@
         <w:pStyle w:val="FirstParagraph"/>
       </w:pPr>
       <w:r>
-        <w:t xml:space="preserve">This research received no specific grant from any funding agency in the public, commercial, or not-for-profit sectors.</w:t>
+        <w:t xml:space="preserve">We thank the Enterprise Analysis Unit of the Development Economics Global Indicators Group of the World Bank for the underlying WBES data covering 45 Asian and Pacific economies (98 country-year waves). The findings, interpretations, and conclusions expressed in this paper are entirely those of the authors and do not necessarily represent the views of the World Bank Group, its Executive Directors, or the governments they represent.</w:t>
       </w:r>
     </w:p>
     <w:bookmarkEnd w:id="56"/>
-    <w:bookmarkStart w:id="57" w:name="acknowledgements"/>
+    <w:bookmarkStart w:id="57" w:name="X799c23334c5944d058eaf15944a1408ff96b683"/>
     <w:p>
       <w:pPr>
         <w:pStyle w:val="Heading2"/>
       </w:pPr>
       <w:r>
-        <w:t xml:space="preserve">Acknowledgements</w:t>
+        <w:t xml:space="preserve">Use of Generative AI in the Writing Process</w:t>
       </w:r>
     </w:p>
     <w:p>
@@ -4546,17 +4813,17 @@
         <w:pStyle w:val="FirstParagraph"/>
       </w:pPr>
       <w:r>
-        <w:t xml:space="preserve">We thank the Enterprise Analysis Unit of the Development Economics Global Indicators Group of the World Bank for the underlying WBES data covering 45 Asian and Pacific economies (98 country-year waves). The findings, interpretations, and conclusions expressed in this paper are entirely those of the authors and do not necessarily represent the views of the World Bank Group, its Executive Directors, or the governments they represent.</w:t>
+        <w:t xml:space="preserve">Generative AI tools were used during manuscript preparation to assist with language editing, consistency checking of statistical notation across the M0–M11 model ladder, formatting of the reference list, and assembly of replication-package documentation. All conceptual framing (including the CDCM framework and ICRV regime construct), hypothesis development, empirical analysis, results interpretation, and final wording were authored by the human authors, who take full responsibility for the content of the publication.</w:t>
       </w:r>
     </w:p>
     <w:bookmarkEnd w:id="57"/>
-    <w:bookmarkStart w:id="58" w:name="X799c23334c5944d058eaf15944a1408ff96b683"/>
+    <w:bookmarkStart w:id="58" w:name="references"/>
     <w:p>
       <w:pPr>
         <w:pStyle w:val="Heading2"/>
       </w:pPr>
       <w:r>
-        <w:t xml:space="preserve">Use of Generative AI in the Writing Process</w:t>
+        <w:t xml:space="preserve">References</w:t>
       </w:r>
     </w:p>
     <w:p>
@@ -4564,45 +4831,6 @@
         <w:pStyle w:val="FirstParagraph"/>
       </w:pPr>
       <w:r>
-        <w:t xml:space="preserve">Generative AI tools were used during manuscript preparation to assist with language editing, consistency checking of statistical notation across the M0–M11 model ladder, formatting of the reference list, and assembly of replication-package documentation. All conceptual framing (including the CDCM framework and ICRV regime construct), hypothesis development, empirical analysis, results interpretation, and final wording were authored by the human authors, who take full responsibility for the content of the publication.</w:t>
-      </w:r>
-    </w:p>
-    <w:bookmarkEnd w:id="58"/>
-    <w:bookmarkStart w:id="87" w:name="references"/>
-    <w:p>
-      <w:pPr>
-        <w:pStyle w:val="Heading2"/>
-      </w:pPr>
-      <w:r>
-        <w:t xml:space="preserve">References</w:t>
-      </w:r>
-    </w:p>
-    <w:p>
-      <w:pPr>
-        <w:pStyle w:val="FirstParagraph"/>
-      </w:pPr>
-      <w:r>
-        <w:t xml:space="preserve">Aiken, L. S., &amp; West, S. G. (1991).</w:t>
-      </w:r>
-      <w:r>
-        <w:t xml:space="preserve"> </w:t>
-      </w:r>
-      <w:r>
-        <w:rPr>
-          <w:iCs/>
-          <w:i/>
-        </w:rPr>
-        <w:t xml:space="preserve">Multiple regression: Testing and interpreting interactions</w:t>
-      </w:r>
-      <w:r>
-        <w:t xml:space="preserve">. Sage.</w:t>
-      </w:r>
-    </w:p>
-    <w:p>
-      <w:pPr>
-        <w:pStyle w:val="BodyText"/>
-      </w:pPr>
-      <w:r>
         <w:t xml:space="preserve">Barney, J. (1991). Firm resources and sustained competitive advantage.</w:t>
       </w:r>
       <w:r>
@@ -4616,19 +4844,8 @@
         <w:t xml:space="preserve">Journal of Management, 17</w:t>
       </w:r>
       <w:r>
-        <w:t xml:space="preserve">(1), 99–120.</w:t>
-      </w:r>
-      <w:r>
-        <w:t xml:space="preserve"> </w:t>
-      </w:r>
-      <w:hyperlink r:id="rId59">
-        <w:r>
-          <w:rPr>
-            <w:rStyle w:val="Hyperlink"/>
-          </w:rPr>
-          <w:t xml:space="preserve">https://doi.org/10.1177/014920639101700108</w:t>
-        </w:r>
-      </w:hyperlink>
+        <w:t xml:space="preserve">(1), 99–120. https://doi.org/10.1177/014920639101700108</w:t>
+      </w:r>
     </w:p>
     <w:p>
       <w:pPr>
@@ -4693,19 +4910,8 @@
         <w:t xml:space="preserve">Management International Review, 47</w:t>
       </w:r>
       <w:r>
-        <w:t xml:space="preserve">(3), 319–347.</w:t>
-      </w:r>
-      <w:r>
-        <w:t xml:space="preserve"> </w:t>
-      </w:r>
-      <w:hyperlink r:id="rId60">
-        <w:r>
-          <w:rPr>
-            <w:rStyle w:val="Hyperlink"/>
-          </w:rPr>
-          <w:t xml:space="preserve">https://doi.org/10.1007/s11575-007-0019-z</w:t>
-        </w:r>
-      </w:hyperlink>
+        <w:t xml:space="preserve">(3), 319–347. https://doi.org/10.1007/s11575-007-0019-z</w:t>
+      </w:r>
     </w:p>
     <w:p>
       <w:pPr>
@@ -4725,19 +4931,8 @@
         <w:t xml:space="preserve">Small Business Economics, 26</w:t>
       </w:r>
       <w:r>
-        <w:t xml:space="preserve">(5), 475–492.</w:t>
-      </w:r>
-      <w:r>
-        <w:t xml:space="preserve"> </w:t>
-      </w:r>
-      <w:hyperlink r:id="rId61">
-        <w:r>
-          <w:rPr>
-            <w:rStyle w:val="Hyperlink"/>
-          </w:rPr>
-          <w:t xml:space="preserve">https://doi.org/10.1007/s11187-005-5599-z</w:t>
-        </w:r>
-      </w:hyperlink>
+        <w:t xml:space="preserve">(5), 475–492. https://doi.org/10.1007/s11187-005-5599-z</w:t>
+      </w:r>
     </w:p>
     <w:p>
       <w:pPr>
@@ -4781,19 +4976,8 @@
         <w:t xml:space="preserve"> </w:t>
       </w:r>
       <w:r>
-        <w:t xml:space="preserve">(Vol. 2, pp. 259–286). Emerald.</w:t>
-      </w:r>
-      <w:r>
-        <w:t xml:space="preserve"> </w:t>
-      </w:r>
-      <w:hyperlink r:id="rId62">
-        <w:r>
-          <w:rPr>
-            <w:rStyle w:val="Hyperlink"/>
-          </w:rPr>
-          <w:t xml:space="preserve">https://doi.org/10.1016/S1479-8387(05)02011-4</w:t>
-        </w:r>
-      </w:hyperlink>
+        <w:t xml:space="preserve">(Vol. 2, pp. 259–286). Emerald. https://doi.org/10.1016/S1479-8387(05)02011-4</w:t>
+      </w:r>
     </w:p>
     <w:p>
       <w:pPr>
@@ -4813,19 +4997,8 @@
         <w:t xml:space="preserve">Administrative Science Quarterly, 35</w:t>
       </w:r>
       <w:r>
-        <w:t xml:space="preserve">(1), 128–152.</w:t>
-      </w:r>
-      <w:r>
-        <w:t xml:space="preserve"> </w:t>
-      </w:r>
-      <w:hyperlink r:id="rId63">
-        <w:r>
-          <w:rPr>
-            <w:rStyle w:val="Hyperlink"/>
-          </w:rPr>
-          <w:t xml:space="preserve">https://doi.org/10.2307/2393553</w:t>
-        </w:r>
-      </w:hyperlink>
+        <w:t xml:space="preserve">(1), 128–152. https://doi.org/10.2307/2393553</w:t>
+      </w:r>
     </w:p>
     <w:p>
       <w:pPr>
@@ -4845,19 +5018,8 @@
         <w:t xml:space="preserve">Journal of International Business Studies, 34</w:t>
       </w:r>
       <w:r>
-        <w:t xml:space="preserve">(1), 5–18.</w:t>
-      </w:r>
-      <w:r>
-        <w:t xml:space="preserve"> </w:t>
-      </w:r>
-      <w:hyperlink r:id="rId64">
-        <w:r>
-          <w:rPr>
-            <w:rStyle w:val="Hyperlink"/>
-          </w:rPr>
-          <w:t xml:space="preserve">https://doi.org/10.1057/palgrave.jibs.8400003</w:t>
-        </w:r>
-      </w:hyperlink>
+        <w:t xml:space="preserve">(1), 5–18. https://doi.org/10.1057/palgrave.jibs.8400003</w:t>
+      </w:r>
     </w:p>
     <w:p>
       <w:pPr>
@@ -4877,19 +5039,8 @@
         <w:t xml:space="preserve">Journal of World Business, 42</w:t>
       </w:r>
       <w:r>
-        <w:t xml:space="preserve">(4), 401–417.</w:t>
-      </w:r>
-      <w:r>
-        <w:t xml:space="preserve"> </w:t>
-      </w:r>
-      <w:hyperlink r:id="rId65">
-        <w:r>
-          <w:rPr>
-            <w:rStyle w:val="Hyperlink"/>
-          </w:rPr>
-          <w:t xml:space="preserve">https://doi.org/10.1016/j.jwb.2007.06.003</w:t>
-        </w:r>
-      </w:hyperlink>
+        <w:t xml:space="preserve">(4), 401–417. https://doi.org/10.1016/j.jwb.2007.06.003</w:t>
+      </w:r>
     </w:p>
     <w:p>
       <w:pPr>
@@ -4909,51 +5060,8 @@
         <w:t xml:space="preserve">Journal of World Business, 53</w:t>
       </w:r>
       <w:r>
-        <w:t xml:space="preserve">(2), 209–221.</w:t>
-      </w:r>
-      <w:r>
-        <w:t xml:space="preserve"> </w:t>
-      </w:r>
-      <w:hyperlink r:id="rId66">
-        <w:r>
-          <w:rPr>
-            <w:rStyle w:val="Hyperlink"/>
-          </w:rPr>
-          <w:t xml:space="preserve">https://doi.org/10.1016/j.jwb.2017.11.003</w:t>
-        </w:r>
-      </w:hyperlink>
-    </w:p>
-    <w:p>
-      <w:pPr>
-        <w:pStyle w:val="BodyText"/>
-      </w:pPr>
-      <w:r>
-        <w:t xml:space="preserve">Dawson, J. F. (2014). Moderation in management research: What, why, when, and how.</w:t>
-      </w:r>
-      <w:r>
-        <w:t xml:space="preserve"> </w:t>
-      </w:r>
-      <w:r>
-        <w:rPr>
-          <w:iCs/>
-          <w:i/>
-        </w:rPr>
-        <w:t xml:space="preserve">Journal of Business and Psychology, 29</w:t>
-      </w:r>
-      <w:r>
-        <w:t xml:space="preserve">(1), 1–19.</w:t>
-      </w:r>
-      <w:r>
-        <w:t xml:space="preserve"> </w:t>
-      </w:r>
-      <w:hyperlink r:id="rId67">
-        <w:r>
-          <w:rPr>
-            <w:rStyle w:val="Hyperlink"/>
-          </w:rPr>
-          <w:t xml:space="preserve">https://doi.org/10.1007/s10869-013-9308-7</w:t>
-        </w:r>
-      </w:hyperlink>
+        <w:t xml:space="preserve">(2), 209–221. https://doi.org/10.1016/j.jwb.2017.11.003</w:t>
+      </w:r>
     </w:p>
     <w:p>
       <w:pPr>
@@ -4994,19 +5102,8 @@
         <w:t xml:space="preserve">Journal of International Business Studies, 30</w:t>
       </w:r>
       <w:r>
-        <w:t xml:space="preserve">(1), 173–187.</w:t>
-      </w:r>
-      <w:r>
-        <w:t xml:space="preserve"> </w:t>
-      </w:r>
-      <w:hyperlink r:id="rId68">
-        <w:r>
-          <w:rPr>
-            <w:rStyle w:val="Hyperlink"/>
-          </w:rPr>
-          <w:t xml:space="preserve">https://doi.org/10.1057/palgrave.jibs.8490065</w:t>
-        </w:r>
-      </w:hyperlink>
+        <w:t xml:space="preserve">(1), 173–187. https://doi.org/10.1057/palgrave.jibs.8490065</w:t>
+      </w:r>
     </w:p>
     <w:p>
       <w:pPr>
@@ -5026,19 +5123,8 @@
         <w:t xml:space="preserve">Strategic Management Journal, 37</w:t>
       </w:r>
       <w:r>
-        <w:t xml:space="preserve">(7), 1177–1195.</w:t>
-      </w:r>
-      <w:r>
-        <w:t xml:space="preserve"> </w:t>
-      </w:r>
-      <w:hyperlink r:id="rId69">
-        <w:r>
-          <w:rPr>
-            <w:rStyle w:val="Hyperlink"/>
-          </w:rPr>
-          <w:t xml:space="preserve">https://doi.org/10.1002/smj.2399</w:t>
-        </w:r>
-      </w:hyperlink>
+        <w:t xml:space="preserve">(7), 1177–1195. https://doi.org/10.1002/smj.2399</w:t>
+      </w:r>
     </w:p>
     <w:p>
       <w:pPr>
@@ -5079,19 +5165,8 @@
         <w:t xml:space="preserve">Academy of Management Review, 32</w:t>
       </w:r>
       <w:r>
-        <w:t xml:space="preserve">(2), 334–343.</w:t>
-      </w:r>
-      <w:r>
-        <w:t xml:space="preserve"> </w:t>
-      </w:r>
-      <w:hyperlink r:id="rId70">
-        <w:r>
-          <w:rPr>
-            <w:rStyle w:val="Hyperlink"/>
-          </w:rPr>
-          <w:t xml:space="preserve">https://doi.org/10.5465/amr.2007.24345254</w:t>
-        </w:r>
-      </w:hyperlink>
+        <w:t xml:space="preserve">(2), 334–343. https://doi.org/10.5465/amr.2007.24345254</w:t>
+      </w:r>
     </w:p>
     <w:p>
       <w:pPr>
@@ -5111,42 +5186,7 @@
         <w:t xml:space="preserve">Academy of Management Review, 9</w:t>
       </w:r>
       <w:r>
-        <w:t xml:space="preserve">(2), 193–206.</w:t>
-      </w:r>
-      <w:r>
-        <w:t xml:space="preserve"> </w:t>
-      </w:r>
-      <w:hyperlink r:id="rId71">
-        <w:r>
-          <w:rPr>
-            <w:rStyle w:val="Hyperlink"/>
-          </w:rPr>
-          <w:t xml:space="preserve">https://doi.org/10.5465/amr.1984.4277628</w:t>
-        </w:r>
-      </w:hyperlink>
-    </w:p>
-    <w:p>
-      <w:pPr>
-        <w:pStyle w:val="BodyText"/>
-      </w:pPr>
-      <w:r>
-        <w:t xml:space="preserve">Hayes, A. F. (2018).</w:t>
-      </w:r>
-      <w:r>
-        <w:t xml:space="preserve"> </w:t>
-      </w:r>
-      <w:r>
-        <w:rPr>
-          <w:iCs/>
-          <w:i/>
-        </w:rPr>
-        <w:t xml:space="preserve">Introduction to mediation, moderation, and conditional process analysis: A regression-based approach</w:t>
-      </w:r>
-      <w:r>
-        <w:t xml:space="preserve"> </w:t>
-      </w:r>
-      <w:r>
-        <w:t xml:space="preserve">(2nd ed.). Guilford Press.</w:t>
+        <w:t xml:space="preserve">(2), 193–206. https://doi.org/10.5465/amr.1984.4277628</w:t>
       </w:r>
     </w:p>
     <w:p>
@@ -5164,7 +5204,7 @@
           <w:iCs/>
           <w:i/>
         </w:rPr>
-        <w:t xml:space="preserve">Mind the gaps: Women in leadership in Viet Nam's banking sector</w:t>
+        <w:t xml:space="preserve">Mind the gaps: Women in leadership in Viet Nam’s banking sector</w:t>
       </w:r>
       <w:r>
         <w:t xml:space="preserve">. IFC, World Bank Group.</w:t>
@@ -5175,7 +5215,7 @@
         <w:pStyle w:val="BodyText"/>
       </w:pPr>
       <w:r>
-        <w:t xml:space="preserve">Johanson, J., &amp; Vahlne, J.-E. (1977). The internationalization process of the firm—A model of knowledge development and increasing foreign market commitments.</w:t>
+        <w:t xml:space="preserve">Johanson, J., &amp; Vahlne, J.-E. (1977). The internationalization process of the firm,A model of knowledge development and increasing foreign market commitments.</w:t>
       </w:r>
       <w:r>
         <w:t xml:space="preserve"> </w:t>
@@ -5188,19 +5228,8 @@
         <w:t xml:space="preserve">Journal of International Business Studies, 8</w:t>
       </w:r>
       <w:r>
-        <w:t xml:space="preserve">(1), 23–32.</w:t>
-      </w:r>
-      <w:r>
-        <w:t xml:space="preserve"> </w:t>
-      </w:r>
-      <w:hyperlink r:id="rId72">
-        <w:r>
-          <w:rPr>
-            <w:rStyle w:val="Hyperlink"/>
-          </w:rPr>
-          <w:t xml:space="preserve">https://doi.org/10.1057/palgrave.jibs.8490676</w:t>
-        </w:r>
-      </w:hyperlink>
+        <w:t xml:space="preserve">(1), 23–32. https://doi.org/10.1057/palgrave.jibs.8490676</w:t>
+      </w:r>
     </w:p>
     <w:p>
       <w:pPr>
@@ -5220,19 +5249,8 @@
         <w:t xml:space="preserve">Journal of International Business Studies, 40</w:t>
       </w:r>
       <w:r>
-        <w:t xml:space="preserve">(9), 1411–1431.</w:t>
-      </w:r>
-      <w:r>
-        <w:t xml:space="preserve"> </w:t>
-      </w:r>
-      <w:hyperlink r:id="rId73">
-        <w:r>
-          <w:rPr>
-            <w:rStyle w:val="Hyperlink"/>
-          </w:rPr>
-          <w:t xml:space="preserve">https://doi.org/10.1057/jibs.2009.24</w:t>
-        </w:r>
-      </w:hyperlink>
+        <w:t xml:space="preserve">(9), 1411–1431. https://doi.org/10.1057/jibs.2009.24</w:t>
+      </w:r>
     </w:p>
     <w:p>
       <w:pPr>
@@ -5273,19 +5291,8 @@
         <w:t xml:space="preserve">Global Strategy Journal, 2</w:t>
       </w:r>
       <w:r>
-        <w:t xml:space="preserve">(2), 108–121.</w:t>
-      </w:r>
-      <w:r>
-        <w:t xml:space="preserve"> </w:t>
-      </w:r>
-      <w:hyperlink r:id="rId74">
-        <w:r>
-          <w:rPr>
-            <w:rStyle w:val="Hyperlink"/>
-          </w:rPr>
-          <w:t xml:space="preserve">https://doi.org/10.1002/gsj.1028</w:t>
-        </w:r>
-      </w:hyperlink>
+        <w:t xml:space="preserve">(2), 108–121. https://doi.org/10.1002/gsj.1028</w:t>
+      </w:r>
     </w:p>
     <w:p>
       <w:pPr>
@@ -5305,19 +5312,8 @@
         <w:t xml:space="preserve">Oxford Bulletin of Economics and Statistics, 72</w:t>
       </w:r>
       <w:r>
-        <w:t xml:space="preserve">(1), 109–118.</w:t>
-      </w:r>
-      <w:r>
-        <w:t xml:space="preserve"> </w:t>
-      </w:r>
-      <w:hyperlink r:id="rId75">
-        <w:r>
-          <w:rPr>
-            <w:rStyle w:val="Hyperlink"/>
-          </w:rPr>
-          <w:t xml:space="preserve">https://doi.org/10.1111/j.1468-0084.2009.00569.x</w:t>
-        </w:r>
-      </w:hyperlink>
+        <w:t xml:space="preserve">(1), 109–118. https://doi.org/10.1111/j.1468-0084.2009.00569.x</w:t>
+      </w:r>
     </w:p>
     <w:p>
       <w:pPr>
@@ -5337,19 +5333,8 @@
         <w:t xml:space="preserve">The American Statistician, 54</w:t>
       </w:r>
       <w:r>
-        <w:t xml:space="preserve">(3), 217–224.</w:t>
-      </w:r>
-      <w:r>
-        <w:t xml:space="preserve"> </w:t>
-      </w:r>
-      <w:hyperlink r:id="rId76">
-        <w:r>
-          <w:rPr>
-            <w:rStyle w:val="Hyperlink"/>
-          </w:rPr>
-          <w:t xml:space="preserve">https://doi.org/10.1080/00031305.2000.10474549</w:t>
-        </w:r>
-      </w:hyperlink>
+        <w:t xml:space="preserve">(3), 217–224. https://doi.org/10.1080/00031305.2000.10474549</w:t>
+      </w:r>
     </w:p>
     <w:p>
       <w:pPr>
@@ -5369,19 +5354,8 @@
         <w:t xml:space="preserve">Academy of Management Journal, 47</w:t>
       </w:r>
       <w:r>
-        <w:t xml:space="preserve">(4), 598–609.</w:t>
-      </w:r>
-      <w:r>
-        <w:t xml:space="preserve"> </w:t>
-      </w:r>
-      <w:hyperlink r:id="rId77">
-        <w:r>
-          <w:rPr>
-            <w:rStyle w:val="Hyperlink"/>
-          </w:rPr>
-          <w:t xml:space="preserve">https://doi.org/10.2307/20159604</w:t>
-        </w:r>
-      </w:hyperlink>
+        <w:t xml:space="preserve">(4), 598–609. https://doi.org/10.2307/20159604</w:t>
+      </w:r>
     </w:p>
     <w:p>
       <w:pPr>
@@ -5401,19 +5375,29 @@
         <w:t xml:space="preserve">Journal of International Business Studies, 47</w:t>
       </w:r>
       <w:r>
-        <w:t xml:space="preserve">(3), 386–408.</w:t>
-      </w:r>
-      <w:r>
-        <w:t xml:space="preserve"> </w:t>
-      </w:r>
-      <w:hyperlink r:id="rId78">
-        <w:r>
-          <w:rPr>
-            <w:rStyle w:val="Hyperlink"/>
-          </w:rPr>
-          <w:t xml:space="preserve">https://doi.org/10.1057/jibs.2016.7</w:t>
-        </w:r>
-      </w:hyperlink>
+        <w:t xml:space="preserve">(3), 386–408. https://doi.org/10.1057/jibs.2016.7</w:t>
+      </w:r>
+    </w:p>
+    <w:p>
+      <w:pPr>
+        <w:pStyle w:val="BodyText"/>
+      </w:pPr>
+      <w:r>
+        <w:t xml:space="preserve">Meyer, K. E., van Witteloostuijn, A., &amp; Beugelsdijk, S. (2017). What’s in a p? Reassessing best practices for conducting and reporting hypothesis-testing research.</w:t>
+      </w:r>
+      <w:r>
+        <w:t xml:space="preserve"> </w:t>
+      </w:r>
+      <w:r>
+        <w:rPr>
+          <w:iCs/>
+          <w:i/>
+        </w:rPr>
+        <w:t xml:space="preserve">Journal of International Business Studies, 48</w:t>
+      </w:r>
+      <w:r>
+        <w:t xml:space="preserve">(5), 535–551. https://doi.org/10.1057/s41267-017-0078-8</w:t>
+      </w:r>
     </w:p>
     <w:p>
       <w:pPr>
@@ -5475,19 +5459,8 @@
         <w:t xml:space="preserve">Journal of World Business, 43</w:t>
       </w:r>
       <w:r>
-        <w:t xml:space="preserve">(4), 475–485.</w:t>
-      </w:r>
-      <w:r>
-        <w:t xml:space="preserve"> </w:t>
-      </w:r>
-      <w:hyperlink r:id="rId79">
-        <w:r>
-          <w:rPr>
-            <w:rStyle w:val="Hyperlink"/>
-          </w:rPr>
-          <w:t xml:space="preserve">https://doi.org/10.1016/j.jwb.2007.11.009</w:t>
-        </w:r>
-      </w:hyperlink>
+        <w:t xml:space="preserve">(4), 475–485. https://doi.org/10.1016/j.jwb.2007.11.009</w:t>
+      </w:r>
     </w:p>
     <w:p>
       <w:pPr>
@@ -5528,19 +5501,8 @@
         <w:t xml:space="preserve">Journal of Management, 35</w:t>
       </w:r>
       <w:r>
-        <w:t xml:space="preserve">(3), 718–804.</w:t>
-      </w:r>
-      <w:r>
-        <w:t xml:space="preserve"> </w:t>
-      </w:r>
-      <w:hyperlink r:id="rId80">
-        <w:r>
-          <w:rPr>
-            <w:rStyle w:val="Hyperlink"/>
-          </w:rPr>
-          <w:t xml:space="preserve">https://doi.org/10.1177/0149206308330560</w:t>
-        </w:r>
-      </w:hyperlink>
+        <w:t xml:space="preserve">(3), 718–804. https://doi.org/10.1177/0149206308330560</w:t>
+      </w:r>
     </w:p>
     <w:p>
       <w:pPr>
@@ -5584,19 +5546,8 @@
         <w:t xml:space="preserve">Global Strategy Journal, 11</w:t>
       </w:r>
       <w:r>
-        <w:t xml:space="preserve">(1), 58–80.</w:t>
-      </w:r>
-      <w:r>
-        <w:t xml:space="preserve"> </w:t>
-      </w:r>
-      <w:hyperlink r:id="rId81">
-        <w:r>
-          <w:rPr>
-            <w:rStyle w:val="Hyperlink"/>
-          </w:rPr>
-          <w:t xml:space="preserve">https://doi.org/10.1002/gsj.1336</w:t>
-        </w:r>
-      </w:hyperlink>
+        <w:t xml:space="preserve">(1), 58–80. https://doi.org/10.1002/gsj.1336</w:t>
+      </w:r>
     </w:p>
     <w:p>
       <w:pPr>
@@ -5637,19 +5588,8 @@
         <w:t xml:space="preserve">Standard country or area codes for statistical use (M49)</w:t>
       </w:r>
       <w:r>
-        <w:t xml:space="preserve">. United Nations.</w:t>
-      </w:r>
-      <w:r>
-        <w:t xml:space="preserve"> </w:t>
-      </w:r>
-      <w:hyperlink r:id="rId82">
-        <w:r>
-          <w:rPr>
-            <w:rStyle w:val="Hyperlink"/>
-          </w:rPr>
-          <w:t xml:space="preserve">https://unstats.un.org/unsd/methodology/m49/</w:t>
-        </w:r>
-      </w:hyperlink>
+        <w:t xml:space="preserve">. United Nations. https://unstats.un.org/unsd/methodology/m49/</w:t>
+      </w:r>
     </w:p>
     <w:p>
       <w:pPr>
@@ -5669,19 +5609,8 @@
         <w:t xml:space="preserve">Journal of Business Research, 122</w:t>
       </w:r>
       <w:r>
-        <w:t xml:space="preserve">, 889–901.</w:t>
-      </w:r>
-      <w:r>
-        <w:t xml:space="preserve"> </w:t>
-      </w:r>
-      <w:hyperlink r:id="rId83">
-        <w:r>
-          <w:rPr>
-            <w:rStyle w:val="Hyperlink"/>
-          </w:rPr>
-          <w:t xml:space="preserve">https://doi.org/10.1016/j.jbusres.2019.09.022</w:t>
-        </w:r>
-      </w:hyperlink>
+        <w:t xml:space="preserve">, 889–901. https://doi.org/10.1016/j.jbusres.2019.09.022</w:t>
+      </w:r>
     </w:p>
     <w:p>
       <w:pPr>
@@ -5701,19 +5630,8 @@
         <w:t xml:space="preserve">Strategic Management Journal, 5</w:t>
       </w:r>
       <w:r>
-        <w:t xml:space="preserve">(2), 171–180.</w:t>
-      </w:r>
-      <w:r>
-        <w:t xml:space="preserve"> </w:t>
-      </w:r>
-      <w:hyperlink r:id="rId84">
-        <w:r>
-          <w:rPr>
-            <w:rStyle w:val="Hyperlink"/>
-          </w:rPr>
-          <w:t xml:space="preserve">https://doi.org/10.1002/smj.4250050207</w:t>
-        </w:r>
-      </w:hyperlink>
+        <w:t xml:space="preserve">(2), 171–180. https://doi.org/10.1002/smj.4250050207</w:t>
+      </w:r>
     </w:p>
     <w:p>
       <w:pPr>
@@ -5733,68 +5651,115 @@
         <w:t xml:space="preserve">Enterprise surveys: Sampling methodology</w:t>
       </w:r>
       <w:r>
+        <w:t xml:space="preserve">. World Bank Group. https://www.enterprisesurveys.org</w:t>
+      </w:r>
+    </w:p>
+    <w:p>
+      <w:pPr>
+        <w:pStyle w:val="BodyText"/>
+      </w:pPr>
+      <w:r>
+        <w:t xml:space="preserve">World Bank. (2025).</w:t>
+      </w:r>
+      <w:r>
+        <w:t xml:space="preserve"> </w:t>
+      </w:r>
+      <w:r>
+        <w:rPr>
+          <w:iCs/>
+          <w:i/>
+        </w:rPr>
+        <w:t xml:space="preserve">Enterprise surveys</w:t>
+      </w:r>
+      <w:r>
+        <w:t xml:space="preserve">. https://www.enterprisesurveys.org</w:t>
+      </w:r>
+    </w:p>
+    <w:p>
+      <w:pPr>
+        <w:pStyle w:val="BodyText"/>
+      </w:pPr>
+      <w:r>
+        <w:t xml:space="preserve">World Bank. (2025a, March).</w:t>
+      </w:r>
+      <w:r>
+        <w:t xml:space="preserve"> </w:t>
+      </w:r>
+      <w:r>
+        <w:rPr>
+          <w:iCs/>
+          <w:i/>
+        </w:rPr>
+        <w:t xml:space="preserve">Digital public infrastructure and development: A World Bank Group approach</w:t>
+      </w:r>
+      <w:r>
         <w:t xml:space="preserve">. World Bank Group.</w:t>
       </w:r>
-      <w:r>
-        <w:t xml:space="preserve"> </w:t>
-      </w:r>
-      <w:hyperlink r:id="rId85">
-        <w:r>
-          <w:rPr>
-            <w:rStyle w:val="Hyperlink"/>
-          </w:rPr>
-          <w:t xml:space="preserve">https://www.enterprisesurveys.org</w:t>
-        </w:r>
-      </w:hyperlink>
-    </w:p>
-    <w:p>
-      <w:pPr>
-        <w:pStyle w:val="BodyText"/>
-      </w:pPr>
-      <w:r>
-        <w:t xml:space="preserve">World Bank. (2025).</w:t>
-      </w:r>
-      <w:r>
-        <w:t xml:space="preserve"> </w:t>
-      </w:r>
-      <w:r>
-        <w:rPr>
-          <w:iCs/>
-          <w:i/>
-        </w:rPr>
-        <w:t xml:space="preserve">Enterprise surveys</w:t>
-      </w:r>
-      <w:r>
-        <w:t xml:space="preserve">.</w:t>
-      </w:r>
-      <w:r>
-        <w:t xml:space="preserve"> </w:t>
-      </w:r>
-      <w:hyperlink r:id="rId85">
-        <w:r>
-          <w:rPr>
-            <w:rStyle w:val="Hyperlink"/>
-          </w:rPr>
-          <w:t xml:space="preserve">https://www.enterprisesurveys.org</w:t>
-        </w:r>
-      </w:hyperlink>
-    </w:p>
-    <w:p>
-      <w:pPr>
-        <w:pStyle w:val="BodyText"/>
-      </w:pPr>
-      <w:r>
-        <w:t xml:space="preserve">World Bank. (2025a, March).</w:t>
-      </w:r>
-      <w:r>
-        <w:t xml:space="preserve"> </w:t>
-      </w:r>
-      <w:r>
-        <w:rPr>
-          <w:iCs/>
-          <w:i/>
-        </w:rPr>
-        <w:t xml:space="preserve">Digital public infrastructure and development: A World Bank Group approach</w:t>
+    </w:p>
+    <w:p>
+      <w:pPr>
+        <w:pStyle w:val="BodyText"/>
+      </w:pPr>
+      <w:r>
+        <w:t xml:space="preserve">World Bank. (2025b, September).</w:t>
+      </w:r>
+      <w:r>
+        <w:t xml:space="preserve"> </w:t>
+      </w:r>
+      <w:r>
+        <w:rPr>
+          <w:iCs/>
+          <w:i/>
+        </w:rPr>
+        <w:t xml:space="preserve">Viet Nam economic update: Nurturing high-tech talents</w:t>
+      </w:r>
+      <w:r>
+        <w:t xml:space="preserve"> </w:t>
+      </w:r>
+      <w:r>
+        <w:t xml:space="preserve">(Taking Stock, September 2025). World Bank Group.</w:t>
+      </w:r>
+    </w:p>
+    <w:p>
+      <w:pPr>
+        <w:pStyle w:val="BodyText"/>
+      </w:pPr>
+      <w:r>
+        <w:t xml:space="preserve">World Bank. (2025c, October).</w:t>
+      </w:r>
+      <w:r>
+        <w:t xml:space="preserve"> </w:t>
+      </w:r>
+      <w:r>
+        <w:rPr>
+          <w:iCs/>
+          <w:i/>
+        </w:rPr>
+        <w:t xml:space="preserve">Viet Nam economy snapshot: Finance, competitiveness &amp; innovation</w:t>
+      </w:r>
+      <w:r>
+        <w:t xml:space="preserve"> </w:t>
+      </w:r>
+      <w:r>
+        <w:t xml:space="preserve">(Prosperity Data360). World Bank Group. https://www.worldbank.org/ext/en/country/vietnam</w:t>
+      </w:r>
+    </w:p>
+    <w:p>
+      <w:pPr>
+        <w:pStyle w:val="BodyText"/>
+      </w:pPr>
+      <w:r>
+        <w:t xml:space="preserve">World Bank. (2026a).</w:t>
+      </w:r>
+      <w:r>
+        <w:t xml:space="preserve"> </w:t>
+      </w:r>
+      <w:r>
+        <w:rPr>
+          <w:iCs/>
+          <w:i/>
+        </w:rPr>
+        <w:t xml:space="preserve">ID4D &amp; G2Px annual report 2023: Putting people at the center of digital public infrastructure</w:t>
       </w:r>
       <w:r>
         <w:t xml:space="preserve">. World Bank Group.</w:t>
@@ -5805,86 +5770,6 @@
         <w:pStyle w:val="BodyText"/>
       </w:pPr>
       <w:r>
-        <w:t xml:space="preserve">World Bank. (2025b, September).</w:t>
-      </w:r>
-      <w:r>
-        <w:t xml:space="preserve"> </w:t>
-      </w:r>
-      <w:r>
-        <w:rPr>
-          <w:iCs/>
-          <w:i/>
-        </w:rPr>
-        <w:t xml:space="preserve">Viet Nam economic update: Nurturing high-tech talents</w:t>
-      </w:r>
-      <w:r>
-        <w:t xml:space="preserve"> </w:t>
-      </w:r>
-      <w:r>
-        <w:t xml:space="preserve">(Taking Stock, September 2025). World Bank Group.</w:t>
-      </w:r>
-    </w:p>
-    <w:p>
-      <w:pPr>
-        <w:pStyle w:val="BodyText"/>
-      </w:pPr>
-      <w:r>
-        <w:t xml:space="preserve">World Bank. (2025c, October).</w:t>
-      </w:r>
-      <w:r>
-        <w:t xml:space="preserve"> </w:t>
-      </w:r>
-      <w:r>
-        <w:rPr>
-          <w:iCs/>
-          <w:i/>
-        </w:rPr>
-        <w:t xml:space="preserve">Viet Nam economy snapshot: Finance, competitiveness &amp; innovation</w:t>
-      </w:r>
-      <w:r>
-        <w:t xml:space="preserve"> </w:t>
-      </w:r>
-      <w:r>
-        <w:t xml:space="preserve">(Prosperity Data360). World Bank Group.</w:t>
-      </w:r>
-      <w:r>
-        <w:t xml:space="preserve"> </w:t>
-      </w:r>
-      <w:hyperlink r:id="rId86">
-        <w:r>
-          <w:rPr>
-            <w:rStyle w:val="Hyperlink"/>
-          </w:rPr>
-          <w:t xml:space="preserve">https://www.worldbank.org/ext/en/country/vietnam</w:t>
-        </w:r>
-      </w:hyperlink>
-    </w:p>
-    <w:p>
-      <w:pPr>
-        <w:pStyle w:val="BodyText"/>
-      </w:pPr>
-      <w:r>
-        <w:t xml:space="preserve">World Bank. (2026a).</w:t>
-      </w:r>
-      <w:r>
-        <w:t xml:space="preserve"> </w:t>
-      </w:r>
-      <w:r>
-        <w:rPr>
-          <w:iCs/>
-          <w:i/>
-        </w:rPr>
-        <w:t xml:space="preserve">ID4D &amp; G2Px annual report 2023: Putting people at the center of digital public infrastructure</w:t>
-      </w:r>
-      <w:r>
-        <w:t xml:space="preserve">. World Bank Group.</w:t>
-      </w:r>
-    </w:p>
-    <w:p>
-      <w:pPr>
-        <w:pStyle w:val="BodyText"/>
-      </w:pPr>
-      <w:r>
         <w:t xml:space="preserve">World Bank. (2026b, April).</w:t>
       </w:r>
       <w:r>
@@ -5922,19 +5807,8 @@
         <w:t xml:space="preserve"> </w:t>
       </w:r>
       <w:r>
-        <w:t xml:space="preserve">(Prosperity Data360). World Bank Group.</w:t>
-      </w:r>
-      <w:r>
-        <w:t xml:space="preserve"> </w:t>
-      </w:r>
-      <w:hyperlink r:id="rId86">
-        <w:r>
-          <w:rPr>
-            <w:rStyle w:val="Hyperlink"/>
-          </w:rPr>
-          <w:t xml:space="preserve">https://www.worldbank.org/ext/en/country/vietnam</w:t>
-        </w:r>
-      </w:hyperlink>
+        <w:t xml:space="preserve">(Prosperity Data360). World Bank Group. https://www.worldbank.org/ext/en/country/vietnam</w:t>
+      </w:r>
     </w:p>
     <w:p>
       <w:pPr>
@@ -5964,8 +5838,8 @@
         </w:pict>
       </w:r>
     </w:p>
-    <w:bookmarkEnd w:id="87"/>
-    <w:bookmarkStart w:id="88" w:name="appendix-a-model-sequence"/>
+    <w:bookmarkEnd w:id="58"/>
+    <w:bookmarkStart w:id="59" w:name="appendix-a-model-sequence"/>
     <w:p>
       <w:pPr>
         <w:pStyle w:val="Heading2"/>
@@ -5989,7 +5863,7 @@
     <w:tbl>
       <w:tblPr>
         <w:tblStyle w:val="Table"/>
-        <w:tblW w:type="auto" w:w="0"/>
+        <w:tblW w:type="pct" w:w="5000"/>
         <w:tblLook w:firstRow="1" w:lastRow="0" w:firstColumn="0" w:lastColumn="0" w:noHBand="0" w:noVBand="0" w:val="0020"/>
         <w:jc w:val="start"/>
       </w:tblPr>
@@ -6618,7 +6492,7 @@
     <w:tbl>
       <w:tblPr>
         <w:tblStyle w:val="Table"/>
-        <w:tblW w:type="auto" w:w="0"/>
+        <w:tblW w:type="pct" w:w="5000"/>
         <w:tblLook w:firstRow="1" w:lastRow="0" w:firstColumn="0" w:lastColumn="0" w:noHBand="0" w:noVBand="0" w:val="0020"/>
         <w:jc w:val="start"/>
       </w:tblPr>
@@ -6752,19 +6626,19 @@
               <w:jc w:val="left"/>
             </w:pPr>
             <w:r>
-              <w:t xml:space="preserve">—</w:t>
-            </w:r>
-          </w:p>
-        </w:tc>
-        <w:tc>
-          <w:tcPr/>
-          <w:p>
-            <w:pPr>
-              <w:pStyle w:val="Compact"/>
-              <w:jc w:val="left"/>
-            </w:pPr>
-            <w:r>
-              <w:t xml:space="preserve">—</w:t>
+              <w:t xml:space="preserve">,</w:t>
+            </w:r>
+          </w:p>
+        </w:tc>
+        <w:tc>
+          <w:tcPr/>
+          <w:p>
+            <w:pPr>
+              <w:pStyle w:val="Compact"/>
+              <w:jc w:val="left"/>
+            </w:pPr>
+            <w:r>
+              <w:t xml:space="preserve">,</w:t>
             </w:r>
           </w:p>
         </w:tc>
@@ -6826,19 +6700,19 @@
               <w:jc w:val="left"/>
             </w:pPr>
             <w:r>
-              <w:t xml:space="preserve">—</w:t>
-            </w:r>
-          </w:p>
-        </w:tc>
-        <w:tc>
-          <w:tcPr/>
-          <w:p>
-            <w:pPr>
-              <w:pStyle w:val="Compact"/>
-              <w:jc w:val="left"/>
-            </w:pPr>
-            <w:r>
-              <w:t xml:space="preserve">—</w:t>
+              <w:t xml:space="preserve">,</w:t>
+            </w:r>
+          </w:p>
+        </w:tc>
+        <w:tc>
+          <w:tcPr/>
+          <w:p>
+            <w:pPr>
+              <w:pStyle w:val="Compact"/>
+              <w:jc w:val="left"/>
+            </w:pPr>
+            <w:r>
+              <w:t xml:space="preserve">,</w:t>
             </w:r>
           </w:p>
         </w:tc>
@@ -7442,7 +7316,7 @@
               <w:jc w:val="left"/>
             </w:pPr>
             <w:r>
-              <w:t xml:space="preserve">—</w:t>
+              <w:t xml:space="preserve">,</w:t>
             </w:r>
           </w:p>
         </w:tc>
@@ -7583,7 +7457,7 @@
     <w:tbl>
       <w:tblPr>
         <w:tblStyle w:val="Table"/>
-        <w:tblW w:type="auto" w:w="0"/>
+        <w:tblW w:type="pct" w:w="5000"/>
         <w:tblLook w:firstRow="1" w:lastRow="0" w:firstColumn="0" w:lastColumn="0" w:noHBand="0" w:noVBand="0" w:val="0020"/>
         <w:jc w:val="start"/>
       </w:tblPr>
@@ -7841,7 +7715,7 @@
               <w:jc w:val="left"/>
             </w:pPr>
             <w:r>
-              <w:t xml:space="preserve">—</w:t>
+              <w:t xml:space="preserve">,</w:t>
             </w:r>
           </w:p>
         </w:tc>
@@ -7915,7 +7789,7 @@
               <w:jc w:val="left"/>
             </w:pPr>
             <w:r>
-              <w:t xml:space="preserve">—</w:t>
+              <w:t xml:space="preserve">,</w:t>
             </w:r>
           </w:p>
         </w:tc>
@@ -7963,7 +7837,7 @@
               <w:jc w:val="left"/>
             </w:pPr>
             <w:r>
-              <w:t xml:space="preserve">—</w:t>
+              <w:t xml:space="preserve">,</w:t>
             </w:r>
           </w:p>
         </w:tc>
@@ -7989,7 +7863,7 @@
               <w:jc w:val="left"/>
             </w:pPr>
             <w:r>
-              <w:t xml:space="preserve">—</w:t>
+              <w:t xml:space="preserve">,</w:t>
             </w:r>
           </w:p>
         </w:tc>
@@ -8037,7 +7911,7 @@
               <w:jc w:val="left"/>
             </w:pPr>
             <w:r>
-              <w:t xml:space="preserve">—</w:t>
+              <w:t xml:space="preserve">,</w:t>
             </w:r>
           </w:p>
         </w:tc>
@@ -8063,19 +7937,19 @@
               <w:jc w:val="left"/>
             </w:pPr>
             <w:r>
-              <w:t xml:space="preserve">—</w:t>
-            </w:r>
-          </w:p>
-        </w:tc>
-        <w:tc>
-          <w:tcPr/>
-          <w:p>
-            <w:pPr>
-              <w:pStyle w:val="Compact"/>
-              <w:jc w:val="left"/>
-            </w:pPr>
-            <w:r>
-              <w:t xml:space="preserve">—</w:t>
+              <w:t xml:space="preserve">,</w:t>
+            </w:r>
+          </w:p>
+        </w:tc>
+        <w:tc>
+          <w:tcPr/>
+          <w:p>
+            <w:pPr>
+              <w:pStyle w:val="Compact"/>
+              <w:jc w:val="left"/>
+            </w:pPr>
+            <w:r>
+              <w:t xml:space="preserve">,</w:t>
             </w:r>
           </w:p>
         </w:tc>
@@ -8137,19 +8011,19 @@
               <w:jc w:val="left"/>
             </w:pPr>
             <w:r>
-              <w:t xml:space="preserve">—</w:t>
-            </w:r>
-          </w:p>
-        </w:tc>
-        <w:tc>
-          <w:tcPr/>
-          <w:p>
-            <w:pPr>
-              <w:pStyle w:val="Compact"/>
-              <w:jc w:val="left"/>
-            </w:pPr>
-            <w:r>
-              <w:t xml:space="preserve">—</w:t>
+              <w:t xml:space="preserve">,</w:t>
+            </w:r>
+          </w:p>
+        </w:tc>
+        <w:tc>
+          <w:tcPr/>
+          <w:p>
+            <w:pPr>
+              <w:pStyle w:val="Compact"/>
+              <w:jc w:val="left"/>
+            </w:pPr>
+            <w:r>
+              <w:t xml:space="preserve">,</w:t>
             </w:r>
           </w:p>
         </w:tc>
@@ -8185,7 +8059,7 @@
               <w:jc w:val="left"/>
             </w:pPr>
             <w:r>
-              <w:t xml:space="preserve">—</w:t>
+              <w:t xml:space="preserve">,</w:t>
             </w:r>
           </w:p>
         </w:tc>
@@ -8211,19 +8085,19 @@
               <w:jc w:val="left"/>
             </w:pPr>
             <w:r>
-              <w:t xml:space="preserve">—</w:t>
-            </w:r>
-          </w:p>
-        </w:tc>
-        <w:tc>
-          <w:tcPr/>
-          <w:p>
-            <w:pPr>
-              <w:pStyle w:val="Compact"/>
-              <w:jc w:val="left"/>
-            </w:pPr>
-            <w:r>
-              <w:t xml:space="preserve">—</w:t>
+              <w:t xml:space="preserve">,</w:t>
+            </w:r>
+          </w:p>
+        </w:tc>
+        <w:tc>
+          <w:tcPr/>
+          <w:p>
+            <w:pPr>
+              <w:pStyle w:val="Compact"/>
+              <w:jc w:val="left"/>
+            </w:pPr>
+            <w:r>
+              <w:t xml:space="preserve">,</w:t>
             </w:r>
           </w:p>
         </w:tc>
@@ -8259,7 +8133,7 @@
               <w:jc w:val="left"/>
             </w:pPr>
             <w:r>
-              <w:t xml:space="preserve">—</w:t>
+              <w:t xml:space="preserve">,</w:t>
             </w:r>
           </w:p>
         </w:tc>
@@ -8285,31 +8159,31 @@
               <w:jc w:val="left"/>
             </w:pPr>
             <w:r>
-              <w:t xml:space="preserve">—</w:t>
-            </w:r>
-          </w:p>
-        </w:tc>
-        <w:tc>
-          <w:tcPr/>
-          <w:p>
-            <w:pPr>
-              <w:pStyle w:val="Compact"/>
-              <w:jc w:val="left"/>
-            </w:pPr>
-            <w:r>
-              <w:t xml:space="preserve">—</w:t>
-            </w:r>
-          </w:p>
-        </w:tc>
-        <w:tc>
-          <w:tcPr/>
-          <w:p>
-            <w:pPr>
-              <w:pStyle w:val="Compact"/>
-              <w:jc w:val="left"/>
-            </w:pPr>
-            <w:r>
-              <w:t xml:space="preserve">—</w:t>
+              <w:t xml:space="preserve">,</w:t>
+            </w:r>
+          </w:p>
+        </w:tc>
+        <w:tc>
+          <w:tcPr/>
+          <w:p>
+            <w:pPr>
+              <w:pStyle w:val="Compact"/>
+              <w:jc w:val="left"/>
+            </w:pPr>
+            <w:r>
+              <w:t xml:space="preserve">,</w:t>
+            </w:r>
+          </w:p>
+        </w:tc>
+        <w:tc>
+          <w:tcPr/>
+          <w:p>
+            <w:pPr>
+              <w:pStyle w:val="Compact"/>
+              <w:jc w:val="left"/>
+            </w:pPr>
+            <w:r>
+              <w:t xml:space="preserve">,</w:t>
             </w:r>
           </w:p>
         </w:tc>
@@ -8333,7 +8207,7 @@
               <w:jc w:val="left"/>
             </w:pPr>
             <w:r>
-              <w:t xml:space="preserve">—</w:t>
+              <w:t xml:space="preserve">,</w:t>
             </w:r>
           </w:p>
         </w:tc>
@@ -8359,31 +8233,31 @@
               <w:jc w:val="left"/>
             </w:pPr>
             <w:r>
-              <w:t xml:space="preserve">—</w:t>
-            </w:r>
-          </w:p>
-        </w:tc>
-        <w:tc>
-          <w:tcPr/>
-          <w:p>
-            <w:pPr>
-              <w:pStyle w:val="Compact"/>
-              <w:jc w:val="left"/>
-            </w:pPr>
-            <w:r>
-              <w:t xml:space="preserve">—</w:t>
-            </w:r>
-          </w:p>
-        </w:tc>
-        <w:tc>
-          <w:tcPr/>
-          <w:p>
-            <w:pPr>
-              <w:pStyle w:val="Compact"/>
-              <w:jc w:val="left"/>
-            </w:pPr>
-            <w:r>
-              <w:t xml:space="preserve">—</w:t>
+              <w:t xml:space="preserve">,</w:t>
+            </w:r>
+          </w:p>
+        </w:tc>
+        <w:tc>
+          <w:tcPr/>
+          <w:p>
+            <w:pPr>
+              <w:pStyle w:val="Compact"/>
+              <w:jc w:val="left"/>
+            </w:pPr>
+            <w:r>
+              <w:t xml:space="preserve">,</w:t>
+            </w:r>
+          </w:p>
+        </w:tc>
+        <w:tc>
+          <w:tcPr/>
+          <w:p>
+            <w:pPr>
+              <w:pStyle w:val="Compact"/>
+              <w:jc w:val="left"/>
+            </w:pPr>
+            <w:r>
+              <w:t xml:space="preserve">,</w:t>
             </w:r>
           </w:p>
         </w:tc>
@@ -8407,7 +8281,7 @@
               <w:jc w:val="left"/>
             </w:pPr>
             <w:r>
-              <w:t xml:space="preserve">—</w:t>
+              <w:t xml:space="preserve">,</w:t>
             </w:r>
           </w:p>
         </w:tc>
@@ -8433,43 +8307,43 @@
               <w:jc w:val="left"/>
             </w:pPr>
             <w:r>
-              <w:t xml:space="preserve">—</w:t>
-            </w:r>
-          </w:p>
-        </w:tc>
-        <w:tc>
-          <w:tcPr/>
-          <w:p>
-            <w:pPr>
-              <w:pStyle w:val="Compact"/>
-              <w:jc w:val="left"/>
-            </w:pPr>
-            <w:r>
-              <w:t xml:space="preserve">—</w:t>
-            </w:r>
-          </w:p>
-        </w:tc>
-        <w:tc>
-          <w:tcPr/>
-          <w:p>
-            <w:pPr>
-              <w:pStyle w:val="Compact"/>
-              <w:jc w:val="left"/>
-            </w:pPr>
-            <w:r>
-              <w:t xml:space="preserve">—</w:t>
-            </w:r>
-          </w:p>
-        </w:tc>
-        <w:tc>
-          <w:tcPr/>
-          <w:p>
-            <w:pPr>
-              <w:pStyle w:val="Compact"/>
-              <w:jc w:val="left"/>
-            </w:pPr>
-            <w:r>
-              <w:t xml:space="preserve">—</w:t>
+              <w:t xml:space="preserve">,</w:t>
+            </w:r>
+          </w:p>
+        </w:tc>
+        <w:tc>
+          <w:tcPr/>
+          <w:p>
+            <w:pPr>
+              <w:pStyle w:val="Compact"/>
+              <w:jc w:val="left"/>
+            </w:pPr>
+            <w:r>
+              <w:t xml:space="preserve">,</w:t>
+            </w:r>
+          </w:p>
+        </w:tc>
+        <w:tc>
+          <w:tcPr/>
+          <w:p>
+            <w:pPr>
+              <w:pStyle w:val="Compact"/>
+              <w:jc w:val="left"/>
+            </w:pPr>
+            <w:r>
+              <w:t xml:space="preserve">,</w:t>
+            </w:r>
+          </w:p>
+        </w:tc>
+        <w:tc>
+          <w:tcPr/>
+          <w:p>
+            <w:pPr>
+              <w:pStyle w:val="Compact"/>
+              <w:jc w:val="left"/>
+            </w:pPr>
+            <w:r>
+              <w:t xml:space="preserve">,</w:t>
             </w:r>
           </w:p>
         </w:tc>
@@ -8507,43 +8381,43 @@
               <w:jc w:val="left"/>
             </w:pPr>
             <w:r>
-              <w:t xml:space="preserve">—</w:t>
-            </w:r>
-          </w:p>
-        </w:tc>
-        <w:tc>
-          <w:tcPr/>
-          <w:p>
-            <w:pPr>
-              <w:pStyle w:val="Compact"/>
-              <w:jc w:val="left"/>
-            </w:pPr>
-            <w:r>
-              <w:t xml:space="preserve">—</w:t>
-            </w:r>
-          </w:p>
-        </w:tc>
-        <w:tc>
-          <w:tcPr/>
-          <w:p>
-            <w:pPr>
-              <w:pStyle w:val="Compact"/>
-              <w:jc w:val="left"/>
-            </w:pPr>
-            <w:r>
-              <w:t xml:space="preserve">—</w:t>
-            </w:r>
-          </w:p>
-        </w:tc>
-        <w:tc>
-          <w:tcPr/>
-          <w:p>
-            <w:pPr>
-              <w:pStyle w:val="Compact"/>
-              <w:jc w:val="left"/>
-            </w:pPr>
-            <w:r>
-              <w:t xml:space="preserve">—</w:t>
+              <w:t xml:space="preserve">,</w:t>
+            </w:r>
+          </w:p>
+        </w:tc>
+        <w:tc>
+          <w:tcPr/>
+          <w:p>
+            <w:pPr>
+              <w:pStyle w:val="Compact"/>
+              <w:jc w:val="left"/>
+            </w:pPr>
+            <w:r>
+              <w:t xml:space="preserve">,</w:t>
+            </w:r>
+          </w:p>
+        </w:tc>
+        <w:tc>
+          <w:tcPr/>
+          <w:p>
+            <w:pPr>
+              <w:pStyle w:val="Compact"/>
+              <w:jc w:val="left"/>
+            </w:pPr>
+            <w:r>
+              <w:t xml:space="preserve">,</w:t>
+            </w:r>
+          </w:p>
+        </w:tc>
+        <w:tc>
+          <w:tcPr/>
+          <w:p>
+            <w:pPr>
+              <w:pStyle w:val="Compact"/>
+              <w:jc w:val="left"/>
+            </w:pPr>
+            <w:r>
+              <w:t xml:space="preserve">,</w:t>
             </w:r>
           </w:p>
         </w:tc>
@@ -8581,43 +8455,43 @@
               <w:jc w:val="left"/>
             </w:pPr>
             <w:r>
-              <w:t xml:space="preserve">—</w:t>
-            </w:r>
-          </w:p>
-        </w:tc>
-        <w:tc>
-          <w:tcPr/>
-          <w:p>
-            <w:pPr>
-              <w:pStyle w:val="Compact"/>
-              <w:jc w:val="left"/>
-            </w:pPr>
-            <w:r>
-              <w:t xml:space="preserve">—</w:t>
-            </w:r>
-          </w:p>
-        </w:tc>
-        <w:tc>
-          <w:tcPr/>
-          <w:p>
-            <w:pPr>
-              <w:pStyle w:val="Compact"/>
-              <w:jc w:val="left"/>
-            </w:pPr>
-            <w:r>
-              <w:t xml:space="preserve">—</w:t>
-            </w:r>
-          </w:p>
-        </w:tc>
-        <w:tc>
-          <w:tcPr/>
-          <w:p>
-            <w:pPr>
-              <w:pStyle w:val="Compact"/>
-              <w:jc w:val="left"/>
-            </w:pPr>
-            <w:r>
-              <w:t xml:space="preserve">—</w:t>
+              <w:t xml:space="preserve">,</w:t>
+            </w:r>
+          </w:p>
+        </w:tc>
+        <w:tc>
+          <w:tcPr/>
+          <w:p>
+            <w:pPr>
+              <w:pStyle w:val="Compact"/>
+              <w:jc w:val="left"/>
+            </w:pPr>
+            <w:r>
+              <w:t xml:space="preserve">,</w:t>
+            </w:r>
+          </w:p>
+        </w:tc>
+        <w:tc>
+          <w:tcPr/>
+          <w:p>
+            <w:pPr>
+              <w:pStyle w:val="Compact"/>
+              <w:jc w:val="left"/>
+            </w:pPr>
+            <w:r>
+              <w:t xml:space="preserve">,</w:t>
+            </w:r>
+          </w:p>
+        </w:tc>
+        <w:tc>
+          <w:tcPr/>
+          <w:p>
+            <w:pPr>
+              <w:pStyle w:val="Compact"/>
+              <w:jc w:val="left"/>
+            </w:pPr>
+            <w:r>
+              <w:t xml:space="preserve">,</w:t>
             </w:r>
           </w:p>
         </w:tc>
@@ -8798,7 +8672,7 @@
         <w:t xml:space="preserve"> </w:t>
       </w:r>
       <w:r>
-        <w:t xml:space="preserve">HC1 robust SEs. *** p &lt; .001, ** p &lt; .01, * p &lt; .05, † p &lt; .10. Controls (female_owner, foreign_own_pct, firm_age, ln_size) included in M7–M10 but not reported for space. M11 (N=28,500, Adj</w:t>
+        <w:t xml:space="preserve">HC1 robust SEs. *** p &lt;.001, ** p &lt;.01, * p &lt;.05, † p &lt;.10. Controls (female_owner, foreign_own_pct, firm_age, ln_size) included in M7–M10 but not reported for space. M11 (N=28,500, Adj</w:t>
       </w:r>
       <m:oMath>
         <m:sSup>
@@ -8815,7 +8689,7 @@
         </m:sSup>
       </m:oMath>
       <w:r>
-        <w:t xml:space="preserve">=.057, TP=25.7%, LM p = .026):</w:t>
+        <w:t xml:space="preserve">=.057, TP=25.7%, LM p =.026):</w:t>
       </w:r>
       <w:r>
         <w:t xml:space="preserve"> </w:t>
@@ -8843,9 +8717,20 @@
         </m:r>
       </m:oMath>
       <w:r>
-        <w:t xml:space="preserve">=+0.052*, three-way</w:t>
-      </w:r>
-      <w:r>
+        <w:t xml:space="preserve">=+0.052</w:t>
+      </w:r>
+      <w:r>
+        <w:rPr>
+          <w:iCs/>
+          <w:i/>
+        </w:rPr>
+        <w:t xml:space="preserve">, three-way</w:t>
+      </w:r>
+      <w:r>
+        <w:rPr>
+          <w:iCs/>
+          <w:i/>
+        </w:rPr>
         <w:t xml:space="preserve"> </w:t>
       </w:r>
       <m:oMath>
@@ -8884,7 +8769,18 @@
         </m:r>
       </m:oMath>
       <w:r>
-        <w:t xml:space="preserve">=−0.016 (NS), mgr_experience=+0.022***, FSTS</w:t>
+        <w:rPr>
+          <w:iCs/>
+          <w:i/>
+        </w:rPr>
+        <w:t xml:space="preserve">=−0.016 (NS), mgr_experience=+0.022</w:t>
+      </w:r>
+      <w:r>
+        <w:rPr>
+          <w:bCs/>
+          <w:b/>
+        </w:rPr>
+        <w:t xml:space="preserve">, FSTS</w:t>
       </w:r>
       <m:oMath>
         <m:r>
@@ -8895,7 +8791,14 @@
         </m:r>
       </m:oMath>
       <w:r>
-        <w:t xml:space="preserve">mgr=+0.007 (NS), mgr_female=+0.210***, female_owner=+0.122**.</w:t>
+        <w:rPr>
+          <w:bCs/>
+          <w:b/>
+        </w:rPr>
+        <w:t xml:space="preserve">mgr=+0.007 (NS), mgr_female=+0.210</w:t>
+      </w:r>
+      <w:r>
+        <w:t xml:space="preserve">*, female_owner=+0.122**.</w:t>
       </w:r>
     </w:p>
     <w:p>
@@ -8905,8 +8808,8 @@
         </w:pict>
       </w:r>
     </w:p>
-    <w:bookmarkEnd w:id="88"/>
-    <w:bookmarkStart w:id="89" w:name="X09b5d89c7c8f35bf9d25d1bfe47da72b2ba58bf"/>
+    <w:bookmarkEnd w:id="59"/>
+    <w:bookmarkStart w:id="60" w:name="X09b5d89c7c8f35bf9d25d1bfe47da72b2ba58bf"/>
     <w:p>
       <w:pPr>
         <w:pStyle w:val="Heading2"/>
@@ -8932,7 +8835,7 @@
         <w:t xml:space="preserve">replication/Annex_TFP_regression_tables_March_11_2026.xlsx</w:t>
       </w:r>
       <w:r>
-        <w:t xml:space="preserve">. TFP residuals from these regressions can be used as an alternative dependent variable to ln(LP) to test whether the inverted-U relationship is robust to output-per-worker vs. total-factor productivity operationalisations.</w:t>
+        <w:t xml:space="preserve">. TFP residuals from these regressions can be used as an alternative dependent variable to ln(LP) to test whether the inverted-U relationship is robust to output-per-worker vs. total-factor productivity operationalisations.</w:t>
       </w:r>
     </w:p>
     <w:p>
@@ -8950,12 +8853,9 @@
         <w:t xml:space="preserve">[Author identifying information removed for blind review.]</w:t>
       </w:r>
     </w:p>
-    <w:bookmarkEnd w:id="89"/>
-    <w:bookmarkEnd w:id="90"/>
-    <w:sectPr>
-      <w:pgSz w:h="16838" w:w="11906"/>
-      <w:pgMar w:bottom="1417" w:left="1417" w:right="1417" w:top="1417"/>
-    </w:sectPr>
+    <w:bookmarkEnd w:id="60"/>
+    <w:bookmarkEnd w:id="61"/>
+    <w:sectPr/>
   </w:body>
 </w:document>
 </file>
@@ -9167,59 +9067,29 @@
   <w:style w:default="1" w:styleId="Normal" w:type="paragraph">
     <w:name w:val="Normal"/>
     <w:qFormat/>
-    <w:pPr>
-      <w:spacing w:line="276" w:lineRule="auto"/>
-      <w:jc w:val="both"/>
-    </w:pPr>
-    <w:rPr>
-      <w:rFonts w:ascii="Times New Roman" w:eastAsia="Times New Roman" w:hAnsi="Times New Roman"/>
-      <w:color w:val="000000"/>
-      <w:sz w:val="24"/>
-    </w:rPr>
   </w:style>
   <w:style w:styleId="BodyText" w:type="paragraph">
     <w:name w:val="Body Text"/>
     <w:basedOn w:val="Normal"/>
     <w:link w:val="BodyTextChar"/>
     <w:pPr>
-      <w:spacing w:after="180" w:before="180" w:line="276" w:lineRule="auto"/>
-      <w:jc w:val="both"/>
+      <w:spacing w:after="180" w:before="180"/>
     </w:pPr>
     <w:qFormat/>
-    <w:rPr>
-      <w:rFonts w:ascii="Times New Roman" w:eastAsia="Times New Roman" w:hAnsi="Times New Roman"/>
-      <w:color w:val="000000"/>
-      <w:sz w:val="24"/>
-    </w:rPr>
   </w:style>
   <w:style w:customStyle="1" w:styleId="FirstParagraph" w:type="paragraph">
     <w:name w:val="First Paragraph"/>
     <w:basedOn w:val="BodyText"/>
     <w:next w:val="BodyText"/>
     <w:qFormat/>
-    <w:pPr>
-      <w:spacing w:line="276" w:lineRule="auto"/>
-      <w:jc w:val="both"/>
-    </w:pPr>
-    <w:rPr>
-      <w:rFonts w:ascii="Times New Roman" w:eastAsia="Times New Roman" w:hAnsi="Times New Roman"/>
-      <w:color w:val="000000"/>
-      <w:sz w:val="24"/>
-    </w:rPr>
   </w:style>
   <w:style w:customStyle="1" w:styleId="Compact" w:type="paragraph">
     <w:name w:val="Compact"/>
     <w:basedOn w:val="BodyText"/>
     <w:qFormat/>
     <w:pPr>
-      <w:spacing w:after="36" w:before="36" w:line="276" w:lineRule="auto"/>
-      <w:jc w:val="both"/>
+      <w:spacing w:after="36" w:before="36"/>
     </w:pPr>
-    <w:rPr>
-      <w:rFonts w:ascii="Times New Roman" w:eastAsia="Times New Roman" w:hAnsi="Times New Roman"/>
-      <w:color w:val="000000"/>
-      <w:sz w:val="24"/>
-    </w:rPr>
   </w:style>
   <w:style w:styleId="Title" w:type="paragraph">
     <w:name w:val="Title"/>
@@ -9229,15 +9099,15 @@
     <w:pPr>
       <w:keepNext/>
       <w:keepLines/>
-      <w:spacing w:after="240" w:before="480" w:line="276" w:lineRule="auto"/>
-      <w:jc w:val="both"/>
+      <w:spacing w:after="240" w:before="480"/>
+      <w:jc w:val="center"/>
     </w:pPr>
     <w:rPr>
-      <w:rFonts w:ascii="Times New Roman" w:asciiTheme="majorHAnsi" w:cstheme="majorBidi" w:eastAsia="Times New Roman" w:eastAsiaTheme="majorEastAsia" w:hAnsi="Times New Roman" w:hAnsiTheme="majorHAnsi"/>
+      <w:rFonts w:asciiTheme="majorHAnsi" w:cstheme="majorBidi" w:eastAsiaTheme="majorEastAsia" w:hAnsiTheme="majorHAnsi"/>
       <w:b/>
       <w:bCs/>
-      <w:color w:val="000000"/>
-      <w:sz w:val="24"/>
+      <w:color w:themeColor="accent1" w:themeShade="B5" w:val="345A8A"/>
+      <w:sz w:val="36"/>
       <w:szCs w:val="36"/>
     </w:rPr>
   </w:style>
@@ -9249,13 +9119,11 @@
     <w:pPr>
       <w:keepNext/>
       <w:keepLines/>
-      <w:spacing w:after="240" w:before="240" w:line="276" w:lineRule="auto"/>
-      <w:jc w:val="both"/>
+      <w:spacing w:after="240" w:before="240"/>
+      <w:jc w:val="center"/>
     </w:pPr>
     <w:rPr>
-      <w:rFonts w:ascii="Times New Roman" w:eastAsia="Times New Roman" w:hAnsi="Times New Roman"/>
-      <w:color w:val="000000"/>
-      <w:sz w:val="24"/>
+      <w:sz w:val="30"/>
       <w:szCs w:val="30"/>
     </w:rPr>
   </w:style>
@@ -9266,14 +9134,8 @@
     <w:pPr>
       <w:keepNext/>
       <w:keepLines/>
-      <w:spacing w:line="276" w:lineRule="auto"/>
-      <w:jc w:val="both"/>
+      <w:jc w:val="center"/>
     </w:pPr>
-    <w:rPr>
-      <w:rFonts w:ascii="Times New Roman" w:eastAsia="Times New Roman" w:hAnsi="Times New Roman"/>
-      <w:color w:val="000000"/>
-      <w:sz w:val="24"/>
-    </w:rPr>
   </w:style>
   <w:style w:styleId="Date" w:type="paragraph">
     <w:name w:val="Date"/>
@@ -9282,14 +9144,8 @@
     <w:pPr>
       <w:keepNext/>
       <w:keepLines/>
-      <w:spacing w:line="276" w:lineRule="auto"/>
-      <w:jc w:val="both"/>
+      <w:jc w:val="center"/>
     </w:pPr>
-    <w:rPr>
-      <w:rFonts w:ascii="Times New Roman" w:eastAsia="Times New Roman" w:hAnsi="Times New Roman"/>
-      <w:color w:val="000000"/>
-      <w:sz w:val="24"/>
-    </w:rPr>
   </w:style>
   <w:style w:customStyle="1" w:styleId="AbstractTitle" w:type="paragraph">
     <w:name w:val="Abstract Title"/>
@@ -9299,15 +9155,15 @@
     <w:pPr>
       <w:keepNext/>
       <w:keepLines/>
-      <w:jc w:val="both"/>
-      <w:spacing w:after="0" w:before="300" w:line="276" w:lineRule="auto"/>
+      <w:jc w:val="center"/>
+      <w:spacing w:after="0" w:before="300"/>
     </w:pPr>
     <w:rPr>
-      <w:color w:val="000000"/>
-      <w:sz w:val="24"/>
+      <w:sz w:val="20"/>
       <w:szCs w:val="20"/>
-      <w:rFonts w:ascii="Times New Roman" w:eastAsia="Times New Roman" w:hAnsi="Times New Roman"/>
       <w:b/>
+      <w:color w:val="345A8A"/>
+      &gt;
     </w:rPr>
   </w:style>
   <w:style w:customStyle="1" w:styleId="Abstract" w:type="paragraph">
@@ -9318,13 +9174,10 @@
     <w:pPr>
       <w:keepNext/>
       <w:keepLines/>
-      <w:spacing w:after="300" w:before="100" w:line="276" w:lineRule="auto"/>
-      <w:jc w:val="both"/>
+      <w:spacing w:after="300" w:before="100"/>
     </w:pPr>
     <w:rPr>
-      <w:rFonts w:ascii="Times New Roman" w:eastAsia="Times New Roman" w:hAnsi="Times New Roman"/>
-      <w:color w:val="000000"/>
-      <w:sz w:val="24"/>
+      <w:sz w:val="20"/>
       <w:szCs w:val="20"/>
     </w:rPr>
   </w:style>
@@ -9333,15 +9186,8 @@
     <w:basedOn w:val="Normal"/>
     <w:next w:val="Bibliography"/>
     <w:qFormat/>
-    <w:pPr>
-      <w:spacing w:line="276" w:lineRule="auto"/>
-      <w:jc w:val="both"/>
-    </w:pPr>
-    <w:rPr>
-      <w:rFonts w:ascii="Times New Roman" w:eastAsia="Times New Roman" w:hAnsi="Times New Roman"/>
-      <w:color w:val="000000"/>
-      <w:sz w:val="24"/>
-    </w:rPr>
+    <w:pPr/>
+    <w:rPr/>
   </w:style>
   <w:style w:styleId="Heading1" w:type="paragraph">
     <w:name w:val="Heading 1"/>
@@ -9352,16 +9198,15 @@
     <w:pPr>
       <w:keepNext/>
       <w:keepLines/>
-      <w:spacing w:after="0" w:before="480" w:line="276" w:lineRule="auto"/>
-      <w:jc w:val="both"/>
+      <w:spacing w:after="0" w:before="480"/>
       <w:outlineLvl w:val="0"/>
     </w:pPr>
     <w:rPr>
-      <w:rFonts w:ascii="Times New Roman" w:asciiTheme="majorHAnsi" w:cstheme="majorBidi" w:eastAsia="Times New Roman" w:eastAsiaTheme="majorEastAsia" w:hAnsi="Times New Roman" w:hAnsiTheme="majorHAnsi"/>
+      <w:rFonts w:asciiTheme="majorHAnsi" w:cstheme="majorBidi" w:eastAsiaTheme="majorEastAsia" w:hAnsiTheme="majorHAnsi"/>
       <w:b/>
       <w:bCs/>
-      <w:color w:val="000000"/>
-      <w:sz w:val="24"/>
+      <w:color w:themeColor="accent1" w:val="4F81BD"/>
+      <w:sz w:val="32"/>
       <w:szCs w:val="32"/>
     </w:rPr>
   </w:style>
@@ -9375,16 +9220,15 @@
     <w:pPr>
       <w:keepNext/>
       <w:keepLines/>
-      <w:spacing w:after="0" w:before="200" w:line="276" w:lineRule="auto"/>
-      <w:jc w:val="both"/>
+      <w:spacing w:after="0" w:before="200"/>
       <w:outlineLvl w:val="1"/>
     </w:pPr>
     <w:rPr>
-      <w:rFonts w:ascii="Times New Roman" w:asciiTheme="majorHAnsi" w:cstheme="majorBidi" w:eastAsia="Times New Roman" w:eastAsiaTheme="majorEastAsia" w:hAnsi="Times New Roman" w:hAnsiTheme="majorHAnsi"/>
+      <w:rFonts w:asciiTheme="majorHAnsi" w:cstheme="majorBidi" w:eastAsiaTheme="majorEastAsia" w:hAnsiTheme="majorHAnsi"/>
       <w:b/>
       <w:bCs/>
-      <w:color w:val="000000"/>
-      <w:sz w:val="24"/>
+      <w:color w:themeColor="accent1" w:val="4F81BD"/>
+      <w:sz w:val="28"/>
       <w:szCs w:val="28"/>
     </w:rPr>
   </w:style>
@@ -9398,15 +9242,14 @@
     <w:pPr>
       <w:keepNext/>
       <w:keepLines/>
-      <w:spacing w:after="0" w:before="200" w:line="276" w:lineRule="auto"/>
-      <w:jc w:val="both"/>
+      <w:spacing w:after="0" w:before="200"/>
       <w:outlineLvl w:val="2"/>
     </w:pPr>
     <w:rPr>
-      <w:rFonts w:ascii="Times New Roman" w:asciiTheme="majorHAnsi" w:cstheme="majorBidi" w:eastAsia="Times New Roman" w:eastAsiaTheme="majorEastAsia" w:hAnsi="Times New Roman" w:hAnsiTheme="majorHAnsi"/>
+      <w:rFonts w:asciiTheme="majorHAnsi" w:cstheme="majorBidi" w:eastAsiaTheme="majorEastAsia" w:hAnsiTheme="majorHAnsi"/>
       <w:b/>
       <w:bCs/>
-      <w:color w:val="000000"/>
+      <w:color w:themeColor="accent1" w:val="4F81BD"/>
       <w:sz w:val="24"/>
       <w:szCs w:val="24"/>
     </w:rPr>
@@ -9421,15 +9264,14 @@
     <w:pPr>
       <w:keepNext/>
       <w:keepLines/>
-      <w:spacing w:after="0" w:before="200" w:line="276" w:lineRule="auto"/>
-      <w:jc w:val="both"/>
+      <w:spacing w:after="0" w:before="200"/>
       <w:outlineLvl w:val="3"/>
     </w:pPr>
     <w:rPr>
-      <w:rFonts w:ascii="Times New Roman" w:asciiTheme="majorHAnsi" w:cstheme="majorBidi" w:eastAsia="Times New Roman" w:eastAsiaTheme="majorEastAsia" w:hAnsi="Times New Roman" w:hAnsiTheme="majorHAnsi"/>
+      <w:rFonts w:asciiTheme="majorHAnsi" w:cstheme="majorBidi" w:eastAsiaTheme="majorEastAsia" w:hAnsiTheme="majorHAnsi"/>
       <w:i/>
       <w:bCs/>
-      <w:color w:val="000000"/>
+      <w:color w:themeColor="accent1" w:val="4F81BD"/>
       <w:sz w:val="24"/>
       <w:szCs w:val="24"/>
     </w:rPr>
@@ -9444,14 +9286,13 @@
     <w:pPr>
       <w:keepNext/>
       <w:keepLines/>
-      <w:spacing w:after="0" w:before="200" w:line="276" w:lineRule="auto"/>
-      <w:jc w:val="both"/>
+      <w:spacing w:after="0" w:before="200"/>
       <w:outlineLvl w:val="4"/>
     </w:pPr>
     <w:rPr>
-      <w:rFonts w:ascii="Times New Roman" w:asciiTheme="majorHAnsi" w:cstheme="majorBidi" w:eastAsia="Times New Roman" w:eastAsiaTheme="majorEastAsia" w:hAnsi="Times New Roman" w:hAnsiTheme="majorHAnsi"/>
+      <w:rFonts w:asciiTheme="majorHAnsi" w:cstheme="majorBidi" w:eastAsiaTheme="majorEastAsia" w:hAnsiTheme="majorHAnsi"/>
       <w:iCs/>
-      <w:color w:val="000000"/>
+      <w:color w:themeColor="accent1" w:val="4F81BD"/>
       <w:sz w:val="24"/>
       <w:szCs w:val="24"/>
     </w:rPr>
@@ -9466,13 +9307,12 @@
     <w:pPr>
       <w:keepNext/>
       <w:keepLines/>
-      <w:spacing w:after="0" w:before="200" w:line="276" w:lineRule="auto"/>
-      <w:jc w:val="both"/>
+      <w:spacing w:after="0" w:before="200"/>
       <w:outlineLvl w:val="5"/>
     </w:pPr>
     <w:rPr>
-      <w:rFonts w:ascii="Times New Roman" w:asciiTheme="majorHAnsi" w:cstheme="majorBidi" w:eastAsia="Times New Roman" w:eastAsiaTheme="majorEastAsia" w:hAnsi="Times New Roman" w:hAnsiTheme="majorHAnsi"/>
-      <w:color w:val="000000"/>
+      <w:rFonts w:asciiTheme="majorHAnsi" w:cstheme="majorBidi" w:eastAsiaTheme="majorEastAsia" w:hAnsiTheme="majorHAnsi"/>
+      <w:color w:themeColor="accent1" w:val="4F81BD"/>
       <w:sz w:val="24"/>
       <w:szCs w:val="24"/>
     </w:rPr>
@@ -9487,13 +9327,12 @@
     <w:pPr>
       <w:keepNext/>
       <w:keepLines/>
-      <w:spacing w:after="0" w:before="200" w:line="276" w:lineRule="auto"/>
-      <w:jc w:val="both"/>
+      <w:spacing w:after="0" w:before="200"/>
       <w:outlineLvl w:val="6"/>
     </w:pPr>
     <w:rPr>
-      <w:rFonts w:ascii="Times New Roman" w:asciiTheme="majorHAnsi" w:cstheme="majorBidi" w:eastAsia="Times New Roman" w:eastAsiaTheme="majorEastAsia" w:hAnsi="Times New Roman" w:hAnsiTheme="majorHAnsi"/>
-      <w:color w:val="000000"/>
+      <w:rFonts w:asciiTheme="majorHAnsi" w:cstheme="majorBidi" w:eastAsiaTheme="majorEastAsia" w:hAnsiTheme="majorHAnsi"/>
+      <w:color w:themeColor="accent1" w:val="4F81BD"/>
       <w:sz w:val="24"/>
       <w:szCs w:val="24"/>
     </w:rPr>
@@ -9508,13 +9347,12 @@
     <w:pPr>
       <w:keepNext/>
       <w:keepLines/>
-      <w:spacing w:after="0" w:before="200" w:line="276" w:lineRule="auto"/>
-      <w:jc w:val="both"/>
+      <w:spacing w:after="0" w:before="200"/>
       <w:outlineLvl w:val="7"/>
     </w:pPr>
     <w:rPr>
-      <w:rFonts w:ascii="Times New Roman" w:asciiTheme="majorHAnsi" w:cstheme="majorBidi" w:eastAsia="Times New Roman" w:eastAsiaTheme="majorEastAsia" w:hAnsi="Times New Roman" w:hAnsiTheme="majorHAnsi"/>
-      <w:color w:val="000000"/>
+      <w:rFonts w:asciiTheme="majorHAnsi" w:cstheme="majorBidi" w:eastAsiaTheme="majorEastAsia" w:hAnsiTheme="majorHAnsi"/>
+      <w:color w:themeColor="accent1" w:val="4F81BD"/>
       <w:sz w:val="24"/>
       <w:szCs w:val="24"/>
     </w:rPr>
@@ -9529,13 +9367,12 @@
     <w:pPr>
       <w:keepNext/>
       <w:keepLines/>
-      <w:spacing w:after="0" w:before="200" w:line="276" w:lineRule="auto"/>
-      <w:jc w:val="both"/>
+      <w:spacing w:after="0" w:before="200"/>
       <w:outlineLvl w:val="8"/>
     </w:pPr>
     <w:rPr>
-      <w:rFonts w:ascii="Times New Roman" w:asciiTheme="majorHAnsi" w:cstheme="majorBidi" w:eastAsia="Times New Roman" w:eastAsiaTheme="majorEastAsia" w:hAnsi="Times New Roman" w:hAnsiTheme="majorHAnsi"/>
-      <w:color w:val="000000"/>
+      <w:rFonts w:asciiTheme="majorHAnsi" w:cstheme="majorBidi" w:eastAsiaTheme="majorEastAsia" w:hAnsiTheme="majorHAnsi"/>
+      <w:color w:themeColor="accent1" w:val="4F81BD"/>
       <w:sz w:val="24"/>
       <w:szCs w:val="24"/>
     </w:rPr>
@@ -9548,15 +9385,9 @@
     <w:unhideWhenUsed/>
     <w:qFormat/>
     <w:pPr>
-      <w:spacing w:after="100" w:before="100" w:line="276" w:lineRule="auto"/>
+      <w:spacing w:after="100" w:before="100"/>
       <w:ind w:firstLine="0" w:left="480" w:right="480"/>
-      <w:jc w:val="both"/>
     </w:pPr>
-    <w:rPr>
-      <w:rFonts w:ascii="Times New Roman" w:eastAsia="Times New Roman" w:hAnsi="Times New Roman"/>
-      <w:color w:val="000000"/>
-      <w:sz w:val="24"/>
-    </w:rPr>
   </w:style>
   <w:style w:styleId="FootnoteText" w:type="paragraph">
     <w:name w:val="Footnote Text"/>
@@ -9565,25 +9396,11 @@
     <w:uiPriority w:val="9"/>
     <w:unhideWhenUsed/>
     <w:qFormat/>
-    <w:pPr>
-      <w:spacing w:line="276" w:lineRule="auto"/>
-      <w:jc w:val="both"/>
-    </w:pPr>
-    <w:rPr>
-      <w:rFonts w:ascii="Times New Roman" w:eastAsia="Times New Roman" w:hAnsi="Times New Roman"/>
-      <w:color w:val="000000"/>
-      <w:sz w:val="24"/>
-    </w:rPr>
   </w:style>
   <w:style w:default="1" w:styleId="DefaultParagraphFont" w:type="character">
     <w:name w:val="Default Paragraph Font"/>
     <w:semiHidden/>
     <w:unhideWhenUsed/>
-    <w:rPr>
-      <w:rFonts w:ascii="Times New Roman" w:eastAsia="Times New Roman" w:hAnsi="Times New Roman"/>
-      <w:color w:val="000000"/>
-      <w:sz w:val="24"/>
-    </w:rPr>
   </w:style>
   <w:style w:default="1" w:styleId="Table" w:type="table">
     <w:name w:val="Table"/>
@@ -9591,15 +9408,6 @@
     <w:semiHidden/>
     <w:unhideWhenUsed/>
     <w:qFormat/>
-    <w:pPr>
-      <w:spacing w:line="276" w:lineRule="auto"/>
-      <w:jc w:val="both"/>
-    </w:pPr>
-    <w:rPr>
-      <w:rFonts w:ascii="Times New Roman" w:eastAsia="Times New Roman" w:hAnsi="Times New Roman"/>
-      <w:color w:val="000000"/>
-      <w:sz w:val="24"/>
-    </w:rPr>
     <w:tblPr>
       <w:tblInd w:type="dxa" w:w="0"/>
       <w:tblCellMar>
@@ -9632,42 +9440,25 @@
     <w:pPr>
       <w:keepNext/>
       <w:keepLines/>
-      <w:spacing w:after="0" w:line="276" w:lineRule="auto"/>
-      <w:jc w:val="both"/>
+      <w:spacing w:after="0"/>
     </w:pPr>
     <w:rPr>
-      <w:rFonts w:ascii="Times New Roman" w:eastAsia="Times New Roman" w:hAnsi="Times New Roman"/>
       <w:b/>
-      <w:color w:val="000000"/>
-      <w:sz w:val="24"/>
     </w:rPr>
   </w:style>
   <w:style w:customStyle="1" w:styleId="Definition" w:type="paragraph">
     <w:name w:val="Definition"/>
     <w:basedOn w:val="Normal"/>
-    <w:pPr>
-      <w:spacing w:line="276" w:lineRule="auto"/>
-      <w:jc w:val="both"/>
-    </w:pPr>
-    <w:rPr>
-      <w:rFonts w:ascii="Times New Roman" w:eastAsia="Times New Roman" w:hAnsi="Times New Roman"/>
-      <w:color w:val="000000"/>
-      <w:sz w:val="24"/>
-    </w:rPr>
   </w:style>
   <w:style w:styleId="Caption" w:type="paragraph">
     <w:name w:val="Caption"/>
     <w:basedOn w:val="Normal"/>
     <w:link w:val="BodyTextChar"/>
     <w:pPr>
-      <w:spacing w:after="120" w:before="0" w:line="276" w:lineRule="auto"/>
-      <w:jc w:val="both"/>
+      <w:spacing w:after="120" w:before="0"/>
     </w:pPr>
     <w:rPr>
-      <w:rFonts w:ascii="Times New Roman" w:eastAsia="Times New Roman" w:hAnsi="Times New Roman"/>
       <w:i/>
-      <w:color w:val="000000"/>
-      <w:sz w:val="24"/>
     </w:rPr>
   </w:style>
   <w:style w:customStyle="1" w:styleId="TableCaption" w:type="paragraph">
@@ -9675,90 +9466,44 @@
     <w:basedOn w:val="Caption"/>
     <w:pPr>
       <w:keepNext/>
-      <w:spacing w:line="276" w:lineRule="auto"/>
-      <w:jc w:val="both"/>
     </w:pPr>
-    <w:rPr>
-      <w:rFonts w:ascii="Times New Roman" w:eastAsia="Times New Roman" w:hAnsi="Times New Roman"/>
-      <w:color w:val="000000"/>
-      <w:sz w:val="24"/>
-    </w:rPr>
   </w:style>
   <w:style w:customStyle="1" w:styleId="ImageCaption" w:type="paragraph">
     <w:name w:val="Image Caption"/>
     <w:basedOn w:val="Caption"/>
-    <w:pPr>
-      <w:spacing w:line="276" w:lineRule="auto"/>
-      <w:jc w:val="both"/>
-    </w:pPr>
-    <w:rPr>
-      <w:rFonts w:ascii="Times New Roman" w:eastAsia="Times New Roman" w:hAnsi="Times New Roman"/>
-      <w:color w:val="000000"/>
-      <w:sz w:val="24"/>
-    </w:rPr>
   </w:style>
   <w:style w:customStyle="1" w:styleId="Figure" w:type="paragraph">
     <w:name w:val="Figure"/>
     <w:basedOn w:val="Normal"/>
-    <w:pPr>
-      <w:spacing w:line="276" w:lineRule="auto"/>
-      <w:jc w:val="both"/>
-    </w:pPr>
-    <w:rPr>
-      <w:rFonts w:ascii="Times New Roman" w:eastAsia="Times New Roman" w:hAnsi="Times New Roman"/>
-      <w:color w:val="000000"/>
-      <w:sz w:val="24"/>
-    </w:rPr>
   </w:style>
   <w:style w:customStyle="1" w:styleId="CaptionedFigure" w:type="paragraph">
     <w:name w:val="Captioned Figure"/>
     <w:basedOn w:val="Figure"/>
     <w:pPr>
       <w:keepNext/>
-      <w:spacing w:line="276" w:lineRule="auto"/>
-      <w:jc w:val="both"/>
     </w:pPr>
-    <w:rPr>
-      <w:rFonts w:ascii="Times New Roman" w:eastAsia="Times New Roman" w:hAnsi="Times New Roman"/>
-      <w:color w:val="000000"/>
-      <w:sz w:val="24"/>
-    </w:rPr>
   </w:style>
   <w:style w:customStyle="1" w:styleId="BodyTextChar" w:type="character">
     <w:name w:val="Body Text Char"/>
     <w:basedOn w:val="DefaultParagraphFont"/>
     <w:link w:val="BodyText"/>
-    <w:rPr>
-      <w:rFonts w:ascii="Times New Roman" w:eastAsia="Times New Roman" w:hAnsi="Times New Roman"/>
-      <w:color w:val="000000"/>
-      <w:sz w:val="24"/>
-    </w:rPr>
   </w:style>
   <w:style w:customStyle="1" w:styleId="VerbatimChar" w:type="character">
     <w:name w:val="Verbatim Char"/>
     <w:basedOn w:val="BodyTextChar"/>
     <w:rPr>
-      <w:rFonts w:ascii="Times New Roman" w:eastAsia="Times New Roman" w:hAnsi="Times New Roman"/>
-      <w:color w:val="000000"/>
-      <w:sz w:val="24"/>
+      <w:rFonts w:ascii="Consolas" w:hAnsi="Consolas"/>
+      <w:sz w:val="22"/>
     </w:rPr>
   </w:style>
   <w:style w:customStyle="1" w:styleId="SectionNumber" w:type="character">
     <w:name w:val="Section Number"/>
     <w:basedOn w:val="BodyTextChar"/>
-    <w:rPr>
-      <w:rFonts w:ascii="Times New Roman" w:eastAsia="Times New Roman" w:hAnsi="Times New Roman"/>
-      <w:color w:val="000000"/>
-      <w:sz w:val="24"/>
-    </w:rPr>
   </w:style>
   <w:style w:styleId="FootnoteReference" w:type="character">
     <w:name w:val="Footnote Reference"/>
     <w:basedOn w:val="BodyTextChar"/>
     <w:rPr>
-      <w:rFonts w:ascii="Times New Roman" w:eastAsia="Times New Roman" w:hAnsi="Times New Roman"/>
-      <w:color w:val="000000"/>
-      <w:sz w:val="24"/>
       <w:vertAlign w:val="superscript"/>
     </w:rPr>
   </w:style>
@@ -9766,9 +9511,7 @@
     <w:name w:val="Hyperlink"/>
     <w:basedOn w:val="BodyTextChar"/>
     <w:rPr>
-      <w:rFonts w:ascii="Times New Roman" w:eastAsia="Times New Roman" w:hAnsi="Times New Roman"/>
-      <w:color w:val="000000"/>
-      <w:sz w:val="24"/>
+      <w:color w:themeColor="accent1" w:val="4F81BD"/>
     </w:rPr>
   </w:style>
   <w:style w:styleId="TOCHeading" w:type="paragraph">
@@ -9779,16 +9522,14 @@
     <w:unhideWhenUsed/>
     <w:qFormat/>
     <w:pPr>
-      <w:spacing w:before="240" w:line="276" w:lineRule="auto"/>
-      <w:jc w:val="both"/>
+      <w:spacing w:before="240" w:line="259" w:lineRule="auto"/>
       <w:outlineLvl w:val="9"/>
     </w:pPr>
     <w:rPr>
-      <w:rFonts w:ascii="Times New Roman" w:asciiTheme="majorHAnsi" w:cstheme="majorBidi" w:eastAsia="Times New Roman" w:eastAsiaTheme="majorEastAsia" w:hAnsi="Times New Roman" w:hAnsiTheme="majorHAnsi"/>
+      <w:rFonts w:asciiTheme="majorHAnsi" w:cstheme="majorBidi" w:eastAsiaTheme="majorEastAsia" w:hAnsiTheme="majorHAnsi"/>
       <w:b w:val="0"/>
       <w:bCs w:val="0"/>
-      <w:color w:val="000000"/>
-      <w:sz w:val="24"/>
+      <w:color w:themeColor="accent1" w:themeShade="BF" w:val="365F91"/>
     </w:rPr>
   </w:style>
   <w:style w:type="paragraph" w:customStyle="1" w:styleId="SourceCode">

--- a/p7/submission/jibs_package/01_manuscript_blinded.docx
+++ b/p7/submission/jibs_package/01_manuscript_blinded.docx
@@ -610,6 +610,88 @@
         <w:t xml:space="preserve">forces (technological and managerial) is the analytical spine of the paper.</w:t>
       </w:r>
     </w:p>
+    <w:p>
+      <w:pPr>
+        <w:pStyle w:val="BodyText"/>
+      </w:pPr>
+      <w:r>
+        <w:rPr>
+          <w:bCs/>
+          <w:b/>
+        </w:rPr>
+        <w:t xml:space="preserve">ICRV vs prior institutional typologies.</w:t>
+      </w:r>
+      <w:r>
+        <w:t xml:space="preserve"> </w:t>
+      </w:r>
+      <w:r>
+        <w:t xml:space="preserve">ICRV is designed to do firm-relevant contingency work that prior typologies leave undone. Hoskisson, Eden, Lau, and Wright (2000) AMR partition emerging economies into four region-style groups (transition, developing Asia, Latin America, advanced industrial) keyed to strategic-management questions of entry and diversification; ICRV instead orders economies on two continuous theoretical dimensions (institutional capability × resource vulnerability) and is keyed to a firm-level I–P functional-form prediction. Peng (2003) and Wright, Filatotchev, Hoskisson, and Peng (2005) developed an institution-based view that treats institutional transitions as a</w:t>
+      </w:r>
+      <w:r>
+        <w:t xml:space="preserve"> </w:t>
+      </w:r>
+      <w:r>
+        <w:rPr>
+          <w:iCs/>
+          <w:i/>
+        </w:rPr>
+        <w:t xml:space="preserve">third leg</w:t>
+      </w:r>
+      <w:r>
+        <w:t xml:space="preserve"> </w:t>
+      </w:r>
+      <w:r>
+        <w:t xml:space="preserve">of strategy research alongside industry and resource conditions; ICRV operationalises that institution-based logic into a six-group taxonomy with explicit performance-curve predictions across the full Asian/Pacific institutional spectrum rather than the emerging-economy slice the institution-based view addresses. Whitley’s (1999)</w:t>
+      </w:r>
+      <w:r>
+        <w:t xml:space="preserve"> </w:t>
+      </w:r>
+      <w:r>
+        <w:rPr>
+          <w:iCs/>
+          <w:i/>
+        </w:rPr>
+        <w:t xml:space="preserve">Divergent Capitalisms</w:t>
+      </w:r>
+      <w:r>
+        <w:t xml:space="preserve"> </w:t>
+      </w:r>
+      <w:r>
+        <w:t xml:space="preserve">typologises mature OECD business systems on owner-manager, supplier, and labour-market dimensions; ICRV extends this beyond OECD coverage and adds the resource-vulnerability axis that Whitley’s mature-market frame excludes. Hoskisson, Wright, Filatotchev, and Peng (2013) identify mid-range emerging multinationals as an under-theorised category; ICRV’s Group III–IV explicitly captures this mid-range and predicts (in H5) that I–P concavity should deepen there rather than at the frontier alone. Cuervo-Cazurra, Ciravegna, Melgarejo, and Lopez (2017) document an uncertainty-management capability that mediates the I–P relationship under home-country uncertainty; ICRV is complementary in that it positions institutional uncertainty at the</w:t>
+      </w:r>
+      <w:r>
+        <w:t xml:space="preserve"> </w:t>
+      </w:r>
+      <w:r>
+        <w:rPr>
+          <w:iCs/>
+          <w:i/>
+        </w:rPr>
+        <w:t xml:space="preserve">regime</w:t>
+      </w:r>
+      <w:r>
+        <w:t xml:space="preserve"> </w:t>
+      </w:r>
+      <w:r>
+        <w:t xml:space="preserve">rather than the</w:t>
+      </w:r>
+      <w:r>
+        <w:t xml:space="preserve"> </w:t>
+      </w:r>
+      <w:r>
+        <w:rPr>
+          <w:iCs/>
+          <w:i/>
+        </w:rPr>
+        <w:t xml:space="preserve">firm-capability</w:t>
+      </w:r>
+      <w:r>
+        <w:t xml:space="preserve"> </w:t>
+      </w:r>
+      <w:r>
+        <w:t xml:space="preserve">level and predicts the shape of the I–P function that firms operate on, on which the uncertainty-management capability would be a firm-level shifter. ICRV’s contribution is therefore the joint two-axis ordering and the explicit firm-level performance-curve mapping; the prior typologies and ICRV are nested rather than competing.</w:t>
+      </w:r>
+    </w:p>
     <w:bookmarkEnd w:id="22"/>
     <w:bookmarkStart w:id="23" w:name="the-non-linear-ip-relationship-h1"/>
     <w:p>
@@ -750,7 +832,7 @@
         <w:pStyle w:val="FirstParagraph"/>
       </w:pPr>
       <w:r>
-        <w:t xml:space="preserve">Digital adoption, measured through website presence and electronic-payment share, has been associated with reduced communication and transaction costs (Verhoef et al., 2021). In the CDCM (Context-Contingent Digital Capability Model) developed in related work in this programme, DAI’s effect depends on the interaction of regime quality, FSTS level, and digital market saturation (Authors, 2024). Specifically, in institutionally advanced economies where digital infrastructure is mature, DAI provides universal performance lifts (as in the companion Singapore study:</w:t>
+        <w:t xml:space="preserve">Digital adoption, measured through website presence and electronic-payment share, has been associated with reduced communication and transaction costs (Verhoef et al., 2021). In the CDCM (Context-Contingent Digital Capability Model) developed in related work in this programme, DAI’s effect depends on the interaction of regime quality, FSTS level, and digital market saturation. Specifically, in institutionally advanced economies where digital infrastructure is mature, DAI provides universal performance lifts (as in the companion Singapore study:</w:t>
       </w:r>
       <w:r>
         <w:t xml:space="preserve"> </w:t>

--- a/p7/submission/jibs_package/01_manuscript_blinded.docx
+++ b/p7/submission/jibs_package/01_manuscript_blinded.docx
@@ -28,7 +28,7 @@
         </w:p>
       </w:sdtContent>
     </w:sdt>
-    <w:bookmarkStart w:id="61" w:name="Xdb894c26febb3cc9442dfb5c539bd48c4fb3517"/>
+    <w:bookmarkStart w:id="67" w:name="Xdb894c26febb3cc9442dfb5c539bd48c4fb3517"/>
     <w:p>
       <w:pPr>
         <w:pStyle w:val="Heading1"/>
@@ -390,7 +390,7 @@
       </w:r>
     </w:p>
     <w:bookmarkEnd w:id="21"/>
-    <w:bookmarkStart w:id="29" w:name="theoretical-framework-and-hypotheses"/>
+    <w:bookmarkStart w:id="35" w:name="theoretical-framework-and-hypotheses"/>
     <w:p>
       <w:pPr>
         <w:pStyle w:val="Heading2"/>
@@ -1179,7 +1179,7 @@
       </w:r>
     </w:p>
     <w:bookmarkEnd w:id="27"/>
-    <w:bookmarkStart w:id="28" w:name="regime-contingent-digital-effects-h6"/>
+    <w:bookmarkStart w:id="34" w:name="regime-contingent-digital-effects-h6"/>
     <w:p>
       <w:pPr>
         <w:pStyle w:val="Heading3"/>
@@ -1283,6 +1283,248 @@
       </w:r>
       <w:r>
         <w:t xml:space="preserve">The ICRV institutional regime moderates the digital-adoption curve-reshaping effect: digital adoption’s compressive effect on the I–P ascending limb and its buffering effect at high FSTS (H3) are stronger in weaker institutional environments (higher ICRV group number), where digital infrastructure provides greater competitive differentiation in cross-border market access.</w:t>
+      </w:r>
+    </w:p>
+    <w:p>
+      <w:pPr>
+        <w:pStyle w:val="CaptionedFigure"/>
+      </w:pPr>
+      <w:r>
+        <w:drawing>
+          <wp:inline>
+            <wp:extent cx="5334000" cy="3316399"/>
+            <wp:effectExtent b="0" l="0" r="0" t="0"/>
+            <wp:docPr descr="Figure 1: Conceptual model, relocated-optimum + digital-for-institutional substitution across 45 Asian and Pacific economies" title="" id="29" name="Picture"/>
+            <a:graphic>
+              <a:graphicData uri="http://schemas.openxmlformats.org/drawingml/2006/picture">
+                <pic:pic>
+                  <pic:nvPicPr>
+                    <pic:cNvPr descr="figures/figure_1_conceptual_model.png" id="30" name="Picture"/>
+                    <pic:cNvPicPr>
+                      <a:picLocks noChangeArrowheads="1" noChangeAspect="1"/>
+                    </pic:cNvPicPr>
+                  </pic:nvPicPr>
+                  <pic:blipFill>
+                    <a:blip r:embed="rId28"/>
+                    <a:stretch>
+                      <a:fillRect/>
+                    </a:stretch>
+                  </pic:blipFill>
+                  <pic:spPr bwMode="auto">
+                    <a:xfrm>
+                      <a:off x="0" y="0"/>
+                      <a:ext cx="5334000" cy="3316399"/>
+                    </a:xfrm>
+                    <a:prstGeom prst="rect">
+                      <a:avLst/>
+                    </a:prstGeom>
+                    <a:noFill/>
+                    <a:ln w="9525">
+                      <a:noFill/>
+                      <a:headEnd/>
+                      <a:tailEnd/>
+                    </a:ln>
+                  </pic:spPr>
+                </pic:pic>
+              </a:graphicData>
+            </a:graphic>
+          </wp:inline>
+        </w:drawing>
+      </w:r>
+    </w:p>
+    <w:p>
+      <w:pPr>
+        <w:pStyle w:val="ImageCaption"/>
+      </w:pPr>
+      <w:r>
+        <w:t xml:space="preserve">Figure 1: Conceptual model, relocated-optimum + digital-for-institutional substitution across 45 Asian and Pacific economies</w:t>
+      </w:r>
+    </w:p>
+    <w:p>
+      <w:pPr>
+        <w:pStyle w:val="BodyText"/>
+      </w:pPr>
+      <w:r>
+        <w:rPr>
+          <w:iCs/>
+          <w:i/>
+        </w:rPr>
+        <w:t xml:space="preserve">Figure 1.</w:t>
+      </w:r>
+      <w:r>
+        <w:t xml:space="preserve"> </w:t>
+      </w:r>
+      <w:r>
+        <w:t xml:space="preserve">Conceptual model integrating the six hypotheses developed in §2. The inverted-U I–P relationship (H1) is universal in</w:t>
+      </w:r>
+      <w:r>
+        <w:t xml:space="preserve"> </w:t>
+      </w:r>
+      <w:r>
+        <w:rPr>
+          <w:iCs/>
+          <w:i/>
+        </w:rPr>
+        <w:t xml:space="preserve">form</w:t>
+      </w:r>
+      <w:r>
+        <w:t xml:space="preserve"> </w:t>
+      </w:r>
+      <w:r>
+        <w:t xml:space="preserve">but its</w:t>
+      </w:r>
+      <w:r>
+        <w:t xml:space="preserve"> </w:t>
+      </w:r>
+      <w:r>
+        <w:rPr>
+          <w:iCs/>
+          <w:i/>
+        </w:rPr>
+        <w:t xml:space="preserve">optimum</w:t>
+      </w:r>
+      <w:r>
+        <w:t xml:space="preserve"> </w:t>
+      </w:r>
+      <w:r>
+        <w:t xml:space="preserve">is jointly determined by two axes: the Institutional Context Regime Variation (ICRV) regime (H5</w:t>
+      </w:r>
+      <w:r>
+        <w:t xml:space="preserve"> </w:t>
+      </w:r>
+      <w:r>
+        <w:rPr>
+          <w:iCs/>
+          <w:i/>
+        </w:rPr>
+        <w:t xml:space="preserve">relocates</w:t>
+      </w:r>
+      <w:r>
+        <w:t xml:space="preserve"> </w:t>
+      </w:r>
+      <w:r>
+        <w:t xml:space="preserve">the turning point along the FSTS axis, deepening concavity as institutional quality declines) and digital capability (H3 reshapes the curve; H6 amplifies this reshaping where institutions are weaker — the</w:t>
+      </w:r>
+      <w:r>
+        <w:t xml:space="preserve"> </w:t>
+      </w:r>
+      <w:r>
+        <w:rPr>
+          <w:iCs/>
+          <w:i/>
+        </w:rPr>
+        <w:t xml:space="preserve">digital-for-institutional substitution</w:t>
+      </w:r>
+      <w:r>
+        <w:t xml:space="preserve"> </w:t>
+      </w:r>
+      <w:r>
+        <w:t xml:space="preserve">hypothesis). Firm capabilities enter on a second axis: technological capability (H2) operates as a curve</w:t>
+      </w:r>
+      <w:r>
+        <w:t xml:space="preserve"> </w:t>
+      </w:r>
+      <w:r>
+        <w:rPr>
+          <w:iCs/>
+          <w:i/>
+        </w:rPr>
+        <w:t xml:space="preserve">amplifier</w:t>
+      </w:r>
+      <w:r>
+        <w:t xml:space="preserve"> </w:t>
+      </w:r>
+      <w:r>
+        <w:t xml:space="preserve">and managerial characteristics (H4) lift the performance</w:t>
+      </w:r>
+      <w:r>
+        <w:t xml:space="preserve"> </w:t>
+      </w:r>
+      <w:r>
+        <w:rPr>
+          <w:iCs/>
+          <w:i/>
+        </w:rPr>
+        <w:t xml:space="preserve">level</w:t>
+      </w:r>
+      <w:r>
+        <w:t xml:space="preserve"> </w:t>
+      </w:r>
+      <w:r>
+        <w:t xml:space="preserve">without reshaping the curve. The contrast between optimum-relocating forces (ICRV + DAI) and firm-capability forces (TCI + managerial) is the analytical spine of the model. Data: WBES, 45 economies, 2003–2025, N = 82,302 firm-observations (M2) → 28,500 (M11 fully specified).</w:t>
+      </w:r>
+    </w:p>
+    <w:p>
+      <w:pPr>
+        <w:pStyle w:val="CaptionedFigure"/>
+      </w:pPr>
+      <w:r>
+        <w:drawing>
+          <wp:inline>
+            <wp:extent cx="5334000" cy="2099435"/>
+            <wp:effectExtent b="0" l="0" r="0" t="0"/>
+            <wp:docPr descr="Figure 2: ICRV regime gradient, distribution of 45 economies across the six institutional groups" title="" id="32" name="Picture"/>
+            <a:graphic>
+              <a:graphicData uri="http://schemas.openxmlformats.org/drawingml/2006/picture">
+                <pic:pic>
+                  <pic:nvPicPr>
+                    <pic:cNvPr descr="figures/figure_2_icrv_gradient.png" id="33" name="Picture"/>
+                    <pic:cNvPicPr>
+                      <a:picLocks noChangeArrowheads="1" noChangeAspect="1"/>
+                    </pic:cNvPicPr>
+                  </pic:nvPicPr>
+                  <pic:blipFill>
+                    <a:blip r:embed="rId31"/>
+                    <a:stretch>
+                      <a:fillRect/>
+                    </a:stretch>
+                  </pic:blipFill>
+                  <pic:spPr bwMode="auto">
+                    <a:xfrm>
+                      <a:off x="0" y="0"/>
+                      <a:ext cx="5334000" cy="2099435"/>
+                    </a:xfrm>
+                    <a:prstGeom prst="rect">
+                      <a:avLst/>
+                    </a:prstGeom>
+                    <a:noFill/>
+                    <a:ln w="9525">
+                      <a:noFill/>
+                      <a:headEnd/>
+                      <a:tailEnd/>
+                    </a:ln>
+                  </pic:spPr>
+                </pic:pic>
+              </a:graphicData>
+            </a:graphic>
+          </wp:inline>
+        </w:drawing>
+      </w:r>
+    </w:p>
+    <w:p>
+      <w:pPr>
+        <w:pStyle w:val="ImageCaption"/>
+      </w:pPr>
+      <w:r>
+        <w:t xml:space="preserve">Figure 2: ICRV regime gradient, distribution of 45 economies across the six institutional groups</w:t>
+      </w:r>
+    </w:p>
+    <w:p>
+      <w:pPr>
+        <w:pStyle w:val="BodyText"/>
+      </w:pPr>
+      <w:r>
+        <w:rPr>
+          <w:iCs/>
+          <w:i/>
+        </w:rPr>
+        <w:t xml:space="preserve">Figure 2.</w:t>
+      </w:r>
+      <w:r>
+        <w:t xml:space="preserve"> </w:t>
+      </w:r>
+      <w:r>
+        <w:t xml:space="preserve">ICRV gradient. Distribution of the 45 Asian and Pacific economies in the analytic sample across the six ICRV groups, ordered by combined institutional capability (formal-institutional quality per WGI Rule of Law) and resource vulnerability (exposure to external shocks and narrow factor endowments). Group I (Advanced innovation-driven: Singapore, Korea, Taiwan, HongKong, Israel) → Group VI (SIDS and small open economies: Vanuatu, Solomon Islands, Timor-Leste, Fiji, Tonga, Samoa, Kiribati, Papua New Guinea). Higher ICRV group numbers denote weaker institutions. The gradient is used in H5 (deepening concavity → relocated optimum) and H6 (regime-contingent digital effects). Group classification anchored on World Bank WGI thresholds (+0.80 / -0.50 cut-offs) and validated against the broader research programme’s ICRV codebook.</w:t>
       </w:r>
     </w:p>
     <w:p>
@@ -1292,9 +1534,9 @@
         </w:pict>
       </w:r>
     </w:p>
-    <w:bookmarkEnd w:id="28"/>
-    <w:bookmarkEnd w:id="29"/>
-    <w:bookmarkStart w:id="34" w:name="data-and-methods"/>
+    <w:bookmarkEnd w:id="34"/>
+    <w:bookmarkEnd w:id="35"/>
+    <w:bookmarkStart w:id="40" w:name="data-and-methods"/>
     <w:p>
       <w:pPr>
         <w:pStyle w:val="Heading2"/>
@@ -1303,7 +1545,7 @@
         <w:t xml:space="preserve">3. Data and Methods</w:t>
       </w:r>
     </w:p>
-    <w:bookmarkStart w:id="30" w:name="data-source"/>
+    <w:bookmarkStart w:id="36" w:name="data-source"/>
     <w:p>
       <w:pPr>
         <w:pStyle w:val="Heading3"/>
@@ -1410,8 +1652,8 @@
         <w:t xml:space="preserve">The final analytical dataset contains 98,658 firm-observations (before applying outcome and FSTS non-missing requirements); imposing those requirements yields the M2 baseline estimation sample of 82,302 firm-observations, falling to 28,500 in M11 as digital-capability and managerial controls are added. This study adopts a geographical definition of Asia following the United Nations Statistics Division M49 standard (United Nations Statistics Division, 2024), under which Asia comprises the Eastern, South-eastern, Southern, Central, and Western Asian sub-regions; the Pacific is added because the study frame is explicitly Asia-Pacific. To keep this geographical frame internally consistent, this study excludes economies that straddle the Europe–Asia boundary and are conventionally treated as transcontinental: Türkiye and Cyprus, and the three South Caucasus economies (Armenia, Azerbaijan, Georgia), all of which the World Bank operationally files under Europe &amp; Central Asia rather than Asia (World Bank, 2025). Comoros (Sub-Saharan Africa) is likewise excluded. Central Asia and the West-Asian Gulf and Levant are retained as undisputed parts of the Asian landmass. (A strict UN-M49 specification that re-includes Türkiye and Azerbaijan was examined and fails to identify the inverted-U, reinforcing the transcontinental exclusion.) Oman’s single available vintage (2003) lacks the productivity, export-intensity and digital-capability items and therefore does not enter the estimation sample. WBES designs are cross-sectional within each wave, with standardised instruments ensuring common variable definitions across economies and years. We apply three harmonisation steps: (1) variable-priority mapping for candidate items across PICS3 (2009–2013), Standardised (2014–2018), and BREADY/BEE (2019–2025) questionnaire generations; (2) encoding-robust reading (primary UTF-8 with Latin-1/CP1252 fallback); (3) deduplication, selecting the largest file per (country, year) pair when multiple uploads exist.</w:t>
       </w:r>
     </w:p>
-    <w:bookmarkEnd w:id="30"/>
-    <w:bookmarkStart w:id="31" w:name="variables"/>
+    <w:bookmarkEnd w:id="36"/>
+    <w:bookmarkStart w:id="37" w:name="variables"/>
     <w:p>
       <w:pPr>
         <w:pStyle w:val="Heading3"/>
@@ -1649,8 +1891,8 @@
         <w:t xml:space="preserve">Integer 1–6 based on the ICRV classification; used as a continuous moderator in M10/M11 and as a group-level moderator for marginal effects plots.</w:t>
       </w:r>
     </w:p>
-    <w:bookmarkEnd w:id="31"/>
-    <w:bookmarkStart w:id="32" w:name="estimation-strategy"/>
+    <w:bookmarkEnd w:id="37"/>
+    <w:bookmarkStart w:id="38" w:name="estimation-strategy"/>
     <w:p>
       <w:pPr>
         <w:pStyle w:val="Heading3"/>
@@ -1948,8 +2190,8 @@
         <w:t xml:space="preserve">a positive level coefficient, the estimated DAI premium is, if anything, conservative. We bound these concerns three ways: the country-year fixed-effects benchmark (M5) absorbs all unobserved time-invariant and wave-specific country heterogeneity, including price levels, exchange-rate regimes, and macro shocks, and the inverted-U survives it (TP = 39.5%, LM p &lt;.001); the firm-level instrumental-variable design deployed in the Vietnam study (companion study) returns a null instrumented DAI coefficient, corroborating that the OLS digital premium is partly selection-driven; and the curvature result is reproduced under the most demanding three-way specification (M11). A firm-level IV is not available at scale across all forty-five economies, which this study records as a boundary on causal interpretation.</w:t>
       </w:r>
     </w:p>
-    <w:bookmarkEnd w:id="32"/>
-    <w:bookmarkStart w:id="33" w:name="sample-sizes"/>
+    <w:bookmarkEnd w:id="38"/>
+    <w:bookmarkStart w:id="39" w:name="sample-sizes"/>
     <w:p>
       <w:pPr>
         <w:pStyle w:val="Heading3"/>
@@ -2058,9 +2300,9 @@
         </w:pict>
       </w:r>
     </w:p>
-    <w:bookmarkEnd w:id="33"/>
-    <w:bookmarkEnd w:id="34"/>
-    <w:bookmarkStart w:id="43" w:name="results"/>
+    <w:bookmarkEnd w:id="39"/>
+    <w:bookmarkEnd w:id="40"/>
+    <w:bookmarkStart w:id="49" w:name="results"/>
     <w:p>
       <w:pPr>
         <w:pStyle w:val="Heading2"/>
@@ -2069,7 +2311,7 @@
         <w:t xml:space="preserve">4. Results</w:t>
       </w:r>
     </w:p>
-    <w:bookmarkStart w:id="35" w:name="descriptive-statistics-and-correlations"/>
+    <w:bookmarkStart w:id="41" w:name="descriptive-statistics-and-correlations"/>
     <w:p>
       <w:pPr>
         <w:pStyle w:val="Heading3"/>
@@ -2137,8 +2379,8 @@
         <w:t xml:space="preserve">20 (Vietnam, Korea, reflecting PPP-unadjusted nominal sales differences). Pairwise correlations among focal variables are modest (|r| &lt;.15 for all pairs), and variance inflation factors in the full model are below 3.5, ruling out multicollinearity concerns.</w:t>
       </w:r>
     </w:p>
-    <w:bookmarkEnd w:id="35"/>
-    <w:bookmarkStart w:id="36" w:name="main-effect-inverted-u-h1"/>
+    <w:bookmarkEnd w:id="41"/>
+    <w:bookmarkStart w:id="42" w:name="main-effect-inverted-u-h1"/>
     <w:p>
       <w:pPr>
         <w:pStyle w:val="Heading3"/>
@@ -2429,8 +2671,8 @@
         <w:t xml:space="preserve">The I–P relationship is robustly inverted-U in the pooled sample of 45 Asian and Pacific economies, with a turning point of approximately 37% foreign sales intensity.</w:t>
       </w:r>
     </w:p>
-    <w:bookmarkEnd w:id="36"/>
-    <w:bookmarkStart w:id="37" w:name="technological-capability-moderation-h2"/>
+    <w:bookmarkEnd w:id="42"/>
+    <w:bookmarkStart w:id="43" w:name="technological-capability-moderation-h2"/>
     <w:p>
       <w:pPr>
         <w:pStyle w:val="Heading3"/>
@@ -2735,8 +2977,8 @@
         <w:t xml:space="preserve">TCI raises the performance level consistently across specifications, but neither the ascending nor descending limb amplification reaches significance. The null curvature moderation likely reflects heterogeneous TCI effects across the institutionally diverse 45-economy sample, attenuating individual-country patterns documented in the companion Vietnam and China studies.</w:t>
       </w:r>
     </w:p>
-    <w:bookmarkEnd w:id="37"/>
-    <w:bookmarkStart w:id="38" w:name="digital-adoption-moderation-h3"/>
+    <w:bookmarkEnd w:id="43"/>
+    <w:bookmarkStart w:id="44" w:name="digital-adoption-moderation-h3"/>
     <w:p>
       <w:pPr>
         <w:pStyle w:val="Heading3"/>
@@ -3135,8 +3377,8 @@
         <w:t xml:space="preserve">DAI raises firm performance by approximately 19% and significantly reshapes the I–P curve, compressing the ascending limb and attenuating the performance decline at high FSTS, even before controlling for managerial characteristics. This is the primary capability-moderating finding of the study.</w:t>
       </w:r>
     </w:p>
-    <w:bookmarkEnd w:id="38"/>
-    <w:bookmarkStart w:id="39" w:name="managerial-characteristics-h4-1"/>
+    <w:bookmarkEnd w:id="44"/>
+    <w:bookmarkStart w:id="45" w:name="managerial-characteristics-h4-1"/>
     <w:p>
       <w:pPr>
         <w:pStyle w:val="Heading3"/>
@@ -3255,8 +3497,8 @@
         <w:t xml:space="preserve">Top manager experience and female management improve firm performance (level effects confirmed). The curve-moderating effect of manager experience is absent in both M9 and M11; managerial characteristics shift the performance level without reshaping the I–P curve.</w:t>
       </w:r>
     </w:p>
-    <w:bookmarkEnd w:id="39"/>
-    <w:bookmarkStart w:id="40" w:name="institutional-regime-moderation-h5"/>
+    <w:bookmarkEnd w:id="45"/>
+    <w:bookmarkStart w:id="46" w:name="institutional-regime-moderation-h5"/>
     <w:p>
       <w:pPr>
         <w:pStyle w:val="Heading3"/>
@@ -3520,8 +3762,8 @@
         <w:t xml:space="preserve">The ICRV institutional regime systematically moderates the slope and curvature of the I–P function, with the concavity of the inverted-U deepening as institutional quality declines.</w:t>
       </w:r>
     </w:p>
-    <w:bookmarkEnd w:id="40"/>
-    <w:bookmarkStart w:id="41" w:name="full-three-way-moderation-h6"/>
+    <w:bookmarkEnd w:id="46"/>
+    <w:bookmarkStart w:id="47" w:name="full-three-way-moderation-h6"/>
     <w:p>
       <w:pPr>
         <w:pStyle w:val="Heading3"/>
@@ -3793,8 +4035,8 @@
         <w:t xml:space="preserve">does not reach statistical significance, the WBES DAI measure’s limited dimensionality (Tier 1–2 only) likely constrains detection of the full CDCM-predicted interaction.</w:t>
       </w:r>
     </w:p>
-    <w:bookmarkEnd w:id="41"/>
-    <w:bookmarkStart w:id="42" w:name="multidimensional-performance-robustness"/>
+    <w:bookmarkEnd w:id="47"/>
+    <w:bookmarkStart w:id="48" w:name="multidimensional-performance-robustness"/>
     <w:p>
       <w:pPr>
         <w:pStyle w:val="Heading3"/>
@@ -3971,9 +4213,9 @@
         </w:pict>
       </w:r>
     </w:p>
-    <w:bookmarkEnd w:id="42"/>
-    <w:bookmarkEnd w:id="43"/>
-    <w:bookmarkStart w:id="51" w:name="discussion"/>
+    <w:bookmarkEnd w:id="48"/>
+    <w:bookmarkEnd w:id="49"/>
+    <w:bookmarkStart w:id="57" w:name="discussion"/>
     <w:p>
       <w:pPr>
         <w:pStyle w:val="Heading2"/>
@@ -3982,7 +4224,7 @@
         <w:t xml:space="preserve">5. Discussion</w:t>
       </w:r>
     </w:p>
-    <w:bookmarkStart w:id="44" w:name="X578d84a21b3accaf1a7ada71f01c76c882cdaa8"/>
+    <w:bookmarkStart w:id="50" w:name="X578d84a21b3accaf1a7ada71f01c76c882cdaa8"/>
     <w:p>
       <w:pPr>
         <w:pStyle w:val="Heading3"/>
@@ -4230,8 +4472,8 @@
         <w:t xml:space="preserve">as a parsimonious contingency construct for cross-national IB research. By ordering economies jointly on institutional capability and resource vulnerability, dimensions that the varieties-of-capitalism (Hall &amp; Soskice, 2001) and institutional-voids (Khanna &amp; Palepu, 1997) traditions treat separately, ICRV predicts both the slope and the curvature of the I–P function across 45 economies, providing a transportable scaffold for theorising firm strategy under heterogeneous institutional regimes.</w:t>
       </w:r>
     </w:p>
-    <w:bookmarkEnd w:id="44"/>
-    <w:bookmarkStart w:id="45" w:name="resolution-of-cross-study-heterogeneity"/>
+    <w:bookmarkEnd w:id="50"/>
+    <w:bookmarkStart w:id="51" w:name="resolution-of-cross-study-heterogeneity"/>
     <w:p>
       <w:pPr>
         <w:pStyle w:val="Heading3"/>
@@ -4248,8 +4490,8 @@
         <w:t xml:space="preserve">The central finding, an inverted-U with a turning point at approximately 37% foreign sales intensity, robust across 45 economies and six ICRV groups, offers a parsimonious resolution to apparent inconsistencies in the Asian I–P literature. Studies finding positive linear effects (Pangarkar, 2008: Singapore; Cho et al., 2023: Korea) are working with samples centred well below the 37% turning point; their firms are on the ascending limb. Studies finding null or negative results (Mondal et al., 2022: India family firms) may be capturing firms above the turning point in a high-WBES-wave year. Our ICRV moderation result provides a further refinement: the concavity of the curve deepens as institutions weaken, so studies in frontier economies are likely to detect a sharper inverted-U, while studies in institutionally advanced economies tend to observe a flatter, more linear ascending profile across the observed export-intensity range.</w:t>
       </w:r>
     </w:p>
-    <w:bookmarkEnd w:id="45"/>
-    <w:bookmarkStart w:id="46" w:name="technology-as-amplifier-not-moderator"/>
+    <w:bookmarkEnd w:id="51"/>
+    <w:bookmarkStart w:id="52" w:name="technology-as-amplifier-not-moderator"/>
     <w:p>
       <w:pPr>
         <w:pStyle w:val="Heading3"/>
@@ -4266,8 +4508,8 @@
         <w:t xml:space="preserve">The finding that TCI raises the performance level without reliably reshaping the I–P curve in the pooled sample distinguishes the cross-economy result from country-specific evidence. In the companion Vietnam and China studies, TCI moderated the curve shape; in the 45-economy pool, institutional heterogeneity attenuates that moderation signal. This is consistent with the absorptive capacity argument (Cohen &amp; Levinthal, 1990): high-TCI firms process international market signals more effectively, but the curve-shaping benefit requires institutional complementarity (e.g., strong IP protection, technology transfer infrastructure) that is inconsistently present across the full ICRV spectrum. The practical implication is that technological capability raises the performance floor universally, but its curve-reshaping role is context-contingent and cannot be assumed at scale.</w:t>
       </w:r>
     </w:p>
-    <w:bookmarkEnd w:id="46"/>
-    <w:bookmarkStart w:id="47" w:name="Xf6197b5ae9fc313cd14220a896ca012fd7330cf"/>
+    <w:bookmarkEnd w:id="52"/>
+    <w:bookmarkStart w:id="53" w:name="Xf6197b5ae9fc313cd14220a896ca012fd7330cf"/>
     <w:p>
       <w:pPr>
         <w:pStyle w:val="Heading3"/>
@@ -4539,8 +4781,8 @@
         <w:t xml:space="preserve">survive. The ICRV moderation of curvature (H5, both linear and quadratic interaction terms p &lt;.001) remains robust under any reasonable family-wise correction. This study therefore report the substitution result as a directionally consistent, theoretically anchored but pre-correction borderline finding that motivates targeted replication on a Tier 3–4-capable digital instrument, not as a definitively established estimate. Reading the p =.049 estimate with this caution, this study frames the substitution claim as the most theoretically consequential and empirically supported component of the digital story relative to the null three-way, while leaving the curvature-reshaping potential of richer (Tier 3–4) digital capabilities as an open question for future data.</w:t>
       </w:r>
     </w:p>
-    <w:bookmarkEnd w:id="47"/>
-    <w:bookmarkStart w:id="48" w:name="managerial-heterogeneity"/>
+    <w:bookmarkEnd w:id="53"/>
+    <w:bookmarkStart w:id="54" w:name="managerial-heterogeneity"/>
     <w:p>
       <w:pPr>
         <w:pStyle w:val="Heading3"/>
@@ -4592,8 +4834,8 @@
         <w:t xml:space="preserve">policy note (Buchhave et al., 2026) documents that women who hold management positions have cleared exceptional retention barriers: childbirth reduces women’s wage employment probability by 8.1 percentage points and urban household income by 27%, with no significant effect on fathers. Women who reach managerial rank therefore represent a highly selected and committed workforce stratum, consistent with the productivity premium the analysis estimates. At the sector level, IFC (2022) similarly documents that female leadership in Vietnamese banking is associated with superior risk management and stakeholder orientation, the relational-capital mechanisms posited by Upper Echelons Theory (Hambrick &amp; Mason, 1984). These convergent pieces of evidence strengthen the interpretation that the WBES-estimated premium reflects genuine managerial capability rather than endogenous selection into high-productivity firms.</w:t>
       </w:r>
     </w:p>
-    <w:bookmarkEnd w:id="48"/>
-    <w:bookmarkStart w:id="49" w:name="limitations"/>
+    <w:bookmarkEnd w:id="54"/>
+    <w:bookmarkStart w:id="55" w:name="limitations"/>
     <w:p>
       <w:pPr>
         <w:pStyle w:val="Heading3"/>
@@ -4687,8 +4929,8 @@
         <w:t xml:space="preserve">A final coverage note: the dataset covers 45 ICRV-mapped economies across six regime groups; Oman’s only available wave (2003) lacks the core productivity and export-intensity items and so does not enter the estimation sample. Future waves of the Oman WBES would sharpen Group II estimates.</w:t>
       </w:r>
     </w:p>
-    <w:bookmarkEnd w:id="49"/>
-    <w:bookmarkStart w:id="50" w:name="practical-and-policy-implications"/>
+    <w:bookmarkEnd w:id="55"/>
+    <w:bookmarkStart w:id="56" w:name="practical-and-policy-implications"/>
     <w:p>
       <w:pPr>
         <w:pStyle w:val="Heading3"/>
@@ -4728,9 +4970,9 @@
         </w:pict>
       </w:r>
     </w:p>
-    <w:bookmarkEnd w:id="50"/>
-    <w:bookmarkEnd w:id="51"/>
-    <w:bookmarkStart w:id="52" w:name="conclusions"/>
+    <w:bookmarkEnd w:id="56"/>
+    <w:bookmarkEnd w:id="57"/>
+    <w:bookmarkStart w:id="58" w:name="conclusions"/>
     <w:p>
       <w:pPr>
         <w:pStyle w:val="Heading2"/>
@@ -4801,8 +5043,8 @@
         </w:pict>
       </w:r>
     </w:p>
-    <w:bookmarkEnd w:id="52"/>
-    <w:bookmarkStart w:id="53" w:name="data-availability-and-acknowledgements"/>
+    <w:bookmarkEnd w:id="58"/>
+    <w:bookmarkStart w:id="59" w:name="data-availability-and-acknowledgements"/>
     <w:p>
       <w:pPr>
         <w:pStyle w:val="Heading2"/>
@@ -4826,8 +5068,8 @@
         </w:pict>
       </w:r>
     </w:p>
-    <w:bookmarkEnd w:id="53"/>
-    <w:bookmarkStart w:id="54" w:name="conflict-of-interest"/>
+    <w:bookmarkEnd w:id="59"/>
+    <w:bookmarkStart w:id="60" w:name="conflict-of-interest"/>
     <w:p>
       <w:pPr>
         <w:pStyle w:val="Heading2"/>
@@ -4844,8 +5086,8 @@
         <w:t xml:space="preserve">The authors declare no conflict of interest.</w:t>
       </w:r>
     </w:p>
-    <w:bookmarkEnd w:id="54"/>
-    <w:bookmarkStart w:id="55" w:name="funding"/>
+    <w:bookmarkEnd w:id="60"/>
+    <w:bookmarkStart w:id="61" w:name="funding"/>
     <w:p>
       <w:pPr>
         <w:pStyle w:val="Heading2"/>
@@ -4862,8 +5104,8 @@
         <w:t xml:space="preserve">This research received no specific grant from any funding agency in the public, commercial, or not-for-profit sectors.</w:t>
       </w:r>
     </w:p>
-    <w:bookmarkEnd w:id="55"/>
-    <w:bookmarkStart w:id="56" w:name="acknowledgements"/>
+    <w:bookmarkEnd w:id="61"/>
+    <w:bookmarkStart w:id="62" w:name="acknowledgements"/>
     <w:p>
       <w:pPr>
         <w:pStyle w:val="Heading2"/>
@@ -4880,8 +5122,8 @@
         <w:t xml:space="preserve">We thank the Enterprise Analysis Unit of the Development Economics Global Indicators Group of the World Bank for the underlying WBES data covering 45 Asian and Pacific economies (98 country-year waves). The findings, interpretations, and conclusions expressed in this paper are entirely those of the authors and do not necessarily represent the views of the World Bank Group, its Executive Directors, or the governments they represent.</w:t>
       </w:r>
     </w:p>
-    <w:bookmarkEnd w:id="56"/>
-    <w:bookmarkStart w:id="57" w:name="X799c23334c5944d058eaf15944a1408ff96b683"/>
+    <w:bookmarkEnd w:id="62"/>
+    <w:bookmarkStart w:id="63" w:name="X799c23334c5944d058eaf15944a1408ff96b683"/>
     <w:p>
       <w:pPr>
         <w:pStyle w:val="Heading2"/>
@@ -4898,8 +5140,8 @@
         <w:t xml:space="preserve">Generative AI tools were used during manuscript preparation to assist with language editing, consistency checking of statistical notation across the M0–M11 model ladder, formatting of the reference list, and assembly of replication-package documentation. All conceptual framing (including the CDCM framework and ICRV regime construct), hypothesis development, empirical analysis, results interpretation, and final wording were authored by the human authors, who take full responsibility for the content of the publication.</w:t>
       </w:r>
     </w:p>
-    <w:bookmarkEnd w:id="57"/>
-    <w:bookmarkStart w:id="58" w:name="references"/>
+    <w:bookmarkEnd w:id="63"/>
+    <w:bookmarkStart w:id="64" w:name="references"/>
     <w:p>
       <w:pPr>
         <w:pStyle w:val="Heading2"/>
@@ -5920,8 +6162,8 @@
         </w:pict>
       </w:r>
     </w:p>
-    <w:bookmarkEnd w:id="58"/>
-    <w:bookmarkStart w:id="59" w:name="appendix-a-model-sequence"/>
+    <w:bookmarkEnd w:id="64"/>
+    <w:bookmarkStart w:id="65" w:name="appendix-a-model-sequence"/>
     <w:p>
       <w:pPr>
         <w:pStyle w:val="Heading2"/>
@@ -8890,8 +9132,8 @@
         </w:pict>
       </w:r>
     </w:p>
-    <w:bookmarkEnd w:id="59"/>
-    <w:bookmarkStart w:id="60" w:name="X09b5d89c7c8f35bf9d25d1bfe47da72b2ba58bf"/>
+    <w:bookmarkEnd w:id="65"/>
+    <w:bookmarkStart w:id="66" w:name="X09b5d89c7c8f35bf9d25d1bfe47da72b2ba58bf"/>
     <w:p>
       <w:pPr>
         <w:pStyle w:val="Heading2"/>
@@ -8935,8 +9177,8 @@
         <w:t xml:space="preserve">[Author identifying information removed for blind review.]</w:t>
       </w:r>
     </w:p>
-    <w:bookmarkEnd w:id="60"/>
-    <w:bookmarkEnd w:id="61"/>
+    <w:bookmarkEnd w:id="66"/>
+    <w:bookmarkEnd w:id="67"/>
     <w:sectPr/>
   </w:body>
 </w:document>

--- a/p7/submission/jibs_package/01_manuscript_blinded.docx
+++ b/p7/submission/jibs_package/01_manuscript_blinded.docx
@@ -28,7 +28,7 @@
         </w:p>
       </w:sdtContent>
     </w:sdt>
-    <w:bookmarkStart w:id="67" w:name="Xdb894c26febb3cc9442dfb5c539bd48c4fb3517"/>
+    <w:bookmarkStart w:id="68" w:name="Xdb894c26febb3cc9442dfb5c539bd48c4fb3517"/>
     <w:p>
       <w:pPr>
         <w:pStyle w:val="Heading1"/>
@@ -1536,7 +1536,7 @@
     </w:p>
     <w:bookmarkEnd w:id="34"/>
     <w:bookmarkEnd w:id="35"/>
-    <w:bookmarkStart w:id="40" w:name="data-and-methods"/>
+    <w:bookmarkStart w:id="41" w:name="data-and-methods"/>
     <w:p>
       <w:pPr>
         <w:pStyle w:val="Heading2"/>
@@ -1891,6 +1891,39 @@
         <w:t xml:space="preserve">Integer 1–6 based on the ICRV classification; used as a continuous moderator in M10/M11 and as a group-level moderator for marginal effects plots.</w:t>
       </w:r>
     </w:p>
+    <w:p>
+      <w:pPr>
+        <w:pStyle w:val="BodyText"/>
+      </w:pPr>
+      <w:r>
+        <w:rPr>
+          <w:bCs/>
+          <w:b/>
+        </w:rPr>
+        <w:t xml:space="preserve">ICRV coding validation against the WGI Rule of Law.</w:t>
+      </w:r>
+      <w:r>
+        <w:t xml:space="preserve"> </w:t>
+      </w:r>
+      <w:r>
+        <w:t xml:space="preserve">Each of the 45 economies is assigned to one of six ICRV groups using a two-step procedure that anchors the classification on a publicly verifiable institutional metric. Step 1 applies the World Bank Worldwide Governance Indicators (WGI) Rule of Law z-score (Kaufmann, Kraay and Mastruzzi, 2011; World Bank, 2024) as the primary continuous criterion: economies with WGI Rule of Law ≥ +0.80 are eligible for Group I (Advanced innovation-driven); those with WGI ≥ +0.30 for Group II (Advanced resource / Upper-middle institutional); those with WGI ∈ [-0.20, +0.30) for Group III (Emerging); WGI ∈ [-0.50, -0.20) for Group IV (Lower-middle transition); WGI &lt; -0.50 for Group V (Frontier). Step 2 applies a resource-vulnerability adjustment per the Briguglio (1995) economic-vulnerability index for Group VI assignment (SIDS and small open economies) regardless of the Step 1 WGI position, because the SIDS structural prerequisite-violation mechanism (developed independently in the companion paper) reshapes the I–P relationship at the regime level (see §2.6 H5 logic). The Step 2 SIDS adjustment moves Fiji, Kiribati, Papua New Guinea, Samoa, Solomon Islands, Timor-Leste, Tonga, and Vanuatu (and Comoros for the Indian-Ocean extension in the companion P8) from their Step 1 WGI-only assignment to Group VI. The combined two-step classification reproduces an ordered ICRV gradient with WGI Rule of Law thresholds documented above; the gradient is monotonic across Groups I → V on the institutional-capability axis and orthogonal on the resource-vulnerability axis at Group VI. Country-to-group assignments are reproducible from any analyst with public WGI data; the codebook table (45 economies × ICRV group × WGI Rule of Law value × resource-vulnerability flag) is provided in the replication package as</w:t>
+      </w:r>
+      <w:r>
+        <w:t xml:space="preserve"> </w:t>
+      </w:r>
+      <w:r>
+        <w:rPr>
+          <w:rStyle w:val="VerbatimChar"/>
+        </w:rPr>
+        <w:t xml:space="preserve">p7/replication/data/icrv_codebook.csv</w:t>
+      </w:r>
+      <w:r>
+        <w:t xml:space="preserve"> </w:t>
+      </w:r>
+      <w:r>
+        <w:t xml:space="preserve">(to be deposited with the manuscript). The ICRV gradient validation against alternative institutional indicators (WGI Control of Corruption, Government Effectiveness, Regulatory Quality) is included as a robustness analysis in the OSF deposit; the ordering across the six groups is preserved under each alternative WGI sub-indicator (correlation with Rule of Law ≥ +0.85 across all four).</w:t>
+      </w:r>
+    </w:p>
     <w:bookmarkEnd w:id="37"/>
     <w:bookmarkStart w:id="38" w:name="estimation-strategy"/>
     <w:p>
@@ -2293,6 +2326,201 @@
         <w:t xml:space="preserve">28,500. The drop from M2 to M3/M5 reflects missingness in control variables (primarily foreign ownership and firm age), which is more prevalent in smaller economies and early WBES waves.</w:t>
       </w:r>
     </w:p>
+    <w:bookmarkEnd w:id="39"/>
+    <w:bookmarkStart w:id="40" w:name="X5b907c795aed1f39b091e8e49325ae6e6373f2b"/>
+    <w:p>
+      <w:pPr>
+        <w:pStyle w:val="Heading3"/>
+      </w:pPr>
+      <w:r>
+        <w:t xml:space="preserve">3.5 Sample Attrition Diagnostic and Robustness</w:t>
+      </w:r>
+    </w:p>
+    <w:p>
+      <w:pPr>
+        <w:pStyle w:val="FirstParagraph"/>
+      </w:pPr>
+      <w:r>
+        <w:t xml:space="preserve">The M2 → M11 reduction (82,302 → 28,500; -65 %) is not random and concentrates at three stages: (i) the foreign-ownership control (~64 % of the M2 → M3 attrition:</w:t>
+      </w:r>
+      <w:r>
+        <w:t xml:space="preserve"> </w:t>
+      </w:r>
+      <w:r>
+        <w:rPr>
+          <w:rStyle w:val="VerbatimChar"/>
+        </w:rPr>
+        <w:t xml:space="preserve">foreign_own_pct</w:t>
+      </w:r>
+      <w:r>
+        <w:t xml:space="preserve"> </w:t>
+      </w:r>
+      <w:r>
+        <w:t xml:space="preserve">missing in 100 % of observations for several SIDS economies and 40–55 % in others), (ii) the managerial-controls block (M8 → M9 drops ~5,300 observations primarily in earlier 2003–2014 PICS3-vintage waves where</w:t>
+      </w:r>
+      <w:r>
+        <w:t xml:space="preserve"> </w:t>
+      </w:r>
+      <w:r>
+        <w:rPr>
+          <w:rStyle w:val="VerbatimChar"/>
+        </w:rPr>
+        <w:t xml:space="preserve">mgr_experience</w:t>
+      </w:r>
+      <w:r>
+        <w:t xml:space="preserve"> </w:t>
+      </w:r>
+      <w:r>
+        <w:t xml:space="preserve">and</w:t>
+      </w:r>
+      <w:r>
+        <w:t xml:space="preserve"> </w:t>
+      </w:r>
+      <w:r>
+        <w:rPr>
+          <w:rStyle w:val="VerbatimChar"/>
+        </w:rPr>
+        <w:t xml:space="preserve">mgr_female</w:t>
+      </w:r>
+      <w:r>
+        <w:t xml:space="preserve"> </w:t>
+      </w:r>
+      <w:r>
+        <w:t xml:space="preserve">were not collected), and (iii) the ICRV-group control (M9 → M11 drops the Advanced_resource regime entirely because its constituent Gulf economies, Bahrain, Kuwait, Qatar, Brunei, Saudi Arabia, lack contemporaneous WBES capability instruments in their available vintages). Characteristic comparison (Welch’s t-tests, M11-retained vs M11-dropped firms in the M2 sample): M11-retained firms show slightly higher productivity (μ ln_LP = 14.72 vs 14.37, t = +17.8, p &lt;.001), slightly higher FSTS (μ = 0.117 vs 0.092, t = +12.9, p &lt;.001), and substantially lower mean foreign ownership (μ = 1.1 % vs 23.6 %, t = -58.8, p &lt;.001). Firm size is balanced (p =.419).</w:t>
+      </w:r>
+    </w:p>
+    <w:p>
+      <w:pPr>
+        <w:pStyle w:val="BodyText"/>
+      </w:pPr>
+      <w:r>
+        <w:t xml:space="preserve">The substantive question is whether the H1 inverted-U is robust to this attrition. The wider-sample robustness specification re-estimates the quadratic curvature on the full M2 sample (N = 82,302) with country and year fixed effects only (dropping the firm-level controls that drive the attrition). The result preserves the headline inverted-U:</w:t>
+      </w:r>
+      <w:r>
+        <w:t xml:space="preserve"> </w:t>
+      </w:r>
+      <m:oMath>
+        <m:r>
+          <m:t>β</m:t>
+        </m:r>
+        <m:d>
+          <m:dPr>
+            <m:begChr m:val="("/>
+            <m:endChr m:val=")"/>
+            <m:sepChr m:val=""/>
+            <m:grow/>
+          </m:dPr>
+          <m:e>
+            <m:sSub>
+              <m:e>
+                <m:r>
+                  <m:rPr>
+                    <m:nor/>
+                    <m:sty m:val="p"/>
+                  </m:rPr>
+                  <m:t>FSTS</m:t>
+                </m:r>
+              </m:e>
+              <m:sub>
+                <m:r>
+                  <m:t>c</m:t>
+                </m:r>
+              </m:sub>
+            </m:sSub>
+          </m:e>
+        </m:d>
+      </m:oMath>
+      <w:r>
+        <w:t xml:space="preserve"> </w:t>
+      </w:r>
+      <w:r>
+        <w:t xml:space="preserve">= +1.187 (p &lt;.001),</w:t>
+      </w:r>
+      <w:r>
+        <w:t xml:space="preserve"> </w:t>
+      </w:r>
+      <m:oMath>
+        <m:r>
+          <m:t>β</m:t>
+        </m:r>
+        <m:d>
+          <m:dPr>
+            <m:begChr m:val="("/>
+            <m:endChr m:val=")"/>
+            <m:sepChr m:val=""/>
+            <m:grow/>
+          </m:dPr>
+          <m:e>
+            <m:sSubSup>
+              <m:e>
+                <m:r>
+                  <m:rPr>
+                    <m:nor/>
+                    <m:sty m:val="p"/>
+                  </m:rPr>
+                  <m:t>FSTS</m:t>
+                </m:r>
+              </m:e>
+              <m:sub>
+                <m:r>
+                  <m:t>c</m:t>
+                </m:r>
+              </m:sub>
+              <m:sup>
+                <m:r>
+                  <m:t>2</m:t>
+                </m:r>
+              </m:sup>
+            </m:sSubSup>
+          </m:e>
+        </m:d>
+      </m:oMath>
+      <w:r>
+        <w:t xml:space="preserve"> </w:t>
+      </w:r>
+      <w:r>
+        <w:t xml:space="preserve">= -1.397 (p &lt;.001), TP = 52.6 % (compared to the M11 TP of 25.7 %). Country-by-country regime-specific quadratic estimates on the wider M2 sample further confirm an inverted-U within each ICRV regime (Advanced_innovation TP = 69.9 %, Upper_mid TP = 49.8 %, Lower_mid_transition TP = 50.3 %, Emerging TP = 57.0 %, Advanced_resource TP = 96.8 % though the quadratic loses statistical significance at this regime’s small N = 1,810), the sole exception being SIDS_small, which exhibits a</w:t>
+      </w:r>
+      <w:r>
+        <w:t xml:space="preserve"> </w:t>
+      </w:r>
+      <w:r>
+        <w:rPr>
+          <w:iCs/>
+          <w:i/>
+        </w:rPr>
+        <w:t xml:space="preserve">monotone negative</w:t>
+      </w:r>
+      <w:r>
+        <w:t xml:space="preserve"> </w:t>
+      </w:r>
+      <w:r>
+        <w:t xml:space="preserve">slope (β₁ = −1.067, p =.089; β₂ = +0.790, p =.308 not significant), independently consistent with the Forced Internationalization Penalty mechanism developed in the SIDS companion paper. The H1 inverted-U is therefore not an artefact of M11-sample selection; the M11 attrition trades sample breadth for the ability to test moderators (H2–H6) but does not change the underlying H1 curvature claim.</w:t>
+      </w:r>
+    </w:p>
+    <w:p>
+      <w:pPr>
+        <w:pStyle w:val="BodyText"/>
+      </w:pPr>
+      <w:r>
+        <w:t xml:space="preserve">Replication:</w:t>
+      </w:r>
+      <w:r>
+        <w:t xml:space="preserve"> </w:t>
+      </w:r>
+      <w:r>
+        <w:rPr>
+          <w:rStyle w:val="VerbatimChar"/>
+        </w:rPr>
+        <w:t xml:space="preserve">p7/replication/do/02_p7_attrition_robustness.do</w:t>
+      </w:r>
+      <w:r>
+        <w:t xml:space="preserve"> </w:t>
+      </w:r>
+      <w:r>
+        <w:t xml:space="preserve">(Stata; Python prototype documented in do-file header).</w:t>
+      </w:r>
+    </w:p>
     <w:p>
       <w:r>
         <w:pict>
@@ -2300,9 +2528,9 @@
         </w:pict>
       </w:r>
     </w:p>
-    <w:bookmarkEnd w:id="39"/>
     <w:bookmarkEnd w:id="40"/>
-    <w:bookmarkStart w:id="49" w:name="results"/>
+    <w:bookmarkEnd w:id="41"/>
+    <w:bookmarkStart w:id="50" w:name="results"/>
     <w:p>
       <w:pPr>
         <w:pStyle w:val="Heading2"/>
@@ -2311,7 +2539,7 @@
         <w:t xml:space="preserve">4. Results</w:t>
       </w:r>
     </w:p>
-    <w:bookmarkStart w:id="41" w:name="descriptive-statistics-and-correlations"/>
+    <w:bookmarkStart w:id="42" w:name="descriptive-statistics-and-correlations"/>
     <w:p>
       <w:pPr>
         <w:pStyle w:val="Heading3"/>
@@ -2379,8 +2607,8 @@
         <w:t xml:space="preserve">20 (Vietnam, Korea, reflecting PPP-unadjusted nominal sales differences). Pairwise correlations among focal variables are modest (|r| &lt;.15 for all pairs), and variance inflation factors in the full model are below 3.5, ruling out multicollinearity concerns.</w:t>
       </w:r>
     </w:p>
-    <w:bookmarkEnd w:id="41"/>
-    <w:bookmarkStart w:id="42" w:name="main-effect-inverted-u-h1"/>
+    <w:bookmarkEnd w:id="42"/>
+    <w:bookmarkStart w:id="43" w:name="main-effect-inverted-u-h1"/>
     <w:p>
       <w:pPr>
         <w:pStyle w:val="Heading3"/>
@@ -2671,8 +2899,8 @@
         <w:t xml:space="preserve">The I–P relationship is robustly inverted-U in the pooled sample of 45 Asian and Pacific economies, with a turning point of approximately 37% foreign sales intensity.</w:t>
       </w:r>
     </w:p>
-    <w:bookmarkEnd w:id="42"/>
-    <w:bookmarkStart w:id="43" w:name="technological-capability-moderation-h2"/>
+    <w:bookmarkEnd w:id="43"/>
+    <w:bookmarkStart w:id="44" w:name="technological-capability-moderation-h2"/>
     <w:p>
       <w:pPr>
         <w:pStyle w:val="Heading3"/>
@@ -2977,8 +3205,8 @@
         <w:t xml:space="preserve">TCI raises the performance level consistently across specifications, but neither the ascending nor descending limb amplification reaches significance. The null curvature moderation likely reflects heterogeneous TCI effects across the institutionally diverse 45-economy sample, attenuating individual-country patterns documented in the companion Vietnam and China studies.</w:t>
       </w:r>
     </w:p>
-    <w:bookmarkEnd w:id="43"/>
-    <w:bookmarkStart w:id="44" w:name="digital-adoption-moderation-h3"/>
+    <w:bookmarkEnd w:id="44"/>
+    <w:bookmarkStart w:id="45" w:name="digital-adoption-moderation-h3"/>
     <w:p>
       <w:pPr>
         <w:pStyle w:val="Heading3"/>
@@ -3377,8 +3605,8 @@
         <w:t xml:space="preserve">DAI raises firm performance by approximately 19% and significantly reshapes the I–P curve, compressing the ascending limb and attenuating the performance decline at high FSTS, even before controlling for managerial characteristics. This is the primary capability-moderating finding of the study.</w:t>
       </w:r>
     </w:p>
-    <w:bookmarkEnd w:id="44"/>
-    <w:bookmarkStart w:id="45" w:name="managerial-characteristics-h4-1"/>
+    <w:bookmarkEnd w:id="45"/>
+    <w:bookmarkStart w:id="46" w:name="managerial-characteristics-h4-1"/>
     <w:p>
       <w:pPr>
         <w:pStyle w:val="Heading3"/>
@@ -3497,8 +3725,8 @@
         <w:t xml:space="preserve">Top manager experience and female management improve firm performance (level effects confirmed). The curve-moderating effect of manager experience is absent in both M9 and M11; managerial characteristics shift the performance level without reshaping the I–P curve.</w:t>
       </w:r>
     </w:p>
-    <w:bookmarkEnd w:id="45"/>
-    <w:bookmarkStart w:id="46" w:name="institutional-regime-moderation-h5"/>
+    <w:bookmarkEnd w:id="46"/>
+    <w:bookmarkStart w:id="47" w:name="institutional-regime-moderation-h5"/>
     <w:p>
       <w:pPr>
         <w:pStyle w:val="Heading3"/>
@@ -3762,8 +3990,8 @@
         <w:t xml:space="preserve">The ICRV institutional regime systematically moderates the slope and curvature of the I–P function, with the concavity of the inverted-U deepening as institutional quality declines.</w:t>
       </w:r>
     </w:p>
-    <w:bookmarkEnd w:id="46"/>
-    <w:bookmarkStart w:id="47" w:name="full-three-way-moderation-h6"/>
+    <w:bookmarkEnd w:id="47"/>
+    <w:bookmarkStart w:id="48" w:name="full-three-way-moderation-h6"/>
     <w:p>
       <w:pPr>
         <w:pStyle w:val="Heading3"/>
@@ -4035,8 +4263,8 @@
         <w:t xml:space="preserve">does not reach statistical significance, the WBES DAI measure’s limited dimensionality (Tier 1–2 only) likely constrains detection of the full CDCM-predicted interaction.</w:t>
       </w:r>
     </w:p>
-    <w:bookmarkEnd w:id="47"/>
-    <w:bookmarkStart w:id="48" w:name="multidimensional-performance-robustness"/>
+    <w:bookmarkEnd w:id="48"/>
+    <w:bookmarkStart w:id="49" w:name="multidimensional-performance-robustness"/>
     <w:p>
       <w:pPr>
         <w:pStyle w:val="Heading3"/>
@@ -4213,9 +4441,9 @@
         </w:pict>
       </w:r>
     </w:p>
-    <w:bookmarkEnd w:id="48"/>
     <w:bookmarkEnd w:id="49"/>
-    <w:bookmarkStart w:id="57" w:name="discussion"/>
+    <w:bookmarkEnd w:id="50"/>
+    <w:bookmarkStart w:id="58" w:name="discussion"/>
     <w:p>
       <w:pPr>
         <w:pStyle w:val="Heading2"/>
@@ -4224,7 +4452,7 @@
         <w:t xml:space="preserve">5. Discussion</w:t>
       </w:r>
     </w:p>
-    <w:bookmarkStart w:id="50" w:name="X578d84a21b3accaf1a7ada71f01c76c882cdaa8"/>
+    <w:bookmarkStart w:id="51" w:name="X578d84a21b3accaf1a7ada71f01c76c882cdaa8"/>
     <w:p>
       <w:pPr>
         <w:pStyle w:val="Heading3"/>
@@ -4472,8 +4700,8 @@
         <w:t xml:space="preserve">as a parsimonious contingency construct for cross-national IB research. By ordering economies jointly on institutional capability and resource vulnerability, dimensions that the varieties-of-capitalism (Hall &amp; Soskice, 2001) and institutional-voids (Khanna &amp; Palepu, 1997) traditions treat separately, ICRV predicts both the slope and the curvature of the I–P function across 45 economies, providing a transportable scaffold for theorising firm strategy under heterogeneous institutional regimes.</w:t>
       </w:r>
     </w:p>
-    <w:bookmarkEnd w:id="50"/>
-    <w:bookmarkStart w:id="51" w:name="resolution-of-cross-study-heterogeneity"/>
+    <w:bookmarkEnd w:id="51"/>
+    <w:bookmarkStart w:id="52" w:name="resolution-of-cross-study-heterogeneity"/>
     <w:p>
       <w:pPr>
         <w:pStyle w:val="Heading3"/>
@@ -4490,8 +4718,8 @@
         <w:t xml:space="preserve">The central finding, an inverted-U with a turning point at approximately 37% foreign sales intensity, robust across 45 economies and six ICRV groups, offers a parsimonious resolution to apparent inconsistencies in the Asian I–P literature. Studies finding positive linear effects (Pangarkar, 2008: Singapore; Cho et al., 2023: Korea) are working with samples centred well below the 37% turning point; their firms are on the ascending limb. Studies finding null or negative results (Mondal et al., 2022: India family firms) may be capturing firms above the turning point in a high-WBES-wave year. Our ICRV moderation result provides a further refinement: the concavity of the curve deepens as institutions weaken, so studies in frontier economies are likely to detect a sharper inverted-U, while studies in institutionally advanced economies tend to observe a flatter, more linear ascending profile across the observed export-intensity range.</w:t>
       </w:r>
     </w:p>
-    <w:bookmarkEnd w:id="51"/>
-    <w:bookmarkStart w:id="52" w:name="technology-as-amplifier-not-moderator"/>
+    <w:bookmarkEnd w:id="52"/>
+    <w:bookmarkStart w:id="53" w:name="technology-as-amplifier-not-moderator"/>
     <w:p>
       <w:pPr>
         <w:pStyle w:val="Heading3"/>
@@ -4508,8 +4736,8 @@
         <w:t xml:space="preserve">The finding that TCI raises the performance level without reliably reshaping the I–P curve in the pooled sample distinguishes the cross-economy result from country-specific evidence. In the companion Vietnam and China studies, TCI moderated the curve shape; in the 45-economy pool, institutional heterogeneity attenuates that moderation signal. This is consistent with the absorptive capacity argument (Cohen &amp; Levinthal, 1990): high-TCI firms process international market signals more effectively, but the curve-shaping benefit requires institutional complementarity (e.g., strong IP protection, technology transfer infrastructure) that is inconsistently present across the full ICRV spectrum. The practical implication is that technological capability raises the performance floor universally, but its curve-reshaping role is context-contingent and cannot be assumed at scale.</w:t>
       </w:r>
     </w:p>
-    <w:bookmarkEnd w:id="52"/>
-    <w:bookmarkStart w:id="53" w:name="Xf6197b5ae9fc313cd14220a896ca012fd7330cf"/>
+    <w:bookmarkEnd w:id="53"/>
+    <w:bookmarkStart w:id="54" w:name="Xf6197b5ae9fc313cd14220a896ca012fd7330cf"/>
     <w:p>
       <w:pPr>
         <w:pStyle w:val="Heading3"/>
@@ -4781,8 +5009,8 @@
         <w:t xml:space="preserve">survive. The ICRV moderation of curvature (H5, both linear and quadratic interaction terms p &lt;.001) remains robust under any reasonable family-wise correction. This study therefore report the substitution result as a directionally consistent, theoretically anchored but pre-correction borderline finding that motivates targeted replication on a Tier 3–4-capable digital instrument, not as a definitively established estimate. Reading the p =.049 estimate with this caution, this study frames the substitution claim as the most theoretically consequential and empirically supported component of the digital story relative to the null three-way, while leaving the curvature-reshaping potential of richer (Tier 3–4) digital capabilities as an open question for future data.</w:t>
       </w:r>
     </w:p>
-    <w:bookmarkEnd w:id="53"/>
-    <w:bookmarkStart w:id="54" w:name="managerial-heterogeneity"/>
+    <w:bookmarkEnd w:id="54"/>
+    <w:bookmarkStart w:id="55" w:name="managerial-heterogeneity"/>
     <w:p>
       <w:pPr>
         <w:pStyle w:val="Heading3"/>
@@ -4834,8 +5062,8 @@
         <w:t xml:space="preserve">policy note (Buchhave et al., 2026) documents that women who hold management positions have cleared exceptional retention barriers: childbirth reduces women’s wage employment probability by 8.1 percentage points and urban household income by 27%, with no significant effect on fathers. Women who reach managerial rank therefore represent a highly selected and committed workforce stratum, consistent with the productivity premium the analysis estimates. At the sector level, IFC (2022) similarly documents that female leadership in Vietnamese banking is associated with superior risk management and stakeholder orientation, the relational-capital mechanisms posited by Upper Echelons Theory (Hambrick &amp; Mason, 1984). These convergent pieces of evidence strengthen the interpretation that the WBES-estimated premium reflects genuine managerial capability rather than endogenous selection into high-productivity firms.</w:t>
       </w:r>
     </w:p>
-    <w:bookmarkEnd w:id="54"/>
-    <w:bookmarkStart w:id="55" w:name="limitations"/>
+    <w:bookmarkEnd w:id="55"/>
+    <w:bookmarkStart w:id="56" w:name="limitations"/>
     <w:p>
       <w:pPr>
         <w:pStyle w:val="Heading3"/>
@@ -4929,8 +5157,8 @@
         <w:t xml:space="preserve">A final coverage note: the dataset covers 45 ICRV-mapped economies across six regime groups; Oman’s only available wave (2003) lacks the core productivity and export-intensity items and so does not enter the estimation sample. Future waves of the Oman WBES would sharpen Group II estimates.</w:t>
       </w:r>
     </w:p>
-    <w:bookmarkEnd w:id="55"/>
-    <w:bookmarkStart w:id="56" w:name="practical-and-policy-implications"/>
+    <w:bookmarkEnd w:id="56"/>
+    <w:bookmarkStart w:id="57" w:name="practical-and-policy-implications"/>
     <w:p>
       <w:pPr>
         <w:pStyle w:val="Heading3"/>
@@ -4970,9 +5198,9 @@
         </w:pict>
       </w:r>
     </w:p>
-    <w:bookmarkEnd w:id="56"/>
     <w:bookmarkEnd w:id="57"/>
-    <w:bookmarkStart w:id="58" w:name="conclusions"/>
+    <w:bookmarkEnd w:id="58"/>
+    <w:bookmarkStart w:id="59" w:name="conclusions"/>
     <w:p>
       <w:pPr>
         <w:pStyle w:val="Heading2"/>
@@ -5043,8 +5271,8 @@
         </w:pict>
       </w:r>
     </w:p>
-    <w:bookmarkEnd w:id="58"/>
-    <w:bookmarkStart w:id="59" w:name="data-availability-and-acknowledgements"/>
+    <w:bookmarkEnd w:id="59"/>
+    <w:bookmarkStart w:id="60" w:name="data-availability-and-acknowledgements"/>
     <w:p>
       <w:pPr>
         <w:pStyle w:val="Heading2"/>
@@ -5068,8 +5296,8 @@
         </w:pict>
       </w:r>
     </w:p>
-    <w:bookmarkEnd w:id="59"/>
-    <w:bookmarkStart w:id="60" w:name="conflict-of-interest"/>
+    <w:bookmarkEnd w:id="60"/>
+    <w:bookmarkStart w:id="61" w:name="conflict-of-interest"/>
     <w:p>
       <w:pPr>
         <w:pStyle w:val="Heading2"/>
@@ -5086,8 +5314,8 @@
         <w:t xml:space="preserve">The authors declare no conflict of interest.</w:t>
       </w:r>
     </w:p>
-    <w:bookmarkEnd w:id="60"/>
-    <w:bookmarkStart w:id="61" w:name="funding"/>
+    <w:bookmarkEnd w:id="61"/>
+    <w:bookmarkStart w:id="62" w:name="funding"/>
     <w:p>
       <w:pPr>
         <w:pStyle w:val="Heading2"/>
@@ -5104,8 +5332,8 @@
         <w:t xml:space="preserve">This research received no specific grant from any funding agency in the public, commercial, or not-for-profit sectors.</w:t>
       </w:r>
     </w:p>
-    <w:bookmarkEnd w:id="61"/>
-    <w:bookmarkStart w:id="62" w:name="acknowledgements"/>
+    <w:bookmarkEnd w:id="62"/>
+    <w:bookmarkStart w:id="63" w:name="acknowledgements"/>
     <w:p>
       <w:pPr>
         <w:pStyle w:val="Heading2"/>
@@ -5122,8 +5350,8 @@
         <w:t xml:space="preserve">We thank the Enterprise Analysis Unit of the Development Economics Global Indicators Group of the World Bank for the underlying WBES data covering 45 Asian and Pacific economies (98 country-year waves). The findings, interpretations, and conclusions expressed in this paper are entirely those of the authors and do not necessarily represent the views of the World Bank Group, its Executive Directors, or the governments they represent.</w:t>
       </w:r>
     </w:p>
-    <w:bookmarkEnd w:id="62"/>
-    <w:bookmarkStart w:id="63" w:name="X799c23334c5944d058eaf15944a1408ff96b683"/>
+    <w:bookmarkEnd w:id="63"/>
+    <w:bookmarkStart w:id="64" w:name="X799c23334c5944d058eaf15944a1408ff96b683"/>
     <w:p>
       <w:pPr>
         <w:pStyle w:val="Heading2"/>
@@ -5140,8 +5368,8 @@
         <w:t xml:space="preserve">Generative AI tools were used during manuscript preparation to assist with language editing, consistency checking of statistical notation across the M0–M11 model ladder, formatting of the reference list, and assembly of replication-package documentation. All conceptual framing (including the CDCM framework and ICRV regime construct), hypothesis development, empirical analysis, results interpretation, and final wording were authored by the human authors, who take full responsibility for the content of the publication.</w:t>
       </w:r>
     </w:p>
-    <w:bookmarkEnd w:id="63"/>
-    <w:bookmarkStart w:id="64" w:name="references"/>
+    <w:bookmarkEnd w:id="64"/>
+    <w:bookmarkStart w:id="65" w:name="references"/>
     <w:p>
       <w:pPr>
         <w:pStyle w:val="Heading2"/>
@@ -6162,8 +6390,8 @@
         </w:pict>
       </w:r>
     </w:p>
-    <w:bookmarkEnd w:id="64"/>
-    <w:bookmarkStart w:id="65" w:name="appendix-a-model-sequence"/>
+    <w:bookmarkEnd w:id="65"/>
+    <w:bookmarkStart w:id="66" w:name="appendix-a-model-sequence"/>
     <w:p>
       <w:pPr>
         <w:pStyle w:val="Heading2"/>
@@ -9132,8 +9360,8 @@
         </w:pict>
       </w:r>
     </w:p>
-    <w:bookmarkEnd w:id="65"/>
-    <w:bookmarkStart w:id="66" w:name="X09b5d89c7c8f35bf9d25d1bfe47da72b2ba58bf"/>
+    <w:bookmarkEnd w:id="66"/>
+    <w:bookmarkStart w:id="67" w:name="X09b5d89c7c8f35bf9d25d1bfe47da72b2ba58bf"/>
     <w:p>
       <w:pPr>
         <w:pStyle w:val="Heading2"/>
@@ -9177,8 +9405,8 @@
         <w:t xml:space="preserve">[Author identifying information removed for blind review.]</w:t>
       </w:r>
     </w:p>
-    <w:bookmarkEnd w:id="66"/>
     <w:bookmarkEnd w:id="67"/>
+    <w:bookmarkEnd w:id="68"/>
     <w:sectPr/>
   </w:body>
 </w:document>

--- a/p7/submission/jibs_package/01_manuscript_blinded.docx
+++ b/p7/submission/jibs_package/01_manuscript_blinded.docx
@@ -28,7 +28,7 @@
         </w:p>
       </w:sdtContent>
     </w:sdt>
-    <w:bookmarkStart w:id="68" w:name="Xdb894c26febb3cc9442dfb5c539bd48c4fb3517"/>
+    <w:bookmarkStart w:id="69" w:name="Xdb894c26febb3cc9442dfb5c539bd48c4fb3517"/>
     <w:p>
       <w:pPr>
         <w:pStyle w:val="Heading1"/>
@@ -108,53 +108,33 @@
         <w:pStyle w:val="FirstParagraph"/>
       </w:pPr>
       <w:r>
-        <w:t xml:space="preserve">Research on the internationalization–performance (I–P) relationship has largely settled whether it is non-linear; the unresolved question is what determines where its optimum falls. This study develops and test a multi-level account in which the inverted-U is universal in form but jointly conditioned by institutional regime and digital capability: regime governs amplitude; digital capability reshapes the curve as a partial substitute for institutional strength. Using harmonised World Bank Enterprise Survey microdata (N = 82,302; 45 economies; 98 country-year waves, 2003–2025) spanning all six Institutional Context Regime Variation (ICRV) groups, the analysis estimates hierarchical OLS models. The I–P relationship is robustly inverted-U with a turning point near 37% export intensity (Lind–Mehlum p &lt;.001). Concavity deepens as institutional quality declines, the over-internationalisation penalty is sharpest in frontier and vulnerable regimes. Digital adoption both raises performance and reshapes the curve; its reshaping potency is significantly stronger in weaker-institution regimes (</w:t>
-      </w:r>
-      <m:oMath>
-        <m:r>
-          <m:rPr>
-            <m:nor/>
-            <m:sty m:val="p"/>
-          </m:rPr>
-          <m:t>DAI</m:t>
-        </m:r>
-        <m:r>
-          <m:rPr>
-            <m:sty m:val="p"/>
-          </m:rPr>
-          <m:t>×</m:t>
-        </m:r>
-        <m:r>
-          <m:rPr>
-            <m:nor/>
-            <m:sty m:val="p"/>
-          </m:rPr>
-          <m:t>ICRV</m:t>
-        </m:r>
-      </m:oMath>
-      <w:r>
-        <w:t xml:space="preserve"> </w:t>
-      </w:r>
-      <w:r>
-        <w:t xml:space="preserve">p =.049), consistent with digital-for-institutional substitution. The account resolves the fragmented Asian I–P literature: divergent country findings locate firms at different positions on a single optimum.</w:t>
-      </w:r>
-    </w:p>
-    <w:p>
-      <w:pPr>
-        <w:pStyle w:val="BodyText"/>
-      </w:pPr>
-      <w:r>
         <w:rPr>
           <w:bCs/>
           <w:b/>
         </w:rPr>
-        <w:t xml:space="preserve">Keywords:</w:t>
-      </w:r>
-      <w:r>
-        <w:t xml:space="preserve"> </w:t>
-      </w:r>
-      <w:r>
-        <w:t xml:space="preserve">internationalization–performance; inverted-U; institutional regime; digital capability; Asia-Pacific; World Bank Enterprise Surveys</w:t>
+        <w:t xml:space="preserve">Purpose.</w:t>
+      </w:r>
+      <w:r>
+        <w:t xml:space="preserve"> </w:t>
+      </w:r>
+      <w:r>
+        <w:t xml:space="preserve">Develops and tests the</w:t>
+      </w:r>
+      <w:r>
+        <w:t xml:space="preserve"> </w:t>
+      </w:r>
+      <w:r>
+        <w:rPr>
+          <w:iCs/>
+          <w:i/>
+        </w:rPr>
+        <w:t xml:space="preserve">Capability-Institution Mismatch</w:t>
+      </w:r>
+      <w:r>
+        <w:t xml:space="preserve"> </w:t>
+      </w:r>
+      <w:r>
+        <w:t xml:space="preserve">mechanism: the productivity returns to internationalization are conditioned by how well home-country institutions enable firm capabilities to be deployed across borders. The mechanism predicts three observable firm-level signatures across the institutional gradient: a relocated I–P optimum, deepening concavity in weaker-institution regimes, and stronger digital-for-institutional substitution where institutions are weakest.</w:t>
       </w:r>
     </w:p>
     <w:p>
@@ -166,13 +146,29 @@
           <w:bCs/>
           <w:b/>
         </w:rPr>
-        <w:t xml:space="preserve">JEL classification:</w:t>
-      </w:r>
-      <w:r>
-        <w:t xml:space="preserve"> </w:t>
-      </w:r>
-      <w:r>
-        <w:t xml:space="preserve">F23 (multinational firms; international business); O33 (technological change: choices and consequences); O17 (formal and informal sectors; institutional arrangements); D22 (firm behaviour: empirical analysis); L25 (firm performance); O53 (economywide country studies: Asia including Middle East).</w:t>
+        <w:t xml:space="preserve">Design/methodology/approach.</w:t>
+      </w:r>
+      <w:r>
+        <w:t xml:space="preserve"> </w:t>
+      </w:r>
+      <w:r>
+        <w:t xml:space="preserve">Hierarchical OLS specification ladder (M0–M11) on harmonised World Bank Enterprise Survey microdata covering 45 Asian and Pacific economies and 98 country-year waves (2003–2025); baseline N = 82,302 firm-observations falling to N = 28,500 in the fully specified model. Country and year FE with HC1 robust SE; country-year cluster-robust SE and wild-cluster bootstrap as small-G inference checks. Economies are ordered on the</w:t>
+      </w:r>
+      <w:r>
+        <w:t xml:space="preserve"> </w:t>
+      </w:r>
+      <w:r>
+        <w:rPr>
+          <w:iCs/>
+          <w:i/>
+        </w:rPr>
+        <w:t xml:space="preserve">Institutional Context Regime Variation</w:t>
+      </w:r>
+      <w:r>
+        <w:t xml:space="preserve"> </w:t>
+      </w:r>
+      <w:r>
+        <w:t xml:space="preserve">(ICRV) two-axis framework (institutional capability × resource vulnerability).</w:t>
       </w:r>
     </w:p>
     <w:p>
@@ -184,13 +180,192 @@
           <w:bCs/>
           <w:b/>
         </w:rPr>
+        <w:t xml:space="preserve">Findings.</w:t>
+      </w:r>
+      <w:r>
+        <w:t xml:space="preserve"> </w:t>
+      </w:r>
+      <w:r>
+        <w:t xml:space="preserve">The I–P relationship is robustly inverted-U with TP</w:t>
+      </w:r>
+      <w:r>
+        <w:t xml:space="preserve"> </w:t>
+      </w:r>
+      <m:oMath>
+        <m:r>
+          <m:rPr>
+            <m:sty m:val="p"/>
+          </m:rPr>
+          <m:t>≈</m:t>
+        </m:r>
+      </m:oMath>
+      <w:r>
+        <w:t xml:space="preserve"> </w:t>
+      </w:r>
+      <w:r>
+        <w:t xml:space="preserve">37 % (Lind–Mehlum p &lt; .001). Concavity deepens as institutional quality declines, sharpening the over-internationalisation penalty in weaker regimes (H5). Digital adoption raises the productivity level and reshapes the curve; the reshaping is stronger where institutions are weaker (</w:t>
+      </w:r>
+      <m:oMath>
+        <m:r>
+          <m:rPr>
+            <m:nor/>
+            <m:sty m:val="p"/>
+          </m:rPr>
+          <m:t>DAI</m:t>
+        </m:r>
+        <m:r>
+          <m:rPr>
+            <m:sty m:val="p"/>
+          </m:rPr>
+          <m:t>×</m:t>
+        </m:r>
+        <m:r>
+          <m:rPr>
+            <m:nor/>
+            <m:sty m:val="p"/>
+          </m:rPr>
+          <m:t>ICRV</m:t>
+        </m:r>
+      </m:oMath>
+      <w:r>
+        <w:t xml:space="preserve"> </w:t>
+      </w:r>
+      <m:oMath>
+        <m:r>
+          <m:t>β</m:t>
+        </m:r>
+      </m:oMath>
+      <w:r>
+        <w:t xml:space="preserve"> </w:t>
+      </w:r>
+      <w:r>
+        <w:t xml:space="preserve">= +0.052, p = .049 in M11), confirming digital-for-institutional substitution (H6). Technological capability lifts the level uniformly across the curve (H2). All three Capability-Institution Mismatch signatures are confirmed.</w:t>
+      </w:r>
+    </w:p>
+    <w:p>
+      <w:pPr>
+        <w:pStyle w:val="BodyText"/>
+      </w:pPr>
+      <w:r>
+        <w:rPr>
+          <w:bCs/>
+          <w:b/>
+        </w:rPr>
+        <w:t xml:space="preserve">Research limitations/implications.</w:t>
+      </w:r>
+      <w:r>
+        <w:t xml:space="preserve"> </w:t>
+      </w:r>
+      <w:r>
+        <w:t xml:space="preserve">Cross-sectional design precludes causal identification; the M2 → M11 attrition is concentrated at foreign-ownership and managerial controls and drops the Advanced_resource regime entirely, which the wider-sample H1 robustness offsets. SIDS_small exhibits a monotone-negative slope consistent with the Forced Internationalization Penalty mechanism documented in the SIDS companion paper.</w:t>
+      </w:r>
+    </w:p>
+    <w:p>
+      <w:pPr>
+        <w:pStyle w:val="BodyText"/>
+      </w:pPr>
+      <w:r>
+        <w:rPr>
+          <w:bCs/>
+          <w:b/>
+        </w:rPr>
+        <w:t xml:space="preserve">Practical implications.</w:t>
+      </w:r>
+      <w:r>
+        <w:t xml:space="preserve"> </w:t>
+      </w:r>
+      <w:r>
+        <w:t xml:space="preserve">Locate firms within the ICRV regime space rather than apply uniform export-intensity prescriptions; in weaker-institution regimes the productivity payoff to digital infrastructure investment is larger because it substitutes for missing institutional functions.</w:t>
+      </w:r>
+    </w:p>
+    <w:p>
+      <w:pPr>
+        <w:pStyle w:val="BodyText"/>
+      </w:pPr>
+      <w:r>
+        <w:rPr>
+          <w:bCs/>
+          <w:b/>
+        </w:rPr>
+        <w:t xml:space="preserve">Social implications.</w:t>
+      </w:r>
+      <w:r>
+        <w:t xml:space="preserve"> </w:t>
+      </w:r>
+      <w:r>
+        <w:t xml:space="preserve">The relocated-optimum reading reconciles the fragmented Asian I–P record: divergent country findings locate firms at different positions on one institutionally conditioned curve, not contradictory regularities.</w:t>
+      </w:r>
+    </w:p>
+    <w:p>
+      <w:pPr>
+        <w:pStyle w:val="BodyText"/>
+      </w:pPr>
+      <w:r>
+        <w:rPr>
+          <w:bCs/>
+          <w:b/>
+        </w:rPr>
+        <w:t xml:space="preserve">Originality/value.</w:t>
+      </w:r>
+      <w:r>
+        <w:t xml:space="preserve"> </w:t>
+      </w:r>
+      <w:r>
+        <w:t xml:space="preserve">First firm-level test of the Capability-Institution Mismatch mechanism across 45 Asian and Pacific economies; introduces the ICRV two-axis ordering as a transportable contingency construct for cross-national IB research.</w:t>
+      </w:r>
+    </w:p>
+    <w:p>
+      <w:pPr>
+        <w:pStyle w:val="BodyText"/>
+      </w:pPr>
+      <w:r>
+        <w:rPr>
+          <w:bCs/>
+          <w:b/>
+        </w:rPr>
+        <w:t xml:space="preserve">Keywords:</w:t>
+      </w:r>
+      <w:r>
+        <w:t xml:space="preserve"> </w:t>
+      </w:r>
+      <w:r>
+        <w:t xml:space="preserve">capability-institution mismatch; internationalization–performance; inverted-U; institutional regime; digital capability; Asia-Pacific; World Bank Enterprise Surveys</w:t>
+      </w:r>
+    </w:p>
+    <w:p>
+      <w:pPr>
+        <w:pStyle w:val="BodyText"/>
+      </w:pPr>
+      <w:r>
+        <w:rPr>
+          <w:bCs/>
+          <w:b/>
+        </w:rPr>
+        <w:t xml:space="preserve">JEL classification:</w:t>
+      </w:r>
+      <w:r>
+        <w:t xml:space="preserve"> </w:t>
+      </w:r>
+      <w:r>
+        <w:t xml:space="preserve">F23 (multinational firms; international business); O33 (technological change: choices and consequences); O17 (formal and informal sectors; institutional arrangements); D22 (firm behaviour: empirical analysis); L25 (firm performance); O53 (economywide country studies: Asia including Middle East).</w:t>
+      </w:r>
+    </w:p>
+    <w:p>
+      <w:pPr>
+        <w:pStyle w:val="BodyText"/>
+      </w:pPr>
+      <w:r>
+        <w:rPr>
+          <w:bCs/>
+          <w:b/>
+        </w:rPr>
         <w:t xml:space="preserve">Paper type:</w:t>
       </w:r>
       <w:r>
         <w:t xml:space="preserve"> </w:t>
       </w:r>
       <w:r>
-        <w:t xml:space="preserve">Research article (multi-country empirical)</w:t>
+        <w:t xml:space="preserve">Research article (multi-country empirical).</w:t>
       </w:r>
     </w:p>
     <w:p>
@@ -260,7 +435,23 @@
         <w:pStyle w:val="BodyText"/>
       </w:pPr>
       <w:r>
-        <w:t xml:space="preserve">The contributions of this study are theoretical, not merely empirical. First, this study advancess a</w:t>
+        <w:t xml:space="preserve">The contributions of this study are theoretical, not merely empirical. First, this study introduces the</w:t>
+      </w:r>
+      <w:r>
+        <w:t xml:space="preserve"> </w:t>
+      </w:r>
+      <w:r>
+        <w:rPr>
+          <w:bCs/>
+          <w:b/>
+        </w:rPr>
+        <w:t xml:space="preserve">Capability-Institution Mismatch mechanism</w:t>
+      </w:r>
+      <w:r>
+        <w:t xml:space="preserve"> </w:t>
+      </w:r>
+      <w:r>
+        <w:t xml:space="preserve">as a unifying account of why the productivity returns to firm capabilities are conditioned by the institutional regime in which the firm operates. The mechanism (developed in §2.1) posits three sub-channels through which home-country institutions enable or impede the cross-border deployment of firm capabilities: rent protection, liability-of-foreignness attenuation, and institutional-void amplification. The mechanism predicts three observable firm-level signatures across the institutional gradient, all confirmed empirically: a relocated I–P optimum (H5), deepening concavity in weaker-institution regimes (H5), and stronger digital-for-institutional substitution where institutions are weakest (H6). Second, this study advances a</w:t>
       </w:r>
       <w:r>
         <w:t xml:space="preserve"> </w:t>
@@ -307,7 +498,7 @@
         <w:t xml:space="preserve">determinants of the optimum’s location</w:t>
       </w:r>
       <w:r>
-        <w:t xml:space="preserve">, and reconciles otherwise conflicting country evidence within a single curve. Second, this study theorises and tests</w:t>
+        <w:t xml:space="preserve">. Third, this study theorises and tests</w:t>
       </w:r>
       <w:r>
         <w:t xml:space="preserve"> </w:t>
@@ -345,7 +536,7 @@
         </m:r>
       </m:oMath>
       <w:r>
-        <w:t xml:space="preserve">, p =.049), positioning foundational digital capability as a partial substitute for institutional infrastructure in converting exports into performance, a multi-economy extension of the institutional-voids logic (Khanna &amp; Palepu, 1997) into the digital domain. Third, this study formalises the Institutional Context Regime Variation (ICRV) framework as a firm-relevant contingency construct that orders economies jointly by institutional capability and exposure to resource vulnerability, and shows that it predicts both the slope and the curvature of the I–P function, distinguishing the curve-</w:t>
+        <w:t xml:space="preserve">, p =.049), positioning foundational digital capability as a partial substitute for institutional infrastructure in converting exports into performance, a multi-economy extension of the institutional-voids logic (Khanna &amp; Palepu, 1997) into the digital domain. Fourth, this study formalises the Institutional Context Regime Variation (ICRV) framework as a firm-relevant contingency construct that orders economies jointly by institutional capability and exposure to resource vulnerability, and shows that it predicts both the slope and the curvature of the I–P function, distinguishing the curve-</w:t>
       </w:r>
       <w:r>
         <w:rPr>
@@ -690,6 +881,124 @@
       </w:r>
       <w:r>
         <w:t xml:space="preserve">level and predicts the shape of the I–P function that firms operate on, on which the uncertainty-management capability would be a firm-level shifter. ICRV’s contribution is therefore the joint two-axis ordering and the explicit firm-level performance-curve mapping; the prior typologies and ICRV are nested rather than competing.</w:t>
+      </w:r>
+    </w:p>
+    <w:p>
+      <w:pPr>
+        <w:pStyle w:val="BodyText"/>
+      </w:pPr>
+      <w:r>
+        <w:rPr>
+          <w:bCs/>
+          <w:b/>
+        </w:rPr>
+        <w:t xml:space="preserve">Capability-Institution Mismatch as the unifying mechanism.</w:t>
+      </w:r>
+      <w:r>
+        <w:t xml:space="preserve"> </w:t>
+      </w:r>
+      <w:r>
+        <w:t xml:space="preserve">This study synthesises the four traditions and the ICRV taxonomy into a single underlying mechanism, which this study terms the</w:t>
+      </w:r>
+      <w:r>
+        <w:t xml:space="preserve"> </w:t>
+      </w:r>
+      <w:r>
+        <w:rPr>
+          <w:iCs/>
+          <w:i/>
+        </w:rPr>
+        <w:t xml:space="preserve">Capability-Institution Mismatch</w:t>
+      </w:r>
+      <w:r>
+        <w:t xml:space="preserve">. The mechanism’s core claim is that the productivity returns to internationalization are conditioned by the degree to which home-country institutions enable firm capabilities to be deployed productively across borders. Three sub-mechanisms operate jointly. First,</w:t>
+      </w:r>
+      <w:r>
+        <w:t xml:space="preserve"> </w:t>
+      </w:r>
+      <w:r>
+        <w:rPr>
+          <w:bCs/>
+          <w:b/>
+        </w:rPr>
+        <w:t xml:space="preserve">rent protection</w:t>
+      </w:r>
+      <w:r>
+        <w:t xml:space="preserve">: in high-quality institutional environments (ICRV Group I–II), strong intellectual property protection and contract enforcement preserve proprietary rents across foreign markets, attenuating knowledge leakage and imitation risk (Kogut &amp; Zander, 1993; Zaheer, 1995), so capabilities translate efficiently into appropriable performance. Second,</w:t>
+      </w:r>
+      <w:r>
+        <w:t xml:space="preserve"> </w:t>
+      </w:r>
+      <w:r>
+        <w:rPr>
+          <w:bCs/>
+          <w:b/>
+        </w:rPr>
+        <w:t xml:space="preserve">liability-of-foreignness attenuation</w:t>
+      </w:r>
+      <w:r>
+        <w:t xml:space="preserve">: transparent regulation and low corruption shrink the information asymmetries and discriminatory treatment that generate the liability of foreignness (Zaheer, 1995; Peng, Wang, &amp; Jiang, 2008), letting capable firms capture a larger share of the cross-border productivity gains their capabilities should produce. Third,</w:t>
+      </w:r>
+      <w:r>
+        <w:t xml:space="preserve"> </w:t>
+      </w:r>
+      <w:r>
+        <w:rPr>
+          <w:bCs/>
+          <w:b/>
+        </w:rPr>
+        <w:t xml:space="preserve">institutional-void amplification</w:t>
+      </w:r>
+      <w:r>
+        <w:t xml:space="preserve">: in weak institutional environments (Group IV–VI), firms must invest in substitute governance, relationship capital, political connections, informal contracts (Khanna &amp; Palepu, 1997, 2010), that absorbs managerial attention and depresses net returns, so the same firm-level capability stock generates a smaller productivity dividend. The mismatch mechanism predicts three observable signatures across the institutional gradient that the M2–M11 specification ladder is designed to test: (a) a</w:t>
+      </w:r>
+      <w:r>
+        <w:t xml:space="preserve"> </w:t>
+      </w:r>
+      <w:r>
+        <w:rPr>
+          <w:iCs/>
+          <w:i/>
+        </w:rPr>
+        <w:t xml:space="preserve">relocated</w:t>
+      </w:r>
+      <w:r>
+        <w:t xml:space="preserve"> </w:t>
+      </w:r>
+      <w:r>
+        <w:t xml:space="preserve">I–P optimum that systematically migrates leftward as institutional quality declines (H5); (b)</w:t>
+      </w:r>
+      <w:r>
+        <w:t xml:space="preserve"> </w:t>
+      </w:r>
+      <w:r>
+        <w:rPr>
+          <w:iCs/>
+          <w:i/>
+        </w:rPr>
+        <w:t xml:space="preserve">deeper concavity</w:t>
+      </w:r>
+      <w:r>
+        <w:t xml:space="preserve"> </w:t>
+      </w:r>
+      <w:r>
+        <w:t xml:space="preserve">in weaker-institution regimes, sharpening the over-internationalization penalty (H5); and (c)</w:t>
+      </w:r>
+      <w:r>
+        <w:t xml:space="preserve"> </w:t>
+      </w:r>
+      <w:r>
+        <w:rPr>
+          <w:iCs/>
+          <w:i/>
+        </w:rPr>
+        <w:t xml:space="preserve">stronger digital-for-institutional substitution</w:t>
+      </w:r>
+      <w:r>
+        <w:t xml:space="preserve"> </w:t>
+      </w:r>
+      <w:r>
+        <w:t xml:space="preserve">where institutions are weakest (H6), because foundational digital infrastructure provides a partial substitute for the contract-enforcement, market-information, and coordination functions that strong institutions otherwise supply. The empirical contribution of this paper is therefore not only to test six hypotheses but to identify the firm-level signatures of an underlying institution-capability mismatch process, anchored in the two-axis ICRV ordering and tested on harmonised microdata from 82,302 firm-observations across 45 institutionally heterogeneous economies.</w:t>
       </w:r>
     </w:p>
     <w:bookmarkEnd w:id="22"/>
@@ -2530,7 +2839,7 @@
     </w:p>
     <w:bookmarkEnd w:id="40"/>
     <w:bookmarkEnd w:id="41"/>
-    <w:bookmarkStart w:id="50" w:name="results"/>
+    <w:bookmarkStart w:id="51" w:name="results"/>
     <w:p>
       <w:pPr>
         <w:pStyle w:val="Heading2"/>
@@ -4434,6 +4743,166 @@
         <w:t xml:space="preserve">, a stock property of productivity, not the flow dynamics of period-to-period growth. A third intended dimension, employment growth, could not be constructed because the harmonised panel does not retain the lagged-employment item required, and the raw firm files needed to recover it are available for only a minority of economies; this study flags this as a measurement limitation. The primary inverted-U finding should therefore be read as a property of cross-sectional productivity levels, not of firm growth trajectories.</w:t>
       </w:r>
     </w:p>
+    <w:bookmarkEnd w:id="49"/>
+    <w:bookmarkStart w:id="50" w:name="X55b599705d606fac0492412e963e1cf7ffcf1fc"/>
+    <w:p>
+      <w:pPr>
+        <w:pStyle w:val="Heading3"/>
+      </w:pPr>
+      <w:r>
+        <w:t xml:space="preserve">4.9 Country-Year Cluster-Robust Standard Errors</w:t>
+      </w:r>
+    </w:p>
+    <w:p>
+      <w:pPr>
+        <w:pStyle w:val="FirstParagraph"/>
+      </w:pPr>
+      <w:r>
+        <w:t xml:space="preserve">The primary specification reports HC1 heteroscedasticity-robust standard errors. Because the WBES design samples firms within country-year cells, residuals may be correlated within those cells, and a more conservative inference uses country-year clustering (Cameron &amp; Miller, 2015; the pooled M2 sample has G = 112 effective country-year clusters; specifications with capability controls have G = 62 because the missingness pattern of TCI / DAI eliminates entire country-year cells). Re-estimating the M2, M2-with-controls, M5, M8, and M9 specifications with country-year clustered standard errors yields, for each focal</w:t>
+      </w:r>
+      <w:r>
+        <w:t xml:space="preserve"> </w:t>
+      </w:r>
+      <m:oMath>
+        <m:sSub>
+          <m:e>
+            <m:r>
+              <m:rPr>
+                <m:nor/>
+                <m:sty m:val="p"/>
+              </m:rPr>
+              <m:t>FSTS</m:t>
+            </m:r>
+          </m:e>
+          <m:sub>
+            <m:r>
+              <m:t>c</m:t>
+            </m:r>
+          </m:sub>
+        </m:sSub>
+      </m:oMath>
+      <w:r>
+        <w:t xml:space="preserve"> </w:t>
+      </w:r>
+      <w:r>
+        <w:t xml:space="preserve">and</w:t>
+      </w:r>
+      <w:r>
+        <w:t xml:space="preserve"> </w:t>
+      </w:r>
+      <m:oMath>
+        <m:sSubSup>
+          <m:e>
+            <m:r>
+              <m:rPr>
+                <m:nor/>
+                <m:sty m:val="p"/>
+              </m:rPr>
+              <m:t>FSTS</m:t>
+            </m:r>
+          </m:e>
+          <m:sub>
+            <m:r>
+              <m:t>c</m:t>
+            </m:r>
+          </m:sub>
+          <m:sup>
+            <m:r>
+              <m:t>2</m:t>
+            </m:r>
+          </m:sup>
+        </m:sSubSup>
+      </m:oMath>
+      <w:r>
+        <w:t xml:space="preserve"> </w:t>
+      </w:r>
+      <w:r>
+        <w:t xml:space="preserve">coefficient, the same point estimate (cluster-robust SE does not change the point estimate, only its standard error) but a standard error that is approximately 2–3 times wider than HC1. None of the focal hypothesis tests changes its inferential conclusion: the M2 inverted-U remains highly significant under clustering (</w:t>
+      </w:r>
+      <m:oMath>
+        <m:sSub>
+          <m:e>
+            <m:r>
+              <m:rPr>
+                <m:nor/>
+                <m:sty m:val="p"/>
+              </m:rPr>
+              <m:t>FSTS</m:t>
+            </m:r>
+          </m:e>
+          <m:sub>
+            <m:r>
+              <m:t>c</m:t>
+            </m:r>
+          </m:sub>
+        </m:sSub>
+      </m:oMath>
+      <w:r>
+        <w:t xml:space="preserve"> </w:t>
+      </w:r>
+      <w:r>
+        <w:t xml:space="preserve">p &lt;.001;</w:t>
+      </w:r>
+      <w:r>
+        <w:t xml:space="preserve"> </w:t>
+      </w:r>
+      <m:oMath>
+        <m:sSubSup>
+          <m:e>
+            <m:r>
+              <m:rPr>
+                <m:nor/>
+                <m:sty m:val="p"/>
+              </m:rPr>
+              <m:t>FSTS</m:t>
+            </m:r>
+          </m:e>
+          <m:sub>
+            <m:r>
+              <m:t>c</m:t>
+            </m:r>
+          </m:sub>
+          <m:sup>
+            <m:r>
+              <m:t>2</m:t>
+            </m:r>
+          </m:sup>
+        </m:sSubSup>
+      </m:oMath>
+      <w:r>
+        <w:t xml:space="preserve"> </w:t>
+      </w:r>
+      <w:r>
+        <w:t xml:space="preserve">p &lt;.001 with G = 112); the controls-augmented M2 remains highly significant (p &lt;.001 for both terms with G = 62); the capability-augmented M5 (TCI) remains significant at p &lt;.01 for both terms; the DAI-augmented M8 remains significant at p &lt;.05 for both terms; and the managerial-augmented M9 remains significant at p &lt;.05 for both terms. The H1 inverted-U claim is therefore robust to the choice between HC1 and country-year cluster-robust standard errors. Replication:</w:t>
+      </w:r>
+      <w:r>
+        <w:t xml:space="preserve"> </w:t>
+      </w:r>
+      <w:r>
+        <w:rPr>
+          <w:rStyle w:val="VerbatimChar"/>
+        </w:rPr>
+        <w:t xml:space="preserve">p7/replication/do/03_p7_cluster_se.do</w:t>
+      </w:r>
+      <w:r>
+        <w:t xml:space="preserve"> </w:t>
+      </w:r>
+      <w:r>
+        <w:t xml:space="preserve">(Stata</w:t>
+      </w:r>
+      <w:r>
+        <w:t xml:space="preserve"> </w:t>
+      </w:r>
+      <w:r>
+        <w:rPr>
+          <w:rStyle w:val="VerbatimChar"/>
+        </w:rPr>
+        <w:t xml:space="preserve">reg..., vce(cluster country_year)</w:t>
+      </w:r>
+      <w:r>
+        <w:t xml:space="preserve">; mirrors the Python prototype 2026-06-03).</w:t>
+      </w:r>
+    </w:p>
     <w:p>
       <w:r>
         <w:pict>
@@ -4441,9 +4910,9 @@
         </w:pict>
       </w:r>
     </w:p>
-    <w:bookmarkEnd w:id="49"/>
     <w:bookmarkEnd w:id="50"/>
-    <w:bookmarkStart w:id="58" w:name="discussion"/>
+    <w:bookmarkEnd w:id="51"/>
+    <w:bookmarkStart w:id="59" w:name="discussion"/>
     <w:p>
       <w:pPr>
         <w:pStyle w:val="Heading2"/>
@@ -4452,7 +4921,7 @@
         <w:t xml:space="preserve">5. Discussion</w:t>
       </w:r>
     </w:p>
-    <w:bookmarkStart w:id="51" w:name="X578d84a21b3accaf1a7ada71f01c76c882cdaa8"/>
+    <w:bookmarkStart w:id="52" w:name="X578d84a21b3accaf1a7ada71f01c76c882cdaa8"/>
     <w:p>
       <w:pPr>
         <w:pStyle w:val="Heading3"/>
@@ -4498,15 +4967,15 @@
         <w:t xml:space="preserve"> </w:t>
       </w:r>
       <w:r>
-        <w:t xml:space="preserve">is jointly determined by institutional and digital contingencies. This yields four contributions to international business theory.</w:t>
-      </w:r>
-    </w:p>
-    <w:p>
-      <w:pPr>
-        <w:pStyle w:val="BodyText"/>
-      </w:pPr>
-      <w:r>
-        <w:t xml:space="preserve">First, this study offers a</w:t>
+        <w:t xml:space="preserve">is jointly determined by institutional and digital contingencies. This yields five contributions to international business theory.</w:t>
+      </w:r>
+    </w:p>
+    <w:p>
+      <w:pPr>
+        <w:pStyle w:val="BodyText"/>
+      </w:pPr>
+      <w:r>
+        <w:t xml:space="preserve">First, and most centrally, this study advances the</w:t>
       </w:r>
       <w:r>
         <w:t xml:space="preserve"> </w:t>
@@ -4516,82 +4985,100 @@
           <w:bCs/>
           <w:b/>
         </w:rPr>
-        <w:t xml:space="preserve">relocated-optimum reframing</w:t>
-      </w:r>
-      <w:r>
-        <w:t xml:space="preserve"> </w:t>
-      </w:r>
-      <w:r>
-        <w:t xml:space="preserve">of the two-decade debate over the shape of the I–P curve. This study does not claim a novel non-linear functional form; the inverted-U is well established (Lu &amp; Beamish, 2004; Contractor et al., 2003; Bausch &amp; Krist, 2007; Kirca et al., 2012; Marano et al., 2016), and the role of context as a moderator is the canonical response to the resulting heterogeneity (Kirca et al., 2012; Marano et al., 2016; Wu et al., 2022). Our integrative reframing is that the inverted-U holds across all six ICRV regime groups (H1) while its shape is</w:t>
-      </w:r>
-      <w:r>
-        <w:t xml:space="preserve"> </w:t>
-      </w:r>
-      <w:r>
-        <w:rPr>
-          <w:iCs/>
-          <w:i/>
-        </w:rPr>
-        <w:t xml:space="preserve">not</w:t>
-      </w:r>
-      <w:r>
-        <w:t xml:space="preserve"> </w:t>
-      </w:r>
-      <w:r>
-        <w:t xml:space="preserve">a fixed structural parameter: the institutional regime governs the curve’s</w:t>
-      </w:r>
-      <w:r>
-        <w:t xml:space="preserve"> </w:t>
-      </w:r>
-      <w:r>
-        <w:rPr>
-          <w:iCs/>
-          <w:i/>
-        </w:rPr>
-        <w:t xml:space="preserve">amplitude</w:t>
-      </w:r>
-      <w:r>
-        <w:t xml:space="preserve"> </w:t>
-      </w:r>
-      <w:r>
-        <w:t xml:space="preserve">(H5), a pronounced inverted-U in weaker-institution economies flattening toward a near-linear profile in advanced ones, while digital capability reshapes the curve and relocates its effective optimum (H3). This dissolves the apparent contradiction between studies reporting positive-linear, inverted-U, and null effects (Section 5.2): they observe a single underlying curve whose sharpness, and whose payoff at high export intensity, are jointly set by institutional quality and digital capability. The contribution is therefore not to overturn the inverted-U canon but to relocate the explanatory burden from the</w:t>
-      </w:r>
-      <w:r>
-        <w:t xml:space="preserve"> </w:t>
-      </w:r>
-      <w:r>
-        <w:rPr>
-          <w:iCs/>
-          <w:i/>
-        </w:rPr>
-        <w:t xml:space="preserve">existence</w:t>
-      </w:r>
-      <w:r>
-        <w:t xml:space="preserve"> </w:t>
-      </w:r>
-      <w:r>
-        <w:t xml:space="preserve">of non-linearity to the</w:t>
-      </w:r>
-      <w:r>
-        <w:t xml:space="preserve"> </w:t>
-      </w:r>
-      <w:r>
-        <w:rPr>
-          <w:iCs/>
-          <w:i/>
-        </w:rPr>
-        <w:t xml:space="preserve">determinants of its shape</w:t>
-      </w:r>
-      <w:r>
-        <w:t xml:space="preserve">, a shift from descriptive curve-fitting toward a contingency theory of where internationalization pays.</w:t>
-      </w:r>
-    </w:p>
-    <w:p>
-      <w:pPr>
-        <w:pStyle w:val="BodyText"/>
-      </w:pPr>
-      <w:r>
-        <w:t xml:space="preserve">Second,</w:t>
+        <w:t xml:space="preserve">Capability-Institution Mismatch mechanism</w:t>
+      </w:r>
+      <w:r>
+        <w:t xml:space="preserve"> </w:t>
+      </w:r>
+      <w:r>
+        <w:t xml:space="preserve">as a unifying account of why firm-level capabilities yield such heterogeneous I–P payoffs across the institutional gradient. The mechanism, formalised in §2.1, posits that the productivity returns to internationalization are conditioned by the degree to which home-country institutions enable firm capabilities to be deployed productively across borders, through three named sub-mechanisms (rent protection, liability-of-foreignness attenuation, institutional-void amplification). The mechanism’s three predicted firm-level signatures, a relocated optimum, deepening concavity in weaker-institution regimes, and stronger digital-for-institutional substitution where institutions are weakest, are all confirmed empirically (relocated optimum: M11 TP = 25.7% vs M2 TP = 37.1%; deepening concavity:</w:t>
+      </w:r>
+      <w:r>
+        <w:t xml:space="preserve"> </w:t>
+      </w:r>
+      <m:oMath>
+        <m:sSup>
+          <m:e>
+            <m:r>
+              <m:rPr>
+                <m:nor/>
+                <m:sty m:val="p"/>
+              </m:rPr>
+              <m:t>FSTS</m:t>
+            </m:r>
+          </m:e>
+          <m:sup>
+            <m:r>
+              <m:t>2</m:t>
+            </m:r>
+          </m:sup>
+        </m:sSup>
+        <m:r>
+          <m:rPr>
+            <m:sty m:val="p"/>
+          </m:rPr>
+          <m:t>×</m:t>
+        </m:r>
+        <m:r>
+          <m:rPr>
+            <m:nor/>
+            <m:sty m:val="p"/>
+          </m:rPr>
+          <m:t>ICRV</m:t>
+        </m:r>
+      </m:oMath>
+      <w:r>
+        <w:t xml:space="preserve"> </w:t>
+      </w:r>
+      <w:r>
+        <w:t xml:space="preserve">supports H5; substitution:</w:t>
+      </w:r>
+      <w:r>
+        <w:t xml:space="preserve"> </w:t>
+      </w:r>
+      <m:oMath>
+        <m:r>
+          <m:rPr>
+            <m:nor/>
+            <m:sty m:val="p"/>
+          </m:rPr>
+          <m:t>DAI</m:t>
+        </m:r>
+        <m:r>
+          <m:rPr>
+            <m:sty m:val="p"/>
+          </m:rPr>
+          <m:t>×</m:t>
+        </m:r>
+        <m:r>
+          <m:rPr>
+            <m:nor/>
+            <m:sty m:val="p"/>
+          </m:rPr>
+          <m:t>ICRV</m:t>
+        </m:r>
+      </m:oMath>
+      <w:r>
+        <w:t xml:space="preserve"> </w:t>
+      </w:r>
+      <m:oMath>
+        <m:r>
+          <m:t>β</m:t>
+        </m:r>
+      </m:oMath>
+      <w:r>
+        <w:t xml:space="preserve"> </w:t>
+      </w:r>
+      <w:r>
+        <w:t xml:space="preserve">= +0.052, p =.049 supports H6). The contribution is therefore not the discovery of the inverted-U or of institutional moderation per se, but the integration of capability theory and institutional theory into one named firm-level mechanism whose observable signatures can be tested across a broad institutional gradient. This positions the mismatch mechanism as a candidate theoretical bridge between the firm-internal RBV/capability tradition and the country-level institutional tradition, and the empirical signatures it predicts can be tested at finer institutional resolution in follow-on research designs.</w:t>
+      </w:r>
+    </w:p>
+    <w:p>
+      <w:pPr>
+        <w:pStyle w:val="BodyText"/>
+      </w:pPr>
+      <w:r>
+        <w:t xml:space="preserve">Second, this study offers a</w:t>
       </w:r>
       <w:r>
         <w:t xml:space="preserve"> </w:t>
@@ -4601,63 +5088,82 @@
           <w:bCs/>
           <w:b/>
         </w:rPr>
-        <w:t xml:space="preserve">digital-for-institutional substitution</w:t>
-      </w:r>
-      <w:r>
-        <w:t xml:space="preserve"> </w:t>
-      </w:r>
-      <w:r>
-        <w:t xml:space="preserve">extends institutional-voids theory (Khanna &amp; Palepu, 1997) into the digital domain. The</w:t>
-      </w:r>
-      <w:r>
-        <w:t xml:space="preserve"> </w:t>
-      </w:r>
-      <m:oMath>
-        <m:r>
-          <m:rPr>
-            <m:nor/>
-            <m:sty m:val="p"/>
-          </m:rPr>
-          <m:t>DAI</m:t>
-        </m:r>
-        <m:r>
-          <m:rPr>
-            <m:sty m:val="p"/>
-          </m:rPr>
-          <m:t>×</m:t>
-        </m:r>
-        <m:r>
-          <m:rPr>
-            <m:nor/>
-            <m:sty m:val="p"/>
-          </m:rPr>
-          <m:t>ICRV</m:t>
-        </m:r>
-      </m:oMath>
-      <w:r>
-        <w:t xml:space="preserve"> </w:t>
-      </w:r>
-      <w:r>
-        <w:t xml:space="preserve">interaction (</w:t>
-      </w:r>
-      <m:oMath>
-        <m:r>
-          <m:t>β</m:t>
-        </m:r>
-      </m:oMath>
-      <w:r>
-        <w:t xml:space="preserve"> </w:t>
-      </w:r>
-      <w:r>
-        <w:t xml:space="preserve">= +0.052, p =.049) shows that the curve-reshaping value of foundational digital adoption is greater precisely where formal institutions are weaker. Digital infrastructure thus functions not as a uniform enhancer but as a partial substitute for the contract-enforcement, market-information, and coordination functions that strong institutions otherwise supply. The closest prior firm-level evidence is Bustamante, Mingo, and Matusik (2022), who document complementary institutional and digital-capability effects on SME internationalization in a multi-country sample; the contribution of this study is to extend that line by showing the substitution direction (not complementarity) emerges in the specific case of the export-intensity–performance conversion when the digital measure is the foundational Tier-1/Tier-2 capability captured by WBES across 45 institutionally heterogeneous economies. Read against this precedent, the result is incremental rather than discovery-class, and the substantive p =.049 estimate should be interpreted with appropriate caution (see Section 5.4).</w:t>
-      </w:r>
-    </w:p>
-    <w:p>
-      <w:pPr>
-        <w:pStyle w:val="BodyText"/>
-      </w:pPr>
-      <w:r>
-        <w:t xml:space="preserve">Third, the</w:t>
+        <w:t xml:space="preserve">relocated-optimum reframing</w:t>
+      </w:r>
+      <w:r>
+        <w:t xml:space="preserve"> </w:t>
+      </w:r>
+      <w:r>
+        <w:t xml:space="preserve">of the two-decade debate over the shape of the I–P curve. This study does not claim a novel non-linear functional form; the inverted-U is well established (Lu &amp; Beamish, 2004; Contractor et al., 2003; Bausch &amp; Krist, 2007; Kirca et al., 2012; Marano et al., 2016), and the role of context as a moderator is the canonical response to the resulting heterogeneity (Kirca et al., 2012; Marano et al., 2016; Wu et al., 2022). Our integrative reframing is that the inverted-U holds across all six ICRV regime groups (H1) while its shape is</w:t>
+      </w:r>
+      <w:r>
+        <w:t xml:space="preserve"> </w:t>
+      </w:r>
+      <w:r>
+        <w:rPr>
+          <w:iCs/>
+          <w:i/>
+        </w:rPr>
+        <w:t xml:space="preserve">not</w:t>
+      </w:r>
+      <w:r>
+        <w:t xml:space="preserve"> </w:t>
+      </w:r>
+      <w:r>
+        <w:t xml:space="preserve">a fixed structural parameter: the institutional regime governs the curve’s</w:t>
+      </w:r>
+      <w:r>
+        <w:t xml:space="preserve"> </w:t>
+      </w:r>
+      <w:r>
+        <w:rPr>
+          <w:iCs/>
+          <w:i/>
+        </w:rPr>
+        <w:t xml:space="preserve">amplitude</w:t>
+      </w:r>
+      <w:r>
+        <w:t xml:space="preserve"> </w:t>
+      </w:r>
+      <w:r>
+        <w:t xml:space="preserve">(H5), a pronounced inverted-U in weaker-institution economies flattening toward a near-linear profile in advanced ones, while digital capability reshapes the curve and relocates its effective optimum (H3). This dissolves the apparent contradiction between studies reporting positive-linear, inverted-U, and null effects (Section 5.2): they observe a single underlying curve whose sharpness, and whose payoff at high export intensity, are jointly set by institutional quality and digital capability. The contribution is therefore not to overturn the inverted-U canon but to relocate the explanatory burden from the</w:t>
+      </w:r>
+      <w:r>
+        <w:t xml:space="preserve"> </w:t>
+      </w:r>
+      <w:r>
+        <w:rPr>
+          <w:iCs/>
+          <w:i/>
+        </w:rPr>
+        <w:t xml:space="preserve">existence</w:t>
+      </w:r>
+      <w:r>
+        <w:t xml:space="preserve"> </w:t>
+      </w:r>
+      <w:r>
+        <w:t xml:space="preserve">of non-linearity to the</w:t>
+      </w:r>
+      <w:r>
+        <w:t xml:space="preserve"> </w:t>
+      </w:r>
+      <w:r>
+        <w:rPr>
+          <w:iCs/>
+          <w:i/>
+        </w:rPr>
+        <w:t xml:space="preserve">determinants of its shape</w:t>
+      </w:r>
+      <w:r>
+        <w:t xml:space="preserve">, a shift from descriptive curve-fitting toward a contingency theory of where internationalization pays.</w:t>
+      </w:r>
+    </w:p>
+    <w:p>
+      <w:pPr>
+        <w:pStyle w:val="BodyText"/>
+      </w:pPr>
+      <w:r>
+        <w:t xml:space="preserve">Third,</w:t>
       </w:r>
       <w:r>
         <w:t xml:space="preserve"> </w:t>
@@ -4667,21 +5173,63 @@
           <w:bCs/>
           <w:b/>
         </w:rPr>
-        <w:t xml:space="preserve">level–relocation distinction</w:t>
-      </w:r>
-      <w:r>
-        <w:t xml:space="preserve"> </w:t>
-      </w:r>
-      <w:r>
-        <w:t xml:space="preserve">sharpens an analytical distinction that the capabilities and contingency literatures often invoke implicitly. Building on the long-standing distinction between performance-level shifters and curve-shape moderators in non-linear strategy research (Haans, Pieters, &amp; He, 2016), this study operationalises the distinction empirically across 45 economies: technological capability raises the performance level across the curve but does not reliably relocate the optimum in the pooled sample (Section 5.3), whereas institutional regime relocates the optimum without uniformly lifting the level. Distinguishing optimum-relocating forces from level-shifting forces clarifies why country-specific capability findings (e.g., TCI moderation in the companion Vietnam and China studies) need not generalise: capability-driven curve reshaping requires an institutional complementarity that is unevenly present across the ICRV spectrum.</w:t>
-      </w:r>
-    </w:p>
-    <w:p>
-      <w:pPr>
-        <w:pStyle w:val="BodyText"/>
-      </w:pPr>
-      <w:r>
-        <w:t xml:space="preserve">Fourth, this study offers the</w:t>
+        <w:t xml:space="preserve">digital-for-institutional substitution</w:t>
+      </w:r>
+      <w:r>
+        <w:t xml:space="preserve"> </w:t>
+      </w:r>
+      <w:r>
+        <w:t xml:space="preserve">extends institutional-voids theory (Khanna &amp; Palepu, 1997) into the digital domain. The</w:t>
+      </w:r>
+      <w:r>
+        <w:t xml:space="preserve"> </w:t>
+      </w:r>
+      <m:oMath>
+        <m:r>
+          <m:rPr>
+            <m:nor/>
+            <m:sty m:val="p"/>
+          </m:rPr>
+          <m:t>DAI</m:t>
+        </m:r>
+        <m:r>
+          <m:rPr>
+            <m:sty m:val="p"/>
+          </m:rPr>
+          <m:t>×</m:t>
+        </m:r>
+        <m:r>
+          <m:rPr>
+            <m:nor/>
+            <m:sty m:val="p"/>
+          </m:rPr>
+          <m:t>ICRV</m:t>
+        </m:r>
+      </m:oMath>
+      <w:r>
+        <w:t xml:space="preserve"> </w:t>
+      </w:r>
+      <w:r>
+        <w:t xml:space="preserve">interaction (</w:t>
+      </w:r>
+      <m:oMath>
+        <m:r>
+          <m:t>β</m:t>
+        </m:r>
+      </m:oMath>
+      <w:r>
+        <w:t xml:space="preserve"> </w:t>
+      </w:r>
+      <w:r>
+        <w:t xml:space="preserve">= +0.052, p =.049) shows that the curve-reshaping value of foundational digital adoption is greater precisely where formal institutions are weaker. Digital infrastructure thus functions not as a uniform enhancer but as a partial substitute for the contract-enforcement, market-information, and coordination functions that strong institutions otherwise supply. The closest prior firm-level evidence is Bustamante, Mingo, and Matusik (2022), who document complementary institutional and digital-capability effects on SME internationalization in a multi-country sample; the contribution of this study is to extend that line by showing the substitution direction (not complementarity) emerges in the specific case of the export-intensity–performance conversion when the digital measure is the foundational Tier-1/Tier-2 capability captured by WBES across 45 institutionally heterogeneous economies. Read against this precedent, the result is incremental rather than discovery-class, and the substantive p =.049 estimate should be interpreted with appropriate caution (see Section 5.4).</w:t>
+      </w:r>
+    </w:p>
+    <w:p>
+      <w:pPr>
+        <w:pStyle w:val="BodyText"/>
+      </w:pPr>
+      <w:r>
+        <w:t xml:space="preserve">Fourth, the</w:t>
       </w:r>
       <w:r>
         <w:t xml:space="preserve"> </w:t>
@@ -4691,6 +5239,30 @@
           <w:bCs/>
           <w:b/>
         </w:rPr>
+        <w:t xml:space="preserve">level–relocation distinction</w:t>
+      </w:r>
+      <w:r>
+        <w:t xml:space="preserve"> </w:t>
+      </w:r>
+      <w:r>
+        <w:t xml:space="preserve">sharpens an analytical distinction that the capabilities and contingency literatures often invoke implicitly. Building on the long-standing distinction between performance-level shifters and curve-shape moderators in non-linear strategy research (Haans, Pieters, &amp; He, 2016), this study operationalises the distinction empirically across 45 economies: technological capability raises the performance level across the curve but does not reliably relocate the optimum in the pooled sample (Section 5.3), whereas institutional regime relocates the optimum without uniformly lifting the level. Distinguishing optimum-relocating forces from level-shifting forces clarifies why country-specific capability findings (e.g., TCI moderation in the companion Vietnam and China studies) need not generalise: capability-driven curve reshaping requires an institutional complementarity that is unevenly present across the ICRV spectrum.</w:t>
+      </w:r>
+    </w:p>
+    <w:p>
+      <w:pPr>
+        <w:pStyle w:val="BodyText"/>
+      </w:pPr>
+      <w:r>
+        <w:t xml:space="preserve">Fifth, this study offers the</w:t>
+      </w:r>
+      <w:r>
+        <w:t xml:space="preserve"> </w:t>
+      </w:r>
+      <w:r>
+        <w:rPr>
+          <w:bCs/>
+          <w:b/>
+        </w:rPr>
         <w:t xml:space="preserve">ICRV framework</w:t>
       </w:r>
       <w:r>
@@ -4700,8 +5272,8 @@
         <w:t xml:space="preserve">as a parsimonious contingency construct for cross-national IB research. By ordering economies jointly on institutional capability and resource vulnerability, dimensions that the varieties-of-capitalism (Hall &amp; Soskice, 2001) and institutional-voids (Khanna &amp; Palepu, 1997) traditions treat separately, ICRV predicts both the slope and the curvature of the I–P function across 45 economies, providing a transportable scaffold for theorising firm strategy under heterogeneous institutional regimes.</w:t>
       </w:r>
     </w:p>
-    <w:bookmarkEnd w:id="51"/>
-    <w:bookmarkStart w:id="52" w:name="resolution-of-cross-study-heterogeneity"/>
+    <w:bookmarkEnd w:id="52"/>
+    <w:bookmarkStart w:id="53" w:name="resolution-of-cross-study-heterogeneity"/>
     <w:p>
       <w:pPr>
         <w:pStyle w:val="Heading3"/>
@@ -4718,8 +5290,8 @@
         <w:t xml:space="preserve">The central finding, an inverted-U with a turning point at approximately 37% foreign sales intensity, robust across 45 economies and six ICRV groups, offers a parsimonious resolution to apparent inconsistencies in the Asian I–P literature. Studies finding positive linear effects (Pangarkar, 2008: Singapore; Cho et al., 2023: Korea) are working with samples centred well below the 37% turning point; their firms are on the ascending limb. Studies finding null or negative results (Mondal et al., 2022: India family firms) may be capturing firms above the turning point in a high-WBES-wave year. Our ICRV moderation result provides a further refinement: the concavity of the curve deepens as institutions weaken, so studies in frontier economies are likely to detect a sharper inverted-U, while studies in institutionally advanced economies tend to observe a flatter, more linear ascending profile across the observed export-intensity range.</w:t>
       </w:r>
     </w:p>
-    <w:bookmarkEnd w:id="52"/>
-    <w:bookmarkStart w:id="53" w:name="technology-as-amplifier-not-moderator"/>
+    <w:bookmarkEnd w:id="53"/>
+    <w:bookmarkStart w:id="54" w:name="technology-as-amplifier-not-moderator"/>
     <w:p>
       <w:pPr>
         <w:pStyle w:val="Heading3"/>
@@ -4736,8 +5308,8 @@
         <w:t xml:space="preserve">The finding that TCI raises the performance level without reliably reshaping the I–P curve in the pooled sample distinguishes the cross-economy result from country-specific evidence. In the companion Vietnam and China studies, TCI moderated the curve shape; in the 45-economy pool, institutional heterogeneity attenuates that moderation signal. This is consistent with the absorptive capacity argument (Cohen &amp; Levinthal, 1990): high-TCI firms process international market signals more effectively, but the curve-shaping benefit requires institutional complementarity (e.g., strong IP protection, technology transfer infrastructure) that is inconsistently present across the full ICRV spectrum. The practical implication is that technological capability raises the performance floor universally, but its curve-reshaping role is context-contingent and cannot be assumed at scale.</w:t>
       </w:r>
     </w:p>
-    <w:bookmarkEnd w:id="53"/>
-    <w:bookmarkStart w:id="54" w:name="Xf6197b5ae9fc313cd14220a896ca012fd7330cf"/>
+    <w:bookmarkEnd w:id="54"/>
+    <w:bookmarkStart w:id="55" w:name="Xf6197b5ae9fc313cd14220a896ca012fd7330cf"/>
     <w:p>
       <w:pPr>
         <w:pStyle w:val="Heading3"/>
@@ -5009,8 +5581,8 @@
         <w:t xml:space="preserve">survive. The ICRV moderation of curvature (H5, both linear and quadratic interaction terms p &lt;.001) remains robust under any reasonable family-wise correction. This study therefore report the substitution result as a directionally consistent, theoretically anchored but pre-correction borderline finding that motivates targeted replication on a Tier 3–4-capable digital instrument, not as a definitively established estimate. Reading the p =.049 estimate with this caution, this study frames the substitution claim as the most theoretically consequential and empirically supported component of the digital story relative to the null three-way, while leaving the curvature-reshaping potential of richer (Tier 3–4) digital capabilities as an open question for future data.</w:t>
       </w:r>
     </w:p>
-    <w:bookmarkEnd w:id="54"/>
-    <w:bookmarkStart w:id="55" w:name="managerial-heterogeneity"/>
+    <w:bookmarkEnd w:id="55"/>
+    <w:bookmarkStart w:id="56" w:name="managerial-heterogeneity"/>
     <w:p>
       <w:pPr>
         <w:pStyle w:val="Heading3"/>
@@ -5062,8 +5634,8 @@
         <w:t xml:space="preserve">policy note (Buchhave et al., 2026) documents that women who hold management positions have cleared exceptional retention barriers: childbirth reduces women’s wage employment probability by 8.1 percentage points and urban household income by 27%, with no significant effect on fathers. Women who reach managerial rank therefore represent a highly selected and committed workforce stratum, consistent with the productivity premium the analysis estimates. At the sector level, IFC (2022) similarly documents that female leadership in Vietnamese banking is associated with superior risk management and stakeholder orientation, the relational-capital mechanisms posited by Upper Echelons Theory (Hambrick &amp; Mason, 1984). These convergent pieces of evidence strengthen the interpretation that the WBES-estimated premium reflects genuine managerial capability rather than endogenous selection into high-productivity firms.</w:t>
       </w:r>
     </w:p>
-    <w:bookmarkEnd w:id="55"/>
-    <w:bookmarkStart w:id="56" w:name="limitations"/>
+    <w:bookmarkEnd w:id="56"/>
+    <w:bookmarkStart w:id="57" w:name="limitations"/>
     <w:p>
       <w:pPr>
         <w:pStyle w:val="Heading3"/>
@@ -5157,8 +5729,8 @@
         <w:t xml:space="preserve">A final coverage note: the dataset covers 45 ICRV-mapped economies across six regime groups; Oman’s only available wave (2003) lacks the core productivity and export-intensity items and so does not enter the estimation sample. Future waves of the Oman WBES would sharpen Group II estimates.</w:t>
       </w:r>
     </w:p>
-    <w:bookmarkEnd w:id="56"/>
-    <w:bookmarkStart w:id="57" w:name="practical-and-policy-implications"/>
+    <w:bookmarkEnd w:id="57"/>
+    <w:bookmarkStart w:id="58" w:name="practical-and-policy-implications"/>
     <w:p>
       <w:pPr>
         <w:pStyle w:val="Heading3"/>
@@ -5198,9 +5770,9 @@
         </w:pict>
       </w:r>
     </w:p>
-    <w:bookmarkEnd w:id="57"/>
     <w:bookmarkEnd w:id="58"/>
-    <w:bookmarkStart w:id="59" w:name="conclusions"/>
+    <w:bookmarkEnd w:id="59"/>
+    <w:bookmarkStart w:id="60" w:name="conclusions"/>
     <w:p>
       <w:pPr>
         <w:pStyle w:val="Heading2"/>
@@ -5271,8 +5843,8 @@
         </w:pict>
       </w:r>
     </w:p>
-    <w:bookmarkEnd w:id="59"/>
-    <w:bookmarkStart w:id="60" w:name="data-availability-and-acknowledgements"/>
+    <w:bookmarkEnd w:id="60"/>
+    <w:bookmarkStart w:id="61" w:name="data-availability-and-acknowledgements"/>
     <w:p>
       <w:pPr>
         <w:pStyle w:val="Heading2"/>
@@ -5296,8 +5868,8 @@
         </w:pict>
       </w:r>
     </w:p>
-    <w:bookmarkEnd w:id="60"/>
-    <w:bookmarkStart w:id="61" w:name="conflict-of-interest"/>
+    <w:bookmarkEnd w:id="61"/>
+    <w:bookmarkStart w:id="62" w:name="conflict-of-interest"/>
     <w:p>
       <w:pPr>
         <w:pStyle w:val="Heading2"/>
@@ -5314,8 +5886,8 @@
         <w:t xml:space="preserve">The authors declare no conflict of interest.</w:t>
       </w:r>
     </w:p>
-    <w:bookmarkEnd w:id="61"/>
-    <w:bookmarkStart w:id="62" w:name="funding"/>
+    <w:bookmarkEnd w:id="62"/>
+    <w:bookmarkStart w:id="63" w:name="funding"/>
     <w:p>
       <w:pPr>
         <w:pStyle w:val="Heading2"/>
@@ -5332,8 +5904,8 @@
         <w:t xml:space="preserve">This research received no specific grant from any funding agency in the public, commercial, or not-for-profit sectors.</w:t>
       </w:r>
     </w:p>
-    <w:bookmarkEnd w:id="62"/>
-    <w:bookmarkStart w:id="63" w:name="acknowledgements"/>
+    <w:bookmarkEnd w:id="63"/>
+    <w:bookmarkStart w:id="64" w:name="acknowledgements"/>
     <w:p>
       <w:pPr>
         <w:pStyle w:val="Heading2"/>
@@ -5350,8 +5922,8 @@
         <w:t xml:space="preserve">We thank the Enterprise Analysis Unit of the Development Economics Global Indicators Group of the World Bank for the underlying WBES data covering 45 Asian and Pacific economies (98 country-year waves). The findings, interpretations, and conclusions expressed in this paper are entirely those of the authors and do not necessarily represent the views of the World Bank Group, its Executive Directors, or the governments they represent.</w:t>
       </w:r>
     </w:p>
-    <w:bookmarkEnd w:id="63"/>
-    <w:bookmarkStart w:id="64" w:name="X799c23334c5944d058eaf15944a1408ff96b683"/>
+    <w:bookmarkEnd w:id="64"/>
+    <w:bookmarkStart w:id="65" w:name="X799c23334c5944d058eaf15944a1408ff96b683"/>
     <w:p>
       <w:pPr>
         <w:pStyle w:val="Heading2"/>
@@ -5368,8 +5940,8 @@
         <w:t xml:space="preserve">Generative AI tools were used during manuscript preparation to assist with language editing, consistency checking of statistical notation across the M0–M11 model ladder, formatting of the reference list, and assembly of replication-package documentation. All conceptual framing (including the CDCM framework and ICRV regime construct), hypothesis development, empirical analysis, results interpretation, and final wording were authored by the human authors, who take full responsibility for the content of the publication.</w:t>
       </w:r>
     </w:p>
-    <w:bookmarkEnd w:id="64"/>
-    <w:bookmarkStart w:id="65" w:name="references"/>
+    <w:bookmarkEnd w:id="65"/>
+    <w:bookmarkStart w:id="66" w:name="references"/>
     <w:p>
       <w:pPr>
         <w:pStyle w:val="Heading2"/>
@@ -6390,8 +6962,8 @@
         </w:pict>
       </w:r>
     </w:p>
-    <w:bookmarkEnd w:id="65"/>
-    <w:bookmarkStart w:id="66" w:name="appendix-a-model-sequence"/>
+    <w:bookmarkEnd w:id="66"/>
+    <w:bookmarkStart w:id="67" w:name="appendix-a-model-sequence"/>
     <w:p>
       <w:pPr>
         <w:pStyle w:val="Heading2"/>
@@ -9360,8 +9932,8 @@
         </w:pict>
       </w:r>
     </w:p>
-    <w:bookmarkEnd w:id="66"/>
-    <w:bookmarkStart w:id="67" w:name="X09b5d89c7c8f35bf9d25d1bfe47da72b2ba58bf"/>
+    <w:bookmarkEnd w:id="67"/>
+    <w:bookmarkStart w:id="68" w:name="X09b5d89c7c8f35bf9d25d1bfe47da72b2ba58bf"/>
     <w:p>
       <w:pPr>
         <w:pStyle w:val="Heading2"/>
@@ -9405,8 +9977,8 @@
         <w:t xml:space="preserve">[Author identifying information removed for blind review.]</w:t>
       </w:r>
     </w:p>
-    <w:bookmarkEnd w:id="67"/>
     <w:bookmarkEnd w:id="68"/>
+    <w:bookmarkEnd w:id="69"/>
     <w:sectPr/>
   </w:body>
 </w:document>

--- a/p7/submission/jibs_package/01_manuscript_blinded.docx
+++ b/p7/submission/jibs_package/01_manuscript_blinded.docx
@@ -118,23 +118,7 @@
         <w:t xml:space="preserve"> </w:t>
       </w:r>
       <w:r>
-        <w:t xml:space="preserve">Develops and tests the</w:t>
-      </w:r>
-      <w:r>
-        <w:t xml:space="preserve"> </w:t>
-      </w:r>
-      <w:r>
-        <w:rPr>
-          <w:iCs/>
-          <w:i/>
-        </w:rPr>
-        <w:t xml:space="preserve">Capability-Institution Mismatch</w:t>
-      </w:r>
-      <w:r>
-        <w:t xml:space="preserve"> </w:t>
-      </w:r>
-      <w:r>
-        <w:t xml:space="preserve">mechanism: the productivity returns to internationalization are conditioned by how well home-country institutions enable firm capabilities to be deployed across borders. The mechanism predicts three observable firm-level signatures across the institutional gradient: a relocated I–P optimum, deepening concavity in weaker-institution regimes, and stronger digital-for-institutional substitution where institutions are weakest.</w:t>
+        <w:t xml:space="preserve">Develops and tests a multi-level integrated account in which the inverted-U I–P relationship is universal in form but its optimum is jointly conditioned by the institutional regime and digital capability. The account predicts three observable firm-level signatures across the Asian and Pacific institutional gradient: a relocated I–P optimum, deepening concavity in weaker-institution regimes, and stronger digital-for-institutional substitution where institutions are weakest.</w:t>
       </w:r>
     </w:p>
     <w:p>
@@ -203,7 +187,7 @@
         <w:t xml:space="preserve"> </w:t>
       </w:r>
       <w:r>
-        <w:t xml:space="preserve">37 % (Lind–Mehlum p &lt; .001). Concavity deepens as institutional quality declines, sharpening the over-internationalisation penalty in weaker regimes (H5). Digital adoption raises the productivity level and reshapes the curve; the reshaping is stronger where institutions are weaker (</w:t>
+        <w:t xml:space="preserve">37 % (Lind–Mehlum p &lt;.001). Concavity deepens as institutional quality declines, sharpening the over-internationalisation penalty in weaker regimes (H5). Digital adoption raises the productivity level and reshapes the curve; the reshaping is stronger where institutions are weaker (</w:t>
       </w:r>
       <m:oMath>
         <m:r>
@@ -239,7 +223,7 @@
         <w:t xml:space="preserve"> </w:t>
       </w:r>
       <w:r>
-        <w:t xml:space="preserve">= +0.052, p = .049 in M11), confirming digital-for-institutional substitution (H6). Technological capability lifts the level uniformly across the curve (H2). All three Capability-Institution Mismatch signatures are confirmed.</w:t>
+        <w:t xml:space="preserve">= +0.052, p =.049 in M11), confirming digital-for-institutional substitution (H6). Technological capability lifts the level uniformly across the curve (H2). The three predicted firm-level signatures of the integrated account are all confirmed.</w:t>
       </w:r>
     </w:p>
     <w:p>
@@ -311,7 +295,7 @@
         <w:t xml:space="preserve"> </w:t>
       </w:r>
       <w:r>
-        <w:t xml:space="preserve">First firm-level test of the Capability-Institution Mismatch mechanism across 45 Asian and Pacific economies; introduces the ICRV two-axis ordering as a transportable contingency construct for cross-national IB research.</w:t>
+        <w:t xml:space="preserve">First firm-level multi-country test of an integrated capability–institution mechanism on harmonised WBES microdata covering 45 Asian and Pacific economies; introduces the ICRV two-axis ordering as a transportable contingency construct for cross-national IB research.</w:t>
       </w:r>
     </w:p>
     <w:p>
@@ -329,7 +313,7 @@
         <w:t xml:space="preserve"> </w:t>
       </w:r>
       <w:r>
-        <w:t xml:space="preserve">capability-institution mismatch; internationalization–performance; inverted-U; institutional regime; digital capability; Asia-Pacific; World Bank Enterprise Surveys</w:t>
+        <w:t xml:space="preserve">internationalization–performance; inverted-U; relocated optimum; institutional regime; ICRV; digital capability; digital-for-institutional substitution; Asia-Pacific; World Bank Enterprise Surveys</w:t>
       </w:r>
     </w:p>
     <w:p>
@@ -435,23 +419,7 @@
         <w:pStyle w:val="BodyText"/>
       </w:pPr>
       <w:r>
-        <w:t xml:space="preserve">The contributions of this study are theoretical, not merely empirical. First, this study introduces the</w:t>
-      </w:r>
-      <w:r>
-        <w:t xml:space="preserve"> </w:t>
-      </w:r>
-      <w:r>
-        <w:rPr>
-          <w:bCs/>
-          <w:b/>
-        </w:rPr>
-        <w:t xml:space="preserve">Capability-Institution Mismatch mechanism</w:t>
-      </w:r>
-      <w:r>
-        <w:t xml:space="preserve"> </w:t>
-      </w:r>
-      <w:r>
-        <w:t xml:space="preserve">as a unifying account of why the productivity returns to firm capabilities are conditioned by the institutional regime in which the firm operates. The mechanism (developed in §2.1) posits three sub-channels through which home-country institutions enable or impede the cross-border deployment of firm capabilities: rent protection, liability-of-foreignness attenuation, and institutional-void amplification. The mechanism predicts three observable firm-level signatures across the institutional gradient, all confirmed empirically: a relocated I–P optimum (H5), deepening concavity in weaker-institution regimes (H5), and stronger digital-for-institutional substitution where institutions are weakest (H6). Second, this study advances a</w:t>
+        <w:t xml:space="preserve">The contributions of this study are theoretical, not merely empirical. First, this study advances a</w:t>
       </w:r>
       <w:r>
         <w:t xml:space="preserve"> </w:t>
@@ -498,7 +466,7 @@
         <w:t xml:space="preserve">determinants of the optimum’s location</w:t>
       </w:r>
       <w:r>
-        <w:t xml:space="preserve">. Third, this study theorises and tests</w:t>
+        <w:t xml:space="preserve">, and reconciles otherwise conflicting country evidence within a single curve. Second, this study theorises and tests</w:t>
       </w:r>
       <w:r>
         <w:t xml:space="preserve"> </w:t>
@@ -536,7 +504,7 @@
         </m:r>
       </m:oMath>
       <w:r>
-        <w:t xml:space="preserve">, p =.049), positioning foundational digital capability as a partial substitute for institutional infrastructure in converting exports into performance, a multi-economy extension of the institutional-voids logic (Khanna &amp; Palepu, 1997) into the digital domain. Fourth, this study formalises the Institutional Context Regime Variation (ICRV) framework as a firm-relevant contingency construct that orders economies jointly by institutional capability and exposure to resource vulnerability, and shows that it predicts both the slope and the curvature of the I–P function, distinguishing the curve-</w:t>
+        <w:t xml:space="preserve">, p =.049), positioning foundational digital capability as a partial substitute for institutional infrastructure in converting exports into performance, a multi-economy extension of the institutional-voids logic (Khanna &amp; Palepu, 1997) into the digital domain. Third, this study formalises the Institutional Context Regime Variation (ICRV) framework as a firm-relevant contingency construct that orders economies jointly by institutional capability and exposure to resource vulnerability, and shows that it predicts both the slope and the curvature of the I–P function, distinguishing the curve-</w:t>
       </w:r>
       <w:r>
         <w:rPr>
@@ -892,34 +860,21 @@
           <w:bCs/>
           <w:b/>
         </w:rPr>
-        <w:t xml:space="preserve">Capability-Institution Mismatch as the unifying mechanism.</w:t>
-      </w:r>
-      <w:r>
-        <w:t xml:space="preserve"> </w:t>
-      </w:r>
-      <w:r>
-        <w:t xml:space="preserve">This study synthesises the four traditions and the ICRV taxonomy into a single underlying mechanism, which this study terms the</w:t>
-      </w:r>
-      <w:r>
-        <w:t xml:space="preserve"> </w:t>
-      </w:r>
-      <w:r>
-        <w:rPr>
-          <w:iCs/>
-          <w:i/>
-        </w:rPr>
-        <w:t xml:space="preserve">Capability-Institution Mismatch</w:t>
-      </w:r>
-      <w:r>
-        <w:t xml:space="preserve">. The mechanism’s core claim is that the productivity returns to internationalization are conditioned by the degree to which home-country institutions enable firm capabilities to be deployed productively across borders. Three sub-mechanisms operate jointly. First,</w:t>
-      </w:r>
-      <w:r>
-        <w:t xml:space="preserve"> </w:t>
-      </w:r>
-      <w:r>
-        <w:rPr>
-          <w:bCs/>
-          <w:b/>
+        <w:t xml:space="preserve">Three established channels of institutional moderation.</w:t>
+      </w:r>
+      <w:r>
+        <w:t xml:space="preserve"> </w:t>
+      </w:r>
+      <w:r>
+        <w:t xml:space="preserve">Three established mechanisms in prior IB literature jointly motivate the ICRV-contingent hypotheses (H5, H6) tested here. First,</w:t>
+      </w:r>
+      <w:r>
+        <w:t xml:space="preserve"> </w:t>
+      </w:r>
+      <w:r>
+        <w:rPr>
+          <w:iCs/>
+          <w:i/>
         </w:rPr>
         <w:t xml:space="preserve">rent protection</w:t>
       </w:r>
@@ -931,8 +886,8 @@
       </w:r>
       <w:r>
         <w:rPr>
-          <w:bCs/>
-          <w:b/>
+          <w:iCs/>
+          <w:i/>
         </w:rPr>
         <w:t xml:space="preserve">liability-of-foreignness attenuation</w:t>
       </w:r>
@@ -944,13 +899,13 @@
       </w:r>
       <w:r>
         <w:rPr>
-          <w:bCs/>
-          <w:b/>
+          <w:iCs/>
+          <w:i/>
         </w:rPr>
         <w:t xml:space="preserve">institutional-void amplification</w:t>
       </w:r>
       <w:r>
-        <w:t xml:space="preserve">: in weak institutional environments (Group IV–VI), firms must invest in substitute governance, relationship capital, political connections, informal contracts (Khanna &amp; Palepu, 1997, 2010), that absorbs managerial attention and depresses net returns, so the same firm-level capability stock generates a smaller productivity dividend. The mismatch mechanism predicts three observable signatures across the institutional gradient that the M2–M11 specification ladder is designed to test: (a) a</w:t>
+        <w:t xml:space="preserve">: in weak institutional environments (Group IV–VI), firms must invest in substitute governance, relationship capital, political connections, informal contracts (Khanna &amp; Palepu, 1997, 2010), that absorbs managerial attention and depresses net returns, so the same firm-level capability stock generates a smaller productivity dividend. Read jointly, these three channels predict three observable firm-level signatures across the institutional gradient that the M2–M11 specification ladder is designed to test: (a) a</w:t>
       </w:r>
       <w:r>
         <w:t xml:space="preserve"> </w:t>
@@ -998,7 +953,7 @@
         <w:t xml:space="preserve"> </w:t>
       </w:r>
       <w:r>
-        <w:t xml:space="preserve">where institutions are weakest (H6), because foundational digital infrastructure provides a partial substitute for the contract-enforcement, market-information, and coordination functions that strong institutions otherwise supply. The empirical contribution of this paper is therefore not only to test six hypotheses but to identify the firm-level signatures of an underlying institution-capability mismatch process, anchored in the two-axis ICRV ordering and tested on harmonised microdata from 82,302 firm-observations across 45 institutionally heterogeneous economies.</w:t>
+        <w:t xml:space="preserve">where institutions are weakest (H6), because foundational digital infrastructure provides a partial substitute for the contract-enforcement, market-information, and coordination functions that strong institutions otherwise supply. The empirical contribution of this paper is therefore to identify these three firm-level signatures jointly, anchored in the two-axis ICRV ordering and tested on harmonised microdata from 82,302 firm-observations across 45 institutionally heterogeneous economies.</w:t>
       </w:r>
     </w:p>
     <w:bookmarkEnd w:id="22"/>
@@ -4967,15 +4922,15 @@
         <w:t xml:space="preserve"> </w:t>
       </w:r>
       <w:r>
-        <w:t xml:space="preserve">is jointly determined by institutional and digital contingencies. This yields five contributions to international business theory.</w:t>
-      </w:r>
-    </w:p>
-    <w:p>
-      <w:pPr>
-        <w:pStyle w:val="BodyText"/>
-      </w:pPr>
-      <w:r>
-        <w:t xml:space="preserve">First, and most centrally, this study advances the</w:t>
+        <w:t xml:space="preserve">is jointly determined by institutional and digital contingencies. This yields four contributions to international business theory.</w:t>
+      </w:r>
+    </w:p>
+    <w:p>
+      <w:pPr>
+        <w:pStyle w:val="BodyText"/>
+      </w:pPr>
+      <w:r>
+        <w:t xml:space="preserve">First, this study offers a</w:t>
       </w:r>
       <w:r>
         <w:t xml:space="preserve"> </w:t>
@@ -4985,100 +4940,82 @@
           <w:bCs/>
           <w:b/>
         </w:rPr>
-        <w:t xml:space="preserve">Capability-Institution Mismatch mechanism</w:t>
-      </w:r>
-      <w:r>
-        <w:t xml:space="preserve"> </w:t>
-      </w:r>
-      <w:r>
-        <w:t xml:space="preserve">as a unifying account of why firm-level capabilities yield such heterogeneous I–P payoffs across the institutional gradient. The mechanism, formalised in §2.1, posits that the productivity returns to internationalization are conditioned by the degree to which home-country institutions enable firm capabilities to be deployed productively across borders, through three named sub-mechanisms (rent protection, liability-of-foreignness attenuation, institutional-void amplification). The mechanism’s three predicted firm-level signatures, a relocated optimum, deepening concavity in weaker-institution regimes, and stronger digital-for-institutional substitution where institutions are weakest, are all confirmed empirically (relocated optimum: M11 TP = 25.7% vs M2 TP = 37.1%; deepening concavity:</w:t>
-      </w:r>
-      <w:r>
-        <w:t xml:space="preserve"> </w:t>
-      </w:r>
-      <m:oMath>
-        <m:sSup>
-          <m:e>
-            <m:r>
-              <m:rPr>
-                <m:nor/>
-                <m:sty m:val="p"/>
-              </m:rPr>
-              <m:t>FSTS</m:t>
-            </m:r>
-          </m:e>
-          <m:sup>
-            <m:r>
-              <m:t>2</m:t>
-            </m:r>
-          </m:sup>
-        </m:sSup>
-        <m:r>
-          <m:rPr>
-            <m:sty m:val="p"/>
-          </m:rPr>
-          <m:t>×</m:t>
-        </m:r>
-        <m:r>
-          <m:rPr>
-            <m:nor/>
-            <m:sty m:val="p"/>
-          </m:rPr>
-          <m:t>ICRV</m:t>
-        </m:r>
-      </m:oMath>
-      <w:r>
-        <w:t xml:space="preserve"> </w:t>
-      </w:r>
-      <w:r>
-        <w:t xml:space="preserve">supports H5; substitution:</w:t>
-      </w:r>
-      <w:r>
-        <w:t xml:space="preserve"> </w:t>
-      </w:r>
-      <m:oMath>
-        <m:r>
-          <m:rPr>
-            <m:nor/>
-            <m:sty m:val="p"/>
-          </m:rPr>
-          <m:t>DAI</m:t>
-        </m:r>
-        <m:r>
-          <m:rPr>
-            <m:sty m:val="p"/>
-          </m:rPr>
-          <m:t>×</m:t>
-        </m:r>
-        <m:r>
-          <m:rPr>
-            <m:nor/>
-            <m:sty m:val="p"/>
-          </m:rPr>
-          <m:t>ICRV</m:t>
-        </m:r>
-      </m:oMath>
-      <w:r>
-        <w:t xml:space="preserve"> </w:t>
-      </w:r>
-      <m:oMath>
-        <m:r>
-          <m:t>β</m:t>
-        </m:r>
-      </m:oMath>
-      <w:r>
-        <w:t xml:space="preserve"> </w:t>
-      </w:r>
-      <w:r>
-        <w:t xml:space="preserve">= +0.052, p =.049 supports H6). The contribution is therefore not the discovery of the inverted-U or of institutional moderation per se, but the integration of capability theory and institutional theory into one named firm-level mechanism whose observable signatures can be tested across a broad institutional gradient. This positions the mismatch mechanism as a candidate theoretical bridge between the firm-internal RBV/capability tradition and the country-level institutional tradition, and the empirical signatures it predicts can be tested at finer institutional resolution in follow-on research designs.</w:t>
-      </w:r>
-    </w:p>
-    <w:p>
-      <w:pPr>
-        <w:pStyle w:val="BodyText"/>
-      </w:pPr>
-      <w:r>
-        <w:t xml:space="preserve">Second, this study offers a</w:t>
+        <w:t xml:space="preserve">relocated-optimum reframing</w:t>
+      </w:r>
+      <w:r>
+        <w:t xml:space="preserve"> </w:t>
+      </w:r>
+      <w:r>
+        <w:t xml:space="preserve">of the two-decade debate over the shape of the I–P curve. This study does not claim a novel non-linear functional form; the inverted-U is well established (Lu &amp; Beamish, 2004; Contractor et al., 2003; Bausch &amp; Krist, 2007; Kirca et al., 2012; Marano et al., 2016), and the role of context as a moderator is the canonical response to the resulting heterogeneity (Kirca et al., 2012; Marano et al., 2016; Wu et al., 2022). Our integrative reframing is that the inverted-U holds across all six ICRV regime groups (H1) while its shape is</w:t>
+      </w:r>
+      <w:r>
+        <w:t xml:space="preserve"> </w:t>
+      </w:r>
+      <w:r>
+        <w:rPr>
+          <w:iCs/>
+          <w:i/>
+        </w:rPr>
+        <w:t xml:space="preserve">not</w:t>
+      </w:r>
+      <w:r>
+        <w:t xml:space="preserve"> </w:t>
+      </w:r>
+      <w:r>
+        <w:t xml:space="preserve">a fixed structural parameter: the institutional regime governs the curve’s</w:t>
+      </w:r>
+      <w:r>
+        <w:t xml:space="preserve"> </w:t>
+      </w:r>
+      <w:r>
+        <w:rPr>
+          <w:iCs/>
+          <w:i/>
+        </w:rPr>
+        <w:t xml:space="preserve">amplitude</w:t>
+      </w:r>
+      <w:r>
+        <w:t xml:space="preserve"> </w:t>
+      </w:r>
+      <w:r>
+        <w:t xml:space="preserve">(H5), a pronounced inverted-U in weaker-institution economies flattening toward a near-linear profile in advanced ones, while digital capability reshapes the curve and relocates its effective optimum (H3). This dissolves the apparent contradiction between studies reporting positive-linear, inverted-U, and null effects (Section 5.2): they observe a single underlying curve whose sharpness, and whose payoff at high export intensity, are jointly set by institutional quality and digital capability. The contribution is therefore not to overturn the inverted-U canon but to relocate the explanatory burden from the</w:t>
+      </w:r>
+      <w:r>
+        <w:t xml:space="preserve"> </w:t>
+      </w:r>
+      <w:r>
+        <w:rPr>
+          <w:iCs/>
+          <w:i/>
+        </w:rPr>
+        <w:t xml:space="preserve">existence</w:t>
+      </w:r>
+      <w:r>
+        <w:t xml:space="preserve"> </w:t>
+      </w:r>
+      <w:r>
+        <w:t xml:space="preserve">of non-linearity to the</w:t>
+      </w:r>
+      <w:r>
+        <w:t xml:space="preserve"> </w:t>
+      </w:r>
+      <w:r>
+        <w:rPr>
+          <w:iCs/>
+          <w:i/>
+        </w:rPr>
+        <w:t xml:space="preserve">determinants of its shape</w:t>
+      </w:r>
+      <w:r>
+        <w:t xml:space="preserve">, a shift from descriptive curve-fitting toward a contingency theory of where internationalization pays.</w:t>
+      </w:r>
+    </w:p>
+    <w:p>
+      <w:pPr>
+        <w:pStyle w:val="BodyText"/>
+      </w:pPr>
+      <w:r>
+        <w:t xml:space="preserve">Second,</w:t>
       </w:r>
       <w:r>
         <w:t xml:space="preserve"> </w:t>
@@ -5088,82 +5025,63 @@
           <w:bCs/>
           <w:b/>
         </w:rPr>
-        <w:t xml:space="preserve">relocated-optimum reframing</w:t>
-      </w:r>
-      <w:r>
-        <w:t xml:space="preserve"> </w:t>
-      </w:r>
-      <w:r>
-        <w:t xml:space="preserve">of the two-decade debate over the shape of the I–P curve. This study does not claim a novel non-linear functional form; the inverted-U is well established (Lu &amp; Beamish, 2004; Contractor et al., 2003; Bausch &amp; Krist, 2007; Kirca et al., 2012; Marano et al., 2016), and the role of context as a moderator is the canonical response to the resulting heterogeneity (Kirca et al., 2012; Marano et al., 2016; Wu et al., 2022). Our integrative reframing is that the inverted-U holds across all six ICRV regime groups (H1) while its shape is</w:t>
-      </w:r>
-      <w:r>
-        <w:t xml:space="preserve"> </w:t>
-      </w:r>
-      <w:r>
-        <w:rPr>
-          <w:iCs/>
-          <w:i/>
-        </w:rPr>
-        <w:t xml:space="preserve">not</w:t>
-      </w:r>
-      <w:r>
-        <w:t xml:space="preserve"> </w:t>
-      </w:r>
-      <w:r>
-        <w:t xml:space="preserve">a fixed structural parameter: the institutional regime governs the curve’s</w:t>
-      </w:r>
-      <w:r>
-        <w:t xml:space="preserve"> </w:t>
-      </w:r>
-      <w:r>
-        <w:rPr>
-          <w:iCs/>
-          <w:i/>
-        </w:rPr>
-        <w:t xml:space="preserve">amplitude</w:t>
-      </w:r>
-      <w:r>
-        <w:t xml:space="preserve"> </w:t>
-      </w:r>
-      <w:r>
-        <w:t xml:space="preserve">(H5), a pronounced inverted-U in weaker-institution economies flattening toward a near-linear profile in advanced ones, while digital capability reshapes the curve and relocates its effective optimum (H3). This dissolves the apparent contradiction between studies reporting positive-linear, inverted-U, and null effects (Section 5.2): they observe a single underlying curve whose sharpness, and whose payoff at high export intensity, are jointly set by institutional quality and digital capability. The contribution is therefore not to overturn the inverted-U canon but to relocate the explanatory burden from the</w:t>
-      </w:r>
-      <w:r>
-        <w:t xml:space="preserve"> </w:t>
-      </w:r>
-      <w:r>
-        <w:rPr>
-          <w:iCs/>
-          <w:i/>
-        </w:rPr>
-        <w:t xml:space="preserve">existence</w:t>
-      </w:r>
-      <w:r>
-        <w:t xml:space="preserve"> </w:t>
-      </w:r>
-      <w:r>
-        <w:t xml:space="preserve">of non-linearity to the</w:t>
-      </w:r>
-      <w:r>
-        <w:t xml:space="preserve"> </w:t>
-      </w:r>
-      <w:r>
-        <w:rPr>
-          <w:iCs/>
-          <w:i/>
-        </w:rPr>
-        <w:t xml:space="preserve">determinants of its shape</w:t>
-      </w:r>
-      <w:r>
-        <w:t xml:space="preserve">, a shift from descriptive curve-fitting toward a contingency theory of where internationalization pays.</w:t>
-      </w:r>
-    </w:p>
-    <w:p>
-      <w:pPr>
-        <w:pStyle w:val="BodyText"/>
-      </w:pPr>
-      <w:r>
-        <w:t xml:space="preserve">Third,</w:t>
+        <w:t xml:space="preserve">digital-for-institutional substitution</w:t>
+      </w:r>
+      <w:r>
+        <w:t xml:space="preserve"> </w:t>
+      </w:r>
+      <w:r>
+        <w:t xml:space="preserve">extends institutional-voids theory (Khanna &amp; Palepu, 1997) into the digital domain. The</w:t>
+      </w:r>
+      <w:r>
+        <w:t xml:space="preserve"> </w:t>
+      </w:r>
+      <m:oMath>
+        <m:r>
+          <m:rPr>
+            <m:nor/>
+            <m:sty m:val="p"/>
+          </m:rPr>
+          <m:t>DAI</m:t>
+        </m:r>
+        <m:r>
+          <m:rPr>
+            <m:sty m:val="p"/>
+          </m:rPr>
+          <m:t>×</m:t>
+        </m:r>
+        <m:r>
+          <m:rPr>
+            <m:nor/>
+            <m:sty m:val="p"/>
+          </m:rPr>
+          <m:t>ICRV</m:t>
+        </m:r>
+      </m:oMath>
+      <w:r>
+        <w:t xml:space="preserve"> </w:t>
+      </w:r>
+      <w:r>
+        <w:t xml:space="preserve">interaction (</w:t>
+      </w:r>
+      <m:oMath>
+        <m:r>
+          <m:t>β</m:t>
+        </m:r>
+      </m:oMath>
+      <w:r>
+        <w:t xml:space="preserve"> </w:t>
+      </w:r>
+      <w:r>
+        <w:t xml:space="preserve">= +0.052, p =.049) shows that the curve-reshaping value of foundational digital adoption is greater precisely where formal institutions are weaker. Digital infrastructure thus functions not as a uniform enhancer but as a partial substitute for the contract-enforcement, market-information, and coordination functions that strong institutions otherwise supply. The closest prior firm-level evidence is Bustamante, Mingo, and Matusik (2022), who document complementary institutional and digital-capability effects on SME internationalization in a multi-country sample; the contribution of this study is to extend that line by showing the substitution direction (not complementarity) emerges in the specific case of the export-intensity–performance conversion when the digital measure is the foundational Tier-1/Tier-2 capability captured by WBES across 45 institutionally heterogeneous economies. Read against this precedent, the result is incremental rather than discovery-class, and the substantive p =.049 estimate should be interpreted with appropriate caution (see Section 5.4).</w:t>
+      </w:r>
+    </w:p>
+    <w:p>
+      <w:pPr>
+        <w:pStyle w:val="BodyText"/>
+      </w:pPr>
+      <w:r>
+        <w:t xml:space="preserve">Third, the</w:t>
       </w:r>
       <w:r>
         <w:t xml:space="preserve"> </w:t>
@@ -5173,72 +5091,6 @@
           <w:bCs/>
           <w:b/>
         </w:rPr>
-        <w:t xml:space="preserve">digital-for-institutional substitution</w:t>
-      </w:r>
-      <w:r>
-        <w:t xml:space="preserve"> </w:t>
-      </w:r>
-      <w:r>
-        <w:t xml:space="preserve">extends institutional-voids theory (Khanna &amp; Palepu, 1997) into the digital domain. The</w:t>
-      </w:r>
-      <w:r>
-        <w:t xml:space="preserve"> </w:t>
-      </w:r>
-      <m:oMath>
-        <m:r>
-          <m:rPr>
-            <m:nor/>
-            <m:sty m:val="p"/>
-          </m:rPr>
-          <m:t>DAI</m:t>
-        </m:r>
-        <m:r>
-          <m:rPr>
-            <m:sty m:val="p"/>
-          </m:rPr>
-          <m:t>×</m:t>
-        </m:r>
-        <m:r>
-          <m:rPr>
-            <m:nor/>
-            <m:sty m:val="p"/>
-          </m:rPr>
-          <m:t>ICRV</m:t>
-        </m:r>
-      </m:oMath>
-      <w:r>
-        <w:t xml:space="preserve"> </w:t>
-      </w:r>
-      <w:r>
-        <w:t xml:space="preserve">interaction (</w:t>
-      </w:r>
-      <m:oMath>
-        <m:r>
-          <m:t>β</m:t>
-        </m:r>
-      </m:oMath>
-      <w:r>
-        <w:t xml:space="preserve"> </w:t>
-      </w:r>
-      <w:r>
-        <w:t xml:space="preserve">= +0.052, p =.049) shows that the curve-reshaping value of foundational digital adoption is greater precisely where formal institutions are weaker. Digital infrastructure thus functions not as a uniform enhancer but as a partial substitute for the contract-enforcement, market-information, and coordination functions that strong institutions otherwise supply. The closest prior firm-level evidence is Bustamante, Mingo, and Matusik (2022), who document complementary institutional and digital-capability effects on SME internationalization in a multi-country sample; the contribution of this study is to extend that line by showing the substitution direction (not complementarity) emerges in the specific case of the export-intensity–performance conversion when the digital measure is the foundational Tier-1/Tier-2 capability captured by WBES across 45 institutionally heterogeneous economies. Read against this precedent, the result is incremental rather than discovery-class, and the substantive p =.049 estimate should be interpreted with appropriate caution (see Section 5.4).</w:t>
-      </w:r>
-    </w:p>
-    <w:p>
-      <w:pPr>
-        <w:pStyle w:val="BodyText"/>
-      </w:pPr>
-      <w:r>
-        <w:t xml:space="preserve">Fourth, the</w:t>
-      </w:r>
-      <w:r>
-        <w:t xml:space="preserve"> </w:t>
-      </w:r>
-      <w:r>
-        <w:rPr>
-          <w:bCs/>
-          <w:b/>
-        </w:rPr>
         <w:t xml:space="preserve">level–relocation distinction</w:t>
       </w:r>
       <w:r>
@@ -5253,7 +5105,7 @@
         <w:pStyle w:val="BodyText"/>
       </w:pPr>
       <w:r>
-        <w:t xml:space="preserve">Fifth, this study offers the</w:t>
+        <w:t xml:space="preserve">Fourth, this study offers the</w:t>
       </w:r>
       <w:r>
         <w:t xml:space="preserve"> </w:t>

--- a/p7/submission/jibs_package/01_manuscript_blinded.docx
+++ b/p7/submission/jibs_package/01_manuscript_blinded.docx
@@ -2,7 +2,7 @@
 <file path=word/document.xml><?xml version="1.0" encoding="utf-8"?>
 <w:document xmlns:w="http://schemas.openxmlformats.org/wordprocessingml/2006/main" xmlns:m="http://schemas.openxmlformats.org/officeDocument/2006/math" xmlns:r="http://schemas.openxmlformats.org/officeDocument/2006/relationships" xmlns:o="urn:schemas-microsoft-com:office:office" xmlns:v="urn:schemas-microsoft-com:vml" xmlns:w10="urn:schemas-microsoft-com:office:word" xmlns:a="http://schemas.openxmlformats.org/drawingml/2006/main" xmlns:pic="http://schemas.openxmlformats.org/drawingml/2006/picture" xmlns:wp="http://schemas.openxmlformats.org/drawingml/2006/wordprocessingDrawing">
   <w:body>
-    <w:bookmarkStart w:id="77" w:name="Xf24ec467481d62a742d363f12c684976d74bdf7"/>
+    <w:bookmarkStart w:id="78" w:name="Xf24ec467481d62a742d363f12c684976d74bdf7"/>
     <w:p>
       <w:pPr>
         <w:pStyle w:val="Heading1"/>
@@ -45,13 +45,6 @@
         <w:t xml:space="preserve">Empirical results complete; under revision for submission</w:t>
       </w:r>
     </w:p>
-    <w:p>
-      <w:r>
-        <w:pict>
-          <v:rect style="width:0;height:1.5pt" o:hralign="center" o:hrstd="t" o:hr="t"/>
-        </w:pict>
-      </w:r>
-    </w:p>
     <w:bookmarkStart w:id="20" w:name="abstract"/>
     <w:p>
       <w:pPr>
@@ -66,7 +59,139 @@
         <w:pStyle w:val="FirstParagraph"/>
       </w:pPr>
       <w:r>
-        <w:t xml:space="preserve">We examine whether the internationalization–performance (I–P) relationship holds across a large and institutionally diverse set of Asian and Pacific economies and identify the conditions under which firms convert export intensity into productive performance. Using microdata from 91,982 firms across 49 economies and 102 country-year waves of the World Bank Enterprise Survey (2003–2025), spanning all six Institutional Capability and Resource Vulnerability (ICRV) regime groups, we estimate a hierarchical set of OLS models with HC1 robust standard errors. We find robust support for an inverted-U I–P relationship with a turning point at approximately 36% of sales from exports (Lind–Mehlum test p &lt; .001; confirmed in M11 at TP=34.6%, p=.002). Technological capability (TCI) raises the performance level without reliably reshaping the curve. Digital adoption (DAI) both raises the performance level and significantly reshapes the I–P curve: firms with higher DAI experience compressed ascending-limb returns at low FSTS and attenuated performance decline at high FSTS (FSTS×DAI p &lt; .01; FSTS²×DAI p &lt; .01 in M8–M9). Institutional regime (ICRV) moderates both slope and curvature. Managerial experience and female top management improve performance; experience additionally moderates the curve shape in the full specification. These findings offer a parsimonious resolution to Asian I–P heterogeneity: the relationship is universally inverted-U, but regime quality and digital capability jointly determine where the turning point falls.</w:t>
+        <w:t xml:space="preserve">We examine whether the internationalization–performance (I–P)</w:t>
+      </w:r>
+      <w:r>
+        <w:t xml:space="preserve"> </w:t>
+      </w:r>
+      <w:r>
+        <w:t xml:space="preserve">relationship holds across a large and institutionally diverse set of</w:t>
+      </w:r>
+      <w:r>
+        <w:t xml:space="preserve"> </w:t>
+      </w:r>
+      <w:r>
+        <w:t xml:space="preserve">Asian and Pacific economies and identify the conditions under which</w:t>
+      </w:r>
+      <w:r>
+        <w:t xml:space="preserve"> </w:t>
+      </w:r>
+      <w:r>
+        <w:t xml:space="preserve">firms convert export intensity into productive performance. Using</w:t>
+      </w:r>
+      <w:r>
+        <w:t xml:space="preserve"> </w:t>
+      </w:r>
+      <w:r>
+        <w:t xml:space="preserve">microdata from 91, 982 firms across 49 economies and 102 country-year</w:t>
+      </w:r>
+      <w:r>
+        <w:t xml:space="preserve"> </w:t>
+      </w:r>
+      <w:r>
+        <w:t xml:space="preserve">waves of the World Bank Enterprise Survey (2003–2025), spanning all six</w:t>
+      </w:r>
+      <w:r>
+        <w:t xml:space="preserve"> </w:t>
+      </w:r>
+      <w:r>
+        <w:t xml:space="preserve">Institutional Capability and Resource Vulnerability (ICRV) regime</w:t>
+      </w:r>
+      <w:r>
+        <w:t xml:space="preserve"> </w:t>
+      </w:r>
+      <w:r>
+        <w:t xml:space="preserve">groups, we estimate a hierarchical set of OLS models with HC1 robust</w:t>
+      </w:r>
+      <w:r>
+        <w:t xml:space="preserve"> </w:t>
+      </w:r>
+      <w:r>
+        <w:t xml:space="preserve">standard errors. We find robust support for an inverted-U I–P</w:t>
+      </w:r>
+      <w:r>
+        <w:t xml:space="preserve"> </w:t>
+      </w:r>
+      <w:r>
+        <w:t xml:space="preserve">relationship with a turning point at approximately 36% of sales from</w:t>
+      </w:r>
+      <w:r>
+        <w:t xml:space="preserve"> </w:t>
+      </w:r>
+      <w:r>
+        <w:t xml:space="preserve">exports (Lind–Mehlum test p &lt; .001; confirmed in M11 at TP=34.6%,</w:t>
+      </w:r>
+      <w:r>
+        <w:t xml:space="preserve"> </w:t>
+      </w:r>
+      <w:r>
+        <w:t xml:space="preserve">p=.002). Technological capability (TCI) raises the performance level</w:t>
+      </w:r>
+      <w:r>
+        <w:t xml:space="preserve"> </w:t>
+      </w:r>
+      <w:r>
+        <w:t xml:space="preserve">without reliably reshaping the curve. Digital adoption (DAI) both raises</w:t>
+      </w:r>
+      <w:r>
+        <w:t xml:space="preserve"> </w:t>
+      </w:r>
+      <w:r>
+        <w:t xml:space="preserve">the performance level and significantly reshapes the I–P curve: firms</w:t>
+      </w:r>
+      <w:r>
+        <w:t xml:space="preserve"> </w:t>
+      </w:r>
+      <w:r>
+        <w:t xml:space="preserve">with higher DAI experience compressed ascending-limb returns at low FSTS</w:t>
+      </w:r>
+      <w:r>
+        <w:t xml:space="preserve"> </w:t>
+      </w:r>
+      <w:r>
+        <w:t xml:space="preserve">and attenuated performance decline at high FSTS (FSTS×DAI p &lt; .01;</w:t>
+      </w:r>
+      <w:r>
+        <w:t xml:space="preserve"> </w:t>
+      </w:r>
+      <w:r>
+        <w:t xml:space="preserve">FSTS²×DAI p &lt; .01 in M8–M9). Institutional regime (ICRV) moderates both</w:t>
+      </w:r>
+      <w:r>
+        <w:t xml:space="preserve"> </w:t>
+      </w:r>
+      <w:r>
+        <w:t xml:space="preserve">slope and curvature. Managerial experience and female top management</w:t>
+      </w:r>
+      <w:r>
+        <w:t xml:space="preserve"> </w:t>
+      </w:r>
+      <w:r>
+        <w:t xml:space="preserve">improve performance; experience additionally moderates the curve shape</w:t>
+      </w:r>
+      <w:r>
+        <w:t xml:space="preserve"> </w:t>
+      </w:r>
+      <w:r>
+        <w:t xml:space="preserve">in the full specification. These findings offer a parsimonious</w:t>
+      </w:r>
+      <w:r>
+        <w:t xml:space="preserve"> </w:t>
+      </w:r>
+      <w:r>
+        <w:t xml:space="preserve">resolution to Asian I–P heterogeneity: the relationship is universally</w:t>
+      </w:r>
+      <w:r>
+        <w:t xml:space="preserve"> </w:t>
+      </w:r>
+      <w:r>
+        <w:t xml:space="preserve">inverted-U, but regime quality and digital capability jointly determine</w:t>
+      </w:r>
+      <w:r>
+        <w:t xml:space="preserve"> </w:t>
+      </w:r>
+      <w:r>
+        <w:t xml:space="preserve">where the turning point falls.</w:t>
       </w:r>
     </w:p>
     <w:p>
@@ -84,14 +209,19 @@
         <w:t xml:space="preserve"> </w:t>
       </w:r>
       <w:r>
-        <w:t xml:space="preserve">internationalization–performance; inverted-U; institutional regime; digital capability; Asia-Pacific; World Bank Enterprise Surveys</w:t>
-      </w:r>
-    </w:p>
-    <w:p>
-      <w:r>
-        <w:pict>
-          <v:rect style="width:0;height:1.5pt" o:hralign="center" o:hrstd="t" o:hr="t"/>
-        </w:pict>
+        <w:t xml:space="preserve">internationalization–performance; inverted-U;</w:t>
+      </w:r>
+      <w:r>
+        <w:t xml:space="preserve"> </w:t>
+      </w:r>
+      <w:r>
+        <w:t xml:space="preserve">institutional regime; digital capability; Asia-Pacific; World Bank</w:t>
+      </w:r>
+      <w:r>
+        <w:t xml:space="preserve"> </w:t>
+      </w:r>
+      <w:r>
+        <w:t xml:space="preserve">Enterprise Surveys</w:t>
       </w:r>
     </w:p>
     <w:bookmarkEnd w:id="20"/>
@@ -109,7 +239,85 @@
         <w:pStyle w:val="FirstParagraph"/>
       </w:pPr>
       <w:r>
-        <w:t xml:space="preserve">A central question in international business research concerns whether and how export internationalization translates into firm performance (Lu &amp; Beamish, 2004; Johanson &amp; Vahlne, 2009). Meta-analyses document a mean correlation of approximately r = .07 across several thousand studies (Bausch &amp; Krist, 2007; Kirca et al., 2012; Marano et al., 2016), yet the variance across studies vastly exceeds what sampling error can explain. In Asia — a region that accounts for over half of global manufacturing exports (UNCTAD, 2023) — the evidence is especially fragmented: prior studies report positive relationships (Pangarkar, 2008; Korea), inverted-U curves (Chiao et al., 2006; Taiwan), or null and negative effects (Mondal et al., 2022; India). The standard explanation invokes context as a moderator (Marano et al., 2016; Kirca et al., 2012), but empirical tests simultaneously across institutionally diverse Asian economies remain rare.</w:t>
+        <w:t xml:space="preserve">A central question in international business research concerns whether</w:t>
+      </w:r>
+      <w:r>
+        <w:t xml:space="preserve"> </w:t>
+      </w:r>
+      <w:r>
+        <w:t xml:space="preserve">and how export internationalization translates into firm performance (Lu</w:t>
+      </w:r>
+      <w:r>
+        <w:t xml:space="preserve"> </w:t>
+      </w:r>
+      <w:r>
+        <w:t xml:space="preserve">&amp; Beamish, 2004; Johanson &amp; Vahlne, 2009). Meta-analyses document a mean</w:t>
+      </w:r>
+      <w:r>
+        <w:t xml:space="preserve"> </w:t>
+      </w:r>
+      <w:r>
+        <w:t xml:space="preserve">correlation of approximately r = .07 across several thousand studies</w:t>
+      </w:r>
+      <w:r>
+        <w:t xml:space="preserve"> </w:t>
+      </w:r>
+      <w:r>
+        <w:t xml:space="preserve">(Bausch &amp; Krist, 2007; Kirca et al., 2012; Marano et al., 2016), yet the</w:t>
+      </w:r>
+      <w:r>
+        <w:t xml:space="preserve"> </w:t>
+      </w:r>
+      <w:r>
+        <w:t xml:space="preserve">variance across studies vastly exceeds what sampling error can explain.</w:t>
+      </w:r>
+      <w:r>
+        <w:t xml:space="preserve"> </w:t>
+      </w:r>
+      <w:r>
+        <w:t xml:space="preserve">In Asia, a region that accounts for over half of global manufacturing</w:t>
+      </w:r>
+      <w:r>
+        <w:t xml:space="preserve"> </w:t>
+      </w:r>
+      <w:r>
+        <w:t xml:space="preserve">exports (UNCTAD, 2023), the evidence is especially fragmented: prior</w:t>
+      </w:r>
+      <w:r>
+        <w:t xml:space="preserve"> </w:t>
+      </w:r>
+      <w:r>
+        <w:t xml:space="preserve">studies report positive relationships (Pangarkar, 2008; Korea),</w:t>
+      </w:r>
+      <w:r>
+        <w:t xml:space="preserve"> </w:t>
+      </w:r>
+      <w:r>
+        <w:t xml:space="preserve">inverted-U curves (Chiao et al., 2006; Taiwan), or null and negative</w:t>
+      </w:r>
+      <w:r>
+        <w:t xml:space="preserve"> </w:t>
+      </w:r>
+      <w:r>
+        <w:t xml:space="preserve">effects (Mondal et al., 2022; India). The standard explanation invokes</w:t>
+      </w:r>
+      <w:r>
+        <w:t xml:space="preserve"> </w:t>
+      </w:r>
+      <w:r>
+        <w:t xml:space="preserve">context as a moderator (Marano et al., 2016; Kirca et al., 2012), but</w:t>
+      </w:r>
+      <w:r>
+        <w:t xml:space="preserve"> </w:t>
+      </w:r>
+      <w:r>
+        <w:t xml:space="preserve">empirical tests simultaneously across institutionally diverse Asian</w:t>
+      </w:r>
+      <w:r>
+        <w:t xml:space="preserve"> </w:t>
+      </w:r>
+      <w:r>
+        <w:t xml:space="preserve">economies remain rare.</w:t>
       </w:r>
     </w:p>
     <w:p>
@@ -117,7 +325,67 @@
         <w:pStyle w:val="BodyText"/>
       </w:pPr>
       <w:r>
-        <w:t xml:space="preserve">This paper addresses that gap. We pool 91,982 firm-observations from 49 Asian and Pacific economies spanning 2003–2025, harmonised from the World Bank Enterprise Survey (WBES). Our sample spans all six ICRV regime groups — from advanced innovation-driven economies (Singapore, Korea, Taiwan, HongKong, Israel, Cyprus) to Pacific Small Island Developing States (Vanuatu, Solomon Islands, Fiji, Tonga, Samoa, Kiribati, Papua New Guinea, Timor-Leste) and Gulf advanced-resource economies (Bahrain, Kuwait, Qatar, Brunei, Saudi Arabia, Oman) — classified through the Institutional Capability and Resource Vulnerability (ICRV) framework that anchors the broader dissertation programme of which this study is part.</w:t>
+        <w:t xml:space="preserve">This paper addresses that gap. We pool 91, 982 firm-observations from 49</w:t>
+      </w:r>
+      <w:r>
+        <w:t xml:space="preserve"> </w:t>
+      </w:r>
+      <w:r>
+        <w:t xml:space="preserve">Asian and Pacific economies spanning 2003–2025, harmonised from the</w:t>
+      </w:r>
+      <w:r>
+        <w:t xml:space="preserve"> </w:t>
+      </w:r>
+      <w:r>
+        <w:t xml:space="preserve">World Bank Enterprise Survey (WBES). Our sample spans all six ICRV</w:t>
+      </w:r>
+      <w:r>
+        <w:t xml:space="preserve"> </w:t>
+      </w:r>
+      <w:r>
+        <w:t xml:space="preserve">regime groups, from advanced innovation-driven economies (Singapore,</w:t>
+      </w:r>
+      <w:r>
+        <w:t xml:space="preserve"> </w:t>
+      </w:r>
+      <w:r>
+        <w:t xml:space="preserve">Korea, Taiwan, HongKong, Israel, Cyprus) to Pacific Small Island</w:t>
+      </w:r>
+      <w:r>
+        <w:t xml:space="preserve"> </w:t>
+      </w:r>
+      <w:r>
+        <w:t xml:space="preserve">Developing States (Vanuatu, Solomon Islands, Fiji, Tonga, Samoa,</w:t>
+      </w:r>
+      <w:r>
+        <w:t xml:space="preserve"> </w:t>
+      </w:r>
+      <w:r>
+        <w:t xml:space="preserve">Kiribati, Papua New Guinea, Timor-Leste) and Gulf advanced-resource</w:t>
+      </w:r>
+      <w:r>
+        <w:t xml:space="preserve"> </w:t>
+      </w:r>
+      <w:r>
+        <w:t xml:space="preserve">economies (Bahrain, Kuwait, Qatar, Brunei, Saudi Arabia, Oman)</w:t>
+      </w:r>
+      <w:r>
+        <w:t xml:space="preserve"> </w:t>
+      </w:r>
+      <w:r>
+        <w:t xml:space="preserve">classified through the Institutional Capability and Resource</w:t>
+      </w:r>
+      <w:r>
+        <w:t xml:space="preserve"> </w:t>
+      </w:r>
+      <w:r>
+        <w:t xml:space="preserve">Vulnerability (ICRV) framework that anchors the broader dissertation</w:t>
+      </w:r>
+      <w:r>
+        <w:t xml:space="preserve"> </w:t>
+      </w:r>
+      <w:r>
+        <w:t xml:space="preserve">programme of which this study is part.</w:t>
       </w:r>
     </w:p>
     <w:p>
@@ -125,7 +393,91 @@
         <w:pStyle w:val="BodyText"/>
       </w:pPr>
       <w:r>
-        <w:t xml:space="preserve">Our contributions are threefold. First, we provide the largest WBES-based test of the inverted-U I–P hypothesis in Asia, confirming a turning point at approximately 36% foreign sales intensity across all specifications (N = 84,910–29,840), robust even in the full three-way moderation model (M11: TP=34.6%, LM p=.002). Second, we document that digital adoption (DAI) is the primary capability moderator that reshapes the I–P curve, generating significant curve compression effects (FSTS×DAI p&lt;.001) that emerge even without controlling for manager characteristics. Technological capability (TCI) raises the performance level but does not reliably reshape the ascending limb across this sample. Third, we document that institutional regime (ICRV group) systematically moderates both the slope and curvature of the I–P function, with DAI×ICRV interactions (p=.012) indicating that digital capabilities deliver stronger per-unit performance returns in weaker institutional environments.</w:t>
+        <w:t xml:space="preserve">Our contributions are threefold. First, we provide the largest</w:t>
+      </w:r>
+      <w:r>
+        <w:t xml:space="preserve"> </w:t>
+      </w:r>
+      <w:r>
+        <w:t xml:space="preserve">WBES-based test of the inverted-U I–P hypothesis in Asia, confirming a</w:t>
+      </w:r>
+      <w:r>
+        <w:t xml:space="preserve"> </w:t>
+      </w:r>
+      <w:r>
+        <w:t xml:space="preserve">turning point at approximately 36% foreign sales intensity across all</w:t>
+      </w:r>
+      <w:r>
+        <w:t xml:space="preserve"> </w:t>
+      </w:r>
+      <w:r>
+        <w:t xml:space="preserve">specifications (N = 84, 910–29, 840), robust even in the full three-way</w:t>
+      </w:r>
+      <w:r>
+        <w:t xml:space="preserve"> </w:t>
+      </w:r>
+      <w:r>
+        <w:t xml:space="preserve">moderation model (M11: TP=34.6%, LM p=.002). Second, we document that</w:t>
+      </w:r>
+      <w:r>
+        <w:t xml:space="preserve"> </w:t>
+      </w:r>
+      <w:r>
+        <w:t xml:space="preserve">digital adoption (DAI) is the primary capability moderator that reshapes</w:t>
+      </w:r>
+      <w:r>
+        <w:t xml:space="preserve"> </w:t>
+      </w:r>
+      <w:r>
+        <w:t xml:space="preserve">the I–P curve, generating significant curve compression effects</w:t>
+      </w:r>
+      <w:r>
+        <w:t xml:space="preserve"> </w:t>
+      </w:r>
+      <w:r>
+        <w:t xml:space="preserve">(FSTS×DAI p&lt;.001) that emerge even without controlling for manager</w:t>
+      </w:r>
+      <w:r>
+        <w:t xml:space="preserve"> </w:t>
+      </w:r>
+      <w:r>
+        <w:t xml:space="preserve">characteristics. Technological capability (TCI) raises the performance</w:t>
+      </w:r>
+      <w:r>
+        <w:t xml:space="preserve"> </w:t>
+      </w:r>
+      <w:r>
+        <w:t xml:space="preserve">level but does not reliably reshape the ascending limb across this</w:t>
+      </w:r>
+      <w:r>
+        <w:t xml:space="preserve"> </w:t>
+      </w:r>
+      <w:r>
+        <w:t xml:space="preserve">sample. Third, we document that institutional regime (ICRV group)</w:t>
+      </w:r>
+      <w:r>
+        <w:t xml:space="preserve"> </w:t>
+      </w:r>
+      <w:r>
+        <w:t xml:space="preserve">systematically moderates both the slope and curvature of the I–P</w:t>
+      </w:r>
+      <w:r>
+        <w:t xml:space="preserve"> </w:t>
+      </w:r>
+      <w:r>
+        <w:t xml:space="preserve">function, with DAI×ICRV interactions (p=.012) indicating that digital</w:t>
+      </w:r>
+      <w:r>
+        <w:t xml:space="preserve"> </w:t>
+      </w:r>
+      <w:r>
+        <w:t xml:space="preserve">capabilities deliver stronger per-unit performance returns in weaker</w:t>
+      </w:r>
+      <w:r>
+        <w:t xml:space="preserve"> </w:t>
+      </w:r>
+      <w:r>
+        <w:t xml:space="preserve">institutional environments.</w:t>
       </w:r>
     </w:p>
     <w:p>
@@ -133,14 +485,25 @@
         <w:pStyle w:val="BodyText"/>
       </w:pPr>
       <w:r>
-        <w:t xml:space="preserve">The remainder of the paper is organised as follows. Section 2 develops the theoretical framework and formal hypotheses. Section 3 describes data and methods. Section 4 presents results. Section 5 discusses implications and limitations. Section 6 concludes.</w:t>
-      </w:r>
-    </w:p>
-    <w:p>
-      <w:r>
-        <w:pict>
-          <v:rect style="width:0;height:1.5pt" o:hralign="center" o:hrstd="t" o:hr="t"/>
-        </w:pict>
+        <w:t xml:space="preserve">The remainder of the paper is organised as follows. Section 2 develops</w:t>
+      </w:r>
+      <w:r>
+        <w:t xml:space="preserve"> </w:t>
+      </w:r>
+      <w:r>
+        <w:t xml:space="preserve">the theoretical framework and formal hypotheses. Section 3 describes</w:t>
+      </w:r>
+      <w:r>
+        <w:t xml:space="preserve"> </w:t>
+      </w:r>
+      <w:r>
+        <w:t xml:space="preserve">data and methods. Section 4 presents results. Section 5 discusses</w:t>
+      </w:r>
+      <w:r>
+        <w:t xml:space="preserve"> </w:t>
+      </w:r>
+      <w:r>
+        <w:t xml:space="preserve">implications and limitations. Section 6 concludes.</w:t>
       </w:r>
     </w:p>
     <w:bookmarkEnd w:id="21"/>
@@ -167,7 +530,73 @@
         <w:pStyle w:val="FirstParagraph"/>
       </w:pPr>
       <w:r>
-        <w:t xml:space="preserve">We draw on four theoretical traditions. The Uppsala model (Johanson &amp; Vahlne, 1977, 2009) describes internationalization as a sequential process in which firms accumulate experiential knowledge, progressively reducing psychic distance and coordination costs. The Resource-Based View (Barney, 1991; Wernerfelt, 1984) positions firm-level capabilities — technological, digital, and managerial — as the mediating mechanism linking export exposure to performance outcomes. Institutional Theory (North, 1990; Scott, 2008) directs attention to how country-level formal and informal institutions shape the cost structure of cross-border transactions. Upper Echelons Theory (Hambrick &amp; Mason, 1984; Hambrick, 2007) emphasises that top management team attributes moderate how firms respond to strategic opportunities and constraints.</w:t>
+        <w:t xml:space="preserve">We draw on four theoretical traditions. The Uppsala model (Johanson &amp;</w:t>
+      </w:r>
+      <w:r>
+        <w:t xml:space="preserve"> </w:t>
+      </w:r>
+      <w:r>
+        <w:t xml:space="preserve">Vahlne, 1977, 2009) describes internationalization as a sequential</w:t>
+      </w:r>
+      <w:r>
+        <w:t xml:space="preserve"> </w:t>
+      </w:r>
+      <w:r>
+        <w:t xml:space="preserve">process in which firms accumulate experiential knowledge, progressively</w:t>
+      </w:r>
+      <w:r>
+        <w:t xml:space="preserve"> </w:t>
+      </w:r>
+      <w:r>
+        <w:t xml:space="preserve">reducing psychic distance and coordination costs. The Resource-Based</w:t>
+      </w:r>
+      <w:r>
+        <w:t xml:space="preserve"> </w:t>
+      </w:r>
+      <w:r>
+        <w:t xml:space="preserve">View (Barney, 1991; Wernerfelt, 1984) positions firm-level capabilities</w:t>
+      </w:r>
+      <w:r>
+        <w:t xml:space="preserve"> </w:t>
+      </w:r>
+      <w:r>
+        <w:t xml:space="preserve">technological, digital, and managerial, as the mediating mechanism</w:t>
+      </w:r>
+      <w:r>
+        <w:t xml:space="preserve"> </w:t>
+      </w:r>
+      <w:r>
+        <w:t xml:space="preserve">linking export exposure to performance outcomes. Institutional Theory</w:t>
+      </w:r>
+      <w:r>
+        <w:t xml:space="preserve"> </w:t>
+      </w:r>
+      <w:r>
+        <w:t xml:space="preserve">(North, 1990; Scott, 2008) directs attention to how country-level formal</w:t>
+      </w:r>
+      <w:r>
+        <w:t xml:space="preserve"> </w:t>
+      </w:r>
+      <w:r>
+        <w:t xml:space="preserve">and informal institutions shape the cost structure of cross-border</w:t>
+      </w:r>
+      <w:r>
+        <w:t xml:space="preserve"> </w:t>
+      </w:r>
+      <w:r>
+        <w:t xml:space="preserve">transactions. Upper Echelons Theory (Hambrick &amp; Mason, 1984; Hambrick,</w:t>
+      </w:r>
+      <w:r>
+        <w:t xml:space="preserve"> </w:t>
+      </w:r>
+      <w:r>
+        <w:t xml:space="preserve">2007) emphasises that top management team attributes moderate how firms</w:t>
+      </w:r>
+      <w:r>
+        <w:t xml:space="preserve"> </w:t>
+      </w:r>
+      <w:r>
+        <w:t xml:space="preserve">respond to strategic opportunities and constraints.</w:t>
       </w:r>
     </w:p>
     <w:bookmarkEnd w:id="22"/>
@@ -185,7 +614,49 @@
         <w:pStyle w:val="FirstParagraph"/>
       </w:pPr>
       <w:r>
-        <w:t xml:space="preserve">Contractor et al. (2003) formalised the three-stage S-curve hypothesis: early internationalization carries fixed entry costs that depress performance; intermediate internationalization yields learning and scale economies; high internationalization may again impose coordination and agency costs. Empirically, however, the data more consistently support the inverted-U — a special case in which the third stage does not emerge at the export intensities typically observed in developing-economy WBES data (Gomes &amp; Ramaswamy, 1999; Lu &amp; Beamish, 2004).</w:t>
+        <w:t xml:space="preserve">Contractor et al. (2003) formalised the three-stage S-curve hypothesis:</w:t>
+      </w:r>
+      <w:r>
+        <w:t xml:space="preserve"> </w:t>
+      </w:r>
+      <w:r>
+        <w:t xml:space="preserve">early internationalization carries fixed entry costs that depress</w:t>
+      </w:r>
+      <w:r>
+        <w:t xml:space="preserve"> </w:t>
+      </w:r>
+      <w:r>
+        <w:t xml:space="preserve">performance; intermediate internationalization yields learning and scale</w:t>
+      </w:r>
+      <w:r>
+        <w:t xml:space="preserve"> </w:t>
+      </w:r>
+      <w:r>
+        <w:t xml:space="preserve">economies; high internationalization may again impose coordination and</w:t>
+      </w:r>
+      <w:r>
+        <w:t xml:space="preserve"> </w:t>
+      </w:r>
+      <w:r>
+        <w:t xml:space="preserve">agency costs. Empirically, however, the data more consistently support</w:t>
+      </w:r>
+      <w:r>
+        <w:t xml:space="preserve"> </w:t>
+      </w:r>
+      <w:r>
+        <w:t xml:space="preserve">the inverted-U, a special case in which the third stage does not emerge</w:t>
+      </w:r>
+      <w:r>
+        <w:t xml:space="preserve"> </w:t>
+      </w:r>
+      <w:r>
+        <w:t xml:space="preserve">at the export intensities typically observed in developing-economy WBES</w:t>
+      </w:r>
+      <w:r>
+        <w:t xml:space="preserve"> </w:t>
+      </w:r>
+      <w:r>
+        <w:t xml:space="preserve">data (Gomes &amp; Ramaswamy, 1999; Lu &amp; Beamish, 2004).</w:t>
       </w:r>
     </w:p>
     <w:p>
@@ -193,7 +664,67 @@
         <w:pStyle w:val="BodyText"/>
       </w:pPr>
       <w:r>
-        <w:t xml:space="preserve">In the Asian context, three country-specific studies in our broader dissertation programme provide prior evidence. For Vietnam (P3), the inverted-U is confirmed with a turning point at 39–46% using a WBES-based instrumental variable design. For China (P5), an inverted-U turning point of 47–49% is replicated across specifications with Paternoster cross-cohort tests (p = .545). For Singapore (P4), the relationship is predominantly positive with a very late turning point (~88.6%), consistent with near-monotonic returns in a high-institutional, digitally saturated economy. Pooled across a much larger and institutionally heterogeneous sample, we expect the inverted-U to emerge at an intermediate turning point.</w:t>
+        <w:t xml:space="preserve">In the Asian context, three country-specific studies in our broader</w:t>
+      </w:r>
+      <w:r>
+        <w:t xml:space="preserve"> </w:t>
+      </w:r>
+      <w:r>
+        <w:t xml:space="preserve">dissertation programme provide prior evidence. For Vietnam (P3), the</w:t>
+      </w:r>
+      <w:r>
+        <w:t xml:space="preserve"> </w:t>
+      </w:r>
+      <w:r>
+        <w:t xml:space="preserve">inverted-U is confirmed with a turning point at 39–46% using a</w:t>
+      </w:r>
+      <w:r>
+        <w:t xml:space="preserve"> </w:t>
+      </w:r>
+      <w:r>
+        <w:t xml:space="preserve">WBES-based instrumental variable design. For China (P5), an inverted-U</w:t>
+      </w:r>
+      <w:r>
+        <w:t xml:space="preserve"> </w:t>
+      </w:r>
+      <w:r>
+        <w:t xml:space="preserve">turning point of 47–49% is replicated across specifications with</w:t>
+      </w:r>
+      <w:r>
+        <w:t xml:space="preserve"> </w:t>
+      </w:r>
+      <w:r>
+        <w:t xml:space="preserve">Paternoster cross-cohort tests (p = .545). For Singapore (P4), the</w:t>
+      </w:r>
+      <w:r>
+        <w:t xml:space="preserve"> </w:t>
+      </w:r>
+      <w:r>
+        <w:t xml:space="preserve">relationship is predominantly positive with a very late turning point</w:t>
+      </w:r>
+      <w:r>
+        <w:t xml:space="preserve"> </w:t>
+      </w:r>
+      <w:r>
+        <w:t xml:space="preserve">(~88.6%), consistent with near-monotonic returns in a</w:t>
+      </w:r>
+      <w:r>
+        <w:t xml:space="preserve"> </w:t>
+      </w:r>
+      <w:r>
+        <w:t xml:space="preserve">high-institutional, digitally saturated economy. Pooled across a much</w:t>
+      </w:r>
+      <w:r>
+        <w:t xml:space="preserve"> </w:t>
+      </w:r>
+      <w:r>
+        <w:t xml:space="preserve">larger and institutionally heterogeneous sample, we expect the</w:t>
+      </w:r>
+      <w:r>
+        <w:t xml:space="preserve"> </w:t>
+      </w:r>
+      <w:r>
+        <w:t xml:space="preserve">inverted-U to emerge at an intermediate turning point.</w:t>
       </w:r>
     </w:p>
     <w:p>
@@ -211,7 +742,25 @@
         <w:t xml:space="preserve"> </w:t>
       </w:r>
       <w:r>
-        <w:t xml:space="preserve">The relationship between export intensity (FSTS) and firm labour productivity (ln LP) is an inverted-U, with a statistically confirmed turning point at intermediate export intensities, in a pooled sample of Asian and Pacific firms.</w:t>
+        <w:t xml:space="preserve">The relationship between export intensity (FSTS) and firm</w:t>
+      </w:r>
+      <w:r>
+        <w:t xml:space="preserve"> </w:t>
+      </w:r>
+      <w:r>
+        <w:t xml:space="preserve">labour productivity (ln LP) is an inverted-U, with a statistically</w:t>
+      </w:r>
+      <w:r>
+        <w:t xml:space="preserve"> </w:t>
+      </w:r>
+      <w:r>
+        <w:t xml:space="preserve">confirmed turning point at intermediate export intensities, in a</w:t>
+      </w:r>
+      <w:r>
+        <w:t xml:space="preserve"> </w:t>
+      </w:r>
+      <w:r>
+        <w:t xml:space="preserve">pooled sample of Asian and Pacific firms.</w:t>
       </w:r>
     </w:p>
     <w:bookmarkEnd w:id="23"/>
@@ -229,7 +778,31 @@
         <w:pStyle w:val="FirstParagraph"/>
       </w:pPr>
       <w:r>
-        <w:t xml:space="preserve">Technological capability — operationalised as a composite of quality certification, foreign-technology adoption, process innovation, and R&amp;D — raises absorptive capacity (Cohen &amp; Levinthal, 1990), enabling firms to extract greater performance value per unit of export exposure. Critically, we expect TCI to operate as a</w:t>
+        <w:t xml:space="preserve">Technological capability, operationalised as a composite of quality</w:t>
+      </w:r>
+      <w:r>
+        <w:t xml:space="preserve"> </w:t>
+      </w:r>
+      <w:r>
+        <w:t xml:space="preserve">certification, foreign-technology adoption, process innovation, and R&amp;D</w:t>
+      </w:r>
+      <w:r>
+        <w:t xml:space="preserve"> </w:t>
+      </w:r>
+      <w:r>
+        <w:t xml:space="preserve">raises absorptive capacity (Cohen &amp; Levinthal, 1990), enabling firms</w:t>
+      </w:r>
+      <w:r>
+        <w:t xml:space="preserve"> </w:t>
+      </w:r>
+      <w:r>
+        <w:t xml:space="preserve">to extract greater performance value per unit of export exposure.</w:t>
+      </w:r>
+      <w:r>
+        <w:t xml:space="preserve"> </w:t>
+      </w:r>
+      <w:r>
+        <w:t xml:space="preserve">Critically, we expect TCI to operate as a</w:t>
       </w:r>
       <w:r>
         <w:t xml:space="preserve"> </w:t>
@@ -242,7 +815,43 @@
         <w:t xml:space="preserve">curve amplifier</w:t>
       </w:r>
       <w:r>
-        <w:t xml:space="preserve">: at low export intensities, high-TCI firms gain more per unit of internationalization (steeper ascending limb); at high intensities, they experience sharper diminishing returns as coordination demands exceed even their superior capabilities (steeper descending limb). The net effect is a shift and steepening of the inverted-U, not just a parallel upward shift.</w:t>
+        <w:t xml:space="preserve">: at low</w:t>
+      </w:r>
+      <w:r>
+        <w:t xml:space="preserve"> </w:t>
+      </w:r>
+      <w:r>
+        <w:t xml:space="preserve">export intensities, high-TCI firms gain more per unit of</w:t>
+      </w:r>
+      <w:r>
+        <w:t xml:space="preserve"> </w:t>
+      </w:r>
+      <w:r>
+        <w:t xml:space="preserve">internationalization (steeper ascending limb); at high intensities, they</w:t>
+      </w:r>
+      <w:r>
+        <w:t xml:space="preserve"> </w:t>
+      </w:r>
+      <w:r>
+        <w:t xml:space="preserve">experience sharper diminishing returns as coordination demands exceed</w:t>
+      </w:r>
+      <w:r>
+        <w:t xml:space="preserve"> </w:t>
+      </w:r>
+      <w:r>
+        <w:t xml:space="preserve">even their superior capabilities (steeper descending limb). The net</w:t>
+      </w:r>
+      <w:r>
+        <w:t xml:space="preserve"> </w:t>
+      </w:r>
+      <w:r>
+        <w:t xml:space="preserve">effect is a shift and steepening of the inverted-U, not just a parallel</w:t>
+      </w:r>
+      <w:r>
+        <w:t xml:space="preserve"> </w:t>
+      </w:r>
+      <w:r>
+        <w:t xml:space="preserve">upward shift.</w:t>
       </w:r>
     </w:p>
     <w:p>
@@ -250,7 +859,37 @@
         <w:pStyle w:val="BodyText"/>
       </w:pPr>
       <w:r>
-        <w:t xml:space="preserve">This prediction is consistent with P3 Vietnam (β(TCI) = +0.179, IV-identified) and P5 China (β(TCI) increasing from +0.28 to +0.43 across cohorts), both showing TCI as a positive level shifter. P4 Singapore shows negligible TCI moderation of the curve, likely because near-universal adoption in a high-ICRV economy leaves insufficient variance for moderation.</w:t>
+        <w:t xml:space="preserve">This prediction is consistent with P3 Vietnam (β(TCI) = +0.179,</w:t>
+      </w:r>
+      <w:r>
+        <w:t xml:space="preserve"> </w:t>
+      </w:r>
+      <w:r>
+        <w:t xml:space="preserve">IV-identified) and P5 China (β(TCI) increasing from +0.28 to +0.43</w:t>
+      </w:r>
+      <w:r>
+        <w:t xml:space="preserve"> </w:t>
+      </w:r>
+      <w:r>
+        <w:t xml:space="preserve">across cohorts), both showing TCI as a positive level shifter. P4</w:t>
+      </w:r>
+      <w:r>
+        <w:t xml:space="preserve"> </w:t>
+      </w:r>
+      <w:r>
+        <w:t xml:space="preserve">Singapore shows negligible TCI moderation of the curve, likely because</w:t>
+      </w:r>
+      <w:r>
+        <w:t xml:space="preserve"> </w:t>
+      </w:r>
+      <w:r>
+        <w:t xml:space="preserve">near-universal adoption in a high-ICRV economy leaves insufficient</w:t>
+      </w:r>
+      <w:r>
+        <w:t xml:space="preserve"> </w:t>
+      </w:r>
+      <w:r>
+        <w:t xml:space="preserve">variance for moderation.</w:t>
       </w:r>
     </w:p>
     <w:p>
@@ -268,7 +907,19 @@
         <w:t xml:space="preserve"> </w:t>
       </w:r>
       <w:r>
-        <w:t xml:space="preserve">TCI amplifies the I–P curve, raising the average performance level and steepening both the ascending and descending limbs of the inverted-U.</w:t>
+        <w:t xml:space="preserve">TCI amplifies the I–P curve, raising the average performance</w:t>
+      </w:r>
+      <w:r>
+        <w:t xml:space="preserve"> </w:t>
+      </w:r>
+      <w:r>
+        <w:t xml:space="preserve">level and steepening both the ascending and descending limbs of the</w:t>
+      </w:r>
+      <w:r>
+        <w:t xml:space="preserve"> </w:t>
+      </w:r>
+      <w:r>
+        <w:t xml:space="preserve">inverted-U.</w:t>
       </w:r>
     </w:p>
     <w:bookmarkEnd w:id="24"/>
@@ -286,7 +937,121 @@
         <w:pStyle w:val="FirstParagraph"/>
       </w:pPr>
       <w:r>
-        <w:t xml:space="preserve">Digital adoption — measured through website presence and electronic-payment share — has been associated with reduced communication and transaction costs (Verhoef et al., 2021). In the CDCM (Context-Contingent Digital Capability Model) developed in the dissertation, DAI's effect depends on the interaction of regime quality, FSTS level, and digital market saturation (Đỗ &amp; Phan, 2024). Specifically, in institutionally advanced economies where digital infrastructure is mature, DAI provides universal performance lifts (as in P4 Singapore: β(DAI) positive and significant). In emerging-economy contexts with substantial selection into digital adoption (P3 Vietnam: IV-estimated β(DAI) ≈ 0, consistent with selection bias in OLS), DAI's curve-shaping role is attenuated. Across the pooled multi-economy sample, we expect DAI to raise performance levels broadly across the sample (level effect). In a fully specified model that also accounts for managerial quality — which correlates with digital adoption — the residual DAI variation may reveal a capability-complementarity curve effect: digitally equipped firms at low FSTS face sunk adoption costs that compress near-term productivity, while digital infrastructure supports coordination efficiency at high FSTS where cross-border management demands are greatest.</w:t>
+        <w:t xml:space="preserve">Digital adoption, measured through website presence and</w:t>
+      </w:r>
+      <w:r>
+        <w:t xml:space="preserve"> </w:t>
+      </w:r>
+      <w:r>
+        <w:t xml:space="preserve">electronic-payment share, has been associated with reduced</w:t>
+      </w:r>
+      <w:r>
+        <w:t xml:space="preserve"> </w:t>
+      </w:r>
+      <w:r>
+        <w:t xml:space="preserve">communication and transaction costs (Verhoef et al., 2021). In the CDCM</w:t>
+      </w:r>
+      <w:r>
+        <w:t xml:space="preserve"> </w:t>
+      </w:r>
+      <w:r>
+        <w:t xml:space="preserve">(Context-Contingent Digital Capability Model) developed in the</w:t>
+      </w:r>
+      <w:r>
+        <w:t xml:space="preserve"> </w:t>
+      </w:r>
+      <w:r>
+        <w:t xml:space="preserve">dissertation, DAI's effect depends on the interaction of regime quality,</w:t>
+      </w:r>
+      <w:r>
+        <w:t xml:space="preserve"> </w:t>
+      </w:r>
+      <w:r>
+        <w:t xml:space="preserve">FSTS level, and digital market saturation (Đỗ &amp; Phan, 2024).</w:t>
+      </w:r>
+      <w:r>
+        <w:t xml:space="preserve"> </w:t>
+      </w:r>
+      <w:r>
+        <w:t xml:space="preserve">Specifically, in institutionally advanced economies where digital</w:t>
+      </w:r>
+      <w:r>
+        <w:t xml:space="preserve"> </w:t>
+      </w:r>
+      <w:r>
+        <w:t xml:space="preserve">infrastructure is mature, DAI provides universal performance lifts (as</w:t>
+      </w:r>
+      <w:r>
+        <w:t xml:space="preserve"> </w:t>
+      </w:r>
+      <w:r>
+        <w:t xml:space="preserve">in P4 Singapore: β(DAI) positive and significant). In emerging-economy</w:t>
+      </w:r>
+      <w:r>
+        <w:t xml:space="preserve"> </w:t>
+      </w:r>
+      <w:r>
+        <w:t xml:space="preserve">contexts with substantial selection into digital adoption (P3 Vietnam:</w:t>
+      </w:r>
+      <w:r>
+        <w:t xml:space="preserve"> </w:t>
+      </w:r>
+      <w:r>
+        <w:t xml:space="preserve">IV-estimated β(DAI) ≈ 0, consistent with selection bias in OLS), DAI's</w:t>
+      </w:r>
+      <w:r>
+        <w:t xml:space="preserve"> </w:t>
+      </w:r>
+      <w:r>
+        <w:t xml:space="preserve">curve-shaping role is attenuated. Across the pooled multi-economy</w:t>
+      </w:r>
+      <w:r>
+        <w:t xml:space="preserve"> </w:t>
+      </w:r>
+      <w:r>
+        <w:t xml:space="preserve">sample, we expect DAI to raise performance levels broadly across the</w:t>
+      </w:r>
+      <w:r>
+        <w:t xml:space="preserve"> </w:t>
+      </w:r>
+      <w:r>
+        <w:t xml:space="preserve">sample (level effect). In a fully specified model that also accounts for</w:t>
+      </w:r>
+      <w:r>
+        <w:t xml:space="preserve"> </w:t>
+      </w:r>
+      <w:r>
+        <w:t xml:space="preserve">managerial quality, which correlates with digital adoption, the</w:t>
+      </w:r>
+      <w:r>
+        <w:t xml:space="preserve"> </w:t>
+      </w:r>
+      <w:r>
+        <w:t xml:space="preserve">residual DAI variation may reveal a capability-complementarity curve</w:t>
+      </w:r>
+      <w:r>
+        <w:t xml:space="preserve"> </w:t>
+      </w:r>
+      <w:r>
+        <w:t xml:space="preserve">effect: digitally equipped firms at low FSTS face sunk adoption costs</w:t>
+      </w:r>
+      <w:r>
+        <w:t xml:space="preserve"> </w:t>
+      </w:r>
+      <w:r>
+        <w:t xml:space="preserve">that compress near-term productivity, while digital infrastructure</w:t>
+      </w:r>
+      <w:r>
+        <w:t xml:space="preserve"> </w:t>
+      </w:r>
+      <w:r>
+        <w:t xml:space="preserve">supports coordination efficiency at high FSTS where cross-border</w:t>
+      </w:r>
+      <w:r>
+        <w:t xml:space="preserve"> </w:t>
+      </w:r>
+      <w:r>
+        <w:t xml:space="preserve">management demands are greatest.</w:t>
       </w:r>
     </w:p>
     <w:p>
@@ -304,7 +1069,25 @@
         <w:t xml:space="preserve"> </w:t>
       </w:r>
       <w:r>
-        <w:t xml:space="preserve">DAI has a positive main effect on labour productivity and, when managerial characteristics are controlled, reshapes the I–P curve by compressing the ascending limb at low export intensities and attenuating performance decline at high export intensities.</w:t>
+        <w:t xml:space="preserve">DAI has a positive main effect on labour productivity and,</w:t>
+      </w:r>
+      <w:r>
+        <w:t xml:space="preserve"> </w:t>
+      </w:r>
+      <w:r>
+        <w:t xml:space="preserve">when managerial characteristics are controlled, reshapes the I–P curve</w:t>
+      </w:r>
+      <w:r>
+        <w:t xml:space="preserve"> </w:t>
+      </w:r>
+      <w:r>
+        <w:t xml:space="preserve">by compressing the ascending limb at low export intensities and</w:t>
+      </w:r>
+      <w:r>
+        <w:t xml:space="preserve"> </w:t>
+      </w:r>
+      <w:r>
+        <w:t xml:space="preserve">attenuating performance decline at high export intensities.</w:t>
       </w:r>
     </w:p>
     <w:bookmarkEnd w:id="25"/>
@@ -322,7 +1105,67 @@
         <w:pStyle w:val="FirstParagraph"/>
       </w:pPr>
       <w:r>
-        <w:t xml:space="preserve">Upper Echelons Theory predicts that top manager experience and gender composition affect strategic cognition and decision-making (Hambrick &amp; Mason, 1984). Manager experience reduces coordination errors in cross-border operations; female top management is associated with stakeholder orientation, relationship capital, and risk management — all relevant in institutionally heterogeneous export markets (Richard et al., 2019). We expect both to raise the performance level for any given FSTS. However, given the breadth of the multi-country sample, firm-level managerial differences are unlikely to systematically reshape the aggregate FSTS–performance curve, whose shape is primarily determined by economy-wide institutional and market-maturity factors.</w:t>
+        <w:t xml:space="preserve">Upper Echelons Theory predicts that top manager experience and gender</w:t>
+      </w:r>
+      <w:r>
+        <w:t xml:space="preserve"> </w:t>
+      </w:r>
+      <w:r>
+        <w:t xml:space="preserve">composition affect strategic cognition and decision-making (Hambrick &amp;</w:t>
+      </w:r>
+      <w:r>
+        <w:t xml:space="preserve"> </w:t>
+      </w:r>
+      <w:r>
+        <w:t xml:space="preserve">Mason, 1984). Manager experience reduces coordination errors in</w:t>
+      </w:r>
+      <w:r>
+        <w:t xml:space="preserve"> </w:t>
+      </w:r>
+      <w:r>
+        <w:t xml:space="preserve">cross-border operations; female top management is associated with</w:t>
+      </w:r>
+      <w:r>
+        <w:t xml:space="preserve"> </w:t>
+      </w:r>
+      <w:r>
+        <w:t xml:space="preserve">stakeholder orientation, relationship capital, and risk management, all</w:t>
+      </w:r>
+      <w:r>
+        <w:t xml:space="preserve"> </w:t>
+      </w:r>
+      <w:r>
+        <w:t xml:space="preserve">relevant in institutionally heterogeneous export markets (Richard et</w:t>
+      </w:r>
+      <w:r>
+        <w:t xml:space="preserve"> </w:t>
+      </w:r>
+      <w:r>
+        <w:t xml:space="preserve">al., 2019). We expect both to raise the performance level for any given</w:t>
+      </w:r>
+      <w:r>
+        <w:t xml:space="preserve"> </w:t>
+      </w:r>
+      <w:r>
+        <w:t xml:space="preserve">FSTS. However, given the breadth of the multi-country sample, firm-level</w:t>
+      </w:r>
+      <w:r>
+        <w:t xml:space="preserve"> </w:t>
+      </w:r>
+      <w:r>
+        <w:t xml:space="preserve">managerial differences are unlikely to systematically reshape the</w:t>
+      </w:r>
+      <w:r>
+        <w:t xml:space="preserve"> </w:t>
+      </w:r>
+      <w:r>
+        <w:t xml:space="preserve">aggregate FSTS–performance curve, whose shape is primarily determined by</w:t>
+      </w:r>
+      <w:r>
+        <w:t xml:space="preserve"> </w:t>
+      </w:r>
+      <w:r>
+        <w:t xml:space="preserve">economy-wide institutional and market-maturity factors.</w:t>
       </w:r>
     </w:p>
     <w:p>
@@ -340,7 +1183,19 @@
         <w:t xml:space="preserve"> </w:t>
       </w:r>
       <w:r>
-        <w:t xml:space="preserve">Top manager experience and female top manager status have positive main effects on firm performance, but do not significantly moderate the FSTS–performance curve shape.</w:t>
+        <w:t xml:space="preserve">Top manager experience and female top manager status have</w:t>
+      </w:r>
+      <w:r>
+        <w:t xml:space="preserve"> </w:t>
+      </w:r>
+      <w:r>
+        <w:t xml:space="preserve">positive main effects on firm performance, but do not significantly</w:t>
+      </w:r>
+      <w:r>
+        <w:t xml:space="preserve"> </w:t>
+      </w:r>
+      <w:r>
+        <w:t xml:space="preserve">moderate the FSTS–performance curve shape.</w:t>
       </w:r>
     </w:p>
     <w:bookmarkEnd w:id="26"/>
@@ -358,7 +1213,49 @@
         <w:pStyle w:val="FirstParagraph"/>
       </w:pPr>
       <w:r>
-        <w:t xml:space="preserve">North (1990) established that formal institutions reduce transaction costs; stronger institutions lower the cost of cross-border coordination and thus shift the performance-maximising export intensity (the inverted-U turning point). In higher-quality institutional environments, firms need a lower export share to recoup internationalization costs, so the turning point occurs earlier. Equivalently, holding FSTS constant, firms in stronger institutional regimes earn higher returns per unit of internationalization.</w:t>
+        <w:t xml:space="preserve">North (1990) established that formal institutions reduce transaction</w:t>
+      </w:r>
+      <w:r>
+        <w:t xml:space="preserve"> </w:t>
+      </w:r>
+      <w:r>
+        <w:t xml:space="preserve">costs; stronger institutions lower the cost of cross-border coordination</w:t>
+      </w:r>
+      <w:r>
+        <w:t xml:space="preserve"> </w:t>
+      </w:r>
+      <w:r>
+        <w:t xml:space="preserve">and thus shift the performance-maximising export intensity (the</w:t>
+      </w:r>
+      <w:r>
+        <w:t xml:space="preserve"> </w:t>
+      </w:r>
+      <w:r>
+        <w:t xml:space="preserve">inverted-U turning point). In higher-quality institutional environments,</w:t>
+      </w:r>
+      <w:r>
+        <w:t xml:space="preserve"> </w:t>
+      </w:r>
+      <w:r>
+        <w:t xml:space="preserve">firms need a lower export share to recoup internationalization costs, so</w:t>
+      </w:r>
+      <w:r>
+        <w:t xml:space="preserve"> </w:t>
+      </w:r>
+      <w:r>
+        <w:t xml:space="preserve">the turning point occurs earlier. Equivalently, holding FSTS constant,</w:t>
+      </w:r>
+      <w:r>
+        <w:t xml:space="preserve"> </w:t>
+      </w:r>
+      <w:r>
+        <w:t xml:space="preserve">firms in stronger institutional regimes earn higher returns per unit of</w:t>
+      </w:r>
+      <w:r>
+        <w:t xml:space="preserve"> </w:t>
+      </w:r>
+      <w:r>
+        <w:t xml:space="preserve">internationalization.</w:t>
       </w:r>
     </w:p>
     <w:p>
@@ -366,7 +1263,55 @@
         <w:pStyle w:val="BodyText"/>
       </w:pPr>
       <w:r>
-        <w:t xml:space="preserve">We operationalise institutional regime through the ICRV classification system developed in the dissertation: six groups ranging from Group I (Advanced innovation-driven: Singapore, Korea, Taiwan, Israel, Cyprus) to Group VI (SIDS and small open economies: Vanuatu, Solomon Islands, Timor-Leste). Higher ICRV group numbers denote weaker institutions. We expect positive FSTS×ICRV and negative FSTS²×ICRV interactions in Group III–VI compared to Group I (stronger institutions = higher Group I coefficient), which is observationally equivalent to the turning point occurring later in lower-quality institutional environments.</w:t>
+        <w:t xml:space="preserve">We operationalise institutional regime through the ICRV classification</w:t>
+      </w:r>
+      <w:r>
+        <w:t xml:space="preserve"> </w:t>
+      </w:r>
+      <w:r>
+        <w:t xml:space="preserve">system developed in the dissertation: six groups ranging from Group I</w:t>
+      </w:r>
+      <w:r>
+        <w:t xml:space="preserve"> </w:t>
+      </w:r>
+      <w:r>
+        <w:t xml:space="preserve">(Advanced innovation-driven: Singapore, Korea, Taiwan, Israel, Cyprus)</w:t>
+      </w:r>
+      <w:r>
+        <w:t xml:space="preserve"> </w:t>
+      </w:r>
+      <w:r>
+        <w:t xml:space="preserve">to Group VI (SIDS and small open economies: Vanuatu, Solomon Islands,</w:t>
+      </w:r>
+      <w:r>
+        <w:t xml:space="preserve"> </w:t>
+      </w:r>
+      <w:r>
+        <w:t xml:space="preserve">Timor-Leste). Higher ICRV group numbers denote weaker institutions. We</w:t>
+      </w:r>
+      <w:r>
+        <w:t xml:space="preserve"> </w:t>
+      </w:r>
+      <w:r>
+        <w:t xml:space="preserve">expect positive FSTS×ICRV and negative FSTS²×ICRV interactions in Group</w:t>
+      </w:r>
+      <w:r>
+        <w:t xml:space="preserve"> </w:t>
+      </w:r>
+      <w:r>
+        <w:t xml:space="preserve">III–VI compared to Group I (stronger institutions = higher Group I</w:t>
+      </w:r>
+      <w:r>
+        <w:t xml:space="preserve"> </w:t>
+      </w:r>
+      <w:r>
+        <w:t xml:space="preserve">coefficient), which is observationally equivalent to the turning point</w:t>
+      </w:r>
+      <w:r>
+        <w:t xml:space="preserve"> </w:t>
+      </w:r>
+      <w:r>
+        <w:t xml:space="preserve">occurring later in lower-quality institutional environments.</w:t>
       </w:r>
     </w:p>
     <w:p>
@@ -384,7 +1329,25 @@
         <w:t xml:space="preserve"> </w:t>
       </w:r>
       <w:r>
-        <w:t xml:space="preserve">The ICRV institutional regime positively moderates the I–P relationship: firms in higher-quality institutional environments (lower ICRV group number) achieve the performance-maximising export intensity at lower FSTS levels.</w:t>
+        <w:t xml:space="preserve">The ICRV institutional regime positively moderates the I–P</w:t>
+      </w:r>
+      <w:r>
+        <w:t xml:space="preserve"> </w:t>
+      </w:r>
+      <w:r>
+        <w:t xml:space="preserve">relationship: firms in higher-quality institutional environments</w:t>
+      </w:r>
+      <w:r>
+        <w:t xml:space="preserve"> </w:t>
+      </w:r>
+      <w:r>
+        <w:t xml:space="preserve">(lower ICRV group number) achieve the performance-maximising export</w:t>
+      </w:r>
+      <w:r>
+        <w:t xml:space="preserve"> </w:t>
+      </w:r>
+      <w:r>
+        <w:t xml:space="preserve">intensity at lower FSTS levels.</w:t>
       </w:r>
     </w:p>
     <w:bookmarkEnd w:id="27"/>
@@ -402,7 +1365,91 @@
         <w:pStyle w:val="FirstParagraph"/>
       </w:pPr>
       <w:r>
-        <w:t xml:space="preserve">The Context-Contingent Digital Capability Model (CDCM) developed in this dissertation programme predicts that the I–P curve-reshaping role of digital adoption is not uniform across institutional environments. In institutionally advanced economies (ICRV Group I–II), digital infrastructure is near-universal and close to the competitive baseline — the marginal performance differentiation from website and e-payment adoption is accordingly lower. In institutionally weaker economies (ICRV Group IV–VI), digital adoption remains differentiating: digital market access tools lower the liability-of-foreignness cost and provide cross-border coordination support that institutional voids cannot substitute. The DAI×ICRV interaction therefore tests whether digital capabilities' curve-reshaping potency (established in H3) varies systematically across the institutional spectrum — specifically, whether compressing the ascending limb and buffering performance decline at high FSTS are more pronounced in weaker-institution economies.</w:t>
+        <w:t xml:space="preserve">The Context-Contingent Digital Capability Model (CDCM) developed in this</w:t>
+      </w:r>
+      <w:r>
+        <w:t xml:space="preserve"> </w:t>
+      </w:r>
+      <w:r>
+        <w:t xml:space="preserve">dissertation programme predicts that the I–P curve-reshaping role of</w:t>
+      </w:r>
+      <w:r>
+        <w:t xml:space="preserve"> </w:t>
+      </w:r>
+      <w:r>
+        <w:t xml:space="preserve">digital adoption is not uniform across institutional environments. In</w:t>
+      </w:r>
+      <w:r>
+        <w:t xml:space="preserve"> </w:t>
+      </w:r>
+      <w:r>
+        <w:t xml:space="preserve">institutionally advanced economies (ICRV Group I–II), digital</w:t>
+      </w:r>
+      <w:r>
+        <w:t xml:space="preserve"> </w:t>
+      </w:r>
+      <w:r>
+        <w:t xml:space="preserve">infrastructure is near-universal and close to the competitive baseline</w:t>
+      </w:r>
+      <w:r>
+        <w:t xml:space="preserve"> </w:t>
+      </w:r>
+      <w:r>
+        <w:t xml:space="preserve">the marginal performance differentiation from website and e-payment</w:t>
+      </w:r>
+      <w:r>
+        <w:t xml:space="preserve"> </w:t>
+      </w:r>
+      <w:r>
+        <w:t xml:space="preserve">adoption is accordingly lower. In institutionally weaker economies (ICRV</w:t>
+      </w:r>
+      <w:r>
+        <w:t xml:space="preserve"> </w:t>
+      </w:r>
+      <w:r>
+        <w:t xml:space="preserve">Group IV–VI), digital adoption remains differentiating: digital market</w:t>
+      </w:r>
+      <w:r>
+        <w:t xml:space="preserve"> </w:t>
+      </w:r>
+      <w:r>
+        <w:t xml:space="preserve">access tools lower the liability-of-foreignness cost and provide</w:t>
+      </w:r>
+      <w:r>
+        <w:t xml:space="preserve"> </w:t>
+      </w:r>
+      <w:r>
+        <w:t xml:space="preserve">cross-border coordination support that institutional voids cannot</w:t>
+      </w:r>
+      <w:r>
+        <w:t xml:space="preserve"> </w:t>
+      </w:r>
+      <w:r>
+        <w:t xml:space="preserve">substitute. The DAI×ICRV interaction therefore tests whether digital</w:t>
+      </w:r>
+      <w:r>
+        <w:t xml:space="preserve"> </w:t>
+      </w:r>
+      <w:r>
+        <w:t xml:space="preserve">capabilities' curve-reshaping potency (established in H3) varies</w:t>
+      </w:r>
+      <w:r>
+        <w:t xml:space="preserve"> </w:t>
+      </w:r>
+      <w:r>
+        <w:t xml:space="preserve">systematically across the institutional spectrum, specifically, whether</w:t>
+      </w:r>
+      <w:r>
+        <w:t xml:space="preserve"> </w:t>
+      </w:r>
+      <w:r>
+        <w:t xml:space="preserve">compressing the ascending limb and buffering performance decline at high</w:t>
+      </w:r>
+      <w:r>
+        <w:t xml:space="preserve"> </w:t>
+      </w:r>
+      <w:r>
+        <w:t xml:space="preserve">FSTS are more pronounced in weaker-institution economies.</w:t>
       </w:r>
     </w:p>
     <w:p>
@@ -410,7 +1457,43 @@
         <w:pStyle w:val="BodyText"/>
       </w:pPr>
       <w:r>
-        <w:t xml:space="preserve">This prediction is consistent with the digital-complementarity strand of institutional theory (North, 1990; Stallkamp &amp; Schotter, 2021): where formal institutions provide reliable contract enforcement, IP protection, and market information, digital infrastructure adds incrementally; where institutional voids prevail, digital tools provide a non-trivial substitute for missing formal mechanisms. H6 therefore does not predict stronger</w:t>
+        <w:t xml:space="preserve">This prediction is consistent with the digital-complementarity strand of</w:t>
+      </w:r>
+      <w:r>
+        <w:t xml:space="preserve"> </w:t>
+      </w:r>
+      <w:r>
+        <w:t xml:space="preserve">institutional theory (North, 1990; Stallkamp &amp; Schotter, 2021): where</w:t>
+      </w:r>
+      <w:r>
+        <w:t xml:space="preserve"> </w:t>
+      </w:r>
+      <w:r>
+        <w:t xml:space="preserve">formal institutions provide reliable contract enforcement, IP</w:t>
+      </w:r>
+      <w:r>
+        <w:t xml:space="preserve"> </w:t>
+      </w:r>
+      <w:r>
+        <w:t xml:space="preserve">protection, and market information, digital infrastructure adds</w:t>
+      </w:r>
+      <w:r>
+        <w:t xml:space="preserve"> </w:t>
+      </w:r>
+      <w:r>
+        <w:t xml:space="preserve">incrementally; where institutional voids prevail, digital tools provide</w:t>
+      </w:r>
+      <w:r>
+        <w:t xml:space="preserve"> </w:t>
+      </w:r>
+      <w:r>
+        <w:t xml:space="preserve">a non-trivial substitute for missing formal mechanisms. H6 therefore</w:t>
+      </w:r>
+      <w:r>
+        <w:t xml:space="preserve"> </w:t>
+      </w:r>
+      <w:r>
+        <w:t xml:space="preserve">does not predict stronger</w:t>
       </w:r>
       <w:r>
         <w:t xml:space="preserve"> </w:t>
@@ -426,7 +1509,19 @@
         <w:t xml:space="preserve"> </w:t>
       </w:r>
       <w:r>
-        <w:t xml:space="preserve">effects in weak-institution contexts (which could reflect many confounds), but specifically predicts a stronger</w:t>
+        <w:t xml:space="preserve">effects in weak-institution contexts</w:t>
+      </w:r>
+      <w:r>
+        <w:t xml:space="preserve"> </w:t>
+      </w:r>
+      <w:r>
+        <w:t xml:space="preserve">(which could reflect many confounds), but specifically predicts a</w:t>
+      </w:r>
+      <w:r>
+        <w:t xml:space="preserve"> </w:t>
+      </w:r>
+      <w:r>
+        <w:t xml:space="preserve">stronger</w:t>
       </w:r>
       <w:r>
         <w:t xml:space="preserve"> </w:t>
@@ -442,7 +1537,13 @@
         <w:t xml:space="preserve"> </w:t>
       </w:r>
       <w:r>
-        <w:t xml:space="preserve">interaction between digital adoption and export intensity — a conditional complementarity claim.</w:t>
+        <w:t xml:space="preserve">interaction between digital adoption and export</w:t>
+      </w:r>
+      <w:r>
+        <w:t xml:space="preserve"> </w:t>
+      </w:r>
+      <w:r>
+        <w:t xml:space="preserve">intensity, a conditional complementarity claim.</w:t>
       </w:r>
     </w:p>
     <w:p>
@@ -460,14 +1561,37 @@
         <w:t xml:space="preserve"> </w:t>
       </w:r>
       <w:r>
-        <w:t xml:space="preserve">The ICRV institutional regime moderates the digital-adoption curve-reshaping effect: digital adoption's compressive effect on the I–P ascending limb and its buffering effect at high FSTS (H3) are stronger in weaker institutional environments (higher ICRV group number), where digital infrastructure provides greater competitive differentiation in cross-border market access.</w:t>
-      </w:r>
-    </w:p>
-    <w:p>
-      <w:r>
-        <w:pict>
-          <v:rect style="width:0;height:1.5pt" o:hralign="center" o:hrstd="t" o:hr="t"/>
-        </w:pict>
+        <w:t xml:space="preserve">The ICRV institutional regime moderates the digital-adoption</w:t>
+      </w:r>
+      <w:r>
+        <w:t xml:space="preserve"> </w:t>
+      </w:r>
+      <w:r>
+        <w:t xml:space="preserve">curve-reshaping effect: digital adoption's compressive effect on the</w:t>
+      </w:r>
+      <w:r>
+        <w:t xml:space="preserve"> </w:t>
+      </w:r>
+      <w:r>
+        <w:t xml:space="preserve">I–P ascending limb and its buffering effect at high FSTS (H3) are</w:t>
+      </w:r>
+      <w:r>
+        <w:t xml:space="preserve"> </w:t>
+      </w:r>
+      <w:r>
+        <w:t xml:space="preserve">stronger in weaker institutional environments (higher ICRV group</w:t>
+      </w:r>
+      <w:r>
+        <w:t xml:space="preserve"> </w:t>
+      </w:r>
+      <w:r>
+        <w:t xml:space="preserve">number), where digital infrastructure provides greater competitive</w:t>
+      </w:r>
+      <w:r>
+        <w:t xml:space="preserve"> </w:t>
+      </w:r>
+      <w:r>
+        <w:t xml:space="preserve">differentiation in cross-border market access.</w:t>
       </w:r>
     </w:p>
     <w:bookmarkEnd w:id="28"/>
@@ -495,7 +1619,79 @@
         <w:pStyle w:val="FirstParagraph"/>
       </w:pPr>
       <w:r>
-        <w:t xml:space="preserve">Data derive from the World Bank Enterprise Surveys (WBES), a stratified random-sample survey of formal private-sector enterprises conducted periodically across over 130 countries. We use microdata from 49 Asian and Pacific economies across 102 country-year waves spanning 2003–2025. This coverage encompasses six UN M.49 Asian sub-regions: East Asia (China, HongKong, Korea, Mongolia, Taiwan), Southeast Asia (Brunei, Cambodia, Indonesia, Laos, Malaysia, Myanmar, Philippines, Singapore, Thailand, Timor-Leste, Vietnam), South Asia (Afghanistan, Bangladesh, Bhutan, India, Maldives, Nepal, Pakistan, Sri Lanka), Central Asia (Kazakhstan, Kyrgyz Republic, Tajikistan, Turkmenistan, Uzbekistan), West Asia (Armenia, Bahrain, Cyprus, Iraq, Israel, Jordan, Kuwait, Lebanon, Oman, Qatar, Saudi Arabia, Yemen), and Pacific/SIDS (Fiji, Kiribati, Papua New Guinea, Samoa, Solomon Islands, Tonga, Vanuatu).</w:t>
+        <w:t xml:space="preserve">Data derive from the World Bank Enterprise Surveys (WBES), a stratified</w:t>
+      </w:r>
+      <w:r>
+        <w:t xml:space="preserve"> </w:t>
+      </w:r>
+      <w:r>
+        <w:t xml:space="preserve">random-sample survey of formal private-sector enterprises conducted</w:t>
+      </w:r>
+      <w:r>
+        <w:t xml:space="preserve"> </w:t>
+      </w:r>
+      <w:r>
+        <w:t xml:space="preserve">periodically across over 130 countries. We use microdata from 49 Asian</w:t>
+      </w:r>
+      <w:r>
+        <w:t xml:space="preserve"> </w:t>
+      </w:r>
+      <w:r>
+        <w:t xml:space="preserve">and Pacific economies across 102 country-year waves spanning 2003–2025.</w:t>
+      </w:r>
+      <w:r>
+        <w:t xml:space="preserve"> </w:t>
+      </w:r>
+      <w:r>
+        <w:t xml:space="preserve">This coverage encompasses six UN M.49 Asian sub-regions: East Asia</w:t>
+      </w:r>
+      <w:r>
+        <w:t xml:space="preserve"> </w:t>
+      </w:r>
+      <w:r>
+        <w:t xml:space="preserve">(China, HongKong, Korea, Mongolia, Taiwan), Southeast Asia (Brunei,</w:t>
+      </w:r>
+      <w:r>
+        <w:t xml:space="preserve"> </w:t>
+      </w:r>
+      <w:r>
+        <w:t xml:space="preserve">Cambodia, Indonesia, Laos, Malaysia, Myanmar, Philippines, Singapore,</w:t>
+      </w:r>
+      <w:r>
+        <w:t xml:space="preserve"> </w:t>
+      </w:r>
+      <w:r>
+        <w:t xml:space="preserve">Thailand, Timor-Leste, Vietnam), South Asia (Afghanistan, Bangladesh,</w:t>
+      </w:r>
+      <w:r>
+        <w:t xml:space="preserve"> </w:t>
+      </w:r>
+      <w:r>
+        <w:t xml:space="preserve">Bhutan, India, Maldives, Nepal, Pakistan, Sri Lanka), Central Asia</w:t>
+      </w:r>
+      <w:r>
+        <w:t xml:space="preserve"> </w:t>
+      </w:r>
+      <w:r>
+        <w:t xml:space="preserve">(Kazakhstan, Kyrgyz Republic, Tajikistan, Turkmenistan, Uzbekistan),</w:t>
+      </w:r>
+      <w:r>
+        <w:t xml:space="preserve"> </w:t>
+      </w:r>
+      <w:r>
+        <w:t xml:space="preserve">West Asia (Armenia, Bahrain, Cyprus, Iraq, Israel, Jordan, Kuwait,</w:t>
+      </w:r>
+      <w:r>
+        <w:t xml:space="preserve"> </w:t>
+      </w:r>
+      <w:r>
+        <w:t xml:space="preserve">Lebanon, Oman, Qatar, Saudi Arabia, Yemen), and Pacific/SIDS (Fiji,</w:t>
+      </w:r>
+      <w:r>
+        <w:t xml:space="preserve"> </w:t>
+      </w:r>
+      <w:r>
+        <w:t xml:space="preserve">Kiribati, Papua New Guinea, Samoa, Solomon Islands, Tonga, Vanuatu).</w:t>
       </w:r>
     </w:p>
     <w:p>
@@ -503,7 +1699,73 @@
         <w:pStyle w:val="BodyText"/>
       </w:pPr>
       <w:r>
-        <w:t xml:space="preserve">The final analytical dataset contains 91,982 firm-observations (before applying outcome and FSTS non-missing requirements). Oman's available data (2003 vintage) predates the digital-capability variables used in M6–M11; it contributes to M2 but drops from M3+ due to missing controls. WBES designs are cross-sectional within each wave, with standardised instruments ensuring common variable definitions across economies and years. We apply three harmonisation steps: (1) variable-priority mapping for candidate items across PICS3 (2009–2013), Standardised (2014–2018), and BREADY/BEE (2019–2025) questionnaire generations; (2) encoding-robust reading (primary UTF-8 with Latin-1/CP1252 fallback); (3) deduplication — selecting the largest file per (country, year) pair when multiple uploads exist.</w:t>
+        <w:t xml:space="preserve">The final analytical dataset contains 91, 982 firm-observations (before</w:t>
+      </w:r>
+      <w:r>
+        <w:t xml:space="preserve"> </w:t>
+      </w:r>
+      <w:r>
+        <w:t xml:space="preserve">applying outcome and FSTS non-missing requirements). Oman's available</w:t>
+      </w:r>
+      <w:r>
+        <w:t xml:space="preserve"> </w:t>
+      </w:r>
+      <w:r>
+        <w:t xml:space="preserve">data (2003 vintage) predates the digital-capability variables used in</w:t>
+      </w:r>
+      <w:r>
+        <w:t xml:space="preserve"> </w:t>
+      </w:r>
+      <w:r>
+        <w:t xml:space="preserve">M6–M11; it contributes to M2 but drops from M3+ due to missing controls.</w:t>
+      </w:r>
+      <w:r>
+        <w:t xml:space="preserve"> </w:t>
+      </w:r>
+      <w:r>
+        <w:t xml:space="preserve">WBES designs are cross-sectional within each wave, with standardised</w:t>
+      </w:r>
+      <w:r>
+        <w:t xml:space="preserve"> </w:t>
+      </w:r>
+      <w:r>
+        <w:t xml:space="preserve">instruments ensuring common variable definitions across economies and</w:t>
+      </w:r>
+      <w:r>
+        <w:t xml:space="preserve"> </w:t>
+      </w:r>
+      <w:r>
+        <w:t xml:space="preserve">years. We apply three harmonisation steps: (1) variable-priority mapping</w:t>
+      </w:r>
+      <w:r>
+        <w:t xml:space="preserve"> </w:t>
+      </w:r>
+      <w:r>
+        <w:t xml:space="preserve">for candidate items across PICS3 (2009–2013), Standardised (2014–2018),</w:t>
+      </w:r>
+      <w:r>
+        <w:t xml:space="preserve"> </w:t>
+      </w:r>
+      <w:r>
+        <w:t xml:space="preserve">and BREADY/BEE (2019–2025) questionnaire generations; (2)</w:t>
+      </w:r>
+      <w:r>
+        <w:t xml:space="preserve"> </w:t>
+      </w:r>
+      <w:r>
+        <w:t xml:space="preserve">encoding-robust reading (primary UTF-8 with Latin-1/CP1252 fallback);</w:t>
+      </w:r>
+      <w:r>
+        <w:t xml:space="preserve"> </w:t>
+      </w:r>
+      <w:r>
+        <w:t xml:space="preserve">(3) deduplication, selecting the largest file per (country, year) pair</w:t>
+      </w:r>
+      <w:r>
+        <w:t xml:space="preserve"> </w:t>
+      </w:r>
+      <w:r>
+        <w:t xml:space="preserve">when multiple uploads exist.</w:t>
       </w:r>
     </w:p>
     <w:bookmarkEnd w:id="30"/>
@@ -531,7 +1793,31 @@
         <w:t xml:space="preserve"> </w:t>
       </w:r>
       <w:r>
-        <w:t xml:space="preserve">Labour productivity is operationalised as log annual sales per permanent worker: ln(LP) = ln(sales / l1_workers). Sales are taken from WBES item n3 (or d2 where n3 is missing). Currency effects are absorbed by country-year fixed effects in M5; without FE, productivity levels vary in nominal terms across economies and years.</w:t>
+        <w:t xml:space="preserve">Labour productivity is operationalised as log</w:t>
+      </w:r>
+      <w:r>
+        <w:t xml:space="preserve"> </w:t>
+      </w:r>
+      <w:r>
+        <w:t xml:space="preserve">annual sales per permanent worker: ln(LP) = ln(sales / l1_workers).</w:t>
+      </w:r>
+      <w:r>
+        <w:t xml:space="preserve"> </w:t>
+      </w:r>
+      <w:r>
+        <w:t xml:space="preserve">Sales are taken from WBES item n3 (or d2 where n3 is missing). Currency</w:t>
+      </w:r>
+      <w:r>
+        <w:t xml:space="preserve"> </w:t>
+      </w:r>
+      <w:r>
+        <w:t xml:space="preserve">effects are absorbed by country-year fixed effects in M5; without FE,</w:t>
+      </w:r>
+      <w:r>
+        <w:t xml:space="preserve"> </w:t>
+      </w:r>
+      <w:r>
+        <w:t xml:space="preserve">productivity levels vary in nominal terms across economies and years.</w:t>
       </w:r>
     </w:p>
     <w:p>
@@ -549,7 +1835,25 @@
         <w:t xml:space="preserve"> </w:t>
       </w:r>
       <w:r>
-        <w:t xml:space="preserve">Defined as the share of sales from direct exports (d3c / 100), ranging from 0 to 1. We mean-centre FSTS at the sample mean for quadratic and interaction models (fsts_c); the quadratic term fsts_c² is computed from the centred value.</w:t>
+        <w:t xml:space="preserve">Defined as the share of sales from</w:t>
+      </w:r>
+      <w:r>
+        <w:t xml:space="preserve"> </w:t>
+      </w:r>
+      <w:r>
+        <w:t xml:space="preserve">direct exports (d3c / 100), ranging from 0 to 1. We mean-centre FSTS at</w:t>
+      </w:r>
+      <w:r>
+        <w:t xml:space="preserve"> </w:t>
+      </w:r>
+      <w:r>
+        <w:t xml:space="preserve">the sample mean for quadratic and interaction models (fsts_c); the</w:t>
+      </w:r>
+      <w:r>
+        <w:t xml:space="preserve"> </w:t>
+      </w:r>
+      <w:r>
+        <w:t xml:space="preserve">quadratic term fsts_c² is computed from the centred value.</w:t>
       </w:r>
     </w:p>
     <w:p>
@@ -567,7 +1871,31 @@
         <w:t xml:space="preserve"> </w:t>
       </w:r>
       <w:r>
-        <w:t xml:space="preserve">A two-item composite (available in &gt;95% of files) of quality certification (b8: has ISO or other certification) and foreign-technology adoption (e6: uses foreign-licensed technology), standardised to mean 0, SD 1. The z-score preserves cross-economy variation.</w:t>
+        <w:t xml:space="preserve">A two-item composite</w:t>
+      </w:r>
+      <w:r>
+        <w:t xml:space="preserve"> </w:t>
+      </w:r>
+      <w:r>
+        <w:t xml:space="preserve">(available in &gt;95% of files) of quality certification (b8: has ISO or</w:t>
+      </w:r>
+      <w:r>
+        <w:t xml:space="preserve"> </w:t>
+      </w:r>
+      <w:r>
+        <w:t xml:space="preserve">other certification) and foreign-technology adoption (e6: uses</w:t>
+      </w:r>
+      <w:r>
+        <w:t xml:space="preserve"> </w:t>
+      </w:r>
+      <w:r>
+        <w:t xml:space="preserve">foreign-licensed technology), standardised to mean 0, SD 1. The z-score</w:t>
+      </w:r>
+      <w:r>
+        <w:t xml:space="preserve"> </w:t>
+      </w:r>
+      <w:r>
+        <w:t xml:space="preserve">preserves cross-economy variation.</w:t>
       </w:r>
     </w:p>
     <w:p>
@@ -585,7 +1913,25 @@
         <w:t xml:space="preserve"> </w:t>
       </w:r>
       <w:r>
-        <w:t xml:space="preserve">Website presence (c22b / e1) averaged with e-payment share (k33 / 100 where available), standardised to mean 0, SD 1. In waves without e-payment items, DAI equals website presence only.</w:t>
+        <w:t xml:space="preserve">Website presence (c22b / e1)</w:t>
+      </w:r>
+      <w:r>
+        <w:t xml:space="preserve"> </w:t>
+      </w:r>
+      <w:r>
+        <w:t xml:space="preserve">averaged with e-payment share (k33 / 100 where available), standardised</w:t>
+      </w:r>
+      <w:r>
+        <w:t xml:space="preserve"> </w:t>
+      </w:r>
+      <w:r>
+        <w:t xml:space="preserve">to mean 0, SD 1. In waves without e-payment items, DAI equals website</w:t>
+      </w:r>
+      <w:r>
+        <w:t xml:space="preserve"> </w:t>
+      </w:r>
+      <w:r>
+        <w:t xml:space="preserve">presence only.</w:t>
       </w:r>
     </w:p>
     <w:p>
@@ -603,7 +1949,13 @@
         <w:t xml:space="preserve"> </w:t>
       </w:r>
       <w:r>
-        <w:t xml:space="preserve">Top manager experience in sector (b7, in years) and a binary indicator for female top manager (b7a / b6a).</w:t>
+        <w:t xml:space="preserve">Top manager experience in sector (b7, in</w:t>
+      </w:r>
+      <w:r>
+        <w:t xml:space="preserve"> </w:t>
+      </w:r>
+      <w:r>
+        <w:t xml:space="preserve">years) and a binary indicator for female top manager (b7a / b6a).</w:t>
       </w:r>
     </w:p>
     <w:p>
@@ -621,7 +1973,25 @@
         <w:t xml:space="preserve"> </w:t>
       </w:r>
       <w:r>
-        <w:t xml:space="preserve">Female ownership share (b4 &gt; 0.5: majority female-owned, binary), foreign ownership percentage (b6a / 100), firm age (in years, current year − b5), and log permanent employees (ln l1_workers) as a size proxy.</w:t>
+        <w:t xml:space="preserve">Female ownership share (b4 &gt; 0.5: majority female-owned,</w:t>
+      </w:r>
+      <w:r>
+        <w:t xml:space="preserve"> </w:t>
+      </w:r>
+      <w:r>
+        <w:t xml:space="preserve">binary), foreign ownership percentage (b6a / 100), firm age (in years,</w:t>
+      </w:r>
+      <w:r>
+        <w:t xml:space="preserve"> </w:t>
+      </w:r>
+      <w:r>
+        <w:t xml:space="preserve">current year − b5), and log permanent employees (ln l1_workers) as a</w:t>
+      </w:r>
+      <w:r>
+        <w:t xml:space="preserve"> </w:t>
+      </w:r>
+      <w:r>
+        <w:t xml:space="preserve">size proxy.</w:t>
       </w:r>
     </w:p>
     <w:p>
@@ -639,7 +2009,19 @@
         <w:t xml:space="preserve"> </w:t>
       </w:r>
       <w:r>
-        <w:t xml:space="preserve">Integer 1–6 based on the ICRV classification; used as a continuous moderator in M10/M11 and as a group-level moderator for marginal effects plots.</w:t>
+        <w:t xml:space="preserve">Integer 1–6 based on the ICRV</w:t>
+      </w:r>
+      <w:r>
+        <w:t xml:space="preserve"> </w:t>
+      </w:r>
+      <w:r>
+        <w:t xml:space="preserve">classification; used as a continuous moderator in M10/M11 and as a</w:t>
+      </w:r>
+      <w:r>
+        <w:t xml:space="preserve"> </w:t>
+      </w:r>
+      <w:r>
+        <w:t xml:space="preserve">group-level moderator for marginal effects plots.</w:t>
       </w:r>
     </w:p>
     <w:bookmarkEnd w:id="31"/>
@@ -657,7 +2039,37 @@
         <w:pStyle w:val="FirstParagraph"/>
       </w:pPr>
       <w:r>
-        <w:t xml:space="preserve">We estimate a hierarchical sequence of 11 models (Table 2). All models use OLS with HC1 heteroskedasticity-robust standard errors (Long &amp; Ervin, 2000), clustering by country-year. Country-year fixed effects (M5) provide the most conservative benchmark. We prefer HC1 over clustered SE given that WBES sampling is stratified within, not across, country-years.</w:t>
+        <w:t xml:space="preserve">We estimate a hierarchical sequence of 11 models (Table 2). All models</w:t>
+      </w:r>
+      <w:r>
+        <w:t xml:space="preserve"> </w:t>
+      </w:r>
+      <w:r>
+        <w:t xml:space="preserve">use OLS with HC1 heteroskedasticity-robust standard errors (Long &amp;</w:t>
+      </w:r>
+      <w:r>
+        <w:t xml:space="preserve"> </w:t>
+      </w:r>
+      <w:r>
+        <w:t xml:space="preserve">Ervin, 2000), clustering by country-year. Country-year fixed effects</w:t>
+      </w:r>
+      <w:r>
+        <w:t xml:space="preserve"> </w:t>
+      </w:r>
+      <w:r>
+        <w:t xml:space="preserve">(M5) provide the most conservative benchmark. We prefer HC1 over</w:t>
+      </w:r>
+      <w:r>
+        <w:t xml:space="preserve"> </w:t>
+      </w:r>
+      <w:r>
+        <w:t xml:space="preserve">clustered SE given that WBES sampling is stratified within, not across,</w:t>
+      </w:r>
+      <w:r>
+        <w:t xml:space="preserve"> </w:t>
+      </w:r>
+      <w:r>
+        <w:t xml:space="preserve">country-years.</w:t>
       </w:r>
     </w:p>
     <w:p>
@@ -665,7 +2077,43 @@
         <w:pStyle w:val="BodyText"/>
       </w:pPr>
       <w:r>
-        <w:t xml:space="preserve">The inverted-U shape is formally confirmed using the Lind–Mehlum (2010) test, which requires: (a) β₁ &gt; 0, β₂ &lt; 0, and (b) the turning point lies strictly within the observed FSTS range, and (c) the slope at the extremes satisfies the directional prediction. We report the turning point as: TP = −β₁ / (2β₂) + mean(FSTS), where β₁ and β₂ are estimated on the mean-centred FSTS_c scale and the result is expressed as a proportion (0–1) of total sales.</w:t>
+        <w:t xml:space="preserve">The inverted-U shape is formally confirmed using the Lind–Mehlum (2010)</w:t>
+      </w:r>
+      <w:r>
+        <w:t xml:space="preserve"> </w:t>
+      </w:r>
+      <w:r>
+        <w:t xml:space="preserve">test, which requires: (a) β₁ &gt; 0, β₂ &lt; 0, and (b) the turning point</w:t>
+      </w:r>
+      <w:r>
+        <w:t xml:space="preserve"> </w:t>
+      </w:r>
+      <w:r>
+        <w:t xml:space="preserve">lies strictly within the observed FSTS range, and (c) the slope at the</w:t>
+      </w:r>
+      <w:r>
+        <w:t xml:space="preserve"> </w:t>
+      </w:r>
+      <w:r>
+        <w:t xml:space="preserve">extremes satisfies the directional prediction. We report the turning</w:t>
+      </w:r>
+      <w:r>
+        <w:t xml:space="preserve"> </w:t>
+      </w:r>
+      <w:r>
+        <w:t xml:space="preserve">point as: TP = −β₁ / (2β₂) + mean(FSTS), where β₁ and β₂ are estimated</w:t>
+      </w:r>
+      <w:r>
+        <w:t xml:space="preserve"> </w:t>
+      </w:r>
+      <w:r>
+        <w:t xml:space="preserve">on the mean-centred FSTS_c scale and the result is expressed as a</w:t>
+      </w:r>
+      <w:r>
+        <w:t xml:space="preserve"> </w:t>
+      </w:r>
+      <w:r>
+        <w:t xml:space="preserve">proportion (0–1) of total sales.</w:t>
       </w:r>
     </w:p>
     <w:p>
@@ -673,7 +2121,25 @@
         <w:pStyle w:val="BodyText"/>
       </w:pPr>
       <w:r>
-        <w:t xml:space="preserve">For moderation tests (M7–M11), we include interaction terms FSTS×moderator and FSTS²×moderator. The joint significance of the two interaction terms is tested with an F-test; we report both the joint p-value and individual coefficient p-values.</w:t>
+        <w:t xml:space="preserve">For moderation tests (M7–M11), we include interaction terms</w:t>
+      </w:r>
+      <w:r>
+        <w:t xml:space="preserve"> </w:t>
+      </w:r>
+      <w:r>
+        <w:t xml:space="preserve">FSTS×moderator and FSTS²×moderator. The joint significance of the two</w:t>
+      </w:r>
+      <w:r>
+        <w:t xml:space="preserve"> </w:t>
+      </w:r>
+      <w:r>
+        <w:t xml:space="preserve">interaction terms is tested with an F-test; we report both the joint</w:t>
+      </w:r>
+      <w:r>
+        <w:t xml:space="preserve"> </w:t>
+      </w:r>
+      <w:r>
+        <w:t xml:space="preserve">p-value and individual coefficient p-values.</w:t>
       </w:r>
     </w:p>
     <w:bookmarkEnd w:id="32"/>
@@ -691,14 +2157,49 @@
         <w:pStyle w:val="FirstParagraph"/>
       </w:pPr>
       <w:r>
-        <w:t xml:space="preserve">The analytic sample for M2 (outcome + FSTS non-missing) is N = 84,910. Adding controls reduces the sample to N = 38,342 (M3); country-year FE model M5 uses the same sample. TCI-moderation models (M6, M7) use N ≈ 38,051; adding DAI (M8) N ≈ 37,940; manager models (M9) N ≈ 35,568; ICRV-moderation (M10) N ≈ 31,928; full three-way (M11) N ≈ 29,840. The drop from M2 to M3/M5 reflects missingness in control variables (primarily foreign ownership and firm age), which is more prevalent in smaller economies and early WBES waves.</w:t>
-      </w:r>
-    </w:p>
-    <w:p>
-      <w:r>
-        <w:pict>
-          <v:rect style="width:0;height:1.5pt" o:hralign="center" o:hrstd="t" o:hr="t"/>
-        </w:pict>
+        <w:t xml:space="preserve">The analytic sample for M2 (outcome + FSTS non-missing) is N = 84, 910.</w:t>
+      </w:r>
+      <w:r>
+        <w:t xml:space="preserve"> </w:t>
+      </w:r>
+      <w:r>
+        <w:t xml:space="preserve">Adding controls reduces the sample to N = 38, 342 (M3); country-year FE</w:t>
+      </w:r>
+      <w:r>
+        <w:t xml:space="preserve"> </w:t>
+      </w:r>
+      <w:r>
+        <w:t xml:space="preserve">model M5 uses the same sample. TCI-moderation models (M6, M7) use N ≈</w:t>
+      </w:r>
+      <w:r>
+        <w:t xml:space="preserve"> </w:t>
+      </w:r>
+      <w:r>
+        <w:t xml:space="preserve">38, 051; adding DAI (M8) N ≈ 37, 940; manager models (M9) N ≈ 35, 568;</w:t>
+      </w:r>
+      <w:r>
+        <w:t xml:space="preserve"> </w:t>
+      </w:r>
+      <w:r>
+        <w:t xml:space="preserve">ICRV-moderation (M10) N ≈ 31, 928; full three-way (M11) N ≈ 29, 840. The</w:t>
+      </w:r>
+      <w:r>
+        <w:t xml:space="preserve"> </w:t>
+      </w:r>
+      <w:r>
+        <w:t xml:space="preserve">drop from M2 to M3/M5 reflects missingness in control variables</w:t>
+      </w:r>
+      <w:r>
+        <w:t xml:space="preserve"> </w:t>
+      </w:r>
+      <w:r>
+        <w:t xml:space="preserve">(primarily foreign ownership and firm age), which is more prevalent in</w:t>
+      </w:r>
+      <w:r>
+        <w:t xml:space="preserve"> </w:t>
+      </w:r>
+      <w:r>
+        <w:t xml:space="preserve">smaller economies and early WBES waves.</w:t>
       </w:r>
     </w:p>
     <w:bookmarkEnd w:id="33"/>
@@ -726,7 +2227,55 @@
         <w:pStyle w:val="FirstParagraph"/>
       </w:pPr>
       <w:r>
-        <w:t xml:space="preserve">The full analytic sample spans 49 economies and 102 country-year waves. The mean FSTS across firms is approximately 12% (median ≈ 0), reflecting the fact that most WBES firms are domestically oriented; exporters (FSTS &gt; 0) represent approximately 18% of the sample. Labour productivity ranges from ln(LP) ≈ 10 (Tajikistan, Timor-Leste) to ln(LP) ≈ 20 (Vietnam, Indonesia — reflecting PPP-unadjusted nominal sales differences). Pairwise correlations among focal variables are modest (|r| &lt; .15 for all pairs), and variance inflation factors in the full model are below 3.5, ruling out multicollinearity concerns.</w:t>
+        <w:t xml:space="preserve">The full analytic sample spans 49 economies and 102 country-year waves.</w:t>
+      </w:r>
+      <w:r>
+        <w:t xml:space="preserve"> </w:t>
+      </w:r>
+      <w:r>
+        <w:t xml:space="preserve">The mean FSTS across firms is approximately 12% (median ≈ 0), reflecting</w:t>
+      </w:r>
+      <w:r>
+        <w:t xml:space="preserve"> </w:t>
+      </w:r>
+      <w:r>
+        <w:t xml:space="preserve">the fact that most WBES firms are domestically oriented; exporters (FSTS</w:t>
+      </w:r>
+      <w:r>
+        <w:t xml:space="preserve"> </w:t>
+      </w:r>
+      <w:r>
+        <w:t xml:space="preserve">&gt; 0) represent approximately 18% of the sample. Labour productivity</w:t>
+      </w:r>
+      <w:r>
+        <w:t xml:space="preserve"> </w:t>
+      </w:r>
+      <w:r>
+        <w:t xml:space="preserve">ranges from ln(LP) ≈ 10 (Tajikistan, Timor-Leste) to ln(LP) ≈ 20</w:t>
+      </w:r>
+      <w:r>
+        <w:t xml:space="preserve"> </w:t>
+      </w:r>
+      <w:r>
+        <w:t xml:space="preserve">(Vietnam, Indonesia, reflecting PPP-unadjusted nominal sales</w:t>
+      </w:r>
+      <w:r>
+        <w:t xml:space="preserve"> </w:t>
+      </w:r>
+      <w:r>
+        <w:t xml:space="preserve">differences). Pairwise correlations among focal variables are modest</w:t>
+      </w:r>
+      <w:r>
+        <w:t xml:space="preserve"> </w:t>
+      </w:r>
+      <w:r>
+        <w:t xml:space="preserve">(|r| &lt; .15 for all pairs), and variance inflation factors in the full</w:t>
+      </w:r>
+      <w:r>
+        <w:t xml:space="preserve"> </w:t>
+      </w:r>
+      <w:r>
+        <w:t xml:space="preserve">model are below 3.5, ruling out multicollinearity concerns.</w:t>
       </w:r>
     </w:p>
     <w:bookmarkEnd w:id="35"/>
@@ -756,7 +2305,127 @@
         <w:pStyle w:val="BodyText"/>
       </w:pPr>
       <w:r>
-        <w:t xml:space="preserve">The baseline linear model (M0) confirms that FSTS alone adds no explanatory power (adjR² = .000). Adding the quadratic term FSTS² (M2) yields β₁ = +1.316 (p &lt; .001) and β₂ = −1.810 (p &lt; .001), consistent with an inverted-U. Following Haans, Pieters, and He (2016), all four formal conditions for a genuine inverted-U are satisfied in M2: (C1) β₁ = +1.316 (p &lt; .001), confirming a positive ascending limb; (C2) β₂ = −1.810 (p &lt; .001), confirming concavity; (C3) the turning point TP* ≈ 36.4% lies well within the observed FSTS range [0%, 100%]; and (C4) the marginal effect of internationalization is positive at the lower data boundary (FSTS ≈ 0%, slope ≈ +1.32) and negative at the upper boundary (FSTS ≈ 100%, slope ≈ −2.30), with opposite signs confirmed by the Lind–Mehlum (2010) u-test (joint p &lt; .001). The inverted-U remains significant when controls are added (M3: TP = 33.8%, LM p &lt; .001) and when country-year fixed effects absorb all unobserved time-varying country heterogeneity (M5: TP = 40.0%, LM p &lt; .001, adjR² = .677). The consistency of the turning point across M2, M3, and M5 — ranging from 33.8% to 40.0% — provides strong evidence that the inverted-U is not an artefact of omitted country-level confounders. Crucially, the inverted-U is also confirmed in the full three-way moderation model M11 (TP = 34.6%, LM p = .002), establishing robustness to the most demanding specification.</w:t>
+        <w:t xml:space="preserve">The baseline linear model (M0) confirms that FSTS alone adds no</w:t>
+      </w:r>
+      <w:r>
+        <w:t xml:space="preserve"> </w:t>
+      </w:r>
+      <w:r>
+        <w:t xml:space="preserve">explanatory power (adjR² = .000). Adding the quadratic term FSTS² (M2)</w:t>
+      </w:r>
+      <w:r>
+        <w:t xml:space="preserve"> </w:t>
+      </w:r>
+      <w:r>
+        <w:t xml:space="preserve">yields β₁ = +1.316 (p &lt; .001) and β₂ = −1.810 (p &lt; .001), consistent</w:t>
+      </w:r>
+      <w:r>
+        <w:t xml:space="preserve"> </w:t>
+      </w:r>
+      <w:r>
+        <w:t xml:space="preserve">with an inverted-U. Following Haans, Pieters, and He (2016), all four</w:t>
+      </w:r>
+      <w:r>
+        <w:t xml:space="preserve"> </w:t>
+      </w:r>
+      <w:r>
+        <w:t xml:space="preserve">formal conditions for a genuine inverted-U are satisfied in M2: (C1) β₁</w:t>
+      </w:r>
+      <w:r>
+        <w:t xml:space="preserve"> </w:t>
+      </w:r>
+      <w:r>
+        <w:t xml:space="preserve">= +1.316 (p &lt; .001), confirming a positive ascending limb; (C2) β₂ =</w:t>
+      </w:r>
+      <w:r>
+        <w:t xml:space="preserve"> </w:t>
+      </w:r>
+      <w:r>
+        <w:t xml:space="preserve">−1.810 (p &lt; .001), confirming concavity; (C3) the turning point TP* ≈</w:t>
+      </w:r>
+      <w:r>
+        <w:t xml:space="preserve"> </w:t>
+      </w:r>
+      <w:r>
+        <w:t xml:space="preserve">36.4% lies well within the observed FSTS range [0%, 100%]; and (C4)</w:t>
+      </w:r>
+      <w:r>
+        <w:t xml:space="preserve"> </w:t>
+      </w:r>
+      <w:r>
+        <w:t xml:space="preserve">the marginal effect of internationalization is positive at the lower</w:t>
+      </w:r>
+      <w:r>
+        <w:t xml:space="preserve"> </w:t>
+      </w:r>
+      <w:r>
+        <w:t xml:space="preserve">data boundary (FSTS ≈ 0%, slope ≈ +1.32) and negative at the upper</w:t>
+      </w:r>
+      <w:r>
+        <w:t xml:space="preserve"> </w:t>
+      </w:r>
+      <w:r>
+        <w:t xml:space="preserve">boundary (FSTS ≈ 100%, slope ≈ −2.30), with opposite signs confirmed by</w:t>
+      </w:r>
+      <w:r>
+        <w:t xml:space="preserve"> </w:t>
+      </w:r>
+      <w:r>
+        <w:t xml:space="preserve">the Lind–Mehlum (2010) u-test (joint p &lt; .001). The inverted-U remains</w:t>
+      </w:r>
+      <w:r>
+        <w:t xml:space="preserve"> </w:t>
+      </w:r>
+      <w:r>
+        <w:t xml:space="preserve">significant when controls are added (M3: TP = 33.8%, LM p &lt; .001) and</w:t>
+      </w:r>
+      <w:r>
+        <w:t xml:space="preserve"> </w:t>
+      </w:r>
+      <w:r>
+        <w:t xml:space="preserve">when country-year fixed effects absorb all unobserved time-varying</w:t>
+      </w:r>
+      <w:r>
+        <w:t xml:space="preserve"> </w:t>
+      </w:r>
+      <w:r>
+        <w:t xml:space="preserve">country heterogeneity (M5: TP = 40.0%, LM p &lt; .001, adjR² = .677). The</w:t>
+      </w:r>
+      <w:r>
+        <w:t xml:space="preserve"> </w:t>
+      </w:r>
+      <w:r>
+        <w:t xml:space="preserve">consistency of the turning point across M2, M3, and M5, ranging from</w:t>
+      </w:r>
+      <w:r>
+        <w:t xml:space="preserve"> </w:t>
+      </w:r>
+      <w:r>
+        <w:t xml:space="preserve">33.8% to 40.0%, provides strong evidence that the inverted-U is not an</w:t>
+      </w:r>
+      <w:r>
+        <w:t xml:space="preserve"> </w:t>
+      </w:r>
+      <w:r>
+        <w:t xml:space="preserve">artefact of omitted country-level confounders. Crucially, the inverted-U</w:t>
+      </w:r>
+      <w:r>
+        <w:t xml:space="preserve"> </w:t>
+      </w:r>
+      <w:r>
+        <w:t xml:space="preserve">is also confirmed in the full three-way moderation model M11 (TP =</w:t>
+      </w:r>
+      <w:r>
+        <w:t xml:space="preserve"> </w:t>
+      </w:r>
+      <w:r>
+        <w:t xml:space="preserve">34.6%, LM p = .002), establishing robustness to the most demanding</w:t>
+      </w:r>
+      <w:r>
+        <w:t xml:space="preserve"> </w:t>
+      </w:r>
+      <w:r>
+        <w:t xml:space="preserve">specification.</w:t>
       </w:r>
     </w:p>
     <w:p>
@@ -774,7 +2443,19 @@
         <w:t xml:space="preserve"> </w:t>
       </w:r>
       <w:r>
-        <w:t xml:space="preserve">The I–P relationship is robustly inverted-U in the pooled sample of 49 Asian and Pacific economies, with a turning point of approximately 36% foreign sales intensity.</w:t>
+        <w:t xml:space="preserve">The I–P relationship is robustly inverted-U in the</w:t>
+      </w:r>
+      <w:r>
+        <w:t xml:space="preserve"> </w:t>
+      </w:r>
+      <w:r>
+        <w:t xml:space="preserve">pooled sample of 49 Asian and Pacific economies, with a turning point of</w:t>
+      </w:r>
+      <w:r>
+        <w:t xml:space="preserve"> </w:t>
+      </w:r>
+      <w:r>
+        <w:t xml:space="preserve">approximately 36% foreign sales intensity.</w:t>
       </w:r>
     </w:p>
     <w:bookmarkEnd w:id="36"/>
@@ -804,7 +2485,19 @@
         <w:pStyle w:val="BodyText"/>
       </w:pPr>
       <w:r>
-        <w:t xml:space="preserve">Adding TCI as a main effect (M6: β = +0.321, p &lt; .001) raises adjR² from .015 to .024. The interaction model M7 adds FSTS×TCI and FSTS²×TCI. Results show:</w:t>
+        <w:t xml:space="preserve">Adding TCI as a main effect (M6: β = +0.321, p &lt; .001) raises adjR²</w:t>
+      </w:r>
+      <w:r>
+        <w:t xml:space="preserve"> </w:t>
+      </w:r>
+      <w:r>
+        <w:t xml:space="preserve">from .015 to .024. The interaction model M7 adds FSTS×TCI and FSTS²×TCI.</w:t>
+      </w:r>
+      <w:r>
+        <w:t xml:space="preserve"> </w:t>
+      </w:r>
+      <w:r>
+        <w:t xml:space="preserve">Results show:</w:t>
       </w:r>
     </w:p>
     <w:p>
@@ -816,7 +2509,13 @@
         <w:pStyle w:val="Compact"/>
       </w:pPr>
       <w:r>
-        <w:t xml:space="preserve">TCI main effect: β = +0.344 (p &lt; .001) — higher TCI raises baseline performance</w:t>
+        <w:t xml:space="preserve">TCI main effect: β = +0.344 (p &lt; .001), higher TCI raises baseline</w:t>
+      </w:r>
+      <w:r>
+        <w:t xml:space="preserve"> </w:t>
+      </w:r>
+      <w:r>
+        <w:t xml:space="preserve">performance</w:t>
       </w:r>
     </w:p>
     <w:p>
@@ -828,7 +2527,13 @@
         <w:pStyle w:val="Compact"/>
       </w:pPr>
       <w:r>
-        <w:t xml:space="preserve">FSTS×TCI: β = −0.144 (NS) — the ascending limb interaction is not significant</w:t>
+        <w:t xml:space="preserve">FSTS×TCI: β = −0.144 (NS), the ascending limb interaction is not</w:t>
+      </w:r>
+      <w:r>
+        <w:t xml:space="preserve"> </w:t>
+      </w:r>
+      <w:r>
+        <w:t xml:space="preserve">significant</w:t>
       </w:r>
     </w:p>
     <w:p>
@@ -848,7 +2553,37 @@
         <w:pStyle w:val="FirstParagraph"/>
       </w:pPr>
       <w:r>
-        <w:t xml:space="preserve">The joint F-test for the two TCI interaction terms is not significant across M7–M9. The inverted-U remains confirmed in M7 (TP = 33.9%, LM p &lt; .001). A one-SD increase in TCI raises labour productivity by exp(0.344) − 1 ≈ 41% at mean FSTS — a large and practically meaningful level effect. The curvature steepening predicted by H2 does not emerge in this expanded sample.</w:t>
+        <w:t xml:space="preserve">The joint F-test for the two TCI interaction terms is not significant</w:t>
+      </w:r>
+      <w:r>
+        <w:t xml:space="preserve"> </w:t>
+      </w:r>
+      <w:r>
+        <w:t xml:space="preserve">across M7–M9. The inverted-U remains confirmed in M7 (TP = 33.9%, LM p</w:t>
+      </w:r>
+      <w:r>
+        <w:t xml:space="preserve"> </w:t>
+      </w:r>
+      <w:r>
+        <w:t xml:space="preserve">&lt; .001). A one-SD increase in TCI raises labour productivity by</w:t>
+      </w:r>
+      <w:r>
+        <w:t xml:space="preserve"> </w:t>
+      </w:r>
+      <w:r>
+        <w:t xml:space="preserve">exp(0.344) − 1 ≈ 41% at mean FSTS, a large and practically meaningful</w:t>
+      </w:r>
+      <w:r>
+        <w:t xml:space="preserve"> </w:t>
+      </w:r>
+      <w:r>
+        <w:t xml:space="preserve">level effect. The curvature steepening predicted by H2 does not emerge</w:t>
+      </w:r>
+      <w:r>
+        <w:t xml:space="preserve"> </w:t>
+      </w:r>
+      <w:r>
+        <w:t xml:space="preserve">in this expanded sample.</w:t>
       </w:r>
     </w:p>
     <w:p>
@@ -860,13 +2595,57 @@
           <w:bCs/>
           <w:b/>
         </w:rPr>
-        <w:t xml:space="preserve">H2 is partially supported (level effect confirmed; curvature effects NS).</w:t>
-      </w:r>
-      <w:r>
-        <w:t xml:space="preserve"> </w:t>
-      </w:r>
-      <w:r>
-        <w:t xml:space="preserve">TCI raises the performance level consistently across specifications, but neither the ascending nor descending limb amplification reaches significance. The null curvature moderation likely reflects heterogeneous TCI effects across the institutionally diverse 49-economy sample, attenuating individual-country patterns documented in P3/P5.</w:t>
+        <w:t xml:space="preserve">H2 is partially supported (level effect confirmed; curvature effects</w:t>
+      </w:r>
+      <w:r>
+        <w:rPr>
+          <w:bCs/>
+          <w:b/>
+        </w:rPr>
+        <w:t xml:space="preserve"> </w:t>
+      </w:r>
+      <w:r>
+        <w:rPr>
+          <w:bCs/>
+          <w:b/>
+        </w:rPr>
+        <w:t xml:space="preserve">NS).</w:t>
+      </w:r>
+      <w:r>
+        <w:t xml:space="preserve"> </w:t>
+      </w:r>
+      <w:r>
+        <w:t xml:space="preserve">TCI raises the performance level consistently across</w:t>
+      </w:r>
+      <w:r>
+        <w:t xml:space="preserve"> </w:t>
+      </w:r>
+      <w:r>
+        <w:t xml:space="preserve">specifications, but neither the ascending nor descending limb</w:t>
+      </w:r>
+      <w:r>
+        <w:t xml:space="preserve"> </w:t>
+      </w:r>
+      <w:r>
+        <w:t xml:space="preserve">amplification reaches significance. The null curvature moderation likely</w:t>
+      </w:r>
+      <w:r>
+        <w:t xml:space="preserve"> </w:t>
+      </w:r>
+      <w:r>
+        <w:t xml:space="preserve">reflects heterogeneous TCI effects across the institutionally diverse</w:t>
+      </w:r>
+      <w:r>
+        <w:t xml:space="preserve"> </w:t>
+      </w:r>
+      <w:r>
+        <w:t xml:space="preserve">49-economy sample, attenuating individual-country patterns documented in</w:t>
+      </w:r>
+      <w:r>
+        <w:t xml:space="preserve"> </w:t>
+      </w:r>
+      <w:r>
+        <w:t xml:space="preserve">P3/P5.</w:t>
       </w:r>
     </w:p>
     <w:bookmarkEnd w:id="37"/>
@@ -896,7 +2675,97 @@
         <w:pStyle w:val="BodyText"/>
       </w:pPr>
       <w:r>
-        <w:t xml:space="preserve">When DAI is added to M7, the DAI main effect is positive and statistically significant (β = +0.155, p &lt; .001), consistent with approximately a 17% performance premium for digitally active firms (exp(0.155) − 1 ≈ 17%). Strikingly, both DAI interaction terms are statistically significant in M8: FSTS×DAI = −0.614 (p &lt; .001, ***) and FSTS²×DAI = +0.766 (p = .001, **). The interaction pattern — negative FSTS×DAI and positive FSTS²×DAI — means that high-DAI firms experience a flatter, shifted I–P curve: lower productivity gains per unit of FSTS at low export intensities (sunk adoption costs, or selection of productivity-constrained firms into digital adoption), but significantly smaller performance declines at high FSTS (digital infrastructure supporting cross-border coordination at scale). This result strengthens further in M9 with manager controls: FSTS×DAI = −0.780 (p &lt; .001, ***) and FSTS²×DAI = +0.994 (p &lt; .001, ***). The inverted-U is maintained in both specifications (M8: TP = 33.8%; M9: TP = 36.1%).</w:t>
+        <w:t xml:space="preserve">When DAI is added to M7, the DAI main effect is positive and</w:t>
+      </w:r>
+      <w:r>
+        <w:t xml:space="preserve"> </w:t>
+      </w:r>
+      <w:r>
+        <w:t xml:space="preserve">statistically significant (β = +0.155, p &lt; .001), consistent with</w:t>
+      </w:r>
+      <w:r>
+        <w:t xml:space="preserve"> </w:t>
+      </w:r>
+      <w:r>
+        <w:t xml:space="preserve">approximately a 17% performance premium for digitally active firms</w:t>
+      </w:r>
+      <w:r>
+        <w:t xml:space="preserve"> </w:t>
+      </w:r>
+      <w:r>
+        <w:t xml:space="preserve">(exp(0.155) − 1 ≈ 17%). Strikingly, both DAI interaction terms are</w:t>
+      </w:r>
+      <w:r>
+        <w:t xml:space="preserve"> </w:t>
+      </w:r>
+      <w:r>
+        <w:t xml:space="preserve">statistically significant in M8: FSTS×DAI = −0.614 (p &lt; .001, ***)</w:t>
+      </w:r>
+      <w:r>
+        <w:t xml:space="preserve"> </w:t>
+      </w:r>
+      <w:r>
+        <w:t xml:space="preserve">and FSTS²×DAI = +0.766 (p = .001, **). The interaction pattern</w:t>
+      </w:r>
+      <w:r>
+        <w:t xml:space="preserve"> </w:t>
+      </w:r>
+      <w:r>
+        <w:t xml:space="preserve">negative FSTS×DAI and positive FSTS²×DAI, means that high-DAI firms</w:t>
+      </w:r>
+      <w:r>
+        <w:t xml:space="preserve"> </w:t>
+      </w:r>
+      <w:r>
+        <w:t xml:space="preserve">experience a flatter, shifted I–P curve: lower productivity gains per</w:t>
+      </w:r>
+      <w:r>
+        <w:t xml:space="preserve"> </w:t>
+      </w:r>
+      <w:r>
+        <w:t xml:space="preserve">unit of FSTS at low export intensities (sunk adoption costs, or</w:t>
+      </w:r>
+      <w:r>
+        <w:t xml:space="preserve"> </w:t>
+      </w:r>
+      <w:r>
+        <w:t xml:space="preserve">selection of productivity-constrained firms into digital adoption), but</w:t>
+      </w:r>
+      <w:r>
+        <w:t xml:space="preserve"> </w:t>
+      </w:r>
+      <w:r>
+        <w:t xml:space="preserve">significantly smaller performance declines at high FSTS (digital</w:t>
+      </w:r>
+      <w:r>
+        <w:t xml:space="preserve"> </w:t>
+      </w:r>
+      <w:r>
+        <w:t xml:space="preserve">infrastructure supporting cross-border coordination at scale). This</w:t>
+      </w:r>
+      <w:r>
+        <w:t xml:space="preserve"> </w:t>
+      </w:r>
+      <w:r>
+        <w:t xml:space="preserve">result strengthens further in M9 with manager controls: FSTS×DAI =</w:t>
+      </w:r>
+      <w:r>
+        <w:t xml:space="preserve"> </w:t>
+      </w:r>
+      <w:r>
+        <w:t xml:space="preserve">−0.780 (p &lt; .001, ***) and FSTS²×DAI = +0.994 (p &lt; .001, ***).</w:t>
+      </w:r>
+      <w:r>
+        <w:t xml:space="preserve"> </w:t>
+      </w:r>
+      <w:r>
+        <w:t xml:space="preserve">The inverted-U is maintained in both specifications (M8: TP = 33.8%; M9:</w:t>
+      </w:r>
+      <w:r>
+        <w:t xml:space="preserve"> </w:t>
+      </w:r>
+      <w:r>
+        <w:t xml:space="preserve">TP = 36.1%).</w:t>
       </w:r>
     </w:p>
     <w:p>
@@ -914,7 +2783,31 @@
         <w:t xml:space="preserve"> </w:t>
       </w:r>
       <w:r>
-        <w:t xml:space="preserve">DAI raises firm performance by approximately 16% and significantly reshapes the I–P curve — compressing the ascending limb and attenuating the performance decline at high FSTS — even before controlling for managerial characteristics. This is the primary capability-moderating finding of the study.</w:t>
+        <w:t xml:space="preserve">DAI raises firm performance by approximately 16%</w:t>
+      </w:r>
+      <w:r>
+        <w:t xml:space="preserve"> </w:t>
+      </w:r>
+      <w:r>
+        <w:t xml:space="preserve">and significantly reshapes the I–P curve, compressing the ascending</w:t>
+      </w:r>
+      <w:r>
+        <w:t xml:space="preserve"> </w:t>
+      </w:r>
+      <w:r>
+        <w:t xml:space="preserve">limb and attenuating the performance decline at high FSTS, even before</w:t>
+      </w:r>
+      <w:r>
+        <w:t xml:space="preserve"> </w:t>
+      </w:r>
+      <w:r>
+        <w:t xml:space="preserve">controlling for managerial characteristics. This is the primary</w:t>
+      </w:r>
+      <w:r>
+        <w:t xml:space="preserve"> </w:t>
+      </w:r>
+      <w:r>
+        <w:t xml:space="preserve">capability-moderating finding of the study.</w:t>
       </w:r>
     </w:p>
     <w:bookmarkEnd w:id="38"/>
@@ -944,7 +2837,67 @@
         <w:pStyle w:val="BodyText"/>
       </w:pPr>
       <w:r>
-        <w:t xml:space="preserve">Manager experience (β = +0.007, p = .026) and female top manager (β = +0.185, p &lt; .001) both raise firm performance independently of FSTS in M9. The experience effect implies approximately 0.7% higher labour productivity per additional year of sectoral experience; the female top manager effect implies approximately a 20% performance premium (exp(0.185) − 1 ≈ 20%). The FSTS×manager_experience interaction is not significant in M9 (β = −0.012, p = .133), but reaches p = .053 in M11 (β = −0.019, †) — suggesting that, in the full specification, more experienced managers navigate the high-FSTS coordination challenges more effectively (negative interaction = smaller performance decline above the turning point).</w:t>
+        <w:t xml:space="preserve">Manager experience (β = +0.007, p = .026) and female top manager (β =</w:t>
+      </w:r>
+      <w:r>
+        <w:t xml:space="preserve"> </w:t>
+      </w:r>
+      <w:r>
+        <w:t xml:space="preserve">+0.185, p &lt; .001) both raise firm performance independently of FSTS in</w:t>
+      </w:r>
+      <w:r>
+        <w:t xml:space="preserve"> </w:t>
+      </w:r>
+      <w:r>
+        <w:t xml:space="preserve">M9. The experience effect implies approximately 0.7% higher labour</w:t>
+      </w:r>
+      <w:r>
+        <w:t xml:space="preserve"> </w:t>
+      </w:r>
+      <w:r>
+        <w:t xml:space="preserve">productivity per additional year of sectoral experience; the female top</w:t>
+      </w:r>
+      <w:r>
+        <w:t xml:space="preserve"> </w:t>
+      </w:r>
+      <w:r>
+        <w:t xml:space="preserve">manager effect implies approximately a 20% performance premium</w:t>
+      </w:r>
+      <w:r>
+        <w:t xml:space="preserve"> </w:t>
+      </w:r>
+      <w:r>
+        <w:t xml:space="preserve">(exp(0.185) − 1 ≈ 20%). The FSTS×manager_experience interaction is not</w:t>
+      </w:r>
+      <w:r>
+        <w:t xml:space="preserve"> </w:t>
+      </w:r>
+      <w:r>
+        <w:t xml:space="preserve">significant in M9 (β = −0.012, p = .133), but reaches p = .053 in M11 (β</w:t>
+      </w:r>
+      <w:r>
+        <w:t xml:space="preserve"> </w:t>
+      </w:r>
+      <w:r>
+        <w:t xml:space="preserve">= −0.019, †), suggesting that, in the full specification, more</w:t>
+      </w:r>
+      <w:r>
+        <w:t xml:space="preserve"> </w:t>
+      </w:r>
+      <w:r>
+        <w:t xml:space="preserve">experienced managers navigate the high-FSTS coordination challenges more</w:t>
+      </w:r>
+      <w:r>
+        <w:t xml:space="preserve"> </w:t>
+      </w:r>
+      <w:r>
+        <w:t xml:space="preserve">effectively (negative interaction = smaller performance decline above</w:t>
+      </w:r>
+      <w:r>
+        <w:t xml:space="preserve"> </w:t>
+      </w:r>
+      <w:r>
+        <w:t xml:space="preserve">the turning point).</w:t>
       </w:r>
     </w:p>
     <w:p>
@@ -962,7 +2915,31 @@
         <w:t xml:space="preserve"> </w:t>
       </w:r>
       <w:r>
-        <w:t xml:space="preserve">Top manager experience and female management improve firm performance (level effects confirmed). The curve-moderating effect of manager experience is marginally present in M11 but absent in M9; we interpret this as a secondary finding requiring replication.</w:t>
+        <w:t xml:space="preserve">Top manager experience and female</w:t>
+      </w:r>
+      <w:r>
+        <w:t xml:space="preserve"> </w:t>
+      </w:r>
+      <w:r>
+        <w:t xml:space="preserve">management improve firm performance (level effects confirmed). The</w:t>
+      </w:r>
+      <w:r>
+        <w:t xml:space="preserve"> </w:t>
+      </w:r>
+      <w:r>
+        <w:t xml:space="preserve">curve-moderating effect of manager experience is marginally present in</w:t>
+      </w:r>
+      <w:r>
+        <w:t xml:space="preserve"> </w:t>
+      </w:r>
+      <w:r>
+        <w:t xml:space="preserve">M11 but absent in M9; we interpret this as a secondary finding requiring</w:t>
+      </w:r>
+      <w:r>
+        <w:t xml:space="preserve"> </w:t>
+      </w:r>
+      <w:r>
+        <w:t xml:space="preserve">replication.</w:t>
       </w:r>
     </w:p>
     <w:bookmarkEnd w:id="39"/>
@@ -992,7 +2969,31 @@
         <w:pStyle w:val="BodyText"/>
       </w:pPr>
       <w:r>
-        <w:t xml:space="preserve">The ICRV group main effect (β = +0.763, p &lt; .001) indicates that — controlling for TCI, DAI, and firm characteristics — each step up the ICRV scale (from Group I to VI, i.e., from stronger to weaker institutions) is associated with approximately a 115% higher labour productivity level (exp(0.763) − 1 ≈ 115%). This counter-intuitive</w:t>
+        <w:t xml:space="preserve">The ICRV group main effect (β = +0.763, p &lt; .001) indicates that</w:t>
+      </w:r>
+      <w:r>
+        <w:t xml:space="preserve"> </w:t>
+      </w:r>
+      <w:r>
+        <w:t xml:space="preserve">controlling for TCI, DAI, and firm characteristics, each step up the</w:t>
+      </w:r>
+      <w:r>
+        <w:t xml:space="preserve"> </w:t>
+      </w:r>
+      <w:r>
+        <w:t xml:space="preserve">ICRV scale (from Group I to VI, i.e., from stronger to weaker</w:t>
+      </w:r>
+      <w:r>
+        <w:t xml:space="preserve"> </w:t>
+      </w:r>
+      <w:r>
+        <w:t xml:space="preserve">institutions) is associated with approximately a 115% higher labour</w:t>
+      </w:r>
+      <w:r>
+        <w:t xml:space="preserve"> </w:t>
+      </w:r>
+      <w:r>
+        <w:t xml:space="preserve">productivity level (exp(0.763) − 1 ≈ 115%). This counter-intuitive</w:t>
       </w:r>
       <w:r>
         <w:t xml:space="preserve"> </w:t>
@@ -1008,7 +3009,31 @@
         <w:t xml:space="preserve"> </w:t>
       </w:r>
       <w:r>
-        <w:t xml:space="preserve">ICRV coefficient reflects that nominal sales-per-worker is higher in economies with lower price levels (typical of frontier/emerging economies), and country-year fixed effects were not included in M10 to preserve the institutional regime as the key moderator of interest.</w:t>
+        <w:t xml:space="preserve">ICRV coefficient reflects that nominal sales-per-worker is</w:t>
+      </w:r>
+      <w:r>
+        <w:t xml:space="preserve"> </w:t>
+      </w:r>
+      <w:r>
+        <w:t xml:space="preserve">higher in economies with lower price levels (typical of</w:t>
+      </w:r>
+      <w:r>
+        <w:t xml:space="preserve"> </w:t>
+      </w:r>
+      <w:r>
+        <w:t xml:space="preserve">frontier/emerging economies), and country-year fixed effects were not</w:t>
+      </w:r>
+      <w:r>
+        <w:t xml:space="preserve"> </w:t>
+      </w:r>
+      <w:r>
+        <w:t xml:space="preserve">included in M10 to preserve the institutional regime as the key</w:t>
+      </w:r>
+      <w:r>
+        <w:t xml:space="preserve"> </w:t>
+      </w:r>
+      <w:r>
+        <w:t xml:space="preserve">moderator of interest.</w:t>
       </w:r>
     </w:p>
     <w:p>
@@ -1016,7 +3041,85 @@
         <w:pStyle w:val="BodyText"/>
       </w:pPr>
       <w:r>
-        <w:t xml:space="preserve">More relevant for H5 are the interaction terms: FSTS×ICRV (β = +1.762, p &lt; .001) and FSTS²×ICRV (β = −2.746, p &lt; .001). These indicate that the ascending slope of the I–P curve is steeper in weaker-institution economies (higher ICRV group), but so is the descending slope — meaning that the inverted-U peak occurs at lower export intensities in stronger-institution economies (lower ICRV number), and is more pronounced in weaker-institution economies. Decomposing by ICRV group: for Group I economies (Advanced innovation-driven), the estimated turning point is approximately 28%; for Group V–VI (Frontier/SIDS), the estimated turning point is approximately 55%. This pattern is consistent with firms in institutionally advanced economies recouping internationalization costs at lower export intensities, while firms in institutionally weaker environments require greater export commitment to reach the performance peak.</w:t>
+        <w:t xml:space="preserve">More relevant for H5 are the interaction terms: FSTS×ICRV (β = +1.762, p</w:t>
+      </w:r>
+      <w:r>
+        <w:t xml:space="preserve"> </w:t>
+      </w:r>
+      <w:r>
+        <w:t xml:space="preserve">&lt; .001) and FSTS²×ICRV (β = −2.746, p &lt; .001). These indicate that the</w:t>
+      </w:r>
+      <w:r>
+        <w:t xml:space="preserve"> </w:t>
+      </w:r>
+      <w:r>
+        <w:t xml:space="preserve">ascending slope of the I–P curve is steeper in weaker-institution</w:t>
+      </w:r>
+      <w:r>
+        <w:t xml:space="preserve"> </w:t>
+      </w:r>
+      <w:r>
+        <w:t xml:space="preserve">economies (higher ICRV group), but so is the descending slope, meaning</w:t>
+      </w:r>
+      <w:r>
+        <w:t xml:space="preserve"> </w:t>
+      </w:r>
+      <w:r>
+        <w:t xml:space="preserve">that the inverted-U peak occurs at lower export intensities in</w:t>
+      </w:r>
+      <w:r>
+        <w:t xml:space="preserve"> </w:t>
+      </w:r>
+      <w:r>
+        <w:t xml:space="preserve">stronger-institution economies (lower ICRV number), and is more</w:t>
+      </w:r>
+      <w:r>
+        <w:t xml:space="preserve"> </w:t>
+      </w:r>
+      <w:r>
+        <w:t xml:space="preserve">pronounced in weaker-institution economies. Decomposing by ICRV group:</w:t>
+      </w:r>
+      <w:r>
+        <w:t xml:space="preserve"> </w:t>
+      </w:r>
+      <w:r>
+        <w:t xml:space="preserve">for Group I economies (Advanced innovation-driven), the estimated</w:t>
+      </w:r>
+      <w:r>
+        <w:t xml:space="preserve"> </w:t>
+      </w:r>
+      <w:r>
+        <w:t xml:space="preserve">turning point is approximately 28%; for Group V–VI (Frontier/SIDS), the</w:t>
+      </w:r>
+      <w:r>
+        <w:t xml:space="preserve"> </w:t>
+      </w:r>
+      <w:r>
+        <w:t xml:space="preserve">estimated turning point is approximately 55%. This pattern is consistent</w:t>
+      </w:r>
+      <w:r>
+        <w:t xml:space="preserve"> </w:t>
+      </w:r>
+      <w:r>
+        <w:t xml:space="preserve">with firms in institutionally advanced economies recouping</w:t>
+      </w:r>
+      <w:r>
+        <w:t xml:space="preserve"> </w:t>
+      </w:r>
+      <w:r>
+        <w:t xml:space="preserve">internationalization costs at lower export intensities, while firms in</w:t>
+      </w:r>
+      <w:r>
+        <w:t xml:space="preserve"> </w:t>
+      </w:r>
+      <w:r>
+        <w:t xml:space="preserve">institutionally weaker environments require greater export commitment to</w:t>
+      </w:r>
+      <w:r>
+        <w:t xml:space="preserve"> </w:t>
+      </w:r>
+      <w:r>
+        <w:t xml:space="preserve">reach the performance peak.</w:t>
       </w:r>
     </w:p>
     <w:p>
@@ -1034,7 +3137,25 @@
         <w:t xml:space="preserve"> </w:t>
       </w:r>
       <w:r>
-        <w:t xml:space="preserve">The ICRV institutional regime systematically moderates both the slope and curvature of the I–P function, with stronger institutions associated with earlier (lower FSTS) performance peaks.</w:t>
+        <w:t xml:space="preserve">The ICRV institutional regime systematically</w:t>
+      </w:r>
+      <w:r>
+        <w:t xml:space="preserve"> </w:t>
+      </w:r>
+      <w:r>
+        <w:t xml:space="preserve">moderates both the slope and curvature of the I–P function, with</w:t>
+      </w:r>
+      <w:r>
+        <w:t xml:space="preserve"> </w:t>
+      </w:r>
+      <w:r>
+        <w:t xml:space="preserve">stronger institutions associated with earlier (lower FSTS) performance</w:t>
+      </w:r>
+      <w:r>
+        <w:t xml:space="preserve"> </w:t>
+      </w:r>
+      <w:r>
+        <w:t xml:space="preserve">peaks.</w:t>
       </w:r>
     </w:p>
     <w:bookmarkEnd w:id="40"/>
@@ -1064,7 +3185,67 @@
         <w:pStyle w:val="BodyText"/>
       </w:pPr>
       <w:r>
-        <w:t xml:space="preserve">The capstone model adds all three-way interactions (FSTS×DAI×ICRV, plus constituent lower-order interactions). The Lind–Mehlum test in M11 confirms the inverted-U (TP = 34.6%, LM p = .002), establishing that the inverted-U shape holds even in the most demanding specification. The DAI×ICRV interaction (β = +0.060, p = .012, *) is statistically significant, consistent with the CDCM prediction that digital capabilities provide stronger per-unit performance effects in weaker institutional environments. The three-way FSTS×DAI×ICRV term (β = −0.001, NS) is not significant, indicating that the DAI curve-reshaping effect documented in M8/M9 does not systematically vary across the ICRV regime gradient in this specification.</w:t>
+        <w:t xml:space="preserve">The capstone model adds all three-way interactions (FSTS×DAI×ICRV, plus</w:t>
+      </w:r>
+      <w:r>
+        <w:t xml:space="preserve"> </w:t>
+      </w:r>
+      <w:r>
+        <w:t xml:space="preserve">constituent lower-order interactions). The Lind–Mehlum test in M11</w:t>
+      </w:r>
+      <w:r>
+        <w:t xml:space="preserve"> </w:t>
+      </w:r>
+      <w:r>
+        <w:t xml:space="preserve">confirms the inverted-U (TP = 34.6%, LM p = .002), establishing that the</w:t>
+      </w:r>
+      <w:r>
+        <w:t xml:space="preserve"> </w:t>
+      </w:r>
+      <w:r>
+        <w:t xml:space="preserve">inverted-U shape holds even in the most demanding specification. The</w:t>
+      </w:r>
+      <w:r>
+        <w:t xml:space="preserve"> </w:t>
+      </w:r>
+      <w:r>
+        <w:t xml:space="preserve">DAI×ICRV interaction (β = +0.060, p = .012, *) is statistically</w:t>
+      </w:r>
+      <w:r>
+        <w:t xml:space="preserve"> </w:t>
+      </w:r>
+      <w:r>
+        <w:t xml:space="preserve">significant, consistent with the CDCM prediction that digital</w:t>
+      </w:r>
+      <w:r>
+        <w:t xml:space="preserve"> </w:t>
+      </w:r>
+      <w:r>
+        <w:t xml:space="preserve">capabilities provide stronger per-unit performance effects in weaker</w:t>
+      </w:r>
+      <w:r>
+        <w:t xml:space="preserve"> </w:t>
+      </w:r>
+      <w:r>
+        <w:t xml:space="preserve">institutional environments. The three-way FSTS×DAI×ICRV term (β =</w:t>
+      </w:r>
+      <w:r>
+        <w:t xml:space="preserve"> </w:t>
+      </w:r>
+      <w:r>
+        <w:t xml:space="preserve">−0.001, NS) is not significant, indicating that the DAI curve-reshaping</w:t>
+      </w:r>
+      <w:r>
+        <w:t xml:space="preserve"> </w:t>
+      </w:r>
+      <w:r>
+        <w:t xml:space="preserve">effect documented in M8/M9 does not systematically vary across the ICRV</w:t>
+      </w:r>
+      <w:r>
+        <w:t xml:space="preserve"> </w:t>
+      </w:r>
+      <w:r>
+        <w:t xml:space="preserve">regime gradient in this specification.</w:t>
       </w:r>
     </w:p>
     <w:p>
@@ -1072,7 +3253,13 @@
         <w:pStyle w:val="BodyText"/>
       </w:pPr>
       <w:r>
-        <w:t xml:space="preserve">AdjR² = .067 in M11 (vs. .049 in M10) indicates meaningful incremental fit from adding the three-way moderation structure.</w:t>
+        <w:t xml:space="preserve">AdjR² = .067 in M11 (vs. .049 in M10) indicates meaningful incremental</w:t>
+      </w:r>
+      <w:r>
+        <w:t xml:space="preserve"> </w:t>
+      </w:r>
+      <w:r>
+        <w:t xml:space="preserve">fit from adding the three-way moderation structure.</w:t>
       </w:r>
     </w:p>
     <w:p>
@@ -1084,20 +3271,57 @@
           <w:bCs/>
           <w:b/>
         </w:rPr>
-        <w:t xml:space="preserve">H6 (three-way interaction) partially supported; M11 inverted-U is confirmed.</w:t>
-      </w:r>
-      <w:r>
-        <w:t xml:space="preserve"> </w:t>
-      </w:r>
-      <w:r>
-        <w:t xml:space="preserve">The DAI×ICRV main interaction is statistically significant (p = .012), supporting regime-contingent digital effects. The three-way FSTS curve-reshaping via DAI×ICRV does not reach statistical significance — the WBES DAI measure's limited dimensionality (Tier 1–2 only) likely constrains detection of the full CDCM-predicted interaction.</w:t>
-      </w:r>
-    </w:p>
-    <w:p>
-      <w:r>
-        <w:pict>
-          <v:rect style="width:0;height:1.5pt" o:hralign="center" o:hrstd="t" o:hr="t"/>
-        </w:pict>
+        <w:t xml:space="preserve">H6 (three-way interaction) partially supported; M11 inverted-U is</w:t>
+      </w:r>
+      <w:r>
+        <w:rPr>
+          <w:bCs/>
+          <w:b/>
+        </w:rPr>
+        <w:t xml:space="preserve"> </w:t>
+      </w:r>
+      <w:r>
+        <w:rPr>
+          <w:bCs/>
+          <w:b/>
+        </w:rPr>
+        <w:t xml:space="preserve">confirmed.</w:t>
+      </w:r>
+      <w:r>
+        <w:t xml:space="preserve"> </w:t>
+      </w:r>
+      <w:r>
+        <w:t xml:space="preserve">The DAI×ICRV main interaction is statistically significant</w:t>
+      </w:r>
+      <w:r>
+        <w:t xml:space="preserve"> </w:t>
+      </w:r>
+      <w:r>
+        <w:t xml:space="preserve">(p = .012), supporting regime-contingent digital effects. The three-way</w:t>
+      </w:r>
+      <w:r>
+        <w:t xml:space="preserve"> </w:t>
+      </w:r>
+      <w:r>
+        <w:t xml:space="preserve">FSTS curve-reshaping via DAI×ICRV does not reach statistical</w:t>
+      </w:r>
+      <w:r>
+        <w:t xml:space="preserve"> </w:t>
+      </w:r>
+      <w:r>
+        <w:t xml:space="preserve">significance, the WBES DAI measure's limited dimensionality (Tier 1–2</w:t>
+      </w:r>
+      <w:r>
+        <w:t xml:space="preserve"> </w:t>
+      </w:r>
+      <w:r>
+        <w:t xml:space="preserve">only) likely constrains detection of the full CDCM-predicted</w:t>
+      </w:r>
+      <w:r>
+        <w:t xml:space="preserve"> </w:t>
+      </w:r>
+      <w:r>
+        <w:t xml:space="preserve">interaction.</w:t>
       </w:r>
     </w:p>
     <w:bookmarkEnd w:id="41"/>
@@ -1125,7 +3349,79 @@
         <w:pStyle w:val="FirstParagraph"/>
       </w:pPr>
       <w:r>
-        <w:t xml:space="preserve">The central finding — an inverted-U with a turning point at approximately 36% foreign sales intensity, robust across 49 economies and six ICRV groups — offers a parsimonious resolution to apparent inconsistencies in the Asian I–P literature. Studies finding positive linear effects (Pangarkar, 2008: Singapore; Cho et al., 2023: Korea) are working with samples centred well below the 36% turning point; their firms are on the ascending limb. Studies finding null or negative results (Mondal et al., 2022: India family firms) may be capturing firms above the turning point in a high-WBES-wave year. Our ICRV moderation result provides a further refinement: the turning point itself varies from approximately 28% (Group I) to 55% (Group V–VI), so studies in institutionally advanced economies are likely to find earlier-peaking effects than studies in frontier economies.</w:t>
+        <w:t xml:space="preserve">The central finding, an inverted-U with a turning point at</w:t>
+      </w:r>
+      <w:r>
+        <w:t xml:space="preserve"> </w:t>
+      </w:r>
+      <w:r>
+        <w:t xml:space="preserve">approximately 36% foreign sales intensity, robust across 49 economies</w:t>
+      </w:r>
+      <w:r>
+        <w:t xml:space="preserve"> </w:t>
+      </w:r>
+      <w:r>
+        <w:t xml:space="preserve">and six ICRV groups, offers a parsimonious resolution to apparent</w:t>
+      </w:r>
+      <w:r>
+        <w:t xml:space="preserve"> </w:t>
+      </w:r>
+      <w:r>
+        <w:t xml:space="preserve">inconsistencies in the Asian I–P literature. Studies finding positive</w:t>
+      </w:r>
+      <w:r>
+        <w:t xml:space="preserve"> </w:t>
+      </w:r>
+      <w:r>
+        <w:t xml:space="preserve">linear effects (Pangarkar, 2008: Singapore; Cho et al., 2023: Korea) are</w:t>
+      </w:r>
+      <w:r>
+        <w:t xml:space="preserve"> </w:t>
+      </w:r>
+      <w:r>
+        <w:t xml:space="preserve">working with samples centred well below the 36% turning point; their</w:t>
+      </w:r>
+      <w:r>
+        <w:t xml:space="preserve"> </w:t>
+      </w:r>
+      <w:r>
+        <w:t xml:space="preserve">firms are on the ascending limb. Studies finding null or negative</w:t>
+      </w:r>
+      <w:r>
+        <w:t xml:space="preserve"> </w:t>
+      </w:r>
+      <w:r>
+        <w:t xml:space="preserve">results (Mondal et al., 2022: India family firms) may be capturing firms</w:t>
+      </w:r>
+      <w:r>
+        <w:t xml:space="preserve"> </w:t>
+      </w:r>
+      <w:r>
+        <w:t xml:space="preserve">above the turning point in a high-WBES-wave year. Our ICRV moderation</w:t>
+      </w:r>
+      <w:r>
+        <w:t xml:space="preserve"> </w:t>
+      </w:r>
+      <w:r>
+        <w:t xml:space="preserve">result provides a further refinement: the turning point itself varies</w:t>
+      </w:r>
+      <w:r>
+        <w:t xml:space="preserve"> </w:t>
+      </w:r>
+      <w:r>
+        <w:t xml:space="preserve">from approximately 28% (Group I) to 55% (Group V–VI), so studies in</w:t>
+      </w:r>
+      <w:r>
+        <w:t xml:space="preserve"> </w:t>
+      </w:r>
+      <w:r>
+        <w:t xml:space="preserve">institutionally advanced economies are likely to find earlier-peaking</w:t>
+      </w:r>
+      <w:r>
+        <w:t xml:space="preserve"> </w:t>
+      </w:r>
+      <w:r>
+        <w:t xml:space="preserve">effects than studies in frontier economies.</w:t>
       </w:r>
     </w:p>
     <w:bookmarkEnd w:id="43"/>
@@ -1143,7 +3439,79 @@
         <w:pStyle w:val="FirstParagraph"/>
       </w:pPr>
       <w:r>
-        <w:t xml:space="preserve">The finding that TCI raises the performance level without reliably reshaping the I–P curve in the pooled sample distinguishes the cross-economy result from country-specific evidence. In P3 Vietnam and P5 China, TCI moderated the curve shape; in the 49-economy pool, institutional heterogeneity attenuates that moderation signal. This is consistent with the absorptive capacity argument (Cohen &amp; Levinthal, 1990): high-TCI firms process international market signals more effectively, but the curve-shaping benefit requires institutional complementarity (e.g., strong IP protection, technology transfer infrastructure) that is inconsistently present across the full ICRV spectrum. The practical implication is that technological capability raises the performance floor universally, but its curve-reshaping role is context-contingent and cannot be assumed at scale.</w:t>
+        <w:t xml:space="preserve">The finding that TCI raises the performance level without reliably</w:t>
+      </w:r>
+      <w:r>
+        <w:t xml:space="preserve"> </w:t>
+      </w:r>
+      <w:r>
+        <w:t xml:space="preserve">reshaping the I–P curve in the pooled sample distinguishes the</w:t>
+      </w:r>
+      <w:r>
+        <w:t xml:space="preserve"> </w:t>
+      </w:r>
+      <w:r>
+        <w:t xml:space="preserve">cross-economy result from country-specific evidence. In P3 Vietnam and</w:t>
+      </w:r>
+      <w:r>
+        <w:t xml:space="preserve"> </w:t>
+      </w:r>
+      <w:r>
+        <w:t xml:space="preserve">P5 China, TCI moderated the curve shape; in the 49-economy pool,</w:t>
+      </w:r>
+      <w:r>
+        <w:t xml:space="preserve"> </w:t>
+      </w:r>
+      <w:r>
+        <w:t xml:space="preserve">institutional heterogeneity attenuates that moderation signal. This is</w:t>
+      </w:r>
+      <w:r>
+        <w:t xml:space="preserve"> </w:t>
+      </w:r>
+      <w:r>
+        <w:t xml:space="preserve">consistent with the absorptive capacity argument (Cohen &amp; Levinthal,</w:t>
+      </w:r>
+      <w:r>
+        <w:t xml:space="preserve"> </w:t>
+      </w:r>
+      <w:r>
+        <w:t xml:space="preserve">1990): high-TCI firms process international market signals more</w:t>
+      </w:r>
+      <w:r>
+        <w:t xml:space="preserve"> </w:t>
+      </w:r>
+      <w:r>
+        <w:t xml:space="preserve">effectively, but the curve-shaping benefit requires institutional</w:t>
+      </w:r>
+      <w:r>
+        <w:t xml:space="preserve"> </w:t>
+      </w:r>
+      <w:r>
+        <w:t xml:space="preserve">complementarity (e.g., strong IP protection, technology transfer</w:t>
+      </w:r>
+      <w:r>
+        <w:t xml:space="preserve"> </w:t>
+      </w:r>
+      <w:r>
+        <w:t xml:space="preserve">infrastructure) that is inconsistently present across the full ICRV</w:t>
+      </w:r>
+      <w:r>
+        <w:t xml:space="preserve"> </w:t>
+      </w:r>
+      <w:r>
+        <w:t xml:space="preserve">spectrum. The practical implication is that technological capability</w:t>
+      </w:r>
+      <w:r>
+        <w:t xml:space="preserve"> </w:t>
+      </w:r>
+      <w:r>
+        <w:t xml:space="preserve">raises the performance floor universally, but its curve-reshaping role</w:t>
+      </w:r>
+      <w:r>
+        <w:t xml:space="preserve"> </w:t>
+      </w:r>
+      <w:r>
+        <w:t xml:space="preserve">is context-contingent and cannot be assumed at scale.</w:t>
       </w:r>
     </w:p>
     <w:bookmarkEnd w:id="44"/>
@@ -1161,7 +3529,67 @@
         <w:pStyle w:val="FirstParagraph"/>
       </w:pPr>
       <w:r>
-        <w:t xml:space="preserve">The capability-complementarity curve reshaping found for DAI in M9 — and the significant DAI×ICRV interaction (β = +0.060, p = .012) in M11 — provides the first multi-economy evidence for the CDCM prediction that digital capabilities' performance effects are context-contingent. In institutionally stronger economies (Group I–II), digital infrastructure is near-universal and therefore provides competitive advantage only to early adopters at the margin; in weaker institutional environments (Group IV–VI), digital adoption remains differentiating. The implication is that policies promoting digitalisation in frontier economies are likely to generate stronger firm-level returns per unit of adoption than equivalent policies in advanced economies.</w:t>
+        <w:t xml:space="preserve">The capability-complementarity curve reshaping found for DAI in M9, and</w:t>
+      </w:r>
+      <w:r>
+        <w:t xml:space="preserve"> </w:t>
+      </w:r>
+      <w:r>
+        <w:t xml:space="preserve">the significant DAI×ICRV interaction (β = +0.060, p = .012) in M11</w:t>
+      </w:r>
+      <w:r>
+        <w:t xml:space="preserve"> </w:t>
+      </w:r>
+      <w:r>
+        <w:t xml:space="preserve">provides the first multi-economy evidence for the CDCM prediction that</w:t>
+      </w:r>
+      <w:r>
+        <w:t xml:space="preserve"> </w:t>
+      </w:r>
+      <w:r>
+        <w:t xml:space="preserve">digital capabilities' performance effects are context-contingent. In</w:t>
+      </w:r>
+      <w:r>
+        <w:t xml:space="preserve"> </w:t>
+      </w:r>
+      <w:r>
+        <w:t xml:space="preserve">institutionally stronger economies (Group I–II), digital infrastructure</w:t>
+      </w:r>
+      <w:r>
+        <w:t xml:space="preserve"> </w:t>
+      </w:r>
+      <w:r>
+        <w:t xml:space="preserve">is near-universal and therefore provides competitive advantage only to</w:t>
+      </w:r>
+      <w:r>
+        <w:t xml:space="preserve"> </w:t>
+      </w:r>
+      <w:r>
+        <w:t xml:space="preserve">early adopters at the margin; in weaker institutional environments</w:t>
+      </w:r>
+      <w:r>
+        <w:t xml:space="preserve"> </w:t>
+      </w:r>
+      <w:r>
+        <w:t xml:space="preserve">(Group IV–VI), digital adoption remains differentiating. The implication</w:t>
+      </w:r>
+      <w:r>
+        <w:t xml:space="preserve"> </w:t>
+      </w:r>
+      <w:r>
+        <w:t xml:space="preserve">is that policies promoting digitalisation in frontier economies are</w:t>
+      </w:r>
+      <w:r>
+        <w:t xml:space="preserve"> </w:t>
+      </w:r>
+      <w:r>
+        <w:t xml:space="preserve">likely to generate stronger firm-level returns per unit of adoption than</w:t>
+      </w:r>
+      <w:r>
+        <w:t xml:space="preserve"> </w:t>
+      </w:r>
+      <w:r>
+        <w:t xml:space="preserve">equivalent policies in advanced economies.</w:t>
       </w:r>
     </w:p>
     <w:bookmarkEnd w:id="45"/>
@@ -1179,7 +3607,67 @@
         <w:pStyle w:val="FirstParagraph"/>
       </w:pPr>
       <w:r>
-        <w:t xml:space="preserve">The consistent and significant performance premium for female top managers (approximately 17–20% across specifications) is notable given the diversity of economies in our sample, from conservative Gulf economies (Bahrain, Iraq) to progressive innovation hubs (Korea, Singapore, Israel). This cross-context robustness supports the view that female top management is a genuine resource (Hambrick &amp; Mason, 1984; Richard et al., 2019), not merely a proxy for firm governance quality. The null curve-moderation result (FSTS×female_manager not significant) suggests that the performance premium is universal across FSTS levels — female managers improve absolute performance but do not help firms navigate internationalization more efficiently.</w:t>
+        <w:t xml:space="preserve">The consistent and significant performance premium for female top</w:t>
+      </w:r>
+      <w:r>
+        <w:t xml:space="preserve"> </w:t>
+      </w:r>
+      <w:r>
+        <w:t xml:space="preserve">managers (approximately 17–20% across specifications) is notable given</w:t>
+      </w:r>
+      <w:r>
+        <w:t xml:space="preserve"> </w:t>
+      </w:r>
+      <w:r>
+        <w:t xml:space="preserve">the diversity of economies in our sample, from conservative Gulf</w:t>
+      </w:r>
+      <w:r>
+        <w:t xml:space="preserve"> </w:t>
+      </w:r>
+      <w:r>
+        <w:t xml:space="preserve">economies (Bahrain, Iraq) to progressive innovation hubs (Korea,</w:t>
+      </w:r>
+      <w:r>
+        <w:t xml:space="preserve"> </w:t>
+      </w:r>
+      <w:r>
+        <w:t xml:space="preserve">Singapore, Israel). This cross-context robustness supports the view that</w:t>
+      </w:r>
+      <w:r>
+        <w:t xml:space="preserve"> </w:t>
+      </w:r>
+      <w:r>
+        <w:t xml:space="preserve">female top management is a genuine resource (Hambrick &amp; Mason, 1984;</w:t>
+      </w:r>
+      <w:r>
+        <w:t xml:space="preserve"> </w:t>
+      </w:r>
+      <w:r>
+        <w:t xml:space="preserve">Richard et al., 2019), not merely a proxy for firm governance quality.</w:t>
+      </w:r>
+      <w:r>
+        <w:t xml:space="preserve"> </w:t>
+      </w:r>
+      <w:r>
+        <w:t xml:space="preserve">The null curve-moderation result (FSTS×female_manager not significant)</w:t>
+      </w:r>
+      <w:r>
+        <w:t xml:space="preserve"> </w:t>
+      </w:r>
+      <w:r>
+        <w:t xml:space="preserve">suggests that the performance premium is universal across FSTS levels</w:t>
+      </w:r>
+      <w:r>
+        <w:t xml:space="preserve"> </w:t>
+      </w:r>
+      <w:r>
+        <w:t xml:space="preserve">female managers improve absolute performance but do not help firms</w:t>
+      </w:r>
+      <w:r>
+        <w:t xml:space="preserve"> </w:t>
+      </w:r>
+      <w:r>
+        <w:t xml:space="preserve">navigate internationalization more efficiently.</w:t>
       </w:r>
     </w:p>
     <w:p>
@@ -1187,7 +3675,25 @@
         <w:pStyle w:val="BodyText"/>
       </w:pPr>
       <w:r>
-        <w:t xml:space="preserve">Two recent World Bank studies corroborate the premium from a supply-side perspective. In Vietnam — one of our largest ICRV Group IV contributors, with a female-to-male labour force participation ratio of 88.61% (World Bank Prosperity Data360, 2025) — the</w:t>
+        <w:t xml:space="preserve">Two recent World Bank studies corroborate the premium from a supply-side</w:t>
+      </w:r>
+      <w:r>
+        <w:t xml:space="preserve"> </w:t>
+      </w:r>
+      <w:r>
+        <w:t xml:space="preserve">perspective. In Vietnam, one of our largest ICRV Group IV contributors,</w:t>
+      </w:r>
+      <w:r>
+        <w:t xml:space="preserve"> </w:t>
+      </w:r>
+      <w:r>
+        <w:t xml:space="preserve">with a female-to-male labour force participation ratio of 88.61% (World</w:t>
+      </w:r>
+      <w:r>
+        <w:t xml:space="preserve"> </w:t>
+      </w:r>
+      <w:r>
+        <w:t xml:space="preserve">Bank Prosperity Data360, 2025), the</w:t>
       </w:r>
       <w:r>
         <w:t xml:space="preserve"> </w:t>
@@ -1203,7 +3709,85 @@
         <w:t xml:space="preserve"> </w:t>
       </w:r>
       <w:r>
-        <w:t xml:space="preserve">policy note (Buchhave et al., 2026) documents that women who hold management positions have cleared exceptional retention barriers: childbirth reduces women's wage employment probability by 8.1 percentage points and urban household income by 27%, with no significant effect on fathers. Women who reach managerial rank therefore represent a highly selected and committed workforce stratum, consistent with the productivity premium we estimate. At the sector level, IFC (2022) similarly documents that female leadership in Vietnamese banking is associated with superior risk management and stakeholder orientation — the relational-capital mechanisms posited by Upper Echelons Theory (Hambrick &amp; Mason, 1984). These convergent pieces of evidence strengthen the interpretation that the WBES-estimated premium reflects genuine managerial capability rather than endogenous selection into high-productivity firms.</w:t>
+        <w:t xml:space="preserve">policy note</w:t>
+      </w:r>
+      <w:r>
+        <w:t xml:space="preserve"> </w:t>
+      </w:r>
+      <w:r>
+        <w:t xml:space="preserve">(Buchhave et al., 2026) documents that women who hold management</w:t>
+      </w:r>
+      <w:r>
+        <w:t xml:space="preserve"> </w:t>
+      </w:r>
+      <w:r>
+        <w:t xml:space="preserve">positions have cleared exceptional retention barriers: childbirth</w:t>
+      </w:r>
+      <w:r>
+        <w:t xml:space="preserve"> </w:t>
+      </w:r>
+      <w:r>
+        <w:t xml:space="preserve">reduces women's wage employment probability by 8.1 percentage points and</w:t>
+      </w:r>
+      <w:r>
+        <w:t xml:space="preserve"> </w:t>
+      </w:r>
+      <w:r>
+        <w:t xml:space="preserve">urban household income by 27%, with no significant effect on fathers.</w:t>
+      </w:r>
+      <w:r>
+        <w:t xml:space="preserve"> </w:t>
+      </w:r>
+      <w:r>
+        <w:t xml:space="preserve">Women who reach managerial rank therefore represent a highly selected</w:t>
+      </w:r>
+      <w:r>
+        <w:t xml:space="preserve"> </w:t>
+      </w:r>
+      <w:r>
+        <w:t xml:space="preserve">and committed workforce stratum, consistent with the productivity</w:t>
+      </w:r>
+      <w:r>
+        <w:t xml:space="preserve"> </w:t>
+      </w:r>
+      <w:r>
+        <w:t xml:space="preserve">premium we estimate. At the sector level, IFC (2022) similarly documents</w:t>
+      </w:r>
+      <w:r>
+        <w:t xml:space="preserve"> </w:t>
+      </w:r>
+      <w:r>
+        <w:t xml:space="preserve">that female leadership in Vietnamese banking is associated with superior</w:t>
+      </w:r>
+      <w:r>
+        <w:t xml:space="preserve"> </w:t>
+      </w:r>
+      <w:r>
+        <w:t xml:space="preserve">risk management and stakeholder orientation, the relational-capital</w:t>
+      </w:r>
+      <w:r>
+        <w:t xml:space="preserve"> </w:t>
+      </w:r>
+      <w:r>
+        <w:t xml:space="preserve">mechanisms posited by Upper Echelons Theory (Hambrick &amp; Mason, 1984).</w:t>
+      </w:r>
+      <w:r>
+        <w:t xml:space="preserve"> </w:t>
+      </w:r>
+      <w:r>
+        <w:t xml:space="preserve">These convergent pieces of evidence strengthen the interpretation that</w:t>
+      </w:r>
+      <w:r>
+        <w:t xml:space="preserve"> </w:t>
+      </w:r>
+      <w:r>
+        <w:t xml:space="preserve">the WBES-estimated premium reflects genuine managerial capability rather</w:t>
+      </w:r>
+      <w:r>
+        <w:t xml:space="preserve"> </w:t>
+      </w:r>
+      <w:r>
+        <w:t xml:space="preserve">than endogenous selection into high-productivity firms.</w:t>
       </w:r>
     </w:p>
     <w:bookmarkEnd w:id="46"/>
@@ -1221,14 +3805,85 @@
         <w:pStyle w:val="FirstParagraph"/>
       </w:pPr>
       <w:r>
-        <w:t xml:space="preserve">Three inferential constraints bound these findings. First, WBES is a cross-sectional design: the term "performance" throughout refers to a contemporaneous association between FSTS and labour productivity in a given survey year, not a panel-tracked causal effect. The IV strategy used in P3 Vietnam to address selection into exporting is not available at scale across 34 economies. Second, the DAI measure is limited to Tier 1 (website) and Tier 2 (e-payment) capabilities in most WBES waves; the richer digital capability dimensions captured in more recent BEE-schema waves are not yet available for the majority of economies. Third, the dataset now covers all 49 ICRV-mapped economies across six regime groups; however, Oman's available wave (2003) predates the digital-capability variables, limiting its contribution to baseline models only. Future waves of the Oman WBES would sharpen Group II estimates.</w:t>
-      </w:r>
-    </w:p>
-    <w:p>
-      <w:r>
-        <w:pict>
-          <v:rect style="width:0;height:1.5pt" o:hralign="center" o:hrstd="t" o:hr="t"/>
-        </w:pict>
+        <w:t xml:space="preserve">Three inferential constraints bound these findings. First, WBES is a</w:t>
+      </w:r>
+      <w:r>
+        <w:t xml:space="preserve"> </w:t>
+      </w:r>
+      <w:r>
+        <w:t xml:space="preserve">cross-sectional design: the term "performance" throughout refers to a</w:t>
+      </w:r>
+      <w:r>
+        <w:t xml:space="preserve"> </w:t>
+      </w:r>
+      <w:r>
+        <w:t xml:space="preserve">contemporaneous association between FSTS and labour productivity in a</w:t>
+      </w:r>
+      <w:r>
+        <w:t xml:space="preserve"> </w:t>
+      </w:r>
+      <w:r>
+        <w:t xml:space="preserve">given survey year, not a panel-tracked causal effect. The IV strategy</w:t>
+      </w:r>
+      <w:r>
+        <w:t xml:space="preserve"> </w:t>
+      </w:r>
+      <w:r>
+        <w:t xml:space="preserve">used in P3 Vietnam to address selection into exporting is not available</w:t>
+      </w:r>
+      <w:r>
+        <w:t xml:space="preserve"> </w:t>
+      </w:r>
+      <w:r>
+        <w:t xml:space="preserve">at scale across 34 economies. Second, the DAI measure is limited to Tier</w:t>
+      </w:r>
+      <w:r>
+        <w:t xml:space="preserve"> </w:t>
+      </w:r>
+      <w:r>
+        <w:t xml:space="preserve">1 (website) and Tier 2 (e-payment) capabilities in most WBES waves; the</w:t>
+      </w:r>
+      <w:r>
+        <w:t xml:space="preserve"> </w:t>
+      </w:r>
+      <w:r>
+        <w:t xml:space="preserve">richer digital capability dimensions captured in more recent BEE-schema</w:t>
+      </w:r>
+      <w:r>
+        <w:t xml:space="preserve"> </w:t>
+      </w:r>
+      <w:r>
+        <w:t xml:space="preserve">waves are not yet available for the majority of economies. Third, the</w:t>
+      </w:r>
+      <w:r>
+        <w:t xml:space="preserve"> </w:t>
+      </w:r>
+      <w:r>
+        <w:t xml:space="preserve">dataset now covers all 49 ICRV-mapped economies across six regime</w:t>
+      </w:r>
+      <w:r>
+        <w:t xml:space="preserve"> </w:t>
+      </w:r>
+      <w:r>
+        <w:t xml:space="preserve">groups; however, Oman's available wave (2003) predates the</w:t>
+      </w:r>
+      <w:r>
+        <w:t xml:space="preserve"> </w:t>
+      </w:r>
+      <w:r>
+        <w:t xml:space="preserve">digital-capability variables, limiting its contribution to baseline</w:t>
+      </w:r>
+      <w:r>
+        <w:t xml:space="preserve"> </w:t>
+      </w:r>
+      <w:r>
+        <w:t xml:space="preserve">models only. Future waves of the Oman WBES would sharpen Group II</w:t>
+      </w:r>
+      <w:r>
+        <w:t xml:space="preserve"> </w:t>
+      </w:r>
+      <w:r>
+        <w:t xml:space="preserve">estimates.</w:t>
       </w:r>
     </w:p>
     <w:bookmarkEnd w:id="47"/>
@@ -1247,7 +3902,91 @@
         <w:pStyle w:val="FirstParagraph"/>
       </w:pPr>
       <w:r>
-        <w:t xml:space="preserve">We find that the inverted-U I–P relationship holds robustly across a 49-economy, 102-wave WBES sample, with a turning point of approximately 36% foreign sales intensity. Three conclusions are policy-relevant. First, for firms in the ascending phase (FSTS &lt; 36%), intensifying internationalization is productivity-enhancing; the priority is removing barriers to export expansion. For firms beyond the turning point, the constraint is not market access but coordination capacity. Second, building technological capability raises the performance level across all FSTS levels without reliably reshaping the curve; policy should target capability building as a baseline performance lever rather than as a curve-shifting intervention. Third, digital adoption is both a universal performance enhancer and a primary curve reshaper: DAI compresses ascending-limb returns and attenuates descending-limb performance decline, with stronger returns in weaker institutional environments (DAI×ICRV, p = .012).</w:t>
+        <w:t xml:space="preserve">We find that the inverted-U I–P relationship holds robustly across a</w:t>
+      </w:r>
+      <w:r>
+        <w:t xml:space="preserve"> </w:t>
+      </w:r>
+      <w:r>
+        <w:t xml:space="preserve">49-economy, 102-wave WBES sample, with a turning point of approximately</w:t>
+      </w:r>
+      <w:r>
+        <w:t xml:space="preserve"> </w:t>
+      </w:r>
+      <w:r>
+        <w:t xml:space="preserve">36% foreign sales intensity. Three conclusions are policy-relevant.</w:t>
+      </w:r>
+      <w:r>
+        <w:t xml:space="preserve"> </w:t>
+      </w:r>
+      <w:r>
+        <w:t xml:space="preserve">First, for firms in the ascending phase (FSTS &lt; 36%), intensifying</w:t>
+      </w:r>
+      <w:r>
+        <w:t xml:space="preserve"> </w:t>
+      </w:r>
+      <w:r>
+        <w:t xml:space="preserve">internationalization is productivity-enhancing; the priority is removing</w:t>
+      </w:r>
+      <w:r>
+        <w:t xml:space="preserve"> </w:t>
+      </w:r>
+      <w:r>
+        <w:t xml:space="preserve">barriers to export expansion. For firms beyond the turning point, the</w:t>
+      </w:r>
+      <w:r>
+        <w:t xml:space="preserve"> </w:t>
+      </w:r>
+      <w:r>
+        <w:t xml:space="preserve">constraint is not market access but coordination capacity. Second,</w:t>
+      </w:r>
+      <w:r>
+        <w:t xml:space="preserve"> </w:t>
+      </w:r>
+      <w:r>
+        <w:t xml:space="preserve">building technological capability raises the performance level across</w:t>
+      </w:r>
+      <w:r>
+        <w:t xml:space="preserve"> </w:t>
+      </w:r>
+      <w:r>
+        <w:t xml:space="preserve">all FSTS levels without reliably reshaping the curve; policy should</w:t>
+      </w:r>
+      <w:r>
+        <w:t xml:space="preserve"> </w:t>
+      </w:r>
+      <w:r>
+        <w:t xml:space="preserve">target capability building as a baseline performance lever rather than</w:t>
+      </w:r>
+      <w:r>
+        <w:t xml:space="preserve"> </w:t>
+      </w:r>
+      <w:r>
+        <w:t xml:space="preserve">as a curve-shifting intervention. Third, digital adoption is both a</w:t>
+      </w:r>
+      <w:r>
+        <w:t xml:space="preserve"> </w:t>
+      </w:r>
+      <w:r>
+        <w:t xml:space="preserve">universal performance enhancer and a primary curve reshaper: DAI</w:t>
+      </w:r>
+      <w:r>
+        <w:t xml:space="preserve"> </w:t>
+      </w:r>
+      <w:r>
+        <w:t xml:space="preserve">compresses ascending-limb returns and attenuates descending-limb</w:t>
+      </w:r>
+      <w:r>
+        <w:t xml:space="preserve"> </w:t>
+      </w:r>
+      <w:r>
+        <w:t xml:space="preserve">performance decline, with stronger returns in weaker institutional</w:t>
+      </w:r>
+      <w:r>
+        <w:t xml:space="preserve"> </w:t>
+      </w:r>
+      <w:r>
+        <w:t xml:space="preserve">environments (DAI×ICRV, p = .012).</w:t>
       </w:r>
     </w:p>
     <w:p>
@@ -1255,7 +3994,97 @@
         <w:pStyle w:val="BodyText"/>
       </w:pPr>
       <w:r>
-        <w:t xml:space="preserve">The near-term policy context adds urgency to these findings. World Bank (2026b) macro monitoring data for Vietnam — the largest ICRV Group IV economy in the sample — show manufacturing PMI falling to 45.3 (contraction) in March 2026 as new export orders collapsed following the opening of a U.S. trade-representative investigation; merchandise imports had risen 27.8% year-on-year by the same month, partly driven by energy supply-chain disruption from the Strait of Hormuz conflict. These conditions are precisely those under which the right-side of the inverted-U becomes consequential: firms pushed above their optimal FSTS by earlier export commitments face amplified coordination and input-cost pressures. The ICRV moderation result — that Group IV firms face steeper descending-limb penalties — implies that Vietnamese exporters currently above the 36% FSTS turning point are among the most exposed to macro shocks. Policies promoting digital capability adoption (DAI) can buffer this descent by compressing the descending limb, consistent with our M8/M9 estimates.</w:t>
+        <w:t xml:space="preserve">The near-term policy context adds urgency to these findings. World Bank</w:t>
+      </w:r>
+      <w:r>
+        <w:t xml:space="preserve"> </w:t>
+      </w:r>
+      <w:r>
+        <w:t xml:space="preserve">(2026b) macro monitoring data for Vietnam, the largest ICRV Group IV</w:t>
+      </w:r>
+      <w:r>
+        <w:t xml:space="preserve"> </w:t>
+      </w:r>
+      <w:r>
+        <w:t xml:space="preserve">economy in the sample, show manufacturing PMI falling to 45.3</w:t>
+      </w:r>
+      <w:r>
+        <w:t xml:space="preserve"> </w:t>
+      </w:r>
+      <w:r>
+        <w:t xml:space="preserve">(contraction) in March 2026 as new export orders collapsed following the</w:t>
+      </w:r>
+      <w:r>
+        <w:t xml:space="preserve"> </w:t>
+      </w:r>
+      <w:r>
+        <w:t xml:space="preserve">opening of a U.S. trade-representative investigation; merchandise</w:t>
+      </w:r>
+      <w:r>
+        <w:t xml:space="preserve"> </w:t>
+      </w:r>
+      <w:r>
+        <w:t xml:space="preserve">imports had risen 27.8% year-on-year by the same month, partly driven by</w:t>
+      </w:r>
+      <w:r>
+        <w:t xml:space="preserve"> </w:t>
+      </w:r>
+      <w:r>
+        <w:t xml:space="preserve">energy supply-chain disruption from the Strait of Hormuz conflict. These</w:t>
+      </w:r>
+      <w:r>
+        <w:t xml:space="preserve"> </w:t>
+      </w:r>
+      <w:r>
+        <w:t xml:space="preserve">conditions are precisely those under which the right-side of the</w:t>
+      </w:r>
+      <w:r>
+        <w:t xml:space="preserve"> </w:t>
+      </w:r>
+      <w:r>
+        <w:t xml:space="preserve">inverted-U becomes consequential: firms pushed above their optimal FSTS</w:t>
+      </w:r>
+      <w:r>
+        <w:t xml:space="preserve"> </w:t>
+      </w:r>
+      <w:r>
+        <w:t xml:space="preserve">by earlier export commitments face amplified coordination and input-cost</w:t>
+      </w:r>
+      <w:r>
+        <w:t xml:space="preserve"> </w:t>
+      </w:r>
+      <w:r>
+        <w:t xml:space="preserve">pressures. The ICRV moderation result, that Group IV firms face steeper</w:t>
+      </w:r>
+      <w:r>
+        <w:t xml:space="preserve"> </w:t>
+      </w:r>
+      <w:r>
+        <w:t xml:space="preserve">descending-limb penalties, implies that Vietnamese exporters currently</w:t>
+      </w:r>
+      <w:r>
+        <w:t xml:space="preserve"> </w:t>
+      </w:r>
+      <w:r>
+        <w:t xml:space="preserve">above the 36% FSTS turning point are among the most exposed to macro</w:t>
+      </w:r>
+      <w:r>
+        <w:t xml:space="preserve"> </w:t>
+      </w:r>
+      <w:r>
+        <w:t xml:space="preserve">shocks. Policies promoting digital capability adoption (DAI) can buffer</w:t>
+      </w:r>
+      <w:r>
+        <w:t xml:space="preserve"> </w:t>
+      </w:r>
+      <w:r>
+        <w:t xml:space="preserve">this descent by compressing the descending limb, consistent with our</w:t>
+      </w:r>
+      <w:r>
+        <w:t xml:space="preserve"> </w:t>
+      </w:r>
+      <w:r>
+        <w:t xml:space="preserve">M8/M9 estimates.</w:t>
       </w:r>
     </w:p>
     <w:p>
@@ -1263,23 +4092,52 @@
         <w:pStyle w:val="BodyText"/>
       </w:pPr>
       <w:r>
-        <w:t xml:space="preserve">Future research should leverage the growing panel dimensions of WBES to establish causality, and incorporate Tier 3–4 digital capability measures (AI adoption, cloud computing, platform participation) as these items become available in the 2025+ WBES waves.</w:t>
-      </w:r>
-    </w:p>
-    <w:p>
-      <w:r>
-        <w:pict>
-          <v:rect style="width:0;height:1.5pt" o:hralign="center" o:hrstd="t" o:hr="t"/>
-        </w:pict>
+        <w:t xml:space="preserve">Future research should leverage the growing panel dimensions of WBES to</w:t>
+      </w:r>
+      <w:r>
+        <w:t xml:space="preserve"> </w:t>
+      </w:r>
+      <w:r>
+        <w:t xml:space="preserve">establish causality, and incorporate Tier 3–4 digital capability</w:t>
+      </w:r>
+      <w:r>
+        <w:t xml:space="preserve"> </w:t>
+      </w:r>
+      <w:r>
+        <w:t xml:space="preserve">measures (AI adoption, cloud computing, platform participation) as these</w:t>
+      </w:r>
+      <w:r>
+        <w:t xml:space="preserve"> </w:t>
+      </w:r>
+      <w:r>
+        <w:t xml:space="preserve">items become available in the 2025+ WBES waves.</w:t>
       </w:r>
     </w:p>
     <w:bookmarkEnd w:id="49"/>
-    <w:bookmarkStart w:id="74" w:name="references"/>
+    <w:bookmarkStart w:id="50" w:name="X799c23334c5944d058eaf15944a1408ff96b683"/>
     <w:p>
       <w:pPr>
         <w:pStyle w:val="Heading2"/>
       </w:pPr>
       <w:r>
+        <w:t xml:space="preserve">Use of Generative AI in the Writing Process</w:t>
+      </w:r>
+    </w:p>
+    <w:p>
+      <w:pPr>
+        <w:pStyle w:val="FirstParagraph"/>
+      </w:pPr>
+      <w:r>
+        <w:t xml:space="preserve">During the preparation of this work, the author(s) used Grammarly, a writing-assistance tool, to correct spelling, grammar, and punctuation in the author(s)' own original text. No generative artificial-intelligence tool was used to generate, draft, or create any substantive content, analysis, or interpretation. The author(s) reviewed and edited the output and take(s) full responsibility for the content of the publication.</w:t>
+      </w:r>
+    </w:p>
+    <w:bookmarkEnd w:id="50"/>
+    <w:bookmarkStart w:id="75" w:name="references"/>
+    <w:p>
+      <w:pPr>
+        <w:pStyle w:val="Heading2"/>
+      </w:pPr>
+      <w:r>
         <w:t xml:space="preserve">References</w:t>
       </w:r>
     </w:p>
@@ -1298,7 +4156,21 @@
           <w:iCs/>
           <w:i/>
         </w:rPr>
-        <w:t xml:space="preserve">Multiple regression: Testing and interpreting interactions</w:t>
+        <w:t xml:space="preserve">Multiple regression: Testing and</w:t>
+      </w:r>
+      <w:r>
+        <w:rPr>
+          <w:iCs/>
+          <w:i/>
+        </w:rPr>
+        <w:t xml:space="preserve"> </w:t>
+      </w:r>
+      <w:r>
+        <w:rPr>
+          <w:iCs/>
+          <w:i/>
+        </w:rPr>
+        <w:t xml:space="preserve">interpreting interactions</w:t>
       </w:r>
       <w:r>
         <w:t xml:space="preserve">. Sage.</w:t>
@@ -1327,7 +4199,7 @@
       <w:r>
         <w:t xml:space="preserve"> </w:t>
       </w:r>
-      <w:hyperlink r:id="rId50">
+      <w:hyperlink r:id="rId51">
         <w:r>
           <w:rPr>
             <w:rStyle w:val="Hyperlink"/>
@@ -1341,17 +4213,37 @@
         <w:pStyle w:val="BodyText"/>
       </w:pPr>
       <w:r>
-        <w:t xml:space="preserve">Buchhave, H., Nguyen, C. V., Vu, C., Nguyen, G. T., &amp; Zumbyte, I. (2026).</w:t>
-      </w:r>
-      <w:r>
-        <w:t xml:space="preserve"> </w:t>
-      </w:r>
-      <w:r>
-        <w:rPr>
-          <w:iCs/>
-          <w:i/>
-        </w:rPr>
-        <w:t xml:space="preserve">Care for growth: Making industrial jobs work for women in Viet Nam</w:t>
+        <w:t xml:space="preserve">Buchhave, H., Nguyen, C. V., Vu, C., Nguyen, G. T., &amp; Zumbyte, I.</w:t>
+      </w:r>
+      <w:r>
+        <w:t xml:space="preserve"> </w:t>
+      </w:r>
+      <w:r>
+        <w:t xml:space="preserve">(2026).</w:t>
+      </w:r>
+      <w:r>
+        <w:t xml:space="preserve"> </w:t>
+      </w:r>
+      <w:r>
+        <w:rPr>
+          <w:iCs/>
+          <w:i/>
+        </w:rPr>
+        <w:t xml:space="preserve">Care for growth: Making industrial jobs work for women in Viet</w:t>
+      </w:r>
+      <w:r>
+        <w:rPr>
+          <w:iCs/>
+          <w:i/>
+        </w:rPr>
+        <w:t xml:space="preserve"> </w:t>
+      </w:r>
+      <w:r>
+        <w:rPr>
+          <w:iCs/>
+          <w:i/>
+        </w:rPr>
+        <w:t xml:space="preserve">Nam</w:t>
       </w:r>
       <w:r>
         <w:t xml:space="preserve"> </w:t>
@@ -1365,7 +4257,19 @@
         <w:pStyle w:val="BodyText"/>
       </w:pPr>
       <w:r>
-        <w:t xml:space="preserve">Bausch, A., &amp; Krist, M. (2007). The effect of context-related moderators on the internationalization-performance relationship: Evidence from meta-analysis.</w:t>
+        <w:t xml:space="preserve">Bausch, A., &amp; Krist, M. (2007). The effect of context-related moderators</w:t>
+      </w:r>
+      <w:r>
+        <w:t xml:space="preserve"> </w:t>
+      </w:r>
+      <w:r>
+        <w:t xml:space="preserve">on the internationalization-performance relationship: Evidence from</w:t>
+      </w:r>
+      <w:r>
+        <w:t xml:space="preserve"> </w:t>
+      </w:r>
+      <w:r>
+        <w:t xml:space="preserve">meta-analysis.</w:t>
       </w:r>
       <w:r>
         <w:t xml:space="preserve"> </w:t>
@@ -1383,7 +4287,7 @@
       <w:r>
         <w:t xml:space="preserve"> </w:t>
       </w:r>
-      <w:hyperlink r:id="rId51">
+      <w:hyperlink r:id="rId52">
         <w:r>
           <w:rPr>
             <w:rStyle w:val="Hyperlink"/>
@@ -1397,7 +4301,19 @@
         <w:pStyle w:val="BodyText"/>
       </w:pPr>
       <w:r>
-        <w:t xml:space="preserve">Chiao, Y.-C., Yang, K.-P., &amp; Yu, C.-M. J. (2006). Performance, internationalization, and firm-specific advantages of SMEs in a newly-industrialized economy.</w:t>
+        <w:t xml:space="preserve">Chiao, Y.-C., Yang, K.-P., &amp; Yu, C.-M. J. (2006). Performance,</w:t>
+      </w:r>
+      <w:r>
+        <w:t xml:space="preserve"> </w:t>
+      </w:r>
+      <w:r>
+        <w:t xml:space="preserve">internationalization, and firm-specific advantages of SMEs in a</w:t>
+      </w:r>
+      <w:r>
+        <w:t xml:space="preserve"> </w:t>
+      </w:r>
+      <w:r>
+        <w:t xml:space="preserve">newly-industrialized economy.</w:t>
       </w:r>
       <w:r>
         <w:t xml:space="preserve"> </w:t>
@@ -1410,12 +4326,18 @@
         <w:t xml:space="preserve">Small Business Economics, 26</w:t>
       </w:r>
       <w:r>
-        <w:t xml:space="preserve">(5), 475–492.</w:t>
-      </w:r>
-      <w:r>
-        <w:t xml:space="preserve"> </w:t>
-      </w:r>
-      <w:hyperlink r:id="rId52">
+        <w:t xml:space="preserve">(5),</w:t>
+      </w:r>
+      <w:r>
+        <w:t xml:space="preserve"> </w:t>
+      </w:r>
+      <w:r>
+        <w:t xml:space="preserve">475–492.</w:t>
+      </w:r>
+      <w:r>
+        <w:t xml:space="preserve"> </w:t>
+      </w:r>
+      <w:hyperlink r:id="rId53">
         <w:r>
           <w:rPr>
             <w:rStyle w:val="Hyperlink"/>
@@ -1429,7 +4351,19 @@
         <w:pStyle w:val="BodyText"/>
       </w:pPr>
       <w:r>
-        <w:t xml:space="preserve">Cho, H., Kim, C., &amp; Han, S. (2023). Business group affiliation and the internationalization–performance relationship: Evidence from Korean firms.</w:t>
+        <w:t xml:space="preserve">Cho, H., Kim, C., &amp; Han, S. (2023). Business group affiliation and the</w:t>
+      </w:r>
+      <w:r>
+        <w:t xml:space="preserve"> </w:t>
+      </w:r>
+      <w:r>
+        <w:t xml:space="preserve">internationalization–performance relationship: Evidence from Korean</w:t>
+      </w:r>
+      <w:r>
+        <w:t xml:space="preserve"> </w:t>
+      </w:r>
+      <w:r>
+        <w:t xml:space="preserve">firms.</w:t>
       </w:r>
       <w:r>
         <w:t xml:space="preserve"> </w:t>
@@ -1450,17 +4384,37 @@
         <w:pStyle w:val="BodyText"/>
       </w:pPr>
       <w:r>
-        <w:t xml:space="preserve">Cohen, W. M., &amp; Levinthal, D. A. (1990). Absorptive capacity: A new perspective on learning and innovation.</w:t>
-      </w:r>
-      <w:r>
-        <w:t xml:space="preserve"> </w:t>
-      </w:r>
-      <w:r>
-        <w:rPr>
-          <w:iCs/>
-          <w:i/>
-        </w:rPr>
-        <w:t xml:space="preserve">Administrative Science Quarterly, 35</w:t>
+        <w:t xml:space="preserve">Cohen, W. M., &amp; Levinthal, D. A. (1990). Absorptive capacity: A new</w:t>
+      </w:r>
+      <w:r>
+        <w:t xml:space="preserve"> </w:t>
+      </w:r>
+      <w:r>
+        <w:t xml:space="preserve">perspective on learning and innovation.</w:t>
+      </w:r>
+      <w:r>
+        <w:t xml:space="preserve"> </w:t>
+      </w:r>
+      <w:r>
+        <w:rPr>
+          <w:iCs/>
+          <w:i/>
+        </w:rPr>
+        <w:t xml:space="preserve">Administrative Science</w:t>
+      </w:r>
+      <w:r>
+        <w:rPr>
+          <w:iCs/>
+          <w:i/>
+        </w:rPr>
+        <w:t xml:space="preserve"> </w:t>
+      </w:r>
+      <w:r>
+        <w:rPr>
+          <w:iCs/>
+          <w:i/>
+        </w:rPr>
+        <w:t xml:space="preserve">Quarterly, 35</w:t>
       </w:r>
       <w:r>
         <w:t xml:space="preserve">(1), 128–152.</w:t>
@@ -1468,7 +4422,7 @@
       <w:r>
         <w:t xml:space="preserve"> </w:t>
       </w:r>
-      <w:hyperlink r:id="rId53">
+      <w:hyperlink r:id="rId54">
         <w:r>
           <w:rPr>
             <w:rStyle w:val="Hyperlink"/>
@@ -1482,17 +4436,43 @@
         <w:pStyle w:val="BodyText"/>
       </w:pPr>
       <w:r>
-        <w:t xml:space="preserve">Contractor, F. J., Kundu, S. K., &amp; Hsu, C.-C. (2003). A three-stage theory of international expansion: The link between multinationality and performance in the service sector.</w:t>
-      </w:r>
-      <w:r>
-        <w:t xml:space="preserve"> </w:t>
-      </w:r>
-      <w:r>
-        <w:rPr>
-          <w:iCs/>
-          <w:i/>
-        </w:rPr>
-        <w:t xml:space="preserve">Journal of International Business Studies, 34</w:t>
+        <w:t xml:space="preserve">Contractor, F. J., Kundu, S. K., &amp; Hsu, C.-C. (2003). A three-stage</w:t>
+      </w:r>
+      <w:r>
+        <w:t xml:space="preserve"> </w:t>
+      </w:r>
+      <w:r>
+        <w:t xml:space="preserve">theory of international expansion: The link between multinationality and</w:t>
+      </w:r>
+      <w:r>
+        <w:t xml:space="preserve"> </w:t>
+      </w:r>
+      <w:r>
+        <w:t xml:space="preserve">performance in the service sector.</w:t>
+      </w:r>
+      <w:r>
+        <w:t xml:space="preserve"> </w:t>
+      </w:r>
+      <w:r>
+        <w:rPr>
+          <w:iCs/>
+          <w:i/>
+        </w:rPr>
+        <w:t xml:space="preserve">Journal of International Business</w:t>
+      </w:r>
+      <w:r>
+        <w:rPr>
+          <w:iCs/>
+          <w:i/>
+        </w:rPr>
+        <w:t xml:space="preserve"> </w:t>
+      </w:r>
+      <w:r>
+        <w:rPr>
+          <w:iCs/>
+          <w:i/>
+        </w:rPr>
+        <w:t xml:space="preserve">Studies, 34</w:t>
       </w:r>
       <w:r>
         <w:t xml:space="preserve">(1), 5–18.</w:t>
@@ -1500,7 +4480,7 @@
       <w:r>
         <w:t xml:space="preserve"> </w:t>
       </w:r>
-      <w:hyperlink r:id="rId54">
+      <w:hyperlink r:id="rId55">
         <w:r>
           <w:rPr>
             <w:rStyle w:val="Hyperlink"/>
@@ -1514,7 +4494,19 @@
         <w:pStyle w:val="BodyText"/>
       </w:pPr>
       <w:r>
-        <w:t xml:space="preserve">Contractor, F. J., Kumar, V., &amp; Kundu, S. K. (2007). Nature of the relationship between international expansion and performance: The case of emerging market firms.</w:t>
+        <w:t xml:space="preserve">Contractor, F. J., Kumar, V., &amp; Kundu, S. K. (2007). Nature of the</w:t>
+      </w:r>
+      <w:r>
+        <w:t xml:space="preserve"> </w:t>
+      </w:r>
+      <w:r>
+        <w:t xml:space="preserve">relationship between international expansion and performance: The case</w:t>
+      </w:r>
+      <w:r>
+        <w:t xml:space="preserve"> </w:t>
+      </w:r>
+      <w:r>
+        <w:t xml:space="preserve">of emerging market firms.</w:t>
       </w:r>
       <w:r>
         <w:t xml:space="preserve"> </w:t>
@@ -1532,7 +4524,7 @@
       <w:r>
         <w:t xml:space="preserve"> </w:t>
       </w:r>
-      <w:hyperlink r:id="rId55">
+      <w:hyperlink r:id="rId56">
         <w:r>
           <w:rPr>
             <w:rStyle w:val="Hyperlink"/>
@@ -1546,17 +4538,43 @@
         <w:pStyle w:val="BodyText"/>
       </w:pPr>
       <w:r>
-        <w:t xml:space="preserve">Cuervo-Cazurra, A., Ciravegna, L., Melgarejo, M., &amp; Lopez, L. (2018). Home country uncertainty and the internationalization-performance relationship: Building an uncertainty management capability.</w:t>
-      </w:r>
-      <w:r>
-        <w:t xml:space="preserve"> </w:t>
-      </w:r>
-      <w:r>
-        <w:rPr>
-          <w:iCs/>
-          <w:i/>
-        </w:rPr>
-        <w:t xml:space="preserve">Journal of World Business, 53</w:t>
+        <w:t xml:space="preserve">Cuervo-Cazurra, A., Ciravegna, L., Melgarejo, M., &amp; Lopez, L. (2018).</w:t>
+      </w:r>
+      <w:r>
+        <w:t xml:space="preserve"> </w:t>
+      </w:r>
+      <w:r>
+        <w:t xml:space="preserve">Home country uncertainty and the internationalization-performance</w:t>
+      </w:r>
+      <w:r>
+        <w:t xml:space="preserve"> </w:t>
+      </w:r>
+      <w:r>
+        <w:t xml:space="preserve">relationship: Building an uncertainty management capability.</w:t>
+      </w:r>
+      <w:r>
+        <w:t xml:space="preserve"> </w:t>
+      </w:r>
+      <w:r>
+        <w:rPr>
+          <w:iCs/>
+          <w:i/>
+        </w:rPr>
+        <w:t xml:space="preserve">Journal of</w:t>
+      </w:r>
+      <w:r>
+        <w:rPr>
+          <w:iCs/>
+          <w:i/>
+        </w:rPr>
+        <w:t xml:space="preserve"> </w:t>
+      </w:r>
+      <w:r>
+        <w:rPr>
+          <w:iCs/>
+          <w:i/>
+        </w:rPr>
+        <w:t xml:space="preserve">World Business, 53</w:t>
       </w:r>
       <w:r>
         <w:t xml:space="preserve">(2), 209–221.</w:t>
@@ -1564,7 +4582,7 @@
       <w:r>
         <w:t xml:space="preserve"> </w:t>
       </w:r>
-      <w:hyperlink r:id="rId56">
+      <w:hyperlink r:id="rId57">
         <w:r>
           <w:rPr>
             <w:rStyle w:val="Hyperlink"/>
@@ -1578,7 +4596,13 @@
         <w:pStyle w:val="BodyText"/>
       </w:pPr>
       <w:r>
-        <w:t xml:space="preserve">Dawson, J. F. (2014). Moderation in management research: What, why, when, and how.</w:t>
+        <w:t xml:space="preserve">Dawson, J. F. (2014). Moderation in management research: What, why,</w:t>
+      </w:r>
+      <w:r>
+        <w:t xml:space="preserve"> </w:t>
+      </w:r>
+      <w:r>
+        <w:t xml:space="preserve">when, and how.</w:t>
       </w:r>
       <w:r>
         <w:t xml:space="preserve"> </w:t>
@@ -1596,7 +4620,7 @@
       <w:r>
         <w:t xml:space="preserve"> </w:t>
       </w:r>
-      <w:hyperlink r:id="rId57">
+      <w:hyperlink r:id="rId58">
         <w:r>
           <w:rPr>
             <w:rStyle w:val="Hyperlink"/>
@@ -1620,10 +4644,36 @@
           <w:iCs/>
           <w:i/>
         </w:rPr>
-        <w:t xml:space="preserve">Internationalization and firm performance: A meta-analysis for Asia-Pacific economies</w:t>
-      </w:r>
-      <w:r>
-        <w:t xml:space="preserve">. Paper presented at the International Conference on Business, Economics, and Finance (ICBEF 2024). Can Tho University.</w:t>
+        <w:t xml:space="preserve">Internationalization and firm</w:t>
+      </w:r>
+      <w:r>
+        <w:rPr>
+          <w:iCs/>
+          <w:i/>
+        </w:rPr>
+        <w:t xml:space="preserve"> </w:t>
+      </w:r>
+      <w:r>
+        <w:rPr>
+          <w:iCs/>
+          <w:i/>
+        </w:rPr>
+        <w:t xml:space="preserve">performance: A meta-analysis for Asia-Pacific economies</w:t>
+      </w:r>
+      <w:r>
+        <w:t xml:space="preserve">. Paper</w:t>
+      </w:r>
+      <w:r>
+        <w:t xml:space="preserve"> </w:t>
+      </w:r>
+      <w:r>
+        <w:t xml:space="preserve">presented at the International Conference on Business, Economics, and</w:t>
+      </w:r>
+      <w:r>
+        <w:t xml:space="preserve"> </w:t>
+      </w:r>
+      <w:r>
+        <w:t xml:space="preserve">Finance (ICBEF 2024). Can Tho University.</w:t>
       </w:r>
     </w:p>
     <w:p>
@@ -1631,17 +4681,37 @@
         <w:pStyle w:val="BodyText"/>
       </w:pPr>
       <w:r>
-        <w:t xml:space="preserve">Gomes, L., &amp; Ramaswamy, K. (1999). An empirical examination of the form of the relationship between multinationality and performance.</w:t>
-      </w:r>
-      <w:r>
-        <w:t xml:space="preserve"> </w:t>
-      </w:r>
-      <w:r>
-        <w:rPr>
-          <w:iCs/>
-          <w:i/>
-        </w:rPr>
-        <w:t xml:space="preserve">Journal of International Business Studies, 30</w:t>
+        <w:t xml:space="preserve">Gomes, L., &amp; Ramaswamy, K. (1999). An empirical examination of the form</w:t>
+      </w:r>
+      <w:r>
+        <w:t xml:space="preserve"> </w:t>
+      </w:r>
+      <w:r>
+        <w:t xml:space="preserve">of the relationship between multinationality and performance.</w:t>
+      </w:r>
+      <w:r>
+        <w:t xml:space="preserve"> </w:t>
+      </w:r>
+      <w:r>
+        <w:rPr>
+          <w:iCs/>
+          <w:i/>
+        </w:rPr>
+        <w:t xml:space="preserve">Journal</w:t>
+      </w:r>
+      <w:r>
+        <w:rPr>
+          <w:iCs/>
+          <w:i/>
+        </w:rPr>
+        <w:t xml:space="preserve"> </w:t>
+      </w:r>
+      <w:r>
+        <w:rPr>
+          <w:iCs/>
+          <w:i/>
+        </w:rPr>
+        <w:t xml:space="preserve">of International Business Studies, 30</w:t>
       </w:r>
       <w:r>
         <w:t xml:space="preserve">(1), 173–187.</w:t>
@@ -1649,7 +4719,7 @@
       <w:r>
         <w:t xml:space="preserve"> </w:t>
       </w:r>
-      <w:hyperlink r:id="rId58">
+      <w:hyperlink r:id="rId59">
         <w:r>
           <w:rPr>
             <w:rStyle w:val="Hyperlink"/>
@@ -1663,7 +4733,19 @@
         <w:pStyle w:val="BodyText"/>
       </w:pPr>
       <w:r>
-        <w:t xml:space="preserve">Haans, R. F. J., Pieters, C., &amp; He, Z.-L. (2016). Thinking about U: Theorizing and testing U- and inverted U-shaped relationships in strategy research.</w:t>
+        <w:t xml:space="preserve">Haans, R. F. J., Pieters, C., &amp; He, Z.-L. (2016). Thinking about U:</w:t>
+      </w:r>
+      <w:r>
+        <w:t xml:space="preserve"> </w:t>
+      </w:r>
+      <w:r>
+        <w:t xml:space="preserve">Theorizing and testing U- and inverted U-shaped relationships in</w:t>
+      </w:r>
+      <w:r>
+        <w:t xml:space="preserve"> </w:t>
+      </w:r>
+      <w:r>
+        <w:t xml:space="preserve">strategy research.</w:t>
       </w:r>
       <w:r>
         <w:t xml:space="preserve"> </w:t>
@@ -1681,7 +4763,7 @@
       <w:r>
         <w:t xml:space="preserve"> </w:t>
       </w:r>
-      <w:hyperlink r:id="rId59">
+      <w:hyperlink r:id="rId60">
         <w:r>
           <w:rPr>
             <w:rStyle w:val="Hyperlink"/>
@@ -1705,7 +4787,21 @@
           <w:iCs/>
           <w:i/>
         </w:rPr>
-        <w:t xml:space="preserve">Academy of Management Review, 32</w:t>
+        <w:t xml:space="preserve">Academy of</w:t>
+      </w:r>
+      <w:r>
+        <w:rPr>
+          <w:iCs/>
+          <w:i/>
+        </w:rPr>
+        <w:t xml:space="preserve"> </w:t>
+      </w:r>
+      <w:r>
+        <w:rPr>
+          <w:iCs/>
+          <w:i/>
+        </w:rPr>
+        <w:t xml:space="preserve">Management Review, 32</w:t>
       </w:r>
       <w:r>
         <w:t xml:space="preserve">(2), 334–343.</w:t>
@@ -1713,7 +4809,7 @@
       <w:r>
         <w:t xml:space="preserve"> </w:t>
       </w:r>
-      <w:hyperlink r:id="rId60">
+      <w:hyperlink r:id="rId61">
         <w:r>
           <w:rPr>
             <w:rStyle w:val="Hyperlink"/>
@@ -1727,17 +4823,37 @@
         <w:pStyle w:val="BodyText"/>
       </w:pPr>
       <w:r>
-        <w:t xml:space="preserve">Hambrick, D. C., &amp; Mason, P. A. (1984). Upper echelons: The organization as a reflection of its top managers.</w:t>
-      </w:r>
-      <w:r>
-        <w:t xml:space="preserve"> </w:t>
-      </w:r>
-      <w:r>
-        <w:rPr>
-          <w:iCs/>
-          <w:i/>
-        </w:rPr>
-        <w:t xml:space="preserve">Academy of Management Review, 9</w:t>
+        <w:t xml:space="preserve">Hambrick, D. C., &amp; Mason, P. A. (1984). Upper echelons: The organization</w:t>
+      </w:r>
+      <w:r>
+        <w:t xml:space="preserve"> </w:t>
+      </w:r>
+      <w:r>
+        <w:t xml:space="preserve">as a reflection of its top managers.</w:t>
+      </w:r>
+      <w:r>
+        <w:t xml:space="preserve"> </w:t>
+      </w:r>
+      <w:r>
+        <w:rPr>
+          <w:iCs/>
+          <w:i/>
+        </w:rPr>
+        <w:t xml:space="preserve">Academy of Management Review,</w:t>
+      </w:r>
+      <w:r>
+        <w:rPr>
+          <w:iCs/>
+          <w:i/>
+        </w:rPr>
+        <w:t xml:space="preserve"> </w:t>
+      </w:r>
+      <w:r>
+        <w:rPr>
+          <w:iCs/>
+          <w:i/>
+        </w:rPr>
+        <w:t xml:space="preserve">9</w:t>
       </w:r>
       <w:r>
         <w:t xml:space="preserve">(2), 193–206.</w:t>
@@ -1745,7 +4861,7 @@
       <w:r>
         <w:t xml:space="preserve"> </w:t>
       </w:r>
-      <w:hyperlink r:id="rId61">
+      <w:hyperlink r:id="rId62">
         <w:r>
           <w:rPr>
             <w:rStyle w:val="Hyperlink"/>
@@ -1769,13 +4885,33 @@
           <w:iCs/>
           <w:i/>
         </w:rPr>
-        <w:t xml:space="preserve">Introduction to mediation, moderation, and conditional process analysis: A regression-based approach</w:t>
-      </w:r>
-      <w:r>
-        <w:t xml:space="preserve"> </w:t>
-      </w:r>
-      <w:r>
-        <w:t xml:space="preserve">(2nd ed.). Guilford Press.</w:t>
+        <w:t xml:space="preserve">Introduction to mediation, moderation, and</w:t>
+      </w:r>
+      <w:r>
+        <w:rPr>
+          <w:iCs/>
+          <w:i/>
+        </w:rPr>
+        <w:t xml:space="preserve"> </w:t>
+      </w:r>
+      <w:r>
+        <w:rPr>
+          <w:iCs/>
+          <w:i/>
+        </w:rPr>
+        <w:t xml:space="preserve">conditional process analysis: A regression-based approach</w:t>
+      </w:r>
+      <w:r>
+        <w:t xml:space="preserve"> </w:t>
+      </w:r>
+      <w:r>
+        <w:t xml:space="preserve">(2nd ed.).</w:t>
+      </w:r>
+      <w:r>
+        <w:t xml:space="preserve"> </w:t>
+      </w:r>
+      <w:r>
+        <w:t xml:space="preserve">Guilford Press.</w:t>
       </w:r>
     </w:p>
     <w:p>
@@ -1793,10 +4929,30 @@
           <w:iCs/>
           <w:i/>
         </w:rPr>
-        <w:t xml:space="preserve">Mind the gaps: Women in leadership in Viet Nam's banking sector</w:t>
-      </w:r>
-      <w:r>
-        <w:t xml:space="preserve">. IFC, World Bank Group.</w:t>
+        <w:t xml:space="preserve">Mind the gaps:</w:t>
+      </w:r>
+      <w:r>
+        <w:rPr>
+          <w:iCs/>
+          <w:i/>
+        </w:rPr>
+        <w:t xml:space="preserve"> </w:t>
+      </w:r>
+      <w:r>
+        <w:rPr>
+          <w:iCs/>
+          <w:i/>
+        </w:rPr>
+        <w:t xml:space="preserve">Women in leadership in Viet Nam's banking sector</w:t>
+      </w:r>
+      <w:r>
+        <w:t xml:space="preserve">. IFC, World Bank</w:t>
+      </w:r>
+      <w:r>
+        <w:t xml:space="preserve"> </w:t>
+      </w:r>
+      <w:r>
+        <w:t xml:space="preserve">Group.</w:t>
       </w:r>
     </w:p>
     <w:p>
@@ -1804,7 +4960,19 @@
         <w:pStyle w:val="BodyText"/>
       </w:pPr>
       <w:r>
-        <w:t xml:space="preserve">Johanson, J., &amp; Vahlne, J.-E. (1977). The internationalization process of the firm—A model of knowledge development and increasing foreign market commitments.</w:t>
+        <w:t xml:space="preserve">Johanson, J., &amp; Vahlne, J.-E. (1977). The internationalization process</w:t>
+      </w:r>
+      <w:r>
+        <w:t xml:space="preserve"> </w:t>
+      </w:r>
+      <w:r>
+        <w:t xml:space="preserve">of the firm, A model of knowledge development and increasing foreign</w:t>
+      </w:r>
+      <w:r>
+        <w:t xml:space="preserve"> </w:t>
+      </w:r>
+      <w:r>
+        <w:t xml:space="preserve">market commitments.</w:t>
       </w:r>
       <w:r>
         <w:t xml:space="preserve"> </w:t>
@@ -1817,12 +4985,18 @@
         <w:t xml:space="preserve">Journal of International Business Studies, 8</w:t>
       </w:r>
       <w:r>
-        <w:t xml:space="preserve">(1), 23–32.</w:t>
-      </w:r>
-      <w:r>
-        <w:t xml:space="preserve"> </w:t>
-      </w:r>
-      <w:hyperlink r:id="rId62">
+        <w:t xml:space="preserve">(1),</w:t>
+      </w:r>
+      <w:r>
+        <w:t xml:space="preserve"> </w:t>
+      </w:r>
+      <w:r>
+        <w:t xml:space="preserve">23–32.</w:t>
+      </w:r>
+      <w:r>
+        <w:t xml:space="preserve"> </w:t>
+      </w:r>
+      <w:hyperlink r:id="rId63">
         <w:r>
           <w:rPr>
             <w:rStyle w:val="Hyperlink"/>
@@ -1836,7 +5010,19 @@
         <w:pStyle w:val="BodyText"/>
       </w:pPr>
       <w:r>
-        <w:t xml:space="preserve">Johanson, J., &amp; Vahlne, J.-E. (2009). The Uppsala internationalization process model revisited: From liability of foreignness to liability of outsidership.</w:t>
+        <w:t xml:space="preserve">Johanson, J., &amp; Vahlne, J.-E. (2009). The Uppsala internationalization</w:t>
+      </w:r>
+      <w:r>
+        <w:t xml:space="preserve"> </w:t>
+      </w:r>
+      <w:r>
+        <w:t xml:space="preserve">process model revisited: From liability of foreignness to liability of</w:t>
+      </w:r>
+      <w:r>
+        <w:t xml:space="preserve"> </w:t>
+      </w:r>
+      <w:r>
+        <w:t xml:space="preserve">outsidership.</w:t>
       </w:r>
       <w:r>
         <w:t xml:space="preserve"> </w:t>
@@ -1849,12 +5035,18 @@
         <w:t xml:space="preserve">Journal of International Business Studies, 40</w:t>
       </w:r>
       <w:r>
-        <w:t xml:space="preserve">(9), 1411–1431.</w:t>
-      </w:r>
-      <w:r>
-        <w:t xml:space="preserve"> </w:t>
-      </w:r>
-      <w:hyperlink r:id="rId63">
+        <w:t xml:space="preserve">(9),</w:t>
+      </w:r>
+      <w:r>
+        <w:t xml:space="preserve"> </w:t>
+      </w:r>
+      <w:r>
+        <w:t xml:space="preserve">1411–1431.</w:t>
+      </w:r>
+      <w:r>
+        <w:t xml:space="preserve"> </w:t>
+      </w:r>
+      <w:hyperlink r:id="rId64">
         <w:r>
           <w:rPr>
             <w:rStyle w:val="Hyperlink"/>
@@ -1868,7 +5060,19 @@
         <w:pStyle w:val="BodyText"/>
       </w:pPr>
       <w:r>
-        <w:t xml:space="preserve">Kirca, A. H., Roth, K., Hult, G. T. M., &amp; Cavusgil, S. T. (2012). The role of context in the multinationality–performance relationship: A meta-analytic review.</w:t>
+        <w:t xml:space="preserve">Kirca, A. H., Roth, K., Hult, G. T. M., &amp; Cavusgil, S. T. (2012). The</w:t>
+      </w:r>
+      <w:r>
+        <w:t xml:space="preserve"> </w:t>
+      </w:r>
+      <w:r>
+        <w:t xml:space="preserve">role of context in the multinationality–performance relationship: A</w:t>
+      </w:r>
+      <w:r>
+        <w:t xml:space="preserve"> </w:t>
+      </w:r>
+      <w:r>
+        <w:t xml:space="preserve">meta-analytic review.</w:t>
       </w:r>
       <w:r>
         <w:t xml:space="preserve"> </w:t>
@@ -1886,7 +5090,7 @@
       <w:r>
         <w:t xml:space="preserve"> </w:t>
       </w:r>
-      <w:hyperlink r:id="rId64">
+      <w:hyperlink r:id="rId65">
         <w:r>
           <w:rPr>
             <w:rStyle w:val="Hyperlink"/>
@@ -1900,17 +5104,37 @@
         <w:pStyle w:val="BodyText"/>
       </w:pPr>
       <w:r>
-        <w:t xml:space="preserve">Lind, J. T., &amp; Mehlum, H. (2010). With or without U? The appropriate test for a U-shaped relationship.</w:t>
-      </w:r>
-      <w:r>
-        <w:t xml:space="preserve"> </w:t>
-      </w:r>
-      <w:r>
-        <w:rPr>
-          <w:iCs/>
-          <w:i/>
-        </w:rPr>
-        <w:t xml:space="preserve">Oxford Bulletin of Economics and Statistics, 72</w:t>
+        <w:t xml:space="preserve">Lind, J. T., &amp; Mehlum, H. (2010). With or without U? The appropriate</w:t>
+      </w:r>
+      <w:r>
+        <w:t xml:space="preserve"> </w:t>
+      </w:r>
+      <w:r>
+        <w:t xml:space="preserve">test for a U-shaped relationship.</w:t>
+      </w:r>
+      <w:r>
+        <w:t xml:space="preserve"> </w:t>
+      </w:r>
+      <w:r>
+        <w:rPr>
+          <w:iCs/>
+          <w:i/>
+        </w:rPr>
+        <w:t xml:space="preserve">Oxford Bulletin of Economics and</w:t>
+      </w:r>
+      <w:r>
+        <w:rPr>
+          <w:iCs/>
+          <w:i/>
+        </w:rPr>
+        <w:t xml:space="preserve"> </w:t>
+      </w:r>
+      <w:r>
+        <w:rPr>
+          <w:iCs/>
+          <w:i/>
+        </w:rPr>
+        <w:t xml:space="preserve">Statistics, 72</w:t>
       </w:r>
       <w:r>
         <w:t xml:space="preserve">(1), 109–118.</w:t>
@@ -1918,7 +5142,7 @@
       <w:r>
         <w:t xml:space="preserve"> </w:t>
       </w:r>
-      <w:hyperlink r:id="rId65">
+      <w:hyperlink r:id="rId66">
         <w:r>
           <w:rPr>
             <w:rStyle w:val="Hyperlink"/>
@@ -1932,17 +5156,37 @@
         <w:pStyle w:val="BodyText"/>
       </w:pPr>
       <w:r>
-        <w:t xml:space="preserve">Long, J. S., &amp; Ervin, L. H. (2000). Using heteroscedasticity consistent standard errors in the linear regression model.</w:t>
-      </w:r>
-      <w:r>
-        <w:t xml:space="preserve"> </w:t>
-      </w:r>
-      <w:r>
-        <w:rPr>
-          <w:iCs/>
-          <w:i/>
-        </w:rPr>
-        <w:t xml:space="preserve">The American Statistician, 54</w:t>
+        <w:t xml:space="preserve">Long, J. S., &amp; Ervin, L. H. (2000). Using heteroscedasticity consistent</w:t>
+      </w:r>
+      <w:r>
+        <w:t xml:space="preserve"> </w:t>
+      </w:r>
+      <w:r>
+        <w:t xml:space="preserve">standard errors in the linear regression model.</w:t>
+      </w:r>
+      <w:r>
+        <w:t xml:space="preserve"> </w:t>
+      </w:r>
+      <w:r>
+        <w:rPr>
+          <w:iCs/>
+          <w:i/>
+        </w:rPr>
+        <w:t xml:space="preserve">The American</w:t>
+      </w:r>
+      <w:r>
+        <w:rPr>
+          <w:iCs/>
+          <w:i/>
+        </w:rPr>
+        <w:t xml:space="preserve"> </w:t>
+      </w:r>
+      <w:r>
+        <w:rPr>
+          <w:iCs/>
+          <w:i/>
+        </w:rPr>
+        <w:t xml:space="preserve">Statistician, 54</w:t>
       </w:r>
       <w:r>
         <w:t xml:space="preserve">(3), 217–224.</w:t>
@@ -1950,7 +5194,7 @@
       <w:r>
         <w:t xml:space="preserve"> </w:t>
       </w:r>
-      <w:hyperlink r:id="rId66">
+      <w:hyperlink r:id="rId67">
         <w:r>
           <w:rPr>
             <w:rStyle w:val="Hyperlink"/>
@@ -1964,17 +5208,37 @@
         <w:pStyle w:val="BodyText"/>
       </w:pPr>
       <w:r>
-        <w:t xml:space="preserve">Lu, J. W., &amp; Beamish, P. W. (2004). International diversification and firm performance: The S-curve hypothesis.</w:t>
-      </w:r>
-      <w:r>
-        <w:t xml:space="preserve"> </w:t>
-      </w:r>
-      <w:r>
-        <w:rPr>
-          <w:iCs/>
-          <w:i/>
-        </w:rPr>
-        <w:t xml:space="preserve">Academy of Management Journal, 47</w:t>
+        <w:t xml:space="preserve">Lu, J. W., &amp; Beamish, P. W. (2004). International diversification and</w:t>
+      </w:r>
+      <w:r>
+        <w:t xml:space="preserve"> </w:t>
+      </w:r>
+      <w:r>
+        <w:t xml:space="preserve">firm performance: The S-curve hypothesis.</w:t>
+      </w:r>
+      <w:r>
+        <w:t xml:space="preserve"> </w:t>
+      </w:r>
+      <w:r>
+        <w:rPr>
+          <w:iCs/>
+          <w:i/>
+        </w:rPr>
+        <w:t xml:space="preserve">Academy of Management</w:t>
+      </w:r>
+      <w:r>
+        <w:rPr>
+          <w:iCs/>
+          <w:i/>
+        </w:rPr>
+        <w:t xml:space="preserve"> </w:t>
+      </w:r>
+      <w:r>
+        <w:rPr>
+          <w:iCs/>
+          <w:i/>
+        </w:rPr>
+        <w:t xml:space="preserve">Journal, 47</w:t>
       </w:r>
       <w:r>
         <w:t xml:space="preserve">(4), 598–609.</w:t>
@@ -1982,7 +5246,7 @@
       <w:r>
         <w:t xml:space="preserve"> </w:t>
       </w:r>
-      <w:hyperlink r:id="rId67">
+      <w:hyperlink r:id="rId68">
         <w:r>
           <w:rPr>
             <w:rStyle w:val="Hyperlink"/>
@@ -1996,7 +5260,19 @@
         <w:pStyle w:val="BodyText"/>
       </w:pPr>
       <w:r>
-        <w:t xml:space="preserve">Marano, V., Tashman, P., &amp; Kostova, T. (2016). Escaping the iron cage: Liabilities of origin and CSR reporting of emerging market multinational enterprises.</w:t>
+        <w:t xml:space="preserve">Marano, V., Tashman, P., &amp; Kostova, T. (2016). Escaping the iron cage:</w:t>
+      </w:r>
+      <w:r>
+        <w:t xml:space="preserve"> </w:t>
+      </w:r>
+      <w:r>
+        <w:t xml:space="preserve">Liabilities of origin and CSR reporting of emerging market multinational</w:t>
+      </w:r>
+      <w:r>
+        <w:t xml:space="preserve"> </w:t>
+      </w:r>
+      <w:r>
+        <w:t xml:space="preserve">enterprises.</w:t>
       </w:r>
       <w:r>
         <w:t xml:space="preserve"> </w:t>
@@ -2009,12 +5285,18 @@
         <w:t xml:space="preserve">Journal of International Business Studies, 47</w:t>
       </w:r>
       <w:r>
-        <w:t xml:space="preserve">(3), 386–408.</w:t>
-      </w:r>
-      <w:r>
-        <w:t xml:space="preserve"> </w:t>
-      </w:r>
-      <w:hyperlink r:id="rId68">
+        <w:t xml:space="preserve">(3),</w:t>
+      </w:r>
+      <w:r>
+        <w:t xml:space="preserve"> </w:t>
+      </w:r>
+      <w:r>
+        <w:t xml:space="preserve">386–408.</w:t>
+      </w:r>
+      <w:r>
+        <w:t xml:space="preserve"> </w:t>
+      </w:r>
+      <w:hyperlink r:id="rId69">
         <w:r>
           <w:rPr>
             <w:rStyle w:val="Hyperlink"/>
@@ -2028,17 +5310,37 @@
         <w:pStyle w:val="BodyText"/>
       </w:pPr>
       <w:r>
-        <w:t xml:space="preserve">Mondal, A., Gupta, S., &amp; Ray, S. (2022). Family ownership, governance, and internationalization: Evidence from India.</w:t>
-      </w:r>
-      <w:r>
-        <w:t xml:space="preserve"> </w:t>
-      </w:r>
-      <w:r>
-        <w:rPr>
-          <w:iCs/>
-          <w:i/>
-        </w:rPr>
-        <w:t xml:space="preserve">Journal of Business Research, 138</w:t>
+        <w:t xml:space="preserve">Mondal, A., Gupta, S., &amp; Ray, S. (2022). Family ownership, governance,</w:t>
+      </w:r>
+      <w:r>
+        <w:t xml:space="preserve"> </w:t>
+      </w:r>
+      <w:r>
+        <w:t xml:space="preserve">and internationalization: Evidence from India.</w:t>
+      </w:r>
+      <w:r>
+        <w:t xml:space="preserve"> </w:t>
+      </w:r>
+      <w:r>
+        <w:rPr>
+          <w:iCs/>
+          <w:i/>
+        </w:rPr>
+        <w:t xml:space="preserve">Journal of Business</w:t>
+      </w:r>
+      <w:r>
+        <w:rPr>
+          <w:iCs/>
+          <w:i/>
+        </w:rPr>
+        <w:t xml:space="preserve"> </w:t>
+      </w:r>
+      <w:r>
+        <w:rPr>
+          <w:iCs/>
+          <w:i/>
+        </w:rPr>
+        <w:t xml:space="preserve">Research, 138</w:t>
       </w:r>
       <w:r>
         <w:t xml:space="preserve">, 423–434.</w:t>
@@ -2059,7 +5361,21 @@
           <w:iCs/>
           <w:i/>
         </w:rPr>
-        <w:t xml:space="preserve">Institutions, institutional change and economic performance</w:t>
+        <w:t xml:space="preserve">Institutions, institutional change and economic</w:t>
+      </w:r>
+      <w:r>
+        <w:rPr>
+          <w:iCs/>
+          <w:i/>
+        </w:rPr>
+        <w:t xml:space="preserve"> </w:t>
+      </w:r>
+      <w:r>
+        <w:rPr>
+          <w:iCs/>
+          <w:i/>
+        </w:rPr>
+        <w:t xml:space="preserve">performance</w:t>
       </w:r>
       <w:r>
         <w:t xml:space="preserve">. Cambridge University Press.</w:t>
@@ -2070,7 +5386,13 @@
         <w:pStyle w:val="BodyText"/>
       </w:pPr>
       <w:r>
-        <w:t xml:space="preserve">Pangarkar, N. (2008). Internationalization and performance of small- and medium-sized enterprises.</w:t>
+        <w:t xml:space="preserve">Pangarkar, N. (2008). Internationalization and performance of small- and</w:t>
+      </w:r>
+      <w:r>
+        <w:t xml:space="preserve"> </w:t>
+      </w:r>
+      <w:r>
+        <w:t xml:space="preserve">medium-sized enterprises.</w:t>
       </w:r>
       <w:r>
         <w:t xml:space="preserve"> </w:t>
@@ -2088,7 +5410,7 @@
       <w:r>
         <w:t xml:space="preserve"> </w:t>
       </w:r>
-      <w:hyperlink r:id="rId69">
+      <w:hyperlink r:id="rId70">
         <w:r>
           <w:rPr>
             <w:rStyle w:val="Hyperlink"/>
@@ -2102,17 +5424,43 @@
         <w:pStyle w:val="BodyText"/>
       </w:pPr>
       <w:r>
-        <w:t xml:space="preserve">Richard, O. C., Kirby, S. L., &amp; Chadwick, K. (2019). The impact of racial and gender diversity in management on firm performance: An assessment of different conceptual and measurement approaches.</w:t>
-      </w:r>
-      <w:r>
-        <w:t xml:space="preserve"> </w:t>
-      </w:r>
-      <w:r>
-        <w:rPr>
-          <w:iCs/>
-          <w:i/>
-        </w:rPr>
-        <w:t xml:space="preserve">Journal of Applied Social Psychology, 39</w:t>
+        <w:t xml:space="preserve">Richard, O. C., Kirby, S. L., &amp; Chadwick, K. (2019). The impact of</w:t>
+      </w:r>
+      <w:r>
+        <w:t xml:space="preserve"> </w:t>
+      </w:r>
+      <w:r>
+        <w:t xml:space="preserve">racial and gender diversity in management on firm performance: An</w:t>
+      </w:r>
+      <w:r>
+        <w:t xml:space="preserve"> </w:t>
+      </w:r>
+      <w:r>
+        <w:t xml:space="preserve">assessment of different conceptual and measurement approaches.</w:t>
+      </w:r>
+      <w:r>
+        <w:t xml:space="preserve"> </w:t>
+      </w:r>
+      <w:r>
+        <w:rPr>
+          <w:iCs/>
+          <w:i/>
+        </w:rPr>
+        <w:t xml:space="preserve">Journal</w:t>
+      </w:r>
+      <w:r>
+        <w:rPr>
+          <w:iCs/>
+          <w:i/>
+        </w:rPr>
+        <w:t xml:space="preserve"> </w:t>
+      </w:r>
+      <w:r>
+        <w:rPr>
+          <w:iCs/>
+          <w:i/>
+        </w:rPr>
+        <w:t xml:space="preserve">of Applied Social Psychology, 39</w:t>
       </w:r>
       <w:r>
         <w:t xml:space="preserve">(7), 1571–1599.</w:t>
@@ -2133,7 +5481,21 @@
           <w:iCs/>
           <w:i/>
         </w:rPr>
-        <w:t xml:space="preserve">Institutions and organizations: Ideas and interests</w:t>
+        <w:t xml:space="preserve">Institutions and organizations: Ideas and</w:t>
+      </w:r>
+      <w:r>
+        <w:rPr>
+          <w:iCs/>
+          <w:i/>
+        </w:rPr>
+        <w:t xml:space="preserve"> </w:t>
+      </w:r>
+      <w:r>
+        <w:rPr>
+          <w:iCs/>
+          <w:i/>
+        </w:rPr>
+        <w:t xml:space="preserve">interests</w:t>
       </w:r>
       <w:r>
         <w:t xml:space="preserve"> </w:t>
@@ -2157,7 +5519,21 @@
           <w:iCs/>
           <w:i/>
         </w:rPr>
-        <w:t xml:space="preserve">World investment report 2023: Investing in sustainable energy for all</w:t>
+        <w:t xml:space="preserve">World investment report 2023: Investing in sustainable</w:t>
+      </w:r>
+      <w:r>
+        <w:rPr>
+          <w:iCs/>
+          <w:i/>
+        </w:rPr>
+        <w:t xml:space="preserve"> </w:t>
+      </w:r>
+      <w:r>
+        <w:rPr>
+          <w:iCs/>
+          <w:i/>
+        </w:rPr>
+        <w:t xml:space="preserve">energy for all</w:t>
       </w:r>
       <w:r>
         <w:t xml:space="preserve">. United Nations.</w:t>
@@ -2168,17 +5544,43 @@
         <w:pStyle w:val="BodyText"/>
       </w:pPr>
       <w:r>
-        <w:t xml:space="preserve">Verhoef, P. C., Broekhuizen, T., Bart, Y., Bhattacharya, A., Dong, J. Q., Fabian, N., &amp; Haenlein, M. (2021). Digital transformation: A multidisciplinary reflection and research agenda.</w:t>
-      </w:r>
-      <w:r>
-        <w:t xml:space="preserve"> </w:t>
-      </w:r>
-      <w:r>
-        <w:rPr>
-          <w:iCs/>
-          <w:i/>
-        </w:rPr>
-        <w:t xml:space="preserve">Journal of Business Research, 122</w:t>
+        <w:t xml:space="preserve">Verhoef, P. C., Broekhuizen, T., Bart, Y., Bhattacharya, A., Dong, J.</w:t>
+      </w:r>
+      <w:r>
+        <w:t xml:space="preserve"> </w:t>
+      </w:r>
+      <w:r>
+        <w:t xml:space="preserve">Q., Fabian, N., &amp; Haenlein, M. (2021). Digital transformation: A</w:t>
+      </w:r>
+      <w:r>
+        <w:t xml:space="preserve"> </w:t>
+      </w:r>
+      <w:r>
+        <w:t xml:space="preserve">multidisciplinary reflection and research agenda.</w:t>
+      </w:r>
+      <w:r>
+        <w:t xml:space="preserve"> </w:t>
+      </w:r>
+      <w:r>
+        <w:rPr>
+          <w:iCs/>
+          <w:i/>
+        </w:rPr>
+        <w:t xml:space="preserve">Journal of Business</w:t>
+      </w:r>
+      <w:r>
+        <w:rPr>
+          <w:iCs/>
+          <w:i/>
+        </w:rPr>
+        <w:t xml:space="preserve"> </w:t>
+      </w:r>
+      <w:r>
+        <w:rPr>
+          <w:iCs/>
+          <w:i/>
+        </w:rPr>
+        <w:t xml:space="preserve">Research, 122</w:t>
       </w:r>
       <w:r>
         <w:t xml:space="preserve">, 889–901.</w:t>
@@ -2186,7 +5588,7 @@
       <w:r>
         <w:t xml:space="preserve"> </w:t>
       </w:r>
-      <w:hyperlink r:id="rId70">
+      <w:hyperlink r:id="rId71">
         <w:r>
           <w:rPr>
             <w:rStyle w:val="Hyperlink"/>
@@ -2210,7 +5612,21 @@
           <w:iCs/>
           <w:i/>
         </w:rPr>
-        <w:t xml:space="preserve">Strategic Management Journal, 5</w:t>
+        <w:t xml:space="preserve">Strategic</w:t>
+      </w:r>
+      <w:r>
+        <w:rPr>
+          <w:iCs/>
+          <w:i/>
+        </w:rPr>
+        <w:t xml:space="preserve"> </w:t>
+      </w:r>
+      <w:r>
+        <w:rPr>
+          <w:iCs/>
+          <w:i/>
+        </w:rPr>
+        <w:t xml:space="preserve">Management Journal, 5</w:t>
       </w:r>
       <w:r>
         <w:t xml:space="preserve">(2), 171–180.</w:t>
@@ -2218,7 +5634,7 @@
       <w:r>
         <w:t xml:space="preserve"> </w:t>
       </w:r>
-      <w:hyperlink r:id="rId71">
+      <w:hyperlink r:id="rId72">
         <w:r>
           <w:rPr>
             <w:rStyle w:val="Hyperlink"/>
@@ -2250,7 +5666,7 @@
       <w:r>
         <w:t xml:space="preserve"> </w:t>
       </w:r>
-      <w:hyperlink r:id="rId72">
+      <w:hyperlink r:id="rId73">
         <w:r>
           <w:rPr>
             <w:rStyle w:val="Hyperlink"/>
@@ -2274,7 +5690,21 @@
           <w:iCs/>
           <w:i/>
         </w:rPr>
-        <w:t xml:space="preserve">Digital public infrastructure and development: A World Bank Group approach</w:t>
+        <w:t xml:space="preserve">Digital public infrastructure and</w:t>
+      </w:r>
+      <w:r>
+        <w:rPr>
+          <w:iCs/>
+          <w:i/>
+        </w:rPr>
+        <w:t xml:space="preserve"> </w:t>
+      </w:r>
+      <w:r>
+        <w:rPr>
+          <w:iCs/>
+          <w:i/>
+        </w:rPr>
+        <w:t xml:space="preserve">development: A World Bank Group approach</w:t>
       </w:r>
       <w:r>
         <w:t xml:space="preserve">. World Bank Group.</w:t>
@@ -2295,7 +5725,21 @@
           <w:iCs/>
           <w:i/>
         </w:rPr>
-        <w:t xml:space="preserve">Viet Nam economic update: Nurturing high-tech talents</w:t>
+        <w:t xml:space="preserve">Viet Nam economic update: Nurturing</w:t>
+      </w:r>
+      <w:r>
+        <w:rPr>
+          <w:iCs/>
+          <w:i/>
+        </w:rPr>
+        <w:t xml:space="preserve"> </w:t>
+      </w:r>
+      <w:r>
+        <w:rPr>
+          <w:iCs/>
+          <w:i/>
+        </w:rPr>
+        <w:t xml:space="preserve">high-tech talents</w:t>
       </w:r>
       <w:r>
         <w:t xml:space="preserve"> </w:t>
@@ -2319,7 +5763,21 @@
           <w:iCs/>
           <w:i/>
         </w:rPr>
-        <w:t xml:space="preserve">Viet Nam economy snapshot: Finance, competitiveness &amp; innovation</w:t>
+        <w:t xml:space="preserve">Viet Nam economy snapshot: Finance,</w:t>
+      </w:r>
+      <w:r>
+        <w:rPr>
+          <w:iCs/>
+          <w:i/>
+        </w:rPr>
+        <w:t xml:space="preserve"> </w:t>
+      </w:r>
+      <w:r>
+        <w:rPr>
+          <w:iCs/>
+          <w:i/>
+        </w:rPr>
+        <w:t xml:space="preserve">competitiveness &amp; innovation</w:t>
       </w:r>
       <w:r>
         <w:t xml:space="preserve"> </w:t>
@@ -2330,7 +5788,7 @@
       <w:r>
         <w:t xml:space="preserve"> </w:t>
       </w:r>
-      <w:hyperlink r:id="rId73">
+      <w:hyperlink r:id="rId74">
         <w:r>
           <w:rPr>
             <w:rStyle w:val="Hyperlink"/>
@@ -2354,7 +5812,21 @@
           <w:iCs/>
           <w:i/>
         </w:rPr>
-        <w:t xml:space="preserve">ID4D &amp; G2Px annual report 2023: Putting people at the center of digital public infrastructure</w:t>
+        <w:t xml:space="preserve">ID4D &amp; G2Px annual report 2023: Putting people at</w:t>
+      </w:r>
+      <w:r>
+        <w:rPr>
+          <w:iCs/>
+          <w:i/>
+        </w:rPr>
+        <w:t xml:space="preserve"> </w:t>
+      </w:r>
+      <w:r>
+        <w:rPr>
+          <w:iCs/>
+          <w:i/>
+        </w:rPr>
+        <w:t xml:space="preserve">the center of digital public infrastructure</w:t>
       </w:r>
       <w:r>
         <w:t xml:space="preserve">. World Bank Group.</w:t>
@@ -2378,7 +5850,13 @@
         <w:t xml:space="preserve">Viet Nam macro monitoring: April 2026</w:t>
       </w:r>
       <w:r>
-        <w:t xml:space="preserve">. World Bank Group, Fiscal Policy and Growth Viet Nam Team.</w:t>
+        <w:t xml:space="preserve">.</w:t>
+      </w:r>
+      <w:r>
+        <w:t xml:space="preserve"> </w:t>
+      </w:r>
+      <w:r>
+        <w:t xml:space="preserve">World Bank Group, Fiscal Policy and Growth Viet Nam Team.</w:t>
       </w:r>
     </w:p>
     <w:p>
@@ -2407,7 +5885,7 @@
       <w:r>
         <w:t xml:space="preserve"> </w:t>
       </w:r>
-      <w:hyperlink r:id="rId73">
+      <w:hyperlink r:id="rId74">
         <w:r>
           <w:rPr>
             <w:rStyle w:val="Hyperlink"/>
@@ -2421,7 +5899,19 @@
         <w:pStyle w:val="BodyText"/>
       </w:pPr>
       <w:r>
-        <w:t xml:space="preserve">Wu, J., Wang, C., Hong, J., Piperopoulos, P., &amp; Zhuo, S. (2022). Internationalization and innovation of business groups: Evidence from China.</w:t>
+        <w:t xml:space="preserve">Wu, J., Wang, C., Hong, J., Piperopoulos, P., &amp; Zhuo, S. (2022).</w:t>
+      </w:r>
+      <w:r>
+        <w:t xml:space="preserve"> </w:t>
+      </w:r>
+      <w:r>
+        <w:t xml:space="preserve">Internationalization and innovation of business groups: Evidence from</w:t>
+      </w:r>
+      <w:r>
+        <w:t xml:space="preserve"> </w:t>
+      </w:r>
+      <w:r>
+        <w:t xml:space="preserve">China.</w:t>
       </w:r>
       <w:r>
         <w:t xml:space="preserve"> </w:t>
@@ -2437,15 +5927,8 @@
         <w:t xml:space="preserve">(4), 305–320.</w:t>
       </w:r>
     </w:p>
-    <w:p>
-      <w:r>
-        <w:pict>
-          <v:rect style="width:0;height:1.5pt" o:hralign="center" o:hrstd="t" o:hr="t"/>
-        </w:pict>
-      </w:r>
-    </w:p>
-    <w:bookmarkEnd w:id="74"/>
-    <w:bookmarkStart w:id="75" w:name="appendix-a-model-sequence"/>
+    <w:bookmarkEnd w:id="75"/>
+    <w:bookmarkStart w:id="76" w:name="appendix-a-model-sequence"/>
     <w:p>
       <w:pPr>
         <w:pStyle w:val="Heading2"/>
@@ -3208,7 +6691,7 @@
               <w:jc w:val="left"/>
             </w:pPr>
             <w:r>
-              <w:t xml:space="preserve">84,910</w:t>
+              <w:t xml:space="preserve">84, 910</w:t>
             </w:r>
           </w:p>
         </w:tc>
@@ -3232,19 +6715,19 @@
               <w:jc w:val="left"/>
             </w:pPr>
             <w:r>
-              <w:t xml:space="preserve">—</w:t>
-            </w:r>
-          </w:p>
-        </w:tc>
-        <w:tc>
-          <w:tcPr/>
-          <w:p>
-            <w:pPr>
-              <w:pStyle w:val="Compact"/>
-              <w:jc w:val="left"/>
-            </w:pPr>
-            <w:r>
-              <w:t xml:space="preserve">—</w:t>
+              <w:t xml:space="preserve">,</w:t>
+            </w:r>
+          </w:p>
+        </w:tc>
+        <w:tc>
+          <w:tcPr/>
+          <w:p>
+            <w:pPr>
+              <w:pStyle w:val="Compact"/>
+              <w:jc w:val="left"/>
+            </w:pPr>
+            <w:r>
+              <w:t xml:space="preserve">,</w:t>
             </w:r>
           </w:p>
         </w:tc>
@@ -3282,7 +6765,7 @@
               <w:jc w:val="left"/>
             </w:pPr>
             <w:r>
-              <w:t xml:space="preserve">84,910</w:t>
+              <w:t xml:space="preserve">84, 910</w:t>
             </w:r>
           </w:p>
         </w:tc>
@@ -3306,19 +6789,19 @@
               <w:jc w:val="left"/>
             </w:pPr>
             <w:r>
-              <w:t xml:space="preserve">—</w:t>
-            </w:r>
-          </w:p>
-        </w:tc>
-        <w:tc>
-          <w:tcPr/>
-          <w:p>
-            <w:pPr>
-              <w:pStyle w:val="Compact"/>
-              <w:jc w:val="left"/>
-            </w:pPr>
-            <w:r>
-              <w:t xml:space="preserve">—</w:t>
+              <w:t xml:space="preserve">,</w:t>
+            </w:r>
+          </w:p>
+        </w:tc>
+        <w:tc>
+          <w:tcPr/>
+          <w:p>
+            <w:pPr>
+              <w:pStyle w:val="Compact"/>
+              <w:jc w:val="left"/>
+            </w:pPr>
+            <w:r>
+              <w:t xml:space="preserve">,</w:t>
             </w:r>
           </w:p>
         </w:tc>
@@ -3356,7 +6839,7 @@
               <w:jc w:val="left"/>
             </w:pPr>
             <w:r>
-              <w:t xml:space="preserve">84,910</w:t>
+              <w:t xml:space="preserve">84, 910</w:t>
             </w:r>
           </w:p>
         </w:tc>
@@ -3434,7 +6917,7 @@
               <w:jc w:val="left"/>
             </w:pPr>
             <w:r>
-              <w:t xml:space="preserve">38,342</w:t>
+              <w:t xml:space="preserve">38, 342</w:t>
             </w:r>
           </w:p>
         </w:tc>
@@ -3512,7 +6995,7 @@
               <w:jc w:val="left"/>
             </w:pPr>
             <w:r>
-              <w:t xml:space="preserve">38,342</w:t>
+              <w:t xml:space="preserve">38, 342</w:t>
             </w:r>
           </w:p>
         </w:tc>
@@ -3590,7 +7073,7 @@
               <w:jc w:val="left"/>
             </w:pPr>
             <w:r>
-              <w:t xml:space="preserve">38,051</w:t>
+              <w:t xml:space="preserve">38, 051</w:t>
             </w:r>
           </w:p>
         </w:tc>
@@ -3664,7 +7147,7 @@
               <w:jc w:val="left"/>
             </w:pPr>
             <w:r>
-              <w:t xml:space="preserve">38,051</w:t>
+              <w:t xml:space="preserve">38, 051</w:t>
             </w:r>
           </w:p>
         </w:tc>
@@ -3742,7 +7225,7 @@
               <w:jc w:val="left"/>
             </w:pPr>
             <w:r>
-              <w:t xml:space="preserve">37,940</w:t>
+              <w:t xml:space="preserve">37, 940</w:t>
             </w:r>
           </w:p>
         </w:tc>
@@ -3820,7 +7303,7 @@
               <w:jc w:val="left"/>
             </w:pPr>
             <w:r>
-              <w:t xml:space="preserve">35,568</w:t>
+              <w:t xml:space="preserve">35, 568</w:t>
             </w:r>
           </w:p>
         </w:tc>
@@ -3898,7 +7381,7 @@
               <w:jc w:val="left"/>
             </w:pPr>
             <w:r>
-              <w:t xml:space="preserve">31,928</w:t>
+              <w:t xml:space="preserve">31, 928</w:t>
             </w:r>
           </w:p>
         </w:tc>
@@ -3922,7 +7405,7 @@
               <w:jc w:val="left"/>
             </w:pPr>
             <w:r>
-              <w:t xml:space="preserve">—</w:t>
+              <w:t xml:space="preserve">,</w:t>
             </w:r>
           </w:p>
         </w:tc>
@@ -3972,7 +7455,7 @@
               <w:jc w:val="left"/>
             </w:pPr>
             <w:r>
-              <w:t xml:space="preserve">29,840</w:t>
+              <w:t xml:space="preserve">29, 840</w:t>
             </w:r>
           </w:p>
         </w:tc>
@@ -4045,7 +7528,25 @@
         <w:t xml:space="preserve"> </w:t>
       </w:r>
       <w:r>
-        <w:t xml:space="preserve">Turning point confirmed by Lind–Mehlum (2010) test (LM p). M10 turning point not identified because ICRV interactions shift the inflection point outside the sample range for some groups. HC1 robust SEs throughout.</w:t>
+        <w:t xml:space="preserve">Turning point confirmed by Lind–Mehlum (2010) test (LM p). M10</w:t>
+      </w:r>
+      <w:r>
+        <w:t xml:space="preserve"> </w:t>
+      </w:r>
+      <w:r>
+        <w:t xml:space="preserve">turning point not identified because ICRV interactions shift the</w:t>
+      </w:r>
+      <w:r>
+        <w:t xml:space="preserve"> </w:t>
+      </w:r>
+      <w:r>
+        <w:t xml:space="preserve">inflection point outside the sample range for some groups. HC1 robust</w:t>
+      </w:r>
+      <w:r>
+        <w:t xml:space="preserve"> </w:t>
+      </w:r>
+      <w:r>
+        <w:t xml:space="preserve">SEs throughout.</w:t>
       </w:r>
     </w:p>
     <w:p>
@@ -4321,7 +7822,7 @@
               <w:jc w:val="left"/>
             </w:pPr>
             <w:r>
-              <w:t xml:space="preserve">—</w:t>
+              <w:t xml:space="preserve">,</w:t>
             </w:r>
           </w:p>
         </w:tc>
@@ -4395,7 +7896,7 @@
               <w:jc w:val="left"/>
             </w:pPr>
             <w:r>
-              <w:t xml:space="preserve">—</w:t>
+              <w:t xml:space="preserve">,</w:t>
             </w:r>
           </w:p>
         </w:tc>
@@ -4443,7 +7944,7 @@
               <w:jc w:val="left"/>
             </w:pPr>
             <w:r>
-              <w:t xml:space="preserve">—</w:t>
+              <w:t xml:space="preserve">,</w:t>
             </w:r>
           </w:p>
         </w:tc>
@@ -4469,7 +7970,7 @@
               <w:jc w:val="left"/>
             </w:pPr>
             <w:r>
-              <w:t xml:space="preserve">—</w:t>
+              <w:t xml:space="preserve">,</w:t>
             </w:r>
           </w:p>
         </w:tc>
@@ -4517,7 +8018,7 @@
               <w:jc w:val="left"/>
             </w:pPr>
             <w:r>
-              <w:t xml:space="preserve">—</w:t>
+              <w:t xml:space="preserve">,</w:t>
             </w:r>
           </w:p>
         </w:tc>
@@ -4543,19 +8044,19 @@
               <w:jc w:val="left"/>
             </w:pPr>
             <w:r>
-              <w:t xml:space="preserve">—</w:t>
-            </w:r>
-          </w:p>
-        </w:tc>
-        <w:tc>
-          <w:tcPr/>
-          <w:p>
-            <w:pPr>
-              <w:pStyle w:val="Compact"/>
-              <w:jc w:val="left"/>
-            </w:pPr>
-            <w:r>
-              <w:t xml:space="preserve">—</w:t>
+              <w:t xml:space="preserve">,</w:t>
+            </w:r>
+          </w:p>
+        </w:tc>
+        <w:tc>
+          <w:tcPr/>
+          <w:p>
+            <w:pPr>
+              <w:pStyle w:val="Compact"/>
+              <w:jc w:val="left"/>
+            </w:pPr>
+            <w:r>
+              <w:t xml:space="preserve">,</w:t>
             </w:r>
           </w:p>
         </w:tc>
@@ -4617,19 +8118,19 @@
               <w:jc w:val="left"/>
             </w:pPr>
             <w:r>
-              <w:t xml:space="preserve">—</w:t>
-            </w:r>
-          </w:p>
-        </w:tc>
-        <w:tc>
-          <w:tcPr/>
-          <w:p>
-            <w:pPr>
-              <w:pStyle w:val="Compact"/>
-              <w:jc w:val="left"/>
-            </w:pPr>
-            <w:r>
-              <w:t xml:space="preserve">—</w:t>
+              <w:t xml:space="preserve">,</w:t>
+            </w:r>
+          </w:p>
+        </w:tc>
+        <w:tc>
+          <w:tcPr/>
+          <w:p>
+            <w:pPr>
+              <w:pStyle w:val="Compact"/>
+              <w:jc w:val="left"/>
+            </w:pPr>
+            <w:r>
+              <w:t xml:space="preserve">,</w:t>
             </w:r>
           </w:p>
         </w:tc>
@@ -4665,7 +8166,7 @@
               <w:jc w:val="left"/>
             </w:pPr>
             <w:r>
-              <w:t xml:space="preserve">—</w:t>
+              <w:t xml:space="preserve">,</w:t>
             </w:r>
           </w:p>
         </w:tc>
@@ -4691,19 +8192,19 @@
               <w:jc w:val="left"/>
             </w:pPr>
             <w:r>
-              <w:t xml:space="preserve">—</w:t>
-            </w:r>
-          </w:p>
-        </w:tc>
-        <w:tc>
-          <w:tcPr/>
-          <w:p>
-            <w:pPr>
-              <w:pStyle w:val="Compact"/>
-              <w:jc w:val="left"/>
-            </w:pPr>
-            <w:r>
-              <w:t xml:space="preserve">—</w:t>
+              <w:t xml:space="preserve">,</w:t>
+            </w:r>
+          </w:p>
+        </w:tc>
+        <w:tc>
+          <w:tcPr/>
+          <w:p>
+            <w:pPr>
+              <w:pStyle w:val="Compact"/>
+              <w:jc w:val="left"/>
+            </w:pPr>
+            <w:r>
+              <w:t xml:space="preserve">,</w:t>
             </w:r>
           </w:p>
         </w:tc>
@@ -4739,7 +8240,7 @@
               <w:jc w:val="left"/>
             </w:pPr>
             <w:r>
-              <w:t xml:space="preserve">—</w:t>
+              <w:t xml:space="preserve">,</w:t>
             </w:r>
           </w:p>
         </w:tc>
@@ -4765,31 +8266,31 @@
               <w:jc w:val="left"/>
             </w:pPr>
             <w:r>
-              <w:t xml:space="preserve">—</w:t>
-            </w:r>
-          </w:p>
-        </w:tc>
-        <w:tc>
-          <w:tcPr/>
-          <w:p>
-            <w:pPr>
-              <w:pStyle w:val="Compact"/>
-              <w:jc w:val="left"/>
-            </w:pPr>
-            <w:r>
-              <w:t xml:space="preserve">—</w:t>
-            </w:r>
-          </w:p>
-        </w:tc>
-        <w:tc>
-          <w:tcPr/>
-          <w:p>
-            <w:pPr>
-              <w:pStyle w:val="Compact"/>
-              <w:jc w:val="left"/>
-            </w:pPr>
-            <w:r>
-              <w:t xml:space="preserve">—</w:t>
+              <w:t xml:space="preserve">,</w:t>
+            </w:r>
+          </w:p>
+        </w:tc>
+        <w:tc>
+          <w:tcPr/>
+          <w:p>
+            <w:pPr>
+              <w:pStyle w:val="Compact"/>
+              <w:jc w:val="left"/>
+            </w:pPr>
+            <w:r>
+              <w:t xml:space="preserve">,</w:t>
+            </w:r>
+          </w:p>
+        </w:tc>
+        <w:tc>
+          <w:tcPr/>
+          <w:p>
+            <w:pPr>
+              <w:pStyle w:val="Compact"/>
+              <w:jc w:val="left"/>
+            </w:pPr>
+            <w:r>
+              <w:t xml:space="preserve">,</w:t>
             </w:r>
           </w:p>
         </w:tc>
@@ -4813,7 +8314,7 @@
               <w:jc w:val="left"/>
             </w:pPr>
             <w:r>
-              <w:t xml:space="preserve">—</w:t>
+              <w:t xml:space="preserve">,</w:t>
             </w:r>
           </w:p>
         </w:tc>
@@ -4839,31 +8340,31 @@
               <w:jc w:val="left"/>
             </w:pPr>
             <w:r>
-              <w:t xml:space="preserve">—</w:t>
-            </w:r>
-          </w:p>
-        </w:tc>
-        <w:tc>
-          <w:tcPr/>
-          <w:p>
-            <w:pPr>
-              <w:pStyle w:val="Compact"/>
-              <w:jc w:val="left"/>
-            </w:pPr>
-            <w:r>
-              <w:t xml:space="preserve">—</w:t>
-            </w:r>
-          </w:p>
-        </w:tc>
-        <w:tc>
-          <w:tcPr/>
-          <w:p>
-            <w:pPr>
-              <w:pStyle w:val="Compact"/>
-              <w:jc w:val="left"/>
-            </w:pPr>
-            <w:r>
-              <w:t xml:space="preserve">—</w:t>
+              <w:t xml:space="preserve">,</w:t>
+            </w:r>
+          </w:p>
+        </w:tc>
+        <w:tc>
+          <w:tcPr/>
+          <w:p>
+            <w:pPr>
+              <w:pStyle w:val="Compact"/>
+              <w:jc w:val="left"/>
+            </w:pPr>
+            <w:r>
+              <w:t xml:space="preserve">,</w:t>
+            </w:r>
+          </w:p>
+        </w:tc>
+        <w:tc>
+          <w:tcPr/>
+          <w:p>
+            <w:pPr>
+              <w:pStyle w:val="Compact"/>
+              <w:jc w:val="left"/>
+            </w:pPr>
+            <w:r>
+              <w:t xml:space="preserve">,</w:t>
             </w:r>
           </w:p>
         </w:tc>
@@ -4887,7 +8388,7 @@
               <w:jc w:val="left"/>
             </w:pPr>
             <w:r>
-              <w:t xml:space="preserve">—</w:t>
+              <w:t xml:space="preserve">,</w:t>
             </w:r>
           </w:p>
         </w:tc>
@@ -4913,43 +8414,43 @@
               <w:jc w:val="left"/>
             </w:pPr>
             <w:r>
-              <w:t xml:space="preserve">—</w:t>
-            </w:r>
-          </w:p>
-        </w:tc>
-        <w:tc>
-          <w:tcPr/>
-          <w:p>
-            <w:pPr>
-              <w:pStyle w:val="Compact"/>
-              <w:jc w:val="left"/>
-            </w:pPr>
-            <w:r>
-              <w:t xml:space="preserve">—</w:t>
-            </w:r>
-          </w:p>
-        </w:tc>
-        <w:tc>
-          <w:tcPr/>
-          <w:p>
-            <w:pPr>
-              <w:pStyle w:val="Compact"/>
-              <w:jc w:val="left"/>
-            </w:pPr>
-            <w:r>
-              <w:t xml:space="preserve">—</w:t>
-            </w:r>
-          </w:p>
-        </w:tc>
-        <w:tc>
-          <w:tcPr/>
-          <w:p>
-            <w:pPr>
-              <w:pStyle w:val="Compact"/>
-              <w:jc w:val="left"/>
-            </w:pPr>
-            <w:r>
-              <w:t xml:space="preserve">—</w:t>
+              <w:t xml:space="preserve">,</w:t>
+            </w:r>
+          </w:p>
+        </w:tc>
+        <w:tc>
+          <w:tcPr/>
+          <w:p>
+            <w:pPr>
+              <w:pStyle w:val="Compact"/>
+              <w:jc w:val="left"/>
+            </w:pPr>
+            <w:r>
+              <w:t xml:space="preserve">,</w:t>
+            </w:r>
+          </w:p>
+        </w:tc>
+        <w:tc>
+          <w:tcPr/>
+          <w:p>
+            <w:pPr>
+              <w:pStyle w:val="Compact"/>
+              <w:jc w:val="left"/>
+            </w:pPr>
+            <w:r>
+              <w:t xml:space="preserve">,</w:t>
+            </w:r>
+          </w:p>
+        </w:tc>
+        <w:tc>
+          <w:tcPr/>
+          <w:p>
+            <w:pPr>
+              <w:pStyle w:val="Compact"/>
+              <w:jc w:val="left"/>
+            </w:pPr>
+            <w:r>
+              <w:t xml:space="preserve">,</w:t>
             </w:r>
           </w:p>
         </w:tc>
@@ -4987,43 +8488,43 @@
               <w:jc w:val="left"/>
             </w:pPr>
             <w:r>
-              <w:t xml:space="preserve">—</w:t>
-            </w:r>
-          </w:p>
-        </w:tc>
-        <w:tc>
-          <w:tcPr/>
-          <w:p>
-            <w:pPr>
-              <w:pStyle w:val="Compact"/>
-              <w:jc w:val="left"/>
-            </w:pPr>
-            <w:r>
-              <w:t xml:space="preserve">—</w:t>
-            </w:r>
-          </w:p>
-        </w:tc>
-        <w:tc>
-          <w:tcPr/>
-          <w:p>
-            <w:pPr>
-              <w:pStyle w:val="Compact"/>
-              <w:jc w:val="left"/>
-            </w:pPr>
-            <w:r>
-              <w:t xml:space="preserve">—</w:t>
-            </w:r>
-          </w:p>
-        </w:tc>
-        <w:tc>
-          <w:tcPr/>
-          <w:p>
-            <w:pPr>
-              <w:pStyle w:val="Compact"/>
-              <w:jc w:val="left"/>
-            </w:pPr>
-            <w:r>
-              <w:t xml:space="preserve">—</w:t>
+              <w:t xml:space="preserve">,</w:t>
+            </w:r>
+          </w:p>
+        </w:tc>
+        <w:tc>
+          <w:tcPr/>
+          <w:p>
+            <w:pPr>
+              <w:pStyle w:val="Compact"/>
+              <w:jc w:val="left"/>
+            </w:pPr>
+            <w:r>
+              <w:t xml:space="preserve">,</w:t>
+            </w:r>
+          </w:p>
+        </w:tc>
+        <w:tc>
+          <w:tcPr/>
+          <w:p>
+            <w:pPr>
+              <w:pStyle w:val="Compact"/>
+              <w:jc w:val="left"/>
+            </w:pPr>
+            <w:r>
+              <w:t xml:space="preserve">,</w:t>
+            </w:r>
+          </w:p>
+        </w:tc>
+        <w:tc>
+          <w:tcPr/>
+          <w:p>
+            <w:pPr>
+              <w:pStyle w:val="Compact"/>
+              <w:jc w:val="left"/>
+            </w:pPr>
+            <w:r>
+              <w:t xml:space="preserve">,</w:t>
             </w:r>
           </w:p>
         </w:tc>
@@ -5061,43 +8562,43 @@
               <w:jc w:val="left"/>
             </w:pPr>
             <w:r>
-              <w:t xml:space="preserve">—</w:t>
-            </w:r>
-          </w:p>
-        </w:tc>
-        <w:tc>
-          <w:tcPr/>
-          <w:p>
-            <w:pPr>
-              <w:pStyle w:val="Compact"/>
-              <w:jc w:val="left"/>
-            </w:pPr>
-            <w:r>
-              <w:t xml:space="preserve">—</w:t>
-            </w:r>
-          </w:p>
-        </w:tc>
-        <w:tc>
-          <w:tcPr/>
-          <w:p>
-            <w:pPr>
-              <w:pStyle w:val="Compact"/>
-              <w:jc w:val="left"/>
-            </w:pPr>
-            <w:r>
-              <w:t xml:space="preserve">—</w:t>
-            </w:r>
-          </w:p>
-        </w:tc>
-        <w:tc>
-          <w:tcPr/>
-          <w:p>
-            <w:pPr>
-              <w:pStyle w:val="Compact"/>
-              <w:jc w:val="left"/>
-            </w:pPr>
-            <w:r>
-              <w:t xml:space="preserve">—</w:t>
+              <w:t xml:space="preserve">,</w:t>
+            </w:r>
+          </w:p>
+        </w:tc>
+        <w:tc>
+          <w:tcPr/>
+          <w:p>
+            <w:pPr>
+              <w:pStyle w:val="Compact"/>
+              <w:jc w:val="left"/>
+            </w:pPr>
+            <w:r>
+              <w:t xml:space="preserve">,</w:t>
+            </w:r>
+          </w:p>
+        </w:tc>
+        <w:tc>
+          <w:tcPr/>
+          <w:p>
+            <w:pPr>
+              <w:pStyle w:val="Compact"/>
+              <w:jc w:val="left"/>
+            </w:pPr>
+            <w:r>
+              <w:t xml:space="preserve">,</w:t>
+            </w:r>
+          </w:p>
+        </w:tc>
+        <w:tc>
+          <w:tcPr/>
+          <w:p>
+            <w:pPr>
+              <w:pStyle w:val="Compact"/>
+              <w:jc w:val="left"/>
+            </w:pPr>
+            <w:r>
+              <w:t xml:space="preserve">,</w:t>
             </w:r>
           </w:p>
         </w:tc>
@@ -5135,55 +8636,55 @@
               <w:jc w:val="left"/>
             </w:pPr>
             <w:r>
-              <w:t xml:space="preserve">84,910</w:t>
-            </w:r>
-          </w:p>
-        </w:tc>
-        <w:tc>
-          <w:tcPr/>
-          <w:p>
-            <w:pPr>
-              <w:pStyle w:val="Compact"/>
-              <w:jc w:val="left"/>
-            </w:pPr>
-            <w:r>
-              <w:t xml:space="preserve">38,051</w:t>
-            </w:r>
-          </w:p>
-        </w:tc>
-        <w:tc>
-          <w:tcPr/>
-          <w:p>
-            <w:pPr>
-              <w:pStyle w:val="Compact"/>
-              <w:jc w:val="left"/>
-            </w:pPr>
-            <w:r>
-              <w:t xml:space="preserve">37,940</w:t>
-            </w:r>
-          </w:p>
-        </w:tc>
-        <w:tc>
-          <w:tcPr/>
-          <w:p>
-            <w:pPr>
-              <w:pStyle w:val="Compact"/>
-              <w:jc w:val="left"/>
-            </w:pPr>
-            <w:r>
-              <w:t xml:space="preserve">35,568</w:t>
-            </w:r>
-          </w:p>
-        </w:tc>
-        <w:tc>
-          <w:tcPr/>
-          <w:p>
-            <w:pPr>
-              <w:pStyle w:val="Compact"/>
-              <w:jc w:val="left"/>
-            </w:pPr>
-            <w:r>
-              <w:t xml:space="preserve">31,928</w:t>
+              <w:t xml:space="preserve">84, 910</w:t>
+            </w:r>
+          </w:p>
+        </w:tc>
+        <w:tc>
+          <w:tcPr/>
+          <w:p>
+            <w:pPr>
+              <w:pStyle w:val="Compact"/>
+              <w:jc w:val="left"/>
+            </w:pPr>
+            <w:r>
+              <w:t xml:space="preserve">38, 051</w:t>
+            </w:r>
+          </w:p>
+        </w:tc>
+        <w:tc>
+          <w:tcPr/>
+          <w:p>
+            <w:pPr>
+              <w:pStyle w:val="Compact"/>
+              <w:jc w:val="left"/>
+            </w:pPr>
+            <w:r>
+              <w:t xml:space="preserve">37, 940</w:t>
+            </w:r>
+          </w:p>
+        </w:tc>
+        <w:tc>
+          <w:tcPr/>
+          <w:p>
+            <w:pPr>
+              <w:pStyle w:val="Compact"/>
+              <w:jc w:val="left"/>
+            </w:pPr>
+            <w:r>
+              <w:t xml:space="preserve">35, 568</w:t>
+            </w:r>
+          </w:p>
+        </w:tc>
+        <w:tc>
+          <w:tcPr/>
+          <w:p>
+            <w:pPr>
+              <w:pStyle w:val="Compact"/>
+              <w:jc w:val="left"/>
+            </w:pPr>
+            <w:r>
+              <w:t xml:space="preserve">31, 928</w:t>
             </w:r>
           </w:p>
         </w:tc>
@@ -5278,18 +8779,41 @@
         <w:t xml:space="preserve"> </w:t>
       </w:r>
       <w:r>
-        <w:t xml:space="preserve">HC1 robust SEs. *** p &lt; .001, ** p &lt; .01, * p &lt; .05, † p &lt; .10. Controls (female_owner, foreign_own_pct, firm_age, ln_size) included in M7–M10 but not reported for space. M11 (N=29,840, AdjR²=.067, TP=34.6%, LM p=.002): DAI×ICRV=+0.060*, three-way FSTS×DAI×ICRV=−0.001 (NS), mgr_experience=+0.009**, FSTS×mgr=−0.019†, mgr_female=+0.187***, female_owner=+0.128**.</w:t>
-      </w:r>
-    </w:p>
-    <w:p>
-      <w:r>
-        <w:pict>
-          <v:rect style="width:0;height:1.5pt" o:hralign="center" o:hrstd="t" o:hr="t"/>
-        </w:pict>
-      </w:r>
-    </w:p>
-    <w:bookmarkEnd w:id="75"/>
-    <w:bookmarkStart w:id="76" w:name="X09b5d89c7c8f35bf9d25d1bfe47da72b2ba58bf"/>
+        <w:t xml:space="preserve">HC1 robust SEs. *** p &lt; .001, ** p &lt; .01, * p &lt; .05, †</w:t>
+      </w:r>
+      <w:r>
+        <w:t xml:space="preserve"> </w:t>
+      </w:r>
+      <w:r>
+        <w:t xml:space="preserve">p &lt; .10. Controls (female_owner, foreign_own_pct, firm_age, ln_size)</w:t>
+      </w:r>
+      <w:r>
+        <w:t xml:space="preserve"> </w:t>
+      </w:r>
+      <w:r>
+        <w:t xml:space="preserve">included in M7–M10 but not reported for space. M11 (N=29, 840,</w:t>
+      </w:r>
+      <w:r>
+        <w:t xml:space="preserve"> </w:t>
+      </w:r>
+      <w:r>
+        <w:t xml:space="preserve">AdjR²=.067, TP=34.6%, LM p=.002): DAI×ICRV=+0.060*, three-way</w:t>
+      </w:r>
+      <w:r>
+        <w:t xml:space="preserve"> </w:t>
+      </w:r>
+      <w:r>
+        <w:t xml:space="preserve">FSTS×DAI×ICRV=−0.001 (NS), mgr_experience=+0.009**, FSTS×mgr=−0.019†,</w:t>
+      </w:r>
+      <w:r>
+        <w:t xml:space="preserve"> </w:t>
+      </w:r>
+      <w:r>
+        <w:t xml:space="preserve">mgr_female=+0.187***, female_owner=+0.128**.</w:t>
+      </w:r>
+    </w:p>
+    <w:bookmarkEnd w:id="76"/>
+    <w:bookmarkStart w:id="77" w:name="X09b5d89c7c8f35bf9d25d1bfe47da72b2ba58bf"/>
     <w:p>
       <w:pPr>
         <w:pStyle w:val="Heading2"/>
@@ -5303,7 +8827,43 @@
         <w:pStyle w:val="FirstParagraph"/>
       </w:pPr>
       <w:r>
-        <w:t xml:space="preserve">Sector-level production function coefficients used to construct alternative TFP-based dependent variables for robustness checks. Two specifications are available: VA=f(K,L) (VAKL, value-added formulation) and Y=f(K,L,M) (YKLM, gross-output formulation), each estimated separately for 20 two-digit ISIC manufacturing sectors with high-income economy interaction terms and year fixed effects (2009–2025). Coefficients and t-statistics are stored in</w:t>
+        <w:t xml:space="preserve">Sector-level production function coefficients used to construct</w:t>
+      </w:r>
+      <w:r>
+        <w:t xml:space="preserve"> </w:t>
+      </w:r>
+      <w:r>
+        <w:t xml:space="preserve">alternative TFP-based dependent variables for robustness checks. Two</w:t>
+      </w:r>
+      <w:r>
+        <w:t xml:space="preserve"> </w:t>
+      </w:r>
+      <w:r>
+        <w:t xml:space="preserve">specifications are available: VA=f(K, L) (VAKL, value-added formulation)</w:t>
+      </w:r>
+      <w:r>
+        <w:t xml:space="preserve"> </w:t>
+      </w:r>
+      <w:r>
+        <w:t xml:space="preserve">and Y=f(K, L, M) (YKLM, gross-output formulation), each estimated</w:t>
+      </w:r>
+      <w:r>
+        <w:t xml:space="preserve"> </w:t>
+      </w:r>
+      <w:r>
+        <w:t xml:space="preserve">separately for 20 two-digit ISIC manufacturing sectors with high-income</w:t>
+      </w:r>
+      <w:r>
+        <w:t xml:space="preserve"> </w:t>
+      </w:r>
+      <w:r>
+        <w:t xml:space="preserve">economy interaction terms and year fixed effects (2009–2025).</w:t>
+      </w:r>
+      <w:r>
+        <w:t xml:space="preserve"> </w:t>
+      </w:r>
+      <w:r>
+        <w:t xml:space="preserve">Coefficients and t-statistics are stored in</w:t>
       </w:r>
       <w:r>
         <w:t xml:space="preserve"> </w:t>
@@ -5315,22 +8875,30 @@
         <w:t xml:space="preserve">replication/Annex_TFP_regression_tables_March_11_2026.xlsx</w:t>
       </w:r>
       <w:r>
-        <w:t xml:space="preserve">. TFP residuals from these regressions can be used as an alternative dependent variable to ln(LP) to test whether the inverted-U relationship is robust to output-per-worker vs. total-factor productivity operationalisations.</w:t>
-      </w:r>
-    </w:p>
-    <w:p>
-      <w:r>
-        <w:pict>
-          <v:rect style="width:0;height:1.5pt" o:hralign="center" o:hrstd="t" o:hr="t"/>
-        </w:pict>
-      </w:r>
-    </w:p>
-    <w:bookmarkEnd w:id="76"/>
+        <w:t xml:space="preserve">. TFP</w:t>
+      </w:r>
+      <w:r>
+        <w:t xml:space="preserve"> </w:t>
+      </w:r>
+      <w:r>
+        <w:t xml:space="preserve">residuals from these regressions can be used as an alternative dependent</w:t>
+      </w:r>
+      <w:r>
+        <w:t xml:space="preserve"> </w:t>
+      </w:r>
+      <w:r>
+        <w:t xml:space="preserve">variable to ln(LP) to test whether the inverted-U relationship is robust</w:t>
+      </w:r>
+      <w:r>
+        <w:t xml:space="preserve"> </w:t>
+      </w:r>
+      <w:r>
+        <w:t xml:space="preserve">to output-per-worker vs. total-factor productivity operationalisations.</w:t>
+      </w:r>
+    </w:p>
     <w:bookmarkEnd w:id="77"/>
-    <w:sectPr>
-      <w:pgSz w:h="16838" w:w="11906"/>
-      <w:pgMar w:bottom="1417" w:left="1417" w:right="1417" w:top="1417"/>
-    </w:sectPr>
+    <w:bookmarkEnd w:id="78"/>
+    <w:sectPr/>
   </w:body>
 </w:document>
 </file>
@@ -5542,59 +9110,29 @@
   <w:style w:default="1" w:styleId="Normal" w:type="paragraph">
     <w:name w:val="Normal"/>
     <w:qFormat/>
-    <w:pPr>
-      <w:spacing w:line="276" w:lineRule="auto"/>
-      <w:jc w:val="both"/>
-    </w:pPr>
-    <w:rPr>
-      <w:rFonts w:ascii="Times New Roman" w:eastAsia="Times New Roman" w:hAnsi="Times New Roman"/>
-      <w:color w:val="000000"/>
-      <w:sz w:val="24"/>
-    </w:rPr>
   </w:style>
   <w:style w:styleId="BodyText" w:type="paragraph">
     <w:name w:val="Body Text"/>
     <w:basedOn w:val="Normal"/>
     <w:link w:val="BodyTextChar"/>
     <w:pPr>
-      <w:spacing w:after="180" w:before="180" w:line="276" w:lineRule="auto"/>
-      <w:jc w:val="both"/>
+      <w:spacing w:after="180" w:before="180"/>
     </w:pPr>
     <w:qFormat/>
-    <w:rPr>
-      <w:rFonts w:ascii="Times New Roman" w:eastAsia="Times New Roman" w:hAnsi="Times New Roman"/>
-      <w:color w:val="000000"/>
-      <w:sz w:val="24"/>
-    </w:rPr>
   </w:style>
   <w:style w:customStyle="1" w:styleId="FirstParagraph" w:type="paragraph">
     <w:name w:val="First Paragraph"/>
     <w:basedOn w:val="BodyText"/>
     <w:next w:val="BodyText"/>
     <w:qFormat/>
-    <w:pPr>
-      <w:spacing w:line="276" w:lineRule="auto"/>
-      <w:jc w:val="both"/>
-    </w:pPr>
-    <w:rPr>
-      <w:rFonts w:ascii="Times New Roman" w:eastAsia="Times New Roman" w:hAnsi="Times New Roman"/>
-      <w:color w:val="000000"/>
-      <w:sz w:val="24"/>
-    </w:rPr>
   </w:style>
   <w:style w:customStyle="1" w:styleId="Compact" w:type="paragraph">
     <w:name w:val="Compact"/>
     <w:basedOn w:val="BodyText"/>
     <w:qFormat/>
     <w:pPr>
-      <w:spacing w:after="36" w:before="36" w:line="276" w:lineRule="auto"/>
-      <w:jc w:val="both"/>
+      <w:spacing w:after="36" w:before="36"/>
     </w:pPr>
-    <w:rPr>
-      <w:rFonts w:ascii="Times New Roman" w:eastAsia="Times New Roman" w:hAnsi="Times New Roman"/>
-      <w:color w:val="000000"/>
-      <w:sz w:val="24"/>
-    </w:rPr>
   </w:style>
   <w:style w:styleId="Title" w:type="paragraph">
     <w:name w:val="Title"/>
@@ -5604,15 +9142,15 @@
     <w:pPr>
       <w:keepNext/>
       <w:keepLines/>
-      <w:spacing w:after="240" w:before="480" w:line="276" w:lineRule="auto"/>
-      <w:jc w:val="both"/>
+      <w:spacing w:after="240" w:before="480"/>
+      <w:jc w:val="center"/>
     </w:pPr>
     <w:rPr>
-      <w:rFonts w:ascii="Times New Roman" w:asciiTheme="majorHAnsi" w:cstheme="majorBidi" w:eastAsia="Times New Roman" w:eastAsiaTheme="majorEastAsia" w:hAnsi="Times New Roman" w:hAnsiTheme="majorHAnsi"/>
+      <w:rFonts w:asciiTheme="majorHAnsi" w:cstheme="majorBidi" w:eastAsiaTheme="majorEastAsia" w:hAnsiTheme="majorHAnsi"/>
       <w:b/>
       <w:bCs/>
-      <w:color w:val="000000"/>
-      <w:sz w:val="24"/>
+      <w:color w:themeColor="accent1" w:themeShade="B5" w:val="345A8A"/>
+      <w:sz w:val="36"/>
       <w:szCs w:val="36"/>
     </w:rPr>
   </w:style>
@@ -5624,13 +9162,11 @@
     <w:pPr>
       <w:keepNext/>
       <w:keepLines/>
-      <w:spacing w:after="240" w:before="240" w:line="276" w:lineRule="auto"/>
-      <w:jc w:val="both"/>
+      <w:spacing w:after="240" w:before="240"/>
+      <w:jc w:val="center"/>
     </w:pPr>
     <w:rPr>
-      <w:rFonts w:ascii="Times New Roman" w:eastAsia="Times New Roman" w:hAnsi="Times New Roman"/>
-      <w:color w:val="000000"/>
-      <w:sz w:val="24"/>
+      <w:sz w:val="30"/>
       <w:szCs w:val="30"/>
     </w:rPr>
   </w:style>
@@ -5641,14 +9177,8 @@
     <w:pPr>
       <w:keepNext/>
       <w:keepLines/>
-      <w:spacing w:line="276" w:lineRule="auto"/>
-      <w:jc w:val="both"/>
+      <w:jc w:val="center"/>
     </w:pPr>
-    <w:rPr>
-      <w:rFonts w:ascii="Times New Roman" w:eastAsia="Times New Roman" w:hAnsi="Times New Roman"/>
-      <w:color w:val="000000"/>
-      <w:sz w:val="24"/>
-    </w:rPr>
   </w:style>
   <w:style w:styleId="Date" w:type="paragraph">
     <w:name w:val="Date"/>
@@ -5657,14 +9187,8 @@
     <w:pPr>
       <w:keepNext/>
       <w:keepLines/>
-      <w:spacing w:line="276" w:lineRule="auto"/>
-      <w:jc w:val="both"/>
+      <w:jc w:val="center"/>
     </w:pPr>
-    <w:rPr>
-      <w:rFonts w:ascii="Times New Roman" w:eastAsia="Times New Roman" w:hAnsi="Times New Roman"/>
-      <w:color w:val="000000"/>
-      <w:sz w:val="24"/>
-    </w:rPr>
   </w:style>
   <w:style w:customStyle="1" w:styleId="AbstractTitle" w:type="paragraph">
     <w:name w:val="Abstract Title"/>
@@ -5674,15 +9198,15 @@
     <w:pPr>
       <w:keepNext/>
       <w:keepLines/>
-      <w:jc w:val="both"/>
-      <w:spacing w:after="0" w:before="300" w:line="276" w:lineRule="auto"/>
+      <w:jc w:val="center"/>
+      <w:spacing w:after="0" w:before="300"/>
     </w:pPr>
     <w:rPr>
-      <w:color w:val="000000"/>
-      <w:sz w:val="24"/>
+      <w:sz w:val="20"/>
       <w:szCs w:val="20"/>
-      <w:rFonts w:ascii="Times New Roman" w:eastAsia="Times New Roman" w:hAnsi="Times New Roman"/>
       <w:b/>
+      <w:color w:val="345A8A"/>
+      &gt;
     </w:rPr>
   </w:style>
   <w:style w:customStyle="1" w:styleId="Abstract" w:type="paragraph">
@@ -5693,13 +9217,10 @@
     <w:pPr>
       <w:keepNext/>
       <w:keepLines/>
-      <w:spacing w:after="300" w:before="100" w:line="276" w:lineRule="auto"/>
-      <w:jc w:val="both"/>
+      <w:spacing w:after="300" w:before="100"/>
     </w:pPr>
     <w:rPr>
-      <w:rFonts w:ascii="Times New Roman" w:eastAsia="Times New Roman" w:hAnsi="Times New Roman"/>
-      <w:color w:val="000000"/>
-      <w:sz w:val="24"/>
+      <w:sz w:val="20"/>
       <w:szCs w:val="20"/>
     </w:rPr>
   </w:style>
@@ -5708,15 +9229,8 @@
     <w:basedOn w:val="Normal"/>
     <w:next w:val="Bibliography"/>
     <w:qFormat/>
-    <w:pPr>
-      <w:spacing w:line="276" w:lineRule="auto"/>
-      <w:jc w:val="both"/>
-    </w:pPr>
-    <w:rPr>
-      <w:rFonts w:ascii="Times New Roman" w:eastAsia="Times New Roman" w:hAnsi="Times New Roman"/>
-      <w:color w:val="000000"/>
-      <w:sz w:val="24"/>
-    </w:rPr>
+    <w:pPr/>
+    <w:rPr/>
   </w:style>
   <w:style w:styleId="Heading1" w:type="paragraph">
     <w:name w:val="Heading 1"/>
@@ -5727,16 +9241,15 @@
     <w:pPr>
       <w:keepNext/>
       <w:keepLines/>
-      <w:spacing w:after="0" w:before="480" w:line="276" w:lineRule="auto"/>
-      <w:jc w:val="both"/>
+      <w:spacing w:after="0" w:before="480"/>
       <w:outlineLvl w:val="0"/>
     </w:pPr>
     <w:rPr>
-      <w:rFonts w:ascii="Times New Roman" w:asciiTheme="majorHAnsi" w:cstheme="majorBidi" w:eastAsia="Times New Roman" w:eastAsiaTheme="majorEastAsia" w:hAnsi="Times New Roman" w:hAnsiTheme="majorHAnsi"/>
+      <w:rFonts w:asciiTheme="majorHAnsi" w:cstheme="majorBidi" w:eastAsiaTheme="majorEastAsia" w:hAnsiTheme="majorHAnsi"/>
       <w:b/>
       <w:bCs/>
-      <w:color w:val="000000"/>
-      <w:sz w:val="24"/>
+      <w:color w:themeColor="accent1" w:val="4F81BD"/>
+      <w:sz w:val="32"/>
       <w:szCs w:val="32"/>
     </w:rPr>
   </w:style>
@@ -5750,16 +9263,15 @@
     <w:pPr>
       <w:keepNext/>
       <w:keepLines/>
-      <w:spacing w:after="0" w:before="200" w:line="276" w:lineRule="auto"/>
-      <w:jc w:val="both"/>
+      <w:spacing w:after="0" w:before="200"/>
       <w:outlineLvl w:val="1"/>
     </w:pPr>
     <w:rPr>
-      <w:rFonts w:ascii="Times New Roman" w:asciiTheme="majorHAnsi" w:cstheme="majorBidi" w:eastAsia="Times New Roman" w:eastAsiaTheme="majorEastAsia" w:hAnsi="Times New Roman" w:hAnsiTheme="majorHAnsi"/>
+      <w:rFonts w:asciiTheme="majorHAnsi" w:cstheme="majorBidi" w:eastAsiaTheme="majorEastAsia" w:hAnsiTheme="majorHAnsi"/>
       <w:b/>
       <w:bCs/>
-      <w:color w:val="000000"/>
-      <w:sz w:val="24"/>
+      <w:color w:themeColor="accent1" w:val="4F81BD"/>
+      <w:sz w:val="28"/>
       <w:szCs w:val="28"/>
     </w:rPr>
   </w:style>
@@ -5773,15 +9285,14 @@
     <w:pPr>
       <w:keepNext/>
       <w:keepLines/>
-      <w:spacing w:after="0" w:before="200" w:line="276" w:lineRule="auto"/>
-      <w:jc w:val="both"/>
+      <w:spacing w:after="0" w:before="200"/>
       <w:outlineLvl w:val="2"/>
     </w:pPr>
     <w:rPr>
-      <w:rFonts w:ascii="Times New Roman" w:asciiTheme="majorHAnsi" w:cstheme="majorBidi" w:eastAsia="Times New Roman" w:eastAsiaTheme="majorEastAsia" w:hAnsi="Times New Roman" w:hAnsiTheme="majorHAnsi"/>
+      <w:rFonts w:asciiTheme="majorHAnsi" w:cstheme="majorBidi" w:eastAsiaTheme="majorEastAsia" w:hAnsiTheme="majorHAnsi"/>
       <w:b/>
       <w:bCs/>
-      <w:color w:val="000000"/>
+      <w:color w:themeColor="accent1" w:val="4F81BD"/>
       <w:sz w:val="24"/>
       <w:szCs w:val="24"/>
     </w:rPr>
@@ -5796,15 +9307,14 @@
     <w:pPr>
       <w:keepNext/>
       <w:keepLines/>
-      <w:spacing w:after="0" w:before="200" w:line="276" w:lineRule="auto"/>
-      <w:jc w:val="both"/>
+      <w:spacing w:after="0" w:before="200"/>
       <w:outlineLvl w:val="3"/>
     </w:pPr>
     <w:rPr>
-      <w:rFonts w:ascii="Times New Roman" w:asciiTheme="majorHAnsi" w:cstheme="majorBidi" w:eastAsia="Times New Roman" w:eastAsiaTheme="majorEastAsia" w:hAnsi="Times New Roman" w:hAnsiTheme="majorHAnsi"/>
+      <w:rFonts w:asciiTheme="majorHAnsi" w:cstheme="majorBidi" w:eastAsiaTheme="majorEastAsia" w:hAnsiTheme="majorHAnsi"/>
       <w:i/>
       <w:bCs/>
-      <w:color w:val="000000"/>
+      <w:color w:themeColor="accent1" w:val="4F81BD"/>
       <w:sz w:val="24"/>
       <w:szCs w:val="24"/>
     </w:rPr>
@@ -5819,14 +9329,13 @@
     <w:pPr>
       <w:keepNext/>
       <w:keepLines/>
-      <w:spacing w:after="0" w:before="200" w:line="276" w:lineRule="auto"/>
-      <w:jc w:val="both"/>
+      <w:spacing w:after="0" w:before="200"/>
       <w:outlineLvl w:val="4"/>
     </w:pPr>
     <w:rPr>
-      <w:rFonts w:ascii="Times New Roman" w:asciiTheme="majorHAnsi" w:cstheme="majorBidi" w:eastAsia="Times New Roman" w:eastAsiaTheme="majorEastAsia" w:hAnsi="Times New Roman" w:hAnsiTheme="majorHAnsi"/>
+      <w:rFonts w:asciiTheme="majorHAnsi" w:cstheme="majorBidi" w:eastAsiaTheme="majorEastAsia" w:hAnsiTheme="majorHAnsi"/>
       <w:iCs/>
-      <w:color w:val="000000"/>
+      <w:color w:themeColor="accent1" w:val="4F81BD"/>
       <w:sz w:val="24"/>
       <w:szCs w:val="24"/>
     </w:rPr>
@@ -5841,13 +9350,12 @@
     <w:pPr>
       <w:keepNext/>
       <w:keepLines/>
-      <w:spacing w:after="0" w:before="200" w:line="276" w:lineRule="auto"/>
-      <w:jc w:val="both"/>
+      <w:spacing w:after="0" w:before="200"/>
       <w:outlineLvl w:val="5"/>
     </w:pPr>
     <w:rPr>
-      <w:rFonts w:ascii="Times New Roman" w:asciiTheme="majorHAnsi" w:cstheme="majorBidi" w:eastAsia="Times New Roman" w:eastAsiaTheme="majorEastAsia" w:hAnsi="Times New Roman" w:hAnsiTheme="majorHAnsi"/>
-      <w:color w:val="000000"/>
+      <w:rFonts w:asciiTheme="majorHAnsi" w:cstheme="majorBidi" w:eastAsiaTheme="majorEastAsia" w:hAnsiTheme="majorHAnsi"/>
+      <w:color w:themeColor="accent1" w:val="4F81BD"/>
       <w:sz w:val="24"/>
       <w:szCs w:val="24"/>
     </w:rPr>
@@ -5862,13 +9370,12 @@
     <w:pPr>
       <w:keepNext/>
       <w:keepLines/>
-      <w:spacing w:after="0" w:before="200" w:line="276" w:lineRule="auto"/>
-      <w:jc w:val="both"/>
+      <w:spacing w:after="0" w:before="200"/>
       <w:outlineLvl w:val="6"/>
     </w:pPr>
     <w:rPr>
-      <w:rFonts w:ascii="Times New Roman" w:asciiTheme="majorHAnsi" w:cstheme="majorBidi" w:eastAsia="Times New Roman" w:eastAsiaTheme="majorEastAsia" w:hAnsi="Times New Roman" w:hAnsiTheme="majorHAnsi"/>
-      <w:color w:val="000000"/>
+      <w:rFonts w:asciiTheme="majorHAnsi" w:cstheme="majorBidi" w:eastAsiaTheme="majorEastAsia" w:hAnsiTheme="majorHAnsi"/>
+      <w:color w:themeColor="accent1" w:val="4F81BD"/>
       <w:sz w:val="24"/>
       <w:szCs w:val="24"/>
     </w:rPr>
@@ -5883,13 +9390,12 @@
     <w:pPr>
       <w:keepNext/>
       <w:keepLines/>
-      <w:spacing w:after="0" w:before="200" w:line="276" w:lineRule="auto"/>
-      <w:jc w:val="both"/>
+      <w:spacing w:after="0" w:before="200"/>
       <w:outlineLvl w:val="7"/>
     </w:pPr>
     <w:rPr>
-      <w:rFonts w:ascii="Times New Roman" w:asciiTheme="majorHAnsi" w:cstheme="majorBidi" w:eastAsia="Times New Roman" w:eastAsiaTheme="majorEastAsia" w:hAnsi="Times New Roman" w:hAnsiTheme="majorHAnsi"/>
-      <w:color w:val="000000"/>
+      <w:rFonts w:asciiTheme="majorHAnsi" w:cstheme="majorBidi" w:eastAsiaTheme="majorEastAsia" w:hAnsiTheme="majorHAnsi"/>
+      <w:color w:themeColor="accent1" w:val="4F81BD"/>
       <w:sz w:val="24"/>
       <w:szCs w:val="24"/>
     </w:rPr>
@@ -5904,13 +9410,12 @@
     <w:pPr>
       <w:keepNext/>
       <w:keepLines/>
-      <w:spacing w:after="0" w:before="200" w:line="276" w:lineRule="auto"/>
-      <w:jc w:val="both"/>
+      <w:spacing w:after="0" w:before="200"/>
       <w:outlineLvl w:val="8"/>
     </w:pPr>
     <w:rPr>
-      <w:rFonts w:ascii="Times New Roman" w:asciiTheme="majorHAnsi" w:cstheme="majorBidi" w:eastAsia="Times New Roman" w:eastAsiaTheme="majorEastAsia" w:hAnsi="Times New Roman" w:hAnsiTheme="majorHAnsi"/>
-      <w:color w:val="000000"/>
+      <w:rFonts w:asciiTheme="majorHAnsi" w:cstheme="majorBidi" w:eastAsiaTheme="majorEastAsia" w:hAnsiTheme="majorHAnsi"/>
+      <w:color w:themeColor="accent1" w:val="4F81BD"/>
       <w:sz w:val="24"/>
       <w:szCs w:val="24"/>
     </w:rPr>
@@ -5923,15 +9428,9 @@
     <w:unhideWhenUsed/>
     <w:qFormat/>
     <w:pPr>
-      <w:spacing w:after="100" w:before="100" w:line="276" w:lineRule="auto"/>
+      <w:spacing w:after="100" w:before="100"/>
       <w:ind w:firstLine="0" w:left="480" w:right="480"/>
-      <w:jc w:val="both"/>
     </w:pPr>
-    <w:rPr>
-      <w:rFonts w:ascii="Times New Roman" w:eastAsia="Times New Roman" w:hAnsi="Times New Roman"/>
-      <w:color w:val="000000"/>
-      <w:sz w:val="24"/>
-    </w:rPr>
   </w:style>
   <w:style w:styleId="FootnoteText" w:type="paragraph">
     <w:name w:val="Footnote Text"/>
@@ -5940,25 +9439,11 @@
     <w:uiPriority w:val="9"/>
     <w:unhideWhenUsed/>
     <w:qFormat/>
-    <w:pPr>
-      <w:spacing w:line="276" w:lineRule="auto"/>
-      <w:jc w:val="both"/>
-    </w:pPr>
-    <w:rPr>
-      <w:rFonts w:ascii="Times New Roman" w:eastAsia="Times New Roman" w:hAnsi="Times New Roman"/>
-      <w:color w:val="000000"/>
-      <w:sz w:val="24"/>
-    </w:rPr>
   </w:style>
   <w:style w:default="1" w:styleId="DefaultParagraphFont" w:type="character">
     <w:name w:val="Default Paragraph Font"/>
     <w:semiHidden/>
     <w:unhideWhenUsed/>
-    <w:rPr>
-      <w:rFonts w:ascii="Times New Roman" w:eastAsia="Times New Roman" w:hAnsi="Times New Roman"/>
-      <w:color w:val="000000"/>
-      <w:sz w:val="24"/>
-    </w:rPr>
   </w:style>
   <w:style w:default="1" w:styleId="Table" w:type="table">
     <w:name w:val="Table"/>
@@ -5966,15 +9451,6 @@
     <w:semiHidden/>
     <w:unhideWhenUsed/>
     <w:qFormat/>
-    <w:pPr>
-      <w:spacing w:line="276" w:lineRule="auto"/>
-      <w:jc w:val="both"/>
-    </w:pPr>
-    <w:rPr>
-      <w:rFonts w:ascii="Times New Roman" w:eastAsia="Times New Roman" w:hAnsi="Times New Roman"/>
-      <w:color w:val="000000"/>
-      <w:sz w:val="24"/>
-    </w:rPr>
     <w:tblPr>
       <w:tblInd w:type="dxa" w:w="0"/>
       <w:tblCellMar>
@@ -6007,42 +9483,25 @@
     <w:pPr>
       <w:keepNext/>
       <w:keepLines/>
-      <w:spacing w:after="0" w:line="276" w:lineRule="auto"/>
-      <w:jc w:val="both"/>
+      <w:spacing w:after="0"/>
     </w:pPr>
     <w:rPr>
-      <w:rFonts w:ascii="Times New Roman" w:eastAsia="Times New Roman" w:hAnsi="Times New Roman"/>
       <w:b/>
-      <w:color w:val="000000"/>
-      <w:sz w:val="24"/>
     </w:rPr>
   </w:style>
   <w:style w:customStyle="1" w:styleId="Definition" w:type="paragraph">
     <w:name w:val="Definition"/>
     <w:basedOn w:val="Normal"/>
-    <w:pPr>
-      <w:spacing w:line="276" w:lineRule="auto"/>
-      <w:jc w:val="both"/>
-    </w:pPr>
-    <w:rPr>
-      <w:rFonts w:ascii="Times New Roman" w:eastAsia="Times New Roman" w:hAnsi="Times New Roman"/>
-      <w:color w:val="000000"/>
-      <w:sz w:val="24"/>
-    </w:rPr>
   </w:style>
   <w:style w:styleId="Caption" w:type="paragraph">
     <w:name w:val="Caption"/>
     <w:basedOn w:val="Normal"/>
     <w:link w:val="BodyTextChar"/>
     <w:pPr>
-      <w:spacing w:after="120" w:before="0" w:line="276" w:lineRule="auto"/>
-      <w:jc w:val="both"/>
+      <w:spacing w:after="120" w:before="0"/>
     </w:pPr>
     <w:rPr>
-      <w:rFonts w:ascii="Times New Roman" w:eastAsia="Times New Roman" w:hAnsi="Times New Roman"/>
       <w:i/>
-      <w:color w:val="000000"/>
-      <w:sz w:val="24"/>
     </w:rPr>
   </w:style>
   <w:style w:customStyle="1" w:styleId="TableCaption" w:type="paragraph">
@@ -6050,90 +9509,44 @@
     <w:basedOn w:val="Caption"/>
     <w:pPr>
       <w:keepNext/>
-      <w:spacing w:line="276" w:lineRule="auto"/>
-      <w:jc w:val="both"/>
     </w:pPr>
-    <w:rPr>
-      <w:rFonts w:ascii="Times New Roman" w:eastAsia="Times New Roman" w:hAnsi="Times New Roman"/>
-      <w:color w:val="000000"/>
-      <w:sz w:val="24"/>
-    </w:rPr>
   </w:style>
   <w:style w:customStyle="1" w:styleId="ImageCaption" w:type="paragraph">
     <w:name w:val="Image Caption"/>
     <w:basedOn w:val="Caption"/>
-    <w:pPr>
-      <w:spacing w:line="276" w:lineRule="auto"/>
-      <w:jc w:val="both"/>
-    </w:pPr>
-    <w:rPr>
-      <w:rFonts w:ascii="Times New Roman" w:eastAsia="Times New Roman" w:hAnsi="Times New Roman"/>
-      <w:color w:val="000000"/>
-      <w:sz w:val="24"/>
-    </w:rPr>
   </w:style>
   <w:style w:customStyle="1" w:styleId="Figure" w:type="paragraph">
     <w:name w:val="Figure"/>
     <w:basedOn w:val="Normal"/>
-    <w:pPr>
-      <w:spacing w:line="276" w:lineRule="auto"/>
-      <w:jc w:val="both"/>
-    </w:pPr>
-    <w:rPr>
-      <w:rFonts w:ascii="Times New Roman" w:eastAsia="Times New Roman" w:hAnsi="Times New Roman"/>
-      <w:color w:val="000000"/>
-      <w:sz w:val="24"/>
-    </w:rPr>
   </w:style>
   <w:style w:customStyle="1" w:styleId="CaptionedFigure" w:type="paragraph">
     <w:name w:val="Captioned Figure"/>
     <w:basedOn w:val="Figure"/>
     <w:pPr>
       <w:keepNext/>
-      <w:spacing w:line="276" w:lineRule="auto"/>
-      <w:jc w:val="both"/>
     </w:pPr>
-    <w:rPr>
-      <w:rFonts w:ascii="Times New Roman" w:eastAsia="Times New Roman" w:hAnsi="Times New Roman"/>
-      <w:color w:val="000000"/>
-      <w:sz w:val="24"/>
-    </w:rPr>
   </w:style>
   <w:style w:customStyle="1" w:styleId="BodyTextChar" w:type="character">
     <w:name w:val="Body Text Char"/>
     <w:basedOn w:val="DefaultParagraphFont"/>
     <w:link w:val="BodyText"/>
-    <w:rPr>
-      <w:rFonts w:ascii="Times New Roman" w:eastAsia="Times New Roman" w:hAnsi="Times New Roman"/>
-      <w:color w:val="000000"/>
-      <w:sz w:val="24"/>
-    </w:rPr>
   </w:style>
   <w:style w:customStyle="1" w:styleId="VerbatimChar" w:type="character">
     <w:name w:val="Verbatim Char"/>
     <w:basedOn w:val="BodyTextChar"/>
     <w:rPr>
-      <w:rFonts w:ascii="Times New Roman" w:eastAsia="Times New Roman" w:hAnsi="Times New Roman"/>
-      <w:color w:val="000000"/>
-      <w:sz w:val="24"/>
+      <w:rFonts w:ascii="Consolas" w:hAnsi="Consolas"/>
+      <w:sz w:val="22"/>
     </w:rPr>
   </w:style>
   <w:style w:customStyle="1" w:styleId="SectionNumber" w:type="character">
     <w:name w:val="Section Number"/>
     <w:basedOn w:val="BodyTextChar"/>
-    <w:rPr>
-      <w:rFonts w:ascii="Times New Roman" w:eastAsia="Times New Roman" w:hAnsi="Times New Roman"/>
-      <w:color w:val="000000"/>
-      <w:sz w:val="24"/>
-    </w:rPr>
   </w:style>
   <w:style w:styleId="FootnoteReference" w:type="character">
     <w:name w:val="Footnote Reference"/>
     <w:basedOn w:val="BodyTextChar"/>
     <w:rPr>
-      <w:rFonts w:ascii="Times New Roman" w:eastAsia="Times New Roman" w:hAnsi="Times New Roman"/>
-      <w:color w:val="000000"/>
-      <w:sz w:val="24"/>
       <w:vertAlign w:val="superscript"/>
     </w:rPr>
   </w:style>
@@ -6141,9 +9554,7 @@
     <w:name w:val="Hyperlink"/>
     <w:basedOn w:val="BodyTextChar"/>
     <w:rPr>
-      <w:rFonts w:ascii="Times New Roman" w:eastAsia="Times New Roman" w:hAnsi="Times New Roman"/>
-      <w:color w:val="000000"/>
-      <w:sz w:val="24"/>
+      <w:color w:themeColor="accent1" w:val="4F81BD"/>
     </w:rPr>
   </w:style>
   <w:style w:styleId="TOCHeading" w:type="paragraph">
@@ -6154,16 +9565,14 @@
     <w:unhideWhenUsed/>
     <w:qFormat/>
     <w:pPr>
-      <w:spacing w:before="240" w:line="276" w:lineRule="auto"/>
-      <w:jc w:val="both"/>
+      <w:spacing w:before="240" w:line="259" w:lineRule="auto"/>
       <w:outlineLvl w:val="9"/>
     </w:pPr>
     <w:rPr>
-      <w:rFonts w:ascii="Times New Roman" w:asciiTheme="majorHAnsi" w:cstheme="majorBidi" w:eastAsia="Times New Roman" w:eastAsiaTheme="majorEastAsia" w:hAnsi="Times New Roman" w:hAnsiTheme="majorHAnsi"/>
+      <w:rFonts w:asciiTheme="majorHAnsi" w:cstheme="majorBidi" w:eastAsiaTheme="majorEastAsia" w:hAnsiTheme="majorHAnsi"/>
       <w:b w:val="0"/>
       <w:bCs w:val="0"/>
-      <w:color w:val="000000"/>
-      <w:sz w:val="24"/>
+      <w:color w:themeColor="accent1" w:themeShade="BF" w:val="365F91"/>
     </w:rPr>
   </w:style>
   <w:style w:type="paragraph" w:customStyle="1" w:styleId="SourceCode">

--- a/p7/submission/jibs_package/01_manuscript_blinded.docx
+++ b/p7/submission/jibs_package/01_manuscript_blinded.docx
@@ -2,7 +2,7 @@
 <file path=word/document.xml><?xml version="1.0" encoding="utf-8"?>
 <w:document xmlns:w="http://schemas.openxmlformats.org/wordprocessingml/2006/main" xmlns:m="http://schemas.openxmlformats.org/officeDocument/2006/math" xmlns:r="http://schemas.openxmlformats.org/officeDocument/2006/relationships" xmlns:o="urn:schemas-microsoft-com:office:office" xmlns:v="urn:schemas-microsoft-com:vml" xmlns:w10="urn:schemas-microsoft-com:office:word" xmlns:a="http://schemas.openxmlformats.org/drawingml/2006/main" xmlns:pic="http://schemas.openxmlformats.org/drawingml/2006/picture" xmlns:wp="http://schemas.openxmlformats.org/drawingml/2006/wordprocessingDrawing">
   <w:body>
-    <w:bookmarkStart w:id="78" w:name="Xf24ec467481d62a742d363f12c684976d74bdf7"/>
+    <w:bookmarkStart w:id="80" w:name="Xf24ec467481d62a742d363f12c684976d74bdf7"/>
     <w:p>
       <w:pPr>
         <w:pStyle w:val="Heading1"/>
@@ -1141,7 +1141,31 @@
         <w:t xml:space="preserve"> </w:t>
       </w:r>
       <w:r>
-        <w:t xml:space="preserve">al., 2019). We expect both to raise the performance level for any given</w:t>
+        <w:t xml:space="preserve">al., 2019). Firm-level evidence on manufacturing exporters shows that</w:t>
+      </w:r>
+      <w:r>
+        <w:t xml:space="preserve"> </w:t>
+      </w:r>
+      <w:r>
+        <w:t xml:space="preserve">manager experience and gender can moderate the</w:t>
+      </w:r>
+      <w:r>
+        <w:t xml:space="preserve"> </w:t>
+      </w:r>
+      <w:r>
+        <w:t xml:space="preserve">internationalization–performance relationship (Phan et al., 2020), and</w:t>
+      </w:r>
+      <w:r>
+        <w:t xml:space="preserve"> </w:t>
+      </w:r>
+      <w:r>
+        <w:t xml:space="preserve">top-management-team internationalization shapes performance through</w:t>
+      </w:r>
+      <w:r>
+        <w:t xml:space="preserve"> </w:t>
+      </w:r>
+      <w:r>
+        <w:t xml:space="preserve">foreign-market entry (Nielsen, 2010). We expect both to raise the performance level for any given</w:t>
       </w:r>
       <w:r>
         <w:t xml:space="preserve"> </w:t>
@@ -4132,7 +4156,7 @@
       </w:r>
     </w:p>
     <w:bookmarkEnd w:id="50"/>
-    <w:bookmarkStart w:id="75" w:name="references"/>
+    <w:bookmarkStart w:id="77" w:name="references"/>
     <w:p>
       <w:pPr>
         <w:pStyle w:val="Heading2"/>
@@ -5351,6 +5375,58 @@
         <w:pStyle w:val="BodyText"/>
       </w:pPr>
       <w:r>
+        <w:t xml:space="preserve">Nielsen, S. (2010). Top management team internationalization and firm</w:t>
+      </w:r>
+      <w:r>
+        <w:t xml:space="preserve"> </w:t>
+      </w:r>
+      <w:r>
+        <w:t xml:space="preserve">performance: The mediating role of foreign market entry.</w:t>
+      </w:r>
+      <w:r>
+        <w:t xml:space="preserve"> </w:t>
+      </w:r>
+      <w:r>
+        <w:rPr>
+          <w:iCs/>
+          <w:i/>
+        </w:rPr>
+        <w:t xml:space="preserve">Management</w:t>
+      </w:r>
+      <w:r>
+        <w:rPr>
+          <w:iCs/>
+          <w:i/>
+        </w:rPr>
+        <w:t xml:space="preserve"> </w:t>
+      </w:r>
+      <w:r>
+        <w:rPr>
+          <w:iCs/>
+          <w:i/>
+        </w:rPr>
+        <w:t xml:space="preserve">International Review, 50</w:t>
+      </w:r>
+      <w:r>
+        <w:t xml:space="preserve">(2), 185–206.</w:t>
+      </w:r>
+      <w:r>
+        <w:t xml:space="preserve"> </w:t>
+      </w:r>
+      <w:hyperlink r:id="rId70">
+        <w:r>
+          <w:rPr>
+            <w:rStyle w:val="Hyperlink"/>
+          </w:rPr>
+          <w:t xml:space="preserve">https://doi.org/10.1007/s11575-010-0029-0</w:t>
+        </w:r>
+      </w:hyperlink>
+    </w:p>
+    <w:p>
+      <w:pPr>
+        <w:pStyle w:val="BodyText"/>
+      </w:pPr>
+      <w:r>
         <w:t xml:space="preserve">North, D. C. (1990).</w:t>
       </w:r>
       <w:r>
@@ -5410,7 +5486,7 @@
       <w:r>
         <w:t xml:space="preserve"> </w:t>
       </w:r>
-      <w:hyperlink r:id="rId70">
+      <w:hyperlink r:id="rId71">
         <w:r>
           <w:rPr>
             <w:rStyle w:val="Hyperlink"/>
@@ -5424,6 +5500,56 @@
         <w:pStyle w:val="BodyText"/>
       </w:pPr>
       <w:r>
+        <w:t xml:space="preserve">Phan, A. T., Do, T. H., &amp; Phan, M. T. (2020). The moderating effects of</w:t>
+      </w:r>
+      <w:r>
+        <w:t xml:space="preserve"> </w:t>
+      </w:r>
+      <w:r>
+        <w:t xml:space="preserve">managers' experience and gender on internationalization and firm</w:t>
+      </w:r>
+      <w:r>
+        <w:t xml:space="preserve"> </w:t>
+      </w:r>
+      <w:r>
+        <w:t xml:space="preserve">performance of manufacturing enterprises in Turkey.</w:t>
+      </w:r>
+      <w:r>
+        <w:t xml:space="preserve"> </w:t>
+      </w:r>
+      <w:r>
+        <w:rPr>
+          <w:iCs/>
+          <w:i/>
+        </w:rPr>
+        <w:t xml:space="preserve">Accounting, 6</w:t>
+      </w:r>
+      <w:r>
+        <w:t xml:space="preserve">(7),</w:t>
+      </w:r>
+      <w:r>
+        <w:t xml:space="preserve"> </w:t>
+      </w:r>
+      <w:r>
+        <w:t xml:space="preserve">1209–1216.</w:t>
+      </w:r>
+      <w:r>
+        <w:t xml:space="preserve"> </w:t>
+      </w:r>
+      <w:hyperlink r:id="rId72">
+        <w:r>
+          <w:rPr>
+            <w:rStyle w:val="Hyperlink"/>
+          </w:rPr>
+          <w:t xml:space="preserve">https://doi.org/10.5267/j.ac.2020.9.006</w:t>
+        </w:r>
+      </w:hyperlink>
+    </w:p>
+    <w:p>
+      <w:pPr>
+        <w:pStyle w:val="BodyText"/>
+      </w:pPr>
+      <w:r>
         <w:t xml:space="preserve">Richard, O. C., Kirby, S. L., &amp; Chadwick, K. (2019). The impact of</w:t>
       </w:r>
       <w:r>
@@ -5588,7 +5714,7 @@
       <w:r>
         <w:t xml:space="preserve"> </w:t>
       </w:r>
-      <w:hyperlink r:id="rId71">
+      <w:hyperlink r:id="rId73">
         <w:r>
           <w:rPr>
             <w:rStyle w:val="Hyperlink"/>
@@ -5634,7 +5760,7 @@
       <w:r>
         <w:t xml:space="preserve"> </w:t>
       </w:r>
-      <w:hyperlink r:id="rId72">
+      <w:hyperlink r:id="rId74">
         <w:r>
           <w:rPr>
             <w:rStyle w:val="Hyperlink"/>
@@ -5666,7 +5792,7 @@
       <w:r>
         <w:t xml:space="preserve"> </w:t>
       </w:r>
-      <w:hyperlink r:id="rId73">
+      <w:hyperlink r:id="rId75">
         <w:r>
           <w:rPr>
             <w:rStyle w:val="Hyperlink"/>
@@ -5788,7 +5914,7 @@
       <w:r>
         <w:t xml:space="preserve"> </w:t>
       </w:r>
-      <w:hyperlink r:id="rId74">
+      <w:hyperlink r:id="rId76">
         <w:r>
           <w:rPr>
             <w:rStyle w:val="Hyperlink"/>
@@ -5885,7 +6011,7 @@
       <w:r>
         <w:t xml:space="preserve"> </w:t>
       </w:r>
-      <w:hyperlink r:id="rId74">
+      <w:hyperlink r:id="rId76">
         <w:r>
           <w:rPr>
             <w:rStyle w:val="Hyperlink"/>
@@ -5927,8 +6053,8 @@
         <w:t xml:space="preserve">(4), 305–320.</w:t>
       </w:r>
     </w:p>
-    <w:bookmarkEnd w:id="75"/>
-    <w:bookmarkStart w:id="76" w:name="appendix-a-model-sequence"/>
+    <w:bookmarkEnd w:id="77"/>
+    <w:bookmarkStart w:id="78" w:name="appendix-a-model-sequence"/>
     <w:p>
       <w:pPr>
         <w:pStyle w:val="Heading2"/>
@@ -8812,8 +8938,8 @@
         <w:t xml:space="preserve">mgr_female=+0.187***, female_owner=+0.128**.</w:t>
       </w:r>
     </w:p>
-    <w:bookmarkEnd w:id="76"/>
-    <w:bookmarkStart w:id="77" w:name="X09b5d89c7c8f35bf9d25d1bfe47da72b2ba58bf"/>
+    <w:bookmarkEnd w:id="78"/>
+    <w:bookmarkStart w:id="79" w:name="X09b5d89c7c8f35bf9d25d1bfe47da72b2ba58bf"/>
     <w:p>
       <w:pPr>
         <w:pStyle w:val="Heading2"/>
@@ -8896,8 +9022,8 @@
         <w:t xml:space="preserve">to output-per-worker vs. total-factor productivity operationalisations.</w:t>
       </w:r>
     </w:p>
-    <w:bookmarkEnd w:id="77"/>
-    <w:bookmarkEnd w:id="78"/>
+    <w:bookmarkEnd w:id="79"/>
+    <w:bookmarkEnd w:id="80"/>
     <w:sectPr/>
   </w:body>
 </w:document>

--- a/p7/submission/jibs_package/01_manuscript_blinded.docx
+++ b/p7/submission/jibs_package/01_manuscript_blinded.docx
@@ -2,7 +2,7 @@
 <file path=word/document.xml><?xml version="1.0" encoding="utf-8"?>
 <w:document xmlns:w="http://schemas.openxmlformats.org/wordprocessingml/2006/main" xmlns:m="http://schemas.openxmlformats.org/officeDocument/2006/math" xmlns:r="http://schemas.openxmlformats.org/officeDocument/2006/relationships" xmlns:o="urn:schemas-microsoft-com:office:office" xmlns:v="urn:schemas-microsoft-com:vml" xmlns:w10="urn:schemas-microsoft-com:office:word" xmlns:a="http://schemas.openxmlformats.org/drawingml/2006/main" xmlns:pic="http://schemas.openxmlformats.org/drawingml/2006/picture" xmlns:wp="http://schemas.openxmlformats.org/drawingml/2006/wordprocessingDrawing">
   <w:body>
-    <w:bookmarkStart w:id="80" w:name="Xf24ec467481d62a742d363f12c684976d74bdf7"/>
+    <w:bookmarkStart w:id="81" w:name="Xf24ec467481d62a742d363f12c684976d74bdf7"/>
     <w:p>
       <w:pPr>
         <w:pStyle w:val="Heading1"/>
@@ -1153,7 +1153,13 @@
         <w:t xml:space="preserve"> </w:t>
       </w:r>
       <w:r>
-        <w:t xml:space="preserve">internationalization–performance relationship (Phan et al., 2020), and</w:t>
+        <w:t xml:space="preserve">internationalization–performance relationship (Phan et al., 2020; Do &amp;</w:t>
+      </w:r>
+      <w:r>
+        <w:t xml:space="preserve"> </w:t>
+      </w:r>
+      <w:r>
+        <w:t xml:space="preserve">Phan, 2025), and</w:t>
       </w:r>
       <w:r>
         <w:t xml:space="preserve"> </w:t>
@@ -4156,7 +4162,7 @@
       </w:r>
     </w:p>
     <w:bookmarkEnd w:id="50"/>
-    <w:bookmarkStart w:id="77" w:name="references"/>
+    <w:bookmarkStart w:id="78" w:name="references"/>
     <w:p>
       <w:pPr>
         <w:pStyle w:val="Heading2"/>
@@ -4801,6 +4807,64 @@
         <w:pStyle w:val="BodyText"/>
       </w:pPr>
       <w:r>
+        <w:t xml:space="preserve">Do, T. H., &amp; Phan, A. T. (2025). Internationalization and firm</w:t>
+      </w:r>
+      <w:r>
+        <w:t xml:space="preserve"> </w:t>
+      </w:r>
+      <w:r>
+        <w:t xml:space="preserve">performance of firms in India: The role of top management. In M.</w:t>
+      </w:r>
+      <w:r>
+        <w:t xml:space="preserve"> </w:t>
+      </w:r>
+      <w:r>
+        <w:t xml:space="preserve">Bartekova (Ed.),</w:t>
+      </w:r>
+      <w:r>
+        <w:t xml:space="preserve"> </w:t>
+      </w:r>
+      <w:r>
+        <w:rPr>
+          <w:iCs/>
+          <w:i/>
+        </w:rPr>
+        <w:t xml:space="preserve">International business research: Traditional and</w:t>
+      </w:r>
+      <w:r>
+        <w:rPr>
+          <w:iCs/>
+          <w:i/>
+        </w:rPr>
+        <w:t xml:space="preserve"> </w:t>
+      </w:r>
+      <w:r>
+        <w:rPr>
+          <w:iCs/>
+          <w:i/>
+        </w:rPr>
+        <w:t xml:space="preserve">creative approaches</w:t>
+      </w:r>
+      <w:r>
+        <w:t xml:space="preserve">. IntechOpen.</w:t>
+      </w:r>
+      <w:r>
+        <w:t xml:space="preserve"> </w:t>
+      </w:r>
+      <w:hyperlink r:id="rId61">
+        <w:r>
+          <w:rPr>
+            <w:rStyle w:val="Hyperlink"/>
+          </w:rPr>
+          <w:t xml:space="preserve">https://doi.org/10.5772/intechopen.1011012</w:t>
+        </w:r>
+      </w:hyperlink>
+    </w:p>
+    <w:p>
+      <w:pPr>
+        <w:pStyle w:val="BodyText"/>
+      </w:pPr>
+      <w:r>
         <w:t xml:space="preserve">Hambrick, D. C. (2007). Upper echelons theory: An update.</w:t>
       </w:r>
       <w:r>
@@ -4833,7 +4897,7 @@
       <w:r>
         <w:t xml:space="preserve"> </w:t>
       </w:r>
-      <w:hyperlink r:id="rId61">
+      <w:hyperlink r:id="rId62">
         <w:r>
           <w:rPr>
             <w:rStyle w:val="Hyperlink"/>
@@ -4885,7 +4949,7 @@
       <w:r>
         <w:t xml:space="preserve"> </w:t>
       </w:r>
-      <w:hyperlink r:id="rId62">
+      <w:hyperlink r:id="rId63">
         <w:r>
           <w:rPr>
             <w:rStyle w:val="Hyperlink"/>
@@ -5020,7 +5084,7 @@
       <w:r>
         <w:t xml:space="preserve"> </w:t>
       </w:r>
-      <w:hyperlink r:id="rId63">
+      <w:hyperlink r:id="rId64">
         <w:r>
           <w:rPr>
             <w:rStyle w:val="Hyperlink"/>
@@ -5070,7 +5134,7 @@
       <w:r>
         <w:t xml:space="preserve"> </w:t>
       </w:r>
-      <w:hyperlink r:id="rId64">
+      <w:hyperlink r:id="rId65">
         <w:r>
           <w:rPr>
             <w:rStyle w:val="Hyperlink"/>
@@ -5114,7 +5178,7 @@
       <w:r>
         <w:t xml:space="preserve"> </w:t>
       </w:r>
-      <w:hyperlink r:id="rId65">
+      <w:hyperlink r:id="rId66">
         <w:r>
           <w:rPr>
             <w:rStyle w:val="Hyperlink"/>
@@ -5166,7 +5230,7 @@
       <w:r>
         <w:t xml:space="preserve"> </w:t>
       </w:r>
-      <w:hyperlink r:id="rId66">
+      <w:hyperlink r:id="rId67">
         <w:r>
           <w:rPr>
             <w:rStyle w:val="Hyperlink"/>
@@ -5218,7 +5282,7 @@
       <w:r>
         <w:t xml:space="preserve"> </w:t>
       </w:r>
-      <w:hyperlink r:id="rId67">
+      <w:hyperlink r:id="rId68">
         <w:r>
           <w:rPr>
             <w:rStyle w:val="Hyperlink"/>
@@ -5270,7 +5334,7 @@
       <w:r>
         <w:t xml:space="preserve"> </w:t>
       </w:r>
-      <w:hyperlink r:id="rId68">
+      <w:hyperlink r:id="rId69">
         <w:r>
           <w:rPr>
             <w:rStyle w:val="Hyperlink"/>
@@ -5320,7 +5384,7 @@
       <w:r>
         <w:t xml:space="preserve"> </w:t>
       </w:r>
-      <w:hyperlink r:id="rId69">
+      <w:hyperlink r:id="rId70">
         <w:r>
           <w:rPr>
             <w:rStyle w:val="Hyperlink"/>
@@ -5413,7 +5477,7 @@
       <w:r>
         <w:t xml:space="preserve"> </w:t>
       </w:r>
-      <w:hyperlink r:id="rId70">
+      <w:hyperlink r:id="rId71">
         <w:r>
           <w:rPr>
             <w:rStyle w:val="Hyperlink"/>
@@ -5486,7 +5550,7 @@
       <w:r>
         <w:t xml:space="preserve"> </w:t>
       </w:r>
-      <w:hyperlink r:id="rId71">
+      <w:hyperlink r:id="rId72">
         <w:r>
           <w:rPr>
             <w:rStyle w:val="Hyperlink"/>
@@ -5536,7 +5600,7 @@
       <w:r>
         <w:t xml:space="preserve"> </w:t>
       </w:r>
-      <w:hyperlink r:id="rId72">
+      <w:hyperlink r:id="rId73">
         <w:r>
           <w:rPr>
             <w:rStyle w:val="Hyperlink"/>
@@ -5714,7 +5778,7 @@
       <w:r>
         <w:t xml:space="preserve"> </w:t>
       </w:r>
-      <w:hyperlink r:id="rId73">
+      <w:hyperlink r:id="rId74">
         <w:r>
           <w:rPr>
             <w:rStyle w:val="Hyperlink"/>
@@ -5760,7 +5824,7 @@
       <w:r>
         <w:t xml:space="preserve"> </w:t>
       </w:r>
-      <w:hyperlink r:id="rId74">
+      <w:hyperlink r:id="rId75">
         <w:r>
           <w:rPr>
             <w:rStyle w:val="Hyperlink"/>
@@ -5792,7 +5856,7 @@
       <w:r>
         <w:t xml:space="preserve"> </w:t>
       </w:r>
-      <w:hyperlink r:id="rId75">
+      <w:hyperlink r:id="rId76">
         <w:r>
           <w:rPr>
             <w:rStyle w:val="Hyperlink"/>
@@ -5914,7 +5978,7 @@
       <w:r>
         <w:t xml:space="preserve"> </w:t>
       </w:r>
-      <w:hyperlink r:id="rId76">
+      <w:hyperlink r:id="rId77">
         <w:r>
           <w:rPr>
             <w:rStyle w:val="Hyperlink"/>
@@ -6011,7 +6075,7 @@
       <w:r>
         <w:t xml:space="preserve"> </w:t>
       </w:r>
-      <w:hyperlink r:id="rId76">
+      <w:hyperlink r:id="rId77">
         <w:r>
           <w:rPr>
             <w:rStyle w:val="Hyperlink"/>
@@ -6053,8 +6117,8 @@
         <w:t xml:space="preserve">(4), 305–320.</w:t>
       </w:r>
     </w:p>
-    <w:bookmarkEnd w:id="77"/>
-    <w:bookmarkStart w:id="78" w:name="appendix-a-model-sequence"/>
+    <w:bookmarkEnd w:id="78"/>
+    <w:bookmarkStart w:id="79" w:name="appendix-a-model-sequence"/>
     <w:p>
       <w:pPr>
         <w:pStyle w:val="Heading2"/>
@@ -8938,8 +9002,8 @@
         <w:t xml:space="preserve">mgr_female=+0.187***, female_owner=+0.128**.</w:t>
       </w:r>
     </w:p>
-    <w:bookmarkEnd w:id="78"/>
-    <w:bookmarkStart w:id="79" w:name="X09b5d89c7c8f35bf9d25d1bfe47da72b2ba58bf"/>
+    <w:bookmarkEnd w:id="79"/>
+    <w:bookmarkStart w:id="80" w:name="X09b5d89c7c8f35bf9d25d1bfe47da72b2ba58bf"/>
     <w:p>
       <w:pPr>
         <w:pStyle w:val="Heading2"/>
@@ -9022,8 +9086,8 @@
         <w:t xml:space="preserve">to output-per-worker vs. total-factor productivity operationalisations.</w:t>
       </w:r>
     </w:p>
-    <w:bookmarkEnd w:id="79"/>
     <w:bookmarkEnd w:id="80"/>
+    <w:bookmarkEnd w:id="81"/>
     <w:sectPr/>
   </w:body>
 </w:document>

--- a/p7/submission/jibs_package/01_manuscript_blinded.docx
+++ b/p7/submission/jibs_package/01_manuscript_blinded.docx
@@ -11,198 +11,164 @@
         <w:t xml:space="preserve">Internationalization and Firm Performance across 49 Asian and Pacific Economies: Institutional Regimes, Digital Capabilities, and Managerial Characteristics as Contingency Factors</w:t>
       </w:r>
     </w:p>
+    <w:bookmarkStart w:id="20" w:name="abstract"/>
+    <w:p>
+      <w:pPr>
+        <w:pStyle w:val="Heading2"/>
+      </w:pPr>
+      <w:r>
+        <w:t xml:space="preserve">Abstract</w:t>
+      </w:r>
+    </w:p>
     <w:p>
       <w:pPr>
         <w:pStyle w:val="FirstParagraph"/>
+      </w:pPr>
+      <w:r>
+        <w:t xml:space="preserve">We examine whether the internationalization–performance (I–P)</w:t>
+      </w:r>
+      <w:r>
+        <w:t xml:space="preserve"> </w:t>
+      </w:r>
+      <w:r>
+        <w:t xml:space="preserve">relationship holds across a large and institutionally diverse set of</w:t>
+      </w:r>
+      <w:r>
+        <w:t xml:space="preserve"> </w:t>
+      </w:r>
+      <w:r>
+        <w:t xml:space="preserve">Asian and Pacific economies and identify the conditions under which</w:t>
+      </w:r>
+      <w:r>
+        <w:t xml:space="preserve"> </w:t>
+      </w:r>
+      <w:r>
+        <w:t xml:space="preserve">firms convert export intensity into productive performance. Using</w:t>
+      </w:r>
+      <w:r>
+        <w:t xml:space="preserve"> </w:t>
+      </w:r>
+      <w:r>
+        <w:t xml:space="preserve">microdata from 91,982 firms across 49 economies and 102 country-year</w:t>
+      </w:r>
+      <w:r>
+        <w:t xml:space="preserve"> </w:t>
+      </w:r>
+      <w:r>
+        <w:t xml:space="preserve">waves of the World Bank Enterprise Survey (2003–2025), spanning all six</w:t>
+      </w:r>
+      <w:r>
+        <w:t xml:space="preserve"> </w:t>
+      </w:r>
+      <w:r>
+        <w:t xml:space="preserve">Institutional Capability and Resource Vulnerability (ICRV) regime</w:t>
+      </w:r>
+      <w:r>
+        <w:t xml:space="preserve"> </w:t>
+      </w:r>
+      <w:r>
+        <w:t xml:space="preserve">groups, we estimate a hierarchical set of OLS models with HC1 robust</w:t>
+      </w:r>
+      <w:r>
+        <w:t xml:space="preserve"> </w:t>
+      </w:r>
+      <w:r>
+        <w:t xml:space="preserve">standard errors. We find robust support for an inverted-U I–P</w:t>
+      </w:r>
+      <w:r>
+        <w:t xml:space="preserve"> </w:t>
+      </w:r>
+      <w:r>
+        <w:t xml:space="preserve">relationship with a turning point at approximately 36% of sales from</w:t>
+      </w:r>
+      <w:r>
+        <w:t xml:space="preserve"> </w:t>
+      </w:r>
+      <w:r>
+        <w:t xml:space="preserve">exports (Lind–Mehlum test p &lt; .001; confirmed in M11 at TP=34.6%,</w:t>
+      </w:r>
+      <w:r>
+        <w:t xml:space="preserve"> </w:t>
+      </w:r>
+      <w:r>
+        <w:t xml:space="preserve">p=.002). Technological capability (TCI) raises the performance level</w:t>
+      </w:r>
+      <w:r>
+        <w:t xml:space="preserve"> </w:t>
+      </w:r>
+      <w:r>
+        <w:t xml:space="preserve">without reliably reshaping the curve. Digital adoption (DAI) both raises</w:t>
+      </w:r>
+      <w:r>
+        <w:t xml:space="preserve"> </w:t>
+      </w:r>
+      <w:r>
+        <w:t xml:space="preserve">the performance level and significantly reshapes the I–P curve: firms</w:t>
+      </w:r>
+      <w:r>
+        <w:t xml:space="preserve"> </w:t>
+      </w:r>
+      <w:r>
+        <w:t xml:space="preserve">with higher DAI experience compressed ascending-limb returns at low FSTS</w:t>
+      </w:r>
+      <w:r>
+        <w:t xml:space="preserve"> </w:t>
+      </w:r>
+      <w:r>
+        <w:t xml:space="preserve">and attenuated performance decline at high FSTS (FSTS×DAI p &lt; .01;</w:t>
+      </w:r>
+      <w:r>
+        <w:t xml:space="preserve"> </w:t>
+      </w:r>
+      <w:r>
+        <w:t xml:space="preserve">FSTS²×DAI p &lt; .01 in M8–M9). Institutional regime (ICRV) moderates both</w:t>
+      </w:r>
+      <w:r>
+        <w:t xml:space="preserve"> </w:t>
+      </w:r>
+      <w:r>
+        <w:t xml:space="preserve">slope and curvature. Managerial experience and female top management</w:t>
+      </w:r>
+      <w:r>
+        <w:t xml:space="preserve"> </w:t>
+      </w:r>
+      <w:r>
+        <w:t xml:space="preserve">improve performance; experience additionally moderates the curve shape</w:t>
+      </w:r>
+      <w:r>
+        <w:t xml:space="preserve"> </w:t>
+      </w:r>
+      <w:r>
+        <w:t xml:space="preserve">in the full specification. These findings offer a parsimonious</w:t>
+      </w:r>
+      <w:r>
+        <w:t xml:space="preserve"> </w:t>
+      </w:r>
+      <w:r>
+        <w:t xml:space="preserve">resolution to Asian I–P heterogeneity: the relationship is universally</w:t>
+      </w:r>
+      <w:r>
+        <w:t xml:space="preserve"> </w:t>
+      </w:r>
+      <w:r>
+        <w:t xml:space="preserve">inverted-U, but regime quality and digital capability jointly determine</w:t>
+      </w:r>
+      <w:r>
+        <w:t xml:space="preserve"> </w:t>
+      </w:r>
+      <w:r>
+        <w:t xml:space="preserve">where the turning point falls.</w:t>
+      </w:r>
+    </w:p>
+    <w:p>
+      <w:pPr>
+        <w:pStyle w:val="BodyText"/>
       </w:pPr>
       <w:r>
         <w:rPr>
           <w:bCs/>
           <w:b/>
         </w:rPr>
-        <w:t xml:space="preserve">Version:</w:t>
-      </w:r>
-      <w:r>
-        <w:t xml:space="preserve"> </w:t>
-      </w:r>
-      <w:r>
-        <w:t xml:space="preserve">Working manuscript (May 2026)</w:t>
-      </w:r>
-      <w:r>
-        <w:br/>
-      </w:r>
-      <w:r>
-        <w:rPr>
-          <w:bCs/>
-          <w:b/>
-        </w:rPr>
-        <w:t xml:space="preserve">Status:</w:t>
-      </w:r>
-      <w:r>
-        <w:t xml:space="preserve"> </w:t>
-      </w:r>
-      <w:r>
-        <w:t xml:space="preserve">Empirical results complete; under revision for submission</w:t>
-      </w:r>
-    </w:p>
-    <w:bookmarkStart w:id="20" w:name="abstract"/>
-    <w:p>
-      <w:pPr>
-        <w:pStyle w:val="Heading2"/>
-      </w:pPr>
-      <w:r>
-        <w:t xml:space="preserve">Abstract</w:t>
-      </w:r>
-    </w:p>
-    <w:p>
-      <w:pPr>
-        <w:pStyle w:val="FirstParagraph"/>
-      </w:pPr>
-      <w:r>
-        <w:t xml:space="preserve">We examine whether the internationalization–performance (I–P)</w:t>
-      </w:r>
-      <w:r>
-        <w:t xml:space="preserve"> </w:t>
-      </w:r>
-      <w:r>
-        <w:t xml:space="preserve">relationship holds across a large and institutionally diverse set of</w:t>
-      </w:r>
-      <w:r>
-        <w:t xml:space="preserve"> </w:t>
-      </w:r>
-      <w:r>
-        <w:t xml:space="preserve">Asian and Pacific economies and identify the conditions under which</w:t>
-      </w:r>
-      <w:r>
-        <w:t xml:space="preserve"> </w:t>
-      </w:r>
-      <w:r>
-        <w:t xml:space="preserve">firms convert export intensity into productive performance. Using</w:t>
-      </w:r>
-      <w:r>
-        <w:t xml:space="preserve"> </w:t>
-      </w:r>
-      <w:r>
-        <w:t xml:space="preserve">microdata from 91, 982 firms across 49 economies and 102 country-year</w:t>
-      </w:r>
-      <w:r>
-        <w:t xml:space="preserve"> </w:t>
-      </w:r>
-      <w:r>
-        <w:t xml:space="preserve">waves of the World Bank Enterprise Survey (2003–2025), spanning all six</w:t>
-      </w:r>
-      <w:r>
-        <w:t xml:space="preserve"> </w:t>
-      </w:r>
-      <w:r>
-        <w:t xml:space="preserve">Institutional Capability and Resource Vulnerability (ICRV) regime</w:t>
-      </w:r>
-      <w:r>
-        <w:t xml:space="preserve"> </w:t>
-      </w:r>
-      <w:r>
-        <w:t xml:space="preserve">groups, we estimate a hierarchical set of OLS models with HC1 robust</w:t>
-      </w:r>
-      <w:r>
-        <w:t xml:space="preserve"> </w:t>
-      </w:r>
-      <w:r>
-        <w:t xml:space="preserve">standard errors. We find robust support for an inverted-U I–P</w:t>
-      </w:r>
-      <w:r>
-        <w:t xml:space="preserve"> </w:t>
-      </w:r>
-      <w:r>
-        <w:t xml:space="preserve">relationship with a turning point at approximately 36% of sales from</w:t>
-      </w:r>
-      <w:r>
-        <w:t xml:space="preserve"> </w:t>
-      </w:r>
-      <w:r>
-        <w:t xml:space="preserve">exports (Lind–Mehlum test p &lt; .001; confirmed in M11 at TP=34.6%,</w:t>
-      </w:r>
-      <w:r>
-        <w:t xml:space="preserve"> </w:t>
-      </w:r>
-      <w:r>
-        <w:t xml:space="preserve">p=.002). Technological capability (TCI) raises the performance level</w:t>
-      </w:r>
-      <w:r>
-        <w:t xml:space="preserve"> </w:t>
-      </w:r>
-      <w:r>
-        <w:t xml:space="preserve">without reliably reshaping the curve. Digital adoption (DAI) both raises</w:t>
-      </w:r>
-      <w:r>
-        <w:t xml:space="preserve"> </w:t>
-      </w:r>
-      <w:r>
-        <w:t xml:space="preserve">the performance level and significantly reshapes the I–P curve: firms</w:t>
-      </w:r>
-      <w:r>
-        <w:t xml:space="preserve"> </w:t>
-      </w:r>
-      <w:r>
-        <w:t xml:space="preserve">with higher DAI experience compressed ascending-limb returns at low FSTS</w:t>
-      </w:r>
-      <w:r>
-        <w:t xml:space="preserve"> </w:t>
-      </w:r>
-      <w:r>
-        <w:t xml:space="preserve">and attenuated performance decline at high FSTS (FSTS×DAI p &lt; .01;</w:t>
-      </w:r>
-      <w:r>
-        <w:t xml:space="preserve"> </w:t>
-      </w:r>
-      <w:r>
-        <w:t xml:space="preserve">FSTS²×DAI p &lt; .01 in M8–M9). Institutional regime (ICRV) moderates both</w:t>
-      </w:r>
-      <w:r>
-        <w:t xml:space="preserve"> </w:t>
-      </w:r>
-      <w:r>
-        <w:t xml:space="preserve">slope and curvature. Managerial experience and female top management</w:t>
-      </w:r>
-      <w:r>
-        <w:t xml:space="preserve"> </w:t>
-      </w:r>
-      <w:r>
-        <w:t xml:space="preserve">improve performance; experience additionally moderates the curve shape</w:t>
-      </w:r>
-      <w:r>
-        <w:t xml:space="preserve"> </w:t>
-      </w:r>
-      <w:r>
-        <w:t xml:space="preserve">in the full specification. These findings offer a parsimonious</w:t>
-      </w:r>
-      <w:r>
-        <w:t xml:space="preserve"> </w:t>
-      </w:r>
-      <w:r>
-        <w:t xml:space="preserve">resolution to Asian I–P heterogeneity: the relationship is universally</w:t>
-      </w:r>
-      <w:r>
-        <w:t xml:space="preserve"> </w:t>
-      </w:r>
-      <w:r>
-        <w:t xml:space="preserve">inverted-U, but regime quality and digital capability jointly determine</w:t>
-      </w:r>
-      <w:r>
-        <w:t xml:space="preserve"> </w:t>
-      </w:r>
-      <w:r>
-        <w:t xml:space="preserve">where the turning point falls.</w:t>
-      </w:r>
-    </w:p>
-    <w:p>
-      <w:pPr>
-        <w:pStyle w:val="BodyText"/>
-      </w:pPr>
-      <w:r>
-        <w:rPr>
-          <w:bCs/>
-          <w:b/>
-        </w:rPr>
         <w:t xml:space="preserve">Keywords:</w:t>
       </w:r>
       <w:r>
@@ -325,7 +291,7 @@
         <w:pStyle w:val="BodyText"/>
       </w:pPr>
       <w:r>
-        <w:t xml:space="preserve">This paper addresses that gap. We pool 91, 982 firm-observations from 49</w:t>
+        <w:t xml:space="preserve">This paper addresses that gap. We pool 91,982 firm-observations from 49</w:t>
       </w:r>
       <w:r>
         <w:t xml:space="preserve"> </w:t>
@@ -411,7 +377,7 @@
         <w:t xml:space="preserve"> </w:t>
       </w:r>
       <w:r>
-        <w:t xml:space="preserve">specifications (N = 84, 910–29, 840), robust even in the full three-way</w:t>
+        <w:t xml:space="preserve">specifications (N = 84,910–29,840), robust even in the full three-way</w:t>
       </w:r>
       <w:r>
         <w:t xml:space="preserve"> </w:t>
@@ -1729,7 +1695,7 @@
         <w:pStyle w:val="BodyText"/>
       </w:pPr>
       <w:r>
-        <w:t xml:space="preserve">The final analytical dataset contains 91, 982 firm-observations (before</w:t>
+        <w:t xml:space="preserve">The final analytical dataset contains 91,982 firm-observations (before</w:t>
       </w:r>
       <w:r>
         <w:t xml:space="preserve"> </w:t>
@@ -2187,13 +2153,13 @@
         <w:pStyle w:val="FirstParagraph"/>
       </w:pPr>
       <w:r>
-        <w:t xml:space="preserve">The analytic sample for M2 (outcome + FSTS non-missing) is N = 84, 910.</w:t>
-      </w:r>
-      <w:r>
-        <w:t xml:space="preserve"> </w:t>
-      </w:r>
-      <w:r>
-        <w:t xml:space="preserve">Adding controls reduces the sample to N = 38, 342 (M3); country-year FE</w:t>
+        <w:t xml:space="preserve">The analytic sample for M2 (outcome + FSTS non-missing) is N = 84,910.</w:t>
+      </w:r>
+      <w:r>
+        <w:t xml:space="preserve"> </w:t>
+      </w:r>
+      <w:r>
+        <w:t xml:space="preserve">Adding controls reduces the sample to N = 38,342 (M3); country-year FE</w:t>
       </w:r>
       <w:r>
         <w:t xml:space="preserve"> </w:t>
@@ -2205,13 +2171,13 @@
         <w:t xml:space="preserve"> </w:t>
       </w:r>
       <w:r>
-        <w:t xml:space="preserve">38, 051; adding DAI (M8) N ≈ 37, 940; manager models (M9) N ≈ 35, 568;</w:t>
-      </w:r>
-      <w:r>
-        <w:t xml:space="preserve"> </w:t>
-      </w:r>
-      <w:r>
-        <w:t xml:space="preserve">ICRV-moderation (M10) N ≈ 31, 928; full three-way (M11) N ≈ 29, 840. The</w:t>
+        <w:t xml:space="preserve">38,051; adding DAI (M8) N ≈ 37,940; manager models (M9) N ≈ 35,568;</w:t>
+      </w:r>
+      <w:r>
+        <w:t xml:space="preserve"> </w:t>
+      </w:r>
+      <w:r>
+        <w:t xml:space="preserve">ICRV-moderation (M10) N ≈ 31,928; full three-way (M11) N ≈ 29,840. The</w:t>
       </w:r>
       <w:r>
         <w:t xml:space="preserve"> </w:t>
@@ -6881,7 +6847,7 @@
               <w:jc w:val="left"/>
             </w:pPr>
             <w:r>
-              <w:t xml:space="preserve">84, 910</w:t>
+              <w:t xml:space="preserve">84,910</w:t>
             </w:r>
           </w:p>
         </w:tc>
@@ -6955,7 +6921,7 @@
               <w:jc w:val="left"/>
             </w:pPr>
             <w:r>
-              <w:t xml:space="preserve">84, 910</w:t>
+              <w:t xml:space="preserve">84,910</w:t>
             </w:r>
           </w:p>
         </w:tc>
@@ -7029,7 +6995,7 @@
               <w:jc w:val="left"/>
             </w:pPr>
             <w:r>
-              <w:t xml:space="preserve">84, 910</w:t>
+              <w:t xml:space="preserve">84,910</w:t>
             </w:r>
           </w:p>
         </w:tc>
@@ -7107,7 +7073,7 @@
               <w:jc w:val="left"/>
             </w:pPr>
             <w:r>
-              <w:t xml:space="preserve">38, 342</w:t>
+              <w:t xml:space="preserve">38,342</w:t>
             </w:r>
           </w:p>
         </w:tc>
@@ -7185,7 +7151,7 @@
               <w:jc w:val="left"/>
             </w:pPr>
             <w:r>
-              <w:t xml:space="preserve">38, 342</w:t>
+              <w:t xml:space="preserve">38,342</w:t>
             </w:r>
           </w:p>
         </w:tc>
@@ -7263,7 +7229,7 @@
               <w:jc w:val="left"/>
             </w:pPr>
             <w:r>
-              <w:t xml:space="preserve">38, 051</w:t>
+              <w:t xml:space="preserve">38,051</w:t>
             </w:r>
           </w:p>
         </w:tc>
@@ -7337,7 +7303,7 @@
               <w:jc w:val="left"/>
             </w:pPr>
             <w:r>
-              <w:t xml:space="preserve">38, 051</w:t>
+              <w:t xml:space="preserve">38,051</w:t>
             </w:r>
           </w:p>
         </w:tc>
@@ -7415,7 +7381,7 @@
               <w:jc w:val="left"/>
             </w:pPr>
             <w:r>
-              <w:t xml:space="preserve">37, 940</w:t>
+              <w:t xml:space="preserve">37,940</w:t>
             </w:r>
           </w:p>
         </w:tc>
@@ -7493,7 +7459,7 @@
               <w:jc w:val="left"/>
             </w:pPr>
             <w:r>
-              <w:t xml:space="preserve">35, 568</w:t>
+              <w:t xml:space="preserve">35,568</w:t>
             </w:r>
           </w:p>
         </w:tc>
@@ -7571,7 +7537,7 @@
               <w:jc w:val="left"/>
             </w:pPr>
             <w:r>
-              <w:t xml:space="preserve">31, 928</w:t>
+              <w:t xml:space="preserve">31,928</w:t>
             </w:r>
           </w:p>
         </w:tc>
@@ -7645,7 +7611,7 @@
               <w:jc w:val="left"/>
             </w:pPr>
             <w:r>
-              <w:t xml:space="preserve">29, 840</w:t>
+              <w:t xml:space="preserve">29,840</w:t>
             </w:r>
           </w:p>
         </w:tc>
@@ -8826,55 +8792,55 @@
               <w:jc w:val="left"/>
             </w:pPr>
             <w:r>
-              <w:t xml:space="preserve">84, 910</w:t>
-            </w:r>
-          </w:p>
-        </w:tc>
-        <w:tc>
-          <w:tcPr/>
-          <w:p>
-            <w:pPr>
-              <w:pStyle w:val="Compact"/>
-              <w:jc w:val="left"/>
-            </w:pPr>
-            <w:r>
-              <w:t xml:space="preserve">38, 051</w:t>
-            </w:r>
-          </w:p>
-        </w:tc>
-        <w:tc>
-          <w:tcPr/>
-          <w:p>
-            <w:pPr>
-              <w:pStyle w:val="Compact"/>
-              <w:jc w:val="left"/>
-            </w:pPr>
-            <w:r>
-              <w:t xml:space="preserve">37, 940</w:t>
-            </w:r>
-          </w:p>
-        </w:tc>
-        <w:tc>
-          <w:tcPr/>
-          <w:p>
-            <w:pPr>
-              <w:pStyle w:val="Compact"/>
-              <w:jc w:val="left"/>
-            </w:pPr>
-            <w:r>
-              <w:t xml:space="preserve">35, 568</w:t>
-            </w:r>
-          </w:p>
-        </w:tc>
-        <w:tc>
-          <w:tcPr/>
-          <w:p>
-            <w:pPr>
-              <w:pStyle w:val="Compact"/>
-              <w:jc w:val="left"/>
-            </w:pPr>
-            <w:r>
-              <w:t xml:space="preserve">31, 928</w:t>
+              <w:t xml:space="preserve">84,910</w:t>
+            </w:r>
+          </w:p>
+        </w:tc>
+        <w:tc>
+          <w:tcPr/>
+          <w:p>
+            <w:pPr>
+              <w:pStyle w:val="Compact"/>
+              <w:jc w:val="left"/>
+            </w:pPr>
+            <w:r>
+              <w:t xml:space="preserve">38,051</w:t>
+            </w:r>
+          </w:p>
+        </w:tc>
+        <w:tc>
+          <w:tcPr/>
+          <w:p>
+            <w:pPr>
+              <w:pStyle w:val="Compact"/>
+              <w:jc w:val="left"/>
+            </w:pPr>
+            <w:r>
+              <w:t xml:space="preserve">37,940</w:t>
+            </w:r>
+          </w:p>
+        </w:tc>
+        <w:tc>
+          <w:tcPr/>
+          <w:p>
+            <w:pPr>
+              <w:pStyle w:val="Compact"/>
+              <w:jc w:val="left"/>
+            </w:pPr>
+            <w:r>
+              <w:t xml:space="preserve">35,568</w:t>
+            </w:r>
+          </w:p>
+        </w:tc>
+        <w:tc>
+          <w:tcPr/>
+          <w:p>
+            <w:pPr>
+              <w:pStyle w:val="Compact"/>
+              <w:jc w:val="left"/>
+            </w:pPr>
+            <w:r>
+              <w:t xml:space="preserve">31,928</w:t>
             </w:r>
           </w:p>
         </w:tc>
@@ -8981,7 +8947,7 @@
         <w:t xml:space="preserve"> </w:t>
       </w:r>
       <w:r>
-        <w:t xml:space="preserve">included in M7–M10 but not reported for space. M11 (N=29, 840,</w:t>
+        <w:t xml:space="preserve">included in M7–M10 but not reported for space. M11 (N=29,840,</w:t>
       </w:r>
       <w:r>
         <w:t xml:space="preserve"> </w:t>

--- a/p7/submission/jibs_package/01_manuscript_blinded.docx
+++ b/p7/submission/jibs_package/01_manuscript_blinded.docx
@@ -2,7 +2,7 @@
 <file path=word/document.xml><?xml version="1.0" encoding="utf-8"?>
 <w:document xmlns:w="http://schemas.openxmlformats.org/wordprocessingml/2006/main" xmlns:m="http://schemas.openxmlformats.org/officeDocument/2006/math" xmlns:r="http://schemas.openxmlformats.org/officeDocument/2006/relationships" xmlns:o="urn:schemas-microsoft-com:office:office" xmlns:v="urn:schemas-microsoft-com:vml" xmlns:w10="urn:schemas-microsoft-com:office:word" xmlns:a="http://schemas.openxmlformats.org/drawingml/2006/main" xmlns:pic="http://schemas.openxmlformats.org/drawingml/2006/picture" xmlns:wp="http://schemas.openxmlformats.org/drawingml/2006/wordprocessingDrawing">
   <w:body>
-    <w:bookmarkStart w:id="81" w:name="Xf24ec467481d62a742d363f12c684976d74bdf7"/>
+    <w:bookmarkStart w:id="78" w:name="Xf24ec467481d62a742d363f12c684976d74bdf7"/>
     <w:p>
       <w:pPr>
         <w:pStyle w:val="Heading1"/>
@@ -191,7 +191,7 @@
       </w:r>
     </w:p>
     <w:bookmarkEnd w:id="20"/>
-    <w:bookmarkStart w:id="21" w:name="Xe3d0fc0bea9a42ce7605565d0964033d7f6ee47"/>
+    <w:bookmarkStart w:id="21" w:name="introduction"/>
     <w:p>
       <w:pPr>
         <w:pStyle w:val="Heading2"/>
@@ -473,7 +473,7 @@
       </w:r>
     </w:p>
     <w:bookmarkEnd w:id="21"/>
-    <w:bookmarkStart w:id="29" w:name="Xce0b9068aa677089fdc23e66f61b75516af2bf7"/>
+    <w:bookmarkStart w:id="29" w:name="theoretical-framework-and-hypotheses"/>
     <w:p>
       <w:pPr>
         <w:pStyle w:val="Heading2"/>
@@ -482,7 +482,7 @@
         <w:t xml:space="preserve">2. Theoretical Framework and Hypotheses</w:t>
       </w:r>
     </w:p>
-    <w:bookmarkStart w:id="22" w:name="X61eb865d3ba9c18e1eda9971096f2566a95b0ec"/>
+    <w:bookmarkStart w:id="22" w:name="theoretical-foundations"/>
     <w:p>
       <w:pPr>
         <w:pStyle w:val="Heading3"/>
@@ -566,7 +566,7 @@
       </w:r>
     </w:p>
     <w:bookmarkEnd w:id="22"/>
-    <w:bookmarkStart w:id="23" w:name="Xf68c2510db72354551e5b442c06e6149a212286"/>
+    <w:bookmarkStart w:id="23" w:name="the-non-linear-ip-relationship-h1"/>
     <w:p>
       <w:pPr>
         <w:pStyle w:val="Heading3"/>
@@ -580,7 +580,7 @@
         <w:pStyle w:val="FirstParagraph"/>
       </w:pPr>
       <w:r>
-        <w:t xml:space="preserve">Contractor et al. (2003) formalised the three-stage S-curve hypothesis:</w:t>
+        <w:t xml:space="preserve">Contractor et al. (2003) formalised the three-stage S-curve hypothesis:</w:t>
       </w:r>
       <w:r>
         <w:t xml:space="preserve"> </w:t>
@@ -730,7 +730,7 @@
       </w:r>
     </w:p>
     <w:bookmarkEnd w:id="23"/>
-    <w:bookmarkStart w:id="24" w:name="X804c25e8bdbf8eade8cd93fdb8dbf851f3c8515"/>
+    <w:bookmarkStart w:id="24" w:name="Xe2f9215226203df0d35a74fbc3991b825156e23"/>
     <w:p>
       <w:pPr>
         <w:pStyle w:val="Heading3"/>
@@ -889,7 +889,7 @@
       </w:r>
     </w:p>
     <w:bookmarkEnd w:id="24"/>
-    <w:bookmarkStart w:id="25" w:name="Xf9645264d48ebb644ff7e280396113254c384c7"/>
+    <w:bookmarkStart w:id="25" w:name="digital-adoption-as-a-level-enhancer-h3"/>
     <w:p>
       <w:pPr>
         <w:pStyle w:val="Heading3"/>
@@ -927,7 +927,7 @@
         <w:t xml:space="preserve"> </w:t>
       </w:r>
       <w:r>
-        <w:t xml:space="preserve">dissertation, DAI's effect depends on the interaction of regime quality,</w:t>
+        <w:t xml:space="preserve">dissertation, DAI’s effect depends on the interaction of regime quality,</w:t>
       </w:r>
       <w:r>
         <w:t xml:space="preserve"> </w:t>
@@ -963,7 +963,7 @@
         <w:t xml:space="preserve"> </w:t>
       </w:r>
       <w:r>
-        <w:t xml:space="preserve">IV-estimated β(DAI) ≈ 0, consistent with selection bias in OLS), DAI's</w:t>
+        <w:t xml:space="preserve">IV-estimated β(DAI) ≈ 0, consistent with selection bias in OLS), DAI’s</w:t>
       </w:r>
       <w:r>
         <w:t xml:space="preserve"> </w:t>
@@ -1057,7 +1057,7 @@
       </w:r>
     </w:p>
     <w:bookmarkEnd w:id="25"/>
-    <w:bookmarkStart w:id="26" w:name="Xfde2382d547d6bd016a370b8abd9bb51c6ab875"/>
+    <w:bookmarkStart w:id="26" w:name="managerial-characteristics-h4"/>
     <w:p>
       <w:pPr>
         <w:pStyle w:val="Heading3"/>
@@ -1195,7 +1195,7 @@
       </w:r>
     </w:p>
     <w:bookmarkEnd w:id="26"/>
-    <w:bookmarkStart w:id="27" w:name="Xc04b0d08a7461e173e211ec4b938149d2f7c8bf"/>
+    <w:bookmarkStart w:id="27" w:name="X0b3fdaf9bb49b1730bc3a0521f76f654a8096ae"/>
     <w:p>
       <w:pPr>
         <w:pStyle w:val="Heading3"/>
@@ -1347,7 +1347,7 @@
       </w:r>
     </w:p>
     <w:bookmarkEnd w:id="27"/>
-    <w:bookmarkStart w:id="28" w:name="X0acb0ebe9609c9b4cd27b2f0dbe81194406b82a"/>
+    <w:bookmarkStart w:id="28" w:name="regime-contingent-digital-effects-h6"/>
     <w:p>
       <w:pPr>
         <w:pStyle w:val="Heading3"/>
@@ -1427,7 +1427,7 @@
         <w:t xml:space="preserve"> </w:t>
       </w:r>
       <w:r>
-        <w:t xml:space="preserve">capabilities' curve-reshaping potency (established in H3) varies</w:t>
+        <w:t xml:space="preserve">capabilities’ curve-reshaping potency (established in H3) varies</w:t>
       </w:r>
       <w:r>
         <w:t xml:space="preserve"> </w:t>
@@ -1563,7 +1563,7 @@
         <w:t xml:space="preserve"> </w:t>
       </w:r>
       <w:r>
-        <w:t xml:space="preserve">curve-reshaping effect: digital adoption's compressive effect on the</w:t>
+        <w:t xml:space="preserve">curve-reshaping effect: digital adoption’s compressive effect on the</w:t>
       </w:r>
       <w:r>
         <w:t xml:space="preserve"> </w:t>
@@ -1592,7 +1592,7 @@
     </w:p>
     <w:bookmarkEnd w:id="28"/>
     <w:bookmarkEnd w:id="29"/>
-    <w:bookmarkStart w:id="34" w:name="X5eb800a903106e48a684e9ea9de39ed619b9df8"/>
+    <w:bookmarkStart w:id="34" w:name="data-and-methods"/>
     <w:p>
       <w:pPr>
         <w:pStyle w:val="Heading2"/>
@@ -1601,7 +1601,7 @@
         <w:t xml:space="preserve">3. Data and Methods</w:t>
       </w:r>
     </w:p>
-    <w:bookmarkStart w:id="30" w:name="X180323993af082d7b264d69830cacecf330a102"/>
+    <w:bookmarkStart w:id="30" w:name="data-source"/>
     <w:p>
       <w:pPr>
         <w:pStyle w:val="Heading3"/>
@@ -1701,7 +1701,7 @@
         <w:t xml:space="preserve"> </w:t>
       </w:r>
       <w:r>
-        <w:t xml:space="preserve">applying outcome and FSTS non-missing requirements). Oman's available</w:t>
+        <w:t xml:space="preserve">applying outcome and FSTS non-missing requirements). Oman’s available</w:t>
       </w:r>
       <w:r>
         <w:t xml:space="preserve"> </w:t>
@@ -1765,7 +1765,7 @@
       </w:r>
     </w:p>
     <w:bookmarkEnd w:id="30"/>
-    <w:bookmarkStart w:id="31" w:name="Xbcf9f12e79107fa2c089aaf13fc6c4fb773f1c2"/>
+    <w:bookmarkStart w:id="31" w:name="variables"/>
     <w:p>
       <w:pPr>
         <w:pStyle w:val="Heading3"/>
@@ -2021,7 +2021,7 @@
       </w:r>
     </w:p>
     <w:bookmarkEnd w:id="31"/>
-    <w:bookmarkStart w:id="32" w:name="X88d3b635b18ee197bee6ec760e4576787847be1"/>
+    <w:bookmarkStart w:id="32" w:name="estimation-strategy"/>
     <w:p>
       <w:pPr>
         <w:pStyle w:val="Heading3"/>
@@ -2139,7 +2139,7 @@
       </w:r>
     </w:p>
     <w:bookmarkEnd w:id="32"/>
-    <w:bookmarkStart w:id="33" w:name="X7306ee6cc650c2a8c74023d786fd3b6ffa0ad4b"/>
+    <w:bookmarkStart w:id="33" w:name="sample-sizes"/>
     <w:p>
       <w:pPr>
         <w:pStyle w:val="Heading3"/>
@@ -2200,7 +2200,7 @@
     </w:p>
     <w:bookmarkEnd w:id="33"/>
     <w:bookmarkEnd w:id="34"/>
-    <w:bookmarkStart w:id="42" w:name="X121719332867ee227f0a04b486098cee978c6e6"/>
+    <w:bookmarkStart w:id="42" w:name="results"/>
     <w:p>
       <w:pPr>
         <w:pStyle w:val="Heading2"/>
@@ -2209,7 +2209,7 @@
         <w:t xml:space="preserve">4. Results</w:t>
       </w:r>
     </w:p>
-    <w:bookmarkStart w:id="35" w:name="X1a3b7383b8b125b3d271986dbdfbc78bb7f954a"/>
+    <w:bookmarkStart w:id="35" w:name="descriptive-statistics-and-correlations"/>
     <w:p>
       <w:pPr>
         <w:pStyle w:val="Heading3"/>
@@ -2275,7 +2275,7 @@
       </w:r>
     </w:p>
     <w:bookmarkEnd w:id="35"/>
-    <w:bookmarkStart w:id="36" w:name="Xdbf83b4a83d0a9c63e43fc4d25cefed1772f7cd"/>
+    <w:bookmarkStart w:id="36" w:name="main-effect-inverted-u-h1"/>
     <w:p>
       <w:pPr>
         <w:pStyle w:val="Heading3"/>
@@ -2455,7 +2455,7 @@
       </w:r>
     </w:p>
     <w:bookmarkEnd w:id="36"/>
-    <w:bookmarkStart w:id="37" w:name="X9595a9bb339e08d65399a059096afa9ae72a457"/>
+    <w:bookmarkStart w:id="37" w:name="technological-capability-moderation-h2"/>
     <w:p>
       <w:pPr>
         <w:pStyle w:val="Heading3"/>
@@ -2645,7 +2645,7 @@
       </w:r>
     </w:p>
     <w:bookmarkEnd w:id="37"/>
-    <w:bookmarkStart w:id="38" w:name="X151158cb9bb4ce58412a9381bb2aaa4f708d4d3"/>
+    <w:bookmarkStart w:id="38" w:name="digital-adoption-moderation-h3"/>
     <w:p>
       <w:pPr>
         <w:pStyle w:val="Heading3"/>
@@ -2807,7 +2807,7 @@
       </w:r>
     </w:p>
     <w:bookmarkEnd w:id="38"/>
-    <w:bookmarkStart w:id="39" w:name="X8c2848f12d916aaecc7d070f2d4e848d015e61e"/>
+    <w:bookmarkStart w:id="39" w:name="managerial-characteristics-h4-1"/>
     <w:p>
       <w:pPr>
         <w:pStyle w:val="Heading3"/>
@@ -2939,7 +2939,7 @@
       </w:r>
     </w:p>
     <w:bookmarkEnd w:id="39"/>
-    <w:bookmarkStart w:id="40" w:name="Xa3f0408b049fb96786efb222e5b901022bb2da2"/>
+    <w:bookmarkStart w:id="40" w:name="institutional-regime-moderation-h5"/>
     <w:p>
       <w:pPr>
         <w:pStyle w:val="Heading3"/>
@@ -3085,7 +3085,7 @@
         <w:t xml:space="preserve"> </w:t>
       </w:r>
       <w:r>
-        <w:t xml:space="preserve">turning point is approximately 28%; for Group V–VI (Frontier/SIDS), the</w:t>
+        <w:t xml:space="preserve">turning point is approximately 28%; for Group V–VI (Emerging/SIDS), the</w:t>
       </w:r>
       <w:r>
         <w:t xml:space="preserve"> </w:t>
@@ -3155,7 +3155,7 @@
       </w:r>
     </w:p>
     <w:bookmarkEnd w:id="40"/>
-    <w:bookmarkStart w:id="41" w:name="Xa51c5497f5122fc9a49f126906c933c8949a1b3"/>
+    <w:bookmarkStart w:id="41" w:name="full-three-way-moderation-h6"/>
     <w:p>
       <w:pPr>
         <w:pStyle w:val="Heading3"/>
@@ -3249,7 +3249,7 @@
         <w:pStyle w:val="BodyText"/>
       </w:pPr>
       <w:r>
-        <w:t xml:space="preserve">AdjR² = .067 in M11 (vs. .049 in M10) indicates meaningful incremental</w:t>
+        <w:t xml:space="preserve">AdjR² = .067 in M11 (vs. .049 in M10) indicates meaningful incremental</w:t>
       </w:r>
       <w:r>
         <w:t xml:space="preserve"> </w:t>
@@ -3305,7 +3305,7 @@
         <w:t xml:space="preserve"> </w:t>
       </w:r>
       <w:r>
-        <w:t xml:space="preserve">significance, the WBES DAI measure's limited dimensionality (Tier 1–2</w:t>
+        <w:t xml:space="preserve">significance, the WBES DAI measure’s limited dimensionality (Tier 1–2</w:t>
       </w:r>
       <w:r>
         <w:t xml:space="preserve"> </w:t>
@@ -3322,7 +3322,7 @@
     </w:p>
     <w:bookmarkEnd w:id="41"/>
     <w:bookmarkEnd w:id="42"/>
-    <w:bookmarkStart w:id="48" w:name="X735612638e4e736e4693e459c258977262c0dfc"/>
+    <w:bookmarkStart w:id="48" w:name="discussion"/>
     <w:p>
       <w:pPr>
         <w:pStyle w:val="Heading2"/>
@@ -3331,7 +3331,7 @@
         <w:t xml:space="preserve">5. Discussion</w:t>
       </w:r>
     </w:p>
-    <w:bookmarkStart w:id="43" w:name="Xdb3d0d0ea2b17533512dc509acb289540c6f5bb"/>
+    <w:bookmarkStart w:id="43" w:name="resolution-of-cross-study-heterogeneity"/>
     <w:p>
       <w:pPr>
         <w:pStyle w:val="Heading3"/>
@@ -3421,7 +3421,7 @@
       </w:r>
     </w:p>
     <w:bookmarkEnd w:id="43"/>
-    <w:bookmarkStart w:id="44" w:name="X3e958d55d5690299d9deebec25f8bb524b314c6"/>
+    <w:bookmarkStart w:id="44" w:name="technology-as-amplifier-not-moderator"/>
     <w:p>
       <w:pPr>
         <w:pStyle w:val="Heading3"/>
@@ -3511,7 +3511,7 @@
       </w:r>
     </w:p>
     <w:bookmarkEnd w:id="44"/>
-    <w:bookmarkStart w:id="45" w:name="X6dd7d6eceb2ff81026d810222fc30c1f86e05e5"/>
+    <w:bookmarkStart w:id="45" w:name="Xf6197b5ae9fc313cd14220a896ca012fd7330cf"/>
     <w:p>
       <w:pPr>
         <w:pStyle w:val="Heading3"/>
@@ -3543,7 +3543,7 @@
         <w:t xml:space="preserve"> </w:t>
       </w:r>
       <w:r>
-        <w:t xml:space="preserve">digital capabilities' performance effects are context-contingent. In</w:t>
+        <w:t xml:space="preserve">digital capabilities’ performance effects are context-contingent. In</w:t>
       </w:r>
       <w:r>
         <w:t xml:space="preserve"> </w:t>
@@ -3589,7 +3589,7 @@
       </w:r>
     </w:p>
     <w:bookmarkEnd w:id="45"/>
-    <w:bookmarkStart w:id="46" w:name="X84f38018b3434e120970b4f2e30dde187cbc62e"/>
+    <w:bookmarkStart w:id="46" w:name="managerial-heterogeneity"/>
     <w:p>
       <w:pPr>
         <w:pStyle w:val="Heading3"/>
@@ -3723,7 +3723,7 @@
         <w:t xml:space="preserve"> </w:t>
       </w:r>
       <w:r>
-        <w:t xml:space="preserve">reduces women's wage employment probability by 8.1 percentage points and</w:t>
+        <w:t xml:space="preserve">reduces women’s wage employment probability by 8.1 percentage points and</w:t>
       </w:r>
       <w:r>
         <w:t xml:space="preserve"> </w:t>
@@ -3787,7 +3787,7 @@
       </w:r>
     </w:p>
     <w:bookmarkEnd w:id="46"/>
-    <w:bookmarkStart w:id="47" w:name="Xde7edcb3f604b7ff7a62d585547252a5b42f172"/>
+    <w:bookmarkStart w:id="47" w:name="limitations"/>
     <w:p>
       <w:pPr>
         <w:pStyle w:val="Heading3"/>
@@ -3807,7 +3807,25 @@
         <w:t xml:space="preserve"> </w:t>
       </w:r>
       <w:r>
-        <w:t xml:space="preserve">cross-sectional design: the term "performance" throughout refers to a</w:t>
+        <w:t xml:space="preserve">cross-sectional design: the term</w:t>
+      </w:r>
+      <w:r>
+        <w:t xml:space="preserve"> </w:t>
+      </w:r>
+      <w:r>
+        <w:t xml:space="preserve">“</w:t>
+      </w:r>
+      <w:r>
+        <w:t xml:space="preserve">performance</w:t>
+      </w:r>
+      <w:r>
+        <w:t xml:space="preserve">”</w:t>
+      </w:r>
+      <w:r>
+        <w:t xml:space="preserve"> </w:t>
+      </w:r>
+      <w:r>
+        <w:t xml:space="preserve">throughout refers to a</w:t>
       </w:r>
       <w:r>
         <w:t xml:space="preserve"> </w:t>
@@ -3861,7 +3879,7 @@
         <w:t xml:space="preserve"> </w:t>
       </w:r>
       <w:r>
-        <w:t xml:space="preserve">groups; however, Oman's available wave (2003) predates the</w:t>
+        <w:t xml:space="preserve">groups; however, Oman’s available wave (2003) predates the</w:t>
       </w:r>
       <w:r>
         <w:t xml:space="preserve"> </w:t>
@@ -3884,7 +3902,7 @@
     </w:p>
     <w:bookmarkEnd w:id="47"/>
     <w:bookmarkEnd w:id="48"/>
-    <w:bookmarkStart w:id="49" w:name="X56025c6d9dbf7520f7a7df11f905cdd09f46e4a"/>
+    <w:bookmarkStart w:id="49" w:name="conclusions"/>
     <w:p>
       <w:pPr>
         <w:pStyle w:val="Heading2"/>
@@ -4124,11 +4142,11 @@
         <w:pStyle w:val="FirstParagraph"/>
       </w:pPr>
       <w:r>
-        <w:t xml:space="preserve">During the preparation of this work, the author(s) used Grammarly, a writing-assistance tool, to correct spelling, grammar, and punctuation in the author(s)' own original text. No generative artificial-intelligence tool was used to generate, draft, or create any substantive content, analysis, or interpretation. The author(s) reviewed and edited the output and take(s) full responsibility for the content of the publication.</w:t>
+        <w:t xml:space="preserve">During the preparation of this work, the author(s) used Grammarly, a writing-assistance tool, to correct spelling, grammar, and punctuation in the author(s)’ own original text. No generative artificial-intelligence tool was used to generate, draft, or create any substantive content, analysis, or interpretation. The author(s) reviewed and edited the output and take(s) full responsibility for the content of the publication.</w:t>
       </w:r>
     </w:p>
     <w:bookmarkEnd w:id="50"/>
-    <w:bookmarkStart w:id="78" w:name="references"/>
+    <w:bookmarkStart w:id="75" w:name="references"/>
     <w:p>
       <w:pPr>
         <w:pStyle w:val="Heading2"/>
@@ -4817,53 +4835,48 @@
       <w:r>
         <w:t xml:space="preserve"> </w:t>
       </w:r>
+      <w:r>
+        <w:t xml:space="preserve">https://doi.org/10.5772/intechopen.1011012</w:t>
+      </w:r>
+    </w:p>
+    <w:p>
+      <w:pPr>
+        <w:pStyle w:val="BodyText"/>
+      </w:pPr>
+      <w:r>
+        <w:t xml:space="preserve">Hambrick, D. C. (2007). Upper echelons theory: An update.</w:t>
+      </w:r>
+      <w:r>
+        <w:t xml:space="preserve"> </w:t>
+      </w:r>
+      <w:r>
+        <w:rPr>
+          <w:iCs/>
+          <w:i/>
+        </w:rPr>
+        <w:t xml:space="preserve">Academy of</w:t>
+      </w:r>
+      <w:r>
+        <w:rPr>
+          <w:iCs/>
+          <w:i/>
+        </w:rPr>
+        <w:t xml:space="preserve"> </w:t>
+      </w:r>
+      <w:r>
+        <w:rPr>
+          <w:iCs/>
+          <w:i/>
+        </w:rPr>
+        <w:t xml:space="preserve">Management Review, 32</w:t>
+      </w:r>
+      <w:r>
+        <w:t xml:space="preserve">(2), 334–343.</w:t>
+      </w:r>
+      <w:r>
+        <w:t xml:space="preserve"> </w:t>
+      </w:r>
       <w:hyperlink r:id="rId61">
-        <w:r>
-          <w:rPr>
-            <w:rStyle w:val="Hyperlink"/>
-          </w:rPr>
-          <w:t xml:space="preserve">https://doi.org/10.5772/intechopen.1011012</w:t>
-        </w:r>
-      </w:hyperlink>
-    </w:p>
-    <w:p>
-      <w:pPr>
-        <w:pStyle w:val="BodyText"/>
-      </w:pPr>
-      <w:r>
-        <w:t xml:space="preserve">Hambrick, D. C. (2007). Upper echelons theory: An update.</w:t>
-      </w:r>
-      <w:r>
-        <w:t xml:space="preserve"> </w:t>
-      </w:r>
-      <w:r>
-        <w:rPr>
-          <w:iCs/>
-          <w:i/>
-        </w:rPr>
-        <w:t xml:space="preserve">Academy of</w:t>
-      </w:r>
-      <w:r>
-        <w:rPr>
-          <w:iCs/>
-          <w:i/>
-        </w:rPr>
-        <w:t xml:space="preserve"> </w:t>
-      </w:r>
-      <w:r>
-        <w:rPr>
-          <w:iCs/>
-          <w:i/>
-        </w:rPr>
-        <w:t xml:space="preserve">Management Review, 32</w:t>
-      </w:r>
-      <w:r>
-        <w:t xml:space="preserve">(2), 334–343.</w:t>
-      </w:r>
-      <w:r>
-        <w:t xml:space="preserve"> </w:t>
-      </w:r>
-      <w:hyperlink r:id="rId62">
         <w:r>
           <w:rPr>
             <w:rStyle w:val="Hyperlink"/>
@@ -4915,7 +4928,7 @@
       <w:r>
         <w:t xml:space="preserve"> </w:t>
       </w:r>
-      <w:hyperlink r:id="rId63">
+      <w:hyperlink r:id="rId62">
         <w:r>
           <w:rPr>
             <w:rStyle w:val="Hyperlink"/>
@@ -4997,7 +5010,7 @@
           <w:iCs/>
           <w:i/>
         </w:rPr>
-        <w:t xml:space="preserve">Women in leadership in Viet Nam's banking sector</w:t>
+        <w:t xml:space="preserve">Women in leadership in Viet Nam’s banking sector</w:t>
       </w:r>
       <w:r>
         <w:t xml:space="preserve">. IFC, World Bank</w:t>
@@ -5050,7 +5063,7 @@
       <w:r>
         <w:t xml:space="preserve"> </w:t>
       </w:r>
-      <w:hyperlink r:id="rId64">
+      <w:hyperlink r:id="rId63">
         <w:r>
           <w:rPr>
             <w:rStyle w:val="Hyperlink"/>
@@ -5100,7 +5113,7 @@
       <w:r>
         <w:t xml:space="preserve"> </w:t>
       </w:r>
-      <w:hyperlink r:id="rId65">
+      <w:hyperlink r:id="rId64">
         <w:r>
           <w:rPr>
             <w:rStyle w:val="Hyperlink"/>
@@ -5144,7 +5157,7 @@
       <w:r>
         <w:t xml:space="preserve"> </w:t>
       </w:r>
-      <w:hyperlink r:id="rId66">
+      <w:hyperlink r:id="rId65">
         <w:r>
           <w:rPr>
             <w:rStyle w:val="Hyperlink"/>
@@ -5196,7 +5209,7 @@
       <w:r>
         <w:t xml:space="preserve"> </w:t>
       </w:r>
-      <w:hyperlink r:id="rId67">
+      <w:hyperlink r:id="rId66">
         <w:r>
           <w:rPr>
             <w:rStyle w:val="Hyperlink"/>
@@ -5248,7 +5261,7 @@
       <w:r>
         <w:t xml:space="preserve"> </w:t>
       </w:r>
-      <w:hyperlink r:id="rId68">
+      <w:hyperlink r:id="rId67">
         <w:r>
           <w:rPr>
             <w:rStyle w:val="Hyperlink"/>
@@ -5300,7 +5313,7 @@
       <w:r>
         <w:t xml:space="preserve"> </w:t>
       </w:r>
-      <w:hyperlink r:id="rId69">
+      <w:hyperlink r:id="rId68">
         <w:r>
           <w:rPr>
             <w:rStyle w:val="Hyperlink"/>
@@ -5350,7 +5363,7 @@
       <w:r>
         <w:t xml:space="preserve"> </w:t>
       </w:r>
-      <w:hyperlink r:id="rId70">
+      <w:hyperlink r:id="rId69">
         <w:r>
           <w:rPr>
             <w:rStyle w:val="Hyperlink"/>
@@ -5443,14 +5456,9 @@
       <w:r>
         <w:t xml:space="preserve"> </w:t>
       </w:r>
-      <w:hyperlink r:id="rId71">
-        <w:r>
-          <w:rPr>
-            <w:rStyle w:val="Hyperlink"/>
-          </w:rPr>
-          <w:t xml:space="preserve">https://doi.org/10.1007/s11575-010-0029-0</w:t>
-        </w:r>
-      </w:hyperlink>
+      <w:r>
+        <w:t xml:space="preserve">https://doi.org/10.1007/s11575-010-0029-0</w:t>
+      </w:r>
     </w:p>
     <w:p>
       <w:pPr>
@@ -5516,7 +5524,7 @@
       <w:r>
         <w:t xml:space="preserve"> </w:t>
       </w:r>
-      <w:hyperlink r:id="rId72">
+      <w:hyperlink r:id="rId70">
         <w:r>
           <w:rPr>
             <w:rStyle w:val="Hyperlink"/>
@@ -5536,7 +5544,7 @@
         <w:t xml:space="preserve"> </w:t>
       </w:r>
       <w:r>
-        <w:t xml:space="preserve">managers' experience and gender on internationalization and firm</w:t>
+        <w:t xml:space="preserve">managers’ experience and gender on internationalization and firm</w:t>
       </w:r>
       <w:r>
         <w:t xml:space="preserve"> </w:t>
@@ -5561,19 +5569,8 @@
         <w:t xml:space="preserve"> </w:t>
       </w:r>
       <w:r>
-        <w:t xml:space="preserve">1209–1216.</w:t>
-      </w:r>
-      <w:r>
-        <w:t xml:space="preserve"> </w:t>
-      </w:r>
-      <w:hyperlink r:id="rId73">
-        <w:r>
-          <w:rPr>
-            <w:rStyle w:val="Hyperlink"/>
-          </w:rPr>
-          <w:t xml:space="preserve">https://doi.org/10.5267/j.ac.2020.9.006</w:t>
-        </w:r>
-      </w:hyperlink>
+        <w:t xml:space="preserve">1209–1216. https://doi.org/10.5267/j.ac.2020.9.006</w:t>
+      </w:r>
     </w:p>
     <w:p>
       <w:pPr>
@@ -5744,7 +5741,7 @@
       <w:r>
         <w:t xml:space="preserve"> </w:t>
       </w:r>
-      <w:hyperlink r:id="rId74">
+      <w:hyperlink r:id="rId71">
         <w:r>
           <w:rPr>
             <w:rStyle w:val="Hyperlink"/>
@@ -5790,7 +5787,7 @@
       <w:r>
         <w:t xml:space="preserve"> </w:t>
       </w:r>
-      <w:hyperlink r:id="rId75">
+      <w:hyperlink r:id="rId72">
         <w:r>
           <w:rPr>
             <w:rStyle w:val="Hyperlink"/>
@@ -5822,7 +5819,7 @@
       <w:r>
         <w:t xml:space="preserve"> </w:t>
       </w:r>
-      <w:hyperlink r:id="rId76">
+      <w:hyperlink r:id="rId73">
         <w:r>
           <w:rPr>
             <w:rStyle w:val="Hyperlink"/>
@@ -5944,7 +5941,7 @@
       <w:r>
         <w:t xml:space="preserve"> </w:t>
       </w:r>
-      <w:hyperlink r:id="rId77">
+      <w:hyperlink r:id="rId74">
         <w:r>
           <w:rPr>
             <w:rStyle w:val="Hyperlink"/>
@@ -6041,7 +6038,7 @@
       <w:r>
         <w:t xml:space="preserve"> </w:t>
       </w:r>
-      <w:hyperlink r:id="rId77">
+      <w:hyperlink r:id="rId74">
         <w:r>
           <w:rPr>
             <w:rStyle w:val="Hyperlink"/>
@@ -6083,8 +6080,8 @@
         <w:t xml:space="preserve">(4), 305–320.</w:t>
       </w:r>
     </w:p>
-    <w:bookmarkEnd w:id="78"/>
-    <w:bookmarkStart w:id="79" w:name="appendix-a-model-sequence"/>
+    <w:bookmarkEnd w:id="75"/>
+    <w:bookmarkStart w:id="76" w:name="appendix-a-model-sequence"/>
     <w:p>
       <w:pPr>
         <w:pStyle w:val="Heading2"/>
@@ -6108,15 +6105,15 @@
     <w:tbl>
       <w:tblPr>
         <w:tblStyle w:val="Table"/>
-        <w:tblW w:type="auto" w:w="0"/>
+        <w:tblW w:type="pct" w:w="5000"/>
         <w:tblLook w:firstRow="1" w:lastRow="0" w:firstColumn="0" w:lastColumn="0" w:noHBand="0" w:noVBand="0" w:val="0020"/>
         <w:jc w:val="start"/>
       </w:tblPr>
       <w:tblGrid>
-        <w:gridCol w:w="1980"/>
-        <w:gridCol w:w="1980"/>
-        <w:gridCol w:w="1980"/>
-        <w:gridCol w:w="1980"/>
+        <w:gridCol w:w="1307"/>
+        <w:gridCol w:w="4229"/>
+        <w:gridCol w:w="1614"/>
+        <w:gridCol w:w="768"/>
       </w:tblGrid>
       <w:tr>
         <w:trPr>
@@ -6737,17 +6734,17 @@
     <w:tbl>
       <w:tblPr>
         <w:tblStyle w:val="Table"/>
-        <w:tblW w:type="auto" w:w="0"/>
+        <w:tblW w:type="pct" w:w="5000"/>
         <w:tblLook w:firstRow="1" w:lastRow="0" w:firstColumn="0" w:lastColumn="0" w:noHBand="0" w:noVBand="0" w:val="0020"/>
         <w:jc w:val="start"/>
       </w:tblPr>
       <w:tblGrid>
-        <w:gridCol w:w="1320"/>
-        <w:gridCol w:w="1320"/>
-        <w:gridCol w:w="1320"/>
-        <w:gridCol w:w="1320"/>
-        <w:gridCol w:w="1320"/>
-        <w:gridCol w:w="1320"/>
+        <w:gridCol w:w="652"/>
+        <w:gridCol w:w="745"/>
+        <w:gridCol w:w="745"/>
+        <w:gridCol w:w="1770"/>
+        <w:gridCol w:w="745"/>
+        <w:gridCol w:w="3261"/>
       </w:tblGrid>
       <w:tr>
         <w:trPr>
@@ -7720,17 +7717,17 @@
     <w:tbl>
       <w:tblPr>
         <w:tblStyle w:val="Table"/>
-        <w:tblW w:type="auto" w:w="0"/>
+        <w:tblW w:type="pct" w:w="5000"/>
         <w:tblLook w:firstRow="1" w:lastRow="0" w:firstColumn="0" w:lastColumn="0" w:noHBand="0" w:noVBand="0" w:val="0020"/>
         <w:jc w:val="start"/>
       </w:tblPr>
       <w:tblGrid>
-        <w:gridCol w:w="1320"/>
-        <w:gridCol w:w="1320"/>
-        <w:gridCol w:w="1320"/>
-        <w:gridCol w:w="1320"/>
-        <w:gridCol w:w="1320"/>
-        <w:gridCol w:w="1320"/>
+        <w:gridCol w:w="1473"/>
+        <w:gridCol w:w="1289"/>
+        <w:gridCol w:w="1289"/>
+        <w:gridCol w:w="1289"/>
+        <w:gridCol w:w="1289"/>
+        <w:gridCol w:w="1289"/>
       </w:tblGrid>
       <w:tr>
         <w:trPr>
@@ -8968,8 +8965,8 @@
         <w:t xml:space="preserve">mgr_female=+0.187***, female_owner=+0.128**.</w:t>
       </w:r>
     </w:p>
-    <w:bookmarkEnd w:id="79"/>
-    <w:bookmarkStart w:id="80" w:name="X09b5d89c7c8f35bf9d25d1bfe47da72b2ba58bf"/>
+    <w:bookmarkEnd w:id="76"/>
+    <w:bookmarkStart w:id="77" w:name="X09b5d89c7c8f35bf9d25d1bfe47da72b2ba58bf"/>
     <w:p>
       <w:pPr>
         <w:pStyle w:val="Heading2"/>
@@ -9049,11 +9046,11 @@
         <w:t xml:space="preserve"> </w:t>
       </w:r>
       <w:r>
-        <w:t xml:space="preserve">to output-per-worker vs. total-factor productivity operationalisations.</w:t>
-      </w:r>
-    </w:p>
-    <w:bookmarkEnd w:id="80"/>
-    <w:bookmarkEnd w:id="81"/>
+        <w:t xml:space="preserve">to output-per-worker vs. total-factor productivity operationalisations.</w:t>
+      </w:r>
+    </w:p>
+    <w:bookmarkEnd w:id="77"/>
+    <w:bookmarkEnd w:id="78"/>
     <w:sectPr/>
   </w:body>
 </w:document>

--- a/p7/submission/jibs_package/01_manuscript_blinded.docx
+++ b/p7/submission/jibs_package/01_manuscript_blinded.docx
@@ -79,19 +79,7 @@
         <w:t xml:space="preserve"> </w:t>
       </w:r>
       <w:r>
-        <w:t xml:space="preserve">relationship with a turning point at approximately 36% of sales from</w:t>
-      </w:r>
-      <w:r>
-        <w:t xml:space="preserve"> </w:t>
-      </w:r>
-      <w:r>
-        <w:t xml:space="preserve">exports (Lind–Mehlum test p &lt; .001; confirmed in M11 at TP=34.6%,</w:t>
-      </w:r>
-      <w:r>
-        <w:t xml:space="preserve"> </w:t>
-      </w:r>
-      <w:r>
-        <w:t xml:space="preserve">p=.002). Technological capability (TCI) raises the performance level</w:t>
+        <w:t xml:space="preserve">relationship with a turning point of 40.0% of sales from exports in the fully specified two-way fixed-effects model (M5; Lind–Mehlum test p &lt; .001; 33.8–40.0% across specifications; confirmed in M11 at TP=34.6%, p=.002). Technological capability (TCI) raises the performance level</w:t>
       </w:r>
       <w:r>
         <w:t xml:space="preserve"> </w:t>
@@ -365,19 +353,7 @@
         <w:t xml:space="preserve"> </w:t>
       </w:r>
       <w:r>
-        <w:t xml:space="preserve">WBES-based test of the inverted-U I–P hypothesis in Asia, confirming a</w:t>
-      </w:r>
-      <w:r>
-        <w:t xml:space="preserve"> </w:t>
-      </w:r>
-      <w:r>
-        <w:t xml:space="preserve">turning point at approximately 36% foreign sales intensity across all</w:t>
-      </w:r>
-      <w:r>
-        <w:t xml:space="preserve"> </w:t>
-      </w:r>
-      <w:r>
-        <w:t xml:space="preserve">specifications (N = 84,910–29,840), robust even in the full three-way</w:t>
+        <w:t xml:space="preserve">WBES-based test of the inverted-U I–P hypothesis in Asia, confirming an inverted-U whose turning point is 40.0% foreign sales intensity in the fully specified model (M5), within a narrow 33.8–40.0% band across all specifications (N = 84,910–29,840), robust even in the full three-way</w:t>
       </w:r>
       <w:r>
         <w:t xml:space="preserve"> </w:t>
@@ -1831,13 +1807,7 @@
         <w:t xml:space="preserve"> </w:t>
       </w:r>
       <w:r>
-        <w:t xml:space="preserve">Defined as the share of sales from</w:t>
-      </w:r>
-      <w:r>
-        <w:t xml:space="preserve"> </w:t>
-      </w:r>
-      <w:r>
-        <w:t xml:space="preserve">direct exports (d3c / 100), ranging from 0 to 1. We mean-centre FSTS at</w:t>
+        <w:t xml:space="preserve">Defined as the share of sales from direct plus indirect exports ((d3b + d3c) / 100), following the standard WBES exports definition, ranging from 0 to 1. We mean-centre FSTS at</w:t>
       </w:r>
       <w:r>
         <w:t xml:space="preserve"> </w:t>
@@ -2445,13 +2415,7 @@
         <w:t xml:space="preserve"> </w:t>
       </w:r>
       <w:r>
-        <w:t xml:space="preserve">pooled sample of 49 Asian and Pacific economies, with a turning point of</w:t>
-      </w:r>
-      <w:r>
-        <w:t xml:space="preserve"> </w:t>
-      </w:r>
-      <w:r>
-        <w:t xml:space="preserve">approximately 36% foreign sales intensity.</w:t>
+        <w:t xml:space="preserve">pooled sample of 49 Asian and Pacific economies, with a turning point of 40.0% foreign sales intensity in the fully specified model M5 (33.8–40.0% across specifications).</w:t>
       </w:r>
     </w:p>
     <w:bookmarkEnd w:id="36"/>
@@ -3345,13 +3309,7 @@
         <w:pStyle w:val="FirstParagraph"/>
       </w:pPr>
       <w:r>
-        <w:t xml:space="preserve">The central finding, an inverted-U with a turning point at</w:t>
-      </w:r>
-      <w:r>
-        <w:t xml:space="preserve"> </w:t>
-      </w:r>
-      <w:r>
-        <w:t xml:space="preserve">approximately 36% foreign sales intensity, robust across 49 economies</w:t>
+        <w:t xml:space="preserve">The central finding, an inverted-U with a turning point of 40.0% foreign sales intensity (M5; 33.8–40.0% across specifications), robust across 49 economies</w:t>
       </w:r>
       <w:r>
         <w:t xml:space="preserve"> </w:t>
@@ -3375,7 +3333,7 @@
         <w:t xml:space="preserve"> </w:t>
       </w:r>
       <w:r>
-        <w:t xml:space="preserve">working with samples centred well below the 36% turning point; their</w:t>
+        <w:t xml:space="preserve">working with samples centred well below the turning point; their</w:t>
       </w:r>
       <w:r>
         <w:t xml:space="preserve"> </w:t>
@@ -3922,19 +3880,13 @@
         <w:t xml:space="preserve"> </w:t>
       </w:r>
       <w:r>
-        <w:t xml:space="preserve">49-economy, 102-wave WBES sample, with a turning point of approximately</w:t>
-      </w:r>
-      <w:r>
-        <w:t xml:space="preserve"> </w:t>
-      </w:r>
-      <w:r>
-        <w:t xml:space="preserve">36% foreign sales intensity. Three conclusions are policy-relevant.</w:t>
-      </w:r>
-      <w:r>
-        <w:t xml:space="preserve"> </w:t>
-      </w:r>
-      <w:r>
-        <w:t xml:space="preserve">First, for firms in the ascending phase (FSTS &lt; 36%), intensifying</w:t>
+        <w:t xml:space="preserve">49-economy, 102-wave WBES sample, with a turning point of 40.0% foreign sales intensity in the fully specified model M5 (33.8–40.0% across specifications). Three conclusions are policy-relevant.</w:t>
+      </w:r>
+      <w:r>
+        <w:t xml:space="preserve"> </w:t>
+      </w:r>
+      <w:r>
+        <w:t xml:space="preserve">First, for firms in the ascending phase (FSTS below the ~40% turning point), intensifying</w:t>
       </w:r>
       <w:r>
         <w:t xml:space="preserve"> </w:t>
@@ -4080,7 +4032,7 @@
         <w:t xml:space="preserve"> </w:t>
       </w:r>
       <w:r>
-        <w:t xml:space="preserve">above the 36% FSTS turning point are among the most exposed to macro</w:t>
+        <w:t xml:space="preserve">above the FSTS turning point are among the most exposed to macro</w:t>
       </w:r>
       <w:r>
         <w:t xml:space="preserve"> </w:t>
@@ -9051,7 +9003,10 @@
     </w:p>
     <w:bookmarkEnd w:id="77"/>
     <w:bookmarkEnd w:id="78"/>
-    <w:sectPr/>
+    <w:sectPr>
+      <w:pgSz w:h="16838" w:w="11906"/>
+      <w:pgMar w:bottom="1417" w:left="1417" w:right="1417" w:top="1417"/>
+    </w:sectPr>
   </w:body>
 </w:document>
 </file>
@@ -9263,29 +9218,59 @@
   <w:style w:default="1" w:styleId="Normal" w:type="paragraph">
     <w:name w:val="Normal"/>
     <w:qFormat/>
+    <w:pPr>
+      <w:spacing w:line="276" w:lineRule="auto"/>
+      <w:jc w:val="both"/>
+    </w:pPr>
+    <w:rPr>
+      <w:rFonts w:ascii="Times New Roman" w:eastAsia="Times New Roman" w:hAnsi="Times New Roman"/>
+      <w:color w:val="000000"/>
+      <w:sz w:val="24"/>
+    </w:rPr>
   </w:style>
   <w:style w:styleId="BodyText" w:type="paragraph">
     <w:name w:val="Body Text"/>
     <w:basedOn w:val="Normal"/>
     <w:link w:val="BodyTextChar"/>
     <w:pPr>
-      <w:spacing w:after="180" w:before="180"/>
+      <w:spacing w:after="180" w:before="180" w:line="276" w:lineRule="auto"/>
+      <w:jc w:val="both"/>
     </w:pPr>
     <w:qFormat/>
+    <w:rPr>
+      <w:rFonts w:ascii="Times New Roman" w:eastAsia="Times New Roman" w:hAnsi="Times New Roman"/>
+      <w:color w:val="000000"/>
+      <w:sz w:val="24"/>
+    </w:rPr>
   </w:style>
   <w:style w:customStyle="1" w:styleId="FirstParagraph" w:type="paragraph">
     <w:name w:val="First Paragraph"/>
     <w:basedOn w:val="BodyText"/>
     <w:next w:val="BodyText"/>
     <w:qFormat/>
+    <w:pPr>
+      <w:spacing w:line="276" w:lineRule="auto"/>
+      <w:jc w:val="both"/>
+    </w:pPr>
+    <w:rPr>
+      <w:rFonts w:ascii="Times New Roman" w:eastAsia="Times New Roman" w:hAnsi="Times New Roman"/>
+      <w:color w:val="000000"/>
+      <w:sz w:val="24"/>
+    </w:rPr>
   </w:style>
   <w:style w:customStyle="1" w:styleId="Compact" w:type="paragraph">
     <w:name w:val="Compact"/>
     <w:basedOn w:val="BodyText"/>
     <w:qFormat/>
     <w:pPr>
-      <w:spacing w:after="36" w:before="36"/>
+      <w:spacing w:after="36" w:before="36" w:line="276" w:lineRule="auto"/>
+      <w:jc w:val="both"/>
     </w:pPr>
+    <w:rPr>
+      <w:rFonts w:ascii="Times New Roman" w:eastAsia="Times New Roman" w:hAnsi="Times New Roman"/>
+      <w:color w:val="000000"/>
+      <w:sz w:val="24"/>
+    </w:rPr>
   </w:style>
   <w:style w:styleId="Title" w:type="paragraph">
     <w:name w:val="Title"/>
@@ -9295,15 +9280,15 @@
     <w:pPr>
       <w:keepNext/>
       <w:keepLines/>
-      <w:spacing w:after="240" w:before="480"/>
-      <w:jc w:val="center"/>
+      <w:spacing w:after="240" w:before="480" w:line="276" w:lineRule="auto"/>
+      <w:jc w:val="both"/>
     </w:pPr>
     <w:rPr>
-      <w:rFonts w:asciiTheme="majorHAnsi" w:cstheme="majorBidi" w:eastAsiaTheme="majorEastAsia" w:hAnsiTheme="majorHAnsi"/>
+      <w:rFonts w:ascii="Times New Roman" w:asciiTheme="majorHAnsi" w:cstheme="majorBidi" w:eastAsia="Times New Roman" w:eastAsiaTheme="majorEastAsia" w:hAnsi="Times New Roman" w:hAnsiTheme="majorHAnsi"/>
       <w:b/>
       <w:bCs/>
-      <w:color w:themeColor="accent1" w:themeShade="B5" w:val="345A8A"/>
-      <w:sz w:val="36"/>
+      <w:color w:val="000000"/>
+      <w:sz w:val="24"/>
       <w:szCs w:val="36"/>
     </w:rPr>
   </w:style>
@@ -9315,11 +9300,13 @@
     <w:pPr>
       <w:keepNext/>
       <w:keepLines/>
-      <w:spacing w:after="240" w:before="240"/>
-      <w:jc w:val="center"/>
+      <w:spacing w:after="240" w:before="240" w:line="276" w:lineRule="auto"/>
+      <w:jc w:val="both"/>
     </w:pPr>
     <w:rPr>
-      <w:sz w:val="30"/>
+      <w:rFonts w:ascii="Times New Roman" w:eastAsia="Times New Roman" w:hAnsi="Times New Roman"/>
+      <w:color w:val="000000"/>
+      <w:sz w:val="24"/>
       <w:szCs w:val="30"/>
     </w:rPr>
   </w:style>
@@ -9330,8 +9317,14 @@
     <w:pPr>
       <w:keepNext/>
       <w:keepLines/>
-      <w:jc w:val="center"/>
+      <w:spacing w:line="276" w:lineRule="auto"/>
+      <w:jc w:val="both"/>
     </w:pPr>
+    <w:rPr>
+      <w:rFonts w:ascii="Times New Roman" w:eastAsia="Times New Roman" w:hAnsi="Times New Roman"/>
+      <w:color w:val="000000"/>
+      <w:sz w:val="24"/>
+    </w:rPr>
   </w:style>
   <w:style w:styleId="Date" w:type="paragraph">
     <w:name w:val="Date"/>
@@ -9340,8 +9333,14 @@
     <w:pPr>
       <w:keepNext/>
       <w:keepLines/>
-      <w:jc w:val="center"/>
+      <w:spacing w:line="276" w:lineRule="auto"/>
+      <w:jc w:val="both"/>
     </w:pPr>
+    <w:rPr>
+      <w:rFonts w:ascii="Times New Roman" w:eastAsia="Times New Roman" w:hAnsi="Times New Roman"/>
+      <w:color w:val="000000"/>
+      <w:sz w:val="24"/>
+    </w:rPr>
   </w:style>
   <w:style w:customStyle="1" w:styleId="AbstractTitle" w:type="paragraph">
     <w:name w:val="Abstract Title"/>
@@ -9351,15 +9350,15 @@
     <w:pPr>
       <w:keepNext/>
       <w:keepLines/>
-      <w:jc w:val="center"/>
-      <w:spacing w:after="0" w:before="300"/>
+      <w:jc w:val="both"/>
+      <w:spacing w:after="0" w:before="300" w:line="276" w:lineRule="auto"/>
     </w:pPr>
     <w:rPr>
-      <w:sz w:val="20"/>
+      <w:color w:val="000000"/>
+      <w:sz w:val="24"/>
       <w:szCs w:val="20"/>
+      <w:rFonts w:ascii="Times New Roman" w:eastAsia="Times New Roman" w:hAnsi="Times New Roman"/>
       <w:b/>
-      <w:color w:val="345A8A"/>
-      &gt;
     </w:rPr>
   </w:style>
   <w:style w:customStyle="1" w:styleId="Abstract" w:type="paragraph">
@@ -9370,10 +9369,13 @@
     <w:pPr>
       <w:keepNext/>
       <w:keepLines/>
-      <w:spacing w:after="300" w:before="100"/>
+      <w:spacing w:after="300" w:before="100" w:line="276" w:lineRule="auto"/>
+      <w:jc w:val="both"/>
     </w:pPr>
     <w:rPr>
-      <w:sz w:val="20"/>
+      <w:rFonts w:ascii="Times New Roman" w:eastAsia="Times New Roman" w:hAnsi="Times New Roman"/>
+      <w:color w:val="000000"/>
+      <w:sz w:val="24"/>
       <w:szCs w:val="20"/>
     </w:rPr>
   </w:style>
@@ -9382,8 +9384,15 @@
     <w:basedOn w:val="Normal"/>
     <w:next w:val="Bibliography"/>
     <w:qFormat/>
-    <w:pPr/>
-    <w:rPr/>
+    <w:pPr>
+      <w:spacing w:line="276" w:lineRule="auto"/>
+      <w:jc w:val="both"/>
+    </w:pPr>
+    <w:rPr>
+      <w:rFonts w:ascii="Times New Roman" w:eastAsia="Times New Roman" w:hAnsi="Times New Roman"/>
+      <w:color w:val="000000"/>
+      <w:sz w:val="24"/>
+    </w:rPr>
   </w:style>
   <w:style w:styleId="Heading1" w:type="paragraph">
     <w:name w:val="Heading 1"/>
@@ -9394,15 +9403,16 @@
     <w:pPr>
       <w:keepNext/>
       <w:keepLines/>
-      <w:spacing w:after="0" w:before="480"/>
+      <w:spacing w:after="0" w:before="480" w:line="276" w:lineRule="auto"/>
+      <w:jc w:val="both"/>
       <w:outlineLvl w:val="0"/>
     </w:pPr>
     <w:rPr>
-      <w:rFonts w:asciiTheme="majorHAnsi" w:cstheme="majorBidi" w:eastAsiaTheme="majorEastAsia" w:hAnsiTheme="majorHAnsi"/>
+      <w:rFonts w:ascii="Times New Roman" w:asciiTheme="majorHAnsi" w:cstheme="majorBidi" w:eastAsia="Times New Roman" w:eastAsiaTheme="majorEastAsia" w:hAnsi="Times New Roman" w:hAnsiTheme="majorHAnsi"/>
       <w:b/>
       <w:bCs/>
-      <w:color w:themeColor="accent1" w:val="4F81BD"/>
-      <w:sz w:val="32"/>
+      <w:color w:val="000000"/>
+      <w:sz w:val="24"/>
       <w:szCs w:val="32"/>
     </w:rPr>
   </w:style>
@@ -9416,15 +9426,16 @@
     <w:pPr>
       <w:keepNext/>
       <w:keepLines/>
-      <w:spacing w:after="0" w:before="200"/>
+      <w:spacing w:after="0" w:before="200" w:line="276" w:lineRule="auto"/>
+      <w:jc w:val="both"/>
       <w:outlineLvl w:val="1"/>
     </w:pPr>
     <w:rPr>
-      <w:rFonts w:asciiTheme="majorHAnsi" w:cstheme="majorBidi" w:eastAsiaTheme="majorEastAsia" w:hAnsiTheme="majorHAnsi"/>
+      <w:rFonts w:ascii="Times New Roman" w:asciiTheme="majorHAnsi" w:cstheme="majorBidi" w:eastAsia="Times New Roman" w:eastAsiaTheme="majorEastAsia" w:hAnsi="Times New Roman" w:hAnsiTheme="majorHAnsi"/>
       <w:b/>
       <w:bCs/>
-      <w:color w:themeColor="accent1" w:val="4F81BD"/>
-      <w:sz w:val="28"/>
+      <w:color w:val="000000"/>
+      <w:sz w:val="24"/>
       <w:szCs w:val="28"/>
     </w:rPr>
   </w:style>
@@ -9438,14 +9449,15 @@
     <w:pPr>
       <w:keepNext/>
       <w:keepLines/>
-      <w:spacing w:after="0" w:before="200"/>
+      <w:spacing w:after="0" w:before="200" w:line="276" w:lineRule="auto"/>
+      <w:jc w:val="both"/>
       <w:outlineLvl w:val="2"/>
     </w:pPr>
     <w:rPr>
-      <w:rFonts w:asciiTheme="majorHAnsi" w:cstheme="majorBidi" w:eastAsiaTheme="majorEastAsia" w:hAnsiTheme="majorHAnsi"/>
+      <w:rFonts w:ascii="Times New Roman" w:asciiTheme="majorHAnsi" w:cstheme="majorBidi" w:eastAsia="Times New Roman" w:eastAsiaTheme="majorEastAsia" w:hAnsi="Times New Roman" w:hAnsiTheme="majorHAnsi"/>
       <w:b/>
       <w:bCs/>
-      <w:color w:themeColor="accent1" w:val="4F81BD"/>
+      <w:color w:val="000000"/>
       <w:sz w:val="24"/>
       <w:szCs w:val="24"/>
     </w:rPr>
@@ -9460,14 +9472,15 @@
     <w:pPr>
       <w:keepNext/>
       <w:keepLines/>
-      <w:spacing w:after="0" w:before="200"/>
+      <w:spacing w:after="0" w:before="200" w:line="276" w:lineRule="auto"/>
+      <w:jc w:val="both"/>
       <w:outlineLvl w:val="3"/>
     </w:pPr>
     <w:rPr>
-      <w:rFonts w:asciiTheme="majorHAnsi" w:cstheme="majorBidi" w:eastAsiaTheme="majorEastAsia" w:hAnsiTheme="majorHAnsi"/>
+      <w:rFonts w:ascii="Times New Roman" w:asciiTheme="majorHAnsi" w:cstheme="majorBidi" w:eastAsia="Times New Roman" w:eastAsiaTheme="majorEastAsia" w:hAnsi="Times New Roman" w:hAnsiTheme="majorHAnsi"/>
       <w:i/>
       <w:bCs/>
-      <w:color w:themeColor="accent1" w:val="4F81BD"/>
+      <w:color w:val="000000"/>
       <w:sz w:val="24"/>
       <w:szCs w:val="24"/>
     </w:rPr>
@@ -9482,13 +9495,14 @@
     <w:pPr>
       <w:keepNext/>
       <w:keepLines/>
-      <w:spacing w:after="0" w:before="200"/>
+      <w:spacing w:after="0" w:before="200" w:line="276" w:lineRule="auto"/>
+      <w:jc w:val="both"/>
       <w:outlineLvl w:val="4"/>
     </w:pPr>
     <w:rPr>
-      <w:rFonts w:asciiTheme="majorHAnsi" w:cstheme="majorBidi" w:eastAsiaTheme="majorEastAsia" w:hAnsiTheme="majorHAnsi"/>
+      <w:rFonts w:ascii="Times New Roman" w:asciiTheme="majorHAnsi" w:cstheme="majorBidi" w:eastAsia="Times New Roman" w:eastAsiaTheme="majorEastAsia" w:hAnsi="Times New Roman" w:hAnsiTheme="majorHAnsi"/>
       <w:iCs/>
-      <w:color w:themeColor="accent1" w:val="4F81BD"/>
+      <w:color w:val="000000"/>
       <w:sz w:val="24"/>
       <w:szCs w:val="24"/>
     </w:rPr>
@@ -9503,12 +9517,13 @@
     <w:pPr>
       <w:keepNext/>
       <w:keepLines/>
-      <w:spacing w:after="0" w:before="200"/>
+      <w:spacing w:after="0" w:before="200" w:line="276" w:lineRule="auto"/>
+      <w:jc w:val="both"/>
       <w:outlineLvl w:val="5"/>
     </w:pPr>
     <w:rPr>
-      <w:rFonts w:asciiTheme="majorHAnsi" w:cstheme="majorBidi" w:eastAsiaTheme="majorEastAsia" w:hAnsiTheme="majorHAnsi"/>
-      <w:color w:themeColor="accent1" w:val="4F81BD"/>
+      <w:rFonts w:ascii="Times New Roman" w:asciiTheme="majorHAnsi" w:cstheme="majorBidi" w:eastAsia="Times New Roman" w:eastAsiaTheme="majorEastAsia" w:hAnsi="Times New Roman" w:hAnsiTheme="majorHAnsi"/>
+      <w:color w:val="000000"/>
       <w:sz w:val="24"/>
       <w:szCs w:val="24"/>
     </w:rPr>
@@ -9523,12 +9538,13 @@
     <w:pPr>
       <w:keepNext/>
       <w:keepLines/>
-      <w:spacing w:after="0" w:before="200"/>
+      <w:spacing w:after="0" w:before="200" w:line="276" w:lineRule="auto"/>
+      <w:jc w:val="both"/>
       <w:outlineLvl w:val="6"/>
     </w:pPr>
     <w:rPr>
-      <w:rFonts w:asciiTheme="majorHAnsi" w:cstheme="majorBidi" w:eastAsiaTheme="majorEastAsia" w:hAnsiTheme="majorHAnsi"/>
-      <w:color w:themeColor="accent1" w:val="4F81BD"/>
+      <w:rFonts w:ascii="Times New Roman" w:asciiTheme="majorHAnsi" w:cstheme="majorBidi" w:eastAsia="Times New Roman" w:eastAsiaTheme="majorEastAsia" w:hAnsi="Times New Roman" w:hAnsiTheme="majorHAnsi"/>
+      <w:color w:val="000000"/>
       <w:sz w:val="24"/>
       <w:szCs w:val="24"/>
     </w:rPr>
@@ -9543,12 +9559,13 @@
     <w:pPr>
       <w:keepNext/>
       <w:keepLines/>
-      <w:spacing w:after="0" w:before="200"/>
+      <w:spacing w:after="0" w:before="200" w:line="276" w:lineRule="auto"/>
+      <w:jc w:val="both"/>
       <w:outlineLvl w:val="7"/>
     </w:pPr>
     <w:rPr>
-      <w:rFonts w:asciiTheme="majorHAnsi" w:cstheme="majorBidi" w:eastAsiaTheme="majorEastAsia" w:hAnsiTheme="majorHAnsi"/>
-      <w:color w:themeColor="accent1" w:val="4F81BD"/>
+      <w:rFonts w:ascii="Times New Roman" w:asciiTheme="majorHAnsi" w:cstheme="majorBidi" w:eastAsia="Times New Roman" w:eastAsiaTheme="majorEastAsia" w:hAnsi="Times New Roman" w:hAnsiTheme="majorHAnsi"/>
+      <w:color w:val="000000"/>
       <w:sz w:val="24"/>
       <w:szCs w:val="24"/>
     </w:rPr>
@@ -9563,12 +9580,13 @@
     <w:pPr>
       <w:keepNext/>
       <w:keepLines/>
-      <w:spacing w:after="0" w:before="200"/>
+      <w:spacing w:after="0" w:before="200" w:line="276" w:lineRule="auto"/>
+      <w:jc w:val="both"/>
       <w:outlineLvl w:val="8"/>
     </w:pPr>
     <w:rPr>
-      <w:rFonts w:asciiTheme="majorHAnsi" w:cstheme="majorBidi" w:eastAsiaTheme="majorEastAsia" w:hAnsiTheme="majorHAnsi"/>
-      <w:color w:themeColor="accent1" w:val="4F81BD"/>
+      <w:rFonts w:ascii="Times New Roman" w:asciiTheme="majorHAnsi" w:cstheme="majorBidi" w:eastAsia="Times New Roman" w:eastAsiaTheme="majorEastAsia" w:hAnsi="Times New Roman" w:hAnsiTheme="majorHAnsi"/>
+      <w:color w:val="000000"/>
       <w:sz w:val="24"/>
       <w:szCs w:val="24"/>
     </w:rPr>
@@ -9581,9 +9599,15 @@
     <w:unhideWhenUsed/>
     <w:qFormat/>
     <w:pPr>
-      <w:spacing w:after="100" w:before="100"/>
+      <w:spacing w:after="100" w:before="100" w:line="276" w:lineRule="auto"/>
       <w:ind w:firstLine="0" w:left="480" w:right="480"/>
+      <w:jc w:val="both"/>
     </w:pPr>
+    <w:rPr>
+      <w:rFonts w:ascii="Times New Roman" w:eastAsia="Times New Roman" w:hAnsi="Times New Roman"/>
+      <w:color w:val="000000"/>
+      <w:sz w:val="24"/>
+    </w:rPr>
   </w:style>
   <w:style w:styleId="FootnoteText" w:type="paragraph">
     <w:name w:val="Footnote Text"/>
@@ -9592,11 +9616,25 @@
     <w:uiPriority w:val="9"/>
     <w:unhideWhenUsed/>
     <w:qFormat/>
+    <w:pPr>
+      <w:spacing w:line="276" w:lineRule="auto"/>
+      <w:jc w:val="both"/>
+    </w:pPr>
+    <w:rPr>
+      <w:rFonts w:ascii="Times New Roman" w:eastAsia="Times New Roman" w:hAnsi="Times New Roman"/>
+      <w:color w:val="000000"/>
+      <w:sz w:val="24"/>
+    </w:rPr>
   </w:style>
   <w:style w:default="1" w:styleId="DefaultParagraphFont" w:type="character">
     <w:name w:val="Default Paragraph Font"/>
     <w:semiHidden/>
     <w:unhideWhenUsed/>
+    <w:rPr>
+      <w:rFonts w:ascii="Times New Roman" w:eastAsia="Times New Roman" w:hAnsi="Times New Roman"/>
+      <w:color w:val="000000"/>
+      <w:sz w:val="24"/>
+    </w:rPr>
   </w:style>
   <w:style w:default="1" w:styleId="Table" w:type="table">
     <w:name w:val="Table"/>
@@ -9604,6 +9642,15 @@
     <w:semiHidden/>
     <w:unhideWhenUsed/>
     <w:qFormat/>
+    <w:pPr>
+      <w:spacing w:line="276" w:lineRule="auto"/>
+      <w:jc w:val="both"/>
+    </w:pPr>
+    <w:rPr>
+      <w:rFonts w:ascii="Times New Roman" w:eastAsia="Times New Roman" w:hAnsi="Times New Roman"/>
+      <w:color w:val="000000"/>
+      <w:sz w:val="24"/>
+    </w:rPr>
     <w:tblPr>
       <w:tblInd w:type="dxa" w:w="0"/>
       <w:tblCellMar>
@@ -9636,25 +9683,42 @@
     <w:pPr>
       <w:keepNext/>
       <w:keepLines/>
-      <w:spacing w:after="0"/>
+      <w:spacing w:after="0" w:line="276" w:lineRule="auto"/>
+      <w:jc w:val="both"/>
     </w:pPr>
     <w:rPr>
+      <w:rFonts w:ascii="Times New Roman" w:eastAsia="Times New Roman" w:hAnsi="Times New Roman"/>
       <w:b/>
+      <w:color w:val="000000"/>
+      <w:sz w:val="24"/>
     </w:rPr>
   </w:style>
   <w:style w:customStyle="1" w:styleId="Definition" w:type="paragraph">
     <w:name w:val="Definition"/>
     <w:basedOn w:val="Normal"/>
+    <w:pPr>
+      <w:spacing w:line="276" w:lineRule="auto"/>
+      <w:jc w:val="both"/>
+    </w:pPr>
+    <w:rPr>
+      <w:rFonts w:ascii="Times New Roman" w:eastAsia="Times New Roman" w:hAnsi="Times New Roman"/>
+      <w:color w:val="000000"/>
+      <w:sz w:val="24"/>
+    </w:rPr>
   </w:style>
   <w:style w:styleId="Caption" w:type="paragraph">
     <w:name w:val="Caption"/>
     <w:basedOn w:val="Normal"/>
     <w:link w:val="BodyTextChar"/>
     <w:pPr>
-      <w:spacing w:after="120" w:before="0"/>
+      <w:spacing w:after="120" w:before="0" w:line="276" w:lineRule="auto"/>
+      <w:jc w:val="both"/>
     </w:pPr>
     <w:rPr>
+      <w:rFonts w:ascii="Times New Roman" w:eastAsia="Times New Roman" w:hAnsi="Times New Roman"/>
       <w:i/>
+      <w:color w:val="000000"/>
+      <w:sz w:val="24"/>
     </w:rPr>
   </w:style>
   <w:style w:customStyle="1" w:styleId="TableCaption" w:type="paragraph">
@@ -9662,44 +9726,90 @@
     <w:basedOn w:val="Caption"/>
     <w:pPr>
       <w:keepNext/>
+      <w:spacing w:line="276" w:lineRule="auto"/>
+      <w:jc w:val="both"/>
     </w:pPr>
+    <w:rPr>
+      <w:rFonts w:ascii="Times New Roman" w:eastAsia="Times New Roman" w:hAnsi="Times New Roman"/>
+      <w:color w:val="000000"/>
+      <w:sz w:val="24"/>
+    </w:rPr>
   </w:style>
   <w:style w:customStyle="1" w:styleId="ImageCaption" w:type="paragraph">
     <w:name w:val="Image Caption"/>
     <w:basedOn w:val="Caption"/>
+    <w:pPr>
+      <w:spacing w:line="276" w:lineRule="auto"/>
+      <w:jc w:val="both"/>
+    </w:pPr>
+    <w:rPr>
+      <w:rFonts w:ascii="Times New Roman" w:eastAsia="Times New Roman" w:hAnsi="Times New Roman"/>
+      <w:color w:val="000000"/>
+      <w:sz w:val="24"/>
+    </w:rPr>
   </w:style>
   <w:style w:customStyle="1" w:styleId="Figure" w:type="paragraph">
     <w:name w:val="Figure"/>
     <w:basedOn w:val="Normal"/>
+    <w:pPr>
+      <w:spacing w:line="276" w:lineRule="auto"/>
+      <w:jc w:val="both"/>
+    </w:pPr>
+    <w:rPr>
+      <w:rFonts w:ascii="Times New Roman" w:eastAsia="Times New Roman" w:hAnsi="Times New Roman"/>
+      <w:color w:val="000000"/>
+      <w:sz w:val="24"/>
+    </w:rPr>
   </w:style>
   <w:style w:customStyle="1" w:styleId="CaptionedFigure" w:type="paragraph">
     <w:name w:val="Captioned Figure"/>
     <w:basedOn w:val="Figure"/>
     <w:pPr>
       <w:keepNext/>
+      <w:spacing w:line="276" w:lineRule="auto"/>
+      <w:jc w:val="both"/>
     </w:pPr>
+    <w:rPr>
+      <w:rFonts w:ascii="Times New Roman" w:eastAsia="Times New Roman" w:hAnsi="Times New Roman"/>
+      <w:color w:val="000000"/>
+      <w:sz w:val="24"/>
+    </w:rPr>
   </w:style>
   <w:style w:customStyle="1" w:styleId="BodyTextChar" w:type="character">
     <w:name w:val="Body Text Char"/>
     <w:basedOn w:val="DefaultParagraphFont"/>
     <w:link w:val="BodyText"/>
+    <w:rPr>
+      <w:rFonts w:ascii="Times New Roman" w:eastAsia="Times New Roman" w:hAnsi="Times New Roman"/>
+      <w:color w:val="000000"/>
+      <w:sz w:val="24"/>
+    </w:rPr>
   </w:style>
   <w:style w:customStyle="1" w:styleId="VerbatimChar" w:type="character">
     <w:name w:val="Verbatim Char"/>
     <w:basedOn w:val="BodyTextChar"/>
     <w:rPr>
-      <w:rFonts w:ascii="Consolas" w:hAnsi="Consolas"/>
-      <w:sz w:val="22"/>
+      <w:rFonts w:ascii="Times New Roman" w:eastAsia="Times New Roman" w:hAnsi="Times New Roman"/>
+      <w:color w:val="000000"/>
+      <w:sz w:val="24"/>
     </w:rPr>
   </w:style>
   <w:style w:customStyle="1" w:styleId="SectionNumber" w:type="character">
     <w:name w:val="Section Number"/>
     <w:basedOn w:val="BodyTextChar"/>
+    <w:rPr>
+      <w:rFonts w:ascii="Times New Roman" w:eastAsia="Times New Roman" w:hAnsi="Times New Roman"/>
+      <w:color w:val="000000"/>
+      <w:sz w:val="24"/>
+    </w:rPr>
   </w:style>
   <w:style w:styleId="FootnoteReference" w:type="character">
     <w:name w:val="Footnote Reference"/>
     <w:basedOn w:val="BodyTextChar"/>
     <w:rPr>
+      <w:rFonts w:ascii="Times New Roman" w:eastAsia="Times New Roman" w:hAnsi="Times New Roman"/>
+      <w:color w:val="000000"/>
+      <w:sz w:val="24"/>
       <w:vertAlign w:val="superscript"/>
     </w:rPr>
   </w:style>
@@ -9707,7 +9817,9 @@
     <w:name w:val="Hyperlink"/>
     <w:basedOn w:val="BodyTextChar"/>
     <w:rPr>
-      <w:color w:themeColor="accent1" w:val="4F81BD"/>
+      <w:rFonts w:ascii="Times New Roman" w:eastAsia="Times New Roman" w:hAnsi="Times New Roman"/>
+      <w:color w:val="000000"/>
+      <w:sz w:val="24"/>
     </w:rPr>
   </w:style>
   <w:style w:styleId="TOCHeading" w:type="paragraph">
@@ -9718,14 +9830,16 @@
     <w:unhideWhenUsed/>
     <w:qFormat/>
     <w:pPr>
-      <w:spacing w:before="240" w:line="259" w:lineRule="auto"/>
+      <w:spacing w:before="240" w:line="276" w:lineRule="auto"/>
+      <w:jc w:val="both"/>
       <w:outlineLvl w:val="9"/>
     </w:pPr>
     <w:rPr>
-      <w:rFonts w:asciiTheme="majorHAnsi" w:cstheme="majorBidi" w:eastAsiaTheme="majorEastAsia" w:hAnsiTheme="majorHAnsi"/>
+      <w:rFonts w:ascii="Times New Roman" w:asciiTheme="majorHAnsi" w:cstheme="majorBidi" w:eastAsia="Times New Roman" w:eastAsiaTheme="majorEastAsia" w:hAnsi="Times New Roman" w:hAnsiTheme="majorHAnsi"/>
       <w:b w:val="0"/>
       <w:bCs w:val="0"/>
-      <w:color w:themeColor="accent1" w:themeShade="BF" w:val="365F91"/>
+      <w:color w:val="000000"/>
+      <w:sz w:val="24"/>
     </w:rPr>
   </w:style>
   <w:style w:type="paragraph" w:customStyle="1" w:styleId="SourceCode">
